--- a/content/W01/SAT/paper/C2_W01_SAT_recap_paper_STUDENT.docx
+++ b/content/W01/SAT/paper/C2_W01_SAT_recap_paper_STUDENT.docx
@@ -26,7 +26,7 @@
           <w:sz w:val="21"/>
           <w:szCs w:val="21"/>
         </w:rPr>
-        <w:t xml:space="preserve">Cohort 2  ·  Saturday 10 October 2026  ·  120 minutes  ·  52 items  ·  pen and paper  ·  ungraded</w:t>
+        <w:t xml:space="preserve">Cohort 2  ·  Saturday 10 October 2026  ·  120 minutes  ·  57 items  ·  pen and paper  ·  ungraded</w:t>
       </w:r>
     </w:p>
     <w:p>
@@ -1206,7 +1206,7 @@
                 <w:sz w:val="18"/>
                 <w:szCs w:val="18"/>
               </w:rPr>
-              <w:t xml:space="preserve">Q36 to Q45</w:t>
+              <w:t xml:space="preserve">Q36 to Q50</w:t>
             </w:r>
           </w:p>
         </w:tc>
@@ -1238,7 +1238,7 @@
                 <w:sz w:val="18"/>
                 <w:szCs w:val="18"/>
               </w:rPr>
-              <w:t xml:space="preserve">25</w:t>
+              <w:t xml:space="preserve">37.5</w:t>
             </w:r>
           </w:p>
         </w:tc>
@@ -1337,7 +1337,7 @@
                 <w:sz w:val="18"/>
                 <w:szCs w:val="18"/>
               </w:rPr>
-              <w:t xml:space="preserve">Q46 to Q50</w:t>
+              <w:t xml:space="preserve">Q51 to Q55</w:t>
             </w:r>
           </w:p>
         </w:tc>
@@ -1466,7 +1466,7 @@
                 <w:sz w:val="18"/>
                 <w:szCs w:val="18"/>
               </w:rPr>
-              <w:t xml:space="preserve">Q51 to Q52</w:t>
+              <w:t xml:space="preserve">Q56 to Q57</w:t>
             </w:r>
           </w:p>
         </w:tc>
@@ -6458,7 +6458,7 @@
           <w:sz w:val="21"/>
           <w:szCs w:val="21"/>
         </w:rPr>
-        <w:t xml:space="preserve">10 items, Q36 to Q45, about 25 minutes. Each set opens on one Kalpa situation. Answer each item the way it asks: circle a letter, write T or F, or write the number or the word.</w:t>
+        <w:t xml:space="preserve">15 items, Q36 to Q50, about 37.5 minutes. Each set opens on one Kalpa situation. Answer each item the way it asks: circle a letter, write T or F, or write the number or the word.</w:t>
       </w:r>
     </w:p>
     <w:tbl>
@@ -6523,6 +6523,438 @@
                 <w:szCs w:val="21"/>
               </w:rPr>
               <w:t xml:space="preserve">Kalpa Retail, two quarters. Q1: 1,000 customers, 2,400 orders, revenue Rs 48.0 lakh. Q2: 1,000 customers, 2,160 orders, revenue Rs 43.2 lakh.</w:t>
+            </w:r>
+          </w:p>
+          <w:tbl>
+            <w:tblPr>
+              <w:tblW w:type="dxa" w:w="9524"/>
+              <w:tblBorders>
+                <w:top w:val="single" w:color="auto" w:sz="4"/>
+                <w:left w:val="single" w:color="auto" w:sz="4"/>
+                <w:bottom w:val="single" w:color="auto" w:sz="4"/>
+                <w:right w:val="single" w:color="auto" w:sz="4"/>
+                <w:insideH w:val="single" w:color="auto" w:sz="4"/>
+                <w:insideV w:val="single" w:color="auto" w:sz="4"/>
+              </w:tblBorders>
+            </w:tblPr>
+            <w:tblGrid>
+              <w:gridCol w:w="2381"/>
+              <w:gridCol w:w="2381"/>
+              <w:gridCol w:w="2381"/>
+              <w:gridCol w:w="2381"/>
+            </w:tblGrid>
+            <w:tr>
+              <w:trPr>
+                <w:tblHeader/>
+              </w:trPr>
+              <w:tc>
+                <w:tcPr>
+                  <w:tcW w:type="dxa" w:w="2381"/>
+                  <w:tcBorders>
+                    <w:top w:val="single" w:color="1A0F5C" w:sz="6"/>
+                    <w:left w:val="single" w:color="1A0F5C" w:sz="6"/>
+                    <w:bottom w:val="single" w:color="1A0F5C" w:sz="6"/>
+                    <w:right w:val="single" w:color="1A0F5C" w:sz="6"/>
+                  </w:tcBorders>
+                  <w:shd w:fill="1A0F5C" w:color="auto" w:val="clear"/>
+                  <w:tcMar>
+                    <w:top w:type="dxa" w:w="90"/>
+                    <w:left w:type="dxa" w:w="140"/>
+                    <w:bottom w:type="dxa" w:w="90"/>
+                    <w:right w:type="dxa" w:w="140"/>
+                  </w:tcMar>
+                </w:tcPr>
+                <w:p>
+                  <w:pPr>
+                    <w:spacing w:after="80"/>
+                  </w:pPr>
+                  <w:r>
+                    <w:rPr>
+                      <w:b/>
+                      <w:bCs/>
+                      <w:color w:val="FFFFFF"/>
+                      <w:sz w:val="18"/>
+                      <w:szCs w:val="18"/>
+                    </w:rPr>
+                    <w:t xml:space="preserve">Quarter</w:t>
+                  </w:r>
+                </w:p>
+              </w:tc>
+              <w:tc>
+                <w:tcPr>
+                  <w:tcW w:type="dxa" w:w="2381"/>
+                  <w:tcBorders>
+                    <w:top w:val="single" w:color="1A0F5C" w:sz="6"/>
+                    <w:left w:val="single" w:color="1A0F5C" w:sz="6"/>
+                    <w:bottom w:val="single" w:color="1A0F5C" w:sz="6"/>
+                    <w:right w:val="single" w:color="1A0F5C" w:sz="6"/>
+                  </w:tcBorders>
+                  <w:shd w:fill="1A0F5C" w:color="auto" w:val="clear"/>
+                  <w:tcMar>
+                    <w:top w:type="dxa" w:w="90"/>
+                    <w:left w:type="dxa" w:w="140"/>
+                    <w:bottom w:type="dxa" w:w="90"/>
+                    <w:right w:type="dxa" w:w="140"/>
+                  </w:tcMar>
+                </w:tcPr>
+                <w:p>
+                  <w:pPr>
+                    <w:spacing w:after="80"/>
+                  </w:pPr>
+                  <w:r>
+                    <w:rPr>
+                      <w:b/>
+                      <w:bCs/>
+                      <w:color w:val="FFFFFF"/>
+                      <w:sz w:val="18"/>
+                      <w:szCs w:val="18"/>
+                    </w:rPr>
+                    <w:t xml:space="preserve">Customers</w:t>
+                  </w:r>
+                </w:p>
+              </w:tc>
+              <w:tc>
+                <w:tcPr>
+                  <w:tcW w:type="dxa" w:w="2381"/>
+                  <w:tcBorders>
+                    <w:top w:val="single" w:color="1A0F5C" w:sz="6"/>
+                    <w:left w:val="single" w:color="1A0F5C" w:sz="6"/>
+                    <w:bottom w:val="single" w:color="1A0F5C" w:sz="6"/>
+                    <w:right w:val="single" w:color="1A0F5C" w:sz="6"/>
+                  </w:tcBorders>
+                  <w:shd w:fill="1A0F5C" w:color="auto" w:val="clear"/>
+                  <w:tcMar>
+                    <w:top w:type="dxa" w:w="90"/>
+                    <w:left w:type="dxa" w:w="140"/>
+                    <w:bottom w:type="dxa" w:w="90"/>
+                    <w:right w:type="dxa" w:w="140"/>
+                  </w:tcMar>
+                </w:tcPr>
+                <w:p>
+                  <w:pPr>
+                    <w:spacing w:after="80"/>
+                  </w:pPr>
+                  <w:r>
+                    <w:rPr>
+                      <w:b/>
+                      <w:bCs/>
+                      <w:color w:val="FFFFFF"/>
+                      <w:sz w:val="18"/>
+                      <w:szCs w:val="18"/>
+                    </w:rPr>
+                    <w:t xml:space="preserve">Orders</w:t>
+                  </w:r>
+                </w:p>
+              </w:tc>
+              <w:tc>
+                <w:tcPr>
+                  <w:tcW w:type="dxa" w:w="2381"/>
+                  <w:tcBorders>
+                    <w:top w:val="single" w:color="1A0F5C" w:sz="6"/>
+                    <w:left w:val="single" w:color="1A0F5C" w:sz="6"/>
+                    <w:bottom w:val="single" w:color="1A0F5C" w:sz="6"/>
+                    <w:right w:val="single" w:color="1A0F5C" w:sz="6"/>
+                  </w:tcBorders>
+                  <w:shd w:fill="1A0F5C" w:color="auto" w:val="clear"/>
+                  <w:tcMar>
+                    <w:top w:type="dxa" w:w="90"/>
+                    <w:left w:type="dxa" w:w="140"/>
+                    <w:bottom w:type="dxa" w:w="90"/>
+                    <w:right w:type="dxa" w:w="140"/>
+                  </w:tcMar>
+                </w:tcPr>
+                <w:p>
+                  <w:pPr>
+                    <w:spacing w:after="80"/>
+                  </w:pPr>
+                  <w:r>
+                    <w:rPr>
+                      <w:b/>
+                      <w:bCs/>
+                      <w:color w:val="FFFFFF"/>
+                      <w:sz w:val="18"/>
+                      <w:szCs w:val="18"/>
+                    </w:rPr>
+                    <w:t xml:space="preserve">Revenue</w:t>
+                  </w:r>
+                </w:p>
+              </w:tc>
+            </w:tr>
+            <w:tr>
+              <w:tc>
+                <w:tcPr>
+                  <w:tcW w:type="dxa" w:w="2381"/>
+                  <w:tcBorders>
+                    <w:top w:val="single" w:color="CFC9EE" w:sz="6"/>
+                    <w:left w:val="single" w:color="CFC9EE" w:sz="6"/>
+                    <w:bottom w:val="single" w:color="CFC9EE" w:sz="6"/>
+                    <w:right w:val="single" w:color="CFC9EE" w:sz="6"/>
+                  </w:tcBorders>
+                  <w:tcMar>
+                    <w:top w:type="dxa" w:w="90"/>
+                    <w:left w:type="dxa" w:w="140"/>
+                    <w:bottom w:type="dxa" w:w="90"/>
+                    <w:right w:type="dxa" w:w="140"/>
+                  </w:tcMar>
+                </w:tcPr>
+                <w:p>
+                  <w:pPr>
+                    <w:spacing w:after="80"/>
+                  </w:pPr>
+                  <w:r>
+                    <w:rPr>
+                      <w:color w:val="1A0F5C"/>
+                      <w:sz w:val="18"/>
+                      <w:szCs w:val="18"/>
+                    </w:rPr>
+                    <w:t xml:space="preserve">Q1</w:t>
+                  </w:r>
+                </w:p>
+              </w:tc>
+              <w:tc>
+                <w:tcPr>
+                  <w:tcW w:type="dxa" w:w="2381"/>
+                  <w:tcBorders>
+                    <w:top w:val="single" w:color="CFC9EE" w:sz="6"/>
+                    <w:left w:val="single" w:color="CFC9EE" w:sz="6"/>
+                    <w:bottom w:val="single" w:color="CFC9EE" w:sz="6"/>
+                    <w:right w:val="single" w:color="CFC9EE" w:sz="6"/>
+                  </w:tcBorders>
+                  <w:tcMar>
+                    <w:top w:type="dxa" w:w="90"/>
+                    <w:left w:type="dxa" w:w="140"/>
+                    <w:bottom w:type="dxa" w:w="90"/>
+                    <w:right w:type="dxa" w:w="140"/>
+                  </w:tcMar>
+                </w:tcPr>
+                <w:p>
+                  <w:pPr>
+                    <w:spacing w:after="80"/>
+                  </w:pPr>
+                  <w:r>
+                    <w:rPr>
+                      <w:b w:val="false"/>
+                      <w:bCs w:val="false"/>
+                      <w:color w:val="1A0F5C"/>
+                      <w:sz w:val="18"/>
+                      <w:szCs w:val="18"/>
+                    </w:rPr>
+                    <w:t xml:space="preserve">1,000</w:t>
+                  </w:r>
+                </w:p>
+              </w:tc>
+              <w:tc>
+                <w:tcPr>
+                  <w:tcW w:type="dxa" w:w="2381"/>
+                  <w:tcBorders>
+                    <w:top w:val="single" w:color="CFC9EE" w:sz="6"/>
+                    <w:left w:val="single" w:color="CFC9EE" w:sz="6"/>
+                    <w:bottom w:val="single" w:color="CFC9EE" w:sz="6"/>
+                    <w:right w:val="single" w:color="CFC9EE" w:sz="6"/>
+                  </w:tcBorders>
+                  <w:tcMar>
+                    <w:top w:type="dxa" w:w="90"/>
+                    <w:left w:type="dxa" w:w="140"/>
+                    <w:bottom w:type="dxa" w:w="90"/>
+                    <w:right w:type="dxa" w:w="140"/>
+                  </w:tcMar>
+                </w:tcPr>
+                <w:p>
+                  <w:pPr>
+                    <w:spacing w:after="80"/>
+                  </w:pPr>
+                  <w:r>
+                    <w:rPr>
+                      <w:b w:val="false"/>
+                      <w:bCs w:val="false"/>
+                      <w:color w:val="1A0F5C"/>
+                      <w:sz w:val="18"/>
+                      <w:szCs w:val="18"/>
+                    </w:rPr>
+                    <w:t xml:space="preserve">2,400</w:t>
+                  </w:r>
+                </w:p>
+              </w:tc>
+              <w:tc>
+                <w:tcPr>
+                  <w:tcW w:type="dxa" w:w="2381"/>
+                  <w:tcBorders>
+                    <w:top w:val="single" w:color="CFC9EE" w:sz="6"/>
+                    <w:left w:val="single" w:color="CFC9EE" w:sz="6"/>
+                    <w:bottom w:val="single" w:color="CFC9EE" w:sz="6"/>
+                    <w:right w:val="single" w:color="CFC9EE" w:sz="6"/>
+                  </w:tcBorders>
+                  <w:tcMar>
+                    <w:top w:type="dxa" w:w="90"/>
+                    <w:left w:type="dxa" w:w="140"/>
+                    <w:bottom w:type="dxa" w:w="90"/>
+                    <w:right w:type="dxa" w:w="140"/>
+                  </w:tcMar>
+                </w:tcPr>
+                <w:p>
+                  <w:pPr>
+                    <w:spacing w:after="80"/>
+                  </w:pPr>
+                  <w:r>
+                    <w:rPr>
+                      <w:b w:val="false"/>
+                      <w:bCs w:val="false"/>
+                      <w:color w:val="1A0F5C"/>
+                      <w:sz w:val="18"/>
+                      <w:szCs w:val="18"/>
+                    </w:rPr>
+                    <w:t xml:space="preserve">Rs 48.0 lakh</w:t>
+                  </w:r>
+                </w:p>
+              </w:tc>
+            </w:tr>
+            <w:tr>
+              <w:tc>
+                <w:tcPr>
+                  <w:tcW w:type="dxa" w:w="2381"/>
+                  <w:tcBorders>
+                    <w:top w:val="single" w:color="CFC9EE" w:sz="6"/>
+                    <w:left w:val="single" w:color="CFC9EE" w:sz="6"/>
+                    <w:bottom w:val="single" w:color="CFC9EE" w:sz="6"/>
+                    <w:right w:val="single" w:color="CFC9EE" w:sz="6"/>
+                  </w:tcBorders>
+                  <w:shd w:fill="F4F2FA" w:color="auto" w:val="clear"/>
+                  <w:tcMar>
+                    <w:top w:type="dxa" w:w="90"/>
+                    <w:left w:type="dxa" w:w="140"/>
+                    <w:bottom w:type="dxa" w:w="90"/>
+                    <w:right w:type="dxa" w:w="140"/>
+                  </w:tcMar>
+                </w:tcPr>
+                <w:p>
+                  <w:pPr>
+                    <w:spacing w:after="80"/>
+                  </w:pPr>
+                  <w:r>
+                    <w:rPr>
+                      <w:color w:val="1A0F5C"/>
+                      <w:sz w:val="18"/>
+                      <w:szCs w:val="18"/>
+                    </w:rPr>
+                    <w:t xml:space="preserve">Q2</w:t>
+                  </w:r>
+                </w:p>
+              </w:tc>
+              <w:tc>
+                <w:tcPr>
+                  <w:tcW w:type="dxa" w:w="2381"/>
+                  <w:tcBorders>
+                    <w:top w:val="single" w:color="CFC9EE" w:sz="6"/>
+                    <w:left w:val="single" w:color="CFC9EE" w:sz="6"/>
+                    <w:bottom w:val="single" w:color="CFC9EE" w:sz="6"/>
+                    <w:right w:val="single" w:color="CFC9EE" w:sz="6"/>
+                  </w:tcBorders>
+                  <w:shd w:fill="F4F2FA" w:color="auto" w:val="clear"/>
+                  <w:tcMar>
+                    <w:top w:type="dxa" w:w="90"/>
+                    <w:left w:type="dxa" w:w="140"/>
+                    <w:bottom w:type="dxa" w:w="90"/>
+                    <w:right w:type="dxa" w:w="140"/>
+                  </w:tcMar>
+                </w:tcPr>
+                <w:p>
+                  <w:pPr>
+                    <w:spacing w:after="80"/>
+                  </w:pPr>
+                  <w:r>
+                    <w:rPr>
+                      <w:b w:val="false"/>
+                      <w:bCs w:val="false"/>
+                      <w:color w:val="1A0F5C"/>
+                      <w:sz w:val="18"/>
+                      <w:szCs w:val="18"/>
+                    </w:rPr>
+                    <w:t xml:space="preserve">1,000</w:t>
+                  </w:r>
+                </w:p>
+              </w:tc>
+              <w:tc>
+                <w:tcPr>
+                  <w:tcW w:type="dxa" w:w="2381"/>
+                  <w:tcBorders>
+                    <w:top w:val="single" w:color="CFC9EE" w:sz="6"/>
+                    <w:left w:val="single" w:color="CFC9EE" w:sz="6"/>
+                    <w:bottom w:val="single" w:color="CFC9EE" w:sz="6"/>
+                    <w:right w:val="single" w:color="CFC9EE" w:sz="6"/>
+                  </w:tcBorders>
+                  <w:shd w:fill="F4F2FA" w:color="auto" w:val="clear"/>
+                  <w:tcMar>
+                    <w:top w:type="dxa" w:w="90"/>
+                    <w:left w:type="dxa" w:w="140"/>
+                    <w:bottom w:type="dxa" w:w="90"/>
+                    <w:right w:type="dxa" w:w="140"/>
+                  </w:tcMar>
+                </w:tcPr>
+                <w:p>
+                  <w:pPr>
+                    <w:spacing w:after="80"/>
+                  </w:pPr>
+                  <w:r>
+                    <w:rPr>
+                      <w:b w:val="false"/>
+                      <w:bCs w:val="false"/>
+                      <w:color w:val="1A0F5C"/>
+                      <w:sz w:val="18"/>
+                      <w:szCs w:val="18"/>
+                    </w:rPr>
+                    <w:t xml:space="preserve">2,160</w:t>
+                  </w:r>
+                </w:p>
+              </w:tc>
+              <w:tc>
+                <w:tcPr>
+                  <w:tcW w:type="dxa" w:w="2381"/>
+                  <w:tcBorders>
+                    <w:top w:val="single" w:color="CFC9EE" w:sz="6"/>
+                    <w:left w:val="single" w:color="CFC9EE" w:sz="6"/>
+                    <w:bottom w:val="single" w:color="CFC9EE" w:sz="6"/>
+                    <w:right w:val="single" w:color="CFC9EE" w:sz="6"/>
+                  </w:tcBorders>
+                  <w:shd w:fill="F4F2FA" w:color="auto" w:val="clear"/>
+                  <w:tcMar>
+                    <w:top w:type="dxa" w:w="90"/>
+                    <w:left w:type="dxa" w:w="140"/>
+                    <w:bottom w:type="dxa" w:w="90"/>
+                    <w:right w:type="dxa" w:w="140"/>
+                  </w:tcMar>
+                </w:tcPr>
+                <w:p>
+                  <w:pPr>
+                    <w:spacing w:after="80"/>
+                  </w:pPr>
+                  <w:r>
+                    <w:rPr>
+                      <w:b w:val="false"/>
+                      <w:bCs w:val="false"/>
+                      <w:color w:val="1A0F5C"/>
+                      <w:sz w:val="18"/>
+                      <w:szCs w:val="18"/>
+                    </w:rPr>
+                    <w:t xml:space="preserve">Rs 43.2 lakh</w:t>
+                  </w:r>
+                </w:p>
+              </w:tc>
+            </w:tr>
+          </w:tbl>
+          <w:p>
+            <w:pPr>
+              <w:spacing w:after="80"/>
+              <w:jc w:val="center"/>
+            </w:pPr>
+            <w:r>
+              <w:rPr>
+                <w:i/>
+                <w:iCs/>
+                <w:color w:val="6B6690"/>
+                <w:sz w:val="18"/>
+                <w:szCs w:val="18"/>
+              </w:rPr>
+              <w:t xml:space="preserve">Kalpa Retail, the two quarters as the situation gives them.</w:t>
             </w:r>
           </w:p>
         </w:tc>
@@ -7214,6 +7646,370 @@
               <w:t xml:space="preserve">The ERP export holds 214 rows. Your cleaning run removes 14 exact duplicates and rejects 3 more rows: one amount spelt as a word, one row missing a required field and one truncated line. Every removed row goes to the rejects log with its reason.</w:t>
             </w:r>
           </w:p>
+          <w:tbl>
+            <w:tblPr>
+              <w:tblW w:type="dxa" w:w="9526"/>
+              <w:tblBorders>
+                <w:top w:val="single" w:color="auto" w:sz="4"/>
+                <w:left w:val="single" w:color="auto" w:sz="4"/>
+                <w:bottom w:val="single" w:color="auto" w:sz="4"/>
+                <w:right w:val="single" w:color="auto" w:sz="4"/>
+                <w:insideH w:val="single" w:color="auto" w:sz="4"/>
+                <w:insideV w:val="single" w:color="auto" w:sz="4"/>
+              </w:tblBorders>
+            </w:tblPr>
+            <w:tblGrid>
+              <w:gridCol w:w="4763"/>
+              <w:gridCol w:w="4763"/>
+            </w:tblGrid>
+            <w:tr>
+              <w:trPr>
+                <w:tblHeader/>
+              </w:trPr>
+              <w:tc>
+                <w:tcPr>
+                  <w:tcW w:type="dxa" w:w="4763"/>
+                  <w:tcBorders>
+                    <w:top w:val="single" w:color="1A0F5C" w:sz="6"/>
+                    <w:left w:val="single" w:color="1A0F5C" w:sz="6"/>
+                    <w:bottom w:val="single" w:color="1A0F5C" w:sz="6"/>
+                    <w:right w:val="single" w:color="1A0F5C" w:sz="6"/>
+                  </w:tcBorders>
+                  <w:shd w:fill="1A0F5C" w:color="auto" w:val="clear"/>
+                  <w:tcMar>
+                    <w:top w:type="dxa" w:w="90"/>
+                    <w:left w:type="dxa" w:w="140"/>
+                    <w:bottom w:type="dxa" w:w="90"/>
+                    <w:right w:type="dxa" w:w="140"/>
+                  </w:tcMar>
+                </w:tcPr>
+                <w:p>
+                  <w:pPr>
+                    <w:spacing w:after="80"/>
+                  </w:pPr>
+                  <w:r>
+                    <w:rPr>
+                      <w:b/>
+                      <w:bCs/>
+                      <w:color w:val="FFFFFF"/>
+                      <w:sz w:val="18"/>
+                      <w:szCs w:val="18"/>
+                    </w:rPr>
+                    <w:t xml:space="preserve">What left the ERP export</w:t>
+                  </w:r>
+                </w:p>
+              </w:tc>
+              <w:tc>
+                <w:tcPr>
+                  <w:tcW w:type="dxa" w:w="4763"/>
+                  <w:tcBorders>
+                    <w:top w:val="single" w:color="1A0F5C" w:sz="6"/>
+                    <w:left w:val="single" w:color="1A0F5C" w:sz="6"/>
+                    <w:bottom w:val="single" w:color="1A0F5C" w:sz="6"/>
+                    <w:right w:val="single" w:color="1A0F5C" w:sz="6"/>
+                  </w:tcBorders>
+                  <w:shd w:fill="1A0F5C" w:color="auto" w:val="clear"/>
+                  <w:tcMar>
+                    <w:top w:type="dxa" w:w="90"/>
+                    <w:left w:type="dxa" w:w="140"/>
+                    <w:bottom w:type="dxa" w:w="90"/>
+                    <w:right w:type="dxa" w:w="140"/>
+                  </w:tcMar>
+                </w:tcPr>
+                <w:p>
+                  <w:pPr>
+                    <w:spacing w:after="80"/>
+                  </w:pPr>
+                  <w:r>
+                    <w:rPr>
+                      <w:b/>
+                      <w:bCs/>
+                      <w:color w:val="FFFFFF"/>
+                      <w:sz w:val="18"/>
+                      <w:szCs w:val="18"/>
+                    </w:rPr>
+                    <w:t xml:space="preserve">Rows</w:t>
+                  </w:r>
+                </w:p>
+              </w:tc>
+            </w:tr>
+            <w:tr>
+              <w:tc>
+                <w:tcPr>
+                  <w:tcW w:type="dxa" w:w="4763"/>
+                  <w:tcBorders>
+                    <w:top w:val="single" w:color="CFC9EE" w:sz="6"/>
+                    <w:left w:val="single" w:color="CFC9EE" w:sz="6"/>
+                    <w:bottom w:val="single" w:color="CFC9EE" w:sz="6"/>
+                    <w:right w:val="single" w:color="CFC9EE" w:sz="6"/>
+                  </w:tcBorders>
+                  <w:tcMar>
+                    <w:top w:type="dxa" w:w="90"/>
+                    <w:left w:type="dxa" w:w="140"/>
+                    <w:bottom w:type="dxa" w:w="90"/>
+                    <w:right w:type="dxa" w:w="140"/>
+                  </w:tcMar>
+                </w:tcPr>
+                <w:p>
+                  <w:pPr>
+                    <w:spacing w:after="80"/>
+                  </w:pPr>
+                  <w:r>
+                    <w:rPr>
+                      <w:color w:val="1A0F5C"/>
+                      <w:sz w:val="18"/>
+                      <w:szCs w:val="18"/>
+                    </w:rPr>
+                    <w:t xml:space="preserve">Exact duplicates</w:t>
+                  </w:r>
+                </w:p>
+              </w:tc>
+              <w:tc>
+                <w:tcPr>
+                  <w:tcW w:type="dxa" w:w="4763"/>
+                  <w:tcBorders>
+                    <w:top w:val="single" w:color="CFC9EE" w:sz="6"/>
+                    <w:left w:val="single" w:color="CFC9EE" w:sz="6"/>
+                    <w:bottom w:val="single" w:color="CFC9EE" w:sz="6"/>
+                    <w:right w:val="single" w:color="CFC9EE" w:sz="6"/>
+                  </w:tcBorders>
+                  <w:tcMar>
+                    <w:top w:type="dxa" w:w="90"/>
+                    <w:left w:type="dxa" w:w="140"/>
+                    <w:bottom w:type="dxa" w:w="90"/>
+                    <w:right w:type="dxa" w:w="140"/>
+                  </w:tcMar>
+                </w:tcPr>
+                <w:p>
+                  <w:pPr>
+                    <w:spacing w:after="80"/>
+                  </w:pPr>
+                  <w:r>
+                    <w:rPr>
+                      <w:b w:val="false"/>
+                      <w:bCs w:val="false"/>
+                      <w:color w:val="1A0F5C"/>
+                      <w:sz w:val="18"/>
+                      <w:szCs w:val="18"/>
+                    </w:rPr>
+                    <w:t xml:space="preserve">14</w:t>
+                  </w:r>
+                </w:p>
+              </w:tc>
+            </w:tr>
+            <w:tr>
+              <w:tc>
+                <w:tcPr>
+                  <w:tcW w:type="dxa" w:w="4763"/>
+                  <w:tcBorders>
+                    <w:top w:val="single" w:color="CFC9EE" w:sz="6"/>
+                    <w:left w:val="single" w:color="CFC9EE" w:sz="6"/>
+                    <w:bottom w:val="single" w:color="CFC9EE" w:sz="6"/>
+                    <w:right w:val="single" w:color="CFC9EE" w:sz="6"/>
+                  </w:tcBorders>
+                  <w:shd w:fill="F4F2FA" w:color="auto" w:val="clear"/>
+                  <w:tcMar>
+                    <w:top w:type="dxa" w:w="90"/>
+                    <w:left w:type="dxa" w:w="140"/>
+                    <w:bottom w:type="dxa" w:w="90"/>
+                    <w:right w:type="dxa" w:w="140"/>
+                  </w:tcMar>
+                </w:tcPr>
+                <w:p>
+                  <w:pPr>
+                    <w:spacing w:after="80"/>
+                  </w:pPr>
+                  <w:r>
+                    <w:rPr>
+                      <w:color w:val="1A0F5C"/>
+                      <w:sz w:val="18"/>
+                      <w:szCs w:val="18"/>
+                    </w:rPr>
+                    <w:t xml:space="preserve">Amount spelt as a word</w:t>
+                  </w:r>
+                </w:p>
+              </w:tc>
+              <w:tc>
+                <w:tcPr>
+                  <w:tcW w:type="dxa" w:w="4763"/>
+                  <w:tcBorders>
+                    <w:top w:val="single" w:color="CFC9EE" w:sz="6"/>
+                    <w:left w:val="single" w:color="CFC9EE" w:sz="6"/>
+                    <w:bottom w:val="single" w:color="CFC9EE" w:sz="6"/>
+                    <w:right w:val="single" w:color="CFC9EE" w:sz="6"/>
+                  </w:tcBorders>
+                  <w:shd w:fill="F4F2FA" w:color="auto" w:val="clear"/>
+                  <w:tcMar>
+                    <w:top w:type="dxa" w:w="90"/>
+                    <w:left w:type="dxa" w:w="140"/>
+                    <w:bottom w:type="dxa" w:w="90"/>
+                    <w:right w:type="dxa" w:w="140"/>
+                  </w:tcMar>
+                </w:tcPr>
+                <w:p>
+                  <w:pPr>
+                    <w:spacing w:after="80"/>
+                  </w:pPr>
+                  <w:r>
+                    <w:rPr>
+                      <w:b w:val="false"/>
+                      <w:bCs w:val="false"/>
+                      <w:color w:val="1A0F5C"/>
+                      <w:sz w:val="18"/>
+                      <w:szCs w:val="18"/>
+                    </w:rPr>
+                    <w:t xml:space="preserve">1</w:t>
+                  </w:r>
+                </w:p>
+              </w:tc>
+            </w:tr>
+            <w:tr>
+              <w:tc>
+                <w:tcPr>
+                  <w:tcW w:type="dxa" w:w="4763"/>
+                  <w:tcBorders>
+                    <w:top w:val="single" w:color="CFC9EE" w:sz="6"/>
+                    <w:left w:val="single" w:color="CFC9EE" w:sz="6"/>
+                    <w:bottom w:val="single" w:color="CFC9EE" w:sz="6"/>
+                    <w:right w:val="single" w:color="CFC9EE" w:sz="6"/>
+                  </w:tcBorders>
+                  <w:tcMar>
+                    <w:top w:type="dxa" w:w="90"/>
+                    <w:left w:type="dxa" w:w="140"/>
+                    <w:bottom w:type="dxa" w:w="90"/>
+                    <w:right w:type="dxa" w:w="140"/>
+                  </w:tcMar>
+                </w:tcPr>
+                <w:p>
+                  <w:pPr>
+                    <w:spacing w:after="80"/>
+                  </w:pPr>
+                  <w:r>
+                    <w:rPr>
+                      <w:color w:val="1A0F5C"/>
+                      <w:sz w:val="18"/>
+                      <w:szCs w:val="18"/>
+                    </w:rPr>
+                    <w:t xml:space="preserve">Missing required field</w:t>
+                  </w:r>
+                </w:p>
+              </w:tc>
+              <w:tc>
+                <w:tcPr>
+                  <w:tcW w:type="dxa" w:w="4763"/>
+                  <w:tcBorders>
+                    <w:top w:val="single" w:color="CFC9EE" w:sz="6"/>
+                    <w:left w:val="single" w:color="CFC9EE" w:sz="6"/>
+                    <w:bottom w:val="single" w:color="CFC9EE" w:sz="6"/>
+                    <w:right w:val="single" w:color="CFC9EE" w:sz="6"/>
+                  </w:tcBorders>
+                  <w:tcMar>
+                    <w:top w:type="dxa" w:w="90"/>
+                    <w:left w:type="dxa" w:w="140"/>
+                    <w:bottom w:type="dxa" w:w="90"/>
+                    <w:right w:type="dxa" w:w="140"/>
+                  </w:tcMar>
+                </w:tcPr>
+                <w:p>
+                  <w:pPr>
+                    <w:spacing w:after="80"/>
+                  </w:pPr>
+                  <w:r>
+                    <w:rPr>
+                      <w:b w:val="false"/>
+                      <w:bCs w:val="false"/>
+                      <w:color w:val="1A0F5C"/>
+                      <w:sz w:val="18"/>
+                      <w:szCs w:val="18"/>
+                    </w:rPr>
+                    <w:t xml:space="preserve">1</w:t>
+                  </w:r>
+                </w:p>
+              </w:tc>
+            </w:tr>
+            <w:tr>
+              <w:tc>
+                <w:tcPr>
+                  <w:tcW w:type="dxa" w:w="4763"/>
+                  <w:tcBorders>
+                    <w:top w:val="single" w:color="CFC9EE" w:sz="6"/>
+                    <w:left w:val="single" w:color="CFC9EE" w:sz="6"/>
+                    <w:bottom w:val="single" w:color="CFC9EE" w:sz="6"/>
+                    <w:right w:val="single" w:color="CFC9EE" w:sz="6"/>
+                  </w:tcBorders>
+                  <w:shd w:fill="F4F2FA" w:color="auto" w:val="clear"/>
+                  <w:tcMar>
+                    <w:top w:type="dxa" w:w="90"/>
+                    <w:left w:type="dxa" w:w="140"/>
+                    <w:bottom w:type="dxa" w:w="90"/>
+                    <w:right w:type="dxa" w:w="140"/>
+                  </w:tcMar>
+                </w:tcPr>
+                <w:p>
+                  <w:pPr>
+                    <w:spacing w:after="80"/>
+                  </w:pPr>
+                  <w:r>
+                    <w:rPr>
+                      <w:color w:val="1A0F5C"/>
+                      <w:sz w:val="18"/>
+                      <w:szCs w:val="18"/>
+                    </w:rPr>
+                    <w:t xml:space="preserve">Truncated line</w:t>
+                  </w:r>
+                </w:p>
+              </w:tc>
+              <w:tc>
+                <w:tcPr>
+                  <w:tcW w:type="dxa" w:w="4763"/>
+                  <w:tcBorders>
+                    <w:top w:val="single" w:color="CFC9EE" w:sz="6"/>
+                    <w:left w:val="single" w:color="CFC9EE" w:sz="6"/>
+                    <w:bottom w:val="single" w:color="CFC9EE" w:sz="6"/>
+                    <w:right w:val="single" w:color="CFC9EE" w:sz="6"/>
+                  </w:tcBorders>
+                  <w:shd w:fill="F4F2FA" w:color="auto" w:val="clear"/>
+                  <w:tcMar>
+                    <w:top w:type="dxa" w:w="90"/>
+                    <w:left w:type="dxa" w:w="140"/>
+                    <w:bottom w:type="dxa" w:w="90"/>
+                    <w:right w:type="dxa" w:w="140"/>
+                  </w:tcMar>
+                </w:tcPr>
+                <w:p>
+                  <w:pPr>
+                    <w:spacing w:after="80"/>
+                  </w:pPr>
+                  <w:r>
+                    <w:rPr>
+                      <w:b w:val="false"/>
+                      <w:bCs w:val="false"/>
+                      <w:color w:val="1A0F5C"/>
+                      <w:sz w:val="18"/>
+                      <w:szCs w:val="18"/>
+                    </w:rPr>
+                    <w:t xml:space="preserve">1</w:t>
+                  </w:r>
+                </w:p>
+              </w:tc>
+            </w:tr>
+          </w:tbl>
+          <w:p>
+            <w:pPr>
+              <w:spacing w:after="80"/>
+              <w:jc w:val="center"/>
+            </w:pPr>
+            <w:r>
+              <w:rPr>
+                <w:i/>
+                <w:iCs/>
+                <w:color w:val="6B6690"/>
+                <w:sz w:val="18"/>
+                <w:szCs w:val="18"/>
+              </w:rPr>
+              <w:t xml:space="preserve">The 214 rows of the ERP export, and what the cleaning run took out of them.</w:t>
+            </w:r>
+          </w:p>
         </w:tc>
       </w:tr>
     </w:tbl>
@@ -7645,6 +8441,304 @@
               <w:t xml:space="preserve">After the monsoon discount, total revenue rose 6 percent. Split by segment, revenue per customer fell in every segment. The customers who received the discount were, on average, more frequent buyers than those who did not.</w:t>
             </w:r>
           </w:p>
+          <w:tbl>
+            <w:tblPr>
+              <w:tblW w:type="dxa" w:w="9526"/>
+              <w:tblBorders>
+                <w:top w:val="single" w:color="auto" w:sz="4"/>
+                <w:left w:val="single" w:color="auto" w:sz="4"/>
+                <w:bottom w:val="single" w:color="auto" w:sz="4"/>
+                <w:right w:val="single" w:color="auto" w:sz="4"/>
+                <w:insideH w:val="single" w:color="auto" w:sz="4"/>
+                <w:insideV w:val="single" w:color="auto" w:sz="4"/>
+              </w:tblBorders>
+            </w:tblPr>
+            <w:tblGrid>
+              <w:gridCol w:w="4763"/>
+              <w:gridCol w:w="4763"/>
+            </w:tblGrid>
+            <w:tr>
+              <w:trPr>
+                <w:tblHeader/>
+              </w:trPr>
+              <w:tc>
+                <w:tcPr>
+                  <w:tcW w:type="dxa" w:w="4763"/>
+                  <w:tcBorders>
+                    <w:top w:val="single" w:color="1A0F5C" w:sz="6"/>
+                    <w:left w:val="single" w:color="1A0F5C" w:sz="6"/>
+                    <w:bottom w:val="single" w:color="1A0F5C" w:sz="6"/>
+                    <w:right w:val="single" w:color="1A0F5C" w:sz="6"/>
+                  </w:tcBorders>
+                  <w:shd w:fill="1A0F5C" w:color="auto" w:val="clear"/>
+                  <w:tcMar>
+                    <w:top w:type="dxa" w:w="90"/>
+                    <w:left w:type="dxa" w:w="140"/>
+                    <w:bottom w:type="dxa" w:w="90"/>
+                    <w:right w:type="dxa" w:w="140"/>
+                  </w:tcMar>
+                </w:tcPr>
+                <w:p>
+                  <w:pPr>
+                    <w:spacing w:after="80"/>
+                  </w:pPr>
+                  <w:r>
+                    <w:rPr>
+                      <w:b/>
+                      <w:bCs/>
+                      <w:color w:val="FFFFFF"/>
+                      <w:sz w:val="18"/>
+                      <w:szCs w:val="18"/>
+                    </w:rPr>
+                    <w:t xml:space="preserve">What was measured</w:t>
+                  </w:r>
+                </w:p>
+              </w:tc>
+              <w:tc>
+                <w:tcPr>
+                  <w:tcW w:type="dxa" w:w="4763"/>
+                  <w:tcBorders>
+                    <w:top w:val="single" w:color="1A0F5C" w:sz="6"/>
+                    <w:left w:val="single" w:color="1A0F5C" w:sz="6"/>
+                    <w:bottom w:val="single" w:color="1A0F5C" w:sz="6"/>
+                    <w:right w:val="single" w:color="1A0F5C" w:sz="6"/>
+                  </w:tcBorders>
+                  <w:shd w:fill="1A0F5C" w:color="auto" w:val="clear"/>
+                  <w:tcMar>
+                    <w:top w:type="dxa" w:w="90"/>
+                    <w:left w:type="dxa" w:w="140"/>
+                    <w:bottom w:type="dxa" w:w="90"/>
+                    <w:right w:type="dxa" w:w="140"/>
+                  </w:tcMar>
+                </w:tcPr>
+                <w:p>
+                  <w:pPr>
+                    <w:spacing w:after="80"/>
+                  </w:pPr>
+                  <w:r>
+                    <w:rPr>
+                      <w:b/>
+                      <w:bCs/>
+                      <w:color w:val="FFFFFF"/>
+                      <w:sz w:val="18"/>
+                      <w:szCs w:val="18"/>
+                    </w:rPr>
+                    <w:t xml:space="preserve">What it showed</w:t>
+                  </w:r>
+                </w:p>
+              </w:tc>
+            </w:tr>
+            <w:tr>
+              <w:tc>
+                <w:tcPr>
+                  <w:tcW w:type="dxa" w:w="4763"/>
+                  <w:tcBorders>
+                    <w:top w:val="single" w:color="CFC9EE" w:sz="6"/>
+                    <w:left w:val="single" w:color="CFC9EE" w:sz="6"/>
+                    <w:bottom w:val="single" w:color="CFC9EE" w:sz="6"/>
+                    <w:right w:val="single" w:color="CFC9EE" w:sz="6"/>
+                  </w:tcBorders>
+                  <w:tcMar>
+                    <w:top w:type="dxa" w:w="90"/>
+                    <w:left w:type="dxa" w:w="140"/>
+                    <w:bottom w:type="dxa" w:w="90"/>
+                    <w:right w:type="dxa" w:w="140"/>
+                  </w:tcMar>
+                </w:tcPr>
+                <w:p>
+                  <w:pPr>
+                    <w:spacing w:after="80"/>
+                  </w:pPr>
+                  <w:r>
+                    <w:rPr>
+                      <w:color w:val="1A0F5C"/>
+                      <w:sz w:val="18"/>
+                      <w:szCs w:val="18"/>
+                    </w:rPr>
+                    <w:t xml:space="preserve">Total revenue after the monsoon discount</w:t>
+                  </w:r>
+                </w:p>
+              </w:tc>
+              <w:tc>
+                <w:tcPr>
+                  <w:tcW w:type="dxa" w:w="4763"/>
+                  <w:tcBorders>
+                    <w:top w:val="single" w:color="CFC9EE" w:sz="6"/>
+                    <w:left w:val="single" w:color="CFC9EE" w:sz="6"/>
+                    <w:bottom w:val="single" w:color="CFC9EE" w:sz="6"/>
+                    <w:right w:val="single" w:color="CFC9EE" w:sz="6"/>
+                  </w:tcBorders>
+                  <w:tcMar>
+                    <w:top w:type="dxa" w:w="90"/>
+                    <w:left w:type="dxa" w:w="140"/>
+                    <w:bottom w:type="dxa" w:w="90"/>
+                    <w:right w:type="dxa" w:w="140"/>
+                  </w:tcMar>
+                </w:tcPr>
+                <w:p>
+                  <w:pPr>
+                    <w:spacing w:after="80"/>
+                  </w:pPr>
+                  <w:r>
+                    <w:rPr>
+                      <w:b w:val="false"/>
+                      <w:bCs w:val="false"/>
+                      <w:color w:val="1A0F5C"/>
+                      <w:sz w:val="18"/>
+                      <w:szCs w:val="18"/>
+                    </w:rPr>
+                    <w:t xml:space="preserve">Rose 6 percent</w:t>
+                  </w:r>
+                </w:p>
+              </w:tc>
+            </w:tr>
+            <w:tr>
+              <w:tc>
+                <w:tcPr>
+                  <w:tcW w:type="dxa" w:w="4763"/>
+                  <w:tcBorders>
+                    <w:top w:val="single" w:color="CFC9EE" w:sz="6"/>
+                    <w:left w:val="single" w:color="CFC9EE" w:sz="6"/>
+                    <w:bottom w:val="single" w:color="CFC9EE" w:sz="6"/>
+                    <w:right w:val="single" w:color="CFC9EE" w:sz="6"/>
+                  </w:tcBorders>
+                  <w:shd w:fill="F4F2FA" w:color="auto" w:val="clear"/>
+                  <w:tcMar>
+                    <w:top w:type="dxa" w:w="90"/>
+                    <w:left w:type="dxa" w:w="140"/>
+                    <w:bottom w:type="dxa" w:w="90"/>
+                    <w:right w:type="dxa" w:w="140"/>
+                  </w:tcMar>
+                </w:tcPr>
+                <w:p>
+                  <w:pPr>
+                    <w:spacing w:after="80"/>
+                  </w:pPr>
+                  <w:r>
+                    <w:rPr>
+                      <w:color w:val="1A0F5C"/>
+                      <w:sz w:val="18"/>
+                      <w:szCs w:val="18"/>
+                    </w:rPr>
+                    <w:t xml:space="preserve">Revenue per customer inside each segment</w:t>
+                  </w:r>
+                </w:p>
+              </w:tc>
+              <w:tc>
+                <w:tcPr>
+                  <w:tcW w:type="dxa" w:w="4763"/>
+                  <w:tcBorders>
+                    <w:top w:val="single" w:color="CFC9EE" w:sz="6"/>
+                    <w:left w:val="single" w:color="CFC9EE" w:sz="6"/>
+                    <w:bottom w:val="single" w:color="CFC9EE" w:sz="6"/>
+                    <w:right w:val="single" w:color="CFC9EE" w:sz="6"/>
+                  </w:tcBorders>
+                  <w:shd w:fill="F4F2FA" w:color="auto" w:val="clear"/>
+                  <w:tcMar>
+                    <w:top w:type="dxa" w:w="90"/>
+                    <w:left w:type="dxa" w:w="140"/>
+                    <w:bottom w:type="dxa" w:w="90"/>
+                    <w:right w:type="dxa" w:w="140"/>
+                  </w:tcMar>
+                </w:tcPr>
+                <w:p>
+                  <w:pPr>
+                    <w:spacing w:after="80"/>
+                  </w:pPr>
+                  <w:r>
+                    <w:rPr>
+                      <w:b w:val="false"/>
+                      <w:bCs w:val="false"/>
+                      <w:color w:val="1A0F5C"/>
+                      <w:sz w:val="18"/>
+                      <w:szCs w:val="18"/>
+                    </w:rPr>
+                    <w:t xml:space="preserve">Fell in every segment</w:t>
+                  </w:r>
+                </w:p>
+              </w:tc>
+            </w:tr>
+            <w:tr>
+              <w:tc>
+                <w:tcPr>
+                  <w:tcW w:type="dxa" w:w="4763"/>
+                  <w:tcBorders>
+                    <w:top w:val="single" w:color="CFC9EE" w:sz="6"/>
+                    <w:left w:val="single" w:color="CFC9EE" w:sz="6"/>
+                    <w:bottom w:val="single" w:color="CFC9EE" w:sz="6"/>
+                    <w:right w:val="single" w:color="CFC9EE" w:sz="6"/>
+                  </w:tcBorders>
+                  <w:tcMar>
+                    <w:top w:type="dxa" w:w="90"/>
+                    <w:left w:type="dxa" w:w="140"/>
+                    <w:bottom w:type="dxa" w:w="90"/>
+                    <w:right w:type="dxa" w:w="140"/>
+                  </w:tcMar>
+                </w:tcPr>
+                <w:p>
+                  <w:pPr>
+                    <w:spacing w:after="80"/>
+                  </w:pPr>
+                  <w:r>
+                    <w:rPr>
+                      <w:color w:val="1A0F5C"/>
+                      <w:sz w:val="18"/>
+                      <w:szCs w:val="18"/>
+                    </w:rPr>
+                    <w:t xml:space="preserve">Customers who received the discount</w:t>
+                  </w:r>
+                </w:p>
+              </w:tc>
+              <w:tc>
+                <w:tcPr>
+                  <w:tcW w:type="dxa" w:w="4763"/>
+                  <w:tcBorders>
+                    <w:top w:val="single" w:color="CFC9EE" w:sz="6"/>
+                    <w:left w:val="single" w:color="CFC9EE" w:sz="6"/>
+                    <w:bottom w:val="single" w:color="CFC9EE" w:sz="6"/>
+                    <w:right w:val="single" w:color="CFC9EE" w:sz="6"/>
+                  </w:tcBorders>
+                  <w:tcMar>
+                    <w:top w:type="dxa" w:w="90"/>
+                    <w:left w:type="dxa" w:w="140"/>
+                    <w:bottom w:type="dxa" w:w="90"/>
+                    <w:right w:type="dxa" w:w="140"/>
+                  </w:tcMar>
+                </w:tcPr>
+                <w:p>
+                  <w:pPr>
+                    <w:spacing w:after="80"/>
+                  </w:pPr>
+                  <w:r>
+                    <w:rPr>
+                      <w:b w:val="false"/>
+                      <w:bCs w:val="false"/>
+                      <w:color w:val="1A0F5C"/>
+                      <w:sz w:val="18"/>
+                      <w:szCs w:val="18"/>
+                    </w:rPr>
+                    <w:t xml:space="preserve">Bought more often on average than those who did not</w:t>
+                  </w:r>
+                </w:p>
+              </w:tc>
+            </w:tr>
+          </w:tbl>
+          <w:p>
+            <w:pPr>
+              <w:spacing w:after="80"/>
+              <w:jc w:val="center"/>
+            </w:pPr>
+            <w:r>
+              <w:rPr>
+                <w:i/>
+                <w:iCs/>
+                <w:color w:val="6B6690"/>
+                <w:sz w:val="18"/>
+                <w:szCs w:val="18"/>
+              </w:rPr>
+              <w:t xml:space="preserve">The monsoon discount, as the situation reports it.</w:t>
+            </w:r>
+          </w:p>
         </w:tc>
       </w:tr>
     </w:tbl>
@@ -8085,6 +9179,1254 @@
                 <w:szCs w:val="21"/>
               </w:rPr>
               <w:t xml:space="preserve">Do not repeat it as designed: no segment improved, and the lift is a mix effect.</w:t>
+            </w:r>
+          </w:p>
+        </w:tc>
+      </w:tr>
+    </w:tbl>
+    <w:p>
+      <w:pPr>
+        <w:spacing w:after="100"/>
+      </w:pPr>
+    </w:p>
+    <w:tbl>
+      <w:tblPr>
+        <w:tblW w:type="dxa" w:w="9806"/>
+        <w:tblBorders>
+          <w:top w:val="single" w:color="auto" w:sz="4"/>
+          <w:left w:val="single" w:color="auto" w:sz="4"/>
+          <w:bottom w:val="single" w:color="auto" w:sz="4"/>
+          <w:right w:val="single" w:color="auto" w:sz="4"/>
+          <w:insideH w:val="single" w:color="auto" w:sz="4"/>
+          <w:insideV w:val="single" w:color="auto" w:sz="4"/>
+        </w:tblBorders>
+      </w:tblPr>
+      <w:tblGrid>
+        <w:gridCol w:w="9806"/>
+      </w:tblGrid>
+      <w:tr>
+        <w:trPr>
+          <w:cantSplit/>
+        </w:trPr>
+        <w:tc>
+          <w:tcPr>
+            <w:tcW w:type="dxa" w:w="9806"/>
+            <w:tcBorders>
+              <w:top w:val="single" w:color="5B3FD6" w:sz="6"/>
+              <w:left w:val="single" w:color="5B3FD6" w:sz="6"/>
+              <w:bottom w:val="single" w:color="5B3FD6" w:sz="6"/>
+              <w:right w:val="single" w:color="5B3FD6" w:sz="6"/>
+            </w:tcBorders>
+            <w:shd w:fill="F4F2FA" w:color="auto" w:val="clear"/>
+            <w:tcMar>
+              <w:top w:type="dxa" w:w="90"/>
+              <w:left w:type="dxa" w:w="140"/>
+              <w:bottom w:type="dxa" w:w="90"/>
+              <w:right w:type="dxa" w:w="140"/>
+            </w:tcMar>
+          </w:tcPr>
+          <w:p>
+            <w:pPr>
+              <w:spacing w:after="80"/>
+            </w:pPr>
+            <w:r>
+              <w:rPr>
+                <w:b/>
+                <w:bCs/>
+                <w:color w:val="5B3FD6"/>
+                <w:sz w:val="22"/>
+                <w:szCs w:val="22"/>
+              </w:rPr>
+              <w:t xml:space="preserve">Set 4.  Situation</w:t>
+            </w:r>
+          </w:p>
+          <w:p>
+            <w:pPr>
+              <w:spacing w:after="80"/>
+            </w:pPr>
+            <w:r>
+              <w:rPr>
+                <w:color w:val="1A0F5C"/>
+                <w:sz w:val="21"/>
+                <w:szCs w:val="21"/>
+              </w:rPr>
+              <w:t xml:space="preserve">Kalpa's April export for two segments holds 500 order rows placed by 250 distinct customers. Retail: 400 orders, revenue Rs 8.0 lakh. Business: 100 orders, revenue Rs 12.0 lakh. A slide built from the export reads: orders per customer 1.00, average order value Rs 7,000.</w:t>
+            </w:r>
+          </w:p>
+          <w:tbl>
+            <w:tblPr>
+              <w:tblW w:type="dxa" w:w="9525"/>
+              <w:tblBorders>
+                <w:top w:val="single" w:color="auto" w:sz="4"/>
+                <w:left w:val="single" w:color="auto" w:sz="4"/>
+                <w:bottom w:val="single" w:color="auto" w:sz="4"/>
+                <w:right w:val="single" w:color="auto" w:sz="4"/>
+                <w:insideH w:val="single" w:color="auto" w:sz="4"/>
+                <w:insideV w:val="single" w:color="auto" w:sz="4"/>
+              </w:tblBorders>
+            </w:tblPr>
+            <w:tblGrid>
+              <w:gridCol w:w="3175"/>
+              <w:gridCol w:w="3175"/>
+              <w:gridCol w:w="3175"/>
+            </w:tblGrid>
+            <w:tr>
+              <w:trPr>
+                <w:tblHeader/>
+              </w:trPr>
+              <w:tc>
+                <w:tcPr>
+                  <w:tcW w:type="dxa" w:w="3175"/>
+                  <w:tcBorders>
+                    <w:top w:val="single" w:color="1A0F5C" w:sz="6"/>
+                    <w:left w:val="single" w:color="1A0F5C" w:sz="6"/>
+                    <w:bottom w:val="single" w:color="1A0F5C" w:sz="6"/>
+                    <w:right w:val="single" w:color="1A0F5C" w:sz="6"/>
+                  </w:tcBorders>
+                  <w:shd w:fill="1A0F5C" w:color="auto" w:val="clear"/>
+                  <w:tcMar>
+                    <w:top w:type="dxa" w:w="90"/>
+                    <w:left w:type="dxa" w:w="140"/>
+                    <w:bottom w:type="dxa" w:w="90"/>
+                    <w:right w:type="dxa" w:w="140"/>
+                  </w:tcMar>
+                </w:tcPr>
+                <w:p>
+                  <w:pPr>
+                    <w:spacing w:after="80"/>
+                  </w:pPr>
+                  <w:r>
+                    <w:rPr>
+                      <w:b/>
+                      <w:bCs/>
+                      <w:color w:val="FFFFFF"/>
+                      <w:sz w:val="18"/>
+                      <w:szCs w:val="18"/>
+                    </w:rPr>
+                    <w:t xml:space="preserve">Segment</w:t>
+                  </w:r>
+                </w:p>
+              </w:tc>
+              <w:tc>
+                <w:tcPr>
+                  <w:tcW w:type="dxa" w:w="3175"/>
+                  <w:tcBorders>
+                    <w:top w:val="single" w:color="1A0F5C" w:sz="6"/>
+                    <w:left w:val="single" w:color="1A0F5C" w:sz="6"/>
+                    <w:bottom w:val="single" w:color="1A0F5C" w:sz="6"/>
+                    <w:right w:val="single" w:color="1A0F5C" w:sz="6"/>
+                  </w:tcBorders>
+                  <w:shd w:fill="1A0F5C" w:color="auto" w:val="clear"/>
+                  <w:tcMar>
+                    <w:top w:type="dxa" w:w="90"/>
+                    <w:left w:type="dxa" w:w="140"/>
+                    <w:bottom w:type="dxa" w:w="90"/>
+                    <w:right w:type="dxa" w:w="140"/>
+                  </w:tcMar>
+                </w:tcPr>
+                <w:p>
+                  <w:pPr>
+                    <w:spacing w:after="80"/>
+                  </w:pPr>
+                  <w:r>
+                    <w:rPr>
+                      <w:b/>
+                      <w:bCs/>
+                      <w:color w:val="FFFFFF"/>
+                      <w:sz w:val="18"/>
+                      <w:szCs w:val="18"/>
+                    </w:rPr>
+                    <w:t xml:space="preserve">Order rows</w:t>
+                  </w:r>
+                </w:p>
+              </w:tc>
+              <w:tc>
+                <w:tcPr>
+                  <w:tcW w:type="dxa" w:w="3175"/>
+                  <w:tcBorders>
+                    <w:top w:val="single" w:color="1A0F5C" w:sz="6"/>
+                    <w:left w:val="single" w:color="1A0F5C" w:sz="6"/>
+                    <w:bottom w:val="single" w:color="1A0F5C" w:sz="6"/>
+                    <w:right w:val="single" w:color="1A0F5C" w:sz="6"/>
+                  </w:tcBorders>
+                  <w:shd w:fill="1A0F5C" w:color="auto" w:val="clear"/>
+                  <w:tcMar>
+                    <w:top w:type="dxa" w:w="90"/>
+                    <w:left w:type="dxa" w:w="140"/>
+                    <w:bottom w:type="dxa" w:w="90"/>
+                    <w:right w:type="dxa" w:w="140"/>
+                  </w:tcMar>
+                </w:tcPr>
+                <w:p>
+                  <w:pPr>
+                    <w:spacing w:after="80"/>
+                  </w:pPr>
+                  <w:r>
+                    <w:rPr>
+                      <w:b/>
+                      <w:bCs/>
+                      <w:color w:val="FFFFFF"/>
+                      <w:sz w:val="18"/>
+                      <w:szCs w:val="18"/>
+                    </w:rPr>
+                    <w:t xml:space="preserve">Revenue</w:t>
+                  </w:r>
+                </w:p>
+              </w:tc>
+            </w:tr>
+            <w:tr>
+              <w:tc>
+                <w:tcPr>
+                  <w:tcW w:type="dxa" w:w="3175"/>
+                  <w:tcBorders>
+                    <w:top w:val="single" w:color="CFC9EE" w:sz="6"/>
+                    <w:left w:val="single" w:color="CFC9EE" w:sz="6"/>
+                    <w:bottom w:val="single" w:color="CFC9EE" w:sz="6"/>
+                    <w:right w:val="single" w:color="CFC9EE" w:sz="6"/>
+                  </w:tcBorders>
+                  <w:tcMar>
+                    <w:top w:type="dxa" w:w="90"/>
+                    <w:left w:type="dxa" w:w="140"/>
+                    <w:bottom w:type="dxa" w:w="90"/>
+                    <w:right w:type="dxa" w:w="140"/>
+                  </w:tcMar>
+                </w:tcPr>
+                <w:p>
+                  <w:pPr>
+                    <w:spacing w:after="80"/>
+                  </w:pPr>
+                  <w:r>
+                    <w:rPr>
+                      <w:color w:val="1A0F5C"/>
+                      <w:sz w:val="18"/>
+                      <w:szCs w:val="18"/>
+                    </w:rPr>
+                    <w:t xml:space="preserve">Retail</w:t>
+                  </w:r>
+                </w:p>
+              </w:tc>
+              <w:tc>
+                <w:tcPr>
+                  <w:tcW w:type="dxa" w:w="3175"/>
+                  <w:tcBorders>
+                    <w:top w:val="single" w:color="CFC9EE" w:sz="6"/>
+                    <w:left w:val="single" w:color="CFC9EE" w:sz="6"/>
+                    <w:bottom w:val="single" w:color="CFC9EE" w:sz="6"/>
+                    <w:right w:val="single" w:color="CFC9EE" w:sz="6"/>
+                  </w:tcBorders>
+                  <w:tcMar>
+                    <w:top w:type="dxa" w:w="90"/>
+                    <w:left w:type="dxa" w:w="140"/>
+                    <w:bottom w:type="dxa" w:w="90"/>
+                    <w:right w:type="dxa" w:w="140"/>
+                  </w:tcMar>
+                </w:tcPr>
+                <w:p>
+                  <w:pPr>
+                    <w:spacing w:after="80"/>
+                  </w:pPr>
+                  <w:r>
+                    <w:rPr>
+                      <w:b w:val="false"/>
+                      <w:bCs w:val="false"/>
+                      <w:color w:val="1A0F5C"/>
+                      <w:sz w:val="18"/>
+                      <w:szCs w:val="18"/>
+                    </w:rPr>
+                    <w:t xml:space="preserve">400</w:t>
+                  </w:r>
+                </w:p>
+              </w:tc>
+              <w:tc>
+                <w:tcPr>
+                  <w:tcW w:type="dxa" w:w="3175"/>
+                  <w:tcBorders>
+                    <w:top w:val="single" w:color="CFC9EE" w:sz="6"/>
+                    <w:left w:val="single" w:color="CFC9EE" w:sz="6"/>
+                    <w:bottom w:val="single" w:color="CFC9EE" w:sz="6"/>
+                    <w:right w:val="single" w:color="CFC9EE" w:sz="6"/>
+                  </w:tcBorders>
+                  <w:tcMar>
+                    <w:top w:type="dxa" w:w="90"/>
+                    <w:left w:type="dxa" w:w="140"/>
+                    <w:bottom w:type="dxa" w:w="90"/>
+                    <w:right w:type="dxa" w:w="140"/>
+                  </w:tcMar>
+                </w:tcPr>
+                <w:p>
+                  <w:pPr>
+                    <w:spacing w:after="80"/>
+                  </w:pPr>
+                  <w:r>
+                    <w:rPr>
+                      <w:b w:val="false"/>
+                      <w:bCs w:val="false"/>
+                      <w:color w:val="1A0F5C"/>
+                      <w:sz w:val="18"/>
+                      <w:szCs w:val="18"/>
+                    </w:rPr>
+                    <w:t xml:space="preserve">Rs 8.0 lakh</w:t>
+                  </w:r>
+                </w:p>
+              </w:tc>
+            </w:tr>
+            <w:tr>
+              <w:tc>
+                <w:tcPr>
+                  <w:tcW w:type="dxa" w:w="3175"/>
+                  <w:tcBorders>
+                    <w:top w:val="single" w:color="CFC9EE" w:sz="6"/>
+                    <w:left w:val="single" w:color="CFC9EE" w:sz="6"/>
+                    <w:bottom w:val="single" w:color="CFC9EE" w:sz="6"/>
+                    <w:right w:val="single" w:color="CFC9EE" w:sz="6"/>
+                  </w:tcBorders>
+                  <w:shd w:fill="F4F2FA" w:color="auto" w:val="clear"/>
+                  <w:tcMar>
+                    <w:top w:type="dxa" w:w="90"/>
+                    <w:left w:type="dxa" w:w="140"/>
+                    <w:bottom w:type="dxa" w:w="90"/>
+                    <w:right w:type="dxa" w:w="140"/>
+                  </w:tcMar>
+                </w:tcPr>
+                <w:p>
+                  <w:pPr>
+                    <w:spacing w:after="80"/>
+                  </w:pPr>
+                  <w:r>
+                    <w:rPr>
+                      <w:color w:val="1A0F5C"/>
+                      <w:sz w:val="18"/>
+                      <w:szCs w:val="18"/>
+                    </w:rPr>
+                    <w:t xml:space="preserve">Business</w:t>
+                  </w:r>
+                </w:p>
+              </w:tc>
+              <w:tc>
+                <w:tcPr>
+                  <w:tcW w:type="dxa" w:w="3175"/>
+                  <w:tcBorders>
+                    <w:top w:val="single" w:color="CFC9EE" w:sz="6"/>
+                    <w:left w:val="single" w:color="CFC9EE" w:sz="6"/>
+                    <w:bottom w:val="single" w:color="CFC9EE" w:sz="6"/>
+                    <w:right w:val="single" w:color="CFC9EE" w:sz="6"/>
+                  </w:tcBorders>
+                  <w:shd w:fill="F4F2FA" w:color="auto" w:val="clear"/>
+                  <w:tcMar>
+                    <w:top w:type="dxa" w:w="90"/>
+                    <w:left w:type="dxa" w:w="140"/>
+                    <w:bottom w:type="dxa" w:w="90"/>
+                    <w:right w:type="dxa" w:w="140"/>
+                  </w:tcMar>
+                </w:tcPr>
+                <w:p>
+                  <w:pPr>
+                    <w:spacing w:after="80"/>
+                  </w:pPr>
+                  <w:r>
+                    <w:rPr>
+                      <w:b w:val="false"/>
+                      <w:bCs w:val="false"/>
+                      <w:color w:val="1A0F5C"/>
+                      <w:sz w:val="18"/>
+                      <w:szCs w:val="18"/>
+                    </w:rPr>
+                    <w:t xml:space="preserve">100</w:t>
+                  </w:r>
+                </w:p>
+              </w:tc>
+              <w:tc>
+                <w:tcPr>
+                  <w:tcW w:type="dxa" w:w="3175"/>
+                  <w:tcBorders>
+                    <w:top w:val="single" w:color="CFC9EE" w:sz="6"/>
+                    <w:left w:val="single" w:color="CFC9EE" w:sz="6"/>
+                    <w:bottom w:val="single" w:color="CFC9EE" w:sz="6"/>
+                    <w:right w:val="single" w:color="CFC9EE" w:sz="6"/>
+                  </w:tcBorders>
+                  <w:shd w:fill="F4F2FA" w:color="auto" w:val="clear"/>
+                  <w:tcMar>
+                    <w:top w:type="dxa" w:w="90"/>
+                    <w:left w:type="dxa" w:w="140"/>
+                    <w:bottom w:type="dxa" w:w="90"/>
+                    <w:right w:type="dxa" w:w="140"/>
+                  </w:tcMar>
+                </w:tcPr>
+                <w:p>
+                  <w:pPr>
+                    <w:spacing w:after="80"/>
+                  </w:pPr>
+                  <w:r>
+                    <w:rPr>
+                      <w:b w:val="false"/>
+                      <w:bCs w:val="false"/>
+                      <w:color w:val="1A0F5C"/>
+                      <w:sz w:val="18"/>
+                      <w:szCs w:val="18"/>
+                    </w:rPr>
+                    <w:t xml:space="preserve">Rs 12.0 lakh</w:t>
+                  </w:r>
+                </w:p>
+              </w:tc>
+            </w:tr>
+          </w:tbl>
+          <w:p>
+            <w:pPr>
+              <w:spacing w:after="80"/>
+              <w:jc w:val="center"/>
+            </w:pPr>
+            <w:r>
+              <w:rPr>
+                <w:i/>
+                <w:iCs/>
+                <w:color w:val="6B6690"/>
+                <w:sz w:val="18"/>
+                <w:szCs w:val="18"/>
+              </w:rPr>
+              <w:t xml:space="preserve">April, two segments. The 500 order rows come from 250 distinct customers.</w:t>
+            </w:r>
+          </w:p>
+        </w:tc>
+      </w:tr>
+    </w:tbl>
+    <w:p>
+      <w:pPr>
+        <w:spacing w:after="100"/>
+      </w:pPr>
+    </w:p>
+    <w:tbl>
+      <w:tblPr>
+        <w:tblW w:type="dxa" w:w="9806"/>
+        <w:tblBorders>
+          <w:top w:val="single" w:color="auto" w:sz="4"/>
+          <w:left w:val="single" w:color="auto" w:sz="4"/>
+          <w:bottom w:val="single" w:color="auto" w:sz="4"/>
+          <w:right w:val="single" w:color="auto" w:sz="4"/>
+          <w:insideH w:val="single" w:color="auto" w:sz="4"/>
+          <w:insideV w:val="single" w:color="auto" w:sz="4"/>
+        </w:tblBorders>
+      </w:tblPr>
+      <w:tblGrid>
+        <w:gridCol w:w="9806"/>
+      </w:tblGrid>
+      <w:tr>
+        <w:trPr>
+          <w:cantSplit/>
+        </w:trPr>
+        <w:tc>
+          <w:tcPr>
+            <w:tcW w:type="dxa" w:w="9806"/>
+            <w:tcBorders>
+              <w:top w:val="single" w:color="CFC9EE" w:sz="6"/>
+              <w:left w:val="single" w:color="CFC9EE" w:sz="6"/>
+              <w:bottom w:val="single" w:color="CFC9EE" w:sz="6"/>
+              <w:right w:val="single" w:color="CFC9EE" w:sz="6"/>
+            </w:tcBorders>
+            <w:tcMar>
+              <w:top w:type="dxa" w:w="90"/>
+              <w:left w:type="dxa" w:w="140"/>
+              <w:bottom w:type="dxa" w:w="90"/>
+              <w:right w:type="dxa" w:w="140"/>
+            </w:tcMar>
+          </w:tcPr>
+          <w:p>
+            <w:pPr>
+              <w:spacing w:after="60"/>
+            </w:pPr>
+            <w:r>
+              <w:rPr>
+                <w:b/>
+                <w:bCs/>
+                <w:color w:val="5B3FD6"/>
+                <w:sz w:val="24"/>
+                <w:szCs w:val="24"/>
+              </w:rPr>
+              <w:t xml:space="preserve">Q46</w:t>
+            </w:r>
+            <w:r>
+              <w:rPr>
+                <w:color w:val="6B6690"/>
+                <w:sz w:val="18"/>
+                <w:szCs w:val="18"/>
+              </w:rPr>
+              <w:t xml:space="preserve">   Scenario set</w:t>
+            </w:r>
+          </w:p>
+          <w:p>
+            <w:pPr>
+              <w:spacing w:after="80"/>
+            </w:pPr>
+            <w:r>
+              <w:rPr>
+                <w:color w:val="1A0F5C"/>
+                <w:sz w:val="21"/>
+                <w:szCs w:val="21"/>
+              </w:rPr>
+              <w:t xml:space="preserve">Orders per customer, divided by the number of distinct customers, is ____.</w:t>
+            </w:r>
+          </w:p>
+          <w:p>
+            <w:pPr>
+              <w:spacing w:before="80"/>
+            </w:pPr>
+            <w:r>
+              <w:rPr>
+                <w:color w:val="6B6690"/>
+                <w:sz w:val="21"/>
+                <w:szCs w:val="21"/>
+              </w:rPr>
+              <w:t xml:space="preserve">Answer:  ______________________________</w:t>
+            </w:r>
+          </w:p>
+        </w:tc>
+      </w:tr>
+    </w:tbl>
+    <w:p>
+      <w:pPr>
+        <w:spacing w:after="100"/>
+      </w:pPr>
+    </w:p>
+    <w:tbl>
+      <w:tblPr>
+        <w:tblW w:type="dxa" w:w="9806"/>
+        <w:tblBorders>
+          <w:top w:val="single" w:color="auto" w:sz="4"/>
+          <w:left w:val="single" w:color="auto" w:sz="4"/>
+          <w:bottom w:val="single" w:color="auto" w:sz="4"/>
+          <w:right w:val="single" w:color="auto" w:sz="4"/>
+          <w:insideH w:val="single" w:color="auto" w:sz="4"/>
+          <w:insideV w:val="single" w:color="auto" w:sz="4"/>
+        </w:tblBorders>
+      </w:tblPr>
+      <w:tblGrid>
+        <w:gridCol w:w="9806"/>
+      </w:tblGrid>
+      <w:tr>
+        <w:trPr>
+          <w:cantSplit/>
+        </w:trPr>
+        <w:tc>
+          <w:tcPr>
+            <w:tcW w:type="dxa" w:w="9806"/>
+            <w:tcBorders>
+              <w:top w:val="single" w:color="CFC9EE" w:sz="6"/>
+              <w:left w:val="single" w:color="CFC9EE" w:sz="6"/>
+              <w:bottom w:val="single" w:color="CFC9EE" w:sz="6"/>
+              <w:right w:val="single" w:color="CFC9EE" w:sz="6"/>
+            </w:tcBorders>
+            <w:tcMar>
+              <w:top w:type="dxa" w:w="90"/>
+              <w:left w:type="dxa" w:w="140"/>
+              <w:bottom w:type="dxa" w:w="90"/>
+              <w:right w:type="dxa" w:w="140"/>
+            </w:tcMar>
+          </w:tcPr>
+          <w:p>
+            <w:pPr>
+              <w:spacing w:after="60"/>
+            </w:pPr>
+            <w:r>
+              <w:rPr>
+                <w:b/>
+                <w:bCs/>
+                <w:color w:val="5B3FD6"/>
+                <w:sz w:val="24"/>
+                <w:szCs w:val="24"/>
+              </w:rPr>
+              <w:t xml:space="preserve">Q47</w:t>
+            </w:r>
+            <w:r>
+              <w:rPr>
+                <w:color w:val="6B6690"/>
+                <w:sz w:val="18"/>
+                <w:szCs w:val="18"/>
+              </w:rPr>
+              <w:t xml:space="preserve">   Scenario set</w:t>
+            </w:r>
+          </w:p>
+          <w:p>
+            <w:pPr>
+              <w:spacing w:after="80"/>
+            </w:pPr>
+            <w:r>
+              <w:rPr>
+                <w:color w:val="1A0F5C"/>
+                <w:sz w:val="21"/>
+                <w:szCs w:val="21"/>
+              </w:rPr>
+              <w:t xml:space="preserve">The average order value across both segments is Rs ____.</w:t>
+            </w:r>
+          </w:p>
+          <w:p>
+            <w:pPr>
+              <w:spacing w:before="80"/>
+            </w:pPr>
+            <w:r>
+              <w:rPr>
+                <w:color w:val="6B6690"/>
+                <w:sz w:val="21"/>
+                <w:szCs w:val="21"/>
+              </w:rPr>
+              <w:t xml:space="preserve">Answer:  ______________________________</w:t>
+            </w:r>
+          </w:p>
+        </w:tc>
+      </w:tr>
+    </w:tbl>
+    <w:p>
+      <w:pPr>
+        <w:spacing w:after="100"/>
+      </w:pPr>
+    </w:p>
+    <w:tbl>
+      <w:tblPr>
+        <w:tblW w:type="dxa" w:w="9806"/>
+        <w:tblBorders>
+          <w:top w:val="single" w:color="auto" w:sz="4"/>
+          <w:left w:val="single" w:color="auto" w:sz="4"/>
+          <w:bottom w:val="single" w:color="auto" w:sz="4"/>
+          <w:right w:val="single" w:color="auto" w:sz="4"/>
+          <w:insideH w:val="single" w:color="auto" w:sz="4"/>
+          <w:insideV w:val="single" w:color="auto" w:sz="4"/>
+        </w:tblBorders>
+      </w:tblPr>
+      <w:tblGrid>
+        <w:gridCol w:w="9806"/>
+      </w:tblGrid>
+      <w:tr>
+        <w:trPr>
+          <w:cantSplit/>
+        </w:trPr>
+        <w:tc>
+          <w:tcPr>
+            <w:tcW w:type="dxa" w:w="9806"/>
+            <w:tcBorders>
+              <w:top w:val="single" w:color="CFC9EE" w:sz="6"/>
+              <w:left w:val="single" w:color="CFC9EE" w:sz="6"/>
+              <w:bottom w:val="single" w:color="CFC9EE" w:sz="6"/>
+              <w:right w:val="single" w:color="CFC9EE" w:sz="6"/>
+            </w:tcBorders>
+            <w:tcMar>
+              <w:top w:type="dxa" w:w="90"/>
+              <w:left w:type="dxa" w:w="140"/>
+              <w:bottom w:type="dxa" w:w="90"/>
+              <w:right w:type="dxa" w:w="140"/>
+            </w:tcMar>
+          </w:tcPr>
+          <w:p>
+            <w:pPr>
+              <w:spacing w:after="60"/>
+            </w:pPr>
+            <w:r>
+              <w:rPr>
+                <w:b/>
+                <w:bCs/>
+                <w:color w:val="5B3FD6"/>
+                <w:sz w:val="24"/>
+                <w:szCs w:val="24"/>
+              </w:rPr>
+              <w:t xml:space="preserve">Q48</w:t>
+            </w:r>
+            <w:r>
+              <w:rPr>
+                <w:color w:val="6B6690"/>
+                <w:sz w:val="18"/>
+                <w:szCs w:val="18"/>
+              </w:rPr>
+              <w:t xml:space="preserve">   Scenario set</w:t>
+            </w:r>
+          </w:p>
+          <w:p>
+            <w:pPr>
+              <w:spacing w:after="80"/>
+            </w:pPr>
+            <w:r>
+              <w:rPr>
+                <w:color w:val="1A0F5C"/>
+                <w:sz w:val="21"/>
+                <w:szCs w:val="21"/>
+              </w:rPr>
+              <w:t xml:space="preserve">Marketing reads the slide as "nobody comes back, so buy new customers". What do you say in the room?</w:t>
+            </w:r>
+          </w:p>
+          <w:p>
+            <w:pPr>
+              <w:spacing w:after="40"/>
+              <w:ind w:left="240"/>
+            </w:pPr>
+            <w:r>
+              <w:rPr>
+                <w:b/>
+                <w:bCs/>
+                <w:color w:val="5B3FD6"/>
+                <w:sz w:val="21"/>
+                <w:szCs w:val="21"/>
+              </w:rPr>
+              <w:t xml:space="preserve">(a)  </w:t>
+            </w:r>
+            <w:r>
+              <w:rPr>
+                <w:color w:val="1A0F5C"/>
+                <w:sz w:val="21"/>
+                <w:szCs w:val="21"/>
+              </w:rPr>
+              <w:t xml:space="preserve">Agree, because the export shows each customer placing exactly one order in April.</w:t>
+            </w:r>
+          </w:p>
+          <w:p>
+            <w:pPr>
+              <w:spacing w:after="40"/>
+              <w:ind w:left="240"/>
+            </w:pPr>
+            <w:r>
+              <w:rPr>
+                <w:b/>
+                <w:bCs/>
+                <w:color w:val="5B3FD6"/>
+                <w:sz w:val="21"/>
+                <w:szCs w:val="21"/>
+              </w:rPr>
+              <w:t xml:space="preserve">(b)  </w:t>
+            </w:r>
+            <w:r>
+              <w:rPr>
+                <w:color w:val="1A0F5C"/>
+                <w:sz w:val="21"/>
+                <w:szCs w:val="21"/>
+              </w:rPr>
+              <w:t xml:space="preserve">Agree, once the median order value has been checked beside the Rs 7,000 mean.</w:t>
+            </w:r>
+          </w:p>
+          <w:p>
+            <w:pPr>
+              <w:spacing w:after="40"/>
+              <w:ind w:left="240"/>
+            </w:pPr>
+            <w:r>
+              <w:rPr>
+                <w:b/>
+                <w:bCs/>
+                <w:color w:val="5B3FD6"/>
+                <w:sz w:val="21"/>
+                <w:szCs w:val="21"/>
+              </w:rPr>
+              <w:t xml:space="preserve">(c)  </w:t>
+            </w:r>
+            <w:r>
+              <w:rPr>
+                <w:color w:val="1A0F5C"/>
+                <w:sz w:val="21"/>
+                <w:szCs w:val="21"/>
+              </w:rPr>
+              <w:t xml:space="preserve">Push back: 250 customers placed 500 orders, so "nobody comes back" is false.</w:t>
+            </w:r>
+          </w:p>
+          <w:p>
+            <w:pPr>
+              <w:spacing w:after="40"/>
+              <w:ind w:left="240"/>
+            </w:pPr>
+            <w:r>
+              <w:rPr>
+                <w:b/>
+                <w:bCs/>
+                <w:color w:val="5B3FD6"/>
+                <w:sz w:val="21"/>
+                <w:szCs w:val="21"/>
+              </w:rPr>
+              <w:t xml:space="preserve">(d)  </w:t>
+            </w:r>
+            <w:r>
+              <w:rPr>
+                <w:color w:val="1A0F5C"/>
+                <w:sz w:val="21"/>
+                <w:szCs w:val="21"/>
+              </w:rPr>
+              <w:t xml:space="preserve">Push back, because the Rs 7,000 average shows customers already spend enough.</w:t>
+            </w:r>
+          </w:p>
+        </w:tc>
+      </w:tr>
+    </w:tbl>
+    <w:p>
+      <w:pPr>
+        <w:spacing w:after="100"/>
+      </w:pPr>
+    </w:p>
+    <w:tbl>
+      <w:tblPr>
+        <w:tblW w:type="dxa" w:w="9806"/>
+        <w:tblBorders>
+          <w:top w:val="single" w:color="auto" w:sz="4"/>
+          <w:left w:val="single" w:color="auto" w:sz="4"/>
+          <w:bottom w:val="single" w:color="auto" w:sz="4"/>
+          <w:right w:val="single" w:color="auto" w:sz="4"/>
+          <w:insideH w:val="single" w:color="auto" w:sz="4"/>
+          <w:insideV w:val="single" w:color="auto" w:sz="4"/>
+        </w:tblBorders>
+      </w:tblPr>
+      <w:tblGrid>
+        <w:gridCol w:w="9806"/>
+      </w:tblGrid>
+      <w:tr>
+        <w:trPr>
+          <w:cantSplit/>
+        </w:trPr>
+        <w:tc>
+          <w:tcPr>
+            <w:tcW w:type="dxa" w:w="9806"/>
+            <w:tcBorders>
+              <w:top w:val="single" w:color="5B3FD6" w:sz="6"/>
+              <w:left w:val="single" w:color="5B3FD6" w:sz="6"/>
+              <w:bottom w:val="single" w:color="5B3FD6" w:sz="6"/>
+              <w:right w:val="single" w:color="5B3FD6" w:sz="6"/>
+            </w:tcBorders>
+            <w:shd w:fill="F4F2FA" w:color="auto" w:val="clear"/>
+            <w:tcMar>
+              <w:top w:type="dxa" w:w="90"/>
+              <w:left w:type="dxa" w:w="140"/>
+              <w:bottom w:type="dxa" w:w="90"/>
+              <w:right w:type="dxa" w:w="140"/>
+            </w:tcMar>
+          </w:tcPr>
+          <w:p>
+            <w:pPr>
+              <w:spacing w:after="80"/>
+            </w:pPr>
+            <w:r>
+              <w:rPr>
+                <w:b/>
+                <w:bCs/>
+                <w:color w:val="5B3FD6"/>
+                <w:sz w:val="22"/>
+                <w:szCs w:val="22"/>
+              </w:rPr>
+              <w:t xml:space="preserve">Set 5.  Situation</w:t>
+            </w:r>
+          </w:p>
+          <w:p>
+            <w:pPr>
+              <w:spacing w:after="80"/>
+            </w:pPr>
+            <w:r>
+              <w:rPr>
+                <w:color w:val="1A0F5C"/>
+                <w:sz w:val="21"/>
+                <w:szCs w:val="21"/>
+              </w:rPr>
+              <w:t xml:space="preserve">Kalpa's store-channel export for Q1 holds 1,200 rows worth Rs 96.0 lakh. A dedupe that compares whole records reports 0 duplicates. A second pass keyed on order_id finds 40 rows whose order_id already appeared, each differing from the first row only in its timestamp. The run keeps 1,160 clean rows worth Rs 88.0 lakh and logs the 40 repeats as rejects worth Rs 5.0 lakh.</w:t>
+            </w:r>
+          </w:p>
+          <w:p>
+            <w:pPr>
+              <w:spacing w:after="60" w:before="60"/>
+              <w:jc w:val="center"/>
+            </w:pPr>
+            <w:r>
+              <w:drawing>
+                <wp:inline distT="0" distB="0" distL="0" distR="0">
+                  <wp:extent cx="5810250" cy="3295650"/>
+                  <wp:effectExtent t="0" r="0" b="0" l="0"/>
+                  <wp:docPr id="1" name="" descr="" title=""/>
+                  <wp:cNvGraphicFramePr>
+                    <a:graphicFrameLocks xmlns:a="http://schemas.openxmlformats.org/drawingml/2006/main" noChangeAspect="1"/>
+                  </wp:cNvGraphicFramePr>
+                  <a:graphic xmlns:a="http://schemas.openxmlformats.org/drawingml/2006/main">
+                    <a:graphicData uri="http://schemas.openxmlformats.org/drawingml/2006/picture">
+                      <pic:pic xmlns:pic="http://schemas.openxmlformats.org/drawingml/2006/picture">
+                        <pic:nvPicPr>
+                          <pic:cNvPr id="0" name="" descr=""/>
+                          <pic:cNvPicPr>
+                            <a:picLocks noChangeAspect="1" noChangeArrowheads="1"/>
+                          </pic:cNvPicPr>
+                        </pic:nvPicPr>
+                        <pic:blipFill>
+                          <a:blip r:embed="rId9" cstate="none"/>
+                          <a:srcRect/>
+                          <a:stretch>
+                            <a:fillRect/>
+                          </a:stretch>
+                        </pic:blipFill>
+                        <pic:spPr bwMode="auto">
+                          <a:xfrm>
+                            <a:off x="0" y="0"/>
+                            <a:ext cx="5810250" cy="3295650"/>
+                          </a:xfrm>
+                          <a:prstGeom prst="rect">
+                            <a:avLst/>
+                          </a:prstGeom>
+                        </pic:spPr>
+                      </pic:pic>
+                    </a:graphicData>
+                  </a:graphic>
+                </wp:inline>
+              </w:drawing>
+            </w:r>
+          </w:p>
+          <w:p>
+            <w:pPr>
+              <w:spacing w:after="80"/>
+              <w:jc w:val="center"/>
+            </w:pPr>
+            <w:r>
+              <w:rPr>
+                <w:i/>
+                <w:iCs/>
+                <w:color w:val="6B6690"/>
+                <w:sz w:val="18"/>
+                <w:szCs w:val="18"/>
+              </w:rPr>
+              <w:t xml:space="preserve">The cleaning run on the store export, with the rows and the rupees at each stage.</w:t>
+            </w:r>
+          </w:p>
+        </w:tc>
+      </w:tr>
+    </w:tbl>
+    <w:p>
+      <w:pPr>
+        <w:spacing w:after="100"/>
+      </w:pPr>
+    </w:p>
+    <w:tbl>
+      <w:tblPr>
+        <w:tblW w:type="dxa" w:w="9806"/>
+        <w:tblBorders>
+          <w:top w:val="single" w:color="auto" w:sz="4"/>
+          <w:left w:val="single" w:color="auto" w:sz="4"/>
+          <w:bottom w:val="single" w:color="auto" w:sz="4"/>
+          <w:right w:val="single" w:color="auto" w:sz="4"/>
+          <w:insideH w:val="single" w:color="auto" w:sz="4"/>
+          <w:insideV w:val="single" w:color="auto" w:sz="4"/>
+        </w:tblBorders>
+      </w:tblPr>
+      <w:tblGrid>
+        <w:gridCol w:w="9806"/>
+      </w:tblGrid>
+      <w:tr>
+        <w:trPr>
+          <w:cantSplit/>
+        </w:trPr>
+        <w:tc>
+          <w:tcPr>
+            <w:tcW w:type="dxa" w:w="9806"/>
+            <w:tcBorders>
+              <w:top w:val="single" w:color="CFC9EE" w:sz="6"/>
+              <w:left w:val="single" w:color="CFC9EE" w:sz="6"/>
+              <w:bottom w:val="single" w:color="CFC9EE" w:sz="6"/>
+              <w:right w:val="single" w:color="CFC9EE" w:sz="6"/>
+            </w:tcBorders>
+            <w:tcMar>
+              <w:top w:type="dxa" w:w="90"/>
+              <w:left w:type="dxa" w:w="140"/>
+              <w:bottom w:type="dxa" w:w="90"/>
+              <w:right w:type="dxa" w:w="140"/>
+            </w:tcMar>
+          </w:tcPr>
+          <w:p>
+            <w:pPr>
+              <w:spacing w:after="60"/>
+            </w:pPr>
+            <w:r>
+              <w:rPr>
+                <w:b/>
+                <w:bCs/>
+                <w:color w:val="5B3FD6"/>
+                <w:sz w:val="24"/>
+                <w:szCs w:val="24"/>
+              </w:rPr>
+              <w:t xml:space="preserve">Q49</w:t>
+            </w:r>
+            <w:r>
+              <w:rPr>
+                <w:color w:val="6B6690"/>
+                <w:sz w:val="18"/>
+                <w:szCs w:val="18"/>
+              </w:rPr>
+              <w:t xml:space="preserve">   Scenario set</w:t>
+            </w:r>
+          </w:p>
+          <w:p>
+            <w:pPr>
+              <w:spacing w:after="80"/>
+            </w:pPr>
+            <w:r>
+              <w:rPr>
+                <w:color w:val="1A0F5C"/>
+                <w:sz w:val="21"/>
+                <w:szCs w:val="21"/>
+              </w:rPr>
+              <w:t xml:space="preserve">Which duplicate count should the run trust?</w:t>
+            </w:r>
+          </w:p>
+          <w:p>
+            <w:pPr>
+              <w:spacing w:after="40"/>
+              <w:ind w:left="240"/>
+            </w:pPr>
+            <w:r>
+              <w:rPr>
+                <w:b/>
+                <w:bCs/>
+                <w:color w:val="5B3FD6"/>
+                <w:sz w:val="21"/>
+                <w:szCs w:val="21"/>
+              </w:rPr>
+              <w:t xml:space="preserve">(a)  </w:t>
+            </w:r>
+            <w:r>
+              <w:rPr>
+                <w:color w:val="1A0F5C"/>
+                <w:sz w:val="21"/>
+                <w:szCs w:val="21"/>
+              </w:rPr>
+              <w:t xml:space="preserve">Zero, because a duplicate has to match the earlier row in every field.</w:t>
+            </w:r>
+          </w:p>
+          <w:p>
+            <w:pPr>
+              <w:spacing w:after="40"/>
+              <w:ind w:left="240"/>
+            </w:pPr>
+            <w:r>
+              <w:rPr>
+                <w:b/>
+                <w:bCs/>
+                <w:color w:val="5B3FD6"/>
+                <w:sz w:val="21"/>
+                <w:szCs w:val="21"/>
+              </w:rPr>
+              <w:t xml:space="preserve">(b)  </w:t>
+            </w:r>
+            <w:r>
+              <w:rPr>
+                <w:color w:val="1A0F5C"/>
+                <w:sz w:val="21"/>
+                <w:szCs w:val="21"/>
+              </w:rPr>
+              <w:t xml:space="preserve">Zero, because a different timestamp proves two separate orders were placed.</w:t>
+            </w:r>
+          </w:p>
+          <w:p>
+            <w:pPr>
+              <w:spacing w:after="40"/>
+              <w:ind w:left="240"/>
+            </w:pPr>
+            <w:r>
+              <w:rPr>
+                <w:b/>
+                <w:bCs/>
+                <w:color w:val="5B3FD6"/>
+                <w:sz w:val="21"/>
+                <w:szCs w:val="21"/>
+              </w:rPr>
+              <w:t xml:space="preserve">(c)  </w:t>
+            </w:r>
+            <w:r>
+              <w:rPr>
+                <w:color w:val="1A0F5C"/>
+                <w:sz w:val="21"/>
+                <w:szCs w:val="21"/>
+              </w:rPr>
+              <w:t xml:space="preserve">Forty, but only once Finance has confirmed every pair by hand.</w:t>
+            </w:r>
+          </w:p>
+          <w:p>
+            <w:pPr>
+              <w:spacing w:after="40"/>
+              <w:ind w:left="240"/>
+            </w:pPr>
+            <w:r>
+              <w:rPr>
+                <w:b/>
+                <w:bCs/>
+                <w:color w:val="5B3FD6"/>
+                <w:sz w:val="21"/>
+                <w:szCs w:val="21"/>
+              </w:rPr>
+              <w:t xml:space="preserve">(d)  </w:t>
+            </w:r>
+            <w:r>
+              <w:rPr>
+                <w:color w:val="1A0F5C"/>
+                <w:sz w:val="21"/>
+                <w:szCs w:val="21"/>
+              </w:rPr>
+              <w:t xml:space="preserve">Forty, because the identity rule says one order_id is one order.</w:t>
+            </w:r>
+          </w:p>
+        </w:tc>
+      </w:tr>
+    </w:tbl>
+    <w:p>
+      <w:pPr>
+        <w:spacing w:after="100"/>
+      </w:pPr>
+    </w:p>
+    <w:tbl>
+      <w:tblPr>
+        <w:tblW w:type="dxa" w:w="9806"/>
+        <w:tblBorders>
+          <w:top w:val="single" w:color="auto" w:sz="4"/>
+          <w:left w:val="single" w:color="auto" w:sz="4"/>
+          <w:bottom w:val="single" w:color="auto" w:sz="4"/>
+          <w:right w:val="single" w:color="auto" w:sz="4"/>
+          <w:insideH w:val="single" w:color="auto" w:sz="4"/>
+          <w:insideV w:val="single" w:color="auto" w:sz="4"/>
+        </w:tblBorders>
+      </w:tblPr>
+      <w:tblGrid>
+        <w:gridCol w:w="9806"/>
+      </w:tblGrid>
+      <w:tr>
+        <w:trPr>
+          <w:cantSplit/>
+        </w:trPr>
+        <w:tc>
+          <w:tcPr>
+            <w:tcW w:type="dxa" w:w="9806"/>
+            <w:tcBorders>
+              <w:top w:val="single" w:color="CFC9EE" w:sz="6"/>
+              <w:left w:val="single" w:color="CFC9EE" w:sz="6"/>
+              <w:bottom w:val="single" w:color="CFC9EE" w:sz="6"/>
+              <w:right w:val="single" w:color="CFC9EE" w:sz="6"/>
+            </w:tcBorders>
+            <w:tcMar>
+              <w:top w:type="dxa" w:w="90"/>
+              <w:left w:type="dxa" w:w="140"/>
+              <w:bottom w:type="dxa" w:w="90"/>
+              <w:right w:type="dxa" w:w="140"/>
+            </w:tcMar>
+          </w:tcPr>
+          <w:p>
+            <w:pPr>
+              <w:spacing w:after="60"/>
+            </w:pPr>
+            <w:r>
+              <w:rPr>
+                <w:b/>
+                <w:bCs/>
+                <w:color w:val="5B3FD6"/>
+                <w:sz w:val="24"/>
+                <w:szCs w:val="24"/>
+              </w:rPr>
+              <w:t xml:space="preserve">Q50</w:t>
+            </w:r>
+            <w:r>
+              <w:rPr>
+                <w:color w:val="6B6690"/>
+                <w:sz w:val="18"/>
+                <w:szCs w:val="18"/>
+              </w:rPr>
+              <w:t xml:space="preserve">   Scenario set</w:t>
+            </w:r>
+          </w:p>
+          <w:p>
+            <w:pPr>
+              <w:spacing w:after="80"/>
+            </w:pPr>
+            <w:r>
+              <w:rPr>
+                <w:color w:val="1A0F5C"/>
+                <w:sz w:val="21"/>
+                <w:szCs w:val="21"/>
+              </w:rPr>
+              <w:t xml:space="preserve">The row counts add up: 1,160 clean plus 40 rejected is 1,200. What is the honest status of the run?</w:t>
+            </w:r>
+          </w:p>
+          <w:p>
+            <w:pPr>
+              <w:spacing w:after="40"/>
+              <w:ind w:left="240"/>
+            </w:pPr>
+            <w:r>
+              <w:rPr>
+                <w:b/>
+                <w:bCs/>
+                <w:color w:val="5B3FD6"/>
+                <w:sz w:val="21"/>
+                <w:szCs w:val="21"/>
+              </w:rPr>
+              <w:t xml:space="preserve">(a)  </w:t>
+            </w:r>
+            <w:r>
+              <w:rPr>
+                <w:color w:val="1A0F5C"/>
+                <w:sz w:val="21"/>
+                <w:szCs w:val="21"/>
+              </w:rPr>
+              <w:t xml:space="preserve">Reconciled, because the clean rows and the rejects add back to the 1,200 input rows.</w:t>
+            </w:r>
+          </w:p>
+          <w:p>
+            <w:pPr>
+              <w:spacing w:after="40"/>
+              <w:ind w:left="240"/>
+            </w:pPr>
+            <w:r>
+              <w:rPr>
+                <w:b/>
+                <w:bCs/>
+                <w:color w:val="5B3FD6"/>
+                <w:sz w:val="21"/>
+                <w:szCs w:val="21"/>
+              </w:rPr>
+              <w:t xml:space="preserve">(b)  </w:t>
+            </w:r>
+            <w:r>
+              <w:rPr>
+                <w:color w:val="1A0F5C"/>
+                <w:sz w:val="21"/>
+                <w:szCs w:val="21"/>
+              </w:rPr>
+              <w:t xml:space="preserve">Not reconciled, because Rs 3.0 lakh is in neither the clean file nor the log.</w:t>
+            </w:r>
+          </w:p>
+          <w:p>
+            <w:pPr>
+              <w:spacing w:after="40"/>
+              <w:ind w:left="240"/>
+            </w:pPr>
+            <w:r>
+              <w:rPr>
+                <w:b/>
+                <w:bCs/>
+                <w:color w:val="5B3FD6"/>
+                <w:sz w:val="21"/>
+                <w:szCs w:val="21"/>
+              </w:rPr>
+              <w:t xml:space="preserve">(c)  </w:t>
+            </w:r>
+            <w:r>
+              <w:rPr>
+                <w:color w:val="1A0F5C"/>
+                <w:sz w:val="21"/>
+                <w:szCs w:val="21"/>
+              </w:rPr>
+              <w:t xml:space="preserve">Not reconciled, because Rs 8.0 lakh left the file when the 40 repeats were removed.</w:t>
+            </w:r>
+          </w:p>
+          <w:p>
+            <w:pPr>
+              <w:spacing w:after="40"/>
+              <w:ind w:left="240"/>
+            </w:pPr>
+            <w:r>
+              <w:rPr>
+                <w:b/>
+                <w:bCs/>
+                <w:color w:val="5B3FD6"/>
+                <w:sz w:val="21"/>
+                <w:szCs w:val="21"/>
+              </w:rPr>
+              <w:t xml:space="preserve">(d)  </w:t>
+            </w:r>
+            <w:r>
+              <w:rPr>
+                <w:color w:val="1A0F5C"/>
+                <w:sz w:val="21"/>
+                <w:szCs w:val="21"/>
+              </w:rPr>
+              <w:t xml:space="preserve">Reconciled, because a gap under 5 percent of the input is within ordinary rounding.</w:t>
             </w:r>
           </w:p>
         </w:tc>
@@ -8124,7 +10466,7 @@
           <w:sz w:val="21"/>
           <w:szCs w:val="21"/>
         </w:rPr>
-        <w:t xml:space="preserve">5 items, Q46 to Q50, about 20 minutes. Show the working, then the answer.</w:t>
+        <w:t xml:space="preserve">5 items, Q51 to Q55, about 20 minutes. Show the working, then the answer.</w:t>
       </w:r>
     </w:p>
     <w:tbl>
@@ -8174,7 +10516,7 @@
                 <w:sz w:val="24"/>
                 <w:szCs w:val="24"/>
               </w:rPr>
-              <w:t xml:space="preserve">Q46</w:t>
+              <w:t xml:space="preserve">Q51</w:t>
             </w:r>
             <w:r>
               <w:rPr>
@@ -8279,7 +10621,7 @@
                 <w:sz w:val="24"/>
                 <w:szCs w:val="24"/>
               </w:rPr>
-              <w:t xml:space="preserve">Q47</w:t>
+              <w:t xml:space="preserve">Q52</w:t>
             </w:r>
             <w:r>
               <w:rPr>
@@ -8384,7 +10726,7 @@
                 <w:sz w:val="24"/>
                 <w:szCs w:val="24"/>
               </w:rPr>
-              <w:t xml:space="preserve">Q48</w:t>
+              <w:t xml:space="preserve">Q53</w:t>
             </w:r>
             <w:r>
               <w:rPr>
@@ -8489,7 +10831,7 @@
                 <w:sz w:val="24"/>
                 <w:szCs w:val="24"/>
               </w:rPr>
-              <w:t xml:space="preserve">Q49</w:t>
+              <w:t xml:space="preserve">Q54</w:t>
             </w:r>
             <w:r>
               <w:rPr>
@@ -8594,7 +10936,7 @@
                 <w:sz w:val="24"/>
                 <w:szCs w:val="24"/>
               </w:rPr>
-              <w:t xml:space="preserve">Q50</w:t>
+              <w:t xml:space="preserve">Q55</w:t>
             </w:r>
             <w:r>
               <w:rPr>
@@ -8681,7 +11023,7 @@
           <w:sz w:val="21"/>
           <w:szCs w:val="21"/>
         </w:rPr>
-        <w:t xml:space="preserve">2 items, Q51 to Q52, about 5 minutes. Write the letters in the right order.</w:t>
+        <w:t xml:space="preserve">2 items, Q56 to Q57, about 5 minutes. Write the letters in the right order.</w:t>
       </w:r>
     </w:p>
     <w:tbl>
@@ -8731,7 +11073,7 @@
                 <w:sz w:val="24"/>
                 <w:szCs w:val="24"/>
               </w:rPr>
-              <w:t xml:space="preserve">Q51</w:t>
+              <w:t xml:space="preserve">Q56</w:t>
             </w:r>
             <w:r>
               <w:rPr>
@@ -8943,7 +11285,7 @@
                 <w:sz w:val="24"/>
                 <w:szCs w:val="24"/>
               </w:rPr>
-              <w:t xml:space="preserve">Q52</w:t>
+              <w:t xml:space="preserve">Q57</w:t>
             </w:r>
             <w:r>
               <w:rPr>
@@ -9074,6 +11416,374 @@
                 <w:szCs w:val="21"/>
               </w:rPr>
               <w:t xml:space="preserve">Order:  ______________________________</w:t>
+            </w:r>
+          </w:p>
+        </w:tc>
+      </w:tr>
+    </w:tbl>
+    <w:p>
+      <w:pPr>
+        <w:spacing w:after="100"/>
+      </w:pPr>
+    </w:p>
+    <w:p>
+      <w:r>
+        <w:br w:type="page"/>
+      </w:r>
+    </w:p>
+    <w:p>
+      <w:pPr>
+        <w:spacing w:after="100" w:before="0"/>
+      </w:pPr>
+      <w:r>
+        <w:rPr>
+          <w:rFonts w:ascii="Georgia" w:cs="Georgia" w:eastAsia="Georgia" w:hAnsi="Georgia"/>
+          <w:color w:val="1A0F5C"/>
+          <w:sz w:val="30"/>
+          <w:szCs w:val="30"/>
+        </w:rPr>
+        <w:t xml:space="preserve">Stretch: untimed, and not marked</w:t>
+      </w:r>
+    </w:p>
+    <w:p>
+      <w:pPr>
+        <w:spacing w:after="160"/>
+      </w:pPr>
+      <w:r>
+        <w:rPr>
+          <w:color w:val="6B6690"/>
+          <w:sz w:val="21"/>
+          <w:szCs w:val="21"/>
+        </w:rPr>
+        <w:t xml:space="preserve">For anyone who finishes early. Nothing here is counted; each item is the kind an interviewer asks after your first answer, so write the answer you would say.</w:t>
+      </w:r>
+    </w:p>
+    <w:tbl>
+      <w:tblPr>
+        <w:tblW w:type="dxa" w:w="9806"/>
+        <w:tblBorders>
+          <w:top w:val="single" w:color="auto" w:sz="4"/>
+          <w:left w:val="single" w:color="auto" w:sz="4"/>
+          <w:bottom w:val="single" w:color="auto" w:sz="4"/>
+          <w:right w:val="single" w:color="auto" w:sz="4"/>
+          <w:insideH w:val="single" w:color="auto" w:sz="4"/>
+          <w:insideV w:val="single" w:color="auto" w:sz="4"/>
+        </w:tblBorders>
+      </w:tblPr>
+      <w:tblGrid>
+        <w:gridCol w:w="9806"/>
+      </w:tblGrid>
+      <w:tr>
+        <w:trPr>
+          <w:cantSplit/>
+        </w:trPr>
+        <w:tc>
+          <w:tcPr>
+            <w:tcW w:type="dxa" w:w="9806"/>
+            <w:tcBorders>
+              <w:top w:val="single" w:color="CFC9EE" w:sz="6"/>
+              <w:left w:val="single" w:color="CFC9EE" w:sz="6"/>
+              <w:bottom w:val="single" w:color="CFC9EE" w:sz="6"/>
+              <w:right w:val="single" w:color="CFC9EE" w:sz="6"/>
+            </w:tcBorders>
+            <w:tcMar>
+              <w:top w:type="dxa" w:w="90"/>
+              <w:left w:type="dxa" w:w="140"/>
+              <w:bottom w:type="dxa" w:w="90"/>
+              <w:right w:type="dxa" w:w="140"/>
+            </w:tcMar>
+          </w:tcPr>
+          <w:p>
+            <w:pPr>
+              <w:spacing w:after="80"/>
+            </w:pPr>
+            <w:r>
+              <w:rPr>
+                <w:b/>
+                <w:bCs/>
+                <w:color w:val="5B3FD6"/>
+                <w:sz w:val="22"/>
+                <w:szCs w:val="22"/>
+              </w:rPr>
+              <w:t xml:space="preserve">Stretch 1</w:t>
+            </w:r>
+          </w:p>
+          <w:p>
+            <w:pPr>
+              <w:spacing w:after="80"/>
+            </w:pPr>
+            <w:r>
+              <w:rPr>
+                <w:color w:val="1A0F5C"/>
+                <w:sz w:val="21"/>
+                <w:szCs w:val="21"/>
+              </w:rPr>
+              <w:t xml:space="preserve">Marketing concedes that frequency fell but says acquisition is still the cheaper way to add Rs 1 crore of revenue. What would you need to see before agreeing, and how would you say it to Meera in three sentences?</w:t>
+            </w:r>
+          </w:p>
+          <w:p>
+            <w:pPr>
+              <w:spacing w:after="1400"/>
+            </w:pPr>
+            <w:r>
+              <w:rPr>
+                <w:color w:val="1A0F5C"/>
+                <w:sz w:val="21"/>
+                <w:szCs w:val="21"/>
+              </w:rPr>
+              <w:t xml:space="preserve"/>
+            </w:r>
+          </w:p>
+        </w:tc>
+      </w:tr>
+    </w:tbl>
+    <w:p>
+      <w:pPr>
+        <w:spacing w:after="100"/>
+      </w:pPr>
+    </w:p>
+    <w:tbl>
+      <w:tblPr>
+        <w:tblW w:type="dxa" w:w="9806"/>
+        <w:tblBorders>
+          <w:top w:val="single" w:color="auto" w:sz="4"/>
+          <w:left w:val="single" w:color="auto" w:sz="4"/>
+          <w:bottom w:val="single" w:color="auto" w:sz="4"/>
+          <w:right w:val="single" w:color="auto" w:sz="4"/>
+          <w:insideH w:val="single" w:color="auto" w:sz="4"/>
+          <w:insideV w:val="single" w:color="auto" w:sz="4"/>
+        </w:tblBorders>
+      </w:tblPr>
+      <w:tblGrid>
+        <w:gridCol w:w="9806"/>
+      </w:tblGrid>
+      <w:tr>
+        <w:trPr>
+          <w:cantSplit/>
+        </w:trPr>
+        <w:tc>
+          <w:tcPr>
+            <w:tcW w:type="dxa" w:w="9806"/>
+            <w:tcBorders>
+              <w:top w:val="single" w:color="CFC9EE" w:sz="6"/>
+              <w:left w:val="single" w:color="CFC9EE" w:sz="6"/>
+              <w:bottom w:val="single" w:color="CFC9EE" w:sz="6"/>
+              <w:right w:val="single" w:color="CFC9EE" w:sz="6"/>
+            </w:tcBorders>
+            <w:tcMar>
+              <w:top w:type="dxa" w:w="90"/>
+              <w:left w:type="dxa" w:w="140"/>
+              <w:bottom w:type="dxa" w:w="90"/>
+              <w:right w:type="dxa" w:w="140"/>
+            </w:tcMar>
+          </w:tcPr>
+          <w:p>
+            <w:pPr>
+              <w:spacing w:after="80"/>
+            </w:pPr>
+            <w:r>
+              <w:rPr>
+                <w:b/>
+                <w:bCs/>
+                <w:color w:val="5B3FD6"/>
+                <w:sz w:val="22"/>
+                <w:szCs w:val="22"/>
+              </w:rPr>
+              <w:t xml:space="preserve">Stretch 2</w:t>
+            </w:r>
+          </w:p>
+          <w:p>
+            <w:pPr>
+              <w:spacing w:after="80"/>
+            </w:pPr>
+            <w:r>
+              <w:rPr>
+                <w:color w:val="1A0F5C"/>
+                <w:sz w:val="21"/>
+                <w:szCs w:val="21"/>
+              </w:rPr>
+              <w:t xml:space="preserve">A shuffle test on the gap between two segments returns p = 0.03. Meera asks, "So we are 97 percent sure?" Answer in two sentences she can repeat to the board.</w:t>
+            </w:r>
+          </w:p>
+          <w:p>
+            <w:pPr>
+              <w:spacing w:after="1400"/>
+            </w:pPr>
+            <w:r>
+              <w:rPr>
+                <w:color w:val="1A0F5C"/>
+                <w:sz w:val="21"/>
+                <w:szCs w:val="21"/>
+              </w:rPr>
+              <w:t xml:space="preserve"/>
+            </w:r>
+          </w:p>
+        </w:tc>
+      </w:tr>
+    </w:tbl>
+    <w:p>
+      <w:pPr>
+        <w:spacing w:after="100"/>
+      </w:pPr>
+    </w:p>
+    <w:tbl>
+      <w:tblPr>
+        <w:tblW w:type="dxa" w:w="9806"/>
+        <w:tblBorders>
+          <w:top w:val="single" w:color="auto" w:sz="4"/>
+          <w:left w:val="single" w:color="auto" w:sz="4"/>
+          <w:bottom w:val="single" w:color="auto" w:sz="4"/>
+          <w:right w:val="single" w:color="auto" w:sz="4"/>
+          <w:insideH w:val="single" w:color="auto" w:sz="4"/>
+          <w:insideV w:val="single" w:color="auto" w:sz="4"/>
+        </w:tblBorders>
+      </w:tblPr>
+      <w:tblGrid>
+        <w:gridCol w:w="9806"/>
+      </w:tblGrid>
+      <w:tr>
+        <w:trPr>
+          <w:cantSplit/>
+        </w:trPr>
+        <w:tc>
+          <w:tcPr>
+            <w:tcW w:type="dxa" w:w="9806"/>
+            <w:tcBorders>
+              <w:top w:val="single" w:color="CFC9EE" w:sz="6"/>
+              <w:left w:val="single" w:color="CFC9EE" w:sz="6"/>
+              <w:bottom w:val="single" w:color="CFC9EE" w:sz="6"/>
+              <w:right w:val="single" w:color="CFC9EE" w:sz="6"/>
+            </w:tcBorders>
+            <w:tcMar>
+              <w:top w:type="dxa" w:w="90"/>
+              <w:left w:type="dxa" w:w="140"/>
+              <w:bottom w:type="dxa" w:w="90"/>
+              <w:right w:type="dxa" w:w="140"/>
+            </w:tcMar>
+          </w:tcPr>
+          <w:p>
+            <w:pPr>
+              <w:spacing w:after="80"/>
+            </w:pPr>
+            <w:r>
+              <w:rPr>
+                <w:b/>
+                <w:bCs/>
+                <w:color w:val="5B3FD6"/>
+                <w:sz w:val="22"/>
+                <w:szCs w:val="22"/>
+              </w:rPr>
+              <w:t xml:space="preserve">Stretch 3</w:t>
+            </w:r>
+          </w:p>
+          <w:p>
+            <w:pPr>
+              <w:spacing w:after="80"/>
+            </w:pPr>
+            <w:r>
+              <w:rPr>
+                <w:color w:val="1A0F5C"/>
+                <w:sz w:val="21"/>
+                <w:szCs w:val="21"/>
+              </w:rPr>
+              <w:t xml:space="preserve">An auditor asks you to walk through the rows your cleaning run removed. Describe the four things you show them, in order.</w:t>
+            </w:r>
+          </w:p>
+          <w:p>
+            <w:pPr>
+              <w:spacing w:after="1400"/>
+            </w:pPr>
+            <w:r>
+              <w:rPr>
+                <w:color w:val="1A0F5C"/>
+                <w:sz w:val="21"/>
+                <w:szCs w:val="21"/>
+              </w:rPr>
+              <w:t xml:space="preserve"/>
+            </w:r>
+          </w:p>
+        </w:tc>
+      </w:tr>
+    </w:tbl>
+    <w:p>
+      <w:pPr>
+        <w:spacing w:after="100"/>
+      </w:pPr>
+    </w:p>
+    <w:tbl>
+      <w:tblPr>
+        <w:tblW w:type="dxa" w:w="9806"/>
+        <w:tblBorders>
+          <w:top w:val="single" w:color="auto" w:sz="4"/>
+          <w:left w:val="single" w:color="auto" w:sz="4"/>
+          <w:bottom w:val="single" w:color="auto" w:sz="4"/>
+          <w:right w:val="single" w:color="auto" w:sz="4"/>
+          <w:insideH w:val="single" w:color="auto" w:sz="4"/>
+          <w:insideV w:val="single" w:color="auto" w:sz="4"/>
+        </w:tblBorders>
+      </w:tblPr>
+      <w:tblGrid>
+        <w:gridCol w:w="9806"/>
+      </w:tblGrid>
+      <w:tr>
+        <w:trPr>
+          <w:cantSplit/>
+        </w:trPr>
+        <w:tc>
+          <w:tcPr>
+            <w:tcW w:type="dxa" w:w="9806"/>
+            <w:tcBorders>
+              <w:top w:val="single" w:color="CFC9EE" w:sz="6"/>
+              <w:left w:val="single" w:color="CFC9EE" w:sz="6"/>
+              <w:bottom w:val="single" w:color="CFC9EE" w:sz="6"/>
+              <w:right w:val="single" w:color="CFC9EE" w:sz="6"/>
+            </w:tcBorders>
+            <w:tcMar>
+              <w:top w:type="dxa" w:w="90"/>
+              <w:left w:type="dxa" w:w="140"/>
+              <w:bottom w:type="dxa" w:w="90"/>
+              <w:right w:type="dxa" w:w="140"/>
+            </w:tcMar>
+          </w:tcPr>
+          <w:p>
+            <w:pPr>
+              <w:spacing w:after="80"/>
+            </w:pPr>
+            <w:r>
+              <w:rPr>
+                <w:b/>
+                <w:bCs/>
+                <w:color w:val="5B3FD6"/>
+                <w:sz w:val="22"/>
+                <w:szCs w:val="22"/>
+              </w:rPr>
+              <w:t xml:space="preserve">Stretch 4</w:t>
+            </w:r>
+          </w:p>
+          <w:p>
+            <w:pPr>
+              <w:spacing w:after="80"/>
+            </w:pPr>
+            <w:r>
+              <w:rPr>
+                <w:color w:val="1A0F5C"/>
+                <w:sz w:val="21"/>
+                <w:szCs w:val="21"/>
+              </w:rPr>
+              <w:t xml:space="preserve">You have two hours and a raw export, and Meera wants the Q1 figure by lunch. What do you do first, what do you skip, and what do you refuse to skip?</w:t>
+            </w:r>
+          </w:p>
+          <w:p>
+            <w:pPr>
+              <w:spacing w:after="1400"/>
+            </w:pPr>
+            <w:r>
+              <w:rPr>
+                <w:color w:val="1A0F5C"/>
+                <w:sz w:val="21"/>
+                <w:szCs w:val="21"/>
+              </w:rPr>
+              <w:t xml:space="preserve"/>
             </w:r>
           </w:p>
         </w:tc>
@@ -9328,7 +12038,7 @@
                 <w:sz w:val="18"/>
                 <w:szCs w:val="18"/>
               </w:rPr>
-              <w:t xml:space="preserve">____ of 52</w:t>
+              <w:t xml:space="preserve">____ of 57</w:t>
             </w:r>
           </w:p>
         </w:tc>
@@ -9453,7 +12163,7 @@
                 <w:sz w:val="17"/>
                 <w:szCs w:val="17"/>
               </w:rPr>
-              <w:t xml:space="preserve">Q27</w:t>
+              <w:t xml:space="preserve">Q30</w:t>
             </w:r>
           </w:p>
         </w:tc>
@@ -9586,7 +12296,7 @@
                 <w:sz w:val="17"/>
                 <w:szCs w:val="17"/>
               </w:rPr>
-              <w:t xml:space="preserve">Q28</w:t>
+              <w:t xml:space="preserve">Q31</w:t>
             </w:r>
           </w:p>
         </w:tc>
@@ -9719,7 +12429,7 @@
                 <w:sz w:val="17"/>
                 <w:szCs w:val="17"/>
               </w:rPr>
-              <w:t xml:space="preserve">Q29</w:t>
+              <w:t xml:space="preserve">Q32</w:t>
             </w:r>
           </w:p>
         </w:tc>
@@ -9852,7 +12562,7 @@
                 <w:sz w:val="17"/>
                 <w:szCs w:val="17"/>
               </w:rPr>
-              <w:t xml:space="preserve">Q30</w:t>
+              <w:t xml:space="preserve">Q33</w:t>
             </w:r>
           </w:p>
         </w:tc>
@@ -9985,7 +12695,7 @@
                 <w:sz w:val="17"/>
                 <w:szCs w:val="17"/>
               </w:rPr>
-              <w:t xml:space="preserve">Q31</w:t>
+              <w:t xml:space="preserve">Q34</w:t>
             </w:r>
           </w:p>
         </w:tc>
@@ -10118,7 +12828,7 @@
                 <w:sz w:val="17"/>
                 <w:szCs w:val="17"/>
               </w:rPr>
-              <w:t xml:space="preserve">Q32</w:t>
+              <w:t xml:space="preserve">Q35</w:t>
             </w:r>
           </w:p>
         </w:tc>
@@ -10251,7 +12961,7 @@
                 <w:sz w:val="17"/>
                 <w:szCs w:val="17"/>
               </w:rPr>
-              <w:t xml:space="preserve">Q33</w:t>
+              <w:t xml:space="preserve">Q36</w:t>
             </w:r>
           </w:p>
         </w:tc>
@@ -10384,7 +13094,7 @@
                 <w:sz w:val="17"/>
                 <w:szCs w:val="17"/>
               </w:rPr>
-              <w:t xml:space="preserve">Q34</w:t>
+              <w:t xml:space="preserve">Q37</w:t>
             </w:r>
           </w:p>
         </w:tc>
@@ -10517,7 +13227,7 @@
                 <w:sz w:val="17"/>
                 <w:szCs w:val="17"/>
               </w:rPr>
-              <w:t xml:space="preserve">Q35</w:t>
+              <w:t xml:space="preserve">Q38</w:t>
             </w:r>
           </w:p>
         </w:tc>
@@ -10549,7 +13259,7 @@
                 <w:sz w:val="17"/>
                 <w:szCs w:val="17"/>
               </w:rPr>
-              <w:t xml:space="preserve">○ a     ○ b     ○ c     ○ d</w:t>
+              <w:t xml:space="preserve">______________________________</w:t>
             </w:r>
           </w:p>
         </w:tc>
@@ -10650,7 +13360,7 @@
                 <w:sz w:val="17"/>
                 <w:szCs w:val="17"/>
               </w:rPr>
-              <w:t xml:space="preserve">Q36</w:t>
+              <w:t xml:space="preserve">Q39</w:t>
             </w:r>
           </w:p>
         </w:tc>
@@ -10783,7 +13493,7 @@
                 <w:sz w:val="17"/>
                 <w:szCs w:val="17"/>
               </w:rPr>
-              <w:t xml:space="preserve">Q37</w:t>
+              <w:t xml:space="preserve">Q40</w:t>
             </w:r>
           </w:p>
         </w:tc>
@@ -10815,7 +13525,7 @@
                 <w:sz w:val="17"/>
                 <w:szCs w:val="17"/>
               </w:rPr>
-              <w:t xml:space="preserve">○ a     ○ b     ○ c     ○ d</w:t>
+              <w:t xml:space="preserve">______________________________</w:t>
             </w:r>
           </w:p>
         </w:tc>
@@ -10916,7 +13626,7 @@
                 <w:sz w:val="17"/>
                 <w:szCs w:val="17"/>
               </w:rPr>
-              <w:t xml:space="preserve">Q38</w:t>
+              <w:t xml:space="preserve">Q41</w:t>
             </w:r>
           </w:p>
         </w:tc>
@@ -11049,7 +13759,7 @@
                 <w:sz w:val="17"/>
                 <w:szCs w:val="17"/>
               </w:rPr>
-              <w:t xml:space="preserve">Q39</w:t>
+              <w:t xml:space="preserve">Q42</w:t>
             </w:r>
           </w:p>
         </w:tc>
@@ -11182,7 +13892,7 @@
                 <w:sz w:val="17"/>
                 <w:szCs w:val="17"/>
               </w:rPr>
-              <w:t xml:space="preserve">Q40</w:t>
+              <w:t xml:space="preserve">Q43</w:t>
             </w:r>
           </w:p>
         </w:tc>
@@ -11214,7 +13924,7 @@
                 <w:sz w:val="17"/>
                 <w:szCs w:val="17"/>
               </w:rPr>
-              <w:t xml:space="preserve">______________________________</w:t>
+              <w:t xml:space="preserve">○ a     ○ b     ○ c     ○ d</w:t>
             </w:r>
           </w:p>
         </w:tc>
@@ -11315,7 +14025,7 @@
                 <w:sz w:val="17"/>
                 <w:szCs w:val="17"/>
               </w:rPr>
-              <w:t xml:space="preserve">Q41</w:t>
+              <w:t xml:space="preserve">Q44</w:t>
             </w:r>
           </w:p>
         </w:tc>
@@ -11448,7 +14158,7 @@
                 <w:sz w:val="17"/>
                 <w:szCs w:val="17"/>
               </w:rPr>
-              <w:t xml:space="preserve">Q42</w:t>
+              <w:t xml:space="preserve">Q45</w:t>
             </w:r>
           </w:p>
         </w:tc>
@@ -11581,7 +14291,7 @@
                 <w:sz w:val="17"/>
                 <w:szCs w:val="17"/>
               </w:rPr>
-              <w:t xml:space="preserve">Q43</w:t>
+              <w:t xml:space="preserve">Q46</w:t>
             </w:r>
           </w:p>
         </w:tc>
@@ -11613,7 +14323,7 @@
                 <w:sz w:val="17"/>
                 <w:szCs w:val="17"/>
               </w:rPr>
-              <w:t xml:space="preserve">○ a     ○ b     ○ c     ○ d</w:t>
+              <w:t xml:space="preserve">______________________________</w:t>
             </w:r>
           </w:p>
         </w:tc>
@@ -11714,7 +14424,7 @@
                 <w:sz w:val="17"/>
                 <w:szCs w:val="17"/>
               </w:rPr>
-              <w:t xml:space="preserve">Q44</w:t>
+              <w:t xml:space="preserve">Q47</w:t>
             </w:r>
           </w:p>
         </w:tc>
@@ -11847,7 +14557,7 @@
                 <w:sz w:val="17"/>
                 <w:szCs w:val="17"/>
               </w:rPr>
-              <w:t xml:space="preserve">Q45</w:t>
+              <w:t xml:space="preserve">Q48</w:t>
             </w:r>
           </w:p>
         </w:tc>
@@ -11980,7 +14690,7 @@
                 <w:sz w:val="17"/>
                 <w:szCs w:val="17"/>
               </w:rPr>
-              <w:t xml:space="preserve">Q46</w:t>
+              <w:t xml:space="preserve">Q49</w:t>
             </w:r>
           </w:p>
         </w:tc>
@@ -12012,7 +14722,7 @@
                 <w:sz w:val="17"/>
                 <w:szCs w:val="17"/>
               </w:rPr>
-              <w:t xml:space="preserve">______________________________</w:t>
+              <w:t xml:space="preserve">○ a     ○ b     ○ c     ○ d</w:t>
             </w:r>
           </w:p>
         </w:tc>
@@ -12113,7 +14823,7 @@
                 <w:sz w:val="17"/>
                 <w:szCs w:val="17"/>
               </w:rPr>
-              <w:t xml:space="preserve">Q47</w:t>
+              <w:t xml:space="preserve">Q50</w:t>
             </w:r>
           </w:p>
         </w:tc>
@@ -12145,7 +14855,7 @@
                 <w:sz w:val="17"/>
                 <w:szCs w:val="17"/>
               </w:rPr>
-              <w:t xml:space="preserve">______________________________</w:t>
+              <w:t xml:space="preserve">○ a     ○ b     ○ c     ○ d</w:t>
             </w:r>
           </w:p>
         </w:tc>
@@ -12246,7 +14956,7 @@
                 <w:sz w:val="17"/>
                 <w:szCs w:val="17"/>
               </w:rPr>
-              <w:t xml:space="preserve">Q48</w:t>
+              <w:t xml:space="preserve">Q51</w:t>
             </w:r>
           </w:p>
         </w:tc>
@@ -12379,7 +15089,7 @@
                 <w:sz w:val="17"/>
                 <w:szCs w:val="17"/>
               </w:rPr>
-              <w:t xml:space="preserve">Q49</w:t>
+              <w:t xml:space="preserve">Q52</w:t>
             </w:r>
           </w:p>
         </w:tc>
@@ -12512,7 +15222,7 @@
                 <w:sz w:val="17"/>
                 <w:szCs w:val="17"/>
               </w:rPr>
-              <w:t xml:space="preserve">Q50</w:t>
+              <w:t xml:space="preserve">Q53</w:t>
             </w:r>
           </w:p>
         </w:tc>
@@ -12645,7 +15355,7 @@
                 <w:sz w:val="17"/>
                 <w:szCs w:val="17"/>
               </w:rPr>
-              <w:t xml:space="preserve">Q51</w:t>
+              <w:t xml:space="preserve">Q54</w:t>
             </w:r>
           </w:p>
         </w:tc>
@@ -12778,7 +15488,7 @@
                 <w:sz w:val="17"/>
                 <w:szCs w:val="17"/>
               </w:rPr>
-              <w:t xml:space="preserve">Q52</w:t>
+              <w:t xml:space="preserve">Q55</w:t>
             </w:r>
           </w:p>
         </w:tc>
@@ -12811,6 +15521,405 @@
                 <w:szCs w:val="17"/>
               </w:rPr>
               <w:t xml:space="preserve">______________________________</w:t>
+            </w:r>
+          </w:p>
+        </w:tc>
+      </w:tr>
+      <w:tr>
+        <w:trPr>
+          <w:cantSplit/>
+        </w:trPr>
+        <w:tc>
+          <w:tcPr>
+            <w:tcW w:type="dxa" w:w="700"/>
+            <w:tcBorders>
+              <w:top w:val="single" w:color="CFC9EE" w:sz="6"/>
+              <w:left w:val="single" w:color="CFC9EE" w:sz="6"/>
+              <w:bottom w:val="single" w:color="CFC9EE" w:sz="6"/>
+              <w:right w:val="single" w:color="CFC9EE" w:sz="6"/>
+            </w:tcBorders>
+            <w:tcMar>
+              <w:top w:type="dxa" w:w="30"/>
+              <w:left w:type="dxa" w:w="110"/>
+              <w:bottom w:type="dxa" w:w="30"/>
+              <w:right w:type="dxa" w:w="110"/>
+            </w:tcMar>
+          </w:tcPr>
+          <w:p>
+            <w:pPr>
+              <w:spacing w:after="0"/>
+            </w:pPr>
+            <w:r>
+              <w:rPr>
+                <w:b/>
+                <w:bCs/>
+                <w:color w:val="5B3FD6"/>
+                <w:sz w:val="17"/>
+                <w:szCs w:val="17"/>
+              </w:rPr>
+              <w:t xml:space="preserve">Q27</w:t>
+            </w:r>
+          </w:p>
+        </w:tc>
+        <w:tc>
+          <w:tcPr>
+            <w:tcW w:type="dxa" w:w="4143"/>
+            <w:tcBorders>
+              <w:top w:val="single" w:color="CFC9EE" w:sz="6"/>
+              <w:left w:val="single" w:color="CFC9EE" w:sz="6"/>
+              <w:bottom w:val="single" w:color="CFC9EE" w:sz="6"/>
+              <w:right w:val="single" w:color="CFC9EE" w:sz="6"/>
+            </w:tcBorders>
+            <w:tcMar>
+              <w:top w:type="dxa" w:w="30"/>
+              <w:left w:type="dxa" w:w="110"/>
+              <w:bottom w:type="dxa" w:w="30"/>
+              <w:right w:type="dxa" w:w="110"/>
+            </w:tcMar>
+          </w:tcPr>
+          <w:p>
+            <w:pPr>
+              <w:spacing w:after="0"/>
+            </w:pPr>
+            <w:r>
+              <w:rPr>
+                <w:b w:val="false"/>
+                <w:bCs w:val="false"/>
+                <w:color w:val="1A0F5C"/>
+                <w:sz w:val="17"/>
+                <w:szCs w:val="17"/>
+              </w:rPr>
+              <w:t xml:space="preserve">○ a     ○ b     ○ c     ○ d</w:t>
+            </w:r>
+          </w:p>
+        </w:tc>
+        <w:tc>
+          <w:tcPr>
+            <w:tcW w:type="dxa" w:w="700"/>
+            <w:tcBorders>
+              <w:top w:val="single" w:color="CFC9EE" w:sz="6"/>
+              <w:left w:val="single" w:color="CFC9EE" w:sz="6"/>
+              <w:bottom w:val="single" w:color="CFC9EE" w:sz="6"/>
+              <w:right w:val="single" w:color="CFC9EE" w:sz="6"/>
+            </w:tcBorders>
+            <w:tcMar>
+              <w:top w:type="dxa" w:w="30"/>
+              <w:left w:type="dxa" w:w="110"/>
+              <w:bottom w:type="dxa" w:w="30"/>
+              <w:right w:type="dxa" w:w="110"/>
+            </w:tcMar>
+          </w:tcPr>
+          <w:p>
+            <w:pPr>
+              <w:spacing w:after="0"/>
+            </w:pPr>
+            <w:r>
+              <w:rPr>
+                <w:b/>
+                <w:bCs/>
+                <w:color w:val="5B3FD6"/>
+                <w:sz w:val="17"/>
+                <w:szCs w:val="17"/>
+              </w:rPr>
+              <w:t xml:space="preserve">Q56</w:t>
+            </w:r>
+          </w:p>
+        </w:tc>
+        <w:tc>
+          <w:tcPr>
+            <w:tcW w:type="dxa" w:w="4143"/>
+            <w:tcBorders>
+              <w:top w:val="single" w:color="CFC9EE" w:sz="6"/>
+              <w:left w:val="single" w:color="CFC9EE" w:sz="6"/>
+              <w:bottom w:val="single" w:color="CFC9EE" w:sz="6"/>
+              <w:right w:val="single" w:color="CFC9EE" w:sz="6"/>
+            </w:tcBorders>
+            <w:tcMar>
+              <w:top w:type="dxa" w:w="30"/>
+              <w:left w:type="dxa" w:w="110"/>
+              <w:bottom w:type="dxa" w:w="30"/>
+              <w:right w:type="dxa" w:w="110"/>
+            </w:tcMar>
+          </w:tcPr>
+          <w:p>
+            <w:pPr>
+              <w:spacing w:after="0"/>
+            </w:pPr>
+            <w:r>
+              <w:rPr>
+                <w:b w:val="false"/>
+                <w:bCs w:val="false"/>
+                <w:color w:val="1A0F5C"/>
+                <w:sz w:val="17"/>
+                <w:szCs w:val="17"/>
+              </w:rPr>
+              <w:t xml:space="preserve">______________________________</w:t>
+            </w:r>
+          </w:p>
+        </w:tc>
+      </w:tr>
+      <w:tr>
+        <w:trPr>
+          <w:cantSplit/>
+        </w:trPr>
+        <w:tc>
+          <w:tcPr>
+            <w:tcW w:type="dxa" w:w="700"/>
+            <w:tcBorders>
+              <w:top w:val="single" w:color="CFC9EE" w:sz="6"/>
+              <w:left w:val="single" w:color="CFC9EE" w:sz="6"/>
+              <w:bottom w:val="single" w:color="CFC9EE" w:sz="6"/>
+              <w:right w:val="single" w:color="CFC9EE" w:sz="6"/>
+            </w:tcBorders>
+            <w:tcMar>
+              <w:top w:type="dxa" w:w="30"/>
+              <w:left w:type="dxa" w:w="110"/>
+              <w:bottom w:type="dxa" w:w="30"/>
+              <w:right w:type="dxa" w:w="110"/>
+            </w:tcMar>
+          </w:tcPr>
+          <w:p>
+            <w:pPr>
+              <w:spacing w:after="0"/>
+            </w:pPr>
+            <w:r>
+              <w:rPr>
+                <w:b/>
+                <w:bCs/>
+                <w:color w:val="5B3FD6"/>
+                <w:sz w:val="17"/>
+                <w:szCs w:val="17"/>
+              </w:rPr>
+              <w:t xml:space="preserve">Q28</w:t>
+            </w:r>
+          </w:p>
+        </w:tc>
+        <w:tc>
+          <w:tcPr>
+            <w:tcW w:type="dxa" w:w="4143"/>
+            <w:tcBorders>
+              <w:top w:val="single" w:color="CFC9EE" w:sz="6"/>
+              <w:left w:val="single" w:color="CFC9EE" w:sz="6"/>
+              <w:bottom w:val="single" w:color="CFC9EE" w:sz="6"/>
+              <w:right w:val="single" w:color="CFC9EE" w:sz="6"/>
+            </w:tcBorders>
+            <w:tcMar>
+              <w:top w:type="dxa" w:w="30"/>
+              <w:left w:type="dxa" w:w="110"/>
+              <w:bottom w:type="dxa" w:w="30"/>
+              <w:right w:type="dxa" w:w="110"/>
+            </w:tcMar>
+          </w:tcPr>
+          <w:p>
+            <w:pPr>
+              <w:spacing w:after="0"/>
+            </w:pPr>
+            <w:r>
+              <w:rPr>
+                <w:b w:val="false"/>
+                <w:bCs w:val="false"/>
+                <w:color w:val="1A0F5C"/>
+                <w:sz w:val="17"/>
+                <w:szCs w:val="17"/>
+              </w:rPr>
+              <w:t xml:space="preserve">○ a     ○ b     ○ c     ○ d</w:t>
+            </w:r>
+          </w:p>
+        </w:tc>
+        <w:tc>
+          <w:tcPr>
+            <w:tcW w:type="dxa" w:w="700"/>
+            <w:tcBorders>
+              <w:top w:val="single" w:color="CFC9EE" w:sz="6"/>
+              <w:left w:val="single" w:color="CFC9EE" w:sz="6"/>
+              <w:bottom w:val="single" w:color="CFC9EE" w:sz="6"/>
+              <w:right w:val="single" w:color="CFC9EE" w:sz="6"/>
+            </w:tcBorders>
+            <w:tcMar>
+              <w:top w:type="dxa" w:w="30"/>
+              <w:left w:type="dxa" w:w="110"/>
+              <w:bottom w:type="dxa" w:w="30"/>
+              <w:right w:type="dxa" w:w="110"/>
+            </w:tcMar>
+          </w:tcPr>
+          <w:p>
+            <w:pPr>
+              <w:spacing w:after="0"/>
+            </w:pPr>
+            <w:r>
+              <w:rPr>
+                <w:b/>
+                <w:bCs/>
+                <w:color w:val="5B3FD6"/>
+                <w:sz w:val="17"/>
+                <w:szCs w:val="17"/>
+              </w:rPr>
+              <w:t xml:space="preserve">Q57</w:t>
+            </w:r>
+          </w:p>
+        </w:tc>
+        <w:tc>
+          <w:tcPr>
+            <w:tcW w:type="dxa" w:w="4143"/>
+            <w:tcBorders>
+              <w:top w:val="single" w:color="CFC9EE" w:sz="6"/>
+              <w:left w:val="single" w:color="CFC9EE" w:sz="6"/>
+              <w:bottom w:val="single" w:color="CFC9EE" w:sz="6"/>
+              <w:right w:val="single" w:color="CFC9EE" w:sz="6"/>
+            </w:tcBorders>
+            <w:tcMar>
+              <w:top w:type="dxa" w:w="30"/>
+              <w:left w:type="dxa" w:w="110"/>
+              <w:bottom w:type="dxa" w:w="30"/>
+              <w:right w:type="dxa" w:w="110"/>
+            </w:tcMar>
+          </w:tcPr>
+          <w:p>
+            <w:pPr>
+              <w:spacing w:after="0"/>
+            </w:pPr>
+            <w:r>
+              <w:rPr>
+                <w:b w:val="false"/>
+                <w:bCs w:val="false"/>
+                <w:color w:val="1A0F5C"/>
+                <w:sz w:val="17"/>
+                <w:szCs w:val="17"/>
+              </w:rPr>
+              <w:t xml:space="preserve">______________________________</w:t>
+            </w:r>
+          </w:p>
+        </w:tc>
+      </w:tr>
+      <w:tr>
+        <w:trPr>
+          <w:cantSplit/>
+        </w:trPr>
+        <w:tc>
+          <w:tcPr>
+            <w:tcW w:type="dxa" w:w="700"/>
+            <w:tcBorders>
+              <w:top w:val="single" w:color="CFC9EE" w:sz="6"/>
+              <w:left w:val="single" w:color="CFC9EE" w:sz="6"/>
+              <w:bottom w:val="single" w:color="CFC9EE" w:sz="6"/>
+              <w:right w:val="single" w:color="CFC9EE" w:sz="6"/>
+            </w:tcBorders>
+            <w:tcMar>
+              <w:top w:type="dxa" w:w="30"/>
+              <w:left w:type="dxa" w:w="110"/>
+              <w:bottom w:type="dxa" w:w="30"/>
+              <w:right w:type="dxa" w:w="110"/>
+            </w:tcMar>
+          </w:tcPr>
+          <w:p>
+            <w:pPr>
+              <w:spacing w:after="0"/>
+            </w:pPr>
+            <w:r>
+              <w:rPr>
+                <w:b/>
+                <w:bCs/>
+                <w:color w:val="5B3FD6"/>
+                <w:sz w:val="17"/>
+                <w:szCs w:val="17"/>
+              </w:rPr>
+              <w:t xml:space="preserve">Q29</w:t>
+            </w:r>
+          </w:p>
+        </w:tc>
+        <w:tc>
+          <w:tcPr>
+            <w:tcW w:type="dxa" w:w="4143"/>
+            <w:tcBorders>
+              <w:top w:val="single" w:color="CFC9EE" w:sz="6"/>
+              <w:left w:val="single" w:color="CFC9EE" w:sz="6"/>
+              <w:bottom w:val="single" w:color="CFC9EE" w:sz="6"/>
+              <w:right w:val="single" w:color="CFC9EE" w:sz="6"/>
+            </w:tcBorders>
+            <w:tcMar>
+              <w:top w:type="dxa" w:w="30"/>
+              <w:left w:type="dxa" w:w="110"/>
+              <w:bottom w:type="dxa" w:w="30"/>
+              <w:right w:type="dxa" w:w="110"/>
+            </w:tcMar>
+          </w:tcPr>
+          <w:p>
+            <w:pPr>
+              <w:spacing w:after="0"/>
+            </w:pPr>
+            <w:r>
+              <w:rPr>
+                <w:b w:val="false"/>
+                <w:bCs w:val="false"/>
+                <w:color w:val="1A0F5C"/>
+                <w:sz w:val="17"/>
+                <w:szCs w:val="17"/>
+              </w:rPr>
+              <w:t xml:space="preserve">○ a     ○ b     ○ c     ○ d</w:t>
+            </w:r>
+          </w:p>
+        </w:tc>
+        <w:tc>
+          <w:tcPr>
+            <w:tcW w:type="dxa" w:w="700"/>
+            <w:tcBorders>
+              <w:top w:val="single" w:color="CFC9EE" w:sz="6"/>
+              <w:left w:val="single" w:color="CFC9EE" w:sz="6"/>
+              <w:bottom w:val="single" w:color="CFC9EE" w:sz="6"/>
+              <w:right w:val="single" w:color="CFC9EE" w:sz="6"/>
+            </w:tcBorders>
+            <w:tcMar>
+              <w:top w:type="dxa" w:w="30"/>
+              <w:left w:type="dxa" w:w="110"/>
+              <w:bottom w:type="dxa" w:w="30"/>
+              <w:right w:type="dxa" w:w="110"/>
+            </w:tcMar>
+          </w:tcPr>
+          <w:p>
+            <w:pPr>
+              <w:spacing w:after="0"/>
+            </w:pPr>
+            <w:r>
+              <w:rPr>
+                <w:b/>
+                <w:bCs/>
+                <w:color w:val="5B3FD6"/>
+                <w:sz w:val="17"/>
+                <w:szCs w:val="17"/>
+              </w:rPr>
+              <w:t xml:space="preserve"/>
+            </w:r>
+          </w:p>
+        </w:tc>
+        <w:tc>
+          <w:tcPr>
+            <w:tcW w:type="dxa" w:w="4143"/>
+            <w:tcBorders>
+              <w:top w:val="single" w:color="CFC9EE" w:sz="6"/>
+              <w:left w:val="single" w:color="CFC9EE" w:sz="6"/>
+              <w:bottom w:val="single" w:color="CFC9EE" w:sz="6"/>
+              <w:right w:val="single" w:color="CFC9EE" w:sz="6"/>
+            </w:tcBorders>
+            <w:tcMar>
+              <w:top w:type="dxa" w:w="30"/>
+              <w:left w:type="dxa" w:w="110"/>
+              <w:bottom w:type="dxa" w:w="30"/>
+              <w:right w:type="dxa" w:w="110"/>
+            </w:tcMar>
+          </w:tcPr>
+          <w:p>
+            <w:pPr>
+              <w:spacing w:after="0"/>
+            </w:pPr>
+            <w:r>
+              <w:rPr>
+                <w:b w:val="false"/>
+                <w:bCs w:val="false"/>
+                <w:color w:val="1A0F5C"/>
+                <w:sz w:val="17"/>
+                <w:szCs w:val="17"/>
+              </w:rPr>
+              <w:t xml:space="preserve"/>
             </w:r>
           </w:p>
         </w:tc>

--- a/content/W01/SAT/paper/C2_W01_SAT_recap_paper_STUDENT.docx
+++ b/content/W01/SAT/paper/C2_W01_SAT_recap_paper_STUDENT.docx
@@ -10025,7 +10025,7 @@
             <w:r>
               <w:drawing>
                 <wp:inline distT="0" distB="0" distL="0" distR="0">
-                  <wp:extent cx="5810250" cy="3295650"/>
+                  <wp:extent cx="5257800" cy="2981325"/>
                   <wp:effectExtent t="0" r="0" b="0" l="0"/>
                   <wp:docPr id="1" name="" descr="" title=""/>
                   <wp:cNvGraphicFramePr>
@@ -10050,7 +10050,7 @@
                         <pic:spPr bwMode="auto">
                           <a:xfrm>
                             <a:off x="0" y="0"/>
-                            <a:ext cx="5810250" cy="3295650"/>
+                            <a:ext cx="5257800" cy="2981325"/>
                           </a:xfrm>
                           <a:prstGeom prst="rect">
                             <a:avLst/>

--- a/content/W01/SAT/paper/C2_W01_SAT_recap_paper_STUDENT.docx
+++ b/content/W01/SAT/paper/C2_W01_SAT_recap_paper_STUDENT.docx
@@ -9662,7 +9662,7 @@
                 <w:sz w:val="21"/>
                 <w:szCs w:val="21"/>
               </w:rPr>
-              <w:t xml:space="preserve">Orders per customer, divided by the number of distinct customers, is ____.</w:t>
+              <w:t xml:space="preserve">Orders per customer in this export is ____.</w:t>
             </w:r>
           </w:p>
           <w:p>
@@ -10025,7 +10025,7 @@
             <w:r>
               <w:drawing>
                 <wp:inline distT="0" distB="0" distL="0" distR="0">
-                  <wp:extent cx="5257800" cy="2981325"/>
+                  <wp:extent cx="4638675" cy="1981200"/>
                   <wp:effectExtent t="0" r="0" b="0" l="0"/>
                   <wp:docPr id="1" name="" descr="" title=""/>
                   <wp:cNvGraphicFramePr>
@@ -10050,7 +10050,7 @@
                         <pic:spPr bwMode="auto">
                           <a:xfrm>
                             <a:off x="0" y="0"/>
-                            <a:ext cx="5257800" cy="2981325"/>
+                            <a:ext cx="4638675" cy="1981200"/>
                           </a:xfrm>
                           <a:prstGeom prst="rect">
                             <a:avLst/>

--- a/content/W01/SAT/paper/C2_W01_SAT_recap_paper_STUDENT.docx
+++ b/content/W01/SAT/paper/C2_W01_SAT_recap_paper_STUDENT.docx
@@ -420,7 +420,7 @@
                 <w:sz w:val="18"/>
                 <w:szCs w:val="18"/>
               </w:rPr>
-              <w:t xml:space="preserve">Papers are swapped and marked against the key, then the discussion takes the items the room missed most. The paper is ungraded and goes on no record.</w:t>
+              <w:t xml:space="preserve">Papers are swapped and marked against the key, then the discussion takes the items the room missed most. The paper carries no marks and ranks nobody; the room's scores by topic set Monday's revision.</w:t>
             </w:r>
           </w:p>
         </w:tc>

--- a/content/W01/SAT/paper/C2_W01_SAT_recap_paper_STUDENT.docx
+++ b/content/W01/SAT/paper/C2_W01_SAT_recap_paper_STUDENT.docx
@@ -18,6 +18,7 @@
     </w:p>
     <w:p>
       <w:pPr>
+        <w:keepNext w:val="false"/>
         <w:spacing w:after="200"/>
       </w:pPr>
       <w:r>
@@ -26,7 +27,7 @@
           <w:sz w:val="21"/>
           <w:szCs w:val="21"/>
         </w:rPr>
-        <w:t xml:space="preserve">Cohort 2  ·  Saturday 10 October 2026  ·  120 minutes  ·  51 items  ·  pen and paper  ·  ungraded</w:t>
+        <w:t xml:space="preserve">Cohort 2  ·  Saturday 10 October 2026  ·  120 minutes  ·  54 items  ·  pen and paper  ·  ungraded</w:t>
       </w:r>
     </w:p>
     <w:p>
@@ -45,6 +46,7 @@
     </w:p>
     <w:p>
       <w:pPr>
+        <w:keepNext w:val="false"/>
         <w:spacing w:after="80"/>
       </w:pPr>
       <w:r>
@@ -109,6 +111,7 @@
           </w:tcPr>
           <w:p>
             <w:pPr>
+              <w:keepNext w:val="false"/>
               <w:spacing w:after="80"/>
             </w:pPr>
             <w:r>
@@ -142,6 +145,7 @@
           </w:tcPr>
           <w:p>
             <w:pPr>
+              <w:keepNext w:val="false"/>
               <w:spacing w:after="80"/>
             </w:pPr>
             <w:r>
@@ -176,6 +180,7 @@
           </w:tcPr>
           <w:p>
             <w:pPr>
+              <w:keepNext w:val="false"/>
               <w:spacing w:after="80"/>
             </w:pPr>
             <w:r>
@@ -208,6 +213,7 @@
           </w:tcPr>
           <w:p>
             <w:pPr>
+              <w:keepNext w:val="false"/>
               <w:spacing w:after="80"/>
             </w:pPr>
             <w:r>
@@ -241,6 +247,7 @@
           </w:tcPr>
           <w:p>
             <w:pPr>
+              <w:keepNext w:val="false"/>
               <w:spacing w:after="80"/>
             </w:pPr>
             <w:r>
@@ -274,6 +281,7 @@
           </w:tcPr>
           <w:p>
             <w:pPr>
+              <w:keepNext w:val="false"/>
               <w:spacing w:after="80"/>
             </w:pPr>
             <w:r>
@@ -306,6 +314,7 @@
           </w:tcPr>
           <w:p>
             <w:pPr>
+              <w:keepNext w:val="false"/>
               <w:spacing w:after="80"/>
             </w:pPr>
             <w:r>
@@ -338,6 +347,7 @@
           </w:tcPr>
           <w:p>
             <w:pPr>
+              <w:keepNext w:val="false"/>
               <w:spacing w:after="80"/>
             </w:pPr>
             <w:r>
@@ -371,6 +381,7 @@
           </w:tcPr>
           <w:p>
             <w:pPr>
+              <w:keepNext w:val="false"/>
               <w:spacing w:after="80"/>
             </w:pPr>
             <w:r>
@@ -404,6 +415,7 @@
           </w:tcPr>
           <w:p>
             <w:pPr>
+              <w:keepNext w:val="false"/>
               <w:spacing w:after="80"/>
             </w:pPr>
             <w:r>
@@ -436,6 +448,7 @@
           </w:tcPr>
           <w:p>
             <w:pPr>
+              <w:keepNext w:val="false"/>
               <w:spacing w:after="80"/>
             </w:pPr>
             <w:r>
@@ -468,6 +481,7 @@
           </w:tcPr>
           <w:p>
             <w:pPr>
+              <w:keepNext w:val="false"/>
               <w:spacing w:after="80"/>
             </w:pPr>
             <w:r>
@@ -501,6 +515,7 @@
           </w:tcPr>
           <w:p>
             <w:pPr>
+              <w:keepNext w:val="false"/>
               <w:spacing w:after="80"/>
             </w:pPr>
             <w:r>
@@ -534,6 +549,7 @@
           </w:tcPr>
           <w:p>
             <w:pPr>
+              <w:keepNext w:val="false"/>
               <w:spacing w:after="80"/>
             </w:pPr>
             <w:r>
@@ -606,6 +622,7 @@
           </w:tcPr>
           <w:p>
             <w:pPr>
+              <w:keepNext w:val="false"/>
               <w:spacing w:after="80"/>
             </w:pPr>
             <w:r>
@@ -639,6 +656,7 @@
           </w:tcPr>
           <w:p>
             <w:pPr>
+              <w:keepNext w:val="false"/>
               <w:spacing w:after="80"/>
             </w:pPr>
             <w:r>
@@ -672,6 +690,7 @@
           </w:tcPr>
           <w:p>
             <w:pPr>
+              <w:keepNext w:val="false"/>
               <w:spacing w:after="80"/>
             </w:pPr>
             <w:r>
@@ -705,6 +724,7 @@
           </w:tcPr>
           <w:p>
             <w:pPr>
+              <w:keepNext w:val="false"/>
               <w:spacing w:after="80"/>
             </w:pPr>
             <w:r>
@@ -738,6 +758,7 @@
           </w:tcPr>
           <w:p>
             <w:pPr>
+              <w:keepNext w:val="false"/>
               <w:spacing w:after="80"/>
             </w:pPr>
             <w:r>
@@ -771,6 +792,7 @@
           </w:tcPr>
           <w:p>
             <w:pPr>
+              <w:keepNext w:val="false"/>
               <w:spacing w:after="80"/>
             </w:pPr>
             <w:r>
@@ -804,6 +826,7 @@
           </w:tcPr>
           <w:p>
             <w:pPr>
+              <w:keepNext w:val="false"/>
               <w:spacing w:after="80"/>
             </w:pPr>
             <w:r>
@@ -838,6 +861,7 @@
           </w:tcPr>
           <w:p>
             <w:pPr>
+              <w:keepNext w:val="false"/>
               <w:spacing w:after="80"/>
             </w:pPr>
             <w:r>
@@ -870,6 +894,7 @@
           </w:tcPr>
           <w:p>
             <w:pPr>
+              <w:keepNext w:val="false"/>
               <w:spacing w:after="80"/>
             </w:pPr>
             <w:r>
@@ -902,6 +927,7 @@
           </w:tcPr>
           <w:p>
             <w:pPr>
+              <w:keepNext w:val="false"/>
               <w:spacing w:after="80"/>
             </w:pPr>
             <w:r>
@@ -934,6 +960,7 @@
           </w:tcPr>
           <w:p>
             <w:pPr>
+              <w:keepNext w:val="false"/>
               <w:spacing w:after="80"/>
             </w:pPr>
             <w:r>
@@ -966,6 +993,7 @@
           </w:tcPr>
           <w:p>
             <w:pPr>
+              <w:keepNext w:val="false"/>
               <w:spacing w:after="80"/>
             </w:pPr>
             <w:r>
@@ -998,6 +1026,7 @@
           </w:tcPr>
           <w:p>
             <w:pPr>
+              <w:keepNext w:val="false"/>
               <w:spacing w:after="80"/>
             </w:pPr>
             <w:r>
@@ -1030,6 +1059,7 @@
           </w:tcPr>
           <w:p>
             <w:pPr>
+              <w:keepNext w:val="false"/>
               <w:spacing w:after="80"/>
             </w:pPr>
             <w:r>
@@ -1065,6 +1095,7 @@
           </w:tcPr>
           <w:p>
             <w:pPr>
+              <w:keepNext w:val="false"/>
               <w:spacing w:after="80"/>
             </w:pPr>
             <w:r>
@@ -1098,6 +1129,7 @@
           </w:tcPr>
           <w:p>
             <w:pPr>
+              <w:keepNext w:val="false"/>
               <w:spacing w:after="80"/>
             </w:pPr>
             <w:r>
@@ -1131,6 +1163,7 @@
           </w:tcPr>
           <w:p>
             <w:pPr>
+              <w:keepNext w:val="false"/>
               <w:spacing w:after="80"/>
             </w:pPr>
             <w:r>
@@ -1164,6 +1197,7 @@
           </w:tcPr>
           <w:p>
             <w:pPr>
+              <w:keepNext w:val="false"/>
               <w:spacing w:after="80"/>
             </w:pPr>
             <w:r>
@@ -1197,6 +1231,7 @@
           </w:tcPr>
           <w:p>
             <w:pPr>
+              <w:keepNext w:val="false"/>
               <w:spacing w:after="80"/>
             </w:pPr>
             <w:r>
@@ -1230,6 +1265,7 @@
           </w:tcPr>
           <w:p>
             <w:pPr>
+              <w:keepNext w:val="false"/>
               <w:spacing w:after="80"/>
             </w:pPr>
             <w:r>
@@ -1263,6 +1299,7 @@
           </w:tcPr>
           <w:p>
             <w:pPr>
+              <w:keepNext w:val="false"/>
               <w:spacing w:after="80"/>
             </w:pPr>
             <w:r>
@@ -1297,6 +1334,7 @@
           </w:tcPr>
           <w:p>
             <w:pPr>
+              <w:keepNext w:val="false"/>
               <w:spacing w:after="80"/>
             </w:pPr>
             <w:r>
@@ -1329,6 +1367,7 @@
           </w:tcPr>
           <w:p>
             <w:pPr>
+              <w:keepNext w:val="false"/>
               <w:spacing w:after="80"/>
             </w:pPr>
             <w:r>
@@ -1361,6 +1400,7 @@
           </w:tcPr>
           <w:p>
             <w:pPr>
+              <w:keepNext w:val="false"/>
               <w:spacing w:after="80"/>
             </w:pPr>
             <w:r>
@@ -1393,6 +1433,7 @@
           </w:tcPr>
           <w:p>
             <w:pPr>
+              <w:keepNext w:val="false"/>
               <w:spacing w:after="80"/>
             </w:pPr>
             <w:r>
@@ -1425,6 +1466,7 @@
           </w:tcPr>
           <w:p>
             <w:pPr>
+              <w:keepNext w:val="false"/>
               <w:spacing w:after="80"/>
             </w:pPr>
             <w:r>
@@ -1457,6 +1499,7 @@
           </w:tcPr>
           <w:p>
             <w:pPr>
+              <w:keepNext w:val="false"/>
               <w:spacing w:after="80"/>
             </w:pPr>
             <w:r>
@@ -1489,6 +1532,7 @@
           </w:tcPr>
           <w:p>
             <w:pPr>
+              <w:keepNext w:val="false"/>
               <w:spacing w:after="80"/>
             </w:pPr>
             <w:r>
@@ -1524,6 +1568,7 @@
           </w:tcPr>
           <w:p>
             <w:pPr>
+              <w:keepNext w:val="false"/>
               <w:spacing w:after="80"/>
             </w:pPr>
             <w:r>
@@ -1557,6 +1602,7 @@
           </w:tcPr>
           <w:p>
             <w:pPr>
+              <w:keepNext w:val="false"/>
               <w:spacing w:after="80"/>
             </w:pPr>
             <w:r>
@@ -1590,6 +1636,7 @@
           </w:tcPr>
           <w:p>
             <w:pPr>
+              <w:keepNext w:val="false"/>
               <w:spacing w:after="80"/>
             </w:pPr>
             <w:r>
@@ -1600,7 +1647,7 @@
                 <w:sz w:val="18"/>
                 <w:szCs w:val="18"/>
               </w:rPr>
-              <w:t xml:space="preserve">Q32 to Q38 (7)</w:t>
+              <w:t xml:space="preserve">Q32 to Q41 (10)</w:t>
             </w:r>
           </w:p>
         </w:tc>
@@ -1623,6 +1670,7 @@
           </w:tcPr>
           <w:p>
             <w:pPr>
+              <w:keepNext w:val="false"/>
               <w:spacing w:after="80"/>
             </w:pPr>
             <w:r>
@@ -1633,7 +1681,7 @@
                 <w:sz w:val="18"/>
                 <w:szCs w:val="18"/>
               </w:rPr>
-              <w:t xml:space="preserve">15.5</w:t>
+              <w:t xml:space="preserve">21.5</w:t>
             </w:r>
           </w:p>
         </w:tc>
@@ -1656,6 +1704,7 @@
           </w:tcPr>
           <w:p>
             <w:pPr>
+              <w:keepNext w:val="false"/>
               <w:spacing w:after="80"/>
             </w:pPr>
             <w:r>
@@ -1689,6 +1738,7 @@
           </w:tcPr>
           <w:p>
             <w:pPr>
+              <w:keepNext w:val="false"/>
               <w:spacing w:after="80"/>
             </w:pPr>
             <w:r>
@@ -1699,7 +1749,7 @@
                 <w:sz w:val="18"/>
                 <w:szCs w:val="18"/>
               </w:rPr>
-              <w:t xml:space="preserve">3</w:t>
+              <w:t xml:space="preserve">4</w:t>
             </w:r>
           </w:p>
         </w:tc>
@@ -1722,6 +1772,7 @@
           </w:tcPr>
           <w:p>
             <w:pPr>
+              <w:keepNext w:val="false"/>
               <w:spacing w:after="80"/>
             </w:pPr>
             <w:r>
@@ -1732,7 +1783,7 @@
                 <w:sz w:val="18"/>
                 <w:szCs w:val="18"/>
               </w:rPr>
-              <w:t xml:space="preserve">2</w:t>
+              <w:t xml:space="preserve">4</w:t>
             </w:r>
           </w:p>
         </w:tc>
@@ -1756,6 +1807,7 @@
           </w:tcPr>
           <w:p>
             <w:pPr>
+              <w:keepNext w:val="false"/>
               <w:spacing w:after="80"/>
             </w:pPr>
             <w:r>
@@ -1788,6 +1840,7 @@
           </w:tcPr>
           <w:p>
             <w:pPr>
+              <w:keepNext w:val="false"/>
               <w:spacing w:after="80"/>
             </w:pPr>
             <w:r>
@@ -1820,6 +1873,7 @@
           </w:tcPr>
           <w:p>
             <w:pPr>
+              <w:keepNext w:val="false"/>
               <w:spacing w:after="80"/>
             </w:pPr>
             <w:r>
@@ -1830,7 +1884,7 @@
                 <w:sz w:val="18"/>
                 <w:szCs w:val="18"/>
               </w:rPr>
-              <w:t xml:space="preserve">Q39 to Q45 (7)</w:t>
+              <w:t xml:space="preserve">Q42 to Q48 (7)</w:t>
             </w:r>
           </w:p>
         </w:tc>
@@ -1852,6 +1906,7 @@
           </w:tcPr>
           <w:p>
             <w:pPr>
+              <w:keepNext w:val="false"/>
               <w:spacing w:after="80"/>
             </w:pPr>
             <w:r>
@@ -1884,6 +1939,7 @@
           </w:tcPr>
           <w:p>
             <w:pPr>
+              <w:keepNext w:val="false"/>
               <w:spacing w:after="80"/>
             </w:pPr>
             <w:r>
@@ -1916,6 +1972,7 @@
           </w:tcPr>
           <w:p>
             <w:pPr>
+              <w:keepNext w:val="false"/>
               <w:spacing w:after="80"/>
             </w:pPr>
             <w:r>
@@ -1948,6 +2005,7 @@
           </w:tcPr>
           <w:p>
             <w:pPr>
+              <w:keepNext w:val="false"/>
               <w:spacing w:after="80"/>
             </w:pPr>
             <w:r>
@@ -1983,6 +2041,7 @@
           </w:tcPr>
           <w:p>
             <w:pPr>
+              <w:keepNext w:val="false"/>
               <w:spacing w:after="80"/>
             </w:pPr>
             <w:r>
@@ -2016,6 +2075,7 @@
           </w:tcPr>
           <w:p>
             <w:pPr>
+              <w:keepNext w:val="false"/>
               <w:spacing w:after="80"/>
             </w:pPr>
             <w:r>
@@ -2049,6 +2109,7 @@
           </w:tcPr>
           <w:p>
             <w:pPr>
+              <w:keepNext w:val="false"/>
               <w:spacing w:after="80"/>
             </w:pPr>
             <w:r>
@@ -2059,7 +2120,7 @@
                 <w:sz w:val="18"/>
                 <w:szCs w:val="18"/>
               </w:rPr>
-              <w:t xml:space="preserve">Q46 to Q51 (6)</w:t>
+              <w:t xml:space="preserve">Q49 to Q54 (6)</w:t>
             </w:r>
           </w:p>
         </w:tc>
@@ -2082,6 +2143,7 @@
           </w:tcPr>
           <w:p>
             <w:pPr>
+              <w:keepNext w:val="false"/>
               <w:spacing w:after="80"/>
             </w:pPr>
             <w:r>
@@ -2115,6 +2177,7 @@
           </w:tcPr>
           <w:p>
             <w:pPr>
+              <w:keepNext w:val="false"/>
               <w:spacing w:after="80"/>
             </w:pPr>
             <w:r>
@@ -2148,6 +2211,7 @@
           </w:tcPr>
           <w:p>
             <w:pPr>
+              <w:keepNext w:val="false"/>
               <w:spacing w:after="80"/>
             </w:pPr>
             <w:r>
@@ -2181,6 +2245,7 @@
           </w:tcPr>
           <w:p>
             <w:pPr>
+              <w:keepNext w:val="false"/>
               <w:spacing w:after="80"/>
             </w:pPr>
             <w:r>
@@ -2215,6 +2280,7 @@
           </w:tcPr>
           <w:p>
             <w:pPr>
+              <w:keepNext w:val="false"/>
               <w:spacing w:after="80"/>
             </w:pPr>
             <w:r>
@@ -2247,6 +2313,7 @@
           </w:tcPr>
           <w:p>
             <w:pPr>
+              <w:keepNext w:val="false"/>
               <w:spacing w:after="80"/>
             </w:pPr>
             <w:r>
@@ -2279,6 +2346,7 @@
           </w:tcPr>
           <w:p>
             <w:pPr>
+              <w:keepNext w:val="false"/>
               <w:spacing w:after="80"/>
             </w:pPr>
             <w:r>
@@ -2289,7 +2357,7 @@
                 <w:sz w:val="18"/>
                 <w:szCs w:val="18"/>
               </w:rPr>
-              <w:t xml:space="preserve">51</w:t>
+              <w:t xml:space="preserve">54</w:t>
             </w:r>
           </w:p>
         </w:tc>
@@ -2311,6 +2379,7 @@
           </w:tcPr>
           <w:p>
             <w:pPr>
+              <w:keepNext w:val="false"/>
               <w:spacing w:after="80"/>
             </w:pPr>
             <w:r>
@@ -2321,7 +2390,7 @@
                 <w:sz w:val="18"/>
                 <w:szCs w:val="18"/>
               </w:rPr>
-              <w:t xml:space="preserve">113.5</w:t>
+              <w:t xml:space="preserve">119.5</w:t>
             </w:r>
           </w:p>
         </w:tc>
@@ -2343,6 +2412,7 @@
           </w:tcPr>
           <w:p>
             <w:pPr>
+              <w:keepNext w:val="false"/>
               <w:spacing w:after="80"/>
             </w:pPr>
             <w:r>
@@ -2375,6 +2445,7 @@
           </w:tcPr>
           <w:p>
             <w:pPr>
+              <w:keepNext w:val="false"/>
               <w:spacing w:after="80"/>
             </w:pPr>
             <w:r>
@@ -2385,7 +2456,7 @@
                 <w:sz w:val="18"/>
                 <w:szCs w:val="18"/>
               </w:rPr>
-              <w:t xml:space="preserve">21</w:t>
+              <w:t xml:space="preserve">22</w:t>
             </w:r>
           </w:p>
         </w:tc>
@@ -2407,6 +2478,7 @@
           </w:tcPr>
           <w:p>
             <w:pPr>
+              <w:keepNext w:val="false"/>
               <w:spacing w:after="80"/>
             </w:pPr>
             <w:r>
@@ -2417,7 +2489,7 @@
                 <w:sz w:val="18"/>
                 <w:szCs w:val="18"/>
               </w:rPr>
-              <w:t xml:space="preserve">11</w:t>
+              <w:t xml:space="preserve">13</w:t>
             </w:r>
           </w:p>
         </w:tc>
@@ -2440,6 +2512,7 @@
     </w:p>
     <w:p>
       <w:pPr>
+        <w:keepNext w:val="false"/>
         <w:spacing w:after="100"/>
       </w:pPr>
       <w:r>
@@ -2453,6 +2526,7 @@
     </w:p>
     <w:p>
       <w:pPr>
+        <w:keepNext w:val="false"/>
         <w:spacing w:after="160"/>
       </w:pPr>
       <w:r>
@@ -2461,7 +2535,7 @@
           <w:sz w:val="21"/>
           <w:szCs w:val="21"/>
         </w:rPr>
-        <w:t xml:space="preserve">Each line is one rule from the week. Fill the gap, or mark the statement true or false.</w:t>
+        <w:t xml:space="preserve">"Say it to me the way you will say it to her, because I will push the way Marketing will." Kavya Nair, the senior analyst, starts with the week's rules, one line each, before any note goes to Meera.</w:t>
       </w:r>
     </w:p>
     <w:tbl>
@@ -2501,6 +2575,7 @@
           </w:tcPr>
           <w:p>
             <w:pPr>
+              <w:keepNext w:val="false"/>
               <w:spacing w:after="60"/>
             </w:pPr>
             <w:r>
@@ -2524,6 +2599,7 @@
           </w:p>
           <w:p>
             <w:pPr>
+              <w:keepNext w:val="false"/>
               <w:spacing w:after="80"/>
             </w:pPr>
             <w:r>
@@ -2537,6 +2613,7 @@
           </w:p>
           <w:p>
             <w:pPr>
+              <w:keepNext w:val="false"/>
               <w:spacing w:before="80"/>
             </w:pPr>
             <w:r>
@@ -2553,6 +2630,7 @@
     </w:tbl>
     <w:p>
       <w:pPr>
+        <w:keepNext w:val="false"/>
         <w:spacing w:after="100"/>
       </w:pPr>
     </w:p>
@@ -2593,6 +2671,7 @@
           </w:tcPr>
           <w:p>
             <w:pPr>
+              <w:keepNext w:val="false"/>
               <w:spacing w:after="60"/>
             </w:pPr>
             <w:r>
@@ -2616,6 +2695,7 @@
           </w:p>
           <w:p>
             <w:pPr>
+              <w:keepNext w:val="false"/>
               <w:spacing w:after="80"/>
             </w:pPr>
             <w:r>
@@ -2629,6 +2709,7 @@
           </w:p>
           <w:p>
             <w:pPr>
+              <w:keepNext w:val="false"/>
               <w:spacing w:before="80"/>
             </w:pPr>
             <w:r>
@@ -2645,6 +2726,7 @@
     </w:tbl>
     <w:p>
       <w:pPr>
+        <w:keepNext w:val="false"/>
         <w:spacing w:after="100"/>
       </w:pPr>
     </w:p>
@@ -2685,6 +2767,7 @@
           </w:tcPr>
           <w:p>
             <w:pPr>
+              <w:keepNext w:val="false"/>
               <w:spacing w:after="60"/>
             </w:pPr>
             <w:r>
@@ -2708,6 +2791,7 @@
           </w:p>
           <w:p>
             <w:pPr>
+              <w:keepNext w:val="false"/>
               <w:spacing w:after="80"/>
             </w:pPr>
             <w:r>
@@ -2721,6 +2805,7 @@
           </w:p>
           <w:p>
             <w:pPr>
+              <w:keepNext w:val="false"/>
               <w:spacing w:before="80"/>
             </w:pPr>
             <w:r>
@@ -2737,6 +2822,7 @@
     </w:tbl>
     <w:p>
       <w:pPr>
+        <w:keepNext w:val="false"/>
         <w:spacing w:after="100"/>
       </w:pPr>
     </w:p>
@@ -2777,6 +2863,7 @@
           </w:tcPr>
           <w:p>
             <w:pPr>
+              <w:keepNext w:val="false"/>
               <w:spacing w:after="60"/>
             </w:pPr>
             <w:r>
@@ -2800,6 +2887,7 @@
           </w:p>
           <w:p>
             <w:pPr>
+              <w:keepNext w:val="false"/>
               <w:spacing w:after="80"/>
             </w:pPr>
             <w:r>
@@ -2813,6 +2901,7 @@
           </w:p>
           <w:p>
             <w:pPr>
+              <w:keepNext w:val="false"/>
               <w:spacing w:before="80"/>
             </w:pPr>
             <w:r>
@@ -2829,6 +2918,7 @@
     </w:tbl>
     <w:p>
       <w:pPr>
+        <w:keepNext w:val="false"/>
         <w:spacing w:after="100"/>
       </w:pPr>
     </w:p>
@@ -2869,6 +2959,7 @@
           </w:tcPr>
           <w:p>
             <w:pPr>
+              <w:keepNext w:val="false"/>
               <w:spacing w:after="60"/>
             </w:pPr>
             <w:r>
@@ -2892,6 +2983,7 @@
           </w:p>
           <w:p>
             <w:pPr>
+              <w:keepNext w:val="false"/>
               <w:spacing w:after="80"/>
             </w:pPr>
             <w:r>
@@ -2905,6 +2997,7 @@
           </w:p>
           <w:p>
             <w:pPr>
+              <w:keepNext w:val="false"/>
               <w:spacing w:before="80"/>
             </w:pPr>
             <w:r>
@@ -2921,6 +3014,7 @@
     </w:tbl>
     <w:p>
       <w:pPr>
+        <w:keepNext w:val="false"/>
         <w:spacing w:after="100"/>
       </w:pPr>
     </w:p>
@@ -2961,6 +3055,7 @@
           </w:tcPr>
           <w:p>
             <w:pPr>
+              <w:keepNext w:val="false"/>
               <w:spacing w:after="60"/>
             </w:pPr>
             <w:r>
@@ -2984,6 +3079,7 @@
           </w:p>
           <w:p>
             <w:pPr>
+              <w:keepNext w:val="false"/>
               <w:spacing w:after="80"/>
             </w:pPr>
             <w:r>
@@ -2997,6 +3093,7 @@
           </w:p>
           <w:p>
             <w:pPr>
+              <w:keepNext w:val="false"/>
               <w:spacing w:before="80"/>
             </w:pPr>
             <w:r>
@@ -3013,6 +3110,7 @@
     </w:tbl>
     <w:p>
       <w:pPr>
+        <w:keepNext w:val="false"/>
         <w:spacing w:after="100"/>
       </w:pPr>
     </w:p>
@@ -3053,6 +3151,7 @@
           </w:tcPr>
           <w:p>
             <w:pPr>
+              <w:keepNext w:val="false"/>
               <w:spacing w:after="60"/>
             </w:pPr>
             <w:r>
@@ -3076,6 +3175,7 @@
           </w:p>
           <w:p>
             <w:pPr>
+              <w:keepNext w:val="false"/>
               <w:spacing w:after="80"/>
             </w:pPr>
             <w:r>
@@ -3089,6 +3189,7 @@
           </w:p>
           <w:p>
             <w:pPr>
+              <w:keepNext w:val="false"/>
               <w:spacing w:before="80"/>
             </w:pPr>
             <w:r>
@@ -3105,6 +3206,7 @@
     </w:tbl>
     <w:p>
       <w:pPr>
+        <w:keepNext w:val="false"/>
         <w:spacing w:after="100"/>
       </w:pPr>
     </w:p>
@@ -3145,6 +3247,7 @@
           </w:tcPr>
           <w:p>
             <w:pPr>
+              <w:keepNext w:val="false"/>
               <w:spacing w:after="60"/>
             </w:pPr>
             <w:r>
@@ -3168,6 +3271,7 @@
           </w:p>
           <w:p>
             <w:pPr>
+              <w:keepNext w:val="false"/>
               <w:spacing w:after="80"/>
             </w:pPr>
             <w:r>
@@ -3181,6 +3285,7 @@
           </w:p>
           <w:p>
             <w:pPr>
+              <w:keepNext w:val="false"/>
               <w:spacing w:before="80"/>
             </w:pPr>
             <w:r>
@@ -3197,6 +3302,7 @@
     </w:tbl>
     <w:p>
       <w:pPr>
+        <w:keepNext w:val="false"/>
         <w:spacing w:after="100"/>
       </w:pPr>
     </w:p>
@@ -3237,6 +3343,7 @@
           </w:tcPr>
           <w:p>
             <w:pPr>
+              <w:keepNext w:val="false"/>
               <w:spacing w:after="60"/>
             </w:pPr>
             <w:r>
@@ -3260,6 +3367,7 @@
           </w:p>
           <w:p>
             <w:pPr>
+              <w:keepNext w:val="false"/>
               <w:spacing w:after="80"/>
             </w:pPr>
             <w:r>
@@ -3273,6 +3381,7 @@
           </w:p>
           <w:p>
             <w:pPr>
+              <w:keepNext w:val="false"/>
               <w:spacing w:before="80"/>
             </w:pPr>
             <w:r>
@@ -3304,6 +3413,7 @@
     </w:p>
     <w:p>
       <w:pPr>
+        <w:keepNext w:val="false"/>
         <w:spacing w:after="100"/>
       </w:pPr>
       <w:r>
@@ -3317,6 +3427,7 @@
     </w:p>
     <w:p>
       <w:pPr>
+        <w:keepNext w:val="false"/>
         <w:spacing w:after="160"/>
       </w:pPr>
       <w:r>
@@ -3325,7 +3436,7 @@
           <w:sz w:val="21"/>
           <w:szCs w:val="21"/>
         </w:rPr>
-        <w:t xml:space="preserve">Q2 revenue fell from Q1, Marketing wants Rs 12 crore for acquisition, and Meera Raghavan wants to know which branch of the revenue tree to open before she signs.</w:t>
+        <w:t xml:space="preserve">"Are we losing customers, or are the ones we have buying less?" Meera Raghavan, the CEO, asks it with Q2 revenue below Q1 and Marketing asking her for Rs 12 crore to acquire new customers.</w:t>
       </w:r>
     </w:p>
     <w:tbl>
@@ -3365,6 +3476,7 @@
           </w:tcPr>
           <w:p>
             <w:pPr>
+              <w:keepNext w:val="false"/>
               <w:spacing w:after="60"/>
             </w:pPr>
             <w:r>
@@ -3388,6 +3500,7 @@
           </w:p>
           <w:p>
             <w:pPr>
+              <w:keepNext w:val="false"/>
               <w:spacing w:after="80"/>
             </w:pPr>
             <w:r>
@@ -3401,6 +3514,7 @@
           </w:p>
           <w:p>
             <w:pPr>
+              <w:keepNext w:val="false"/>
               <w:spacing w:after="40"/>
               <w:ind w:left="240"/>
             </w:pPr>
@@ -3425,6 +3539,7 @@
           </w:p>
           <w:p>
             <w:pPr>
+              <w:keepNext w:val="false"/>
               <w:spacing w:after="40"/>
               <w:ind w:left="240"/>
             </w:pPr>
@@ -3449,6 +3564,7 @@
           </w:p>
           <w:p>
             <w:pPr>
+              <w:keepNext w:val="false"/>
               <w:spacing w:after="40"/>
               <w:ind w:left="240"/>
             </w:pPr>
@@ -3473,6 +3589,7 @@
           </w:p>
           <w:p>
             <w:pPr>
+              <w:keepNext w:val="false"/>
               <w:spacing w:after="40"/>
               <w:ind w:left="240"/>
             </w:pPr>
@@ -3500,6 +3617,7 @@
     </w:tbl>
     <w:p>
       <w:pPr>
+        <w:keepNext w:val="false"/>
         <w:spacing w:after="100"/>
       </w:pPr>
     </w:p>
@@ -3540,6 +3658,7 @@
           </w:tcPr>
           <w:p>
             <w:pPr>
+              <w:keepNext w:val="false"/>
               <w:spacing w:after="60"/>
             </w:pPr>
             <w:r>
@@ -3563,6 +3682,7 @@
           </w:p>
           <w:p>
             <w:pPr>
+              <w:keepNext w:val="false"/>
               <w:spacing w:after="80"/>
             </w:pPr>
             <w:r>
@@ -3576,6 +3696,7 @@
           </w:p>
           <w:p>
             <w:pPr>
+              <w:keepNext w:val="false"/>
               <w:spacing w:after="40"/>
               <w:ind w:left="240"/>
             </w:pPr>
@@ -3600,6 +3721,7 @@
           </w:p>
           <w:p>
             <w:pPr>
+              <w:keepNext w:val="false"/>
               <w:spacing w:after="40"/>
               <w:ind w:left="240"/>
             </w:pPr>
@@ -3624,6 +3746,7 @@
           </w:p>
           <w:p>
             <w:pPr>
+              <w:keepNext w:val="false"/>
               <w:spacing w:after="40"/>
               <w:ind w:left="240"/>
             </w:pPr>
@@ -3648,6 +3771,7 @@
           </w:p>
           <w:p>
             <w:pPr>
+              <w:keepNext w:val="false"/>
               <w:spacing w:after="40"/>
               <w:ind w:left="240"/>
             </w:pPr>
@@ -3675,6 +3799,7 @@
     </w:tbl>
     <w:p>
       <w:pPr>
+        <w:keepNext w:val="false"/>
         <w:spacing w:after="100"/>
       </w:pPr>
     </w:p>
@@ -3715,6 +3840,7 @@
           </w:tcPr>
           <w:p>
             <w:pPr>
+              <w:keepNext w:val="false"/>
               <w:spacing w:after="60"/>
             </w:pPr>
             <w:r>
@@ -3738,6 +3864,7 @@
           </w:p>
           <w:p>
             <w:pPr>
+              <w:keepNext w:val="false"/>
               <w:spacing w:after="80"/>
             </w:pPr>
             <w:r>
@@ -3751,6 +3878,7 @@
           </w:p>
           <w:p>
             <w:pPr>
+              <w:keepNext w:val="false"/>
               <w:spacing w:after="40"/>
               <w:ind w:left="240"/>
             </w:pPr>
@@ -3775,6 +3903,7 @@
           </w:p>
           <w:p>
             <w:pPr>
+              <w:keepNext w:val="false"/>
               <w:spacing w:after="40"/>
               <w:ind w:left="240"/>
             </w:pPr>
@@ -3799,6 +3928,7 @@
           </w:p>
           <w:p>
             <w:pPr>
+              <w:keepNext w:val="false"/>
               <w:spacing w:after="40"/>
               <w:ind w:left="240"/>
             </w:pPr>
@@ -3823,6 +3953,7 @@
           </w:p>
           <w:p>
             <w:pPr>
+              <w:keepNext w:val="false"/>
               <w:spacing w:after="40"/>
               <w:ind w:left="240"/>
             </w:pPr>
@@ -3850,6 +3981,7 @@
     </w:tbl>
     <w:p>
       <w:pPr>
+        <w:keepNext w:val="false"/>
         <w:spacing w:after="100"/>
       </w:pPr>
     </w:p>
@@ -3890,6 +4022,7 @@
           </w:tcPr>
           <w:p>
             <w:pPr>
+              <w:keepNext w:val="false"/>
               <w:spacing w:after="60"/>
             </w:pPr>
             <w:r>
@@ -3913,6 +4046,7 @@
           </w:p>
           <w:p>
             <w:pPr>
+              <w:keepNext w:val="false"/>
               <w:spacing w:after="80"/>
             </w:pPr>
             <w:r>
@@ -3926,6 +4060,7 @@
           </w:p>
           <w:p>
             <w:pPr>
+              <w:keepNext w:val="false"/>
               <w:spacing w:after="40"/>
               <w:ind w:left="240"/>
             </w:pPr>
@@ -3950,6 +4085,7 @@
           </w:p>
           <w:p>
             <w:pPr>
+              <w:keepNext w:val="false"/>
               <w:spacing w:after="40"/>
               <w:ind w:left="240"/>
             </w:pPr>
@@ -3974,6 +4110,7 @@
           </w:p>
           <w:p>
             <w:pPr>
+              <w:keepNext w:val="false"/>
               <w:spacing w:after="40"/>
               <w:ind w:left="240"/>
             </w:pPr>
@@ -3998,6 +4135,7 @@
           </w:p>
           <w:p>
             <w:pPr>
+              <w:keepNext w:val="false"/>
               <w:spacing w:after="40"/>
               <w:ind w:left="240"/>
             </w:pPr>
@@ -4025,6 +4163,7 @@
     </w:tbl>
     <w:p>
       <w:pPr>
+        <w:keepNext w:val="false"/>
         <w:spacing w:after="100"/>
       </w:pPr>
     </w:p>
@@ -4065,6 +4204,7 @@
           </w:tcPr>
           <w:p>
             <w:pPr>
+              <w:keepNext w:val="false"/>
               <w:spacing w:after="60"/>
             </w:pPr>
             <w:r>
@@ -4088,6 +4228,7 @@
           </w:p>
           <w:p>
             <w:pPr>
+              <w:keepNext w:val="false"/>
               <w:spacing w:after="80"/>
             </w:pPr>
             <w:r>
@@ -4101,6 +4242,7 @@
           </w:p>
           <w:p>
             <w:pPr>
+              <w:keepNext w:val="false"/>
               <w:spacing w:after="40"/>
               <w:ind w:left="240"/>
             </w:pPr>
@@ -4125,6 +4267,7 @@
           </w:p>
           <w:p>
             <w:pPr>
+              <w:keepNext w:val="false"/>
               <w:spacing w:after="40"/>
               <w:ind w:left="240"/>
             </w:pPr>
@@ -4149,6 +4292,7 @@
           </w:p>
           <w:p>
             <w:pPr>
+              <w:keepNext w:val="false"/>
               <w:spacing w:after="40"/>
               <w:ind w:left="240"/>
             </w:pPr>
@@ -4173,6 +4317,7 @@
           </w:p>
           <w:p>
             <w:pPr>
+              <w:keepNext w:val="false"/>
               <w:spacing w:after="40"/>
               <w:ind w:left="240"/>
             </w:pPr>
@@ -4200,6 +4345,7 @@
     </w:tbl>
     <w:p>
       <w:pPr>
+        <w:keepNext w:val="false"/>
         <w:spacing w:after="100"/>
       </w:pPr>
     </w:p>
@@ -4240,6 +4386,7 @@
           </w:tcPr>
           <w:p>
             <w:pPr>
+              <w:keepNext w:val="false"/>
               <w:spacing w:after="60"/>
             </w:pPr>
             <w:r>
@@ -4263,6 +4410,7 @@
           </w:p>
           <w:p>
             <w:pPr>
+              <w:keepNext w:val="false"/>
               <w:spacing w:after="80"/>
             </w:pPr>
             <w:r>
@@ -4276,6 +4424,7 @@
           </w:p>
           <w:p>
             <w:pPr>
+              <w:keepNext w:val="false"/>
               <w:spacing w:after="40"/>
               <w:ind w:left="240"/>
             </w:pPr>
@@ -4300,6 +4449,7 @@
           </w:p>
           <w:p>
             <w:pPr>
+              <w:keepNext w:val="false"/>
               <w:spacing w:after="40"/>
               <w:ind w:left="240"/>
             </w:pPr>
@@ -4324,6 +4474,7 @@
           </w:p>
           <w:p>
             <w:pPr>
+              <w:keepNext w:val="false"/>
               <w:spacing w:after="40"/>
               <w:ind w:left="240"/>
             </w:pPr>
@@ -4348,6 +4499,7 @@
           </w:p>
           <w:p>
             <w:pPr>
+              <w:keepNext w:val="false"/>
               <w:spacing w:after="40"/>
               <w:ind w:left="240"/>
             </w:pPr>
@@ -4375,6 +4527,7 @@
     </w:tbl>
     <w:p>
       <w:pPr>
+        <w:keepNext w:val="false"/>
         <w:spacing w:after="100"/>
       </w:pPr>
     </w:p>
@@ -4415,6 +4568,7 @@
           </w:tcPr>
           <w:p>
             <w:pPr>
+              <w:keepNext w:val="false"/>
               <w:spacing w:after="60"/>
             </w:pPr>
             <w:r>
@@ -4438,6 +4592,7 @@
           </w:p>
           <w:p>
             <w:pPr>
+              <w:keepNext w:val="false"/>
               <w:spacing w:after="80"/>
             </w:pPr>
             <w:r>
@@ -4451,6 +4606,7 @@
           </w:p>
           <w:p>
             <w:pPr>
+              <w:keepNext w:val="false"/>
               <w:spacing w:after="40"/>
               <w:ind w:left="240"/>
             </w:pPr>
@@ -4475,6 +4631,7 @@
           </w:p>
           <w:p>
             <w:pPr>
+              <w:keepNext w:val="false"/>
               <w:spacing w:after="40"/>
               <w:ind w:left="240"/>
             </w:pPr>
@@ -4499,6 +4656,7 @@
           </w:p>
           <w:p>
             <w:pPr>
+              <w:keepNext w:val="false"/>
               <w:spacing w:after="40"/>
               <w:ind w:left="240"/>
             </w:pPr>
@@ -4523,6 +4681,7 @@
           </w:p>
           <w:p>
             <w:pPr>
+              <w:keepNext w:val="false"/>
               <w:spacing w:after="40"/>
               <w:ind w:left="240"/>
             </w:pPr>
@@ -4550,6 +4709,7 @@
     </w:tbl>
     <w:p>
       <w:pPr>
+        <w:keepNext w:val="false"/>
         <w:spacing w:after="100"/>
       </w:pPr>
     </w:p>
@@ -4591,6 +4751,7 @@
           </w:tcPr>
           <w:p>
             <w:pPr>
+              <w:keepNext/>
               <w:spacing w:after="80"/>
             </w:pPr>
             <w:r>
@@ -4606,6 +4767,7 @@
           </w:p>
           <w:p>
             <w:pPr>
+              <w:keepNext/>
               <w:spacing w:after="80"/>
             </w:pPr>
             <w:r>
@@ -4619,6 +4781,7 @@
           </w:p>
           <w:p>
             <w:pPr>
+              <w:keepNext/>
               <w:spacing w:after="80"/>
             </w:pPr>
             <w:r>
@@ -4683,6 +4846,7 @@
                 </w:tcPr>
                 <w:p>
                   <w:pPr>
+                    <w:keepNext/>
                     <w:spacing w:after="80"/>
                   </w:pPr>
                   <w:r>
@@ -4716,6 +4880,7 @@
                 </w:tcPr>
                 <w:p>
                   <w:pPr>
+                    <w:keepNext/>
                     <w:spacing w:after="80"/>
                   </w:pPr>
                   <w:r>
@@ -4749,6 +4914,7 @@
                 </w:tcPr>
                 <w:p>
                   <w:pPr>
+                    <w:keepNext/>
                     <w:spacing w:after="80"/>
                   </w:pPr>
                   <w:r>
@@ -4782,6 +4948,7 @@
                 </w:tcPr>
                 <w:p>
                   <w:pPr>
+                    <w:keepNext/>
                     <w:spacing w:after="80"/>
                   </w:pPr>
                   <w:r>
@@ -4816,6 +4983,7 @@
                 </w:tcPr>
                 <w:p>
                   <w:pPr>
+                    <w:keepNext/>
                     <w:spacing w:after="80"/>
                   </w:pPr>
                   <w:r>
@@ -4846,6 +5014,7 @@
                 </w:tcPr>
                 <w:p>
                   <w:pPr>
+                    <w:keepNext/>
                     <w:spacing w:after="80"/>
                   </w:pPr>
                   <w:r>
@@ -4876,6 +5045,7 @@
                 </w:tcPr>
                 <w:p>
                   <w:pPr>
+                    <w:keepNext/>
                     <w:spacing w:after="80"/>
                   </w:pPr>
                   <w:r>
@@ -4906,6 +5076,7 @@
                 </w:tcPr>
                 <w:p>
                   <w:pPr>
+                    <w:keepNext/>
                     <w:spacing w:after="80"/>
                   </w:pPr>
                   <w:r>
@@ -4939,6 +5110,7 @@
                 </w:tcPr>
                 <w:p>
                   <w:pPr>
+                    <w:keepNext/>
                     <w:spacing w:after="80"/>
                   </w:pPr>
                   <w:r>
@@ -4970,6 +5142,7 @@
                 </w:tcPr>
                 <w:p>
                   <w:pPr>
+                    <w:keepNext/>
                     <w:spacing w:after="80"/>
                   </w:pPr>
                   <w:r>
@@ -5001,6 +5174,7 @@
                 </w:tcPr>
                 <w:p>
                   <w:pPr>
+                    <w:keepNext/>
                     <w:spacing w:after="80"/>
                   </w:pPr>
                   <w:r>
@@ -5032,6 +5206,7 @@
                 </w:tcPr>
                 <w:p>
                   <w:pPr>
+                    <w:keepNext/>
                     <w:spacing w:after="80"/>
                   </w:pPr>
                   <w:r>
@@ -5052,6 +5227,7 @@
     </w:tbl>
     <w:p>
       <w:pPr>
+        <w:keepNext/>
         <w:spacing w:after="100"/>
       </w:pPr>
     </w:p>
@@ -5092,6 +5268,7 @@
           </w:tcPr>
           <w:p>
             <w:pPr>
+              <w:keepNext w:val="false"/>
               <w:spacing w:after="60"/>
             </w:pPr>
             <w:r>
@@ -5115,6 +5292,7 @@
           </w:p>
           <w:p>
             <w:pPr>
+              <w:keepNext w:val="false"/>
               <w:spacing w:after="80"/>
             </w:pPr>
             <w:r>
@@ -5128,6 +5306,7 @@
           </w:p>
           <w:p>
             <w:pPr>
+              <w:keepNext w:val="false"/>
               <w:spacing w:after="40"/>
               <w:ind w:left="240"/>
             </w:pPr>
@@ -5152,6 +5331,7 @@
           </w:p>
           <w:p>
             <w:pPr>
+              <w:keepNext w:val="false"/>
               <w:spacing w:after="40"/>
               <w:ind w:left="240"/>
             </w:pPr>
@@ -5176,6 +5356,7 @@
           </w:p>
           <w:p>
             <w:pPr>
+              <w:keepNext w:val="false"/>
               <w:spacing w:after="40"/>
               <w:ind w:left="240"/>
             </w:pPr>
@@ -5200,6 +5381,7 @@
           </w:p>
           <w:p>
             <w:pPr>
+              <w:keepNext w:val="false"/>
               <w:spacing w:after="40"/>
               <w:ind w:left="240"/>
             </w:pPr>
@@ -5227,6 +5409,7 @@
     </w:tbl>
     <w:p>
       <w:pPr>
+        <w:keepNext w:val="false"/>
         <w:spacing w:after="100"/>
       </w:pPr>
     </w:p>
@@ -5267,6 +5450,7 @@
           </w:tcPr>
           <w:p>
             <w:pPr>
+              <w:keepNext w:val="false"/>
               <w:spacing w:after="60"/>
             </w:pPr>
             <w:r>
@@ -5290,6 +5474,7 @@
           </w:p>
           <w:p>
             <w:pPr>
+              <w:keepNext w:val="false"/>
               <w:spacing w:after="80"/>
             </w:pPr>
             <w:r>
@@ -5303,6 +5488,7 @@
           </w:p>
           <w:p>
             <w:pPr>
+              <w:keepNext w:val="false"/>
               <w:spacing w:after="40"/>
               <w:ind w:left="240"/>
             </w:pPr>
@@ -5327,6 +5513,7 @@
           </w:p>
           <w:p>
             <w:pPr>
+              <w:keepNext w:val="false"/>
               <w:spacing w:after="40"/>
               <w:ind w:left="240"/>
             </w:pPr>
@@ -5351,6 +5538,7 @@
           </w:p>
           <w:p>
             <w:pPr>
+              <w:keepNext w:val="false"/>
               <w:spacing w:after="40"/>
               <w:ind w:left="240"/>
             </w:pPr>
@@ -5375,6 +5563,7 @@
           </w:p>
           <w:p>
             <w:pPr>
+              <w:keepNext w:val="false"/>
               <w:spacing w:after="40"/>
               <w:ind w:left="240"/>
             </w:pPr>
@@ -5402,6 +5591,7 @@
     </w:tbl>
     <w:p>
       <w:pPr>
+        <w:keepNext w:val="false"/>
         <w:spacing w:after="100"/>
       </w:pPr>
     </w:p>
@@ -5442,6 +5632,7 @@
           </w:tcPr>
           <w:p>
             <w:pPr>
+              <w:keepNext w:val="false"/>
               <w:spacing w:after="60"/>
             </w:pPr>
             <w:r>
@@ -5465,6 +5656,7 @@
           </w:p>
           <w:p>
             <w:pPr>
+              <w:keepNext w:val="false"/>
               <w:spacing w:after="80"/>
             </w:pPr>
             <w:r>
@@ -5478,6 +5670,7 @@
           </w:p>
           <w:p>
             <w:pPr>
+              <w:keepNext w:val="false"/>
               <w:spacing w:before="80"/>
             </w:pPr>
             <w:r>
@@ -5494,6 +5687,7 @@
     </w:tbl>
     <w:p>
       <w:pPr>
+        <w:keepNext w:val="false"/>
         <w:spacing w:after="100"/>
       </w:pPr>
     </w:p>
@@ -5534,6 +5728,7 @@
           </w:tcPr>
           <w:p>
             <w:pPr>
+              <w:keepNext w:val="false"/>
               <w:spacing w:after="60"/>
             </w:pPr>
             <w:r>
@@ -5557,6 +5752,7 @@
           </w:p>
           <w:p>
             <w:pPr>
+              <w:keepNext w:val="false"/>
               <w:spacing w:after="80"/>
             </w:pPr>
             <w:r>
@@ -5570,6 +5766,7 @@
           </w:p>
           <w:p>
             <w:pPr>
+              <w:keepNext w:val="false"/>
               <w:spacing w:after="40"/>
               <w:ind w:left="240"/>
             </w:pPr>
@@ -5594,6 +5791,7 @@
           </w:p>
           <w:p>
             <w:pPr>
+              <w:keepNext w:val="false"/>
               <w:spacing w:after="40"/>
               <w:ind w:left="240"/>
             </w:pPr>
@@ -5618,6 +5816,7 @@
           </w:p>
           <w:p>
             <w:pPr>
+              <w:keepNext w:val="false"/>
               <w:spacing w:after="40"/>
               <w:ind w:left="240"/>
             </w:pPr>
@@ -5642,6 +5841,7 @@
           </w:p>
           <w:p>
             <w:pPr>
+              <w:keepNext w:val="false"/>
               <w:spacing w:after="40"/>
               <w:ind w:left="240"/>
             </w:pPr>
@@ -5669,6 +5869,7 @@
     </w:tbl>
     <w:p>
       <w:pPr>
+        <w:keepNext w:val="false"/>
         <w:spacing w:after="100"/>
       </w:pPr>
     </w:p>
@@ -5709,6 +5910,7 @@
           </w:tcPr>
           <w:p>
             <w:pPr>
+              <w:keepNext w:val="false"/>
               <w:spacing w:after="60"/>
             </w:pPr>
             <w:r>
@@ -5732,6 +5934,7 @@
           </w:p>
           <w:p>
             <w:pPr>
+              <w:keepNext w:val="false"/>
               <w:spacing w:after="80"/>
             </w:pPr>
             <w:r>
@@ -5745,6 +5948,7 @@
           </w:p>
           <w:p>
             <w:pPr>
+              <w:keepNext w:val="false"/>
               <w:spacing w:after="40"/>
               <w:ind w:left="240"/>
             </w:pPr>
@@ -5769,6 +5973,7 @@
           </w:p>
           <w:p>
             <w:pPr>
+              <w:keepNext w:val="false"/>
               <w:spacing w:after="40"/>
               <w:ind w:left="240"/>
             </w:pPr>
@@ -5793,6 +5998,7 @@
           </w:p>
           <w:p>
             <w:pPr>
+              <w:keepNext w:val="false"/>
               <w:spacing w:after="40"/>
               <w:ind w:left="240"/>
             </w:pPr>
@@ -5817,6 +6023,7 @@
           </w:p>
           <w:p>
             <w:pPr>
+              <w:keepNext w:val="false"/>
               <w:spacing w:after="40"/>
               <w:ind w:left="240"/>
             </w:pPr>
@@ -5841,6 +6048,7 @@
           </w:p>
           <w:p>
             <w:pPr>
+              <w:keepNext w:val="false"/>
               <w:spacing w:after="40"/>
               <w:ind w:left="240"/>
             </w:pPr>
@@ -5865,6 +6073,7 @@
           </w:p>
           <w:p>
             <w:pPr>
+              <w:keepNext w:val="false"/>
               <w:spacing w:before="80"/>
             </w:pPr>
             <w:r>
@@ -5896,6 +6105,7 @@
     </w:p>
     <w:p>
       <w:pPr>
+        <w:keepNext w:val="false"/>
         <w:spacing w:after="100"/>
       </w:pPr>
       <w:r>
@@ -5909,6 +6119,7 @@
     </w:p>
     <w:p>
       <w:pPr>
+        <w:keepNext w:val="false"/>
         <w:spacing w:after="160"/>
       </w:pPr>
       <w:r>
@@ -5917,7 +6128,7 @@
           <w:sz w:val="21"/>
           <w:szCs w:val="21"/>
         </w:rPr>
-        <w:t xml:space="preserve">The dashboard and Finance disagree on Q1. Before any figure reaches Meera, the export is cleaned, every change is logged, and the run has to reconcile.</w:t>
+        <w:t xml:space="preserve">"Your dashboard says Q1 was Rs 2.1 crore. Our books say 1.9." Anand Iyer, the finance controller, wrote that back to all on Tuesday's finding, and the ERP export behind the dashboard is the file on your desk.</w:t>
       </w:r>
     </w:p>
     <w:tbl>
@@ -5957,6 +6168,7 @@
           </w:tcPr>
           <w:p>
             <w:pPr>
+              <w:keepNext w:val="false"/>
               <w:spacing w:after="60"/>
             </w:pPr>
             <w:r>
@@ -5980,6 +6192,7 @@
           </w:p>
           <w:p>
             <w:pPr>
+              <w:keepNext w:val="false"/>
               <w:spacing w:after="80"/>
             </w:pPr>
             <w:r>
@@ -5993,6 +6206,7 @@
           </w:p>
           <w:p>
             <w:pPr>
+              <w:keepNext w:val="false"/>
               <w:spacing w:after="40"/>
               <w:ind w:left="240"/>
             </w:pPr>
@@ -6017,6 +6231,7 @@
           </w:p>
           <w:p>
             <w:pPr>
+              <w:keepNext w:val="false"/>
               <w:spacing w:after="40"/>
               <w:ind w:left="240"/>
             </w:pPr>
@@ -6041,6 +6256,7 @@
           </w:p>
           <w:p>
             <w:pPr>
+              <w:keepNext w:val="false"/>
               <w:spacing w:after="40"/>
               <w:ind w:left="240"/>
             </w:pPr>
@@ -6065,6 +6281,7 @@
           </w:p>
           <w:p>
             <w:pPr>
+              <w:keepNext w:val="false"/>
               <w:spacing w:after="40"/>
               <w:ind w:left="240"/>
             </w:pPr>
@@ -6092,6 +6309,7 @@
     </w:tbl>
     <w:p>
       <w:pPr>
+        <w:keepNext w:val="false"/>
         <w:spacing w:after="100"/>
       </w:pPr>
     </w:p>
@@ -6132,6 +6350,7 @@
           </w:tcPr>
           <w:p>
             <w:pPr>
+              <w:keepNext w:val="false"/>
               <w:spacing w:after="60"/>
             </w:pPr>
             <w:r>
@@ -6155,6 +6374,7 @@
           </w:p>
           <w:p>
             <w:pPr>
+              <w:keepNext w:val="false"/>
               <w:spacing w:after="80"/>
             </w:pPr>
             <w:r>
@@ -6168,6 +6388,7 @@
           </w:p>
           <w:p>
             <w:pPr>
+              <w:keepNext w:val="false"/>
               <w:spacing w:after="40"/>
               <w:ind w:left="240"/>
             </w:pPr>
@@ -6192,6 +6413,7 @@
           </w:p>
           <w:p>
             <w:pPr>
+              <w:keepNext w:val="false"/>
               <w:spacing w:after="40"/>
               <w:ind w:left="240"/>
             </w:pPr>
@@ -6216,6 +6438,7 @@
           </w:p>
           <w:p>
             <w:pPr>
+              <w:keepNext w:val="false"/>
               <w:spacing w:after="40"/>
               <w:ind w:left="240"/>
             </w:pPr>
@@ -6240,6 +6463,7 @@
           </w:p>
           <w:p>
             <w:pPr>
+              <w:keepNext w:val="false"/>
               <w:spacing w:after="40"/>
               <w:ind w:left="240"/>
             </w:pPr>
@@ -6267,6 +6491,7 @@
     </w:tbl>
     <w:p>
       <w:pPr>
+        <w:keepNext w:val="false"/>
         <w:spacing w:after="100"/>
       </w:pPr>
     </w:p>
@@ -6307,6 +6532,7 @@
           </w:tcPr>
           <w:p>
             <w:pPr>
+              <w:keepNext w:val="false"/>
               <w:spacing w:after="60"/>
             </w:pPr>
             <w:r>
@@ -6330,6 +6556,7 @@
           </w:p>
           <w:p>
             <w:pPr>
+              <w:keepNext w:val="false"/>
               <w:spacing w:after="80"/>
             </w:pPr>
             <w:r>
@@ -6343,6 +6570,7 @@
           </w:p>
           <w:p>
             <w:pPr>
+              <w:keepNext w:val="false"/>
               <w:spacing w:after="40"/>
               <w:ind w:left="240"/>
             </w:pPr>
@@ -6367,6 +6595,7 @@
           </w:p>
           <w:p>
             <w:pPr>
+              <w:keepNext w:val="false"/>
               <w:spacing w:after="40"/>
               <w:ind w:left="240"/>
             </w:pPr>
@@ -6391,6 +6620,7 @@
           </w:p>
           <w:p>
             <w:pPr>
+              <w:keepNext w:val="false"/>
               <w:spacing w:after="40"/>
               <w:ind w:left="240"/>
             </w:pPr>
@@ -6415,6 +6645,7 @@
           </w:p>
           <w:p>
             <w:pPr>
+              <w:keepNext w:val="false"/>
               <w:spacing w:after="40"/>
               <w:ind w:left="240"/>
             </w:pPr>
@@ -6442,6 +6673,7 @@
     </w:tbl>
     <w:p>
       <w:pPr>
+        <w:keepNext w:val="false"/>
         <w:spacing w:after="100"/>
       </w:pPr>
     </w:p>
@@ -6482,6 +6714,7 @@
           </w:tcPr>
           <w:p>
             <w:pPr>
+              <w:keepNext w:val="false"/>
               <w:spacing w:after="60"/>
             </w:pPr>
             <w:r>
@@ -6505,6 +6738,7 @@
           </w:p>
           <w:p>
             <w:pPr>
+              <w:keepNext w:val="false"/>
               <w:spacing w:after="80"/>
             </w:pPr>
             <w:r>
@@ -6518,6 +6752,7 @@
           </w:p>
           <w:p>
             <w:pPr>
+              <w:keepNext w:val="false"/>
               <w:spacing w:after="40"/>
               <w:ind w:left="240"/>
             </w:pPr>
@@ -6542,6 +6777,7 @@
           </w:p>
           <w:p>
             <w:pPr>
+              <w:keepNext w:val="false"/>
               <w:spacing w:after="40"/>
               <w:ind w:left="240"/>
             </w:pPr>
@@ -6566,6 +6802,7 @@
           </w:p>
           <w:p>
             <w:pPr>
+              <w:keepNext w:val="false"/>
               <w:spacing w:after="40"/>
               <w:ind w:left="240"/>
             </w:pPr>
@@ -6590,6 +6827,7 @@
           </w:p>
           <w:p>
             <w:pPr>
+              <w:keepNext w:val="false"/>
               <w:spacing w:after="40"/>
               <w:ind w:left="240"/>
             </w:pPr>
@@ -6617,6 +6855,7 @@
     </w:tbl>
     <w:p>
       <w:pPr>
+        <w:keepNext w:val="false"/>
         <w:spacing w:after="100"/>
       </w:pPr>
     </w:p>
@@ -6657,6 +6896,7 @@
           </w:tcPr>
           <w:p>
             <w:pPr>
+              <w:keepNext w:val="false"/>
               <w:spacing w:after="60"/>
             </w:pPr>
             <w:r>
@@ -6680,6 +6920,7 @@
           </w:p>
           <w:p>
             <w:pPr>
+              <w:keepNext w:val="false"/>
               <w:spacing w:after="80"/>
             </w:pPr>
             <w:r>
@@ -6693,6 +6934,7 @@
           </w:p>
           <w:p>
             <w:pPr>
+              <w:keepNext w:val="false"/>
               <w:spacing w:after="40"/>
               <w:ind w:left="240"/>
             </w:pPr>
@@ -6717,6 +6959,7 @@
           </w:p>
           <w:p>
             <w:pPr>
+              <w:keepNext w:val="false"/>
               <w:spacing w:after="40"/>
               <w:ind w:left="240"/>
             </w:pPr>
@@ -6741,6 +6984,7 @@
           </w:p>
           <w:p>
             <w:pPr>
+              <w:keepNext w:val="false"/>
               <w:spacing w:after="40"/>
               <w:ind w:left="240"/>
             </w:pPr>
@@ -6765,6 +7009,7 @@
           </w:p>
           <w:p>
             <w:pPr>
+              <w:keepNext w:val="false"/>
               <w:spacing w:after="40"/>
               <w:ind w:left="240"/>
             </w:pPr>
@@ -6792,6 +7037,7 @@
     </w:tbl>
     <w:p>
       <w:pPr>
+        <w:keepNext w:val="false"/>
         <w:spacing w:after="100"/>
       </w:pPr>
     </w:p>
@@ -6832,6 +7078,7 @@
           </w:tcPr>
           <w:p>
             <w:pPr>
+              <w:keepNext w:val="false"/>
               <w:spacing w:after="60"/>
             </w:pPr>
             <w:r>
@@ -6855,6 +7102,7 @@
           </w:p>
           <w:p>
             <w:pPr>
+              <w:keepNext w:val="false"/>
               <w:spacing w:after="80"/>
             </w:pPr>
             <w:r>
@@ -6868,6 +7116,7 @@
           </w:p>
           <w:p>
             <w:pPr>
+              <w:keepNext w:val="false"/>
               <w:spacing w:after="40"/>
               <w:ind w:left="240"/>
             </w:pPr>
@@ -6892,6 +7141,7 @@
           </w:p>
           <w:p>
             <w:pPr>
+              <w:keepNext w:val="false"/>
               <w:spacing w:after="40"/>
               <w:ind w:left="240"/>
             </w:pPr>
@@ -6916,6 +7166,7 @@
           </w:p>
           <w:p>
             <w:pPr>
+              <w:keepNext w:val="false"/>
               <w:spacing w:after="40"/>
               <w:ind w:left="240"/>
             </w:pPr>
@@ -6940,6 +7191,7 @@
           </w:p>
           <w:p>
             <w:pPr>
+              <w:keepNext w:val="false"/>
               <w:spacing w:after="40"/>
               <w:ind w:left="240"/>
             </w:pPr>
@@ -6967,6 +7219,7 @@
     </w:tbl>
     <w:p>
       <w:pPr>
+        <w:keepNext w:val="false"/>
         <w:spacing w:after="100"/>
       </w:pPr>
     </w:p>
@@ -7008,6 +7261,7 @@
           </w:tcPr>
           <w:p>
             <w:pPr>
+              <w:keepNext/>
               <w:spacing w:after="80"/>
             </w:pPr>
             <w:r>
@@ -7023,6 +7277,7 @@
           </w:p>
           <w:p>
             <w:pPr>
+              <w:keepNext/>
               <w:spacing w:after="80"/>
             </w:pPr>
             <w:r>
@@ -7036,6 +7291,7 @@
           </w:p>
           <w:p>
             <w:pPr>
+              <w:keepNext/>
               <w:spacing w:after="80"/>
             </w:pPr>
             <w:r>
@@ -7098,6 +7354,7 @@
                 </w:tcPr>
                 <w:p>
                   <w:pPr>
+                    <w:keepNext/>
                     <w:spacing w:after="80"/>
                   </w:pPr>
                   <w:r>
@@ -7131,6 +7388,7 @@
                 </w:tcPr>
                 <w:p>
                   <w:pPr>
+                    <w:keepNext/>
                     <w:spacing w:after="80"/>
                   </w:pPr>
                   <w:r>
@@ -7165,6 +7423,7 @@
                 </w:tcPr>
                 <w:p>
                   <w:pPr>
+                    <w:keepNext/>
                     <w:spacing w:after="80"/>
                   </w:pPr>
                   <w:r>
@@ -7195,6 +7454,7 @@
                 </w:tcPr>
                 <w:p>
                   <w:pPr>
+                    <w:keepNext/>
                     <w:spacing w:after="80"/>
                   </w:pPr>
                   <w:r>
@@ -7228,6 +7488,7 @@
                 </w:tcPr>
                 <w:p>
                   <w:pPr>
+                    <w:keepNext/>
                     <w:spacing w:after="80"/>
                   </w:pPr>
                   <w:r>
@@ -7259,6 +7520,7 @@
                 </w:tcPr>
                 <w:p>
                   <w:pPr>
+                    <w:keepNext/>
                     <w:spacing w:after="80"/>
                   </w:pPr>
                   <w:r>
@@ -7291,6 +7553,7 @@
                 </w:tcPr>
                 <w:p>
                   <w:pPr>
+                    <w:keepNext/>
                     <w:spacing w:after="80"/>
                   </w:pPr>
                   <w:r>
@@ -7321,6 +7584,7 @@
                 </w:tcPr>
                 <w:p>
                   <w:pPr>
+                    <w:keepNext/>
                     <w:spacing w:after="80"/>
                   </w:pPr>
                   <w:r>
@@ -7354,6 +7618,7 @@
                 </w:tcPr>
                 <w:p>
                   <w:pPr>
+                    <w:keepNext/>
                     <w:spacing w:after="80"/>
                   </w:pPr>
                   <w:r>
@@ -7385,6 +7650,7 @@
                 </w:tcPr>
                 <w:p>
                   <w:pPr>
+                    <w:keepNext/>
                     <w:spacing w:after="80"/>
                   </w:pPr>
                   <w:r>
@@ -7405,6 +7671,7 @@
     </w:tbl>
     <w:p>
       <w:pPr>
+        <w:keepNext/>
         <w:spacing w:after="100"/>
       </w:pPr>
     </w:p>
@@ -7445,6 +7712,7 @@
           </w:tcPr>
           <w:p>
             <w:pPr>
+              <w:keepNext w:val="false"/>
               <w:spacing w:after="60"/>
             </w:pPr>
             <w:r>
@@ -7468,6 +7736,7 @@
           </w:p>
           <w:p>
             <w:pPr>
+              <w:keepNext w:val="false"/>
               <w:spacing w:after="80"/>
             </w:pPr>
             <w:r>
@@ -7481,6 +7750,7 @@
           </w:p>
           <w:p>
             <w:pPr>
+              <w:keepNext w:val="false"/>
               <w:spacing w:before="80"/>
             </w:pPr>
             <w:r>
@@ -7497,6 +7767,7 @@
     </w:tbl>
     <w:p>
       <w:pPr>
+        <w:keepNext w:val="false"/>
         <w:spacing w:after="100"/>
       </w:pPr>
     </w:p>
@@ -7537,6 +7808,7 @@
           </w:tcPr>
           <w:p>
             <w:pPr>
+              <w:keepNext w:val="false"/>
               <w:spacing w:after="60"/>
             </w:pPr>
             <w:r>
@@ -7560,6 +7832,7 @@
           </w:p>
           <w:p>
             <w:pPr>
+              <w:keepNext w:val="false"/>
               <w:spacing w:after="80"/>
             </w:pPr>
             <w:r>
@@ -7573,6 +7846,7 @@
           </w:p>
           <w:p>
             <w:pPr>
+              <w:keepNext w:val="false"/>
               <w:spacing w:before="80"/>
             </w:pPr>
             <w:r>
@@ -7589,6 +7863,7 @@
     </w:tbl>
     <w:p>
       <w:pPr>
+        <w:keepNext w:val="false"/>
         <w:spacing w:after="100"/>
       </w:pPr>
     </w:p>
@@ -7629,6 +7904,7 @@
           </w:tcPr>
           <w:p>
             <w:pPr>
+              <w:keepNext w:val="false"/>
               <w:spacing w:after="60"/>
             </w:pPr>
             <w:r>
@@ -7652,6 +7928,7 @@
           </w:p>
           <w:p>
             <w:pPr>
+              <w:keepNext w:val="false"/>
               <w:spacing w:after="80"/>
             </w:pPr>
             <w:r>
@@ -7665,6 +7942,7 @@
           </w:p>
           <w:p>
             <w:pPr>
+              <w:keepNext w:val="false"/>
               <w:spacing w:after="40"/>
               <w:ind w:left="240"/>
             </w:pPr>
@@ -7689,6 +7967,7 @@
           </w:p>
           <w:p>
             <w:pPr>
+              <w:keepNext w:val="false"/>
               <w:spacing w:after="40"/>
               <w:ind w:left="240"/>
             </w:pPr>
@@ -7713,6 +7992,7 @@
           </w:p>
           <w:p>
             <w:pPr>
+              <w:keepNext w:val="false"/>
               <w:spacing w:after="40"/>
               <w:ind w:left="240"/>
             </w:pPr>
@@ -7737,6 +8017,7 @@
           </w:p>
           <w:p>
             <w:pPr>
+              <w:keepNext w:val="false"/>
               <w:spacing w:after="40"/>
               <w:ind w:left="240"/>
             </w:pPr>
@@ -7764,6 +8045,7 @@
     </w:tbl>
     <w:p>
       <w:pPr>
+        <w:keepNext w:val="false"/>
         <w:spacing w:after="100"/>
       </w:pPr>
     </w:p>
@@ -7804,6 +8086,7 @@
           </w:tcPr>
           <w:p>
             <w:pPr>
+              <w:keepNext w:val="false"/>
               <w:spacing w:after="60"/>
             </w:pPr>
             <w:r>
@@ -7827,6 +8110,7 @@
           </w:p>
           <w:p>
             <w:pPr>
+              <w:keepNext w:val="false"/>
               <w:spacing w:after="80"/>
             </w:pPr>
             <w:r>
@@ -7840,6 +8124,7 @@
           </w:p>
           <w:p>
             <w:pPr>
+              <w:keepNext w:val="false"/>
               <w:spacing w:after="40"/>
               <w:ind w:left="240"/>
             </w:pPr>
@@ -7864,6 +8149,7 @@
           </w:p>
           <w:p>
             <w:pPr>
+              <w:keepNext w:val="false"/>
               <w:spacing w:after="40"/>
               <w:ind w:left="240"/>
             </w:pPr>
@@ -7888,6 +8174,7 @@
           </w:p>
           <w:p>
             <w:pPr>
+              <w:keepNext w:val="false"/>
               <w:spacing w:after="40"/>
               <w:ind w:left="240"/>
             </w:pPr>
@@ -7912,6 +8199,7 @@
           </w:p>
           <w:p>
             <w:pPr>
+              <w:keepNext w:val="false"/>
               <w:spacing w:after="40"/>
               <w:ind w:left="240"/>
             </w:pPr>
@@ -7936,6 +8224,7 @@
           </w:p>
           <w:p>
             <w:pPr>
+              <w:keepNext w:val="false"/>
               <w:spacing w:before="80"/>
             </w:pPr>
             <w:r>
@@ -7967,6 +8256,7 @@
     </w:p>
     <w:p>
       <w:pPr>
+        <w:keepNext w:val="false"/>
         <w:spacing w:after="100"/>
       </w:pPr>
       <w:r>
@@ -7975,11 +8265,12 @@
           <w:sz w:val="21"/>
           <w:szCs w:val="21"/>
         </w:rPr>
-        <w:t xml:space="preserve">What it shows: whether you catch a wrong number in a line of Python or an export before it reaches a decision. 7 items, Q32 to Q38, about 15.5 minutes.</w:t>
+        <w:t xml:space="preserve">What it shows: whether you catch a wrong number in a line of Python or an export before it reaches a decision. 10 items, Q32 to Q41, about 21.5 minutes.</w:t>
       </w:r>
     </w:p>
     <w:p>
       <w:pPr>
+        <w:keepNext w:val="false"/>
         <w:spacing w:after="160"/>
       </w:pPr>
       <w:r>
@@ -7988,7 +8279,7 @@
           <w:sz w:val="21"/>
           <w:szCs w:val="21"/>
         </w:rPr>
-        <w:t xml:space="preserve">Each item puts a line of Python or a small export in front of you. Read it the way the interpreter or an auditor would, and say what it really gives.</w:t>
+        <w:t xml:space="preserve">"You gave me a number and told me what it counts." Kavya Nair, the senior analyst, now wants the code and the export behind each number read line by line, before any of it reaches Meera.</w:t>
       </w:r>
     </w:p>
     <w:tbl>
@@ -8028,6 +8319,7 @@
           </w:tcPr>
           <w:p>
             <w:pPr>
+              <w:keepNext w:val="false"/>
               <w:spacing w:after="60"/>
             </w:pPr>
             <w:r>
@@ -8051,6 +8343,7 @@
           </w:p>
           <w:p>
             <w:pPr>
+              <w:keepNext w:val="false"/>
               <w:spacing w:after="80"/>
             </w:pPr>
             <w:r>
@@ -8064,6 +8357,7 @@
           </w:p>
           <w:p>
             <w:pPr>
+              <w:keepNext w:val="false"/>
               <w:spacing w:before="80"/>
             </w:pPr>
             <w:r>
@@ -8080,6 +8374,7 @@
     </w:tbl>
     <w:p>
       <w:pPr>
+        <w:keepNext w:val="false"/>
         <w:spacing w:after="100"/>
       </w:pPr>
     </w:p>
@@ -8106,11 +8401,12 @@
           <w:tcPr>
             <w:tcW w:type="dxa" w:w="9806"/>
             <w:tcBorders>
-              <w:top w:val="single" w:color="CFC9EE" w:sz="6"/>
-              <w:left w:val="single" w:color="CFC9EE" w:sz="6"/>
-              <w:bottom w:val="single" w:color="CFC9EE" w:sz="6"/>
-              <w:right w:val="single" w:color="CFC9EE" w:sz="6"/>
-            </w:tcBorders>
+              <w:top w:val="single" w:color="5B3FD6" w:sz="6"/>
+              <w:left w:val="single" w:color="5B3FD6" w:sz="6"/>
+              <w:bottom w:val="single" w:color="5B3FD6" w:sz="6"/>
+              <w:right w:val="single" w:color="5B3FD6" w:sz="6"/>
+            </w:tcBorders>
+            <w:shd w:fill="F4F2FA" w:color="auto" w:val="clear"/>
             <w:tcMar>
               <w:top w:type="dxa" w:w="90"/>
               <w:left w:type="dxa" w:w="140"/>
@@ -8120,134 +8416,105 @@
           </w:tcPr>
           <w:p>
             <w:pPr>
-              <w:spacing w:after="60"/>
-            </w:pPr>
-            <w:r>
-              <w:rPr>
-                <w:b/>
-                <w:bCs/>
-                <w:color w:val="5B3FD6"/>
-                <w:sz w:val="24"/>
-                <w:szCs w:val="24"/>
-              </w:rPr>
-              <w:t xml:space="preserve">Q33</w:t>
-            </w:r>
-            <w:r>
-              <w:rPr>
+              <w:keepNext/>
+              <w:spacing w:after="80"/>
+            </w:pPr>
+            <w:r>
+              <w:rPr>
+                <w:b/>
+                <w:bCs/>
+                <w:color w:val="5B3FD6"/>
+                <w:sz w:val="22"/>
+                <w:szCs w:val="22"/>
+              </w:rPr>
+              <w:t xml:space="preserve">Set 3.  Situation</w:t>
+            </w:r>
+          </w:p>
+          <w:p>
+            <w:pPr>
+              <w:keepNext/>
+              <w:spacing w:after="80"/>
+            </w:pPr>
+            <w:r>
+              <w:rPr>
+                <w:color w:val="1A0F5C"/>
+                <w:sz w:val="21"/>
+                <w:szCs w:val="21"/>
+              </w:rPr>
+              <w:t xml:space="preserve">Kalpa's store-channel export for Q1 holds 1,200 rows worth Rs 96.0 lakh. A dedupe that compares whole records reports 0 duplicates. A second pass keyed on order_id finds 40 rows whose order_id already appeared, each differing from the first row only in its timestamp. The run keeps 1,160 clean rows worth Rs 88.0 lakh and logs the 40 repeats as rejects worth Rs 5.0 lakh.</w:t>
+            </w:r>
+          </w:p>
+          <w:p>
+            <w:pPr>
+              <w:keepNext/>
+              <w:spacing w:after="80"/>
+            </w:pPr>
+            <w:r>
+              <w:rPr>
+                <w:b/>
+                <w:bCs/>
+                <w:color w:val="5B3FD6"/>
+                <w:sz w:val="21"/>
+                <w:szCs w:val="21"/>
+              </w:rPr>
+              <w:t xml:space="preserve">Exhibit 4A.  </w:t>
+            </w:r>
+            <w:r>
+              <w:rPr>
+                <w:i/>
+                <w:iCs/>
                 <w:color w:val="6B6690"/>
                 <w:sz w:val="18"/>
                 <w:szCs w:val="18"/>
               </w:rPr>
-              <w:t xml:space="preserve">   Easy  ·  circle one letter</w:t>
-            </w:r>
-          </w:p>
-          <w:p>
-            <w:pPr>
-              <w:spacing w:after="80"/>
-            </w:pPr>
-            <w:r>
-              <w:rPr>
-                <w:color w:val="1A0F5C"/>
-                <w:sz w:val="21"/>
-                <w:szCs w:val="21"/>
-              </w:rPr>
-              <w:t xml:space="preserve">A function ends with print(total) and has no return statement. After result = revenue_for(seg), what does result hold?</w:t>
-            </w:r>
-          </w:p>
-          <w:p>
-            <w:pPr>
-              <w:spacing w:after="40"/>
-              <w:ind w:left="240"/>
-            </w:pPr>
-            <w:r>
-              <w:rPr>
-                <w:b/>
-                <w:bCs/>
-                <w:color w:val="5B3FD6"/>
-                <w:sz w:val="21"/>
-                <w:szCs w:val="21"/>
-              </w:rPr>
-              <w:t xml:space="preserve">(a)  </w:t>
-            </w:r>
-            <w:r>
-              <w:rPr>
-                <w:color w:val="1A0F5C"/>
-                <w:sz w:val="21"/>
-                <w:szCs w:val="21"/>
-              </w:rPr>
-              <w:t xml:space="preserve">0, because a missing return defaults to zero for numbers.</w:t>
-            </w:r>
-          </w:p>
-          <w:p>
-            <w:pPr>
-              <w:spacing w:after="40"/>
-              <w:ind w:left="240"/>
-            </w:pPr>
-            <w:r>
-              <w:rPr>
-                <w:b/>
-                <w:bCs/>
-                <w:color w:val="5B3FD6"/>
-                <w:sz w:val="21"/>
-                <w:szCs w:val="21"/>
-              </w:rPr>
-              <w:t xml:space="preserve">(b)  </w:t>
-            </w:r>
-            <w:r>
-              <w:rPr>
-                <w:color w:val="1A0F5C"/>
-                <w:sz w:val="21"/>
-                <w:szCs w:val="21"/>
-              </w:rPr>
-              <w:t xml:space="preserve">The total, because print both displays the value and sends it back to the caller.</w:t>
-            </w:r>
-          </w:p>
-          <w:p>
-            <w:pPr>
-              <w:spacing w:after="40"/>
-              <w:ind w:left="240"/>
-            </w:pPr>
-            <w:r>
-              <w:rPr>
-                <w:b/>
-                <w:bCs/>
-                <w:color w:val="5B3FD6"/>
-                <w:sz w:val="21"/>
-                <w:szCs w:val="21"/>
-              </w:rPr>
-              <w:t xml:space="preserve">(c)  </w:t>
-            </w:r>
-            <w:r>
-              <w:rPr>
-                <w:color w:val="1A0F5C"/>
-                <w:sz w:val="21"/>
-                <w:szCs w:val="21"/>
-              </w:rPr>
-              <w:t xml:space="preserve">None, because a function without a return statement hands back None.</w:t>
-            </w:r>
-          </w:p>
-          <w:p>
-            <w:pPr>
-              <w:spacing w:after="40"/>
-              <w:ind w:left="240"/>
-            </w:pPr>
-            <w:r>
-              <w:rPr>
-                <w:b/>
-                <w:bCs/>
-                <w:color w:val="5B3FD6"/>
-                <w:sz w:val="21"/>
-                <w:szCs w:val="21"/>
-              </w:rPr>
-              <w:t xml:space="preserve">(d)  </w:t>
-            </w:r>
-            <w:r>
-              <w:rPr>
-                <w:color w:val="1A0F5C"/>
-                <w:sz w:val="21"/>
-                <w:szCs w:val="21"/>
-              </w:rPr>
-              <w:t xml:space="preserve">An error, because Python refuses to assign from such a function.</w:t>
+              <w:t xml:space="preserve">The cleaning run on the store export, with the rows and the rupees at each stage.</w:t>
+            </w:r>
+          </w:p>
+          <w:p>
+            <w:pPr>
+              <w:keepNext/>
+              <w:spacing w:after="60" w:before="60"/>
+              <w:jc w:val="center"/>
+            </w:pPr>
+            <w:r>
+              <w:drawing>
+                <wp:inline distT="0" distB="0" distL="0" distR="0">
+                  <wp:extent cx="4638675" cy="1981200"/>
+                  <wp:effectExtent t="0" r="0" b="0" l="0"/>
+                  <wp:docPr id="1" name="" descr="" title=""/>
+                  <wp:cNvGraphicFramePr>
+                    <a:graphicFrameLocks xmlns:a="http://schemas.openxmlformats.org/drawingml/2006/main" noChangeAspect="1"/>
+                  </wp:cNvGraphicFramePr>
+                  <a:graphic xmlns:a="http://schemas.openxmlformats.org/drawingml/2006/main">
+                    <a:graphicData uri="http://schemas.openxmlformats.org/drawingml/2006/picture">
+                      <pic:pic xmlns:pic="http://schemas.openxmlformats.org/drawingml/2006/picture">
+                        <pic:nvPicPr>
+                          <pic:cNvPr id="0" name="" descr=""/>
+                          <pic:cNvPicPr>
+                            <a:picLocks noChangeAspect="1" noChangeArrowheads="1"/>
+                          </pic:cNvPicPr>
+                        </pic:nvPicPr>
+                        <pic:blipFill>
+                          <a:blip r:embed="rId9" cstate="none"/>
+                          <a:srcRect/>
+                          <a:stretch>
+                            <a:fillRect/>
+                          </a:stretch>
+                        </pic:blipFill>
+                        <pic:spPr bwMode="auto">
+                          <a:xfrm>
+                            <a:off x="0" y="0"/>
+                            <a:ext cx="4638675" cy="1981200"/>
+                          </a:xfrm>
+                          <a:prstGeom prst="rect">
+                            <a:avLst/>
+                          </a:prstGeom>
+                        </pic:spPr>
+                      </pic:pic>
+                    </a:graphicData>
+                  </a:graphic>
+                </wp:inline>
+              </w:drawing>
             </w:r>
           </w:p>
         </w:tc>
@@ -8255,6 +8522,7 @@
     </w:tbl>
     <w:p>
       <w:pPr>
+        <w:keepNext/>
         <w:spacing w:after="100"/>
       </w:pPr>
     </w:p>
@@ -8281,6 +8549,370 @@
           <w:tcPr>
             <w:tcW w:type="dxa" w:w="9806"/>
             <w:tcBorders>
+              <w:top w:val="single" w:color="CFC9EE" w:sz="6"/>
+              <w:left w:val="single" w:color="CFC9EE" w:sz="6"/>
+              <w:bottom w:val="single" w:color="CFC9EE" w:sz="6"/>
+              <w:right w:val="single" w:color="CFC9EE" w:sz="6"/>
+            </w:tcBorders>
+            <w:tcMar>
+              <w:top w:type="dxa" w:w="90"/>
+              <w:left w:type="dxa" w:w="140"/>
+              <w:bottom w:type="dxa" w:w="90"/>
+              <w:right w:type="dxa" w:w="140"/>
+            </w:tcMar>
+          </w:tcPr>
+          <w:p>
+            <w:pPr>
+              <w:keepNext w:val="false"/>
+              <w:spacing w:after="60"/>
+            </w:pPr>
+            <w:r>
+              <w:rPr>
+                <w:b/>
+                <w:bCs/>
+                <w:color w:val="5B3FD6"/>
+                <w:sz w:val="24"/>
+                <w:szCs w:val="24"/>
+              </w:rPr>
+              <w:t xml:space="preserve">Q33</w:t>
+            </w:r>
+            <w:r>
+              <w:rPr>
+                <w:color w:val="6B6690"/>
+                <w:sz w:val="18"/>
+                <w:szCs w:val="18"/>
+              </w:rPr>
+              <w:t xml:space="preserve">   Medium  ·  circle one letter</w:t>
+            </w:r>
+          </w:p>
+          <w:p>
+            <w:pPr>
+              <w:keepNext w:val="false"/>
+              <w:spacing w:after="80"/>
+            </w:pPr>
+            <w:r>
+              <w:rPr>
+                <w:color w:val="1A0F5C"/>
+                <w:sz w:val="21"/>
+                <w:szCs w:val="21"/>
+              </w:rPr>
+              <w:t xml:space="preserve">Which duplicate count should the run trust?</w:t>
+            </w:r>
+          </w:p>
+          <w:p>
+            <w:pPr>
+              <w:keepNext w:val="false"/>
+              <w:spacing w:after="40"/>
+              <w:ind w:left="240"/>
+            </w:pPr>
+            <w:r>
+              <w:rPr>
+                <w:b/>
+                <w:bCs/>
+                <w:color w:val="5B3FD6"/>
+                <w:sz w:val="21"/>
+                <w:szCs w:val="21"/>
+              </w:rPr>
+              <w:t xml:space="preserve">(a)  </w:t>
+            </w:r>
+            <w:r>
+              <w:rPr>
+                <w:color w:val="1A0F5C"/>
+                <w:sz w:val="21"/>
+                <w:szCs w:val="21"/>
+              </w:rPr>
+              <w:t xml:space="preserve">Zero, because a duplicate has to match the earlier row in every field.</w:t>
+            </w:r>
+          </w:p>
+          <w:p>
+            <w:pPr>
+              <w:keepNext w:val="false"/>
+              <w:spacing w:after="40"/>
+              <w:ind w:left="240"/>
+            </w:pPr>
+            <w:r>
+              <w:rPr>
+                <w:b/>
+                <w:bCs/>
+                <w:color w:val="5B3FD6"/>
+                <w:sz w:val="21"/>
+                <w:szCs w:val="21"/>
+              </w:rPr>
+              <w:t xml:space="preserve">(b)  </w:t>
+            </w:r>
+            <w:r>
+              <w:rPr>
+                <w:color w:val="1A0F5C"/>
+                <w:sz w:val="21"/>
+                <w:szCs w:val="21"/>
+              </w:rPr>
+              <w:t xml:space="preserve">Zero, because a different timestamp proves two separate orders were placed.</w:t>
+            </w:r>
+          </w:p>
+          <w:p>
+            <w:pPr>
+              <w:keepNext w:val="false"/>
+              <w:spacing w:after="40"/>
+              <w:ind w:left="240"/>
+            </w:pPr>
+            <w:r>
+              <w:rPr>
+                <w:b/>
+                <w:bCs/>
+                <w:color w:val="5B3FD6"/>
+                <w:sz w:val="21"/>
+                <w:szCs w:val="21"/>
+              </w:rPr>
+              <w:t xml:space="preserve">(c)  </w:t>
+            </w:r>
+            <w:r>
+              <w:rPr>
+                <w:color w:val="1A0F5C"/>
+                <w:sz w:val="21"/>
+                <w:szCs w:val="21"/>
+              </w:rPr>
+              <w:t xml:space="preserve">Forty, but only once Finance has confirmed every pair by hand.</w:t>
+            </w:r>
+          </w:p>
+          <w:p>
+            <w:pPr>
+              <w:keepNext w:val="false"/>
+              <w:spacing w:after="40"/>
+              <w:ind w:left="240"/>
+            </w:pPr>
+            <w:r>
+              <w:rPr>
+                <w:b/>
+                <w:bCs/>
+                <w:color w:val="5B3FD6"/>
+                <w:sz w:val="21"/>
+                <w:szCs w:val="21"/>
+              </w:rPr>
+              <w:t xml:space="preserve">(d)  </w:t>
+            </w:r>
+            <w:r>
+              <w:rPr>
+                <w:color w:val="1A0F5C"/>
+                <w:sz w:val="21"/>
+                <w:szCs w:val="21"/>
+              </w:rPr>
+              <w:t xml:space="preserve">Forty, because the identity rule says one order_id is one order.</w:t>
+            </w:r>
+          </w:p>
+        </w:tc>
+      </w:tr>
+    </w:tbl>
+    <w:p>
+      <w:pPr>
+        <w:keepNext w:val="false"/>
+        <w:spacing w:after="100"/>
+      </w:pPr>
+    </w:p>
+    <w:tbl>
+      <w:tblPr>
+        <w:tblW w:type="dxa" w:w="9806"/>
+        <w:tblBorders>
+          <w:top w:val="single" w:color="auto" w:sz="4"/>
+          <w:left w:val="single" w:color="auto" w:sz="4"/>
+          <w:bottom w:val="single" w:color="auto" w:sz="4"/>
+          <w:right w:val="single" w:color="auto" w:sz="4"/>
+          <w:insideH w:val="single" w:color="auto" w:sz="4"/>
+          <w:insideV w:val="single" w:color="auto" w:sz="4"/>
+        </w:tblBorders>
+      </w:tblPr>
+      <w:tblGrid>
+        <w:gridCol w:w="9806"/>
+      </w:tblGrid>
+      <w:tr>
+        <w:trPr>
+          <w:cantSplit/>
+        </w:trPr>
+        <w:tc>
+          <w:tcPr>
+            <w:tcW w:type="dxa" w:w="9806"/>
+            <w:tcBorders>
+              <w:top w:val="single" w:color="CFC9EE" w:sz="6"/>
+              <w:left w:val="single" w:color="CFC9EE" w:sz="6"/>
+              <w:bottom w:val="single" w:color="CFC9EE" w:sz="6"/>
+              <w:right w:val="single" w:color="CFC9EE" w:sz="6"/>
+            </w:tcBorders>
+            <w:tcMar>
+              <w:top w:type="dxa" w:w="90"/>
+              <w:left w:type="dxa" w:w="140"/>
+              <w:bottom w:type="dxa" w:w="90"/>
+              <w:right w:type="dxa" w:w="140"/>
+            </w:tcMar>
+          </w:tcPr>
+          <w:p>
+            <w:pPr>
+              <w:keepNext w:val="false"/>
+              <w:spacing w:after="60"/>
+            </w:pPr>
+            <w:r>
+              <w:rPr>
+                <w:b/>
+                <w:bCs/>
+                <w:color w:val="5B3FD6"/>
+                <w:sz w:val="24"/>
+                <w:szCs w:val="24"/>
+              </w:rPr>
+              <w:t xml:space="preserve">Q34</w:t>
+            </w:r>
+            <w:r>
+              <w:rPr>
+                <w:color w:val="6B6690"/>
+                <w:sz w:val="18"/>
+                <w:szCs w:val="18"/>
+              </w:rPr>
+              <w:t xml:space="preserve">   Hard  ·  circle one letter</w:t>
+            </w:r>
+          </w:p>
+          <w:p>
+            <w:pPr>
+              <w:keepNext w:val="false"/>
+              <w:spacing w:after="80"/>
+            </w:pPr>
+            <w:r>
+              <w:rPr>
+                <w:color w:val="1A0F5C"/>
+                <w:sz w:val="21"/>
+                <w:szCs w:val="21"/>
+              </w:rPr>
+              <w:t xml:space="preserve">The row counts add up: 1,160 clean plus 40 rejected is 1,200. What is the honest status of the run?</w:t>
+            </w:r>
+          </w:p>
+          <w:p>
+            <w:pPr>
+              <w:keepNext w:val="false"/>
+              <w:spacing w:after="40"/>
+              <w:ind w:left="240"/>
+            </w:pPr>
+            <w:r>
+              <w:rPr>
+                <w:b/>
+                <w:bCs/>
+                <w:color w:val="5B3FD6"/>
+                <w:sz w:val="21"/>
+                <w:szCs w:val="21"/>
+              </w:rPr>
+              <w:t xml:space="preserve">(a)  </w:t>
+            </w:r>
+            <w:r>
+              <w:rPr>
+                <w:color w:val="1A0F5C"/>
+                <w:sz w:val="21"/>
+                <w:szCs w:val="21"/>
+              </w:rPr>
+              <w:t xml:space="preserve">Reconciled, because the clean rows and the rejects add back to the 1,200 input rows.</w:t>
+            </w:r>
+          </w:p>
+          <w:p>
+            <w:pPr>
+              <w:keepNext w:val="false"/>
+              <w:spacing w:after="40"/>
+              <w:ind w:left="240"/>
+            </w:pPr>
+            <w:r>
+              <w:rPr>
+                <w:b/>
+                <w:bCs/>
+                <w:color w:val="5B3FD6"/>
+                <w:sz w:val="21"/>
+                <w:szCs w:val="21"/>
+              </w:rPr>
+              <w:t xml:space="preserve">(b)  </w:t>
+            </w:r>
+            <w:r>
+              <w:rPr>
+                <w:color w:val="1A0F5C"/>
+                <w:sz w:val="21"/>
+                <w:szCs w:val="21"/>
+              </w:rPr>
+              <w:t xml:space="preserve">Not reconciled, because Rs 3.0 lakh is in neither the clean file nor the log.</w:t>
+            </w:r>
+          </w:p>
+          <w:p>
+            <w:pPr>
+              <w:keepNext w:val="false"/>
+              <w:spacing w:after="40"/>
+              <w:ind w:left="240"/>
+            </w:pPr>
+            <w:r>
+              <w:rPr>
+                <w:b/>
+                <w:bCs/>
+                <w:color w:val="5B3FD6"/>
+                <w:sz w:val="21"/>
+                <w:szCs w:val="21"/>
+              </w:rPr>
+              <w:t xml:space="preserve">(c)  </w:t>
+            </w:r>
+            <w:r>
+              <w:rPr>
+                <w:color w:val="1A0F5C"/>
+                <w:sz w:val="21"/>
+                <w:szCs w:val="21"/>
+              </w:rPr>
+              <w:t xml:space="preserve">Not reconciled, because Rs 8.0 lakh left the file when the 40 repeats were removed.</w:t>
+            </w:r>
+          </w:p>
+          <w:p>
+            <w:pPr>
+              <w:keepNext w:val="false"/>
+              <w:spacing w:after="40"/>
+              <w:ind w:left="240"/>
+            </w:pPr>
+            <w:r>
+              <w:rPr>
+                <w:b/>
+                <w:bCs/>
+                <w:color w:val="5B3FD6"/>
+                <w:sz w:val="21"/>
+                <w:szCs w:val="21"/>
+              </w:rPr>
+              <w:t xml:space="preserve">(d)  </w:t>
+            </w:r>
+            <w:r>
+              <w:rPr>
+                <w:color w:val="1A0F5C"/>
+                <w:sz w:val="21"/>
+                <w:szCs w:val="21"/>
+              </w:rPr>
+              <w:t xml:space="preserve">Reconciled, because a gap under 5 percent of the input is within ordinary rounding.</w:t>
+            </w:r>
+          </w:p>
+        </w:tc>
+      </w:tr>
+    </w:tbl>
+    <w:p>
+      <w:pPr>
+        <w:keepNext w:val="false"/>
+        <w:spacing w:after="100"/>
+      </w:pPr>
+    </w:p>
+    <w:tbl>
+      <w:tblPr>
+        <w:tblW w:type="dxa" w:w="9806"/>
+        <w:tblBorders>
+          <w:top w:val="single" w:color="auto" w:sz="4"/>
+          <w:left w:val="single" w:color="auto" w:sz="4"/>
+          <w:bottom w:val="single" w:color="auto" w:sz="4"/>
+          <w:right w:val="single" w:color="auto" w:sz="4"/>
+          <w:insideH w:val="single" w:color="auto" w:sz="4"/>
+          <w:insideV w:val="single" w:color="auto" w:sz="4"/>
+        </w:tblBorders>
+      </w:tblPr>
+      <w:tblGrid>
+        <w:gridCol w:w="9806"/>
+      </w:tblGrid>
+      <w:tr>
+        <w:trPr>
+          <w:cantSplit/>
+        </w:trPr>
+        <w:tc>
+          <w:tcPr>
+            <w:tcW w:type="dxa" w:w="9806"/>
+            <w:tcBorders>
               <w:top w:val="single" w:color="5B3FD6" w:sz="6"/>
               <w:left w:val="single" w:color="5B3FD6" w:sz="6"/>
               <w:bottom w:val="single" w:color="5B3FD6" w:sz="6"/>
@@ -8296,6 +8928,7 @@
           </w:tcPr>
           <w:p>
             <w:pPr>
+              <w:keepNext/>
               <w:spacing w:after="80"/>
             </w:pPr>
             <w:r>
@@ -8306,11 +8939,12 @@
                 <w:sz w:val="22"/>
                 <w:szCs w:val="22"/>
               </w:rPr>
-              <w:t xml:space="preserve">Set 3.  Situation</w:t>
-            </w:r>
-          </w:p>
-          <w:p>
-            <w:pPr>
+              <w:t xml:space="preserve">Set 4.  Situation</w:t>
+            </w:r>
+          </w:p>
+          <w:p>
+            <w:pPr>
+              <w:keepNext/>
               <w:spacing w:after="80"/>
             </w:pPr>
             <w:r>
@@ -8324,6 +8958,7 @@
           </w:p>
           <w:p>
             <w:pPr>
+              <w:keepNext/>
               <w:spacing w:after="80"/>
             </w:pPr>
             <w:r>
@@ -8334,7 +8969,7 @@
                 <w:sz w:val="21"/>
                 <w:szCs w:val="21"/>
               </w:rPr>
-              <w:t xml:space="preserve">Exhibit 4A.  </w:t>
+              <w:t xml:space="preserve">Exhibit 4B.  </w:t>
             </w:r>
             <w:r>
               <w:rPr>
@@ -8387,6 +9022,7 @@
                 </w:tcPr>
                 <w:p>
                   <w:pPr>
+                    <w:keepNext/>
                     <w:spacing w:after="80"/>
                   </w:pPr>
                   <w:r>
@@ -8420,6 +9056,7 @@
                 </w:tcPr>
                 <w:p>
                   <w:pPr>
+                    <w:keepNext/>
                     <w:spacing w:after="80"/>
                   </w:pPr>
                   <w:r>
@@ -8453,6 +9090,7 @@
                 </w:tcPr>
                 <w:p>
                   <w:pPr>
+                    <w:keepNext/>
                     <w:spacing w:after="80"/>
                   </w:pPr>
                   <w:r>
@@ -8487,6 +9125,7 @@
                 </w:tcPr>
                 <w:p>
                   <w:pPr>
+                    <w:keepNext/>
                     <w:spacing w:after="80"/>
                   </w:pPr>
                   <w:r>
@@ -8517,6 +9156,7 @@
                 </w:tcPr>
                 <w:p>
                   <w:pPr>
+                    <w:keepNext/>
                     <w:spacing w:after="80"/>
                   </w:pPr>
                   <w:r>
@@ -8547,6 +9187,7 @@
                 </w:tcPr>
                 <w:p>
                   <w:pPr>
+                    <w:keepNext/>
                     <w:spacing w:after="80"/>
                   </w:pPr>
                   <w:r>
@@ -8580,6 +9221,7 @@
                 </w:tcPr>
                 <w:p>
                   <w:pPr>
+                    <w:keepNext/>
                     <w:spacing w:after="80"/>
                   </w:pPr>
                   <w:r>
@@ -8611,6 +9253,7 @@
                 </w:tcPr>
                 <w:p>
                   <w:pPr>
+                    <w:keepNext/>
                     <w:spacing w:after="80"/>
                   </w:pPr>
                   <w:r>
@@ -8642,6 +9285,7 @@
                 </w:tcPr>
                 <w:p>
                   <w:pPr>
+                    <w:keepNext/>
                     <w:spacing w:after="80"/>
                   </w:pPr>
                   <w:r>
@@ -8662,6 +9306,7 @@
     </w:tbl>
     <w:p>
       <w:pPr>
+        <w:keepNext/>
         <w:spacing w:after="100"/>
       </w:pPr>
     </w:p>
@@ -8702,6 +9347,7 @@
           </w:tcPr>
           <w:p>
             <w:pPr>
+              <w:keepNext w:val="false"/>
               <w:spacing w:after="60"/>
             </w:pPr>
             <w:r>
@@ -8712,7 +9358,7 @@
                 <w:sz w:val="24"/>
                 <w:szCs w:val="24"/>
               </w:rPr>
-              <w:t xml:space="preserve">Q34</w:t>
+              <w:t xml:space="preserve">Q35</w:t>
             </w:r>
             <w:r>
               <w:rPr>
@@ -8725,6 +9371,7 @@
           </w:p>
           <w:p>
             <w:pPr>
+              <w:keepNext w:val="false"/>
               <w:spacing w:after="80"/>
             </w:pPr>
             <w:r>
@@ -8738,6 +9385,7 @@
           </w:p>
           <w:p>
             <w:pPr>
+              <w:keepNext w:val="false"/>
               <w:spacing w:before="80"/>
             </w:pPr>
             <w:r>
@@ -8754,6 +9402,7 @@
     </w:tbl>
     <w:p>
       <w:pPr>
+        <w:keepNext w:val="false"/>
         <w:spacing w:after="100"/>
       </w:pPr>
     </w:p>
@@ -8794,6 +9443,7 @@
           </w:tcPr>
           <w:p>
             <w:pPr>
+              <w:keepNext w:val="false"/>
               <w:spacing w:after="60"/>
             </w:pPr>
             <w:r>
@@ -8804,7 +9454,7 @@
                 <w:sz w:val="24"/>
                 <w:szCs w:val="24"/>
               </w:rPr>
-              <w:t xml:space="preserve">Q35</w:t>
+              <w:t xml:space="preserve">Q36</w:t>
             </w:r>
             <w:r>
               <w:rPr>
@@ -8817,6 +9467,7 @@
           </w:p>
           <w:p>
             <w:pPr>
+              <w:keepNext w:val="false"/>
               <w:spacing w:after="80"/>
             </w:pPr>
             <w:r>
@@ -8830,6 +9481,7 @@
           </w:p>
           <w:p>
             <w:pPr>
+              <w:keepNext w:val="false"/>
               <w:spacing w:before="80"/>
             </w:pPr>
             <w:r>
@@ -8846,6 +9498,7 @@
     </w:tbl>
     <w:p>
       <w:pPr>
+        <w:keepNext w:val="false"/>
         <w:spacing w:after="100"/>
       </w:pPr>
     </w:p>
@@ -8886,6 +9539,7 @@
           </w:tcPr>
           <w:p>
             <w:pPr>
+              <w:keepNext w:val="false"/>
               <w:spacing w:after="60"/>
             </w:pPr>
             <w:r>
@@ -8896,7 +9550,7 @@
                 <w:sz w:val="24"/>
                 <w:szCs w:val="24"/>
               </w:rPr>
-              <w:t xml:space="preserve">Q36</w:t>
+              <w:t xml:space="preserve">Q37</w:t>
             </w:r>
             <w:r>
               <w:rPr>
@@ -8909,6 +9563,7 @@
           </w:p>
           <w:p>
             <w:pPr>
+              <w:keepNext w:val="false"/>
               <w:spacing w:after="80"/>
             </w:pPr>
             <w:r>
@@ -8922,6 +9577,7 @@
           </w:p>
           <w:p>
             <w:pPr>
+              <w:keepNext w:val="false"/>
               <w:spacing w:after="40"/>
               <w:ind w:left="240"/>
             </w:pPr>
@@ -8946,6 +9602,7 @@
           </w:p>
           <w:p>
             <w:pPr>
+              <w:keepNext w:val="false"/>
               <w:spacing w:after="40"/>
               <w:ind w:left="240"/>
             </w:pPr>
@@ -8970,6 +9627,7 @@
           </w:p>
           <w:p>
             <w:pPr>
+              <w:keepNext w:val="false"/>
               <w:spacing w:after="40"/>
               <w:ind w:left="240"/>
             </w:pPr>
@@ -8994,6 +9652,7 @@
           </w:p>
           <w:p>
             <w:pPr>
+              <w:keepNext w:val="false"/>
               <w:spacing w:after="40"/>
               <w:ind w:left="240"/>
             </w:pPr>
@@ -9021,6 +9680,7 @@
     </w:tbl>
     <w:p>
       <w:pPr>
+        <w:keepNext w:val="false"/>
         <w:spacing w:after="100"/>
       </w:pPr>
     </w:p>
@@ -9062,6 +9722,7 @@
           </w:tcPr>
           <w:p>
             <w:pPr>
+              <w:keepNext/>
               <w:spacing w:after="80"/>
             </w:pPr>
             <w:r>
@@ -9072,35 +9733,7 @@
                 <w:sz w:val="22"/>
                 <w:szCs w:val="22"/>
               </w:rPr>
-              <w:t xml:space="preserve">Set 4.  Situation</w:t>
-            </w:r>
-          </w:p>
-          <w:p>
-            <w:pPr>
-              <w:spacing w:after="80"/>
-            </w:pPr>
-            <w:r>
-              <w:rPr>
-                <w:color w:val="1A0F5C"/>
-                <w:sz w:val="21"/>
-                <w:szCs w:val="21"/>
-              </w:rPr>
-              <w:t xml:space="preserve">Kalpa's store-channel export for Q1 holds 1,200 rows worth Rs 96.0 lakh. A dedupe that compares whole records reports 0 duplicates. A second pass keyed on order_id finds 40 rows whose order_id already appeared, each differing from the first row only in its timestamp. The run keeps 1,160 clean rows worth Rs 88.0 lakh and logs the 40 repeats as rejects worth Rs 5.0 lakh.</w:t>
-            </w:r>
-          </w:p>
-          <w:p>
-            <w:pPr>
-              <w:spacing w:after="80"/>
-            </w:pPr>
-            <w:r>
-              <w:rPr>
-                <w:b/>
-                <w:bCs/>
-                <w:color w:val="5B3FD6"/>
-                <w:sz w:val="21"/>
-                <w:szCs w:val="21"/>
-              </w:rPr>
-              <w:t xml:space="preserve">Exhibit 4B.  </w:t>
+              <w:t xml:space="preserve">Exhibit 4C.  </w:t>
             </w:r>
             <w:r>
               <w:rPr>
@@ -9110,60 +9743,175 @@
                 <w:sz w:val="18"/>
                 <w:szCs w:val="18"/>
               </w:rPr>
-              <w:t xml:space="preserve">The cleaning run on the store export, with the rows and the rupees at each stage.</w:t>
-            </w:r>
-          </w:p>
-          <w:p>
-            <w:pPr>
-              <w:spacing w:after="60" w:before="60"/>
-              <w:jc w:val="center"/>
-            </w:pPr>
-            <w:r>
-              <w:drawing>
-                <wp:inline distT="0" distB="0" distL="0" distR="0">
-                  <wp:extent cx="4638675" cy="1981200"/>
-                  <wp:effectExtent t="0" r="0" b="0" l="0"/>
-                  <wp:docPr id="1" name="" descr="" title=""/>
-                  <wp:cNvGraphicFramePr>
-                    <a:graphicFrameLocks xmlns:a="http://schemas.openxmlformats.org/drawingml/2006/main" noChangeAspect="1"/>
-                  </wp:cNvGraphicFramePr>
-                  <a:graphic xmlns:a="http://schemas.openxmlformats.org/drawingml/2006/main">
-                    <a:graphicData uri="http://schemas.openxmlformats.org/drawingml/2006/picture">
-                      <pic:pic xmlns:pic="http://schemas.openxmlformats.org/drawingml/2006/picture">
-                        <pic:nvPicPr>
-                          <pic:cNvPr id="0" name="" descr=""/>
-                          <pic:cNvPicPr>
-                            <a:picLocks noChangeAspect="1" noChangeArrowheads="1"/>
-                          </pic:cNvPicPr>
-                        </pic:nvPicPr>
-                        <pic:blipFill>
-                          <a:blip r:embed="rId9" cstate="none"/>
-                          <a:srcRect/>
-                          <a:stretch>
-                            <a:fillRect/>
-                          </a:stretch>
-                        </pic:blipFill>
-                        <pic:spPr bwMode="auto">
-                          <a:xfrm>
-                            <a:off x="0" y="0"/>
-                            <a:ext cx="4638675" cy="1981200"/>
-                          </a:xfrm>
-                          <a:prstGeom prst="rect">
-                            <a:avLst/>
-                          </a:prstGeom>
-                        </pic:spPr>
-                      </pic:pic>
-                    </a:graphicData>
-                  </a:graphic>
-                </wp:inline>
-              </w:drawing>
-            </w:r>
-          </w:p>
+              <w:t xml:space="preserve">Five invented orders, and the loop that counts the ones with a discount.</w:t>
+            </w:r>
+          </w:p>
+          <w:tbl>
+            <w:tblPr>
+              <w:tblW w:type="dxa" w:w="9806"/>
+              <w:tblBorders>
+                <w:top w:val="single" w:color="auto" w:sz="4"/>
+                <w:left w:val="single" w:color="auto" w:sz="4"/>
+                <w:bottom w:val="single" w:color="auto" w:sz="4"/>
+                <w:right w:val="single" w:color="auto" w:sz="4"/>
+                <w:insideH w:val="single" w:color="auto" w:sz="4"/>
+                <w:insideV w:val="single" w:color="auto" w:sz="4"/>
+              </w:tblBorders>
+            </w:tblPr>
+            <w:tblGrid>
+              <w:gridCol w:w="9806"/>
+            </w:tblGrid>
+            <w:tr>
+              <w:trPr>
+                <w:cantSplit/>
+              </w:trPr>
+              <w:tc>
+                <w:tcPr>
+                  <w:tcW w:type="dxa" w:w="9806"/>
+                  <w:tcBorders>
+                    <w:top w:val="single" w:color="CFC9EE" w:sz="6"/>
+                    <w:left w:val="single" w:color="CFC9EE" w:sz="6"/>
+                    <w:bottom w:val="single" w:color="CFC9EE" w:sz="6"/>
+                    <w:right w:val="single" w:color="CFC9EE" w:sz="6"/>
+                  </w:tcBorders>
+                  <w:shd w:fill="FFFFFF" w:color="auto" w:val="clear"/>
+                  <w:tcMar>
+                    <w:top w:type="dxa" w:w="90"/>
+                    <w:left w:type="dxa" w:w="140"/>
+                    <w:bottom w:type="dxa" w:w="90"/>
+                    <w:right w:type="dxa" w:w="140"/>
+                  </w:tcMar>
+                </w:tcPr>
+                <w:p>
+                  <w:pPr>
+                    <w:keepNext/>
+                    <w:spacing w:after="0"/>
+                  </w:pPr>
+                  <w:r>
+                    <w:rPr>
+                      <w:rFonts w:ascii="Consolas" w:cs="Consolas" w:eastAsia="Consolas" w:hAnsi="Consolas"/>
+                      <w:color w:val="1A0F5C"/>
+                      <w:sz w:val="18"/>
+                      <w:szCs w:val="18"/>
+                    </w:rPr>
+                    <w:t xml:space="preserve">orders = [{"order_id": "INV-1", "discount": 150},</w:t>
+                  </w:r>
+                </w:p>
+                <w:p>
+                  <w:pPr>
+                    <w:keepNext/>
+                    <w:spacing w:after="0"/>
+                  </w:pPr>
+                  <w:r>
+                    <w:rPr>
+                      <w:rFonts w:ascii="Consolas" w:cs="Consolas" w:eastAsia="Consolas" w:hAnsi="Consolas"/>
+                      <w:color w:val="1A0F5C"/>
+                      <w:sz w:val="18"/>
+                      <w:szCs w:val="18"/>
+                    </w:rPr>
+                    <w:t xml:space="preserve">          {"order_id": "INV-2", "discount": 0}, {"order_id": "INV-3"},</w:t>
+                  </w:r>
+                </w:p>
+                <w:p>
+                  <w:pPr>
+                    <w:keepNext/>
+                    <w:spacing w:after="0"/>
+                  </w:pPr>
+                  <w:r>
+                    <w:rPr>
+                      <w:rFonts w:ascii="Consolas" w:cs="Consolas" w:eastAsia="Consolas" w:hAnsi="Consolas"/>
+                      <w:color w:val="1A0F5C"/>
+                      <w:sz w:val="18"/>
+                      <w:szCs w:val="18"/>
+                    </w:rPr>
+                    <w:t xml:space="preserve">          {"order_id": "INV-4", "discount": 200}, {"order_id": "INV-5"}]</w:t>
+                  </w:r>
+                </w:p>
+                <w:p>
+                  <w:pPr>
+                    <w:keepNext/>
+                    <w:spacing w:after="0"/>
+                  </w:pPr>
+                  <w:r>
+                    <w:rPr>
+                      <w:rFonts w:ascii="Consolas" w:cs="Consolas" w:eastAsia="Consolas" w:hAnsi="Consolas"/>
+                      <w:color w:val="1A0F5C"/>
+                      <w:sz w:val="18"/>
+                      <w:szCs w:val="18"/>
+                    </w:rPr>
+                    <w:t xml:space="preserve">with_discount = 0</w:t>
+                  </w:r>
+                </w:p>
+                <w:p>
+                  <w:pPr>
+                    <w:keepNext/>
+                    <w:spacing w:after="0"/>
+                  </w:pPr>
+                  <w:r>
+                    <w:rPr>
+                      <w:rFonts w:ascii="Consolas" w:cs="Consolas" w:eastAsia="Consolas" w:hAnsi="Consolas"/>
+                      <w:color w:val="1A0F5C"/>
+                      <w:sz w:val="18"/>
+                      <w:szCs w:val="18"/>
+                    </w:rPr>
+                    <w:t xml:space="preserve">for order in orders:</w:t>
+                  </w:r>
+                </w:p>
+                <w:p>
+                  <w:pPr>
+                    <w:keepNext/>
+                    <w:spacing w:after="0"/>
+                  </w:pPr>
+                  <w:r>
+                    <w:rPr>
+                      <w:rFonts w:ascii="Consolas" w:cs="Consolas" w:eastAsia="Consolas" w:hAnsi="Consolas"/>
+                      <w:color w:val="1A0F5C"/>
+                      <w:sz w:val="18"/>
+                      <w:szCs w:val="18"/>
+                    </w:rPr>
+                    <w:t xml:space="preserve">    if order.get("discount", 0) &gt; 0:</w:t>
+                  </w:r>
+                </w:p>
+                <w:p>
+                  <w:pPr>
+                    <w:keepNext/>
+                    <w:spacing w:after="0"/>
+                  </w:pPr>
+                  <w:r>
+                    <w:rPr>
+                      <w:rFonts w:ascii="Consolas" w:cs="Consolas" w:eastAsia="Consolas" w:hAnsi="Consolas"/>
+                      <w:color w:val="1A0F5C"/>
+                      <w:sz w:val="18"/>
+                      <w:szCs w:val="18"/>
+                    </w:rPr>
+                    <w:t xml:space="preserve">        with_discount += 1</w:t>
+                  </w:r>
+                </w:p>
+                <w:p>
+                  <w:pPr>
+                    <w:keepNext/>
+                    <w:spacing w:after="0"/>
+                  </w:pPr>
+                  <w:r>
+                    <w:rPr>
+                      <w:rFonts w:ascii="Consolas" w:cs="Consolas" w:eastAsia="Consolas" w:hAnsi="Consolas"/>
+                      <w:color w:val="1A0F5C"/>
+                      <w:sz w:val="18"/>
+                      <w:szCs w:val="18"/>
+                    </w:rPr>
+                    <w:t xml:space="preserve">print(with_discount, "of", len(orders), "orders had a discount")</w:t>
+                  </w:r>
+                </w:p>
+              </w:tc>
+            </w:tr>
+          </w:tbl>
+          <w:p/>
         </w:tc>
       </w:tr>
     </w:tbl>
     <w:p>
       <w:pPr>
+        <w:keepNext/>
         <w:spacing w:after="100"/>
       </w:pPr>
     </w:p>
@@ -9204,6 +9952,7 @@
           </w:tcPr>
           <w:p>
             <w:pPr>
+              <w:keepNext w:val="false"/>
               <w:spacing w:after="60"/>
             </w:pPr>
             <w:r>
@@ -9214,7 +9963,7 @@
                 <w:sz w:val="24"/>
                 <w:szCs w:val="24"/>
               </w:rPr>
-              <w:t xml:space="preserve">Q37</w:t>
+              <w:t xml:space="preserve">Q38</w:t>
             </w:r>
             <w:r>
               <w:rPr>
@@ -9227,6 +9976,7 @@
           </w:p>
           <w:p>
             <w:pPr>
+              <w:keepNext w:val="false"/>
               <w:spacing w:after="80"/>
             </w:pPr>
             <w:r>
@@ -9235,11 +9985,12 @@
                 <w:sz w:val="21"/>
                 <w:szCs w:val="21"/>
               </w:rPr>
-              <w:t xml:space="preserve">Which duplicate count should the run trust?</w:t>
-            </w:r>
-          </w:p>
-          <w:p>
-            <w:pPr>
+              <w:t xml:space="preserve">The discount field is optional in Kalpa's export. Marketing reads the line this prints as "three orders in five had no discount" and wants the offer extended to those three. What is the honest reading?</w:t>
+            </w:r>
+          </w:p>
+          <w:p>
+            <w:pPr>
+              <w:keepNext w:val="false"/>
               <w:spacing w:after="40"/>
               <w:ind w:left="240"/>
             </w:pPr>
@@ -9259,11 +10010,12 @@
                 <w:sz w:val="21"/>
                 <w:szCs w:val="21"/>
               </w:rPr>
-              <w:t xml:space="preserve">Zero, because a duplicate has to match the earlier row in every field.</w:t>
-            </w:r>
-          </w:p>
-          <w:p>
-            <w:pPr>
+              <w:t xml:space="preserve">Three in five had no discount, so the offer would reach customers who had none.</w:t>
+            </w:r>
+          </w:p>
+          <w:p>
+            <w:pPr>
+              <w:keepNext w:val="false"/>
               <w:spacing w:after="40"/>
               <w:ind w:left="240"/>
             </w:pPr>
@@ -9283,11 +10035,12 @@
                 <w:sz w:val="21"/>
                 <w:szCs w:val="21"/>
               </w:rPr>
-              <w:t xml:space="preserve">Zero, because a different timestamp proves two separate orders were placed.</w:t>
-            </w:r>
-          </w:p>
-          <w:p>
-            <w:pPr>
+              <w:t xml:space="preserve">Two of the three are unknown, and 2 in 5 remains the share to report.</w:t>
+            </w:r>
+          </w:p>
+          <w:p>
+            <w:pPr>
+              <w:keepNext w:val="false"/>
               <w:spacing w:after="40"/>
               <w:ind w:left="240"/>
             </w:pPr>
@@ -9307,11 +10060,12 @@
                 <w:sz w:val="21"/>
                 <w:szCs w:val="21"/>
               </w:rPr>
-              <w:t xml:space="preserve">Forty, but only once Finance has confirmed every pair by hand.</w:t>
-            </w:r>
-          </w:p>
-          <w:p>
-            <w:pPr>
+              <w:t xml:space="preserve">Two of the three are broken records, so they belong in the rejects log.</w:t>
+            </w:r>
+          </w:p>
+          <w:p>
+            <w:pPr>
+              <w:keepNext w:val="false"/>
               <w:spacing w:after="40"/>
               <w:ind w:left="240"/>
             </w:pPr>
@@ -9331,7 +10085,7 @@
                 <w:sz w:val="21"/>
                 <w:szCs w:val="21"/>
               </w:rPr>
-              <w:t xml:space="preserve">Forty, because the identity rule says one order_id is one order.</w:t>
+              <w:t xml:space="preserve">Two of the three are unknown, so the share is 2 of the 3 recorded.</w:t>
             </w:r>
           </w:p>
         </w:tc>
@@ -9339,6 +10093,7 @@
     </w:tbl>
     <w:p>
       <w:pPr>
+        <w:keepNext w:val="false"/>
         <w:spacing w:after="100"/>
       </w:pPr>
     </w:p>
@@ -9379,6 +10134,7 @@
           </w:tcPr>
           <w:p>
             <w:pPr>
+              <w:keepNext w:val="false"/>
               <w:spacing w:after="60"/>
             </w:pPr>
             <w:r>
@@ -9389,7 +10145,7 @@
                 <w:sz w:val="24"/>
                 <w:szCs w:val="24"/>
               </w:rPr>
-              <w:t xml:space="preserve">Q38</w:t>
+              <w:t xml:space="preserve">Q39</w:t>
             </w:r>
             <w:r>
               <w:rPr>
@@ -9397,11 +10153,12 @@
                 <w:sz w:val="18"/>
                 <w:szCs w:val="18"/>
               </w:rPr>
-              <w:t xml:space="preserve">   Hard  ·  circle one letter</w:t>
-            </w:r>
-          </w:p>
-          <w:p>
-            <w:pPr>
+              <w:t xml:space="preserve">   Easy  ·  circle one letter</w:t>
+            </w:r>
+          </w:p>
+          <w:p>
+            <w:pPr>
+              <w:keepNext w:val="false"/>
               <w:spacing w:after="80"/>
             </w:pPr>
             <w:r>
@@ -9410,11 +10167,12 @@
                 <w:sz w:val="21"/>
                 <w:szCs w:val="21"/>
               </w:rPr>
-              <w:t xml:space="preserve">The row counts add up: 1,160 clean plus 40 rejected is 1,200. What is the honest status of the run?</w:t>
-            </w:r>
-          </w:p>
-          <w:p>
-            <w:pPr>
+              <w:t xml:space="preserve">A function ends with print(total) and has no return statement. After result = revenue_for(seg), what does result hold?</w:t>
+            </w:r>
+          </w:p>
+          <w:p>
+            <w:pPr>
+              <w:keepNext w:val="false"/>
               <w:spacing w:after="40"/>
               <w:ind w:left="240"/>
             </w:pPr>
@@ -9434,11 +10192,12 @@
                 <w:sz w:val="21"/>
                 <w:szCs w:val="21"/>
               </w:rPr>
-              <w:t xml:space="preserve">Reconciled, because the clean rows and the rejects add back to the 1,200 input rows.</w:t>
-            </w:r>
-          </w:p>
-          <w:p>
-            <w:pPr>
+              <w:t xml:space="preserve">0, because a missing return defaults to zero for numbers.</w:t>
+            </w:r>
+          </w:p>
+          <w:p>
+            <w:pPr>
+              <w:keepNext w:val="false"/>
               <w:spacing w:after="40"/>
               <w:ind w:left="240"/>
             </w:pPr>
@@ -9458,11 +10217,12 @@
                 <w:sz w:val="21"/>
                 <w:szCs w:val="21"/>
               </w:rPr>
-              <w:t xml:space="preserve">Not reconciled, because Rs 3.0 lakh is in neither the clean file nor the log.</w:t>
-            </w:r>
-          </w:p>
-          <w:p>
-            <w:pPr>
+              <w:t xml:space="preserve">The total, because print both displays the value and sends it back to the caller.</w:t>
+            </w:r>
+          </w:p>
+          <w:p>
+            <w:pPr>
+              <w:keepNext w:val="false"/>
               <w:spacing w:after="40"/>
               <w:ind w:left="240"/>
             </w:pPr>
@@ -9482,11 +10242,12 @@
                 <w:sz w:val="21"/>
                 <w:szCs w:val="21"/>
               </w:rPr>
-              <w:t xml:space="preserve">Not reconciled, because Rs 8.0 lakh left the file when the 40 repeats were removed.</w:t>
-            </w:r>
-          </w:p>
-          <w:p>
-            <w:pPr>
+              <w:t xml:space="preserve">None, because a function without a return statement hands back None.</w:t>
+            </w:r>
+          </w:p>
+          <w:p>
+            <w:pPr>
+              <w:keepNext w:val="false"/>
               <w:spacing w:after="40"/>
               <w:ind w:left="240"/>
             </w:pPr>
@@ -9506,7 +10267,7 @@
                 <w:sz w:val="21"/>
                 <w:szCs w:val="21"/>
               </w:rPr>
-              <w:t xml:space="preserve">Reconciled, because a gap under 5 percent of the input is within ordinary rounding.</w:t>
+              <w:t xml:space="preserve">An error, because Python refuses to assign from such a function.</w:t>
             </w:r>
           </w:p>
         </w:tc>
@@ -9514,217 +10275,7 @@
     </w:tbl>
     <w:p>
       <w:pPr>
-        <w:pageBreakBefore/>
-        <w:spacing w:after="100" w:before="0"/>
-      </w:pPr>
-      <w:r>
-        <w:rPr>
-          <w:rFonts w:ascii="Georgia" w:cs="Georgia" w:eastAsia="Georgia" w:hAnsi="Georgia"/>
-          <w:color w:val="1A0F5C"/>
-          <w:sz w:val="30"/>
-          <w:szCs w:val="30"/>
-        </w:rPr>
-        <w:t xml:space="preserve">Part 5. Chance and a fair test</w:t>
-      </w:r>
-    </w:p>
-    <w:p>
-      <w:pPr>
-        <w:spacing w:after="100"/>
-      </w:pPr>
-      <w:r>
-        <w:rPr>
-          <w:color w:val="6B6690"/>
-          <w:sz w:val="21"/>
-          <w:szCs w:val="21"/>
-        </w:rPr>
-        <w:t xml:space="preserve">What it shows: whether you can say what a p-value means, when a gap is worth acting on and what a fair test of a cause needs. 7 items, Q39 to Q45, about 16.5 minutes.</w:t>
-      </w:r>
-    </w:p>
-    <w:p>
-      <w:pPr>
-        <w:spacing w:after="160"/>
-      </w:pPr>
-      <w:r>
-        <w:rPr>
-          <w:color w:val="1A0F5C"/>
-          <w:sz w:val="21"/>
-          <w:szCs w:val="21"/>
-        </w:rPr>
-        <w:t xml:space="preserve">Two claims are on Meera's desk: the monsoon discount worked, and the Student segment is growing. Ask of each whether the gap is real, whether it is worth acting on, and whether the discount caused it.</w:t>
-      </w:r>
-    </w:p>
-    <w:tbl>
-      <w:tblPr>
-        <w:tblW w:type="dxa" w:w="9806"/>
-        <w:tblBorders>
-          <w:top w:val="single" w:color="auto" w:sz="4"/>
-          <w:left w:val="single" w:color="auto" w:sz="4"/>
-          <w:bottom w:val="single" w:color="auto" w:sz="4"/>
-          <w:right w:val="single" w:color="auto" w:sz="4"/>
-          <w:insideH w:val="single" w:color="auto" w:sz="4"/>
-          <w:insideV w:val="single" w:color="auto" w:sz="4"/>
-        </w:tblBorders>
-      </w:tblPr>
-      <w:tblGrid>
-        <w:gridCol w:w="9806"/>
-      </w:tblGrid>
-      <w:tr>
-        <w:trPr>
-          <w:cantSplit/>
-        </w:trPr>
-        <w:tc>
-          <w:tcPr>
-            <w:tcW w:type="dxa" w:w="9806"/>
-            <w:tcBorders>
-              <w:top w:val="single" w:color="CFC9EE" w:sz="6"/>
-              <w:left w:val="single" w:color="CFC9EE" w:sz="6"/>
-              <w:bottom w:val="single" w:color="CFC9EE" w:sz="6"/>
-              <w:right w:val="single" w:color="CFC9EE" w:sz="6"/>
-            </w:tcBorders>
-            <w:tcMar>
-              <w:top w:type="dxa" w:w="90"/>
-              <w:left w:type="dxa" w:w="140"/>
-              <w:bottom w:type="dxa" w:w="90"/>
-              <w:right w:type="dxa" w:w="140"/>
-            </w:tcMar>
-          </w:tcPr>
-          <w:p>
-            <w:pPr>
-              <w:spacing w:after="60"/>
-            </w:pPr>
-            <w:r>
-              <w:rPr>
-                <w:b/>
-                <w:bCs/>
-                <w:color w:val="5B3FD6"/>
-                <w:sz w:val="24"/>
-                <w:szCs w:val="24"/>
-              </w:rPr>
-              <w:t xml:space="preserve">Q39</w:t>
-            </w:r>
-            <w:r>
-              <w:rPr>
-                <w:color w:val="6B6690"/>
-                <w:sz w:val="18"/>
-                <w:szCs w:val="18"/>
-              </w:rPr>
-              <w:t xml:space="preserve">   Hard  ·  circle one letter</w:t>
-            </w:r>
-          </w:p>
-          <w:p>
-            <w:pPr>
-              <w:spacing w:after="80"/>
-            </w:pPr>
-            <w:r>
-              <w:rPr>
-                <w:color w:val="1A0F5C"/>
-                <w:sz w:val="21"/>
-                <w:szCs w:val="21"/>
-              </w:rPr>
-              <w:t xml:space="preserve">Ten label shuffles produced gaps between 2 and 6 points, and the real gap is 5 points. What is the honest reading?</w:t>
-            </w:r>
-          </w:p>
-          <w:p>
-            <w:pPr>
-              <w:spacing w:after="40"/>
-              <w:ind w:left="240"/>
-            </w:pPr>
-            <w:r>
-              <w:rPr>
-                <w:b/>
-                <w:bCs/>
-                <w:color w:val="5B3FD6"/>
-                <w:sz w:val="21"/>
-                <w:szCs w:val="21"/>
-              </w:rPr>
-              <w:t xml:space="preserve">(a)  </w:t>
-            </w:r>
-            <w:r>
-              <w:rPr>
-                <w:color w:val="1A0F5C"/>
-                <w:sz w:val="21"/>
-                <w:szCs w:val="21"/>
-              </w:rPr>
-              <w:t xml:space="preserve">The real gap must be an error, because shuffled labels should always give zero.</w:t>
-            </w:r>
-          </w:p>
-          <w:p>
-            <w:pPr>
-              <w:spacing w:after="40"/>
-              <w:ind w:left="240"/>
-            </w:pPr>
-            <w:r>
-              <w:rPr>
-                <w:b/>
-                <w:bCs/>
-                <w:color w:val="5B3FD6"/>
-                <w:sz w:val="21"/>
-                <w:szCs w:val="21"/>
-              </w:rPr>
-              <w:t xml:space="preserve">(b)  </w:t>
-            </w:r>
-            <w:r>
-              <w:rPr>
-                <w:color w:val="1A0F5C"/>
-                <w:sz w:val="21"/>
-                <w:szCs w:val="21"/>
-              </w:rPr>
-              <w:t xml:space="preserve">The real gap is significant, because it is larger than most of the shuffled gaps.</w:t>
-            </w:r>
-          </w:p>
-          <w:p>
-            <w:pPr>
-              <w:spacing w:after="40"/>
-              <w:ind w:left="240"/>
-            </w:pPr>
-            <w:r>
-              <w:rPr>
-                <w:b/>
-                <w:bCs/>
-                <w:color w:val="5B3FD6"/>
-                <w:sz w:val="21"/>
-                <w:szCs w:val="21"/>
-              </w:rPr>
-              <w:t xml:space="preserve">(c)  </w:t>
-            </w:r>
-            <w:r>
-              <w:rPr>
-                <w:color w:val="1A0F5C"/>
-                <w:sz w:val="21"/>
-                <w:szCs w:val="21"/>
-              </w:rPr>
-              <w:t xml:space="preserve">Chance alone often produces a gap this large, so the real gap is not surprising.</w:t>
-            </w:r>
-          </w:p>
-          <w:p>
-            <w:pPr>
-              <w:spacing w:after="40"/>
-              <w:ind w:left="240"/>
-            </w:pPr>
-            <w:r>
-              <w:rPr>
-                <w:b/>
-                <w:bCs/>
-                <w:color w:val="5B3FD6"/>
-                <w:sz w:val="21"/>
-                <w:szCs w:val="21"/>
-              </w:rPr>
-              <w:t xml:space="preserve">(d)  </w:t>
-            </w:r>
-            <w:r>
-              <w:rPr>
-                <w:color w:val="1A0F5C"/>
-                <w:sz w:val="21"/>
-                <w:szCs w:val="21"/>
-              </w:rPr>
-              <w:t xml:space="preserve">The shuffle should be repeated until the real gap looks rare enough to report.</w:t>
-            </w:r>
-          </w:p>
-        </w:tc>
-      </w:tr>
-    </w:tbl>
-    <w:p>
-      <w:pPr>
+        <w:keepNext w:val="false"/>
         <w:spacing w:after="100"/>
       </w:pPr>
     </w:p>
@@ -9751,11 +10302,12 @@
           <w:tcPr>
             <w:tcW w:type="dxa" w:w="9806"/>
             <w:tcBorders>
-              <w:top w:val="single" w:color="CFC9EE" w:sz="6"/>
-              <w:left w:val="single" w:color="CFC9EE" w:sz="6"/>
-              <w:bottom w:val="single" w:color="CFC9EE" w:sz="6"/>
-              <w:right w:val="single" w:color="CFC9EE" w:sz="6"/>
-            </w:tcBorders>
+              <w:top w:val="single" w:color="5B3FD6" w:sz="6"/>
+              <w:left w:val="single" w:color="5B3FD6" w:sz="6"/>
+              <w:bottom w:val="single" w:color="5B3FD6" w:sz="6"/>
+              <w:right w:val="single" w:color="5B3FD6" w:sz="6"/>
+            </w:tcBorders>
+            <w:shd w:fill="F4F2FA" w:color="auto" w:val="clear"/>
             <w:tcMar>
               <w:top w:type="dxa" w:w="90"/>
               <w:left w:type="dxa" w:w="140"/>
@@ -9765,141 +10317,196 @@
           </w:tcPr>
           <w:p>
             <w:pPr>
-              <w:spacing w:after="60"/>
-            </w:pPr>
-            <w:r>
-              <w:rPr>
-                <w:b/>
-                <w:bCs/>
-                <w:color w:val="5B3FD6"/>
-                <w:sz w:val="24"/>
-                <w:szCs w:val="24"/>
-              </w:rPr>
-              <w:t xml:space="preserve">Q40</w:t>
-            </w:r>
-            <w:r>
-              <w:rPr>
+              <w:keepNext/>
+              <w:spacing w:after="80"/>
+            </w:pPr>
+            <w:r>
+              <w:rPr>
+                <w:b/>
+                <w:bCs/>
+                <w:color w:val="5B3FD6"/>
+                <w:sz w:val="22"/>
+                <w:szCs w:val="22"/>
+              </w:rPr>
+              <w:t xml:space="preserve">Exhibit 4D.  </w:t>
+            </w:r>
+            <w:r>
+              <w:rPr>
+                <w:i/>
+                <w:iCs/>
                 <w:color w:val="6B6690"/>
                 <w:sz w:val="18"/>
                 <w:szCs w:val="18"/>
               </w:rPr>
-              <w:t xml:space="preserve">   Easy  ·  circle one letter</w:t>
-            </w:r>
-          </w:p>
-          <w:p>
-            <w:pPr>
-              <w:spacing w:after="80"/>
-            </w:pPr>
-            <w:r>
-              <w:rPr>
-                <w:color w:val="1A0F5C"/>
-                <w:sz w:val="21"/>
-                <w:szCs w:val="21"/>
-              </w:rPr>
-              <w:t xml:space="preserve">The Student segment grew 40 percent on 12 orders. What do you tell Meera?</w:t>
-            </w:r>
-          </w:p>
-          <w:p>
-            <w:pPr>
-              <w:spacing w:after="40"/>
-              <w:ind w:left="240"/>
-            </w:pPr>
-            <w:r>
-              <w:rPr>
-                <w:b/>
-                <w:bCs/>
-                <w:color w:val="5B3FD6"/>
-                <w:sz w:val="21"/>
-                <w:szCs w:val="21"/>
-              </w:rPr>
-              <w:t xml:space="preserve">(a)  </w:t>
-            </w:r>
-            <w:r>
-              <w:rPr>
-                <w:color w:val="1A0F5C"/>
-                <w:sz w:val="21"/>
-                <w:szCs w:val="21"/>
-              </w:rPr>
-              <w:t xml:space="preserve">Move budget to Student now.</w:t>
-            </w:r>
-          </w:p>
-          <w:p>
-            <w:pPr>
-              <w:spacing w:after="40"/>
-              <w:ind w:left="240"/>
-            </w:pPr>
-            <w:r>
-              <w:rPr>
-                <w:b/>
-                <w:bCs/>
-                <w:color w:val="5B3FD6"/>
-                <w:sz w:val="21"/>
-                <w:szCs w:val="21"/>
-              </w:rPr>
-              <w:t xml:space="preserve">(b)  </w:t>
-            </w:r>
-            <w:r>
-              <w:rPr>
-                <w:color w:val="1A0F5C"/>
-                <w:sz w:val="21"/>
-                <w:szCs w:val="21"/>
-              </w:rPr>
-              <w:t xml:space="preserve">The rate rests on too few orders to trust yet.</w:t>
-            </w:r>
-          </w:p>
-          <w:p>
-            <w:pPr>
-              <w:spacing w:after="40"/>
-              <w:ind w:left="240"/>
-            </w:pPr>
-            <w:r>
-              <w:rPr>
-                <w:b/>
-                <w:bCs/>
-                <w:color w:val="5B3FD6"/>
-                <w:sz w:val="21"/>
-                <w:szCs w:val="21"/>
-              </w:rPr>
-              <w:t xml:space="preserve">(c)  </w:t>
-            </w:r>
-            <w:r>
-              <w:rPr>
-                <w:color w:val="1A0F5C"/>
-                <w:sz w:val="21"/>
-                <w:szCs w:val="21"/>
-              </w:rPr>
-              <w:t xml:space="preserve">Drop the Student segment.</w:t>
-            </w:r>
-          </w:p>
-          <w:p>
-            <w:pPr>
-              <w:spacing w:after="40"/>
-              <w:ind w:left="240"/>
-            </w:pPr>
-            <w:r>
-              <w:rPr>
-                <w:b/>
-                <w:bCs/>
-                <w:color w:val="5B3FD6"/>
-                <w:sz w:val="21"/>
-                <w:szCs w:val="21"/>
-              </w:rPr>
-              <w:t xml:space="preserve">(d)  </w:t>
-            </w:r>
-            <w:r>
-              <w:rPr>
-                <w:color w:val="1A0F5C"/>
-                <w:sz w:val="21"/>
-                <w:szCs w:val="21"/>
-              </w:rPr>
-              <w:t xml:space="preserve">The growth is proven because 40 percent is large.</w:t>
-            </w:r>
-          </w:p>
+              <w:t xml:space="preserve">The helper and the summary line, run on two cities' invented figures.</w:t>
+            </w:r>
+          </w:p>
+          <w:tbl>
+            <w:tblPr>
+              <w:tblW w:type="dxa" w:w="9806"/>
+              <w:tblBorders>
+                <w:top w:val="single" w:color="auto" w:sz="4"/>
+                <w:left w:val="single" w:color="auto" w:sz="4"/>
+                <w:bottom w:val="single" w:color="auto" w:sz="4"/>
+                <w:right w:val="single" w:color="auto" w:sz="4"/>
+                <w:insideH w:val="single" w:color="auto" w:sz="4"/>
+                <w:insideV w:val="single" w:color="auto" w:sz="4"/>
+              </w:tblBorders>
+            </w:tblPr>
+            <w:tblGrid>
+              <w:gridCol w:w="9806"/>
+            </w:tblGrid>
+            <w:tr>
+              <w:trPr>
+                <w:cantSplit/>
+              </w:trPr>
+              <w:tc>
+                <w:tcPr>
+                  <w:tcW w:type="dxa" w:w="9806"/>
+                  <w:tcBorders>
+                    <w:top w:val="single" w:color="CFC9EE" w:sz="6"/>
+                    <w:left w:val="single" w:color="CFC9EE" w:sz="6"/>
+                    <w:bottom w:val="single" w:color="CFC9EE" w:sz="6"/>
+                    <w:right w:val="single" w:color="CFC9EE" w:sz="6"/>
+                  </w:tcBorders>
+                  <w:shd w:fill="FFFFFF" w:color="auto" w:val="clear"/>
+                  <w:tcMar>
+                    <w:top w:type="dxa" w:w="90"/>
+                    <w:left w:type="dxa" w:w="140"/>
+                    <w:bottom w:type="dxa" w:w="90"/>
+                    <w:right w:type="dxa" w:w="140"/>
+                  </w:tcMar>
+                </w:tcPr>
+                <w:p>
+                  <w:pPr>
+                    <w:keepNext/>
+                    <w:spacing w:after="0"/>
+                  </w:pPr>
+                  <w:r>
+                    <w:rPr>
+                      <w:rFonts w:ascii="Consolas" w:cs="Consolas" w:eastAsia="Consolas" w:hAnsi="Consolas"/>
+                      <w:color w:val="1A0F5C"/>
+                      <w:sz w:val="18"/>
+                      <w:szCs w:val="18"/>
+                    </w:rPr>
+                    <w:t xml:space="preserve">def pct_change(before, after):</w:t>
+                  </w:r>
+                </w:p>
+                <w:p>
+                  <w:pPr>
+                    <w:keepNext/>
+                    <w:spacing w:after="0"/>
+                  </w:pPr>
+                  <w:r>
+                    <w:rPr>
+                      <w:rFonts w:ascii="Consolas" w:cs="Consolas" w:eastAsia="Consolas" w:hAnsi="Consolas"/>
+                      <w:color w:val="1A0F5C"/>
+                      <w:sz w:val="18"/>
+                      <w:szCs w:val="18"/>
+                    </w:rPr>
+                    <w:t xml:space="preserve">    change = 100 * (after - before) / before</w:t>
+                  </w:r>
+                </w:p>
+                <w:p>
+                  <w:pPr>
+                    <w:keepNext/>
+                    <w:spacing w:after="0"/>
+                  </w:pPr>
+                  <w:r>
+                    <w:rPr>
+                      <w:rFonts w:ascii="Consolas" w:cs="Consolas" w:eastAsia="Consolas" w:hAnsi="Consolas"/>
+                      <w:color w:val="1A0F5C"/>
+                      <w:sz w:val="18"/>
+                      <w:szCs w:val="18"/>
+                    </w:rPr>
+                    <w:t xml:space="preserve">    if abs(change) &gt; 30:</w:t>
+                  </w:r>
+                </w:p>
+                <w:p>
+                  <w:pPr>
+                    <w:keepNext/>
+                    <w:spacing w:after="0"/>
+                  </w:pPr>
+                  <w:r>
+                    <w:rPr>
+                      <w:rFonts w:ascii="Consolas" w:cs="Consolas" w:eastAsia="Consolas" w:hAnsi="Consolas"/>
+                      <w:color w:val="1A0F5C"/>
+                      <w:sz w:val="18"/>
+                      <w:szCs w:val="18"/>
+                    </w:rPr>
+                    <w:t xml:space="preserve">        print(f"check by hand: {change:+.1f}%")</w:t>
+                  </w:r>
+                </w:p>
+                <w:p>
+                  <w:pPr>
+                    <w:keepNext/>
+                    <w:spacing w:after="0"/>
+                  </w:pPr>
+                  <w:r>
+                    <w:rPr>
+                      <w:rFonts w:ascii="Consolas" w:cs="Consolas" w:eastAsia="Consolas" w:hAnsi="Consolas"/>
+                      <w:color w:val="1A0F5C"/>
+                      <w:sz w:val="18"/>
+                      <w:szCs w:val="18"/>
+                    </w:rPr>
+                    <w:t xml:space="preserve">    else:</w:t>
+                  </w:r>
+                </w:p>
+                <w:p>
+                  <w:pPr>
+                    <w:keepNext/>
+                    <w:spacing w:after="0"/>
+                  </w:pPr>
+                  <w:r>
+                    <w:rPr>
+                      <w:rFonts w:ascii="Consolas" w:cs="Consolas" w:eastAsia="Consolas" w:hAnsi="Consolas"/>
+                      <w:color w:val="1A0F5C"/>
+                      <w:sz w:val="18"/>
+                      <w:szCs w:val="18"/>
+                    </w:rPr>
+                    <w:t xml:space="preserve">        return round(change, 1)</w:t>
+                  </w:r>
+                </w:p>
+                <w:p>
+                  <w:pPr>
+                    <w:keepNext/>
+                    <w:spacing w:after="0"/>
+                  </w:pPr>
+                  <w:r>
+                    <w:rPr>
+                      <w:rFonts w:ascii="Consolas" w:cs="Consolas" w:eastAsia="Consolas" w:hAnsi="Consolas"/>
+                      <w:color w:val="1A0F5C"/>
+                      <w:sz w:val="18"/>
+                      <w:szCs w:val="18"/>
+                    </w:rPr>
+                    <w:t xml:space="preserve">changes = {"Pune": pct_change(1.60, 0.80), "Delhi": pct_change(1.50, 1.41)}</w:t>
+                  </w:r>
+                </w:p>
+                <w:p>
+                  <w:pPr>
+                    <w:keepNext/>
+                    <w:spacing w:after="0"/>
+                  </w:pPr>
+                  <w:r>
+                    <w:rPr>
+                      <w:rFonts w:ascii="Consolas" w:cs="Consolas" w:eastAsia="Consolas" w:hAnsi="Consolas"/>
+                      <w:color w:val="1A0F5C"/>
+                      <w:sz w:val="18"/>
+                      <w:szCs w:val="18"/>
+                    </w:rPr>
+                    <w:t xml:space="preserve">print({city: v for city, v in changes.items() if v and v &lt; 0})</w:t>
+                  </w:r>
+                </w:p>
+              </w:tc>
+            </w:tr>
+          </w:tbl>
+          <w:p/>
         </w:tc>
       </w:tr>
     </w:tbl>
     <w:p>
       <w:pPr>
+        <w:keepNext/>
         <w:spacing w:after="100"/>
       </w:pPr>
     </w:p>
@@ -9940,6 +10547,7 @@
           </w:tcPr>
           <w:p>
             <w:pPr>
+              <w:keepNext w:val="false"/>
               <w:spacing w:after="60"/>
             </w:pPr>
             <w:r>
@@ -9950,7 +10558,7 @@
                 <w:sz w:val="24"/>
                 <w:szCs w:val="24"/>
               </w:rPr>
-              <w:t xml:space="preserve">Q41</w:t>
+              <w:t xml:space="preserve">Q40</w:t>
             </w:r>
             <w:r>
               <w:rPr>
@@ -9958,11 +10566,12 @@
                 <w:sz w:val="18"/>
                 <w:szCs w:val="18"/>
               </w:rPr>
-              <w:t xml:space="preserve">   Medium  ·  circle every correct letter</w:t>
-            </w:r>
-          </w:p>
-          <w:p>
-            <w:pPr>
+              <w:t xml:space="preserve">   Hard  ·  circle one letter</w:t>
+            </w:r>
+          </w:p>
+          <w:p>
+            <w:pPr>
+              <w:keepNext w:val="false"/>
               <w:spacing w:after="80"/>
             </w:pPr>
             <w:r>
@@ -9971,11 +10580,12 @@
                 <w:sz w:val="21"/>
                 <w:szCs w:val="21"/>
               </w:rPr>
-              <w:t xml:space="preserve">What does a fair test of 'did the discount work' need? Mark every correct option.</w:t>
-            </w:r>
-          </w:p>
-          <w:p>
-            <w:pPr>
+              <w:t xml:space="preserve">The analyst sends Meera the last line this prints as the cities where orders per customer fell from Q1 to Q2. What does that line give her, and why?</w:t>
+            </w:r>
+          </w:p>
+          <w:p>
+            <w:pPr>
+              <w:keepNext w:val="false"/>
               <w:spacing w:after="40"/>
               <w:ind w:left="240"/>
             </w:pPr>
@@ -9995,11 +10605,12 @@
                 <w:sz w:val="21"/>
                 <w:szCs w:val="21"/>
               </w:rPr>
-              <w:t xml:space="preserve">a like-for-like group that did not get the discount</w:t>
-            </w:r>
-          </w:p>
-          <w:p>
-            <w:pPr>
+              <w:t xml:space="preserve">Both cities, Pune down 50.0 percent and Delhi down 6.0, with Pune flagged for a check.</w:t>
+            </w:r>
+          </w:p>
+          <w:p>
+            <w:pPr>
+              <w:keepNext w:val="false"/>
               <w:spacing w:after="40"/>
               <w:ind w:left="240"/>
             </w:pPr>
@@ -10019,11 +10630,12 @@
                 <w:sz w:val="21"/>
                 <w:szCs w:val="21"/>
               </w:rPr>
-              <w:t xml:space="preserve">the same time window for both groups</w:t>
-            </w:r>
-          </w:p>
-          <w:p>
-            <w:pPr>
+              <w:t xml:space="preserve">Delhi alone, because Pune's change came back as None and the filter dropped it.</w:t>
+            </w:r>
+          </w:p>
+          <w:p>
+            <w:pPr>
+              <w:keepNext w:val="false"/>
               <w:spacing w:after="40"/>
               <w:ind w:left="240"/>
             </w:pPr>
@@ -10043,11 +10655,12 @@
                 <w:sz w:val="21"/>
                 <w:szCs w:val="21"/>
               </w:rPr>
-              <w:t xml:space="preserve">a comparable mix of segments in both groups</w:t>
-            </w:r>
-          </w:p>
-          <w:p>
-            <w:pPr>
+              <w:t xml:space="preserve">Delhi alone, and rightly, since the check-by-hand line was a warning about Pune's data.</w:t>
+            </w:r>
+          </w:p>
+          <w:p>
+            <w:pPr>
+              <w:keepNext w:val="false"/>
               <w:spacing w:after="40"/>
               <w:ind w:left="240"/>
             </w:pPr>
@@ -10067,7 +10680,7 @@
                 <w:sz w:val="21"/>
                 <w:szCs w:val="21"/>
               </w:rPr>
-              <w:t xml:space="preserve">a deeper discount</w:t>
+              <w:t xml:space="preserve">Delhi alone, because Pune's change came back as zero, and zero is not a fall.</w:t>
             </w:r>
           </w:p>
         </w:tc>
@@ -10075,6 +10688,7 @@
     </w:tbl>
     <w:p>
       <w:pPr>
+        <w:keepNext w:val="false"/>
         <w:spacing w:after="100"/>
       </w:pPr>
     </w:p>
@@ -10101,11 +10715,12 @@
           <w:tcPr>
             <w:tcW w:type="dxa" w:w="9806"/>
             <w:tcBorders>
-              <w:top w:val="single" w:color="CFC9EE" w:sz="6"/>
-              <w:left w:val="single" w:color="CFC9EE" w:sz="6"/>
-              <w:bottom w:val="single" w:color="CFC9EE" w:sz="6"/>
-              <w:right w:val="single" w:color="CFC9EE" w:sz="6"/>
-            </w:tcBorders>
+              <w:top w:val="single" w:color="5B3FD6" w:sz="6"/>
+              <w:left w:val="single" w:color="5B3FD6" w:sz="6"/>
+              <w:bottom w:val="single" w:color="5B3FD6" w:sz="6"/>
+              <w:right w:val="single" w:color="5B3FD6" w:sz="6"/>
+            </w:tcBorders>
+            <w:shd w:fill="F4F2FA" w:color="auto" w:val="clear"/>
             <w:tcMar>
               <w:top w:type="dxa" w:w="90"/>
               <w:left w:type="dxa" w:w="140"/>
@@ -10115,141 +10730,181 @@
           </w:tcPr>
           <w:p>
             <w:pPr>
-              <w:spacing w:after="60"/>
-            </w:pPr>
-            <w:r>
-              <w:rPr>
-                <w:b/>
-                <w:bCs/>
-                <w:color w:val="5B3FD6"/>
-                <w:sz w:val="24"/>
-                <w:szCs w:val="24"/>
-              </w:rPr>
-              <w:t xml:space="preserve">Q42</w:t>
-            </w:r>
-            <w:r>
-              <w:rPr>
+              <w:keepNext/>
+              <w:spacing w:after="80"/>
+            </w:pPr>
+            <w:r>
+              <w:rPr>
+                <w:b/>
+                <w:bCs/>
+                <w:color w:val="5B3FD6"/>
+                <w:sz w:val="22"/>
+                <w:szCs w:val="22"/>
+              </w:rPr>
+              <w:t xml:space="preserve">Exhibit 4E.  </w:t>
+            </w:r>
+            <w:r>
+              <w:rPr>
+                <w:i/>
+                <w:iCs/>
                 <w:color w:val="6B6690"/>
                 <w:sz w:val="18"/>
                 <w:szCs w:val="18"/>
               </w:rPr>
-              <w:t xml:space="preserve">   Hard  ·  circle every correct letter</w:t>
-            </w:r>
-          </w:p>
-          <w:p>
-            <w:pPr>
-              <w:spacing w:after="80"/>
-            </w:pPr>
-            <w:r>
-              <w:rPr>
-                <w:color w:val="1A0F5C"/>
-                <w:sz w:val="21"/>
-                <w:szCs w:val="21"/>
-              </w:rPr>
-              <w:t xml:space="preserve">Which statements about the p-value are correct? Mark every correct option.</w:t>
-            </w:r>
-          </w:p>
-          <w:p>
-            <w:pPr>
-              <w:spacing w:after="40"/>
-              <w:ind w:left="240"/>
-            </w:pPr>
-            <w:r>
-              <w:rPr>
-                <w:b/>
-                <w:bCs/>
-                <w:color w:val="5B3FD6"/>
-                <w:sz w:val="21"/>
-                <w:szCs w:val="21"/>
-              </w:rPr>
-              <w:t xml:space="preserve">(a)  </w:t>
-            </w:r>
-            <w:r>
-              <w:rPr>
-                <w:color w:val="1A0F5C"/>
-                <w:sz w:val="21"/>
-                <w:szCs w:val="21"/>
-              </w:rPr>
-              <w:t xml:space="preserve">It is computed on the assumption that chance alone is at work.</w:t>
-            </w:r>
-          </w:p>
-          <w:p>
-            <w:pPr>
-              <w:spacing w:after="40"/>
-              <w:ind w:left="240"/>
-            </w:pPr>
-            <w:r>
-              <w:rPr>
-                <w:b/>
-                <w:bCs/>
-                <w:color w:val="5B3FD6"/>
-                <w:sz w:val="21"/>
-                <w:szCs w:val="21"/>
-              </w:rPr>
-              <w:t xml:space="preserve">(b)  </w:t>
-            </w:r>
-            <w:r>
-              <w:rPr>
-                <w:color w:val="1A0F5C"/>
-                <w:sz w:val="21"/>
-                <w:szCs w:val="21"/>
-              </w:rPr>
-              <w:t xml:space="preserve">A small value means the observed gap would be rare under chance alone.</w:t>
-            </w:r>
-          </w:p>
-          <w:p>
-            <w:pPr>
-              <w:spacing w:after="40"/>
-              <w:ind w:left="240"/>
-            </w:pPr>
-            <w:r>
-              <w:rPr>
-                <w:b/>
-                <w:bCs/>
-                <w:color w:val="5B3FD6"/>
-                <w:sz w:val="21"/>
-                <w:szCs w:val="21"/>
-              </w:rPr>
-              <w:t xml:space="preserve">(c)  </w:t>
-            </w:r>
-            <w:r>
-              <w:rPr>
-                <w:color w:val="1A0F5C"/>
-                <w:sz w:val="21"/>
-                <w:szCs w:val="21"/>
-              </w:rPr>
-              <w:t xml:space="preserve">It is the probability that the hypothesis is true.</w:t>
-            </w:r>
-          </w:p>
-          <w:p>
-            <w:pPr>
-              <w:spacing w:after="40"/>
-              <w:ind w:left="240"/>
-            </w:pPr>
-            <w:r>
-              <w:rPr>
-                <w:b/>
-                <w:bCs/>
-                <w:color w:val="5B3FD6"/>
-                <w:sz w:val="21"/>
-                <w:szCs w:val="21"/>
-              </w:rPr>
-              <w:t xml:space="preserve">(d)  </w:t>
-            </w:r>
-            <w:r>
-              <w:rPr>
-                <w:color w:val="1A0F5C"/>
-                <w:sz w:val="21"/>
-                <w:szCs w:val="21"/>
-              </w:rPr>
-              <w:t xml:space="preserve">It says nothing about whether the gap is large enough to matter.</w:t>
-            </w:r>
-          </w:p>
+              <w:t xml:space="preserve">Four invented rows in file order, and the cleaning pass run on them.</w:t>
+            </w:r>
+          </w:p>
+          <w:tbl>
+            <w:tblPr>
+              <w:tblW w:type="dxa" w:w="9806"/>
+              <w:tblBorders>
+                <w:top w:val="single" w:color="auto" w:sz="4"/>
+                <w:left w:val="single" w:color="auto" w:sz="4"/>
+                <w:bottom w:val="single" w:color="auto" w:sz="4"/>
+                <w:right w:val="single" w:color="auto" w:sz="4"/>
+                <w:insideH w:val="single" w:color="auto" w:sz="4"/>
+                <w:insideV w:val="single" w:color="auto" w:sz="4"/>
+              </w:tblBorders>
+            </w:tblPr>
+            <w:tblGrid>
+              <w:gridCol w:w="9806"/>
+            </w:tblGrid>
+            <w:tr>
+              <w:trPr>
+                <w:cantSplit/>
+              </w:trPr>
+              <w:tc>
+                <w:tcPr>
+                  <w:tcW w:type="dxa" w:w="9806"/>
+                  <w:tcBorders>
+                    <w:top w:val="single" w:color="CFC9EE" w:sz="6"/>
+                    <w:left w:val="single" w:color="CFC9EE" w:sz="6"/>
+                    <w:bottom w:val="single" w:color="CFC9EE" w:sz="6"/>
+                    <w:right w:val="single" w:color="CFC9EE" w:sz="6"/>
+                  </w:tcBorders>
+                  <w:shd w:fill="FFFFFF" w:color="auto" w:val="clear"/>
+                  <w:tcMar>
+                    <w:top w:type="dxa" w:w="90"/>
+                    <w:left w:type="dxa" w:w="140"/>
+                    <w:bottom w:type="dxa" w:w="90"/>
+                    <w:right w:type="dxa" w:w="140"/>
+                  </w:tcMar>
+                </w:tcPr>
+                <w:p>
+                  <w:pPr>
+                    <w:keepNext/>
+                    <w:spacing w:after="0"/>
+                  </w:pPr>
+                  <w:r>
+                    <w:rPr>
+                      <w:rFonts w:ascii="Consolas" w:cs="Consolas" w:eastAsia="Consolas" w:hAnsi="Consolas"/>
+                      <w:color w:val="1A0F5C"/>
+                      <w:sz w:val="18"/>
+                      <w:szCs w:val="18"/>
+                    </w:rPr>
+                    <w:t xml:space="preserve">rows = [("A", "2400"), ("B", "n/a"), ("B", "1800"), ("C", "3100")]</w:t>
+                  </w:r>
+                </w:p>
+                <w:p>
+                  <w:pPr>
+                    <w:keepNext/>
+                    <w:spacing w:after="0"/>
+                  </w:pPr>
+                  <w:r>
+                    <w:rPr>
+                      <w:rFonts w:ascii="Consolas" w:cs="Consolas" w:eastAsia="Consolas" w:hAnsi="Consolas"/>
+                      <w:color w:val="1A0F5C"/>
+                      <w:sz w:val="18"/>
+                      <w:szCs w:val="18"/>
+                    </w:rPr>
+                    <w:t xml:space="preserve">first = {}</w:t>
+                  </w:r>
+                </w:p>
+                <w:p>
+                  <w:pPr>
+                    <w:keepNext/>
+                    <w:spacing w:after="0"/>
+                  </w:pPr>
+                  <w:r>
+                    <w:rPr>
+                      <w:rFonts w:ascii="Consolas" w:cs="Consolas" w:eastAsia="Consolas" w:hAnsi="Consolas"/>
+                      <w:color w:val="1A0F5C"/>
+                      <w:sz w:val="18"/>
+                      <w:szCs w:val="18"/>
+                    </w:rPr>
+                    <w:t xml:space="preserve">for order_id, amount in rows:</w:t>
+                  </w:r>
+                </w:p>
+                <w:p>
+                  <w:pPr>
+                    <w:keepNext/>
+                    <w:spacing w:after="0"/>
+                  </w:pPr>
+                  <w:r>
+                    <w:rPr>
+                      <w:rFonts w:ascii="Consolas" w:cs="Consolas" w:eastAsia="Consolas" w:hAnsi="Consolas"/>
+                      <w:color w:val="1A0F5C"/>
+                      <w:sz w:val="18"/>
+                      <w:szCs w:val="18"/>
+                    </w:rPr>
+                    <w:t xml:space="preserve">    first.setdefault(order_id, amount)</w:t>
+                  </w:r>
+                </w:p>
+                <w:p>
+                  <w:pPr>
+                    <w:keepNext/>
+                    <w:spacing w:after="0"/>
+                  </w:pPr>
+                  <w:r>
+                    <w:rPr>
+                      <w:rFonts w:ascii="Consolas" w:cs="Consolas" w:eastAsia="Consolas" w:hAnsi="Consolas"/>
+                      <w:color w:val="1A0F5C"/>
+                      <w:sz w:val="18"/>
+                      <w:szCs w:val="18"/>
+                    </w:rPr>
+                    <w:t xml:space="preserve">clean = [int(a) for a in first.values() if a != "n/a"]</w:t>
+                  </w:r>
+                </w:p>
+                <w:p>
+                  <w:pPr>
+                    <w:keepNext/>
+                    <w:spacing w:after="0"/>
+                  </w:pPr>
+                  <w:r>
+                    <w:rPr>
+                      <w:rFonts w:ascii="Consolas" w:cs="Consolas" w:eastAsia="Consolas" w:hAnsi="Consolas"/>
+                      <w:color w:val="1A0F5C"/>
+                      <w:sz w:val="18"/>
+                      <w:szCs w:val="18"/>
+                    </w:rPr>
+                    <w:t xml:space="preserve">print(len(rows), "rows:", len(clean), "clean,", len(rows) - len(clean),</w:t>
+                  </w:r>
+                </w:p>
+                <w:p>
+                  <w:pPr>
+                    <w:keepNext/>
+                    <w:spacing w:after="0"/>
+                  </w:pPr>
+                  <w:r>
+                    <w:rPr>
+                      <w:rFonts w:ascii="Consolas" w:cs="Consolas" w:eastAsia="Consolas" w:hAnsi="Consolas"/>
+                      <w:color w:val="1A0F5C"/>
+                      <w:sz w:val="18"/>
+                      <w:szCs w:val="18"/>
+                    </w:rPr>
+                    <w:t xml:space="preserve">      "set aside; Rs", sum(clean))</w:t>
+                  </w:r>
+                </w:p>
+              </w:tc>
+            </w:tr>
+          </w:tbl>
+          <w:p/>
         </w:tc>
       </w:tr>
     </w:tbl>
     <w:p>
       <w:pPr>
+        <w:keepNext/>
         <w:spacing w:after="100"/>
       </w:pPr>
     </w:p>
@@ -10276,6 +10931,953 @@
           <w:tcPr>
             <w:tcW w:type="dxa" w:w="9806"/>
             <w:tcBorders>
+              <w:top w:val="single" w:color="CFC9EE" w:sz="6"/>
+              <w:left w:val="single" w:color="CFC9EE" w:sz="6"/>
+              <w:bottom w:val="single" w:color="CFC9EE" w:sz="6"/>
+              <w:right w:val="single" w:color="CFC9EE" w:sz="6"/>
+            </w:tcBorders>
+            <w:tcMar>
+              <w:top w:type="dxa" w:w="90"/>
+              <w:left w:type="dxa" w:w="140"/>
+              <w:bottom w:type="dxa" w:w="90"/>
+              <w:right w:type="dxa" w:w="140"/>
+            </w:tcMar>
+          </w:tcPr>
+          <w:p>
+            <w:pPr>
+              <w:keepNext w:val="false"/>
+              <w:spacing w:after="60"/>
+            </w:pPr>
+            <w:r>
+              <w:rPr>
+                <w:b/>
+                <w:bCs/>
+                <w:color w:val="5B3FD6"/>
+                <w:sz w:val="24"/>
+                <w:szCs w:val="24"/>
+              </w:rPr>
+              <w:t xml:space="preserve">Q41</w:t>
+            </w:r>
+            <w:r>
+              <w:rPr>
+                <w:color w:val="6B6690"/>
+                <w:sz w:val="18"/>
+                <w:szCs w:val="18"/>
+              </w:rPr>
+              <w:t xml:space="preserve">   Hard  ·  circle one letter</w:t>
+            </w:r>
+          </w:p>
+          <w:p>
+            <w:pPr>
+              <w:keepNext w:val="false"/>
+              <w:spacing w:after="80"/>
+            </w:pPr>
+            <w:r>
+              <w:rPr>
+                <w:color w:val="1A0F5C"/>
+                <w:sz w:val="21"/>
+                <w:szCs w:val="21"/>
+              </w:rPr>
+              <w:t xml:space="preserve">Finance's books hold orders A, B and C at Rs 7,300 in all. This pass cleans four rows of the export, read in file order. What does it print?</w:t>
+            </w:r>
+          </w:p>
+          <w:p>
+            <w:pPr>
+              <w:keepNext w:val="false"/>
+              <w:spacing w:after="40"/>
+              <w:ind w:left="240"/>
+            </w:pPr>
+            <w:r>
+              <w:rPr>
+                <w:b/>
+                <w:bCs/>
+                <w:color w:val="5B3FD6"/>
+                <w:sz w:val="21"/>
+                <w:szCs w:val="21"/>
+              </w:rPr>
+              <w:t xml:space="preserve">(a)  </w:t>
+            </w:r>
+            <w:r>
+              <w:rPr>
+                <w:color w:val="1A0F5C"/>
+                <w:sz w:val="21"/>
+                <w:szCs w:val="21"/>
+              </w:rPr>
+              <w:t xml:space="preserve">4 rows: 2 clean, 2 set aside; Rs 5500</w:t>
+            </w:r>
+          </w:p>
+          <w:p>
+            <w:pPr>
+              <w:keepNext w:val="false"/>
+              <w:spacing w:after="40"/>
+              <w:ind w:left="240"/>
+            </w:pPr>
+            <w:r>
+              <w:rPr>
+                <w:b/>
+                <w:bCs/>
+                <w:color w:val="5B3FD6"/>
+                <w:sz w:val="21"/>
+                <w:szCs w:val="21"/>
+              </w:rPr>
+              <w:t xml:space="preserve">(b)  </w:t>
+            </w:r>
+            <w:r>
+              <w:rPr>
+                <w:color w:val="1A0F5C"/>
+                <w:sz w:val="21"/>
+                <w:szCs w:val="21"/>
+              </w:rPr>
+              <w:t xml:space="preserve">4 rows: 3 clean, 1 set aside; Rs 7300</w:t>
+            </w:r>
+          </w:p>
+          <w:p>
+            <w:pPr>
+              <w:keepNext w:val="false"/>
+              <w:spacing w:after="40"/>
+              <w:ind w:left="240"/>
+            </w:pPr>
+            <w:r>
+              <w:rPr>
+                <w:b/>
+                <w:bCs/>
+                <w:color w:val="5B3FD6"/>
+                <w:sz w:val="21"/>
+                <w:szCs w:val="21"/>
+              </w:rPr>
+              <w:t xml:space="preserve">(c)  </w:t>
+            </w:r>
+            <w:r>
+              <w:rPr>
+                <w:color w:val="1A0F5C"/>
+                <w:sz w:val="21"/>
+                <w:szCs w:val="21"/>
+              </w:rPr>
+              <w:t xml:space="preserve">4 rows: 3 clean, 1 set aside; Rs 5500</w:t>
+            </w:r>
+          </w:p>
+          <w:p>
+            <w:pPr>
+              <w:keepNext w:val="false"/>
+              <w:spacing w:after="40"/>
+              <w:ind w:left="240"/>
+            </w:pPr>
+            <w:r>
+              <w:rPr>
+                <w:b/>
+                <w:bCs/>
+                <w:color w:val="5B3FD6"/>
+                <w:sz w:val="21"/>
+                <w:szCs w:val="21"/>
+              </w:rPr>
+              <w:t xml:space="preserve">(d)  </w:t>
+            </w:r>
+            <w:r>
+              <w:rPr>
+                <w:color w:val="1A0F5C"/>
+                <w:sz w:val="21"/>
+                <w:szCs w:val="21"/>
+              </w:rPr>
+              <w:t xml:space="preserve">4 rows: 2 clean, 2 set aside; Rs 7300</w:t>
+            </w:r>
+          </w:p>
+        </w:tc>
+      </w:tr>
+    </w:tbl>
+    <w:p>
+      <w:pPr>
+        <w:pageBreakBefore/>
+        <w:spacing w:after="100" w:before="0"/>
+      </w:pPr>
+      <w:r>
+        <w:rPr>
+          <w:rFonts w:ascii="Georgia" w:cs="Georgia" w:eastAsia="Georgia" w:hAnsi="Georgia"/>
+          <w:color w:val="1A0F5C"/>
+          <w:sz w:val="30"/>
+          <w:szCs w:val="30"/>
+        </w:rPr>
+        <w:t xml:space="preserve">Part 5. Chance and a fair test</w:t>
+      </w:r>
+    </w:p>
+    <w:p>
+      <w:pPr>
+        <w:keepNext w:val="false"/>
+        <w:spacing w:after="100"/>
+      </w:pPr>
+      <w:r>
+        <w:rPr>
+          <w:color w:val="6B6690"/>
+          <w:sz w:val="21"/>
+          <w:szCs w:val="21"/>
+        </w:rPr>
+        <w:t xml:space="preserve">What it shows: whether you can say what a p-value means, when a gap is worth acting on and what a fair test of a cause needs. 7 items, Q42 to Q48, about 16.5 minutes.</w:t>
+      </w:r>
+    </w:p>
+    <w:p>
+      <w:pPr>
+        <w:keepNext w:val="false"/>
+        <w:spacing w:after="160"/>
+      </w:pPr>
+      <w:r>
+        <w:rPr>
+          <w:color w:val="1A0F5C"/>
+          <w:sz w:val="21"/>
+          <w:szCs w:val="21"/>
+        </w:rPr>
+        <w:t xml:space="preserve">"Real, or the wobble we see every quarter? Should I move budget to Student? Did the discount work?" Meera Raghavan, the CEO, wants all three answered before Monday's growth review.</w:t>
+      </w:r>
+    </w:p>
+    <w:tbl>
+      <w:tblPr>
+        <w:tblW w:type="dxa" w:w="9806"/>
+        <w:tblBorders>
+          <w:top w:val="single" w:color="auto" w:sz="4"/>
+          <w:left w:val="single" w:color="auto" w:sz="4"/>
+          <w:bottom w:val="single" w:color="auto" w:sz="4"/>
+          <w:right w:val="single" w:color="auto" w:sz="4"/>
+          <w:insideH w:val="single" w:color="auto" w:sz="4"/>
+          <w:insideV w:val="single" w:color="auto" w:sz="4"/>
+        </w:tblBorders>
+      </w:tblPr>
+      <w:tblGrid>
+        <w:gridCol w:w="9806"/>
+      </w:tblGrid>
+      <w:tr>
+        <w:trPr>
+          <w:cantSplit/>
+        </w:trPr>
+        <w:tc>
+          <w:tcPr>
+            <w:tcW w:type="dxa" w:w="9806"/>
+            <w:tcBorders>
+              <w:top w:val="single" w:color="CFC9EE" w:sz="6"/>
+              <w:left w:val="single" w:color="CFC9EE" w:sz="6"/>
+              <w:bottom w:val="single" w:color="CFC9EE" w:sz="6"/>
+              <w:right w:val="single" w:color="CFC9EE" w:sz="6"/>
+            </w:tcBorders>
+            <w:tcMar>
+              <w:top w:type="dxa" w:w="90"/>
+              <w:left w:type="dxa" w:w="140"/>
+              <w:bottom w:type="dxa" w:w="90"/>
+              <w:right w:type="dxa" w:w="140"/>
+            </w:tcMar>
+          </w:tcPr>
+          <w:p>
+            <w:pPr>
+              <w:keepNext w:val="false"/>
+              <w:spacing w:after="60"/>
+            </w:pPr>
+            <w:r>
+              <w:rPr>
+                <w:b/>
+                <w:bCs/>
+                <w:color w:val="5B3FD6"/>
+                <w:sz w:val="24"/>
+                <w:szCs w:val="24"/>
+              </w:rPr>
+              <w:t xml:space="preserve">Q42</w:t>
+            </w:r>
+            <w:r>
+              <w:rPr>
+                <w:color w:val="6B6690"/>
+                <w:sz w:val="18"/>
+                <w:szCs w:val="18"/>
+              </w:rPr>
+              <w:t xml:space="preserve">   Hard  ·  circle one letter</w:t>
+            </w:r>
+          </w:p>
+          <w:p>
+            <w:pPr>
+              <w:keepNext w:val="false"/>
+              <w:spacing w:after="80"/>
+            </w:pPr>
+            <w:r>
+              <w:rPr>
+                <w:color w:val="1A0F5C"/>
+                <w:sz w:val="21"/>
+                <w:szCs w:val="21"/>
+              </w:rPr>
+              <w:t xml:space="preserve">Ten label shuffles produced gaps between 2 and 6 points, and the real gap is 5 points. What is the honest reading?</w:t>
+            </w:r>
+          </w:p>
+          <w:p>
+            <w:pPr>
+              <w:keepNext w:val="false"/>
+              <w:spacing w:after="40"/>
+              <w:ind w:left="240"/>
+            </w:pPr>
+            <w:r>
+              <w:rPr>
+                <w:b/>
+                <w:bCs/>
+                <w:color w:val="5B3FD6"/>
+                <w:sz w:val="21"/>
+                <w:szCs w:val="21"/>
+              </w:rPr>
+              <w:t xml:space="preserve">(a)  </w:t>
+            </w:r>
+            <w:r>
+              <w:rPr>
+                <w:color w:val="1A0F5C"/>
+                <w:sz w:val="21"/>
+                <w:szCs w:val="21"/>
+              </w:rPr>
+              <w:t xml:space="preserve">The real gap must be an error, because shuffled labels should always give zero.</w:t>
+            </w:r>
+          </w:p>
+          <w:p>
+            <w:pPr>
+              <w:keepNext w:val="false"/>
+              <w:spacing w:after="40"/>
+              <w:ind w:left="240"/>
+            </w:pPr>
+            <w:r>
+              <w:rPr>
+                <w:b/>
+                <w:bCs/>
+                <w:color w:val="5B3FD6"/>
+                <w:sz w:val="21"/>
+                <w:szCs w:val="21"/>
+              </w:rPr>
+              <w:t xml:space="preserve">(b)  </w:t>
+            </w:r>
+            <w:r>
+              <w:rPr>
+                <w:color w:val="1A0F5C"/>
+                <w:sz w:val="21"/>
+                <w:szCs w:val="21"/>
+              </w:rPr>
+              <w:t xml:space="preserve">The real gap is significant, because it is larger than most of the shuffled gaps.</w:t>
+            </w:r>
+          </w:p>
+          <w:p>
+            <w:pPr>
+              <w:keepNext w:val="false"/>
+              <w:spacing w:after="40"/>
+              <w:ind w:left="240"/>
+            </w:pPr>
+            <w:r>
+              <w:rPr>
+                <w:b/>
+                <w:bCs/>
+                <w:color w:val="5B3FD6"/>
+                <w:sz w:val="21"/>
+                <w:szCs w:val="21"/>
+              </w:rPr>
+              <w:t xml:space="preserve">(c)  </w:t>
+            </w:r>
+            <w:r>
+              <w:rPr>
+                <w:color w:val="1A0F5C"/>
+                <w:sz w:val="21"/>
+                <w:szCs w:val="21"/>
+              </w:rPr>
+              <w:t xml:space="preserve">Chance alone often produces a gap this large, so the real gap is not surprising.</w:t>
+            </w:r>
+          </w:p>
+          <w:p>
+            <w:pPr>
+              <w:keepNext w:val="false"/>
+              <w:spacing w:after="40"/>
+              <w:ind w:left="240"/>
+            </w:pPr>
+            <w:r>
+              <w:rPr>
+                <w:b/>
+                <w:bCs/>
+                <w:color w:val="5B3FD6"/>
+                <w:sz w:val="21"/>
+                <w:szCs w:val="21"/>
+              </w:rPr>
+              <w:t xml:space="preserve">(d)  </w:t>
+            </w:r>
+            <w:r>
+              <w:rPr>
+                <w:color w:val="1A0F5C"/>
+                <w:sz w:val="21"/>
+                <w:szCs w:val="21"/>
+              </w:rPr>
+              <w:t xml:space="preserve">The shuffle should be repeated until the real gap looks rare enough to report.</w:t>
+            </w:r>
+          </w:p>
+        </w:tc>
+      </w:tr>
+    </w:tbl>
+    <w:p>
+      <w:pPr>
+        <w:keepNext w:val="false"/>
+        <w:spacing w:after="100"/>
+      </w:pPr>
+    </w:p>
+    <w:tbl>
+      <w:tblPr>
+        <w:tblW w:type="dxa" w:w="9806"/>
+        <w:tblBorders>
+          <w:top w:val="single" w:color="auto" w:sz="4"/>
+          <w:left w:val="single" w:color="auto" w:sz="4"/>
+          <w:bottom w:val="single" w:color="auto" w:sz="4"/>
+          <w:right w:val="single" w:color="auto" w:sz="4"/>
+          <w:insideH w:val="single" w:color="auto" w:sz="4"/>
+          <w:insideV w:val="single" w:color="auto" w:sz="4"/>
+        </w:tblBorders>
+      </w:tblPr>
+      <w:tblGrid>
+        <w:gridCol w:w="9806"/>
+      </w:tblGrid>
+      <w:tr>
+        <w:trPr>
+          <w:cantSplit/>
+        </w:trPr>
+        <w:tc>
+          <w:tcPr>
+            <w:tcW w:type="dxa" w:w="9806"/>
+            <w:tcBorders>
+              <w:top w:val="single" w:color="CFC9EE" w:sz="6"/>
+              <w:left w:val="single" w:color="CFC9EE" w:sz="6"/>
+              <w:bottom w:val="single" w:color="CFC9EE" w:sz="6"/>
+              <w:right w:val="single" w:color="CFC9EE" w:sz="6"/>
+            </w:tcBorders>
+            <w:tcMar>
+              <w:top w:type="dxa" w:w="90"/>
+              <w:left w:type="dxa" w:w="140"/>
+              <w:bottom w:type="dxa" w:w="90"/>
+              <w:right w:type="dxa" w:w="140"/>
+            </w:tcMar>
+          </w:tcPr>
+          <w:p>
+            <w:pPr>
+              <w:keepNext w:val="false"/>
+              <w:spacing w:after="60"/>
+            </w:pPr>
+            <w:r>
+              <w:rPr>
+                <w:b/>
+                <w:bCs/>
+                <w:color w:val="5B3FD6"/>
+                <w:sz w:val="24"/>
+                <w:szCs w:val="24"/>
+              </w:rPr>
+              <w:t xml:space="preserve">Q43</w:t>
+            </w:r>
+            <w:r>
+              <w:rPr>
+                <w:color w:val="6B6690"/>
+                <w:sz w:val="18"/>
+                <w:szCs w:val="18"/>
+              </w:rPr>
+              <w:t xml:space="preserve">   Easy  ·  circle one letter</w:t>
+            </w:r>
+          </w:p>
+          <w:p>
+            <w:pPr>
+              <w:keepNext w:val="false"/>
+              <w:spacing w:after="80"/>
+            </w:pPr>
+            <w:r>
+              <w:rPr>
+                <w:color w:val="1A0F5C"/>
+                <w:sz w:val="21"/>
+                <w:szCs w:val="21"/>
+              </w:rPr>
+              <w:t xml:space="preserve">The Student segment grew 40 percent on 12 orders. What do you tell Meera?</w:t>
+            </w:r>
+          </w:p>
+          <w:p>
+            <w:pPr>
+              <w:keepNext w:val="false"/>
+              <w:spacing w:after="40"/>
+              <w:ind w:left="240"/>
+            </w:pPr>
+            <w:r>
+              <w:rPr>
+                <w:b/>
+                <w:bCs/>
+                <w:color w:val="5B3FD6"/>
+                <w:sz w:val="21"/>
+                <w:szCs w:val="21"/>
+              </w:rPr>
+              <w:t xml:space="preserve">(a)  </w:t>
+            </w:r>
+            <w:r>
+              <w:rPr>
+                <w:color w:val="1A0F5C"/>
+                <w:sz w:val="21"/>
+                <w:szCs w:val="21"/>
+              </w:rPr>
+              <w:t xml:space="preserve">Move budget to Student now.</w:t>
+            </w:r>
+          </w:p>
+          <w:p>
+            <w:pPr>
+              <w:keepNext w:val="false"/>
+              <w:spacing w:after="40"/>
+              <w:ind w:left="240"/>
+            </w:pPr>
+            <w:r>
+              <w:rPr>
+                <w:b/>
+                <w:bCs/>
+                <w:color w:val="5B3FD6"/>
+                <w:sz w:val="21"/>
+                <w:szCs w:val="21"/>
+              </w:rPr>
+              <w:t xml:space="preserve">(b)  </w:t>
+            </w:r>
+            <w:r>
+              <w:rPr>
+                <w:color w:val="1A0F5C"/>
+                <w:sz w:val="21"/>
+                <w:szCs w:val="21"/>
+              </w:rPr>
+              <w:t xml:space="preserve">The rate rests on too few orders to trust yet.</w:t>
+            </w:r>
+          </w:p>
+          <w:p>
+            <w:pPr>
+              <w:keepNext w:val="false"/>
+              <w:spacing w:after="40"/>
+              <w:ind w:left="240"/>
+            </w:pPr>
+            <w:r>
+              <w:rPr>
+                <w:b/>
+                <w:bCs/>
+                <w:color w:val="5B3FD6"/>
+                <w:sz w:val="21"/>
+                <w:szCs w:val="21"/>
+              </w:rPr>
+              <w:t xml:space="preserve">(c)  </w:t>
+            </w:r>
+            <w:r>
+              <w:rPr>
+                <w:color w:val="1A0F5C"/>
+                <w:sz w:val="21"/>
+                <w:szCs w:val="21"/>
+              </w:rPr>
+              <w:t xml:space="preserve">Drop the Student segment.</w:t>
+            </w:r>
+          </w:p>
+          <w:p>
+            <w:pPr>
+              <w:keepNext w:val="false"/>
+              <w:spacing w:after="40"/>
+              <w:ind w:left="240"/>
+            </w:pPr>
+            <w:r>
+              <w:rPr>
+                <w:b/>
+                <w:bCs/>
+                <w:color w:val="5B3FD6"/>
+                <w:sz w:val="21"/>
+                <w:szCs w:val="21"/>
+              </w:rPr>
+              <w:t xml:space="preserve">(d)  </w:t>
+            </w:r>
+            <w:r>
+              <w:rPr>
+                <w:color w:val="1A0F5C"/>
+                <w:sz w:val="21"/>
+                <w:szCs w:val="21"/>
+              </w:rPr>
+              <w:t xml:space="preserve">The growth is proven because 40 percent is large.</w:t>
+            </w:r>
+          </w:p>
+        </w:tc>
+      </w:tr>
+    </w:tbl>
+    <w:p>
+      <w:pPr>
+        <w:keepNext w:val="false"/>
+        <w:spacing w:after="100"/>
+      </w:pPr>
+    </w:p>
+    <w:tbl>
+      <w:tblPr>
+        <w:tblW w:type="dxa" w:w="9806"/>
+        <w:tblBorders>
+          <w:top w:val="single" w:color="auto" w:sz="4"/>
+          <w:left w:val="single" w:color="auto" w:sz="4"/>
+          <w:bottom w:val="single" w:color="auto" w:sz="4"/>
+          <w:right w:val="single" w:color="auto" w:sz="4"/>
+          <w:insideH w:val="single" w:color="auto" w:sz="4"/>
+          <w:insideV w:val="single" w:color="auto" w:sz="4"/>
+        </w:tblBorders>
+      </w:tblPr>
+      <w:tblGrid>
+        <w:gridCol w:w="9806"/>
+      </w:tblGrid>
+      <w:tr>
+        <w:trPr>
+          <w:cantSplit/>
+        </w:trPr>
+        <w:tc>
+          <w:tcPr>
+            <w:tcW w:type="dxa" w:w="9806"/>
+            <w:tcBorders>
+              <w:top w:val="single" w:color="CFC9EE" w:sz="6"/>
+              <w:left w:val="single" w:color="CFC9EE" w:sz="6"/>
+              <w:bottom w:val="single" w:color="CFC9EE" w:sz="6"/>
+              <w:right w:val="single" w:color="CFC9EE" w:sz="6"/>
+            </w:tcBorders>
+            <w:tcMar>
+              <w:top w:type="dxa" w:w="90"/>
+              <w:left w:type="dxa" w:w="140"/>
+              <w:bottom w:type="dxa" w:w="90"/>
+              <w:right w:type="dxa" w:w="140"/>
+            </w:tcMar>
+          </w:tcPr>
+          <w:p>
+            <w:pPr>
+              <w:keepNext w:val="false"/>
+              <w:spacing w:after="60"/>
+            </w:pPr>
+            <w:r>
+              <w:rPr>
+                <w:b/>
+                <w:bCs/>
+                <w:color w:val="5B3FD6"/>
+                <w:sz w:val="24"/>
+                <w:szCs w:val="24"/>
+              </w:rPr>
+              <w:t xml:space="preserve">Q44</w:t>
+            </w:r>
+            <w:r>
+              <w:rPr>
+                <w:color w:val="6B6690"/>
+                <w:sz w:val="18"/>
+                <w:szCs w:val="18"/>
+              </w:rPr>
+              <w:t xml:space="preserve">   Medium  ·  circle every correct letter</w:t>
+            </w:r>
+          </w:p>
+          <w:p>
+            <w:pPr>
+              <w:keepNext w:val="false"/>
+              <w:spacing w:after="80"/>
+            </w:pPr>
+            <w:r>
+              <w:rPr>
+                <w:color w:val="1A0F5C"/>
+                <w:sz w:val="21"/>
+                <w:szCs w:val="21"/>
+              </w:rPr>
+              <w:t xml:space="preserve">What does a fair test of 'did the discount work' need? Mark every correct option.</w:t>
+            </w:r>
+          </w:p>
+          <w:p>
+            <w:pPr>
+              <w:keepNext w:val="false"/>
+              <w:spacing w:after="40"/>
+              <w:ind w:left="240"/>
+            </w:pPr>
+            <w:r>
+              <w:rPr>
+                <w:b/>
+                <w:bCs/>
+                <w:color w:val="5B3FD6"/>
+                <w:sz w:val="21"/>
+                <w:szCs w:val="21"/>
+              </w:rPr>
+              <w:t xml:space="preserve">(a)  </w:t>
+            </w:r>
+            <w:r>
+              <w:rPr>
+                <w:color w:val="1A0F5C"/>
+                <w:sz w:val="21"/>
+                <w:szCs w:val="21"/>
+              </w:rPr>
+              <w:t xml:space="preserve">a like-for-like group that did not get the discount</w:t>
+            </w:r>
+          </w:p>
+          <w:p>
+            <w:pPr>
+              <w:keepNext w:val="false"/>
+              <w:spacing w:after="40"/>
+              <w:ind w:left="240"/>
+            </w:pPr>
+            <w:r>
+              <w:rPr>
+                <w:b/>
+                <w:bCs/>
+                <w:color w:val="5B3FD6"/>
+                <w:sz w:val="21"/>
+                <w:szCs w:val="21"/>
+              </w:rPr>
+              <w:t xml:space="preserve">(b)  </w:t>
+            </w:r>
+            <w:r>
+              <w:rPr>
+                <w:color w:val="1A0F5C"/>
+                <w:sz w:val="21"/>
+                <w:szCs w:val="21"/>
+              </w:rPr>
+              <w:t xml:space="preserve">the same time window for both groups</w:t>
+            </w:r>
+          </w:p>
+          <w:p>
+            <w:pPr>
+              <w:keepNext w:val="false"/>
+              <w:spacing w:after="40"/>
+              <w:ind w:left="240"/>
+            </w:pPr>
+            <w:r>
+              <w:rPr>
+                <w:b/>
+                <w:bCs/>
+                <w:color w:val="5B3FD6"/>
+                <w:sz w:val="21"/>
+                <w:szCs w:val="21"/>
+              </w:rPr>
+              <w:t xml:space="preserve">(c)  </w:t>
+            </w:r>
+            <w:r>
+              <w:rPr>
+                <w:color w:val="1A0F5C"/>
+                <w:sz w:val="21"/>
+                <w:szCs w:val="21"/>
+              </w:rPr>
+              <w:t xml:space="preserve">a comparable mix of segments in both groups</w:t>
+            </w:r>
+          </w:p>
+          <w:p>
+            <w:pPr>
+              <w:keepNext w:val="false"/>
+              <w:spacing w:after="40"/>
+              <w:ind w:left="240"/>
+            </w:pPr>
+            <w:r>
+              <w:rPr>
+                <w:b/>
+                <w:bCs/>
+                <w:color w:val="5B3FD6"/>
+                <w:sz w:val="21"/>
+                <w:szCs w:val="21"/>
+              </w:rPr>
+              <w:t xml:space="preserve">(d)  </w:t>
+            </w:r>
+            <w:r>
+              <w:rPr>
+                <w:color w:val="1A0F5C"/>
+                <w:sz w:val="21"/>
+                <w:szCs w:val="21"/>
+              </w:rPr>
+              <w:t xml:space="preserve">a deeper discount</w:t>
+            </w:r>
+          </w:p>
+        </w:tc>
+      </w:tr>
+    </w:tbl>
+    <w:p>
+      <w:pPr>
+        <w:keepNext w:val="false"/>
+        <w:spacing w:after="100"/>
+      </w:pPr>
+    </w:p>
+    <w:tbl>
+      <w:tblPr>
+        <w:tblW w:type="dxa" w:w="9806"/>
+        <w:tblBorders>
+          <w:top w:val="single" w:color="auto" w:sz="4"/>
+          <w:left w:val="single" w:color="auto" w:sz="4"/>
+          <w:bottom w:val="single" w:color="auto" w:sz="4"/>
+          <w:right w:val="single" w:color="auto" w:sz="4"/>
+          <w:insideH w:val="single" w:color="auto" w:sz="4"/>
+          <w:insideV w:val="single" w:color="auto" w:sz="4"/>
+        </w:tblBorders>
+      </w:tblPr>
+      <w:tblGrid>
+        <w:gridCol w:w="9806"/>
+      </w:tblGrid>
+      <w:tr>
+        <w:trPr>
+          <w:cantSplit/>
+        </w:trPr>
+        <w:tc>
+          <w:tcPr>
+            <w:tcW w:type="dxa" w:w="9806"/>
+            <w:tcBorders>
+              <w:top w:val="single" w:color="CFC9EE" w:sz="6"/>
+              <w:left w:val="single" w:color="CFC9EE" w:sz="6"/>
+              <w:bottom w:val="single" w:color="CFC9EE" w:sz="6"/>
+              <w:right w:val="single" w:color="CFC9EE" w:sz="6"/>
+            </w:tcBorders>
+            <w:tcMar>
+              <w:top w:type="dxa" w:w="90"/>
+              <w:left w:type="dxa" w:w="140"/>
+              <w:bottom w:type="dxa" w:w="90"/>
+              <w:right w:type="dxa" w:w="140"/>
+            </w:tcMar>
+          </w:tcPr>
+          <w:p>
+            <w:pPr>
+              <w:keepNext w:val="false"/>
+              <w:spacing w:after="60"/>
+            </w:pPr>
+            <w:r>
+              <w:rPr>
+                <w:b/>
+                <w:bCs/>
+                <w:color w:val="5B3FD6"/>
+                <w:sz w:val="24"/>
+                <w:szCs w:val="24"/>
+              </w:rPr>
+              <w:t xml:space="preserve">Q45</w:t>
+            </w:r>
+            <w:r>
+              <w:rPr>
+                <w:color w:val="6B6690"/>
+                <w:sz w:val="18"/>
+                <w:szCs w:val="18"/>
+              </w:rPr>
+              <w:t xml:space="preserve">   Hard  ·  circle every correct letter</w:t>
+            </w:r>
+          </w:p>
+          <w:p>
+            <w:pPr>
+              <w:keepNext w:val="false"/>
+              <w:spacing w:after="80"/>
+            </w:pPr>
+            <w:r>
+              <w:rPr>
+                <w:color w:val="1A0F5C"/>
+                <w:sz w:val="21"/>
+                <w:szCs w:val="21"/>
+              </w:rPr>
+              <w:t xml:space="preserve">Which statements about the p-value are correct? Mark every correct option.</w:t>
+            </w:r>
+          </w:p>
+          <w:p>
+            <w:pPr>
+              <w:keepNext w:val="false"/>
+              <w:spacing w:after="40"/>
+              <w:ind w:left="240"/>
+            </w:pPr>
+            <w:r>
+              <w:rPr>
+                <w:b/>
+                <w:bCs/>
+                <w:color w:val="5B3FD6"/>
+                <w:sz w:val="21"/>
+                <w:szCs w:val="21"/>
+              </w:rPr>
+              <w:t xml:space="preserve">(a)  </w:t>
+            </w:r>
+            <w:r>
+              <w:rPr>
+                <w:color w:val="1A0F5C"/>
+                <w:sz w:val="21"/>
+                <w:szCs w:val="21"/>
+              </w:rPr>
+              <w:t xml:space="preserve">It is computed on the assumption that chance alone is at work.</w:t>
+            </w:r>
+          </w:p>
+          <w:p>
+            <w:pPr>
+              <w:keepNext w:val="false"/>
+              <w:spacing w:after="40"/>
+              <w:ind w:left="240"/>
+            </w:pPr>
+            <w:r>
+              <w:rPr>
+                <w:b/>
+                <w:bCs/>
+                <w:color w:val="5B3FD6"/>
+                <w:sz w:val="21"/>
+                <w:szCs w:val="21"/>
+              </w:rPr>
+              <w:t xml:space="preserve">(b)  </w:t>
+            </w:r>
+            <w:r>
+              <w:rPr>
+                <w:color w:val="1A0F5C"/>
+                <w:sz w:val="21"/>
+                <w:szCs w:val="21"/>
+              </w:rPr>
+              <w:t xml:space="preserve">A small value means the observed gap would be rare under chance alone.</w:t>
+            </w:r>
+          </w:p>
+          <w:p>
+            <w:pPr>
+              <w:keepNext w:val="false"/>
+              <w:spacing w:after="40"/>
+              <w:ind w:left="240"/>
+            </w:pPr>
+            <w:r>
+              <w:rPr>
+                <w:b/>
+                <w:bCs/>
+                <w:color w:val="5B3FD6"/>
+                <w:sz w:val="21"/>
+                <w:szCs w:val="21"/>
+              </w:rPr>
+              <w:t xml:space="preserve">(c)  </w:t>
+            </w:r>
+            <w:r>
+              <w:rPr>
+                <w:color w:val="1A0F5C"/>
+                <w:sz w:val="21"/>
+                <w:szCs w:val="21"/>
+              </w:rPr>
+              <w:t xml:space="preserve">It is the probability that the hypothesis is true.</w:t>
+            </w:r>
+          </w:p>
+          <w:p>
+            <w:pPr>
+              <w:keepNext w:val="false"/>
+              <w:spacing w:after="40"/>
+              <w:ind w:left="240"/>
+            </w:pPr>
+            <w:r>
+              <w:rPr>
+                <w:b/>
+                <w:bCs/>
+                <w:color w:val="5B3FD6"/>
+                <w:sz w:val="21"/>
+                <w:szCs w:val="21"/>
+              </w:rPr>
+              <w:t xml:space="preserve">(d)  </w:t>
+            </w:r>
+            <w:r>
+              <w:rPr>
+                <w:color w:val="1A0F5C"/>
+                <w:sz w:val="21"/>
+                <w:szCs w:val="21"/>
+              </w:rPr>
+              <w:t xml:space="preserve">It says nothing about whether the gap is large enough to matter.</w:t>
+            </w:r>
+          </w:p>
+        </w:tc>
+      </w:tr>
+    </w:tbl>
+    <w:p>
+      <w:pPr>
+        <w:keepNext w:val="false"/>
+        <w:spacing w:after="100"/>
+      </w:pPr>
+    </w:p>
+    <w:tbl>
+      <w:tblPr>
+        <w:tblW w:type="dxa" w:w="9806"/>
+        <w:tblBorders>
+          <w:top w:val="single" w:color="auto" w:sz="4"/>
+          <w:left w:val="single" w:color="auto" w:sz="4"/>
+          <w:bottom w:val="single" w:color="auto" w:sz="4"/>
+          <w:right w:val="single" w:color="auto" w:sz="4"/>
+          <w:insideH w:val="single" w:color="auto" w:sz="4"/>
+          <w:insideV w:val="single" w:color="auto" w:sz="4"/>
+        </w:tblBorders>
+      </w:tblPr>
+      <w:tblGrid>
+        <w:gridCol w:w="9806"/>
+      </w:tblGrid>
+      <w:tr>
+        <w:trPr>
+          <w:cantSplit/>
+        </w:trPr>
+        <w:tc>
+          <w:tcPr>
+            <w:tcW w:type="dxa" w:w="9806"/>
+            <w:tcBorders>
               <w:top w:val="single" w:color="5B3FD6" w:sz="6"/>
               <w:left w:val="single" w:color="5B3FD6" w:sz="6"/>
               <w:bottom w:val="single" w:color="5B3FD6" w:sz="6"/>
@@ -10291,6 +11893,7 @@
           </w:tcPr>
           <w:p>
             <w:pPr>
+              <w:keepNext/>
               <w:spacing w:after="80"/>
             </w:pPr>
             <w:r>
@@ -10306,6 +11909,7 @@
           </w:p>
           <w:p>
             <w:pPr>
+              <w:keepNext/>
               <w:spacing w:after="80"/>
             </w:pPr>
             <w:r>
@@ -10319,6 +11923,7 @@
           </w:p>
           <w:p>
             <w:pPr>
+              <w:keepNext/>
               <w:spacing w:after="80"/>
             </w:pPr>
             <w:r>
@@ -10381,6 +11986,7 @@
                 </w:tcPr>
                 <w:p>
                   <w:pPr>
+                    <w:keepNext/>
                     <w:spacing w:after="80"/>
                   </w:pPr>
                   <w:r>
@@ -10414,6 +12020,7 @@
                 </w:tcPr>
                 <w:p>
                   <w:pPr>
+                    <w:keepNext/>
                     <w:spacing w:after="80"/>
                   </w:pPr>
                   <w:r>
@@ -10448,6 +12055,7 @@
                 </w:tcPr>
                 <w:p>
                   <w:pPr>
+                    <w:keepNext/>
                     <w:spacing w:after="80"/>
                   </w:pPr>
                   <w:r>
@@ -10478,6 +12086,7 @@
                 </w:tcPr>
                 <w:p>
                   <w:pPr>
+                    <w:keepNext/>
                     <w:spacing w:after="80"/>
                   </w:pPr>
                   <w:r>
@@ -10511,6 +12120,7 @@
                 </w:tcPr>
                 <w:p>
                   <w:pPr>
+                    <w:keepNext/>
                     <w:spacing w:after="80"/>
                   </w:pPr>
                   <w:r>
@@ -10542,6 +12152,7 @@
                 </w:tcPr>
                 <w:p>
                   <w:pPr>
+                    <w:keepNext/>
                     <w:spacing w:after="80"/>
                   </w:pPr>
                   <w:r>
@@ -10574,6 +12185,7 @@
                 </w:tcPr>
                 <w:p>
                   <w:pPr>
+                    <w:keepNext/>
                     <w:spacing w:after="80"/>
                   </w:pPr>
                   <w:r>
@@ -10604,6 +12216,7 @@
                 </w:tcPr>
                 <w:p>
                   <w:pPr>
+                    <w:keepNext/>
                     <w:spacing w:after="80"/>
                   </w:pPr>
                   <w:r>
@@ -10624,6 +12237,7 @@
     </w:tbl>
     <w:p>
       <w:pPr>
+        <w:keepNext/>
         <w:spacing w:after="100"/>
       </w:pPr>
     </w:p>
@@ -10664,6 +12278,7 @@
           </w:tcPr>
           <w:p>
             <w:pPr>
+              <w:keepNext w:val="false"/>
               <w:spacing w:after="60"/>
             </w:pPr>
             <w:r>
@@ -10674,7 +12289,7 @@
                 <w:sz w:val="24"/>
                 <w:szCs w:val="24"/>
               </w:rPr>
-              <w:t xml:space="preserve">Q43</w:t>
+              <w:t xml:space="preserve">Q46</w:t>
             </w:r>
             <w:r>
               <w:rPr>
@@ -10687,6 +12302,7 @@
           </w:p>
           <w:p>
             <w:pPr>
+              <w:keepNext w:val="false"/>
               <w:spacing w:after="80"/>
             </w:pPr>
             <w:r>
@@ -10700,6 +12316,7 @@
           </w:p>
           <w:p>
             <w:pPr>
+              <w:keepNext w:val="false"/>
               <w:spacing w:after="40"/>
               <w:ind w:left="240"/>
             </w:pPr>
@@ -10724,6 +12341,7 @@
           </w:p>
           <w:p>
             <w:pPr>
+              <w:keepNext w:val="false"/>
               <w:spacing w:after="40"/>
               <w:ind w:left="240"/>
             </w:pPr>
@@ -10748,6 +12366,7 @@
           </w:p>
           <w:p>
             <w:pPr>
+              <w:keepNext w:val="false"/>
               <w:spacing w:after="40"/>
               <w:ind w:left="240"/>
             </w:pPr>
@@ -10772,6 +12391,7 @@
           </w:p>
           <w:p>
             <w:pPr>
+              <w:keepNext w:val="false"/>
               <w:spacing w:after="40"/>
               <w:ind w:left="240"/>
             </w:pPr>
@@ -10799,6 +12419,7 @@
     </w:tbl>
     <w:p>
       <w:pPr>
+        <w:keepNext w:val="false"/>
         <w:spacing w:after="100"/>
       </w:pPr>
     </w:p>
@@ -10839,6 +12460,7 @@
           </w:tcPr>
           <w:p>
             <w:pPr>
+              <w:keepNext w:val="false"/>
               <w:spacing w:after="60"/>
             </w:pPr>
             <w:r>
@@ -10849,7 +12471,7 @@
                 <w:sz w:val="24"/>
                 <w:szCs w:val="24"/>
               </w:rPr>
-              <w:t xml:space="preserve">Q44</w:t>
+              <w:t xml:space="preserve">Q47</w:t>
             </w:r>
             <w:r>
               <w:rPr>
@@ -10862,6 +12484,7 @@
           </w:p>
           <w:p>
             <w:pPr>
+              <w:keepNext w:val="false"/>
               <w:spacing w:after="80"/>
             </w:pPr>
             <w:r>
@@ -10875,6 +12498,7 @@
           </w:p>
           <w:p>
             <w:pPr>
+              <w:keepNext w:val="false"/>
               <w:spacing w:before="80"/>
             </w:pPr>
             <w:r>
@@ -10891,6 +12515,7 @@
     </w:tbl>
     <w:p>
       <w:pPr>
+        <w:keepNext w:val="false"/>
         <w:spacing w:after="100"/>
       </w:pPr>
     </w:p>
@@ -10931,6 +12556,7 @@
           </w:tcPr>
           <w:p>
             <w:pPr>
+              <w:keepNext w:val="false"/>
               <w:spacing w:after="60"/>
             </w:pPr>
             <w:r>
@@ -10941,7 +12567,7 @@
                 <w:sz w:val="24"/>
                 <w:szCs w:val="24"/>
               </w:rPr>
-              <w:t xml:space="preserve">Q45</w:t>
+              <w:t xml:space="preserve">Q48</w:t>
             </w:r>
             <w:r>
               <w:rPr>
@@ -10954,6 +12580,7 @@
           </w:p>
           <w:p>
             <w:pPr>
+              <w:keepNext w:val="false"/>
               <w:spacing w:after="80"/>
             </w:pPr>
             <w:r>
@@ -10967,6 +12594,7 @@
           </w:p>
           <w:p>
             <w:pPr>
+              <w:keepNext w:val="false"/>
               <w:spacing w:after="40"/>
               <w:ind w:left="240"/>
             </w:pPr>
@@ -10991,6 +12619,7 @@
           </w:p>
           <w:p>
             <w:pPr>
+              <w:keepNext w:val="false"/>
               <w:spacing w:after="40"/>
               <w:ind w:left="240"/>
             </w:pPr>
@@ -11015,6 +12644,7 @@
           </w:p>
           <w:p>
             <w:pPr>
+              <w:keepNext w:val="false"/>
               <w:spacing w:after="40"/>
               <w:ind w:left="240"/>
             </w:pPr>
@@ -11039,6 +12669,7 @@
           </w:p>
           <w:p>
             <w:pPr>
+              <w:keepNext w:val="false"/>
               <w:spacing w:after="40"/>
               <w:ind w:left="240"/>
             </w:pPr>
@@ -11081,6 +12712,7 @@
     </w:p>
     <w:p>
       <w:pPr>
+        <w:keepNext w:val="false"/>
         <w:spacing w:after="100"/>
       </w:pPr>
       <w:r>
@@ -11089,11 +12721,12 @@
           <w:sz w:val="21"/>
           <w:szCs w:val="21"/>
         </w:rPr>
-        <w:t xml:space="preserve">What it shows: whether you can do the week's arithmetic by hand and show the working. 6 items, Q46 to Q51, about 22 minutes.</w:t>
+        <w:t xml:space="preserve">What it shows: whether you can do the week's arithmetic by hand and show the working. 6 items, Q49 to Q54, about 22 minutes.</w:t>
       </w:r>
     </w:p>
     <w:p>
       <w:pPr>
+        <w:keepNext w:val="false"/>
         <w:spacing w:after="160"/>
       </w:pPr>
       <w:r>
@@ -11102,7 +12735,7 @@
           <w:sz w:val="21"/>
           <w:szCs w:val="21"/>
         </w:rPr>
-        <w:t xml:space="preserve">Write the working on the lines under each item, then the answer.</w:t>
+        <w:t xml:space="preserve">"Before anything goes to Meera, rebuild the week from a raw export with no assistant and no notes." Kavya Nair, the senior analyst, wants the working as well as the answer, on the lines under each item.</w:t>
       </w:r>
     </w:p>
     <w:tbl>
@@ -11142,6 +12775,7 @@
           </w:tcPr>
           <w:p>
             <w:pPr>
+              <w:keepNext w:val="false"/>
               <w:spacing w:after="60"/>
             </w:pPr>
             <w:r>
@@ -11152,7 +12786,7 @@
                 <w:sz w:val="24"/>
                 <w:szCs w:val="24"/>
               </w:rPr>
-              <w:t xml:space="preserve">Q46</w:t>
+              <w:t xml:space="preserve">Q49</w:t>
             </w:r>
             <w:r>
               <w:rPr>
@@ -11165,6 +12799,7 @@
           </w:p>
           <w:p>
             <w:pPr>
+              <w:keepNext w:val="false"/>
               <w:spacing w:after="80"/>
             </w:pPr>
             <w:r>
@@ -11178,6 +12813,7 @@
           </w:p>
           <w:p>
             <w:pPr>
+              <w:keepNext w:val="false"/>
               <w:spacing w:after="40"/>
               <w:ind w:left="240"/>
             </w:pPr>
@@ -11202,6 +12838,7 @@
           </w:p>
           <w:p>
             <w:pPr>
+              <w:keepNext w:val="false"/>
               <w:spacing w:after="40"/>
               <w:ind w:left="240"/>
             </w:pPr>
@@ -11226,6 +12863,7 @@
           </w:p>
           <w:p>
             <w:pPr>
+              <w:keepNext w:val="false"/>
               <w:spacing w:after="40"/>
               <w:ind w:left="240"/>
             </w:pPr>
@@ -11250,6 +12888,7 @@
           </w:p>
           <w:p>
             <w:pPr>
+              <w:keepNext w:val="false"/>
               <w:spacing w:after="40"/>
               <w:ind w:left="240"/>
             </w:pPr>
@@ -11277,6 +12916,7 @@
     </w:tbl>
     <w:p>
       <w:pPr>
+        <w:keepNext w:val="false"/>
         <w:spacing w:after="100"/>
       </w:pPr>
     </w:p>
@@ -11317,6 +12957,7 @@
           </w:tcPr>
           <w:p>
             <w:pPr>
+              <w:keepNext w:val="false"/>
               <w:spacing w:after="60"/>
             </w:pPr>
             <w:r>
@@ -11327,7 +12968,7 @@
                 <w:sz w:val="24"/>
                 <w:szCs w:val="24"/>
               </w:rPr>
-              <w:t xml:space="preserve">Q47</w:t>
+              <w:t xml:space="preserve">Q50</w:t>
             </w:r>
             <w:r>
               <w:rPr>
@@ -11340,6 +12981,7 @@
           </w:p>
           <w:p>
             <w:pPr>
+              <w:keepNext w:val="false"/>
               <w:spacing w:after="80"/>
             </w:pPr>
             <w:r>
@@ -11353,6 +12995,7 @@
           </w:p>
           <w:p>
             <w:pPr>
+              <w:keepNext w:val="false"/>
               <w:spacing w:after="900" w:before="80"/>
             </w:pPr>
             <w:r>
@@ -11366,6 +13009,7 @@
           </w:p>
           <w:p>
             <w:pPr>
+              <w:keepNext w:val="false"/>
               <w:spacing w:after="80"/>
             </w:pPr>
             <w:r>
@@ -11382,6 +13026,7 @@
     </w:tbl>
     <w:p>
       <w:pPr>
+        <w:keepNext w:val="false"/>
         <w:spacing w:after="100"/>
       </w:pPr>
     </w:p>
@@ -11422,6 +13067,7 @@
           </w:tcPr>
           <w:p>
             <w:pPr>
+              <w:keepNext w:val="false"/>
               <w:spacing w:after="60"/>
             </w:pPr>
             <w:r>
@@ -11432,7 +13078,7 @@
                 <w:sz w:val="24"/>
                 <w:szCs w:val="24"/>
               </w:rPr>
-              <w:t xml:space="preserve">Q48</w:t>
+              <w:t xml:space="preserve">Q51</w:t>
             </w:r>
             <w:r>
               <w:rPr>
@@ -11445,6 +13091,7 @@
           </w:p>
           <w:p>
             <w:pPr>
+              <w:keepNext w:val="false"/>
               <w:spacing w:after="80"/>
             </w:pPr>
             <w:r>
@@ -11458,6 +13105,7 @@
           </w:p>
           <w:p>
             <w:pPr>
+              <w:keepNext w:val="false"/>
               <w:spacing w:after="900" w:before="80"/>
             </w:pPr>
             <w:r>
@@ -11471,6 +13119,7 @@
           </w:p>
           <w:p>
             <w:pPr>
+              <w:keepNext w:val="false"/>
               <w:spacing w:after="80"/>
             </w:pPr>
             <w:r>
@@ -11487,6 +13136,7 @@
     </w:tbl>
     <w:p>
       <w:pPr>
+        <w:keepNext w:val="false"/>
         <w:spacing w:after="100"/>
       </w:pPr>
     </w:p>
@@ -11527,6 +13177,7 @@
           </w:tcPr>
           <w:p>
             <w:pPr>
+              <w:keepNext w:val="false"/>
               <w:spacing w:after="60"/>
             </w:pPr>
             <w:r>
@@ -11537,7 +13188,7 @@
                 <w:sz w:val="24"/>
                 <w:szCs w:val="24"/>
               </w:rPr>
-              <w:t xml:space="preserve">Q49</w:t>
+              <w:t xml:space="preserve">Q52</w:t>
             </w:r>
             <w:r>
               <w:rPr>
@@ -11550,6 +13201,7 @@
           </w:p>
           <w:p>
             <w:pPr>
+              <w:keepNext w:val="false"/>
               <w:spacing w:after="80"/>
             </w:pPr>
             <w:r>
@@ -11563,6 +13215,7 @@
           </w:p>
           <w:p>
             <w:pPr>
+              <w:keepNext w:val="false"/>
               <w:spacing w:after="900" w:before="80"/>
             </w:pPr>
             <w:r>
@@ -11576,6 +13229,7 @@
           </w:p>
           <w:p>
             <w:pPr>
+              <w:keepNext w:val="false"/>
               <w:spacing w:after="80"/>
             </w:pPr>
             <w:r>
@@ -11592,6 +13246,7 @@
     </w:tbl>
     <w:p>
       <w:pPr>
+        <w:keepNext w:val="false"/>
         <w:spacing w:after="100"/>
       </w:pPr>
     </w:p>
@@ -11632,6 +13287,7 @@
           </w:tcPr>
           <w:p>
             <w:pPr>
+              <w:keepNext w:val="false"/>
               <w:spacing w:after="60"/>
             </w:pPr>
             <w:r>
@@ -11642,7 +13298,7 @@
                 <w:sz w:val="24"/>
                 <w:szCs w:val="24"/>
               </w:rPr>
-              <w:t xml:space="preserve">Q50</w:t>
+              <w:t xml:space="preserve">Q53</w:t>
             </w:r>
             <w:r>
               <w:rPr>
@@ -11655,6 +13311,7 @@
           </w:p>
           <w:p>
             <w:pPr>
+              <w:keepNext w:val="false"/>
               <w:spacing w:after="80"/>
             </w:pPr>
             <w:r>
@@ -11668,6 +13325,7 @@
           </w:p>
           <w:p>
             <w:pPr>
+              <w:keepNext w:val="false"/>
               <w:spacing w:after="900" w:before="80"/>
             </w:pPr>
             <w:r>
@@ -11681,6 +13339,7 @@
           </w:p>
           <w:p>
             <w:pPr>
+              <w:keepNext w:val="false"/>
               <w:spacing w:after="80"/>
             </w:pPr>
             <w:r>
@@ -11697,6 +13356,7 @@
     </w:tbl>
     <w:p>
       <w:pPr>
+        <w:keepNext w:val="false"/>
         <w:spacing w:after="100"/>
       </w:pPr>
     </w:p>
@@ -11737,6 +13397,7 @@
           </w:tcPr>
           <w:p>
             <w:pPr>
+              <w:keepNext w:val="false"/>
               <w:spacing w:after="60"/>
             </w:pPr>
             <w:r>
@@ -11747,7 +13408,7 @@
                 <w:sz w:val="24"/>
                 <w:szCs w:val="24"/>
               </w:rPr>
-              <w:t xml:space="preserve">Q51</w:t>
+              <w:t xml:space="preserve">Q54</w:t>
             </w:r>
             <w:r>
               <w:rPr>
@@ -11760,6 +13421,7 @@
           </w:p>
           <w:p>
             <w:pPr>
+              <w:keepNext w:val="false"/>
               <w:spacing w:after="80"/>
             </w:pPr>
             <w:r>
@@ -11773,6 +13435,7 @@
           </w:p>
           <w:p>
             <w:pPr>
+              <w:keepNext w:val="false"/>
               <w:spacing w:after="900" w:before="80"/>
             </w:pPr>
             <w:r>
@@ -11786,6 +13449,7 @@
           </w:p>
           <w:p>
             <w:pPr>
+              <w:keepNext w:val="false"/>
               <w:spacing w:after="80"/>
             </w:pPr>
             <w:r>
@@ -11817,6 +13481,7 @@
     </w:p>
     <w:p>
       <w:pPr>
+        <w:keepNext w:val="false"/>
         <w:spacing w:after="160"/>
       </w:pPr>
       <w:r>
@@ -11865,6 +13530,7 @@
           </w:tcPr>
           <w:p>
             <w:pPr>
+              <w:keepNext w:val="false"/>
               <w:spacing w:after="80"/>
             </w:pPr>
             <w:r>
@@ -11880,6 +13546,7 @@
           </w:p>
           <w:p>
             <w:pPr>
+              <w:keepNext w:val="false"/>
               <w:spacing w:after="80"/>
             </w:pPr>
             <w:r>
@@ -11893,6 +13560,7 @@
           </w:p>
           <w:p>
             <w:pPr>
+              <w:keepNext w:val="false"/>
               <w:spacing w:after="1400"/>
             </w:pPr>
             <w:r>
@@ -11909,6 +13577,7 @@
     </w:tbl>
     <w:p>
       <w:pPr>
+        <w:keepNext w:val="false"/>
         <w:spacing w:after="100"/>
       </w:pPr>
     </w:p>
@@ -11949,6 +13618,7 @@
           </w:tcPr>
           <w:p>
             <w:pPr>
+              <w:keepNext w:val="false"/>
               <w:spacing w:after="80"/>
             </w:pPr>
             <w:r>
@@ -11964,6 +13634,7 @@
           </w:p>
           <w:p>
             <w:pPr>
+              <w:keepNext w:val="false"/>
               <w:spacing w:after="80"/>
             </w:pPr>
             <w:r>
@@ -11977,6 +13648,7 @@
           </w:p>
           <w:p>
             <w:pPr>
+              <w:keepNext w:val="false"/>
               <w:spacing w:after="1400"/>
             </w:pPr>
             <w:r>
@@ -11993,6 +13665,7 @@
     </w:tbl>
     <w:p>
       <w:pPr>
+        <w:keepNext w:val="false"/>
         <w:spacing w:after="100"/>
       </w:pPr>
     </w:p>
@@ -12033,6 +13706,7 @@
           </w:tcPr>
           <w:p>
             <w:pPr>
+              <w:keepNext w:val="false"/>
               <w:spacing w:after="80"/>
             </w:pPr>
             <w:r>
@@ -12048,6 +13722,7 @@
           </w:p>
           <w:p>
             <w:pPr>
+              <w:keepNext w:val="false"/>
               <w:spacing w:after="80"/>
             </w:pPr>
             <w:r>
@@ -12061,6 +13736,7 @@
           </w:p>
           <w:p>
             <w:pPr>
+              <w:keepNext w:val="false"/>
               <w:spacing w:after="1400"/>
             </w:pPr>
             <w:r>
@@ -12077,6 +13753,7 @@
     </w:tbl>
     <w:p>
       <w:pPr>
+        <w:keepNext w:val="false"/>
         <w:spacing w:after="100"/>
       </w:pPr>
     </w:p>
@@ -12117,6 +13794,7 @@
           </w:tcPr>
           <w:p>
             <w:pPr>
+              <w:keepNext w:val="false"/>
               <w:spacing w:after="80"/>
             </w:pPr>
             <w:r>
@@ -12132,6 +13810,7 @@
           </w:p>
           <w:p>
             <w:pPr>
+              <w:keepNext w:val="false"/>
               <w:spacing w:after="80"/>
             </w:pPr>
             <w:r>
@@ -12145,6 +13824,7 @@
           </w:p>
           <w:p>
             <w:pPr>
+              <w:keepNext w:val="false"/>
               <w:spacing w:after="1400"/>
             </w:pPr>
             <w:r>
@@ -12161,6 +13841,7 @@
     </w:tbl>
     <w:p>
       <w:pPr>
+        <w:keepNext w:val="false"/>
         <w:spacing w:after="100"/>
       </w:pPr>
     </w:p>
@@ -12201,6 +13882,7 @@
           </w:tcPr>
           <w:p>
             <w:pPr>
+              <w:keepNext w:val="false"/>
               <w:spacing w:after="80"/>
             </w:pPr>
             <w:r>
@@ -12216,6 +13898,7 @@
           </w:p>
           <w:p>
             <w:pPr>
+              <w:keepNext w:val="false"/>
               <w:spacing w:after="80"/>
             </w:pPr>
             <w:r>
@@ -12229,6 +13912,7 @@
           </w:p>
           <w:p>
             <w:pPr>
+              <w:keepNext w:val="false"/>
               <w:spacing w:after="80"/>
             </w:pPr>
             <w:r>
@@ -12253,6 +13937,7 @@
     </w:tbl>
     <w:p>
       <w:pPr>
+        <w:keepNext w:val="false"/>
         <w:spacing w:after="100"/>
       </w:pPr>
     </w:p>
@@ -12293,6 +13978,7 @@
           </w:tcPr>
           <w:p>
             <w:pPr>
+              <w:keepNext w:val="false"/>
               <w:spacing w:after="80"/>
             </w:pPr>
             <w:r>
@@ -12308,6 +13994,7 @@
           </w:p>
           <w:p>
             <w:pPr>
+              <w:keepNext w:val="false"/>
               <w:spacing w:after="80"/>
             </w:pPr>
             <w:r>
@@ -12321,6 +14008,7 @@
           </w:p>
           <w:p>
             <w:pPr>
+              <w:keepNext w:val="false"/>
               <w:spacing w:after="80"/>
             </w:pPr>
             <w:r>
@@ -12345,6 +14033,7 @@
     </w:tbl>
     <w:p>
       <w:pPr>
+        <w:keepNext w:val="false"/>
         <w:spacing w:after="100"/>
       </w:pPr>
     </w:p>
@@ -12385,6 +14074,7 @@
           </w:tcPr>
           <w:p>
             <w:pPr>
+              <w:keepNext w:val="false"/>
               <w:spacing w:after="80"/>
             </w:pPr>
             <w:r>
@@ -12400,6 +14090,7 @@
           </w:p>
           <w:p>
             <w:pPr>
+              <w:keepNext w:val="false"/>
               <w:spacing w:after="80"/>
             </w:pPr>
             <w:r>
@@ -12413,6 +14104,7 @@
           </w:p>
           <w:p>
             <w:pPr>
+              <w:keepNext w:val="false"/>
               <w:spacing w:after="80"/>
             </w:pPr>
             <w:r>
@@ -12437,6 +14129,7 @@
     </w:tbl>
     <w:p>
       <w:pPr>
+        <w:keepNext w:val="false"/>
         <w:spacing w:after="100"/>
       </w:pPr>
     </w:p>
@@ -12477,6 +14170,7 @@
           </w:tcPr>
           <w:p>
             <w:pPr>
+              <w:keepNext w:val="false"/>
               <w:spacing w:after="80"/>
             </w:pPr>
             <w:r>
@@ -12492,6 +14186,7 @@
           </w:p>
           <w:p>
             <w:pPr>
+              <w:keepNext w:val="false"/>
               <w:spacing w:after="80"/>
             </w:pPr>
             <w:r>
@@ -12505,6 +14200,7 @@
           </w:p>
           <w:p>
             <w:pPr>
+              <w:keepNext w:val="false"/>
               <w:spacing w:after="80"/>
             </w:pPr>
             <w:r>
@@ -12529,6 +14225,7 @@
     </w:tbl>
     <w:p>
       <w:pPr>
+        <w:keepNext w:val="false"/>
         <w:spacing w:after="100"/>
       </w:pPr>
     </w:p>
@@ -12569,6 +14266,7 @@
           </w:tcPr>
           <w:p>
             <w:pPr>
+              <w:keepNext w:val="false"/>
               <w:spacing w:after="80"/>
             </w:pPr>
             <w:r>
@@ -12584,6 +14282,7 @@
           </w:p>
           <w:p>
             <w:pPr>
+              <w:keepNext w:val="false"/>
               <w:spacing w:after="80"/>
             </w:pPr>
             <w:r>
@@ -12597,6 +14296,7 @@
           </w:p>
           <w:p>
             <w:pPr>
+              <w:keepNext w:val="false"/>
               <w:spacing w:after="80"/>
             </w:pPr>
             <w:r>
@@ -12621,6 +14321,7 @@
     </w:tbl>
     <w:p>
       <w:pPr>
+        <w:keepNext w:val="false"/>
         <w:spacing w:after="100"/>
       </w:pPr>
     </w:p>
@@ -12661,6 +14362,7 @@
           </w:tcPr>
           <w:p>
             <w:pPr>
+              <w:keepNext w:val="false"/>
               <w:spacing w:after="80"/>
             </w:pPr>
             <w:r>
@@ -12676,6 +14378,7 @@
           </w:p>
           <w:p>
             <w:pPr>
+              <w:keepNext w:val="false"/>
               <w:spacing w:after="80"/>
             </w:pPr>
             <w:r>
@@ -12689,6 +14392,7 @@
           </w:p>
           <w:p>
             <w:pPr>
+              <w:keepNext w:val="false"/>
               <w:spacing w:after="80"/>
             </w:pPr>
             <w:r>
@@ -12728,6 +14432,7 @@
     </w:p>
     <w:p>
       <w:pPr>
+        <w:keepNext w:val="false"/>
         <w:spacing w:after="80"/>
       </w:pPr>
       <w:r>
@@ -12779,6 +14484,7 @@
           </w:tcPr>
           <w:p>
             <w:pPr>
+              <w:keepNext w:val="false"/>
               <w:spacing w:after="80"/>
             </w:pPr>
             <w:r>
@@ -12812,6 +14518,7 @@
           </w:tcPr>
           <w:p>
             <w:pPr>
+              <w:keepNext w:val="false"/>
               <w:spacing w:after="80"/>
             </w:pPr>
             <w:r>
@@ -12845,6 +14552,7 @@
           </w:tcPr>
           <w:p>
             <w:pPr>
+              <w:keepNext w:val="false"/>
               <w:spacing w:after="80"/>
             </w:pPr>
             <w:r>
@@ -12879,6 +14587,7 @@
           </w:tcPr>
           <w:p>
             <w:pPr>
+              <w:keepNext w:val="false"/>
               <w:spacing w:after="80"/>
             </w:pPr>
             <w:r>
@@ -12909,6 +14618,7 @@
           </w:tcPr>
           <w:p>
             <w:pPr>
+              <w:keepNext w:val="false"/>
               <w:spacing w:after="80"/>
             </w:pPr>
             <w:r>
@@ -12939,6 +14649,7 @@
           </w:tcPr>
           <w:p>
             <w:pPr>
+              <w:keepNext w:val="false"/>
               <w:spacing w:after="80"/>
             </w:pPr>
             <w:r>
@@ -12947,7 +14658,7 @@
                 <w:sz w:val="18"/>
                 <w:szCs w:val="18"/>
               </w:rPr>
-              <w:t xml:space="preserve">____ of 51</w:t>
+              <w:t xml:space="preserve">____ of 54</w:t>
             </w:r>
           </w:p>
         </w:tc>
@@ -12955,6 +14666,7 @@
     </w:tbl>
     <w:p>
       <w:pPr>
+        <w:keepNext w:val="false"/>
         <w:spacing w:after="160"/>
       </w:pPr>
     </w:p>
@@ -13072,7 +14784,7 @@
                 <w:sz w:val="17"/>
                 <w:szCs w:val="17"/>
               </w:rPr>
-              <w:t xml:space="preserve">Q27</w:t>
+              <w:t xml:space="preserve">Q28</w:t>
             </w:r>
           </w:p>
         </w:tc>
@@ -13104,7 +14816,7 @@
                 <w:sz w:val="17"/>
                 <w:szCs w:val="17"/>
               </w:rPr>
-              <w:t xml:space="preserve">○ a     ○ b     ○ c     ○ d</w:t>
+              <w:t xml:space="preserve">______________________________</w:t>
             </w:r>
           </w:p>
         </w:tc>
@@ -13205,7 +14917,7 @@
                 <w:sz w:val="17"/>
                 <w:szCs w:val="17"/>
               </w:rPr>
-              <w:t xml:space="preserve">Q28</w:t>
+              <w:t xml:space="preserve">Q29</w:t>
             </w:r>
           </w:p>
         </w:tc>
@@ -13338,7 +15050,7 @@
                 <w:sz w:val="17"/>
                 <w:szCs w:val="17"/>
               </w:rPr>
-              <w:t xml:space="preserve">Q29</w:t>
+              <w:t xml:space="preserve">Q30</w:t>
             </w:r>
           </w:p>
         </w:tc>
@@ -13370,7 +15082,7 @@
                 <w:sz w:val="17"/>
                 <w:szCs w:val="17"/>
               </w:rPr>
-              <w:t xml:space="preserve">______________________________</w:t>
+              <w:t xml:space="preserve">○ a     ○ b     ○ c     ○ d</w:t>
             </w:r>
           </w:p>
         </w:tc>
@@ -13471,7 +15183,7 @@
                 <w:sz w:val="17"/>
                 <w:szCs w:val="17"/>
               </w:rPr>
-              <w:t xml:space="preserve">Q30</w:t>
+              <w:t xml:space="preserve">Q31</w:t>
             </w:r>
           </w:p>
         </w:tc>
@@ -13503,7 +15215,7 @@
                 <w:sz w:val="17"/>
                 <w:szCs w:val="17"/>
               </w:rPr>
-              <w:t xml:space="preserve">○ a     ○ b     ○ c     ○ d</w:t>
+              <w:t xml:space="preserve">______________________________</w:t>
             </w:r>
           </w:p>
         </w:tc>
@@ -13604,7 +15316,7 @@
                 <w:sz w:val="17"/>
                 <w:szCs w:val="17"/>
               </w:rPr>
-              <w:t xml:space="preserve">Q31</w:t>
+              <w:t xml:space="preserve">Q32</w:t>
             </w:r>
           </w:p>
         </w:tc>
@@ -13636,7 +15348,7 @@
                 <w:sz w:val="17"/>
                 <w:szCs w:val="17"/>
               </w:rPr>
-              <w:t xml:space="preserve">______________________________</w:t>
+              <w:t xml:space="preserve">T      F</w:t>
             </w:r>
           </w:p>
         </w:tc>
@@ -13737,7 +15449,7 @@
                 <w:sz w:val="17"/>
                 <w:szCs w:val="17"/>
               </w:rPr>
-              <w:t xml:space="preserve">Q32</w:t>
+              <w:t xml:space="preserve">Q33</w:t>
             </w:r>
           </w:p>
         </w:tc>
@@ -13769,7 +15481,7 @@
                 <w:sz w:val="17"/>
                 <w:szCs w:val="17"/>
               </w:rPr>
-              <w:t xml:space="preserve">T      F</w:t>
+              <w:t xml:space="preserve">○ a     ○ b     ○ c     ○ d</w:t>
             </w:r>
           </w:p>
         </w:tc>
@@ -13870,7 +15582,7 @@
                 <w:sz w:val="17"/>
                 <w:szCs w:val="17"/>
               </w:rPr>
-              <w:t xml:space="preserve">Q33</w:t>
+              <w:t xml:space="preserve">Q34</w:t>
             </w:r>
           </w:p>
         </w:tc>
@@ -14003,7 +15715,7 @@
                 <w:sz w:val="17"/>
                 <w:szCs w:val="17"/>
               </w:rPr>
-              <w:t xml:space="preserve">Q34</w:t>
+              <w:t xml:space="preserve">Q35</w:t>
             </w:r>
           </w:p>
         </w:tc>
@@ -14136,7 +15848,7 @@
                 <w:sz w:val="17"/>
                 <w:szCs w:val="17"/>
               </w:rPr>
-              <w:t xml:space="preserve">Q35</w:t>
+              <w:t xml:space="preserve">Q36</w:t>
             </w:r>
           </w:p>
         </w:tc>
@@ -14269,7 +15981,7 @@
                 <w:sz w:val="17"/>
                 <w:szCs w:val="17"/>
               </w:rPr>
-              <w:t xml:space="preserve">Q36</w:t>
+              <w:t xml:space="preserve">Q37</w:t>
             </w:r>
           </w:p>
         </w:tc>
@@ -14402,7 +16114,7 @@
                 <w:sz w:val="17"/>
                 <w:szCs w:val="17"/>
               </w:rPr>
-              <w:t xml:space="preserve">Q37</w:t>
+              <w:t xml:space="preserve">Q38</w:t>
             </w:r>
           </w:p>
         </w:tc>
@@ -14535,7 +16247,7 @@
                 <w:sz w:val="17"/>
                 <w:szCs w:val="17"/>
               </w:rPr>
-              <w:t xml:space="preserve">Q38</w:t>
+              <w:t xml:space="preserve">Q39</w:t>
             </w:r>
           </w:p>
         </w:tc>
@@ -14668,7 +16380,7 @@
                 <w:sz w:val="17"/>
                 <w:szCs w:val="17"/>
               </w:rPr>
-              <w:t xml:space="preserve">Q39</w:t>
+              <w:t xml:space="preserve">Q40</w:t>
             </w:r>
           </w:p>
         </w:tc>
@@ -14801,7 +16513,7 @@
                 <w:sz w:val="17"/>
                 <w:szCs w:val="17"/>
               </w:rPr>
-              <w:t xml:space="preserve">Q40</w:t>
+              <w:t xml:space="preserve">Q41</w:t>
             </w:r>
           </w:p>
         </w:tc>
@@ -14934,7 +16646,7 @@
                 <w:sz w:val="17"/>
                 <w:szCs w:val="17"/>
               </w:rPr>
-              <w:t xml:space="preserve">Q41</w:t>
+              <w:t xml:space="preserve">Q42</w:t>
             </w:r>
           </w:p>
         </w:tc>
@@ -15067,7 +16779,7 @@
                 <w:sz w:val="17"/>
                 <w:szCs w:val="17"/>
               </w:rPr>
-              <w:t xml:space="preserve">Q42</w:t>
+              <w:t xml:space="preserve">Q43</w:t>
             </w:r>
           </w:p>
         </w:tc>
@@ -15200,7 +16912,7 @@
                 <w:sz w:val="17"/>
                 <w:szCs w:val="17"/>
               </w:rPr>
-              <w:t xml:space="preserve">Q43</w:t>
+              <w:t xml:space="preserve">Q44</w:t>
             </w:r>
           </w:p>
         </w:tc>
@@ -15333,7 +17045,7 @@
                 <w:sz w:val="17"/>
                 <w:szCs w:val="17"/>
               </w:rPr>
-              <w:t xml:space="preserve">Q44</w:t>
+              <w:t xml:space="preserve">Q45</w:t>
             </w:r>
           </w:p>
         </w:tc>
@@ -15365,7 +17077,7 @@
                 <w:sz w:val="17"/>
                 <w:szCs w:val="17"/>
               </w:rPr>
-              <w:t xml:space="preserve">______________________________</w:t>
+              <w:t xml:space="preserve">○ a     ○ b     ○ c     ○ d</w:t>
             </w:r>
           </w:p>
         </w:tc>
@@ -15466,7 +17178,7 @@
                 <w:sz w:val="17"/>
                 <w:szCs w:val="17"/>
               </w:rPr>
-              <w:t xml:space="preserve">Q45</w:t>
+              <w:t xml:space="preserve">Q46</w:t>
             </w:r>
           </w:p>
         </w:tc>
@@ -15599,7 +17311,7 @@
                 <w:sz w:val="17"/>
                 <w:szCs w:val="17"/>
               </w:rPr>
-              <w:t xml:space="preserve">Q46</w:t>
+              <w:t xml:space="preserve">Q47</w:t>
             </w:r>
           </w:p>
         </w:tc>
@@ -15631,7 +17343,7 @@
                 <w:sz w:val="17"/>
                 <w:szCs w:val="17"/>
               </w:rPr>
-              <w:t xml:space="preserve">○ a     ○ b     ○ c     ○ d</w:t>
+              <w:t xml:space="preserve">______________________________</w:t>
             </w:r>
           </w:p>
         </w:tc>
@@ -15732,7 +17444,7 @@
                 <w:sz w:val="17"/>
                 <w:szCs w:val="17"/>
               </w:rPr>
-              <w:t xml:space="preserve">Q47</w:t>
+              <w:t xml:space="preserve">Q48</w:t>
             </w:r>
           </w:p>
         </w:tc>
@@ -15764,7 +17476,7 @@
                 <w:sz w:val="17"/>
                 <w:szCs w:val="17"/>
               </w:rPr>
-              <w:t xml:space="preserve">______________________________</w:t>
+              <w:t xml:space="preserve">○ a     ○ b     ○ c     ○ d</w:t>
             </w:r>
           </w:p>
         </w:tc>
@@ -15865,7 +17577,7 @@
                 <w:sz w:val="17"/>
                 <w:szCs w:val="17"/>
               </w:rPr>
-              <w:t xml:space="preserve">Q48</w:t>
+              <w:t xml:space="preserve">Q49</w:t>
             </w:r>
           </w:p>
         </w:tc>
@@ -15897,7 +17609,7 @@
                 <w:sz w:val="17"/>
                 <w:szCs w:val="17"/>
               </w:rPr>
-              <w:t xml:space="preserve">______________________________</w:t>
+              <w:t xml:space="preserve">○ a     ○ b     ○ c     ○ d</w:t>
             </w:r>
           </w:p>
         </w:tc>
@@ -15998,7 +17710,7 @@
                 <w:sz w:val="17"/>
                 <w:szCs w:val="17"/>
               </w:rPr>
-              <w:t xml:space="preserve">Q49</w:t>
+              <w:t xml:space="preserve">Q50</w:t>
             </w:r>
           </w:p>
         </w:tc>
@@ -16131,7 +17843,7 @@
                 <w:sz w:val="17"/>
                 <w:szCs w:val="17"/>
               </w:rPr>
-              <w:t xml:space="preserve">Q50</w:t>
+              <w:t xml:space="preserve">Q51</w:t>
             </w:r>
           </w:p>
         </w:tc>
@@ -16264,7 +17976,7 @@
                 <w:sz w:val="17"/>
                 <w:szCs w:val="17"/>
               </w:rPr>
-              <w:t xml:space="preserve">Q51</w:t>
+              <w:t xml:space="preserve">Q52</w:t>
             </w:r>
           </w:p>
         </w:tc>
@@ -16397,7 +18109,7 @@
                 <w:sz w:val="17"/>
                 <w:szCs w:val="17"/>
               </w:rPr>
-              <w:t xml:space="preserve"/>
+              <w:t xml:space="preserve">Q53</w:t>
             </w:r>
           </w:p>
         </w:tc>
@@ -16429,7 +18141,140 @@
                 <w:sz w:val="17"/>
                 <w:szCs w:val="17"/>
               </w:rPr>
-              <w:t xml:space="preserve"/>
+              <w:t xml:space="preserve">______________________________</w:t>
+            </w:r>
+          </w:p>
+        </w:tc>
+      </w:tr>
+      <w:tr>
+        <w:trPr>
+          <w:cantSplit/>
+        </w:trPr>
+        <w:tc>
+          <w:tcPr>
+            <w:tcW w:type="dxa" w:w="700"/>
+            <w:tcBorders>
+              <w:top w:val="single" w:color="CFC9EE" w:sz="6"/>
+              <w:left w:val="single" w:color="CFC9EE" w:sz="6"/>
+              <w:bottom w:val="single" w:color="CFC9EE" w:sz="6"/>
+              <w:right w:val="single" w:color="CFC9EE" w:sz="6"/>
+            </w:tcBorders>
+            <w:tcMar>
+              <w:top w:type="dxa" w:w="30"/>
+              <w:left w:type="dxa" w:w="110"/>
+              <w:bottom w:type="dxa" w:w="30"/>
+              <w:right w:type="dxa" w:w="110"/>
+            </w:tcMar>
+          </w:tcPr>
+          <w:p>
+            <w:pPr>
+              <w:spacing w:after="0"/>
+            </w:pPr>
+            <w:r>
+              <w:rPr>
+                <w:b/>
+                <w:bCs/>
+                <w:color w:val="5B3FD6"/>
+                <w:sz w:val="17"/>
+                <w:szCs w:val="17"/>
+              </w:rPr>
+              <w:t xml:space="preserve">Q27</w:t>
+            </w:r>
+          </w:p>
+        </w:tc>
+        <w:tc>
+          <w:tcPr>
+            <w:tcW w:type="dxa" w:w="4143"/>
+            <w:tcBorders>
+              <w:top w:val="single" w:color="CFC9EE" w:sz="6"/>
+              <w:left w:val="single" w:color="CFC9EE" w:sz="6"/>
+              <w:bottom w:val="single" w:color="CFC9EE" w:sz="6"/>
+              <w:right w:val="single" w:color="CFC9EE" w:sz="6"/>
+            </w:tcBorders>
+            <w:tcMar>
+              <w:top w:type="dxa" w:w="30"/>
+              <w:left w:type="dxa" w:w="110"/>
+              <w:bottom w:type="dxa" w:w="30"/>
+              <w:right w:type="dxa" w:w="110"/>
+            </w:tcMar>
+          </w:tcPr>
+          <w:p>
+            <w:pPr>
+              <w:spacing w:after="0"/>
+            </w:pPr>
+            <w:r>
+              <w:rPr>
+                <w:b w:val="false"/>
+                <w:bCs w:val="false"/>
+                <w:color w:val="1A0F5C"/>
+                <w:sz w:val="17"/>
+                <w:szCs w:val="17"/>
+              </w:rPr>
+              <w:t xml:space="preserve">○ a     ○ b     ○ c     ○ d</w:t>
+            </w:r>
+          </w:p>
+        </w:tc>
+        <w:tc>
+          <w:tcPr>
+            <w:tcW w:type="dxa" w:w="700"/>
+            <w:tcBorders>
+              <w:top w:val="single" w:color="CFC9EE" w:sz="6"/>
+              <w:left w:val="single" w:color="CFC9EE" w:sz="6"/>
+              <w:bottom w:val="single" w:color="CFC9EE" w:sz="6"/>
+              <w:right w:val="single" w:color="CFC9EE" w:sz="6"/>
+            </w:tcBorders>
+            <w:tcMar>
+              <w:top w:type="dxa" w:w="30"/>
+              <w:left w:type="dxa" w:w="110"/>
+              <w:bottom w:type="dxa" w:w="30"/>
+              <w:right w:type="dxa" w:w="110"/>
+            </w:tcMar>
+          </w:tcPr>
+          <w:p>
+            <w:pPr>
+              <w:spacing w:after="0"/>
+            </w:pPr>
+            <w:r>
+              <w:rPr>
+                <w:b/>
+                <w:bCs/>
+                <w:color w:val="5B3FD6"/>
+                <w:sz w:val="17"/>
+                <w:szCs w:val="17"/>
+              </w:rPr>
+              <w:t xml:space="preserve">Q54</w:t>
+            </w:r>
+          </w:p>
+        </w:tc>
+        <w:tc>
+          <w:tcPr>
+            <w:tcW w:type="dxa" w:w="4143"/>
+            <w:tcBorders>
+              <w:top w:val="single" w:color="CFC9EE" w:sz="6"/>
+              <w:left w:val="single" w:color="CFC9EE" w:sz="6"/>
+              <w:bottom w:val="single" w:color="CFC9EE" w:sz="6"/>
+              <w:right w:val="single" w:color="CFC9EE" w:sz="6"/>
+            </w:tcBorders>
+            <w:tcMar>
+              <w:top w:type="dxa" w:w="30"/>
+              <w:left w:type="dxa" w:w="110"/>
+              <w:bottom w:type="dxa" w:w="30"/>
+              <w:right w:type="dxa" w:w="110"/>
+            </w:tcMar>
+          </w:tcPr>
+          <w:p>
+            <w:pPr>
+              <w:spacing w:after="0"/>
+            </w:pPr>
+            <w:r>
+              <w:rPr>
+                <w:b w:val="false"/>
+                <w:bCs w:val="false"/>
+                <w:color w:val="1A0F5C"/>
+                <w:sz w:val="17"/>
+                <w:szCs w:val="17"/>
+              </w:rPr>
+              <w:t xml:space="preserve">______________________________</w:t>
             </w:r>
           </w:p>
         </w:tc>

--- a/content/W01/SAT/paper/C2_W01_SAT_recap_paper_STUDENT.docx
+++ b/content/W01/SAT/paper/C2_W01_SAT_recap_paper_STUDENT.docx
@@ -4130,7 +4130,7 @@
                 <w:sz w:val="21"/>
                 <w:szCs w:val="21"/>
               </w:rPr>
-              <w:t xml:space="preserve">Drop Q2 from the analysis.</w:t>
+              <w:t xml:space="preserve">Compare the quarters month by month, three months against three.</w:t>
             </w:r>
           </w:p>
           <w:p>
@@ -4494,7 +4494,7 @@
                 <w:sz w:val="21"/>
                 <w:szCs w:val="21"/>
               </w:rPr>
-              <w:t xml:space="preserve">the colour of its chart</w:t>
+              <w:t xml:space="preserve">its value in the previous quarter</w:t>
             </w:r>
           </w:p>
           <w:p>
@@ -7211,7 +7211,7 @@
                 <w:sz w:val="21"/>
                 <w:szCs w:val="21"/>
               </w:rPr>
-              <w:t xml:space="preserve">the p-value of the field</w:t>
+              <w:t xml:space="preserve">the value to fill in where one is missing</w:t>
             </w:r>
           </w:p>
         </w:tc>

--- a/content/W01/SAT/paper/C2_W01_SAT_recap_paper_STUDENT.docx
+++ b/content/W01/SAT/paper/C2_W01_SAT_recap_paper_STUDENT.docx
@@ -68,7 +68,7 @@
           <w:sz w:val="21"/>
           <w:szCs w:val="21"/>
         </w:rPr>
-        <w:t xml:space="preserve">This paper finds which of the week's decisions you can make cold, with no notes and no assistant, so Monday's practice starts where each of us needs it. Every item is a Kalpa business question first and a technique question second, which is the order interviewers use.</w:t>
+        <w:t xml:space="preserve">This week Meera Raghavan asked whether the Rs 12 crore Marketing wants for acquisition goes to the branch of revenue that is actually short, Anand Iyer disputed the Q1 figure the ERP export put on the dashboard, and Meera now has to decide whether the monsoon discount runs again at Diwali. This paper puts those decisions in front of you once more, with no notebook, no notes and no assistant, to find which of them you can make cold. The room's scores in each part, set beside the ratings you give in step one, decide where Monday's revision starts. A wrong answer tells Monday more than a blank one, so answer every item.</w:t>
       </w:r>
     </w:p>
     <w:p>
@@ -555,6 +555,81 @@
                 <w:szCs w:val="18"/>
               </w:rPr>
               <w:t xml:space="preserve">An exhibit is printed once, labelled by its part as Exhibit 2A, 2B, and every item that reads it follows it. Read code and queries as written: Python 3 and PostgreSQL unless the item says otherwise.</w:t>
+            </w:r>
+          </w:p>
+        </w:tc>
+      </w:tr>
+      <w:tr>
+        <w:trPr>
+          <w:cantSplit/>
+        </w:trPr>
+        <w:tc>
+          <w:tcPr>
+            <w:tcW w:type="dxa" w:w="1500"/>
+            <w:tcBorders>
+              <w:top w:val="single" w:color="D5D0C4" w:sz="4"/>
+              <w:left w:val="single" w:color="D5D0C4" w:sz="4"/>
+              <w:bottom w:val="single" w:color="D5D0C4" w:sz="4"/>
+              <w:right w:val="single" w:color="D5D0C4" w:sz="4"/>
+            </w:tcBorders>
+            <w:tcMar>
+              <w:top w:type="dxa" w:w="40"/>
+              <w:left w:type="dxa" w:w="100"/>
+              <w:bottom w:type="dxa" w:w="40"/>
+              <w:right w:type="dxa" w:w="100"/>
+            </w:tcMar>
+            <w:vAlign w:val="center"/>
+          </w:tcPr>
+          <w:p>
+            <w:pPr>
+              <w:keepNext w:val="false"/>
+              <w:spacing w:after="0" w:line="252"/>
+              <w:jc w:val="left"/>
+            </w:pPr>
+            <w:r>
+              <w:rPr>
+                <w:rFonts w:ascii="Arial" w:cs="Arial" w:eastAsia="Arial" w:hAnsi="Arial"/>
+                <w:color w:val="1C1B16"/>
+                <w:sz w:val="18"/>
+                <w:szCs w:val="18"/>
+              </w:rPr>
+              <w:t xml:space="preserve">Company</w:t>
+            </w:r>
+          </w:p>
+        </w:tc>
+        <w:tc>
+          <w:tcPr>
+            <w:tcW w:type="dxa" w:w="8300"/>
+            <w:tcBorders>
+              <w:top w:val="single" w:color="D5D0C4" w:sz="4"/>
+              <w:left w:val="single" w:color="D5D0C4" w:sz="4"/>
+              <w:bottom w:val="single" w:color="D5D0C4" w:sz="4"/>
+              <w:right w:val="single" w:color="D5D0C4" w:sz="4"/>
+            </w:tcBorders>
+            <w:tcMar>
+              <w:top w:type="dxa" w:w="40"/>
+              <w:left w:type="dxa" w:w="100"/>
+              <w:bottom w:type="dxa" w:w="40"/>
+              <w:right w:type="dxa" w:w="100"/>
+            </w:tcMar>
+            <w:vAlign w:val="center"/>
+          </w:tcPr>
+          <w:p>
+            <w:pPr>
+              <w:keepNext w:val="false"/>
+              <w:spacing w:after="0" w:line="252"/>
+              <w:jc w:val="left"/>
+            </w:pPr>
+            <w:r>
+              <w:rPr>
+                <w:rFonts w:ascii="Arial" w:cs="Arial" w:eastAsia="Arial" w:hAnsi="Arial"/>
+                <w:b w:val="false"/>
+                <w:bCs w:val="false"/>
+                <w:color w:val="1C1B16"/>
+                <w:sz w:val="18"/>
+                <w:szCs w:val="18"/>
+              </w:rPr>
+              <w:t xml:space="preserve">Every item is set inside Kalpa Retail, where you work as a trainee engineer in the data and AI team of its Global Capability Centre. Meera Raghavan is its CEO, Anand Iyer its finance controller and Kavya Nair a senior analyst in its data team; Marketing and Finance appear by function, and every number an item needs is on the page.</w:t>
             </w:r>
           </w:p>
         </w:tc>
@@ -3917,7 +3992,7 @@
                 <w:sz w:val="18"/>
                 <w:szCs w:val="18"/>
               </w:rPr>
-              <w:t xml:space="preserve">  ·  Complete it</w:t>
+              <w:t xml:space="preserve">  ·  Complete the definition</w:t>
             </w:r>
           </w:p>
           <w:p>
@@ -4013,7 +4088,7 @@
                 <w:sz w:val="18"/>
                 <w:szCs w:val="18"/>
               </w:rPr>
-              <w:t xml:space="preserve">  ·  Complete it</w:t>
+              <w:t xml:space="preserve">  ·  Name the mechanism</w:t>
             </w:r>
           </w:p>
           <w:p>
@@ -4109,7 +4184,7 @@
                 <w:sz w:val="18"/>
                 <w:szCs w:val="18"/>
               </w:rPr>
-              <w:t xml:space="preserve">  ·  True or false</w:t>
+              <w:t xml:space="preserve">  ·  Read a p-value claim</w:t>
             </w:r>
           </w:p>
           <w:p>
@@ -4205,7 +4280,7 @@
                 <w:sz w:val="18"/>
                 <w:szCs w:val="18"/>
               </w:rPr>
-              <w:t xml:space="preserve">  ·  True or false</w:t>
+              <w:t xml:space="preserve">  ·  Test a claim on averages</w:t>
             </w:r>
           </w:p>
           <w:p>
@@ -4301,7 +4376,7 @@
                 <w:sz w:val="18"/>
                 <w:szCs w:val="18"/>
               </w:rPr>
-              <w:t xml:space="preserve">  ·  True or false</w:t>
+              <w:t xml:space="preserve">  ·  Judge a claim on significance</w:t>
             </w:r>
           </w:p>
           <w:p>
@@ -4397,7 +4472,7 @@
                 <w:sz w:val="18"/>
                 <w:szCs w:val="18"/>
               </w:rPr>
-              <w:t xml:space="preserve">  ·  True or false</w:t>
+              <w:t xml:space="preserve">  ·  Check a claim on duplicates</w:t>
             </w:r>
           </w:p>
           <w:p>
@@ -4493,7 +4568,7 @@
                 <w:sz w:val="18"/>
                 <w:szCs w:val="18"/>
               </w:rPr>
-              <w:t xml:space="preserve">  ·  True or false</w:t>
+              <w:t xml:space="preserve">  ·  Compare two counts</w:t>
             </w:r>
           </w:p>
           <w:p>
@@ -4589,7 +4664,7 @@
                 <w:sz w:val="18"/>
                 <w:szCs w:val="18"/>
               </w:rPr>
-              <w:t xml:space="preserve">  ·  True or false</w:t>
+              <w:t xml:space="preserve">  ·  Test a causal claim</w:t>
             </w:r>
           </w:p>
           <w:p>
@@ -4685,7 +4760,7 @@
                 <w:sz w:val="18"/>
                 <w:szCs w:val="18"/>
               </w:rPr>
-              <w:t xml:space="preserve">  ·  True or false</w:t>
+              <w:t xml:space="preserve">  ·  Judge an aggregate claim</w:t>
             </w:r>
           </w:p>
           <w:p>
@@ -4829,7 +4904,7 @@
                 <w:sz w:val="18"/>
                 <w:szCs w:val="18"/>
               </w:rPr>
-              <w:t xml:space="preserve">  ·  Choose one</w:t>
+              <w:t xml:space="preserve">  ·  Rule out a branch</w:t>
             </w:r>
           </w:p>
           <w:p>
@@ -5037,7 +5112,7 @@
                 <w:sz w:val="18"/>
                 <w:szCs w:val="18"/>
               </w:rPr>
-              <w:t xml:space="preserve">  ·  Choose one</w:t>
+              <w:t xml:space="preserve">  ·  Place the Rs 12 crore</w:t>
             </w:r>
           </w:p>
           <w:p>
@@ -5245,7 +5320,7 @@
                 <w:sz w:val="18"/>
                 <w:szCs w:val="18"/>
               </w:rPr>
-              <w:t xml:space="preserve">  ·  Choose one</w:t>
+              <w:t xml:space="preserve">  ·  Pick the first rung</w:t>
             </w:r>
           </w:p>
           <w:p>
@@ -5453,7 +5528,7 @@
                 <w:sz w:val="18"/>
                 <w:szCs w:val="18"/>
               </w:rPr>
-              <w:t xml:space="preserve">  ·  Choose one</w:t>
+              <w:t xml:space="preserve">  ·  Repair the comparison</w:t>
             </w:r>
           </w:p>
           <w:p>
@@ -5661,7 +5736,7 @@
                 <w:sz w:val="18"/>
                 <w:szCs w:val="18"/>
               </w:rPr>
-              <w:t xml:space="preserve">  ·  Choose one</w:t>
+              <w:t xml:space="preserve">  ·  Compare the levers</w:t>
             </w:r>
           </w:p>
           <w:p>
@@ -5869,7 +5944,7 @@
                 <w:sz w:val="18"/>
                 <w:szCs w:val="18"/>
               </w:rPr>
-              <w:t xml:space="preserve">  ·  Choose every correct option</w:t>
+              <w:t xml:space="preserve">  ·  Define a rate</w:t>
             </w:r>
           </w:p>
           <w:p>
@@ -6077,7 +6152,7 @@
                 <w:sz w:val="18"/>
                 <w:szCs w:val="18"/>
               </w:rPr>
-              <w:t xml:space="preserve">  ·  Choose every correct option</w:t>
+              <w:t xml:space="preserve">  ·  Find what fakes a drop</w:t>
             </w:r>
           </w:p>
           <w:p>
@@ -6818,7 +6893,7 @@
                 <w:sz w:val="18"/>
                 <w:szCs w:val="18"/>
               </w:rPr>
-              <w:t xml:space="preserve">  ·  Choose one</w:t>
+              <w:t xml:space="preserve">  ·  Compute a leaf</w:t>
             </w:r>
           </w:p>
           <w:p>
@@ -7026,7 +7101,7 @@
                 <w:sz w:val="18"/>
                 <w:szCs w:val="18"/>
               </w:rPr>
-              <w:t xml:space="preserve">  ·  Choose one</w:t>
+              <w:t xml:space="preserve">  ·  Find the branch that moved</w:t>
             </w:r>
           </w:p>
           <w:p>
@@ -7234,7 +7309,7 @@
                 <w:sz w:val="18"/>
                 <w:szCs w:val="18"/>
               </w:rPr>
-              <w:t xml:space="preserve">  ·  True or false</w:t>
+              <w:t xml:space="preserve">  ·  Test the decomposition</w:t>
             </w:r>
           </w:p>
           <w:p>
@@ -7330,7 +7405,7 @@
                 <w:sz w:val="18"/>
                 <w:szCs w:val="18"/>
               </w:rPr>
-              <w:t xml:space="preserve">  ·  Choose one</w:t>
+              <w:t xml:space="preserve">  ·  Answer Marketing's claim</w:t>
             </w:r>
           </w:p>
           <w:p>
@@ -7538,7 +7613,7 @@
                 <w:sz w:val="18"/>
                 <w:szCs w:val="18"/>
               </w:rPr>
-              <w:t xml:space="preserve">  ·  Put the steps in order</w:t>
+              <w:t xml:space="preserve">  ·  Order the ladder</w:t>
             </w:r>
           </w:p>
           <w:p>
@@ -7837,7 +7912,7 @@
                 <w:sz w:val="18"/>
                 <w:szCs w:val="18"/>
               </w:rPr>
-              <w:t xml:space="preserve">  ·  Choose one</w:t>
+              <w:t xml:space="preserve">  ·  Repair the crash</w:t>
             </w:r>
           </w:p>
           <w:p>
@@ -8045,7 +8120,7 @@
                 <w:sz w:val="18"/>
                 <w:szCs w:val="18"/>
               </w:rPr>
-              <w:t xml:space="preserve">  ·  Choose one</w:t>
+              <w:t xml:space="preserve">  ·  Decide what a duplicate is</w:t>
             </w:r>
           </w:p>
           <w:p>
@@ -8253,7 +8328,7 @@
                 <w:sz w:val="18"/>
                 <w:szCs w:val="18"/>
               </w:rPr>
-              <w:t xml:space="preserve">  ·  Choose one</w:t>
+              <w:t xml:space="preserve">  ·  Read the run's report</w:t>
             </w:r>
           </w:p>
           <w:p>
@@ -8461,7 +8536,7 @@
                 <w:sz w:val="18"/>
                 <w:szCs w:val="18"/>
               </w:rPr>
-              <w:t xml:space="preserve">  ·  Choose one</w:t>
+              <w:t xml:space="preserve">  ·  Choose the first move</w:t>
             </w:r>
           </w:p>
           <w:p>
@@ -8669,7 +8744,7 @@
                 <w:sz w:val="18"/>
                 <w:szCs w:val="18"/>
               </w:rPr>
-              <w:t xml:space="preserve">  ·  Choose every correct option</w:t>
+              <w:t xml:space="preserve">  ·  Treat a missing value</w:t>
             </w:r>
           </w:p>
           <w:p>
@@ -8877,7 +8952,7 @@
                 <w:sz w:val="18"/>
                 <w:szCs w:val="18"/>
               </w:rPr>
-              <w:t xml:space="preserve">  ·  Choose every correct option</w:t>
+              <w:t xml:space="preserve">  ·  Define the profile</w:t>
             </w:r>
           </w:p>
           <w:p>
@@ -9548,7 +9623,7 @@
                 <w:sz w:val="18"/>
                 <w:szCs w:val="18"/>
               </w:rPr>
-              <w:t xml:space="preserve">  ·  Complete it</w:t>
+              <w:t xml:space="preserve">  ·  Count the clean rows</w:t>
             </w:r>
           </w:p>
           <w:p>
@@ -9644,7 +9719,7 @@
                 <w:sz w:val="18"/>
                 <w:szCs w:val="18"/>
               </w:rPr>
-              <w:t xml:space="preserve">  ·  Complete it</w:t>
+              <w:t xml:space="preserve">  ·  Size the rejects log</w:t>
             </w:r>
           </w:p>
           <w:p>
@@ -9740,7 +9815,7 @@
                 <w:sz w:val="18"/>
                 <w:szCs w:val="18"/>
               </w:rPr>
-              <w:t xml:space="preserve">  ·  Choose one</w:t>
+              <w:t xml:space="preserve">  ·  Update the comparison</w:t>
             </w:r>
           </w:p>
           <w:p>
@@ -9948,7 +10023,7 @@
                 <w:sz w:val="18"/>
                 <w:szCs w:val="18"/>
               </w:rPr>
-              <w:t xml:space="preserve">  ·  Put the steps in order</w:t>
+              <w:t xml:space="preserve">  ·  Order the cleaning pass</w:t>
             </w:r>
           </w:p>
           <w:p>
@@ -10219,7 +10294,7 @@
                 <w:sz w:val="18"/>
                 <w:szCs w:val="18"/>
               </w:rPr>
-              <w:t xml:space="preserve">  ·  True or false</w:t>
+              <w:t xml:space="preserve">  ·  Predict the comparison</w:t>
             </w:r>
           </w:p>
           <w:p>
@@ -10428,7 +10503,7 @@
                 <w:sz w:val="18"/>
                 <w:szCs w:val="18"/>
               </w:rPr>
-              <w:t xml:space="preserve">  ·  Choose one</w:t>
+              <w:t xml:space="preserve">  ·  Choose the count to trust</w:t>
             </w:r>
           </w:p>
           <w:p>
@@ -10636,7 +10711,7 @@
                 <w:sz w:val="18"/>
                 <w:szCs w:val="18"/>
               </w:rPr>
-              <w:t xml:space="preserve">  ·  Choose one</w:t>
+              <w:t xml:space="preserve">  ·  Judge the reconciliation</w:t>
             </w:r>
           </w:p>
           <w:p>
@@ -11267,7 +11342,7 @@
                 <w:sz w:val="18"/>
                 <w:szCs w:val="18"/>
               </w:rPr>
-              <w:t xml:space="preserve">  ·  Complete it</w:t>
+              <w:t xml:space="preserve">  ·  Count per customer</w:t>
             </w:r>
           </w:p>
           <w:p>
@@ -11363,7 +11438,7 @@
                 <w:sz w:val="18"/>
                 <w:szCs w:val="18"/>
               </w:rPr>
-              <w:t xml:space="preserve">  ·  Complete it</w:t>
+              <w:t xml:space="preserve">  ·  Price the average order</w:t>
             </w:r>
           </w:p>
           <w:p>
@@ -11459,7 +11534,7 @@
                 <w:sz w:val="18"/>
                 <w:szCs w:val="18"/>
               </w:rPr>
-              <w:t xml:space="preserve">  ·  Choose one</w:t>
+              <w:t xml:space="preserve">  ·  Reply in the room</w:t>
             </w:r>
           </w:p>
           <w:p>
@@ -11869,7 +11944,7 @@
                 <w:sz w:val="18"/>
                 <w:szCs w:val="18"/>
               </w:rPr>
-              <w:t xml:space="preserve">  ·  Choose one</w:t>
+              <w:t xml:space="preserve">  ·  Read the discount count</w:t>
             </w:r>
           </w:p>
           <w:p>
@@ -12077,7 +12152,7 @@
                 <w:sz w:val="18"/>
                 <w:szCs w:val="18"/>
               </w:rPr>
-              <w:t xml:space="preserve">  ·  Choose one</w:t>
+              <w:t xml:space="preserve">  ·  Predict what result holds</w:t>
             </w:r>
           </w:p>
           <w:p>
@@ -12487,7 +12562,7 @@
                 <w:sz w:val="18"/>
                 <w:szCs w:val="18"/>
               </w:rPr>
-              <w:t xml:space="preserve">  ·  Choose one</w:t>
+              <w:t xml:space="preserve">  ·  Trace the summary</w:t>
             </w:r>
           </w:p>
           <w:p>
@@ -12876,7 +12951,7 @@
                 <w:sz w:val="18"/>
                 <w:szCs w:val="18"/>
               </w:rPr>
-              <w:t xml:space="preserve">  ·  Choose one</w:t>
+              <w:t xml:space="preserve">  ·  Predict the output</w:t>
             </w:r>
           </w:p>
           <w:p>
@@ -13132,7 +13207,7 @@
                 <w:sz w:val="18"/>
                 <w:szCs w:val="18"/>
               </w:rPr>
-              <w:t xml:space="preserve">  ·  Choose one</w:t>
+              <w:t xml:space="preserve">  ·  Read the shuffles</w:t>
             </w:r>
           </w:p>
           <w:p>
@@ -13340,7 +13415,7 @@
                 <w:sz w:val="18"/>
                 <w:szCs w:val="18"/>
               </w:rPr>
-              <w:t xml:space="preserve">  ·  Choose one</w:t>
+              <w:t xml:space="preserve">  ·  Advise Meera</w:t>
             </w:r>
           </w:p>
           <w:p>
@@ -13548,7 +13623,7 @@
                 <w:sz w:val="18"/>
                 <w:szCs w:val="18"/>
               </w:rPr>
-              <w:t xml:space="preserve">  ·  Choose every correct option</w:t>
+              <w:t xml:space="preserve">  ·  Design a fair test</w:t>
             </w:r>
           </w:p>
           <w:p>
@@ -13756,7 +13831,7 @@
                 <w:sz w:val="18"/>
                 <w:szCs w:val="18"/>
               </w:rPr>
-              <w:t xml:space="preserve">  ·  Choose every correct option</w:t>
+              <w:t xml:space="preserve">  ·  Check four p-value statements</w:t>
             </w:r>
           </w:p>
           <w:p>
@@ -14352,7 +14427,7 @@
                 <w:sz w:val="18"/>
                 <w:szCs w:val="18"/>
               </w:rPr>
-              <w:t xml:space="preserve">  ·  Choose one</w:t>
+              <w:t xml:space="preserve">  ·  Name the pattern</w:t>
             </w:r>
           </w:p>
           <w:p>
@@ -14560,7 +14635,7 @@
                 <w:sz w:val="18"/>
                 <w:szCs w:val="18"/>
               </w:rPr>
-              <w:t xml:space="preserve">  ·  True or false</w:t>
+              <w:t xml:space="preserve">  ·  Judge frequency's role</w:t>
             </w:r>
           </w:p>
           <w:p>
@@ -14656,7 +14731,7 @@
                 <w:sz w:val="18"/>
                 <w:szCs w:val="18"/>
               </w:rPr>
-              <w:t xml:space="preserve">  ·  Choose one</w:t>
+              <w:t xml:space="preserve">  ·  Advise on Diwali</w:t>
             </w:r>
           </w:p>
           <w:p>
@@ -14912,7 +14987,7 @@
                 <w:sz w:val="18"/>
                 <w:szCs w:val="18"/>
               </w:rPr>
-              <w:t xml:space="preserve">  ·  Choose one</w:t>
+              <w:t xml:space="preserve">  ·  Read the two averages</w:t>
             </w:r>
           </w:p>
           <w:p>
@@ -15120,7 +15195,7 @@
                 <w:sz w:val="18"/>
                 <w:szCs w:val="18"/>
               </w:rPr>
-              <w:t xml:space="preserve">  ·  Work it out</w:t>
+              <w:t xml:space="preserve">  ·  Reason with numbers</w:t>
             </w:r>
           </w:p>
           <w:p>
@@ -15292,7 +15367,7 @@
                 <w:sz w:val="18"/>
                 <w:szCs w:val="18"/>
               </w:rPr>
-              <w:t xml:space="preserve">  ·  Work it out</w:t>
+              <w:t xml:space="preserve">  ·  Compute median and mean</w:t>
             </w:r>
           </w:p>
           <w:p>
@@ -15464,7 +15539,7 @@
                 <w:sz w:val="18"/>
                 <w:szCs w:val="18"/>
               </w:rPr>
-              <w:t xml:space="preserve">  ·  Work it out</w:t>
+              <w:t xml:space="preserve">  ·  Size the change</w:t>
             </w:r>
           </w:p>
           <w:p>
@@ -15636,7 +15711,7 @@
                 <w:sz w:val="18"/>
                 <w:szCs w:val="18"/>
               </w:rPr>
-              <w:t xml:space="preserve">  ·  Work it out</w:t>
+              <w:t xml:space="preserve">  ·  Read p off the shuffles</w:t>
             </w:r>
           </w:p>
           <w:p>
@@ -15808,7 +15883,7 @@
                 <w:sz w:val="18"/>
                 <w:szCs w:val="18"/>
               </w:rPr>
-              <w:t xml:space="preserve">  ·  Work it out</w:t>
+              <w:t xml:space="preserve">  ·  Build revenue from the tree</w:t>
             </w:r>
           </w:p>
           <w:p>

--- a/content/W01/SAT/paper/C2_W01_SAT_recap_paper_STUDENT.docx
+++ b/content/W01/SAT/paper/C2_W01_SAT_recap_paper_STUDENT.docx
@@ -28,7 +28,7 @@
           <w:sz w:val="21"/>
           <w:szCs w:val="21"/>
         </w:rPr>
-        <w:t xml:space="preserve">Cohort 2 | Week 1 | Saturday 10 October 2026 | 120 minutes | 54 items in 6 parts | pen and paper | ungraded</w:t>
+        <w:t xml:space="preserve">Cohort 2 | Week 1 | Saturday 10 October 2026 | 120 minutes | 54 items in 6 parts | ungraded</w:t>
       </w:r>
     </w:p>
     <w:p>
@@ -729,7 +729,7 @@
     </w:p>
     <w:p>
       <w:pPr>
-        <w:keepNext w:val="false"/>
+        <w:keepNext/>
         <w:spacing w:after="100" w:line="276"/>
       </w:pPr>
       <w:r>
@@ -746,174 +746,245 @@
       <w:tblPr>
         <w:tblW w:type="dxa" w:w="9800"/>
         <w:tblBorders>
-          <w:top w:val="single" w:color="D5D0C4" w:sz="4"/>
-          <w:left w:val="single" w:color="D5D0C4" w:sz="4"/>
-          <w:bottom w:val="single" w:color="D5D0C4" w:sz="4"/>
-          <w:right w:val="single" w:color="D5D0C4" w:sz="4"/>
-          <w:insideH w:val="single" w:color="D5D0C4" w:sz="4"/>
-          <w:insideV w:val="single" w:color="D5D0C4" w:sz="4"/>
+          <w:top w:val="none" w:color="FFFFFF" w:sz="0"/>
+          <w:left w:val="none" w:color="FFFFFF" w:sz="0"/>
+          <w:bottom w:val="none" w:color="FFFFFF" w:sz="0"/>
+          <w:right w:val="none" w:color="FFFFFF" w:sz="0"/>
+          <w:insideH w:val="none" w:color="FFFFFF" w:sz="0"/>
+          <w:insideV w:val="none" w:color="FFFFFF" w:sz="0"/>
         </w:tblBorders>
       </w:tblPr>
       <w:tblGrid>
-        <w:gridCol w:w="4200"/>
-        <w:gridCol w:w="5600"/>
+        <w:gridCol w:w="2450"/>
+        <w:gridCol w:w="2450"/>
+        <w:gridCol w:w="2450"/>
+        <w:gridCol w:w="2450"/>
       </w:tblGrid>
-      <w:tr>
-        <w:trPr>
-          <w:cantSplit/>
-          <w:tblHeader/>
-        </w:trPr>
-        <w:tc>
-          <w:tcPr>
-            <w:tcW w:type="dxa" w:w="4200"/>
-            <w:tcBorders>
-              <w:top w:val="single" w:color="D5D0C4" w:sz="4"/>
-              <w:left w:val="single" w:color="D5D0C4" w:sz="4"/>
-              <w:bottom w:val="single" w:color="D5D0C4" w:sz="4"/>
-              <w:right w:val="single" w:color="D5D0C4" w:sz="4"/>
-            </w:tcBorders>
-            <w:shd w:fill="F9F8F3" w:color="auto" w:val="clear"/>
-            <w:tcMar>
-              <w:top w:type="dxa" w:w="40"/>
-              <w:left w:type="dxa" w:w="100"/>
-              <w:bottom w:type="dxa" w:w="40"/>
-              <w:right w:type="dxa" w:w="100"/>
-            </w:tcMar>
-            <w:vAlign w:val="center"/>
-          </w:tcPr>
-          <w:p>
-            <w:pPr>
-              <w:keepNext w:val="false"/>
-              <w:spacing w:after="0" w:line="240"/>
-              <w:jc w:val="left"/>
-            </w:pPr>
-            <w:r>
-              <w:rPr>
-                <w:rFonts w:ascii="Arial" w:cs="Arial" w:eastAsia="Arial" w:hAnsi="Arial"/>
-                <w:b/>
-                <w:bCs/>
-                <w:color w:val="1C1B16"/>
-                <w:sz w:val="18"/>
-                <w:szCs w:val="18"/>
-              </w:rPr>
-              <w:t xml:space="preserve">Area</w:t>
-            </w:r>
-          </w:p>
-        </w:tc>
-        <w:tc>
-          <w:tcPr>
-            <w:tcW w:type="dxa" w:w="5600"/>
-            <w:tcBorders>
-              <w:top w:val="single" w:color="D5D0C4" w:sz="4"/>
-              <w:left w:val="single" w:color="D5D0C4" w:sz="4"/>
-              <w:bottom w:val="single" w:color="D5D0C4" w:sz="4"/>
-              <w:right w:val="single" w:color="D5D0C4" w:sz="4"/>
-            </w:tcBorders>
-            <w:shd w:fill="F9F8F3" w:color="auto" w:val="clear"/>
-            <w:tcMar>
-              <w:top w:type="dxa" w:w="40"/>
-              <w:left w:type="dxa" w:w="100"/>
-              <w:bottom w:type="dxa" w:w="40"/>
-              <w:right w:type="dxa" w:w="100"/>
-            </w:tcMar>
-            <w:vAlign w:val="center"/>
-          </w:tcPr>
-          <w:p>
-            <w:pPr>
-              <w:keepNext w:val="false"/>
-              <w:spacing w:after="0" w:line="240"/>
-              <w:jc w:val="left"/>
-            </w:pPr>
-            <w:r>
-              <w:rPr>
-                <w:rFonts w:ascii="Arial" w:cs="Arial" w:eastAsia="Arial" w:hAnsi="Arial"/>
-                <w:b/>
-                <w:bCs/>
-                <w:color w:val="1C1B16"/>
-                <w:sz w:val="18"/>
-                <w:szCs w:val="18"/>
-              </w:rPr>
-              <w:t xml:space="preserve">Scale</w:t>
-            </w:r>
-          </w:p>
-        </w:tc>
-      </w:tr>
       <w:tr>
         <w:trPr>
           <w:cantSplit/>
         </w:trPr>
         <w:tc>
           <w:tcPr>
-            <w:tcW w:type="dxa" w:w="4200"/>
+            <w:tcW w:type="dxa" w:w="2450"/>
             <w:tcBorders>
-              <w:top w:val="single" w:color="D5D0C4" w:sz="4"/>
-              <w:left w:val="single" w:color="D5D0C4" w:sz="4"/>
-              <w:bottom w:val="single" w:color="D5D0C4" w:sz="4"/>
-              <w:right w:val="single" w:color="D5D0C4" w:sz="4"/>
+              <w:top w:val="single" w:color="FFFFFF" w:sz="4"/>
+              <w:left w:val="single" w:color="FFFFFF" w:sz="4"/>
+              <w:bottom w:val="single" w:color="FFFFFF" w:sz="4"/>
+              <w:right w:val="single" w:color="FFFFFF" w:sz="4"/>
             </w:tcBorders>
+            <w:shd w:fill="F9F8F3" w:color="auto" w:val="clear"/>
             <w:tcMar>
-              <w:top w:type="dxa" w:w="40"/>
-              <w:left w:type="dxa" w:w="100"/>
-              <w:bottom w:type="dxa" w:w="40"/>
-              <w:right w:type="dxa" w:w="100"/>
+              <w:top w:type="dxa" w:w="80"/>
+              <w:left w:type="dxa" w:w="120"/>
+              <w:bottom w:type="dxa" w:w="100"/>
+              <w:right w:type="dxa" w:w="120"/>
             </w:tcMar>
-            <w:vAlign w:val="center"/>
+            <w:vAlign w:val="top"/>
           </w:tcPr>
+          <w:p>
+            <w:pPr>
+              <w:keepNext/>
+              <w:spacing w:after="40" w:before="0"/>
+              <w:jc w:val="center"/>
+            </w:pPr>
+            <w:r>
+              <w:rPr>
+                <w:rFonts w:ascii="Georgia" w:cs="Georgia" w:eastAsia="Georgia" w:hAnsi="Georgia"/>
+                <w:color w:val="B37A33"/>
+                <w:sz w:val="36"/>
+                <w:szCs w:val="36"/>
+              </w:rPr>
+              <w:t xml:space="preserve">1</w:t>
+            </w:r>
+          </w:p>
           <w:p>
             <w:pPr>
               <w:keepNext w:val="false"/>
               <w:spacing w:after="0" w:line="252"/>
-              <w:jc w:val="left"/>
-            </w:pPr>
-            <w:r>
-              <w:rPr>
-                <w:rFonts w:ascii="Arial" w:cs="Arial" w:eastAsia="Arial" w:hAnsi="Arial"/>
-                <w:color w:val="1C1B16"/>
-                <w:sz w:val="18"/>
-                <w:szCs w:val="18"/>
-              </w:rPr>
-              <w:t xml:space="preserve">Part 1, The week's rules, cold; Part 2, Where did the revenue go; Part 3, Rows you can trust; Part 4, Read the code, read the data; Part 5, Chance and a fair test; Part 6, The numbers</w:t>
+              <w:jc w:val="center"/>
+            </w:pPr>
+            <w:r>
+              <w:rPr>
+                <w:rFonts w:ascii="Arial" w:cs="Arial" w:eastAsia="Arial" w:hAnsi="Arial"/>
+                <w:color w:val="1C1B16"/>
+                <w:sz w:val="18"/>
+                <w:szCs w:val="18"/>
+              </w:rPr>
+              <w:t xml:space="preserve">I have not used this</w:t>
             </w:r>
           </w:p>
         </w:tc>
         <w:tc>
           <w:tcPr>
-            <w:tcW w:type="dxa" w:w="5600"/>
+            <w:tcW w:type="dxa" w:w="2450"/>
             <w:tcBorders>
-              <w:top w:val="single" w:color="D5D0C4" w:sz="4"/>
-              <w:left w:val="single" w:color="D5D0C4" w:sz="4"/>
-              <w:bottom w:val="single" w:color="D5D0C4" w:sz="4"/>
-              <w:right w:val="single" w:color="D5D0C4" w:sz="4"/>
+              <w:top w:val="single" w:color="FFFFFF" w:sz="4"/>
+              <w:left w:val="single" w:color="FFFFFF" w:sz="4"/>
+              <w:bottom w:val="single" w:color="FFFFFF" w:sz="4"/>
+              <w:right w:val="single" w:color="FFFFFF" w:sz="4"/>
             </w:tcBorders>
+            <w:shd w:fill="EFE3D0" w:color="auto" w:val="clear"/>
             <w:tcMar>
-              <w:top w:type="dxa" w:w="40"/>
-              <w:left w:type="dxa" w:w="100"/>
-              <w:bottom w:type="dxa" w:w="40"/>
-              <w:right w:type="dxa" w:w="100"/>
+              <w:top w:type="dxa" w:w="80"/>
+              <w:left w:type="dxa" w:w="120"/>
+              <w:bottom w:type="dxa" w:w="100"/>
+              <w:right w:type="dxa" w:w="120"/>
             </w:tcMar>
-            <w:vAlign w:val="center"/>
+            <w:vAlign w:val="top"/>
           </w:tcPr>
+          <w:p>
+            <w:pPr>
+              <w:keepNext/>
+              <w:spacing w:after="40" w:before="0"/>
+              <w:jc w:val="center"/>
+            </w:pPr>
+            <w:r>
+              <w:rPr>
+                <w:rFonts w:ascii="Georgia" w:cs="Georgia" w:eastAsia="Georgia" w:hAnsi="Georgia"/>
+                <w:color w:val="B37A33"/>
+                <w:sz w:val="36"/>
+                <w:szCs w:val="36"/>
+              </w:rPr>
+              <w:t xml:space="preserve">2</w:t>
+            </w:r>
+          </w:p>
           <w:p>
             <w:pPr>
               <w:keepNext w:val="false"/>
               <w:spacing w:after="0" w:line="252"/>
-              <w:jc w:val="left"/>
-            </w:pPr>
-            <w:r>
-              <w:rPr>
-                <w:rFonts w:ascii="Arial" w:cs="Arial" w:eastAsia="Arial" w:hAnsi="Arial"/>
-                <w:b w:val="false"/>
-                <w:bCs w:val="false"/>
-                <w:color w:val="1C1B16"/>
-                <w:sz w:val="18"/>
-                <w:szCs w:val="18"/>
-              </w:rPr>
-              <w:t xml:space="preserve">1 = I have not used this; 2 = I can follow it when someone shows me; 3 = I can do it alone on a small problem; 4 = I can find and fix mistakes in someone else's version</w:t>
+              <w:jc w:val="center"/>
+            </w:pPr>
+            <w:r>
+              <w:rPr>
+                <w:rFonts w:ascii="Arial" w:cs="Arial" w:eastAsia="Arial" w:hAnsi="Arial"/>
+                <w:color w:val="1C1B16"/>
+                <w:sz w:val="18"/>
+                <w:szCs w:val="18"/>
+              </w:rPr>
+              <w:t xml:space="preserve">I can follow it when someone shows me</w:t>
+            </w:r>
+          </w:p>
+        </w:tc>
+        <w:tc>
+          <w:tcPr>
+            <w:tcW w:type="dxa" w:w="2450"/>
+            <w:tcBorders>
+              <w:top w:val="single" w:color="FFFFFF" w:sz="4"/>
+              <w:left w:val="single" w:color="FFFFFF" w:sz="4"/>
+              <w:bottom w:val="single" w:color="FFFFFF" w:sz="4"/>
+              <w:right w:val="single" w:color="FFFFFF" w:sz="4"/>
+            </w:tcBorders>
+            <w:shd w:fill="E2C9A3" w:color="auto" w:val="clear"/>
+            <w:tcMar>
+              <w:top w:type="dxa" w:w="80"/>
+              <w:left w:type="dxa" w:w="120"/>
+              <w:bottom w:type="dxa" w:w="100"/>
+              <w:right w:type="dxa" w:w="120"/>
+            </w:tcMar>
+            <w:vAlign w:val="top"/>
+          </w:tcPr>
+          <w:p>
+            <w:pPr>
+              <w:keepNext/>
+              <w:spacing w:after="40" w:before="0"/>
+              <w:jc w:val="center"/>
+            </w:pPr>
+            <w:r>
+              <w:rPr>
+                <w:rFonts w:ascii="Georgia" w:cs="Georgia" w:eastAsia="Georgia" w:hAnsi="Georgia"/>
+                <w:color w:val="B37A33"/>
+                <w:sz w:val="36"/>
+                <w:szCs w:val="36"/>
+              </w:rPr>
+              <w:t xml:space="preserve">3</w:t>
+            </w:r>
+          </w:p>
+          <w:p>
+            <w:pPr>
+              <w:keepNext w:val="false"/>
+              <w:spacing w:after="0" w:line="252"/>
+              <w:jc w:val="center"/>
+            </w:pPr>
+            <w:r>
+              <w:rPr>
+                <w:rFonts w:ascii="Arial" w:cs="Arial" w:eastAsia="Arial" w:hAnsi="Arial"/>
+                <w:color w:val="1C1B16"/>
+                <w:sz w:val="18"/>
+                <w:szCs w:val="18"/>
+              </w:rPr>
+              <w:t xml:space="preserve">I can do it alone on a small problem</w:t>
+            </w:r>
+          </w:p>
+        </w:tc>
+        <w:tc>
+          <w:tcPr>
+            <w:tcW w:type="dxa" w:w="2450"/>
+            <w:tcBorders>
+              <w:top w:val="single" w:color="FFFFFF" w:sz="4"/>
+              <w:left w:val="single" w:color="FFFFFF" w:sz="4"/>
+              <w:bottom w:val="single" w:color="FFFFFF" w:sz="4"/>
+              <w:right w:val="single" w:color="FFFFFF" w:sz="4"/>
+            </w:tcBorders>
+            <w:shd w:fill="B37A33" w:color="auto" w:val="clear"/>
+            <w:tcMar>
+              <w:top w:type="dxa" w:w="80"/>
+              <w:left w:type="dxa" w:w="120"/>
+              <w:bottom w:type="dxa" w:w="100"/>
+              <w:right w:type="dxa" w:w="120"/>
+            </w:tcMar>
+            <w:vAlign w:val="top"/>
+          </w:tcPr>
+          <w:p>
+            <w:pPr>
+              <w:keepNext/>
+              <w:spacing w:after="40" w:before="0"/>
+              <w:jc w:val="center"/>
+            </w:pPr>
+            <w:r>
+              <w:rPr>
+                <w:rFonts w:ascii="Georgia" w:cs="Georgia" w:eastAsia="Georgia" w:hAnsi="Georgia"/>
+                <w:color w:val="FFFFFF"/>
+                <w:sz w:val="36"/>
+                <w:szCs w:val="36"/>
+              </w:rPr>
+              <w:t xml:space="preserve">4</w:t>
+            </w:r>
+          </w:p>
+          <w:p>
+            <w:pPr>
+              <w:keepNext w:val="false"/>
+              <w:spacing w:after="0" w:line="252"/>
+              <w:jc w:val="center"/>
+            </w:pPr>
+            <w:r>
+              <w:rPr>
+                <w:rFonts w:ascii="Arial" w:cs="Arial" w:eastAsia="Arial" w:hAnsi="Arial"/>
+                <w:color w:val="FFFFFF"/>
+                <w:sz w:val="18"/>
+                <w:szCs w:val="18"/>
+              </w:rPr>
+              <w:t xml:space="preserve">I can find and fix mistakes in someone else's version</w:t>
             </w:r>
           </w:p>
         </w:tc>
       </w:tr>
     </w:tbl>
+    <w:p>
+      <w:pPr>
+        <w:keepNext w:val="false"/>
+        <w:spacing w:after="80" w:before="60"/>
+      </w:pPr>
+      <w:r>
+        <w:rPr>
+          <w:rFonts w:ascii="Arial" w:cs="Arial" w:eastAsia="Arial" w:hAnsi="Arial"/>
+          <w:color w:val="6B675E"/>
+          <w:sz w:val="19"/>
+          <w:szCs w:val="19"/>
+        </w:rPr>
+        <w:t xml:space="preserve">One rating for each of the 6 parts in the table below, in the boxes on the answer sheet.</w:t>
+      </w:r>
+    </w:p>
     <w:p>
       <w:pPr>
         <w:keepNext/>
@@ -945,9 +1016,9 @@
       </w:tblPr>
       <w:tblGrid>
         <w:gridCol w:w="560"/>
-        <w:gridCol w:w="2050"/>
-        <w:gridCol w:w="1300"/>
-        <w:gridCol w:w="2730"/>
+        <w:gridCol w:w="1800"/>
+        <w:gridCol w:w="1200"/>
+        <w:gridCol w:w="3080"/>
         <w:gridCol w:w="900"/>
         <w:gridCol w:w="680"/>
         <w:gridCol w:w="900"/>
@@ -997,7 +1068,7 @@
         </w:tc>
         <w:tc>
           <w:tcPr>
-            <w:tcW w:type="dxa" w:w="2050"/>
+            <w:tcW w:type="dxa" w:w="1800"/>
             <w:tcBorders>
               <w:top w:val="single" w:color="D5D0C4" w:sz="4"/>
               <w:left w:val="single" w:color="D5D0C4" w:sz="4"/>
@@ -1034,7 +1105,7 @@
         </w:tc>
         <w:tc>
           <w:tcPr>
-            <w:tcW w:type="dxa" w:w="1300"/>
+            <w:tcW w:type="dxa" w:w="1200"/>
             <w:tcBorders>
               <w:top w:val="single" w:color="D5D0C4" w:sz="4"/>
               <w:left w:val="single" w:color="D5D0C4" w:sz="4"/>
@@ -1071,7 +1142,7 @@
         </w:tc>
         <w:tc>
           <w:tcPr>
-            <w:tcW w:type="dxa" w:w="2730"/>
+            <w:tcW w:type="dxa" w:w="3080"/>
             <w:tcBorders>
               <w:top w:val="single" w:color="D5D0C4" w:sz="4"/>
               <w:left w:val="single" w:color="D5D0C4" w:sz="4"/>
@@ -1295,7 +1366,7 @@
         </w:tc>
         <w:tc>
           <w:tcPr>
-            <w:tcW w:type="dxa" w:w="2050"/>
+            <w:tcW w:type="dxa" w:w="1800"/>
             <w:tcBorders>
               <w:top w:val="single" w:color="D5D0C4" w:sz="4"/>
               <w:left w:val="single" w:color="D5D0C4" w:sz="4"/>
@@ -1331,7 +1402,7 @@
         </w:tc>
         <w:tc>
           <w:tcPr>
-            <w:tcW w:type="dxa" w:w="1300"/>
+            <w:tcW w:type="dxa" w:w="1200"/>
             <w:tcBorders>
               <w:top w:val="single" w:color="D5D0C4" w:sz="4"/>
               <w:left w:val="single" w:color="D5D0C4" w:sz="4"/>
@@ -1367,7 +1438,7 @@
         </w:tc>
         <w:tc>
           <w:tcPr>
-            <w:tcW w:type="dxa" w:w="2730"/>
+            <w:tcW w:type="dxa" w:w="3080"/>
             <w:tcBorders>
               <w:top w:val="single" w:color="D5D0C4" w:sz="4"/>
               <w:left w:val="single" w:color="D5D0C4" w:sz="4"/>
@@ -1586,7 +1657,7 @@
         </w:tc>
         <w:tc>
           <w:tcPr>
-            <w:tcW w:type="dxa" w:w="2050"/>
+            <w:tcW w:type="dxa" w:w="1800"/>
             <w:tcBorders>
               <w:top w:val="single" w:color="D5D0C4" w:sz="4"/>
               <w:left w:val="single" w:color="D5D0C4" w:sz="4"/>
@@ -1622,7 +1693,7 @@
         </w:tc>
         <w:tc>
           <w:tcPr>
-            <w:tcW w:type="dxa" w:w="1300"/>
+            <w:tcW w:type="dxa" w:w="1200"/>
             <w:tcBorders>
               <w:top w:val="single" w:color="D5D0C4" w:sz="4"/>
               <w:left w:val="single" w:color="D5D0C4" w:sz="4"/>
@@ -1658,7 +1729,7 @@
         </w:tc>
         <w:tc>
           <w:tcPr>
-            <w:tcW w:type="dxa" w:w="2730"/>
+            <w:tcW w:type="dxa" w:w="3080"/>
             <w:tcBorders>
               <w:top w:val="single" w:color="D5D0C4" w:sz="4"/>
               <w:left w:val="single" w:color="D5D0C4" w:sz="4"/>
@@ -1877,7 +1948,7 @@
         </w:tc>
         <w:tc>
           <w:tcPr>
-            <w:tcW w:type="dxa" w:w="2050"/>
+            <w:tcW w:type="dxa" w:w="1800"/>
             <w:tcBorders>
               <w:top w:val="single" w:color="D5D0C4" w:sz="4"/>
               <w:left w:val="single" w:color="D5D0C4" w:sz="4"/>
@@ -1913,7 +1984,7 @@
         </w:tc>
         <w:tc>
           <w:tcPr>
-            <w:tcW w:type="dxa" w:w="1300"/>
+            <w:tcW w:type="dxa" w:w="1200"/>
             <w:tcBorders>
               <w:top w:val="single" w:color="D5D0C4" w:sz="4"/>
               <w:left w:val="single" w:color="D5D0C4" w:sz="4"/>
@@ -1949,7 +2020,7 @@
         </w:tc>
         <w:tc>
           <w:tcPr>
-            <w:tcW w:type="dxa" w:w="2730"/>
+            <w:tcW w:type="dxa" w:w="3080"/>
             <w:tcBorders>
               <w:top w:val="single" w:color="D5D0C4" w:sz="4"/>
               <w:left w:val="single" w:color="D5D0C4" w:sz="4"/>
@@ -2168,7 +2239,7 @@
         </w:tc>
         <w:tc>
           <w:tcPr>
-            <w:tcW w:type="dxa" w:w="2050"/>
+            <w:tcW w:type="dxa" w:w="1800"/>
             <w:tcBorders>
               <w:top w:val="single" w:color="D5D0C4" w:sz="4"/>
               <w:left w:val="single" w:color="D5D0C4" w:sz="4"/>
@@ -2204,7 +2275,7 @@
         </w:tc>
         <w:tc>
           <w:tcPr>
-            <w:tcW w:type="dxa" w:w="1300"/>
+            <w:tcW w:type="dxa" w:w="1200"/>
             <w:tcBorders>
               <w:top w:val="single" w:color="D5D0C4" w:sz="4"/>
               <w:left w:val="single" w:color="D5D0C4" w:sz="4"/>
@@ -2240,7 +2311,7 @@
         </w:tc>
         <w:tc>
           <w:tcPr>
-            <w:tcW w:type="dxa" w:w="2730"/>
+            <w:tcW w:type="dxa" w:w="3080"/>
             <w:tcBorders>
               <w:top w:val="single" w:color="D5D0C4" w:sz="4"/>
               <w:left w:val="single" w:color="D5D0C4" w:sz="4"/>
@@ -2459,7 +2530,7 @@
         </w:tc>
         <w:tc>
           <w:tcPr>
-            <w:tcW w:type="dxa" w:w="2050"/>
+            <w:tcW w:type="dxa" w:w="1800"/>
             <w:tcBorders>
               <w:top w:val="single" w:color="D5D0C4" w:sz="4"/>
               <w:left w:val="single" w:color="D5D0C4" w:sz="4"/>
@@ -2495,7 +2566,7 @@
         </w:tc>
         <w:tc>
           <w:tcPr>
-            <w:tcW w:type="dxa" w:w="1300"/>
+            <w:tcW w:type="dxa" w:w="1200"/>
             <w:tcBorders>
               <w:top w:val="single" w:color="D5D0C4" w:sz="4"/>
               <w:left w:val="single" w:color="D5D0C4" w:sz="4"/>
@@ -2531,7 +2602,7 @@
         </w:tc>
         <w:tc>
           <w:tcPr>
-            <w:tcW w:type="dxa" w:w="2730"/>
+            <w:tcW w:type="dxa" w:w="3080"/>
             <w:tcBorders>
               <w:top w:val="single" w:color="D5D0C4" w:sz="4"/>
               <w:left w:val="single" w:color="D5D0C4" w:sz="4"/>
@@ -2750,7 +2821,7 @@
         </w:tc>
         <w:tc>
           <w:tcPr>
-            <w:tcW w:type="dxa" w:w="2050"/>
+            <w:tcW w:type="dxa" w:w="1800"/>
             <w:tcBorders>
               <w:top w:val="single" w:color="D5D0C4" w:sz="4"/>
               <w:left w:val="single" w:color="D5D0C4" w:sz="4"/>
@@ -2786,7 +2857,7 @@
         </w:tc>
         <w:tc>
           <w:tcPr>
-            <w:tcW w:type="dxa" w:w="1300"/>
+            <w:tcW w:type="dxa" w:w="1200"/>
             <w:tcBorders>
               <w:top w:val="single" w:color="D5D0C4" w:sz="4"/>
               <w:left w:val="single" w:color="D5D0C4" w:sz="4"/>
@@ -2822,7 +2893,7 @@
         </w:tc>
         <w:tc>
           <w:tcPr>
-            <w:tcW w:type="dxa" w:w="2730"/>
+            <w:tcW w:type="dxa" w:w="3080"/>
             <w:tcBorders>
               <w:top w:val="single" w:color="D5D0C4" w:sz="4"/>
               <w:left w:val="single" w:color="D5D0C4" w:sz="4"/>
@@ -3043,7 +3114,7 @@
         </w:tc>
         <w:tc>
           <w:tcPr>
-            <w:tcW w:type="dxa" w:w="2050"/>
+            <w:tcW w:type="dxa" w:w="1800"/>
             <w:tcBorders>
               <w:top w:val="single" w:color="D5D0C4" w:sz="4"/>
               <w:left w:val="single" w:color="D5D0C4" w:sz="4"/>
@@ -3079,7 +3150,7 @@
         </w:tc>
         <w:tc>
           <w:tcPr>
-            <w:tcW w:type="dxa" w:w="1300"/>
+            <w:tcW w:type="dxa" w:w="1200"/>
             <w:tcBorders>
               <w:top w:val="single" w:color="D5D0C4" w:sz="4"/>
               <w:left w:val="single" w:color="D5D0C4" w:sz="4"/>
@@ -3115,7 +3186,7 @@
         </w:tc>
         <w:tc>
           <w:tcPr>
-            <w:tcW w:type="dxa" w:w="2730"/>
+            <w:tcW w:type="dxa" w:w="3080"/>
             <w:tcBorders>
               <w:top w:val="single" w:color="D5D0C4" w:sz="4"/>
               <w:left w:val="single" w:color="D5D0C4" w:sz="4"/>
@@ -3994,6 +4065,17 @@
               </w:rPr>
               <w:t xml:space="preserve">  ·  Complete the definition</w:t>
             </w:r>
+            <w:r>
+              <w:rPr>
+                <w:rFonts w:ascii="Arial" w:cs="Arial" w:eastAsia="Arial" w:hAnsi="Arial"/>
+                <w:i/>
+                <w:iCs/>
+                <w:color w:val="6B675E"/>
+                <w:sz w:val="18"/>
+                <w:szCs w:val="18"/>
+              </w:rPr>
+              <w:t xml:space="preserve">  ·  a word or number</w:t>
+            </w:r>
           </w:p>
           <w:p>
             <w:pPr>
@@ -4090,6 +4172,17 @@
               </w:rPr>
               <w:t xml:space="preserve">  ·  Name the mechanism</w:t>
             </w:r>
+            <w:r>
+              <w:rPr>
+                <w:rFonts w:ascii="Arial" w:cs="Arial" w:eastAsia="Arial" w:hAnsi="Arial"/>
+                <w:i/>
+                <w:iCs/>
+                <w:color w:val="6B675E"/>
+                <w:sz w:val="18"/>
+                <w:szCs w:val="18"/>
+              </w:rPr>
+              <w:t xml:space="preserve">  ·  a word or number</w:t>
+            </w:r>
           </w:p>
           <w:p>
             <w:pPr>
@@ -4186,6 +4279,17 @@
               </w:rPr>
               <w:t xml:space="preserve">  ·  Read a p-value claim</w:t>
             </w:r>
+            <w:r>
+              <w:rPr>
+                <w:rFonts w:ascii="Arial" w:cs="Arial" w:eastAsia="Arial" w:hAnsi="Arial"/>
+                <w:i/>
+                <w:iCs/>
+                <w:color w:val="6B675E"/>
+                <w:sz w:val="18"/>
+                <w:szCs w:val="18"/>
+              </w:rPr>
+              <w:t xml:space="preserve">  ·  T or F</w:t>
+            </w:r>
           </w:p>
           <w:p>
             <w:pPr>
@@ -4282,6 +4386,17 @@
               </w:rPr>
               <w:t xml:space="preserve">  ·  Test a claim on averages</w:t>
             </w:r>
+            <w:r>
+              <w:rPr>
+                <w:rFonts w:ascii="Arial" w:cs="Arial" w:eastAsia="Arial" w:hAnsi="Arial"/>
+                <w:i/>
+                <w:iCs/>
+                <w:color w:val="6B675E"/>
+                <w:sz w:val="18"/>
+                <w:szCs w:val="18"/>
+              </w:rPr>
+              <w:t xml:space="preserve">  ·  T or F</w:t>
+            </w:r>
           </w:p>
           <w:p>
             <w:pPr>
@@ -4378,6 +4493,17 @@
               </w:rPr>
               <w:t xml:space="preserve">  ·  Judge a claim on significance</w:t>
             </w:r>
+            <w:r>
+              <w:rPr>
+                <w:rFonts w:ascii="Arial" w:cs="Arial" w:eastAsia="Arial" w:hAnsi="Arial"/>
+                <w:i/>
+                <w:iCs/>
+                <w:color w:val="6B675E"/>
+                <w:sz w:val="18"/>
+                <w:szCs w:val="18"/>
+              </w:rPr>
+              <w:t xml:space="preserve">  ·  T or F</w:t>
+            </w:r>
           </w:p>
           <w:p>
             <w:pPr>
@@ -4474,6 +4600,17 @@
               </w:rPr>
               <w:t xml:space="preserve">  ·  Check a claim on duplicates</w:t>
             </w:r>
+            <w:r>
+              <w:rPr>
+                <w:rFonts w:ascii="Arial" w:cs="Arial" w:eastAsia="Arial" w:hAnsi="Arial"/>
+                <w:i/>
+                <w:iCs/>
+                <w:color w:val="6B675E"/>
+                <w:sz w:val="18"/>
+                <w:szCs w:val="18"/>
+              </w:rPr>
+              <w:t xml:space="preserve">  ·  T or F</w:t>
+            </w:r>
           </w:p>
           <w:p>
             <w:pPr>
@@ -4570,6 +4707,17 @@
               </w:rPr>
               <w:t xml:space="preserve">  ·  Compare two counts</w:t>
             </w:r>
+            <w:r>
+              <w:rPr>
+                <w:rFonts w:ascii="Arial" w:cs="Arial" w:eastAsia="Arial" w:hAnsi="Arial"/>
+                <w:i/>
+                <w:iCs/>
+                <w:color w:val="6B675E"/>
+                <w:sz w:val="18"/>
+                <w:szCs w:val="18"/>
+              </w:rPr>
+              <w:t xml:space="preserve">  ·  T or F</w:t>
+            </w:r>
           </w:p>
           <w:p>
             <w:pPr>
@@ -4666,6 +4814,17 @@
               </w:rPr>
               <w:t xml:space="preserve">  ·  Test a causal claim</w:t>
             </w:r>
+            <w:r>
+              <w:rPr>
+                <w:rFonts w:ascii="Arial" w:cs="Arial" w:eastAsia="Arial" w:hAnsi="Arial"/>
+                <w:i/>
+                <w:iCs/>
+                <w:color w:val="6B675E"/>
+                <w:sz w:val="18"/>
+                <w:szCs w:val="18"/>
+              </w:rPr>
+              <w:t xml:space="preserve">  ·  T or F</w:t>
+            </w:r>
           </w:p>
           <w:p>
             <w:pPr>
@@ -4762,6 +4921,17 @@
               </w:rPr>
               <w:t xml:space="preserve">  ·  Judge an aggregate claim</w:t>
             </w:r>
+            <w:r>
+              <w:rPr>
+                <w:rFonts w:ascii="Arial" w:cs="Arial" w:eastAsia="Arial" w:hAnsi="Arial"/>
+                <w:i/>
+                <w:iCs/>
+                <w:color w:val="6B675E"/>
+                <w:sz w:val="18"/>
+                <w:szCs w:val="18"/>
+              </w:rPr>
+              <w:t xml:space="preserve">  ·  T or F</w:t>
+            </w:r>
           </w:p>
           <w:p>
             <w:pPr>
@@ -4781,12 +4951,6 @@
         </w:tc>
       </w:tr>
     </w:tbl>
-    <w:p>
-      <w:pPr>
-        <w:keepNext w:val="false"/>
-        <w:spacing w:after="120" w:before="0"/>
-      </w:pPr>
-    </w:p>
     <w:p>
       <w:pPr>
         <w:keepNext/>
@@ -4906,6 +5070,17 @@
               </w:rPr>
               <w:t xml:space="preserve">  ·  Rule out a branch</w:t>
             </w:r>
+            <w:r>
+              <w:rPr>
+                <w:rFonts w:ascii="Arial" w:cs="Arial" w:eastAsia="Arial" w:hAnsi="Arial"/>
+                <w:i/>
+                <w:iCs/>
+                <w:color w:val="6B675E"/>
+                <w:sz w:val="18"/>
+                <w:szCs w:val="18"/>
+              </w:rPr>
+              <w:t xml:space="preserve">  ·  one letter</w:t>
+            </w:r>
           </w:p>
           <w:p>
             <w:pPr>
@@ -5114,6 +5289,17 @@
               </w:rPr>
               <w:t xml:space="preserve">  ·  Place the Rs 12 crore</w:t>
             </w:r>
+            <w:r>
+              <w:rPr>
+                <w:rFonts w:ascii="Arial" w:cs="Arial" w:eastAsia="Arial" w:hAnsi="Arial"/>
+                <w:i/>
+                <w:iCs/>
+                <w:color w:val="6B675E"/>
+                <w:sz w:val="18"/>
+                <w:szCs w:val="18"/>
+              </w:rPr>
+              <w:t xml:space="preserve">  ·  one letter</w:t>
+            </w:r>
           </w:p>
           <w:p>
             <w:pPr>
@@ -5322,6 +5508,17 @@
               </w:rPr>
               <w:t xml:space="preserve">  ·  Pick the first rung</w:t>
             </w:r>
+            <w:r>
+              <w:rPr>
+                <w:rFonts w:ascii="Arial" w:cs="Arial" w:eastAsia="Arial" w:hAnsi="Arial"/>
+                <w:i/>
+                <w:iCs/>
+                <w:color w:val="6B675E"/>
+                <w:sz w:val="18"/>
+                <w:szCs w:val="18"/>
+              </w:rPr>
+              <w:t xml:space="preserve">  ·  one letter</w:t>
+            </w:r>
           </w:p>
           <w:p>
             <w:pPr>
@@ -5530,6 +5727,17 @@
               </w:rPr>
               <w:t xml:space="preserve">  ·  Repair the comparison</w:t>
             </w:r>
+            <w:r>
+              <w:rPr>
+                <w:rFonts w:ascii="Arial" w:cs="Arial" w:eastAsia="Arial" w:hAnsi="Arial"/>
+                <w:i/>
+                <w:iCs/>
+                <w:color w:val="6B675E"/>
+                <w:sz w:val="18"/>
+                <w:szCs w:val="18"/>
+              </w:rPr>
+              <w:t xml:space="preserve">  ·  one letter</w:t>
+            </w:r>
           </w:p>
           <w:p>
             <w:pPr>
@@ -5738,6 +5946,17 @@
               </w:rPr>
               <w:t xml:space="preserve">  ·  Compare the levers</w:t>
             </w:r>
+            <w:r>
+              <w:rPr>
+                <w:rFonts w:ascii="Arial" w:cs="Arial" w:eastAsia="Arial" w:hAnsi="Arial"/>
+                <w:i/>
+                <w:iCs/>
+                <w:color w:val="6B675E"/>
+                <w:sz w:val="18"/>
+                <w:szCs w:val="18"/>
+              </w:rPr>
+              <w:t xml:space="preserve">  ·  one letter</w:t>
+            </w:r>
           </w:p>
           <w:p>
             <w:pPr>
@@ -5946,6 +6165,17 @@
               </w:rPr>
               <w:t xml:space="preserve">  ·  Define a rate</w:t>
             </w:r>
+            <w:r>
+              <w:rPr>
+                <w:rFonts w:ascii="Arial" w:cs="Arial" w:eastAsia="Arial" w:hAnsi="Arial"/>
+                <w:i/>
+                <w:iCs/>
+                <w:color w:val="6B675E"/>
+                <w:sz w:val="18"/>
+                <w:szCs w:val="18"/>
+              </w:rPr>
+              <w:t xml:space="preserve">  ·  every correct letter</w:t>
+            </w:r>
           </w:p>
           <w:p>
             <w:pPr>
@@ -6153,6 +6383,17 @@
                 <w:szCs w:val="18"/>
               </w:rPr>
               <w:t xml:space="preserve">  ·  Find what fakes a drop</w:t>
+            </w:r>
+            <w:r>
+              <w:rPr>
+                <w:rFonts w:ascii="Arial" w:cs="Arial" w:eastAsia="Arial" w:hAnsi="Arial"/>
+                <w:i/>
+                <w:iCs/>
+                <w:color w:val="6B675E"/>
+                <w:sz w:val="18"/>
+                <w:szCs w:val="18"/>
+              </w:rPr>
+              <w:t xml:space="preserve">  ·  every correct letter</w:t>
             </w:r>
           </w:p>
           <w:p>
@@ -6895,6 +7136,17 @@
               </w:rPr>
               <w:t xml:space="preserve">  ·  Compute a leaf</w:t>
             </w:r>
+            <w:r>
+              <w:rPr>
+                <w:rFonts w:ascii="Arial" w:cs="Arial" w:eastAsia="Arial" w:hAnsi="Arial"/>
+                <w:i/>
+                <w:iCs/>
+                <w:color w:val="6B675E"/>
+                <w:sz w:val="18"/>
+                <w:szCs w:val="18"/>
+              </w:rPr>
+              <w:t xml:space="preserve">  ·  one letter</w:t>
+            </w:r>
           </w:p>
           <w:p>
             <w:pPr>
@@ -7103,6 +7355,17 @@
               </w:rPr>
               <w:t xml:space="preserve">  ·  Find the branch that moved</w:t>
             </w:r>
+            <w:r>
+              <w:rPr>
+                <w:rFonts w:ascii="Arial" w:cs="Arial" w:eastAsia="Arial" w:hAnsi="Arial"/>
+                <w:i/>
+                <w:iCs/>
+                <w:color w:val="6B675E"/>
+                <w:sz w:val="18"/>
+                <w:szCs w:val="18"/>
+              </w:rPr>
+              <w:t xml:space="preserve">  ·  one letter</w:t>
+            </w:r>
           </w:p>
           <w:p>
             <w:pPr>
@@ -7311,6 +7574,17 @@
               </w:rPr>
               <w:t xml:space="preserve">  ·  Test the decomposition</w:t>
             </w:r>
+            <w:r>
+              <w:rPr>
+                <w:rFonts w:ascii="Arial" w:cs="Arial" w:eastAsia="Arial" w:hAnsi="Arial"/>
+                <w:i/>
+                <w:iCs/>
+                <w:color w:val="6B675E"/>
+                <w:sz w:val="18"/>
+                <w:szCs w:val="18"/>
+              </w:rPr>
+              <w:t xml:space="preserve">  ·  T or F</w:t>
+            </w:r>
           </w:p>
           <w:p>
             <w:pPr>
@@ -7407,6 +7681,17 @@
               </w:rPr>
               <w:t xml:space="preserve">  ·  Answer Marketing's claim</w:t>
             </w:r>
+            <w:r>
+              <w:rPr>
+                <w:rFonts w:ascii="Arial" w:cs="Arial" w:eastAsia="Arial" w:hAnsi="Arial"/>
+                <w:i/>
+                <w:iCs/>
+                <w:color w:val="6B675E"/>
+                <w:sz w:val="18"/>
+                <w:szCs w:val="18"/>
+              </w:rPr>
+              <w:t xml:space="preserve">  ·  one letter</w:t>
+            </w:r>
           </w:p>
           <w:p>
             <w:pPr>
@@ -7615,6 +7900,17 @@
               </w:rPr>
               <w:t xml:space="preserve">  ·  Order the ladder</w:t>
             </w:r>
+            <w:r>
+              <w:rPr>
+                <w:rFonts w:ascii="Arial" w:cs="Arial" w:eastAsia="Arial" w:hAnsi="Arial"/>
+                <w:i/>
+                <w:iCs/>
+                <w:color w:val="6B675E"/>
+                <w:sz w:val="18"/>
+                <w:szCs w:val="18"/>
+              </w:rPr>
+              <w:t xml:space="preserve">  ·  letters in order</w:t>
+            </w:r>
           </w:p>
           <w:p>
             <w:pPr>
@@ -7789,12 +8085,6 @@
         </w:tc>
       </w:tr>
     </w:tbl>
-    <w:p>
-      <w:pPr>
-        <w:keepNext w:val="false"/>
-        <w:spacing w:after="120" w:before="0"/>
-      </w:pPr>
-    </w:p>
     <w:p>
       <w:pPr>
         <w:keepNext/>
@@ -7914,6 +8204,17 @@
               </w:rPr>
               <w:t xml:space="preserve">  ·  Repair the crash</w:t>
             </w:r>
+            <w:r>
+              <w:rPr>
+                <w:rFonts w:ascii="Arial" w:cs="Arial" w:eastAsia="Arial" w:hAnsi="Arial"/>
+                <w:i/>
+                <w:iCs/>
+                <w:color w:val="6B675E"/>
+                <w:sz w:val="18"/>
+                <w:szCs w:val="18"/>
+              </w:rPr>
+              <w:t xml:space="preserve">  ·  one letter</w:t>
+            </w:r>
           </w:p>
           <w:p>
             <w:pPr>
@@ -8122,6 +8423,17 @@
               </w:rPr>
               <w:t xml:space="preserve">  ·  Decide what a duplicate is</w:t>
             </w:r>
+            <w:r>
+              <w:rPr>
+                <w:rFonts w:ascii="Arial" w:cs="Arial" w:eastAsia="Arial" w:hAnsi="Arial"/>
+                <w:i/>
+                <w:iCs/>
+                <w:color w:val="6B675E"/>
+                <w:sz w:val="18"/>
+                <w:szCs w:val="18"/>
+              </w:rPr>
+              <w:t xml:space="preserve">  ·  one letter</w:t>
+            </w:r>
           </w:p>
           <w:p>
             <w:pPr>
@@ -8330,6 +8642,17 @@
               </w:rPr>
               <w:t xml:space="preserve">  ·  Read the run's report</w:t>
             </w:r>
+            <w:r>
+              <w:rPr>
+                <w:rFonts w:ascii="Arial" w:cs="Arial" w:eastAsia="Arial" w:hAnsi="Arial"/>
+                <w:i/>
+                <w:iCs/>
+                <w:color w:val="6B675E"/>
+                <w:sz w:val="18"/>
+                <w:szCs w:val="18"/>
+              </w:rPr>
+              <w:t xml:space="preserve">  ·  one letter</w:t>
+            </w:r>
           </w:p>
           <w:p>
             <w:pPr>
@@ -8538,6 +8861,17 @@
               </w:rPr>
               <w:t xml:space="preserve">  ·  Choose the first move</w:t>
             </w:r>
+            <w:r>
+              <w:rPr>
+                <w:rFonts w:ascii="Arial" w:cs="Arial" w:eastAsia="Arial" w:hAnsi="Arial"/>
+                <w:i/>
+                <w:iCs/>
+                <w:color w:val="6B675E"/>
+                <w:sz w:val="18"/>
+                <w:szCs w:val="18"/>
+              </w:rPr>
+              <w:t xml:space="preserve">  ·  one letter</w:t>
+            </w:r>
           </w:p>
           <w:p>
             <w:pPr>
@@ -8746,6 +9080,17 @@
               </w:rPr>
               <w:t xml:space="preserve">  ·  Treat a missing value</w:t>
             </w:r>
+            <w:r>
+              <w:rPr>
+                <w:rFonts w:ascii="Arial" w:cs="Arial" w:eastAsia="Arial" w:hAnsi="Arial"/>
+                <w:i/>
+                <w:iCs/>
+                <w:color w:val="6B675E"/>
+                <w:sz w:val="18"/>
+                <w:szCs w:val="18"/>
+              </w:rPr>
+              <w:t xml:space="preserve">  ·  every correct letter</w:t>
+            </w:r>
           </w:p>
           <w:p>
             <w:pPr>
@@ -8953,6 +9298,17 @@
                 <w:szCs w:val="18"/>
               </w:rPr>
               <w:t xml:space="preserve">  ·  Define the profile</w:t>
+            </w:r>
+            <w:r>
+              <w:rPr>
+                <w:rFonts w:ascii="Arial" w:cs="Arial" w:eastAsia="Arial" w:hAnsi="Arial"/>
+                <w:i/>
+                <w:iCs/>
+                <w:color w:val="6B675E"/>
+                <w:sz w:val="18"/>
+                <w:szCs w:val="18"/>
+              </w:rPr>
+              <w:t xml:space="preserve">  ·  every correct letter</w:t>
             </w:r>
           </w:p>
           <w:p>
@@ -9625,6 +9981,17 @@
               </w:rPr>
               <w:t xml:space="preserve">  ·  Count the clean rows</w:t>
             </w:r>
+            <w:r>
+              <w:rPr>
+                <w:rFonts w:ascii="Arial" w:cs="Arial" w:eastAsia="Arial" w:hAnsi="Arial"/>
+                <w:i/>
+                <w:iCs/>
+                <w:color w:val="6B675E"/>
+                <w:sz w:val="18"/>
+                <w:szCs w:val="18"/>
+              </w:rPr>
+              <w:t xml:space="preserve">  ·  a word or number</w:t>
+            </w:r>
           </w:p>
           <w:p>
             <w:pPr>
@@ -9721,6 +10088,17 @@
               </w:rPr>
               <w:t xml:space="preserve">  ·  Size the rejects log</w:t>
             </w:r>
+            <w:r>
+              <w:rPr>
+                <w:rFonts w:ascii="Arial" w:cs="Arial" w:eastAsia="Arial" w:hAnsi="Arial"/>
+                <w:i/>
+                <w:iCs/>
+                <w:color w:val="6B675E"/>
+                <w:sz w:val="18"/>
+                <w:szCs w:val="18"/>
+              </w:rPr>
+              <w:t xml:space="preserve">  ·  a word or number</w:t>
+            </w:r>
           </w:p>
           <w:p>
             <w:pPr>
@@ -9817,6 +10195,17 @@
               </w:rPr>
               <w:t xml:space="preserve">  ·  Update the comparison</w:t>
             </w:r>
+            <w:r>
+              <w:rPr>
+                <w:rFonts w:ascii="Arial" w:cs="Arial" w:eastAsia="Arial" w:hAnsi="Arial"/>
+                <w:i/>
+                <w:iCs/>
+                <w:color w:val="6B675E"/>
+                <w:sz w:val="18"/>
+                <w:szCs w:val="18"/>
+              </w:rPr>
+              <w:t xml:space="preserve">  ·  one letter</w:t>
+            </w:r>
           </w:p>
           <w:p>
             <w:pPr>
@@ -10025,6 +10414,17 @@
               </w:rPr>
               <w:t xml:space="preserve">  ·  Order the cleaning pass</w:t>
             </w:r>
+            <w:r>
+              <w:rPr>
+                <w:rFonts w:ascii="Arial" w:cs="Arial" w:eastAsia="Arial" w:hAnsi="Arial"/>
+                <w:i/>
+                <w:iCs/>
+                <w:color w:val="6B675E"/>
+                <w:sz w:val="18"/>
+                <w:szCs w:val="18"/>
+              </w:rPr>
+              <w:t xml:space="preserve">  ·  letters in order</w:t>
+            </w:r>
           </w:p>
           <w:p>
             <w:pPr>
@@ -10171,12 +10571,6 @@
         </w:tc>
       </w:tr>
     </w:tbl>
-    <w:p>
-      <w:pPr>
-        <w:keepNext w:val="false"/>
-        <w:spacing w:after="120" w:before="0"/>
-      </w:pPr>
-    </w:p>
     <w:p>
       <w:pPr>
         <w:keepNext/>
@@ -10296,6 +10690,17 @@
               </w:rPr>
               <w:t xml:space="preserve">  ·  Predict the comparison</w:t>
             </w:r>
+            <w:r>
+              <w:rPr>
+                <w:rFonts w:ascii="Arial" w:cs="Arial" w:eastAsia="Arial" w:hAnsi="Arial"/>
+                <w:i/>
+                <w:iCs/>
+                <w:color w:val="6B675E"/>
+                <w:sz w:val="18"/>
+                <w:szCs w:val="18"/>
+              </w:rPr>
+              <w:t xml:space="preserve">  ·  T or F</w:t>
+            </w:r>
           </w:p>
           <w:p>
             <w:pPr>
@@ -10505,6 +10910,17 @@
               </w:rPr>
               <w:t xml:space="preserve">  ·  Choose the count to trust</w:t>
             </w:r>
+            <w:r>
+              <w:rPr>
+                <w:rFonts w:ascii="Arial" w:cs="Arial" w:eastAsia="Arial" w:hAnsi="Arial"/>
+                <w:i/>
+                <w:iCs/>
+                <w:color w:val="6B675E"/>
+                <w:sz w:val="18"/>
+                <w:szCs w:val="18"/>
+              </w:rPr>
+              <w:t xml:space="preserve">  ·  one letter</w:t>
+            </w:r>
           </w:p>
           <w:p>
             <w:pPr>
@@ -10712,6 +11128,17 @@
                 <w:szCs w:val="18"/>
               </w:rPr>
               <w:t xml:space="preserve">  ·  Judge the reconciliation</w:t>
+            </w:r>
+            <w:r>
+              <w:rPr>
+                <w:rFonts w:ascii="Arial" w:cs="Arial" w:eastAsia="Arial" w:hAnsi="Arial"/>
+                <w:i/>
+                <w:iCs/>
+                <w:color w:val="6B675E"/>
+                <w:sz w:val="18"/>
+                <w:szCs w:val="18"/>
+              </w:rPr>
+              <w:t xml:space="preserve">  ·  one letter</w:t>
             </w:r>
           </w:p>
           <w:p>
@@ -11344,6 +11771,17 @@
               </w:rPr>
               <w:t xml:space="preserve">  ·  Count per customer</w:t>
             </w:r>
+            <w:r>
+              <w:rPr>
+                <w:rFonts w:ascii="Arial" w:cs="Arial" w:eastAsia="Arial" w:hAnsi="Arial"/>
+                <w:i/>
+                <w:iCs/>
+                <w:color w:val="6B675E"/>
+                <w:sz w:val="18"/>
+                <w:szCs w:val="18"/>
+              </w:rPr>
+              <w:t xml:space="preserve">  ·  a word or number</w:t>
+            </w:r>
           </w:p>
           <w:p>
             <w:pPr>
@@ -11440,6 +11878,17 @@
               </w:rPr>
               <w:t xml:space="preserve">  ·  Price the average order</w:t>
             </w:r>
+            <w:r>
+              <w:rPr>
+                <w:rFonts w:ascii="Arial" w:cs="Arial" w:eastAsia="Arial" w:hAnsi="Arial"/>
+                <w:i/>
+                <w:iCs/>
+                <w:color w:val="6B675E"/>
+                <w:sz w:val="18"/>
+                <w:szCs w:val="18"/>
+              </w:rPr>
+              <w:t xml:space="preserve">  ·  a word or number</w:t>
+            </w:r>
           </w:p>
           <w:p>
             <w:pPr>
@@ -11536,6 +11985,17 @@
               </w:rPr>
               <w:t xml:space="preserve">  ·  Reply in the room</w:t>
             </w:r>
+            <w:r>
+              <w:rPr>
+                <w:rFonts w:ascii="Arial" w:cs="Arial" w:eastAsia="Arial" w:hAnsi="Arial"/>
+                <w:i/>
+                <w:iCs/>
+                <w:color w:val="6B675E"/>
+                <w:sz w:val="18"/>
+                <w:szCs w:val="18"/>
+              </w:rPr>
+              <w:t xml:space="preserve">  ·  one letter</w:t>
+            </w:r>
           </w:p>
           <w:p>
             <w:pPr>
@@ -11946,6 +12406,17 @@
               </w:rPr>
               <w:t xml:space="preserve">  ·  Read the discount count</w:t>
             </w:r>
+            <w:r>
+              <w:rPr>
+                <w:rFonts w:ascii="Arial" w:cs="Arial" w:eastAsia="Arial" w:hAnsi="Arial"/>
+                <w:i/>
+                <w:iCs/>
+                <w:color w:val="6B675E"/>
+                <w:sz w:val="18"/>
+                <w:szCs w:val="18"/>
+              </w:rPr>
+              <w:t xml:space="preserve">  ·  one letter</w:t>
+            </w:r>
           </w:p>
           <w:p>
             <w:pPr>
@@ -12154,6 +12625,17 @@
               </w:rPr>
               <w:t xml:space="preserve">  ·  Predict what result holds</w:t>
             </w:r>
+            <w:r>
+              <w:rPr>
+                <w:rFonts w:ascii="Arial" w:cs="Arial" w:eastAsia="Arial" w:hAnsi="Arial"/>
+                <w:i/>
+                <w:iCs/>
+                <w:color w:val="6B675E"/>
+                <w:sz w:val="18"/>
+                <w:szCs w:val="18"/>
+              </w:rPr>
+              <w:t xml:space="preserve">  ·  one letter</w:t>
+            </w:r>
           </w:p>
           <w:p>
             <w:pPr>
@@ -12564,6 +13046,17 @@
               </w:rPr>
               <w:t xml:space="preserve">  ·  Trace the summary</w:t>
             </w:r>
+            <w:r>
+              <w:rPr>
+                <w:rFonts w:ascii="Arial" w:cs="Arial" w:eastAsia="Arial" w:hAnsi="Arial"/>
+                <w:i/>
+                <w:iCs/>
+                <w:color w:val="6B675E"/>
+                <w:sz w:val="18"/>
+                <w:szCs w:val="18"/>
+              </w:rPr>
+              <w:t xml:space="preserve">  ·  one letter</w:t>
+            </w:r>
           </w:p>
           <w:p>
             <w:pPr>
@@ -12953,6 +13446,17 @@
               </w:rPr>
               <w:t xml:space="preserve">  ·  Predict the output</w:t>
             </w:r>
+            <w:r>
+              <w:rPr>
+                <w:rFonts w:ascii="Arial" w:cs="Arial" w:eastAsia="Arial" w:hAnsi="Arial"/>
+                <w:i/>
+                <w:iCs/>
+                <w:color w:val="6B675E"/>
+                <w:sz w:val="18"/>
+                <w:szCs w:val="18"/>
+              </w:rPr>
+              <w:t xml:space="preserve">  ·  one letter</w:t>
+            </w:r>
           </w:p>
           <w:p>
             <w:pPr>
@@ -13084,12 +13588,6 @@
         </w:tc>
       </w:tr>
     </w:tbl>
-    <w:p>
-      <w:pPr>
-        <w:keepNext w:val="false"/>
-        <w:spacing w:after="120" w:before="0"/>
-      </w:pPr>
-    </w:p>
     <w:p>
       <w:pPr>
         <w:keepNext/>
@@ -13209,6 +13707,17 @@
               </w:rPr>
               <w:t xml:space="preserve">  ·  Read the shuffles</w:t>
             </w:r>
+            <w:r>
+              <w:rPr>
+                <w:rFonts w:ascii="Arial" w:cs="Arial" w:eastAsia="Arial" w:hAnsi="Arial"/>
+                <w:i/>
+                <w:iCs/>
+                <w:color w:val="6B675E"/>
+                <w:sz w:val="18"/>
+                <w:szCs w:val="18"/>
+              </w:rPr>
+              <w:t xml:space="preserve">  ·  one letter</w:t>
+            </w:r>
           </w:p>
           <w:p>
             <w:pPr>
@@ -13417,6 +13926,17 @@
               </w:rPr>
               <w:t xml:space="preserve">  ·  Advise Meera</w:t>
             </w:r>
+            <w:r>
+              <w:rPr>
+                <w:rFonts w:ascii="Arial" w:cs="Arial" w:eastAsia="Arial" w:hAnsi="Arial"/>
+                <w:i/>
+                <w:iCs/>
+                <w:color w:val="6B675E"/>
+                <w:sz w:val="18"/>
+                <w:szCs w:val="18"/>
+              </w:rPr>
+              <w:t xml:space="preserve">  ·  one letter</w:t>
+            </w:r>
           </w:p>
           <w:p>
             <w:pPr>
@@ -13625,6 +14145,17 @@
               </w:rPr>
               <w:t xml:space="preserve">  ·  Design a fair test</w:t>
             </w:r>
+            <w:r>
+              <w:rPr>
+                <w:rFonts w:ascii="Arial" w:cs="Arial" w:eastAsia="Arial" w:hAnsi="Arial"/>
+                <w:i/>
+                <w:iCs/>
+                <w:color w:val="6B675E"/>
+                <w:sz w:val="18"/>
+                <w:szCs w:val="18"/>
+              </w:rPr>
+              <w:t xml:space="preserve">  ·  every correct letter</w:t>
+            </w:r>
           </w:p>
           <w:p>
             <w:pPr>
@@ -13832,6 +14363,17 @@
                 <w:szCs w:val="18"/>
               </w:rPr>
               <w:t xml:space="preserve">  ·  Check four p-value statements</w:t>
+            </w:r>
+            <w:r>
+              <w:rPr>
+                <w:rFonts w:ascii="Arial" w:cs="Arial" w:eastAsia="Arial" w:hAnsi="Arial"/>
+                <w:i/>
+                <w:iCs/>
+                <w:color w:val="6B675E"/>
+                <w:sz w:val="18"/>
+                <w:szCs w:val="18"/>
+              </w:rPr>
+              <w:t xml:space="preserve">  ·  every correct letter</w:t>
             </w:r>
           </w:p>
           <w:p>
@@ -14429,6 +14971,17 @@
               </w:rPr>
               <w:t xml:space="preserve">  ·  Name the pattern</w:t>
             </w:r>
+            <w:r>
+              <w:rPr>
+                <w:rFonts w:ascii="Arial" w:cs="Arial" w:eastAsia="Arial" w:hAnsi="Arial"/>
+                <w:i/>
+                <w:iCs/>
+                <w:color w:val="6B675E"/>
+                <w:sz w:val="18"/>
+                <w:szCs w:val="18"/>
+              </w:rPr>
+              <w:t xml:space="preserve">  ·  one letter</w:t>
+            </w:r>
           </w:p>
           <w:p>
             <w:pPr>
@@ -14637,6 +15190,17 @@
               </w:rPr>
               <w:t xml:space="preserve">  ·  Judge frequency's role</w:t>
             </w:r>
+            <w:r>
+              <w:rPr>
+                <w:rFonts w:ascii="Arial" w:cs="Arial" w:eastAsia="Arial" w:hAnsi="Arial"/>
+                <w:i/>
+                <w:iCs/>
+                <w:color w:val="6B675E"/>
+                <w:sz w:val="18"/>
+                <w:szCs w:val="18"/>
+              </w:rPr>
+              <w:t xml:space="preserve">  ·  T or F</w:t>
+            </w:r>
           </w:p>
           <w:p>
             <w:pPr>
@@ -14733,6 +15297,17 @@
               </w:rPr>
               <w:t xml:space="preserve">  ·  Advise on Diwali</w:t>
             </w:r>
+            <w:r>
+              <w:rPr>
+                <w:rFonts w:ascii="Arial" w:cs="Arial" w:eastAsia="Arial" w:hAnsi="Arial"/>
+                <w:i/>
+                <w:iCs/>
+                <w:color w:val="6B675E"/>
+                <w:sz w:val="18"/>
+                <w:szCs w:val="18"/>
+              </w:rPr>
+              <w:t xml:space="preserve">  ·  one letter</w:t>
+            </w:r>
           </w:p>
           <w:p>
             <w:pPr>
@@ -14864,12 +15439,6 @@
         </w:tc>
       </w:tr>
     </w:tbl>
-    <w:p>
-      <w:pPr>
-        <w:keepNext w:val="false"/>
-        <w:spacing w:after="120" w:before="0"/>
-      </w:pPr>
-    </w:p>
     <w:p>
       <w:pPr>
         <w:keepNext/>
@@ -14989,6 +15558,17 @@
               </w:rPr>
               <w:t xml:space="preserve">  ·  Read the two averages</w:t>
             </w:r>
+            <w:r>
+              <w:rPr>
+                <w:rFonts w:ascii="Arial" w:cs="Arial" w:eastAsia="Arial" w:hAnsi="Arial"/>
+                <w:i/>
+                <w:iCs/>
+                <w:color w:val="6B675E"/>
+                <w:sz w:val="18"/>
+                <w:szCs w:val="18"/>
+              </w:rPr>
+              <w:t xml:space="preserve">  ·  one letter</w:t>
+            </w:r>
           </w:p>
           <w:p>
             <w:pPr>
@@ -15197,6 +15777,17 @@
               </w:rPr>
               <w:t xml:space="preserve">  ·  Reason with numbers</w:t>
             </w:r>
+            <w:r>
+              <w:rPr>
+                <w:rFonts w:ascii="Arial" w:cs="Arial" w:eastAsia="Arial" w:hAnsi="Arial"/>
+                <w:i/>
+                <w:iCs/>
+                <w:color w:val="6B675E"/>
+                <w:sz w:val="18"/>
+                <w:szCs w:val="18"/>
+              </w:rPr>
+              <w:t xml:space="preserve">  ·  show the working</w:t>
+            </w:r>
           </w:p>
           <w:p>
             <w:pPr>
@@ -15237,7 +15828,7 @@
             <w:tr>
               <w:trPr>
                 <w:cantSplit/>
-                <w:trHeight w:val="1800" w:hRule="atLeast"/>
+                <w:trHeight w:val="1500" w:hRule="atLeast"/>
               </w:trPr>
               <w:tc>
                 <w:tcPr>
@@ -15268,27 +15859,13 @@
                       <w:sz w:val="15"/>
                       <w:szCs w:val="15"/>
                     </w:rPr>
-                    <w:t xml:space="preserve">Working</w:t>
+                    <w:t xml:space="preserve">Working. The final answer goes on the answer sheet.</w:t>
                   </w:r>
                 </w:p>
               </w:tc>
             </w:tr>
           </w:tbl>
-          <w:p>
-            <w:pPr>
-              <w:keepNext w:val="false"/>
-              <w:spacing w:after="0" w:before="40"/>
-            </w:pPr>
-            <w:r>
-              <w:rPr>
-                <w:rFonts w:ascii="Arial" w:cs="Arial" w:eastAsia="Arial" w:hAnsi="Arial"/>
-                <w:color w:val="6B675E"/>
-                <w:sz w:val="15"/>
-                <w:szCs w:val="15"/>
-              </w:rPr>
-              <w:t xml:space="preserve">Write the final answer on the answer sheet.</w:t>
-            </w:r>
-          </w:p>
+          <w:p/>
         </w:tc>
       </w:tr>
     </w:tbl>
@@ -15369,6 +15946,17 @@
               </w:rPr>
               <w:t xml:space="preserve">  ·  Compute median and mean</w:t>
             </w:r>
+            <w:r>
+              <w:rPr>
+                <w:rFonts w:ascii="Arial" w:cs="Arial" w:eastAsia="Arial" w:hAnsi="Arial"/>
+                <w:i/>
+                <w:iCs/>
+                <w:color w:val="6B675E"/>
+                <w:sz w:val="18"/>
+                <w:szCs w:val="18"/>
+              </w:rPr>
+              <w:t xml:space="preserve">  ·  show the working</w:t>
+            </w:r>
           </w:p>
           <w:p>
             <w:pPr>
@@ -15409,7 +15997,7 @@
             <w:tr>
               <w:trPr>
                 <w:cantSplit/>
-                <w:trHeight w:val="1800" w:hRule="atLeast"/>
+                <w:trHeight w:val="1500" w:hRule="atLeast"/>
               </w:trPr>
               <w:tc>
                 <w:tcPr>
@@ -15440,27 +16028,13 @@
                       <w:sz w:val="15"/>
                       <w:szCs w:val="15"/>
                     </w:rPr>
-                    <w:t xml:space="preserve">Working</w:t>
+                    <w:t xml:space="preserve">Working. The final answer goes on the answer sheet.</w:t>
                   </w:r>
                 </w:p>
               </w:tc>
             </w:tr>
           </w:tbl>
-          <w:p>
-            <w:pPr>
-              <w:keepNext w:val="false"/>
-              <w:spacing w:after="0" w:before="40"/>
-            </w:pPr>
-            <w:r>
-              <w:rPr>
-                <w:rFonts w:ascii="Arial" w:cs="Arial" w:eastAsia="Arial" w:hAnsi="Arial"/>
-                <w:color w:val="6B675E"/>
-                <w:sz w:val="15"/>
-                <w:szCs w:val="15"/>
-              </w:rPr>
-              <w:t xml:space="preserve">Write the final answer on the answer sheet.</w:t>
-            </w:r>
-          </w:p>
+          <w:p/>
         </w:tc>
       </w:tr>
     </w:tbl>
@@ -15541,6 +16115,17 @@
               </w:rPr>
               <w:t xml:space="preserve">  ·  Size the change</w:t>
             </w:r>
+            <w:r>
+              <w:rPr>
+                <w:rFonts w:ascii="Arial" w:cs="Arial" w:eastAsia="Arial" w:hAnsi="Arial"/>
+                <w:i/>
+                <w:iCs/>
+                <w:color w:val="6B675E"/>
+                <w:sz w:val="18"/>
+                <w:szCs w:val="18"/>
+              </w:rPr>
+              <w:t xml:space="preserve">  ·  show the working</w:t>
+            </w:r>
           </w:p>
           <w:p>
             <w:pPr>
@@ -15581,7 +16166,7 @@
             <w:tr>
               <w:trPr>
                 <w:cantSplit/>
-                <w:trHeight w:val="1800" w:hRule="atLeast"/>
+                <w:trHeight w:val="1500" w:hRule="atLeast"/>
               </w:trPr>
               <w:tc>
                 <w:tcPr>
@@ -15612,27 +16197,13 @@
                       <w:sz w:val="15"/>
                       <w:szCs w:val="15"/>
                     </w:rPr>
-                    <w:t xml:space="preserve">Working</w:t>
+                    <w:t xml:space="preserve">Working. The final answer goes on the answer sheet.</w:t>
                   </w:r>
                 </w:p>
               </w:tc>
             </w:tr>
           </w:tbl>
-          <w:p>
-            <w:pPr>
-              <w:keepNext w:val="false"/>
-              <w:spacing w:after="0" w:before="40"/>
-            </w:pPr>
-            <w:r>
-              <w:rPr>
-                <w:rFonts w:ascii="Arial" w:cs="Arial" w:eastAsia="Arial" w:hAnsi="Arial"/>
-                <w:color w:val="6B675E"/>
-                <w:sz w:val="15"/>
-                <w:szCs w:val="15"/>
-              </w:rPr>
-              <w:t xml:space="preserve">Write the final answer on the answer sheet.</w:t>
-            </w:r>
-          </w:p>
+          <w:p/>
         </w:tc>
       </w:tr>
     </w:tbl>
@@ -15713,6 +16284,17 @@
               </w:rPr>
               <w:t xml:space="preserve">  ·  Read p off the shuffles</w:t>
             </w:r>
+            <w:r>
+              <w:rPr>
+                <w:rFonts w:ascii="Arial" w:cs="Arial" w:eastAsia="Arial" w:hAnsi="Arial"/>
+                <w:i/>
+                <w:iCs/>
+                <w:color w:val="6B675E"/>
+                <w:sz w:val="18"/>
+                <w:szCs w:val="18"/>
+              </w:rPr>
+              <w:t xml:space="preserve">  ·  show the working</w:t>
+            </w:r>
           </w:p>
           <w:p>
             <w:pPr>
@@ -15753,7 +16335,7 @@
             <w:tr>
               <w:trPr>
                 <w:cantSplit/>
-                <w:trHeight w:val="1800" w:hRule="atLeast"/>
+                <w:trHeight w:val="1500" w:hRule="atLeast"/>
               </w:trPr>
               <w:tc>
                 <w:tcPr>
@@ -15784,27 +16366,13 @@
                       <w:sz w:val="15"/>
                       <w:szCs w:val="15"/>
                     </w:rPr>
-                    <w:t xml:space="preserve">Working</w:t>
+                    <w:t xml:space="preserve">Working. The final answer goes on the answer sheet.</w:t>
                   </w:r>
                 </w:p>
               </w:tc>
             </w:tr>
           </w:tbl>
-          <w:p>
-            <w:pPr>
-              <w:keepNext w:val="false"/>
-              <w:spacing w:after="0" w:before="40"/>
-            </w:pPr>
-            <w:r>
-              <w:rPr>
-                <w:rFonts w:ascii="Arial" w:cs="Arial" w:eastAsia="Arial" w:hAnsi="Arial"/>
-                <w:color w:val="6B675E"/>
-                <w:sz w:val="15"/>
-                <w:szCs w:val="15"/>
-              </w:rPr>
-              <w:t xml:space="preserve">Write the final answer on the answer sheet.</w:t>
-            </w:r>
-          </w:p>
+          <w:p/>
         </w:tc>
       </w:tr>
     </w:tbl>
@@ -15885,6 +16453,17 @@
               </w:rPr>
               <w:t xml:space="preserve">  ·  Build revenue from the tree</w:t>
             </w:r>
+            <w:r>
+              <w:rPr>
+                <w:rFonts w:ascii="Arial" w:cs="Arial" w:eastAsia="Arial" w:hAnsi="Arial"/>
+                <w:i/>
+                <w:iCs/>
+                <w:color w:val="6B675E"/>
+                <w:sz w:val="18"/>
+                <w:szCs w:val="18"/>
+              </w:rPr>
+              <w:t xml:space="preserve">  ·  show the working</w:t>
+            </w:r>
           </w:p>
           <w:p>
             <w:pPr>
@@ -15925,7 +16504,7 @@
             <w:tr>
               <w:trPr>
                 <w:cantSplit/>
-                <w:trHeight w:val="1800" w:hRule="atLeast"/>
+                <w:trHeight w:val="1500" w:hRule="atLeast"/>
               </w:trPr>
               <w:tc>
                 <w:tcPr>
@@ -15956,36 +16535,16 @@
                       <w:sz w:val="15"/>
                       <w:szCs w:val="15"/>
                     </w:rPr>
-                    <w:t xml:space="preserve">Working</w:t>
+                    <w:t xml:space="preserve">Working. The final answer goes on the answer sheet.</w:t>
                   </w:r>
                 </w:p>
               </w:tc>
             </w:tr>
           </w:tbl>
-          <w:p>
-            <w:pPr>
-              <w:keepNext w:val="false"/>
-              <w:spacing w:after="0" w:before="40"/>
-            </w:pPr>
-            <w:r>
-              <w:rPr>
-                <w:rFonts w:ascii="Arial" w:cs="Arial" w:eastAsia="Arial" w:hAnsi="Arial"/>
-                <w:color w:val="6B675E"/>
-                <w:sz w:val="15"/>
-                <w:szCs w:val="15"/>
-              </w:rPr>
-              <w:t xml:space="preserve">Write the final answer on the answer sheet.</w:t>
-            </w:r>
-          </w:p>
+          <w:p/>
         </w:tc>
       </w:tr>
     </w:tbl>
-    <w:p>
-      <w:pPr>
-        <w:keepNext w:val="false"/>
-        <w:spacing w:after="120" w:before="0"/>
-      </w:pPr>
-    </w:p>
     <w:p>
       <w:pPr>
         <w:pageBreakBefore/>
@@ -17233,12 +17792,6 @@
     </w:tbl>
     <w:p>
       <w:pPr>
-        <w:keepNext w:val="false"/>
-        <w:spacing w:after="140" w:before="0"/>
-      </w:pPr>
-    </w:p>
-    <w:p>
-      <w:pPr>
         <w:pageBreakBefore/>
         <w:spacing w:after="60" w:before="0"/>
       </w:pPr>
@@ -17625,11 +18178,12 @@
         </w:tblBorders>
       </w:tblPr>
       <w:tblGrid>
-        <w:gridCol w:w="7000"/>
-        <w:gridCol w:w="700"/>
-        <w:gridCol w:w="700"/>
-        <w:gridCol w:w="700"/>
-        <w:gridCol w:w="700"/>
+        <w:gridCol w:w="5420"/>
+        <w:gridCol w:w="620"/>
+        <w:gridCol w:w="620"/>
+        <w:gridCol w:w="620"/>
+        <w:gridCol w:w="620"/>
+        <w:gridCol w:w="1900"/>
       </w:tblGrid>
       <w:tr>
         <w:trPr>
@@ -17638,7 +18192,7 @@
         </w:trPr>
         <w:tc>
           <w:tcPr>
-            <w:tcW w:type="dxa" w:w="7000"/>
+            <w:tcW w:type="dxa" w:w="5420"/>
             <w:tcBorders>
               <w:top w:val="single" w:color="D5D0C4" w:sz="4"/>
               <w:left w:val="single" w:color="D5D0C4" w:sz="4"/>
@@ -17674,7 +18228,7 @@
         </w:tc>
         <w:tc>
           <w:tcPr>
-            <w:tcW w:type="dxa" w:w="700"/>
+            <w:tcW w:type="dxa" w:w="620"/>
             <w:tcBorders>
               <w:top w:val="single" w:color="D5D0C4" w:sz="4"/>
               <w:left w:val="single" w:color="D5D0C4" w:sz="4"/>
@@ -17710,7 +18264,7 @@
         </w:tc>
         <w:tc>
           <w:tcPr>
-            <w:tcW w:type="dxa" w:w="700"/>
+            <w:tcW w:type="dxa" w:w="620"/>
             <w:tcBorders>
               <w:top w:val="single" w:color="D5D0C4" w:sz="4"/>
               <w:left w:val="single" w:color="D5D0C4" w:sz="4"/>
@@ -17746,7 +18300,7 @@
         </w:tc>
         <w:tc>
           <w:tcPr>
-            <w:tcW w:type="dxa" w:w="700"/>
+            <w:tcW w:type="dxa" w:w="620"/>
             <w:tcBorders>
               <w:top w:val="single" w:color="D5D0C4" w:sz="4"/>
               <w:left w:val="single" w:color="D5D0C4" w:sz="4"/>
@@ -17782,7 +18336,7 @@
         </w:tc>
         <w:tc>
           <w:tcPr>
-            <w:tcW w:type="dxa" w:w="700"/>
+            <w:tcW w:type="dxa" w:w="620"/>
             <w:tcBorders>
               <w:top w:val="single" w:color="D5D0C4" w:sz="4"/>
               <w:left w:val="single" w:color="D5D0C4" w:sz="4"/>
@@ -17816,6 +18370,42 @@
             </w:r>
           </w:p>
         </w:tc>
+        <w:tc>
+          <w:tcPr>
+            <w:tcW w:type="dxa" w:w="1900"/>
+            <w:tcBorders>
+              <w:top w:val="single" w:color="D5D0C4" w:sz="4"/>
+              <w:left w:val="single" w:color="D5D0C4" w:sz="4"/>
+              <w:bottom w:val="single" w:color="D5D0C4" w:sz="4"/>
+              <w:right w:val="single" w:color="D5D0C4" w:sz="4"/>
+            </w:tcBorders>
+            <w:shd w:fill="F9F8F3" w:color="auto" w:val="clear"/>
+            <w:tcMar>
+              <w:top w:type="dxa" w:w="20"/>
+              <w:left w:type="dxa" w:w="60"/>
+              <w:bottom w:type="dxa" w:w="20"/>
+              <w:right w:type="dxa" w:w="60"/>
+            </w:tcMar>
+            <w:vAlign w:val="center"/>
+          </w:tcPr>
+          <w:p>
+            <w:pPr>
+              <w:spacing w:after="20" w:before="20" w:line="240"/>
+              <w:jc w:val="center"/>
+            </w:pPr>
+            <w:r>
+              <w:rPr>
+                <w:rFonts w:ascii="Arial" w:cs="Arial" w:eastAsia="Arial" w:hAnsi="Arial"/>
+                <w:b/>
+                <w:bCs/>
+                <w:color w:val="1C1B16"/>
+                <w:sz w:val="16"/>
+                <w:szCs w:val="16"/>
+              </w:rPr>
+              <w:t xml:space="preserve">Items right (marker)</w:t>
+            </w:r>
+          </w:p>
+        </w:tc>
       </w:tr>
       <w:tr>
         <w:trPr>
@@ -17824,7 +18414,7 @@
         </w:trPr>
         <w:tc>
           <w:tcPr>
-            <w:tcW w:type="dxa" w:w="7000"/>
+            <w:tcW w:type="dxa" w:w="5420"/>
             <w:tcBorders>
               <w:top w:val="single" w:color="D5D0C4" w:sz="4"/>
               <w:left w:val="single" w:color="D5D0C4" w:sz="4"/>
@@ -17859,7 +18449,7 @@
         </w:tc>
         <w:tc>
           <w:tcPr>
-            <w:tcW w:type="dxa" w:w="700"/>
+            <w:tcW w:type="dxa" w:w="620"/>
             <w:tcBorders>
               <w:top w:val="single" w:color="D5D0C4" w:sz="4"/>
               <w:left w:val="single" w:color="D5D0C4" w:sz="4"/>
@@ -17894,7 +18484,7 @@
         </w:tc>
         <w:tc>
           <w:tcPr>
-            <w:tcW w:type="dxa" w:w="700"/>
+            <w:tcW w:type="dxa" w:w="620"/>
             <w:tcBorders>
               <w:top w:val="single" w:color="D5D0C4" w:sz="4"/>
               <w:left w:val="single" w:color="D5D0C4" w:sz="4"/>
@@ -17929,7 +18519,7 @@
         </w:tc>
         <w:tc>
           <w:tcPr>
-            <w:tcW w:type="dxa" w:w="700"/>
+            <w:tcW w:type="dxa" w:w="620"/>
             <w:tcBorders>
               <w:top w:val="single" w:color="D5D0C4" w:sz="4"/>
               <w:left w:val="single" w:color="D5D0C4" w:sz="4"/>
@@ -17964,7 +18554,7 @@
         </w:tc>
         <w:tc>
           <w:tcPr>
-            <w:tcW w:type="dxa" w:w="700"/>
+            <w:tcW w:type="dxa" w:w="620"/>
             <w:tcBorders>
               <w:top w:val="single" w:color="D5D0C4" w:sz="4"/>
               <w:left w:val="single" w:color="D5D0C4" w:sz="4"/>
@@ -17997,15 +18587,9 @@
             </w:r>
           </w:p>
         </w:tc>
-      </w:tr>
-      <w:tr>
-        <w:trPr>
-          <w:cantSplit/>
-          <w:trHeight w:val="280" w:hRule="atLeast"/>
-        </w:trPr>
         <w:tc>
           <w:tcPr>
-            <w:tcW w:type="dxa" w:w="7000"/>
+            <w:tcW w:type="dxa" w:w="1900"/>
             <w:tcBorders>
               <w:top w:val="single" w:color="D5D0C4" w:sz="4"/>
               <w:left w:val="single" w:color="D5D0C4" w:sz="4"/>
@@ -18023,24 +18607,30 @@
           <w:p>
             <w:pPr>
               <w:spacing w:after="20" w:before="20" w:line="240"/>
-              <w:jc w:val="left"/>
+              <w:jc w:val="center"/>
             </w:pPr>
             <w:r>
               <w:rPr>
                 <w:rFonts w:ascii="Arial" w:cs="Arial" w:eastAsia="Arial" w:hAnsi="Arial"/>
                 <w:b w:val="false"/>
                 <w:bCs w:val="false"/>
-                <w:color w:val="1C1B16"/>
+                <w:color w:val="6B675E"/>
                 <w:sz w:val="16"/>
                 <w:szCs w:val="16"/>
               </w:rPr>
-              <w:t xml:space="preserve">Part 2. Where did the revenue go</w:t>
+              <w:t xml:space="preserve">____ of 9</w:t>
             </w:r>
           </w:p>
         </w:tc>
+      </w:tr>
+      <w:tr>
+        <w:trPr>
+          <w:cantSplit/>
+          <w:trHeight w:val="280" w:hRule="atLeast"/>
+        </w:trPr>
         <w:tc>
           <w:tcPr>
-            <w:tcW w:type="dxa" w:w="700"/>
+            <w:tcW w:type="dxa" w:w="5420"/>
             <w:tcBorders>
               <w:top w:val="single" w:color="D5D0C4" w:sz="4"/>
               <w:left w:val="single" w:color="D5D0C4" w:sz="4"/>
@@ -18058,7 +18648,7 @@
           <w:p>
             <w:pPr>
               <w:spacing w:after="20" w:before="20" w:line="240"/>
-              <w:jc w:val="center"/>
+              <w:jc w:val="left"/>
             </w:pPr>
             <w:r>
               <w:rPr>
@@ -18069,13 +18659,13 @@
                 <w:sz w:val="16"/>
                 <w:szCs w:val="16"/>
               </w:rPr>
-              <w:t xml:space="preserve"/>
+              <w:t xml:space="preserve">Part 2. Where did the revenue go</w:t>
             </w:r>
           </w:p>
         </w:tc>
         <w:tc>
           <w:tcPr>
-            <w:tcW w:type="dxa" w:w="700"/>
+            <w:tcW w:type="dxa" w:w="620"/>
             <w:tcBorders>
               <w:top w:val="single" w:color="D5D0C4" w:sz="4"/>
               <w:left w:val="single" w:color="D5D0C4" w:sz="4"/>
@@ -18110,7 +18700,7 @@
         </w:tc>
         <w:tc>
           <w:tcPr>
-            <w:tcW w:type="dxa" w:w="700"/>
+            <w:tcW w:type="dxa" w:w="620"/>
             <w:tcBorders>
               <w:top w:val="single" w:color="D5D0C4" w:sz="4"/>
               <w:left w:val="single" w:color="D5D0C4" w:sz="4"/>
@@ -18145,7 +18735,7 @@
         </w:tc>
         <w:tc>
           <w:tcPr>
-            <w:tcW w:type="dxa" w:w="700"/>
+            <w:tcW w:type="dxa" w:w="620"/>
             <w:tcBorders>
               <w:top w:val="single" w:color="D5D0C4" w:sz="4"/>
               <w:left w:val="single" w:color="D5D0C4" w:sz="4"/>
@@ -18178,15 +18768,9 @@
             </w:r>
           </w:p>
         </w:tc>
-      </w:tr>
-      <w:tr>
-        <w:trPr>
-          <w:cantSplit/>
-          <w:trHeight w:val="280" w:hRule="atLeast"/>
-        </w:trPr>
         <w:tc>
           <w:tcPr>
-            <w:tcW w:type="dxa" w:w="7000"/>
+            <w:tcW w:type="dxa" w:w="620"/>
             <w:tcBorders>
               <w:top w:val="single" w:color="D5D0C4" w:sz="4"/>
               <w:left w:val="single" w:color="D5D0C4" w:sz="4"/>
@@ -18204,7 +18788,7 @@
           <w:p>
             <w:pPr>
               <w:spacing w:after="20" w:before="20" w:line="240"/>
-              <w:jc w:val="left"/>
+              <w:jc w:val="center"/>
             </w:pPr>
             <w:r>
               <w:rPr>
@@ -18215,13 +18799,13 @@
                 <w:sz w:val="16"/>
                 <w:szCs w:val="16"/>
               </w:rPr>
-              <w:t xml:space="preserve">Part 3. Rows you can trust</w:t>
+              <w:t xml:space="preserve"/>
             </w:r>
           </w:p>
         </w:tc>
         <w:tc>
           <w:tcPr>
-            <w:tcW w:type="dxa" w:w="700"/>
+            <w:tcW w:type="dxa" w:w="1900"/>
             <w:tcBorders>
               <w:top w:val="single" w:color="D5D0C4" w:sz="4"/>
               <w:left w:val="single" w:color="D5D0C4" w:sz="4"/>
@@ -18246,17 +18830,23 @@
                 <w:rFonts w:ascii="Arial" w:cs="Arial" w:eastAsia="Arial" w:hAnsi="Arial"/>
                 <w:b w:val="false"/>
                 <w:bCs w:val="false"/>
-                <w:color w:val="1C1B16"/>
+                <w:color w:val="6B675E"/>
                 <w:sz w:val="16"/>
                 <w:szCs w:val="16"/>
               </w:rPr>
-              <w:t xml:space="preserve"/>
+              <w:t xml:space="preserve">____ of 12</w:t>
             </w:r>
           </w:p>
         </w:tc>
+      </w:tr>
+      <w:tr>
+        <w:trPr>
+          <w:cantSplit/>
+          <w:trHeight w:val="280" w:hRule="atLeast"/>
+        </w:trPr>
         <w:tc>
           <w:tcPr>
-            <w:tcW w:type="dxa" w:w="700"/>
+            <w:tcW w:type="dxa" w:w="5420"/>
             <w:tcBorders>
               <w:top w:val="single" w:color="D5D0C4" w:sz="4"/>
               <w:left w:val="single" w:color="D5D0C4" w:sz="4"/>
@@ -18274,7 +18864,7 @@
           <w:p>
             <w:pPr>
               <w:spacing w:after="20" w:before="20" w:line="240"/>
-              <w:jc w:val="center"/>
+              <w:jc w:val="left"/>
             </w:pPr>
             <w:r>
               <w:rPr>
@@ -18285,13 +18875,13 @@
                 <w:sz w:val="16"/>
                 <w:szCs w:val="16"/>
               </w:rPr>
-              <w:t xml:space="preserve"/>
+              <w:t xml:space="preserve">Part 3. Rows you can trust</w:t>
             </w:r>
           </w:p>
         </w:tc>
         <w:tc>
           <w:tcPr>
-            <w:tcW w:type="dxa" w:w="700"/>
+            <w:tcW w:type="dxa" w:w="620"/>
             <w:tcBorders>
               <w:top w:val="single" w:color="D5D0C4" w:sz="4"/>
               <w:left w:val="single" w:color="D5D0C4" w:sz="4"/>
@@ -18326,7 +18916,7 @@
         </w:tc>
         <w:tc>
           <w:tcPr>
-            <w:tcW w:type="dxa" w:w="700"/>
+            <w:tcW w:type="dxa" w:w="620"/>
             <w:tcBorders>
               <w:top w:val="single" w:color="D5D0C4" w:sz="4"/>
               <w:left w:val="single" w:color="D5D0C4" w:sz="4"/>
@@ -18359,15 +18949,9 @@
             </w:r>
           </w:p>
         </w:tc>
-      </w:tr>
-      <w:tr>
-        <w:trPr>
-          <w:cantSplit/>
-          <w:trHeight w:val="280" w:hRule="atLeast"/>
-        </w:trPr>
         <w:tc>
           <w:tcPr>
-            <w:tcW w:type="dxa" w:w="7000"/>
+            <w:tcW w:type="dxa" w:w="620"/>
             <w:tcBorders>
               <w:top w:val="single" w:color="D5D0C4" w:sz="4"/>
               <w:left w:val="single" w:color="D5D0C4" w:sz="4"/>
@@ -18385,7 +18969,7 @@
           <w:p>
             <w:pPr>
               <w:spacing w:after="20" w:before="20" w:line="240"/>
-              <w:jc w:val="left"/>
+              <w:jc w:val="center"/>
             </w:pPr>
             <w:r>
               <w:rPr>
@@ -18396,13 +18980,13 @@
                 <w:sz w:val="16"/>
                 <w:szCs w:val="16"/>
               </w:rPr>
-              <w:t xml:space="preserve">Part 4. Read the code, read the data</w:t>
+              <w:t xml:space="preserve"/>
             </w:r>
           </w:p>
         </w:tc>
         <w:tc>
           <w:tcPr>
-            <w:tcW w:type="dxa" w:w="700"/>
+            <w:tcW w:type="dxa" w:w="620"/>
             <w:tcBorders>
               <w:top w:val="single" w:color="D5D0C4" w:sz="4"/>
               <w:left w:val="single" w:color="D5D0C4" w:sz="4"/>
@@ -18437,7 +19021,7 @@
         </w:tc>
         <w:tc>
           <w:tcPr>
-            <w:tcW w:type="dxa" w:w="700"/>
+            <w:tcW w:type="dxa" w:w="1900"/>
             <w:tcBorders>
               <w:top w:val="single" w:color="D5D0C4" w:sz="4"/>
               <w:left w:val="single" w:color="D5D0C4" w:sz="4"/>
@@ -18462,17 +19046,23 @@
                 <w:rFonts w:ascii="Arial" w:cs="Arial" w:eastAsia="Arial" w:hAnsi="Arial"/>
                 <w:b w:val="false"/>
                 <w:bCs w:val="false"/>
-                <w:color w:val="1C1B16"/>
+                <w:color w:val="6B675E"/>
                 <w:sz w:val="16"/>
                 <w:szCs w:val="16"/>
               </w:rPr>
-              <w:t xml:space="preserve"/>
+              <w:t xml:space="preserve">____ of 10</w:t>
             </w:r>
           </w:p>
         </w:tc>
+      </w:tr>
+      <w:tr>
+        <w:trPr>
+          <w:cantSplit/>
+          <w:trHeight w:val="280" w:hRule="atLeast"/>
+        </w:trPr>
         <w:tc>
           <w:tcPr>
-            <w:tcW w:type="dxa" w:w="700"/>
+            <w:tcW w:type="dxa" w:w="5420"/>
             <w:tcBorders>
               <w:top w:val="single" w:color="D5D0C4" w:sz="4"/>
               <w:left w:val="single" w:color="D5D0C4" w:sz="4"/>
@@ -18490,7 +19080,7 @@
           <w:p>
             <w:pPr>
               <w:spacing w:after="20" w:before="20" w:line="240"/>
-              <w:jc w:val="center"/>
+              <w:jc w:val="left"/>
             </w:pPr>
             <w:r>
               <w:rPr>
@@ -18501,13 +19091,13 @@
                 <w:sz w:val="16"/>
                 <w:szCs w:val="16"/>
               </w:rPr>
-              <w:t xml:space="preserve"/>
+              <w:t xml:space="preserve">Part 4. Read the code, read the data</w:t>
             </w:r>
           </w:p>
         </w:tc>
         <w:tc>
           <w:tcPr>
-            <w:tcW w:type="dxa" w:w="700"/>
+            <w:tcW w:type="dxa" w:w="620"/>
             <w:tcBorders>
               <w:top w:val="single" w:color="D5D0C4" w:sz="4"/>
               <w:left w:val="single" w:color="D5D0C4" w:sz="4"/>
@@ -18540,15 +19130,9 @@
             </w:r>
           </w:p>
         </w:tc>
-      </w:tr>
-      <w:tr>
-        <w:trPr>
-          <w:cantSplit/>
-          <w:trHeight w:val="280" w:hRule="atLeast"/>
-        </w:trPr>
         <w:tc>
           <w:tcPr>
-            <w:tcW w:type="dxa" w:w="7000"/>
+            <w:tcW w:type="dxa" w:w="620"/>
             <w:tcBorders>
               <w:top w:val="single" w:color="D5D0C4" w:sz="4"/>
               <w:left w:val="single" w:color="D5D0C4" w:sz="4"/>
@@ -18566,7 +19150,7 @@
           <w:p>
             <w:pPr>
               <w:spacing w:after="20" w:before="20" w:line="240"/>
-              <w:jc w:val="left"/>
+              <w:jc w:val="center"/>
             </w:pPr>
             <w:r>
               <w:rPr>
@@ -18577,13 +19161,13 @@
                 <w:sz w:val="16"/>
                 <w:szCs w:val="16"/>
               </w:rPr>
-              <w:t xml:space="preserve">Part 5. Chance and a fair test</w:t>
+              <w:t xml:space="preserve"/>
             </w:r>
           </w:p>
         </w:tc>
         <w:tc>
           <w:tcPr>
-            <w:tcW w:type="dxa" w:w="700"/>
+            <w:tcW w:type="dxa" w:w="620"/>
             <w:tcBorders>
               <w:top w:val="single" w:color="D5D0C4" w:sz="4"/>
               <w:left w:val="single" w:color="D5D0C4" w:sz="4"/>
@@ -18618,7 +19202,7 @@
         </w:tc>
         <w:tc>
           <w:tcPr>
-            <w:tcW w:type="dxa" w:w="700"/>
+            <w:tcW w:type="dxa" w:w="620"/>
             <w:tcBorders>
               <w:top w:val="single" w:color="D5D0C4" w:sz="4"/>
               <w:left w:val="single" w:color="D5D0C4" w:sz="4"/>
@@ -18653,7 +19237,7 @@
         </w:tc>
         <w:tc>
           <w:tcPr>
-            <w:tcW w:type="dxa" w:w="700"/>
+            <w:tcW w:type="dxa" w:w="1900"/>
             <w:tcBorders>
               <w:top w:val="single" w:color="D5D0C4" w:sz="4"/>
               <w:left w:val="single" w:color="D5D0C4" w:sz="4"/>
@@ -18678,17 +19262,23 @@
                 <w:rFonts w:ascii="Arial" w:cs="Arial" w:eastAsia="Arial" w:hAnsi="Arial"/>
                 <w:b w:val="false"/>
                 <w:bCs w:val="false"/>
-                <w:color w:val="1C1B16"/>
+                <w:color w:val="6B675E"/>
                 <w:sz w:val="16"/>
                 <w:szCs w:val="16"/>
               </w:rPr>
-              <w:t xml:space="preserve"/>
+              <w:t xml:space="preserve">____ of 10</w:t>
             </w:r>
           </w:p>
         </w:tc>
+      </w:tr>
+      <w:tr>
+        <w:trPr>
+          <w:cantSplit/>
+          <w:trHeight w:val="280" w:hRule="atLeast"/>
+        </w:trPr>
         <w:tc>
           <w:tcPr>
-            <w:tcW w:type="dxa" w:w="700"/>
+            <w:tcW w:type="dxa" w:w="5420"/>
             <w:tcBorders>
               <w:top w:val="single" w:color="D5D0C4" w:sz="4"/>
               <w:left w:val="single" w:color="D5D0C4" w:sz="4"/>
@@ -18706,7 +19296,7 @@
           <w:p>
             <w:pPr>
               <w:spacing w:after="20" w:before="20" w:line="240"/>
-              <w:jc w:val="center"/>
+              <w:jc w:val="left"/>
             </w:pPr>
             <w:r>
               <w:rPr>
@@ -18717,19 +19307,13 @@
                 <w:sz w:val="16"/>
                 <w:szCs w:val="16"/>
               </w:rPr>
-              <w:t xml:space="preserve"/>
+              <w:t xml:space="preserve">Part 5. Chance and a fair test</w:t>
             </w:r>
           </w:p>
         </w:tc>
-      </w:tr>
-      <w:tr>
-        <w:trPr>
-          <w:cantSplit/>
-          <w:trHeight w:val="280" w:hRule="atLeast"/>
-        </w:trPr>
         <w:tc>
           <w:tcPr>
-            <w:tcW w:type="dxa" w:w="7000"/>
+            <w:tcW w:type="dxa" w:w="620"/>
             <w:tcBorders>
               <w:top w:val="single" w:color="D5D0C4" w:sz="4"/>
               <w:left w:val="single" w:color="D5D0C4" w:sz="4"/>
@@ -18747,7 +19331,7 @@
           <w:p>
             <w:pPr>
               <w:spacing w:after="20" w:before="20" w:line="240"/>
-              <w:jc w:val="left"/>
+              <w:jc w:val="center"/>
             </w:pPr>
             <w:r>
               <w:rPr>
@@ -18758,13 +19342,13 @@
                 <w:sz w:val="16"/>
                 <w:szCs w:val="16"/>
               </w:rPr>
-              <w:t xml:space="preserve">Part 6. The numbers</w:t>
+              <w:t xml:space="preserve"/>
             </w:r>
           </w:p>
         </w:tc>
         <w:tc>
           <w:tcPr>
-            <w:tcW w:type="dxa" w:w="700"/>
+            <w:tcW w:type="dxa" w:w="620"/>
             <w:tcBorders>
               <w:top w:val="single" w:color="D5D0C4" w:sz="4"/>
               <w:left w:val="single" w:color="D5D0C4" w:sz="4"/>
@@ -18799,7 +19383,7 @@
         </w:tc>
         <w:tc>
           <w:tcPr>
-            <w:tcW w:type="dxa" w:w="700"/>
+            <w:tcW w:type="dxa" w:w="620"/>
             <w:tcBorders>
               <w:top w:val="single" w:color="D5D0C4" w:sz="4"/>
               <w:left w:val="single" w:color="D5D0C4" w:sz="4"/>
@@ -18834,7 +19418,7 @@
         </w:tc>
         <w:tc>
           <w:tcPr>
-            <w:tcW w:type="dxa" w:w="700"/>
+            <w:tcW w:type="dxa" w:w="620"/>
             <w:tcBorders>
               <w:top w:val="single" w:color="D5D0C4" w:sz="4"/>
               <w:left w:val="single" w:color="D5D0C4" w:sz="4"/>
@@ -18869,7 +19453,7 @@
         </w:tc>
         <w:tc>
           <w:tcPr>
-            <w:tcW w:type="dxa" w:w="700"/>
+            <w:tcW w:type="dxa" w:w="1900"/>
             <w:tcBorders>
               <w:top w:val="single" w:color="D5D0C4" w:sz="4"/>
               <w:left w:val="single" w:color="D5D0C4" w:sz="4"/>
@@ -18894,11 +19478,227 @@
                 <w:rFonts w:ascii="Arial" w:cs="Arial" w:eastAsia="Arial" w:hAnsi="Arial"/>
                 <w:b w:val="false"/>
                 <w:bCs w:val="false"/>
-                <w:color w:val="1C1B16"/>
+                <w:color w:val="6B675E"/>
                 <w:sz w:val="16"/>
                 <w:szCs w:val="16"/>
               </w:rPr>
+              <w:t xml:space="preserve">____ of 7</w:t>
+            </w:r>
+          </w:p>
+        </w:tc>
+      </w:tr>
+      <w:tr>
+        <w:trPr>
+          <w:cantSplit/>
+          <w:trHeight w:val="280" w:hRule="atLeast"/>
+        </w:trPr>
+        <w:tc>
+          <w:tcPr>
+            <w:tcW w:type="dxa" w:w="5420"/>
+            <w:tcBorders>
+              <w:top w:val="single" w:color="D5D0C4" w:sz="4"/>
+              <w:left w:val="single" w:color="D5D0C4" w:sz="4"/>
+              <w:bottom w:val="single" w:color="D5D0C4" w:sz="4"/>
+              <w:right w:val="single" w:color="D5D0C4" w:sz="4"/>
+            </w:tcBorders>
+            <w:tcMar>
+              <w:top w:type="dxa" w:w="20"/>
+              <w:left w:type="dxa" w:w="60"/>
+              <w:bottom w:type="dxa" w:w="20"/>
+              <w:right w:type="dxa" w:w="60"/>
+            </w:tcMar>
+            <w:vAlign w:val="center"/>
+          </w:tcPr>
+          <w:p>
+            <w:pPr>
+              <w:spacing w:after="20" w:before="20" w:line="240"/>
+              <w:jc w:val="left"/>
+            </w:pPr>
+            <w:r>
+              <w:rPr>
+                <w:rFonts w:ascii="Arial" w:cs="Arial" w:eastAsia="Arial" w:hAnsi="Arial"/>
+                <w:b w:val="false"/>
+                <w:bCs w:val="false"/>
+                <w:color w:val="1C1B16"/>
+                <w:sz w:val="16"/>
+                <w:szCs w:val="16"/>
+              </w:rPr>
+              <w:t xml:space="preserve">Part 6. The numbers</w:t>
+            </w:r>
+          </w:p>
+        </w:tc>
+        <w:tc>
+          <w:tcPr>
+            <w:tcW w:type="dxa" w:w="620"/>
+            <w:tcBorders>
+              <w:top w:val="single" w:color="D5D0C4" w:sz="4"/>
+              <w:left w:val="single" w:color="D5D0C4" w:sz="4"/>
+              <w:bottom w:val="single" w:color="D5D0C4" w:sz="4"/>
+              <w:right w:val="single" w:color="D5D0C4" w:sz="4"/>
+            </w:tcBorders>
+            <w:tcMar>
+              <w:top w:type="dxa" w:w="20"/>
+              <w:left w:type="dxa" w:w="60"/>
+              <w:bottom w:type="dxa" w:w="20"/>
+              <w:right w:type="dxa" w:w="60"/>
+            </w:tcMar>
+            <w:vAlign w:val="center"/>
+          </w:tcPr>
+          <w:p>
+            <w:pPr>
+              <w:spacing w:after="20" w:before="20" w:line="240"/>
+              <w:jc w:val="center"/>
+            </w:pPr>
+            <w:r>
+              <w:rPr>
+                <w:rFonts w:ascii="Arial" w:cs="Arial" w:eastAsia="Arial" w:hAnsi="Arial"/>
+                <w:b w:val="false"/>
+                <w:bCs w:val="false"/>
+                <w:color w:val="1C1B16"/>
+                <w:sz w:val="16"/>
+                <w:szCs w:val="16"/>
+              </w:rPr>
               <w:t xml:space="preserve"/>
+            </w:r>
+          </w:p>
+        </w:tc>
+        <w:tc>
+          <w:tcPr>
+            <w:tcW w:type="dxa" w:w="620"/>
+            <w:tcBorders>
+              <w:top w:val="single" w:color="D5D0C4" w:sz="4"/>
+              <w:left w:val="single" w:color="D5D0C4" w:sz="4"/>
+              <w:bottom w:val="single" w:color="D5D0C4" w:sz="4"/>
+              <w:right w:val="single" w:color="D5D0C4" w:sz="4"/>
+            </w:tcBorders>
+            <w:tcMar>
+              <w:top w:type="dxa" w:w="20"/>
+              <w:left w:type="dxa" w:w="60"/>
+              <w:bottom w:type="dxa" w:w="20"/>
+              <w:right w:type="dxa" w:w="60"/>
+            </w:tcMar>
+            <w:vAlign w:val="center"/>
+          </w:tcPr>
+          <w:p>
+            <w:pPr>
+              <w:spacing w:after="20" w:before="20" w:line="240"/>
+              <w:jc w:val="center"/>
+            </w:pPr>
+            <w:r>
+              <w:rPr>
+                <w:rFonts w:ascii="Arial" w:cs="Arial" w:eastAsia="Arial" w:hAnsi="Arial"/>
+                <w:b w:val="false"/>
+                <w:bCs w:val="false"/>
+                <w:color w:val="1C1B16"/>
+                <w:sz w:val="16"/>
+                <w:szCs w:val="16"/>
+              </w:rPr>
+              <w:t xml:space="preserve"/>
+            </w:r>
+          </w:p>
+        </w:tc>
+        <w:tc>
+          <w:tcPr>
+            <w:tcW w:type="dxa" w:w="620"/>
+            <w:tcBorders>
+              <w:top w:val="single" w:color="D5D0C4" w:sz="4"/>
+              <w:left w:val="single" w:color="D5D0C4" w:sz="4"/>
+              <w:bottom w:val="single" w:color="D5D0C4" w:sz="4"/>
+              <w:right w:val="single" w:color="D5D0C4" w:sz="4"/>
+            </w:tcBorders>
+            <w:tcMar>
+              <w:top w:type="dxa" w:w="20"/>
+              <w:left w:type="dxa" w:w="60"/>
+              <w:bottom w:type="dxa" w:w="20"/>
+              <w:right w:type="dxa" w:w="60"/>
+            </w:tcMar>
+            <w:vAlign w:val="center"/>
+          </w:tcPr>
+          <w:p>
+            <w:pPr>
+              <w:spacing w:after="20" w:before="20" w:line="240"/>
+              <w:jc w:val="center"/>
+            </w:pPr>
+            <w:r>
+              <w:rPr>
+                <w:rFonts w:ascii="Arial" w:cs="Arial" w:eastAsia="Arial" w:hAnsi="Arial"/>
+                <w:b w:val="false"/>
+                <w:bCs w:val="false"/>
+                <w:color w:val="1C1B16"/>
+                <w:sz w:val="16"/>
+                <w:szCs w:val="16"/>
+              </w:rPr>
+              <w:t xml:space="preserve"/>
+            </w:r>
+          </w:p>
+        </w:tc>
+        <w:tc>
+          <w:tcPr>
+            <w:tcW w:type="dxa" w:w="620"/>
+            <w:tcBorders>
+              <w:top w:val="single" w:color="D5D0C4" w:sz="4"/>
+              <w:left w:val="single" w:color="D5D0C4" w:sz="4"/>
+              <w:bottom w:val="single" w:color="D5D0C4" w:sz="4"/>
+              <w:right w:val="single" w:color="D5D0C4" w:sz="4"/>
+            </w:tcBorders>
+            <w:tcMar>
+              <w:top w:type="dxa" w:w="20"/>
+              <w:left w:type="dxa" w:w="60"/>
+              <w:bottom w:type="dxa" w:w="20"/>
+              <w:right w:type="dxa" w:w="60"/>
+            </w:tcMar>
+            <w:vAlign w:val="center"/>
+          </w:tcPr>
+          <w:p>
+            <w:pPr>
+              <w:spacing w:after="20" w:before="20" w:line="240"/>
+              <w:jc w:val="center"/>
+            </w:pPr>
+            <w:r>
+              <w:rPr>
+                <w:rFonts w:ascii="Arial" w:cs="Arial" w:eastAsia="Arial" w:hAnsi="Arial"/>
+                <w:b w:val="false"/>
+                <w:bCs w:val="false"/>
+                <w:color w:val="1C1B16"/>
+                <w:sz w:val="16"/>
+                <w:szCs w:val="16"/>
+              </w:rPr>
+              <w:t xml:space="preserve"/>
+            </w:r>
+          </w:p>
+        </w:tc>
+        <w:tc>
+          <w:tcPr>
+            <w:tcW w:type="dxa" w:w="1900"/>
+            <w:tcBorders>
+              <w:top w:val="single" w:color="D5D0C4" w:sz="4"/>
+              <w:left w:val="single" w:color="D5D0C4" w:sz="4"/>
+              <w:bottom w:val="single" w:color="D5D0C4" w:sz="4"/>
+              <w:right w:val="single" w:color="D5D0C4" w:sz="4"/>
+            </w:tcBorders>
+            <w:tcMar>
+              <w:top w:type="dxa" w:w="20"/>
+              <w:left w:type="dxa" w:w="60"/>
+              <w:bottom w:type="dxa" w:w="20"/>
+              <w:right w:type="dxa" w:w="60"/>
+            </w:tcMar>
+            <w:vAlign w:val="center"/>
+          </w:tcPr>
+          <w:p>
+            <w:pPr>
+              <w:spacing w:after="20" w:before="20" w:line="240"/>
+              <w:jc w:val="center"/>
+            </w:pPr>
+            <w:r>
+              <w:rPr>
+                <w:rFonts w:ascii="Arial" w:cs="Arial" w:eastAsia="Arial" w:hAnsi="Arial"/>
+                <w:b w:val="false"/>
+                <w:bCs w:val="false"/>
+                <w:color w:val="6B675E"/>
+                <w:sz w:val="16"/>
+                <w:szCs w:val="16"/>
+              </w:rPr>
+              <w:t xml:space="preserve">____ of 6</w:t>
             </w:r>
           </w:p>
         </w:tc>

--- a/content/W01/SAT/paper/C2_W01_SAT_recap_paper_STUDENT.docx
+++ b/content/W01/SAT/paper/C2_W01_SAT_recap_paper_STUDENT.docx
@@ -6436,7 +6436,7 @@
                 <w:sz w:val="20"/>
                 <w:szCs w:val="20"/>
               </w:rPr>
-              <w:t xml:space="preserve">quarters holding unequal numbers of weeks</w:t>
+              <w:t xml:space="preserve">reporting the median beside the mean</w:t>
             </w:r>
           </w:p>
           <w:p>
@@ -6464,7 +6464,7 @@
                 <w:sz w:val="20"/>
                 <w:szCs w:val="20"/>
               </w:rPr>
-              <w:t xml:space="preserve">duplicated rows in the earlier quarter</w:t>
+              <w:t xml:space="preserve">quarters holding unequal numbers of weeks</w:t>
             </w:r>
           </w:p>
           <w:p>
@@ -6492,7 +6492,7 @@
                 <w:sz w:val="20"/>
                 <w:szCs w:val="20"/>
               </w:rPr>
-              <w:t xml:space="preserve">a segment definition that changed between the quarters</w:t>
+              <w:t xml:space="preserve">duplicated rows in the earlier quarter</w:t>
             </w:r>
           </w:p>
           <w:p>
@@ -6520,7 +6520,7 @@
                 <w:sz w:val="20"/>
                 <w:szCs w:val="20"/>
               </w:rPr>
-              <w:t xml:space="preserve">reporting the median beside the mean</w:t>
+              <w:t xml:space="preserve">a segment definition that changed between the quarters</w:t>
             </w:r>
           </w:p>
         </w:tc>
@@ -9160,7 +9160,7 @@
                 <w:sz w:val="20"/>
                 <w:szCs w:val="20"/>
               </w:rPr>
-              <w:t xml:space="preserve">Fill a stated default.</w:t>
+              <w:t xml:space="preserve">Type a value into the export.</w:t>
             </w:r>
           </w:p>
           <w:p>
@@ -9188,7 +9188,7 @@
                 <w:sz w:val="20"/>
                 <w:szCs w:val="20"/>
               </w:rPr>
-              <w:t xml:space="preserve">Keep the row and flag it.</w:t>
+              <w:t xml:space="preserve">Fill a stated default.</w:t>
             </w:r>
           </w:p>
           <w:p>
@@ -9216,7 +9216,7 @@
                 <w:sz w:val="20"/>
                 <w:szCs w:val="20"/>
               </w:rPr>
-              <w:t xml:space="preserve">Type a value into the export.</w:t>
+              <w:t xml:space="preserve">Keep the row and flag it.</w:t>
             </w:r>
           </w:p>
         </w:tc>
@@ -14197,7 +14197,7 @@
                 <w:sz w:val="20"/>
                 <w:szCs w:val="20"/>
               </w:rPr>
-              <w:t xml:space="preserve">a like-for-like group that did not get the discount</w:t>
+              <w:t xml:space="preserve">a deeper discount, so any effect is easier to see</w:t>
             </w:r>
           </w:p>
           <w:p>
@@ -14225,7 +14225,7 @@
                 <w:sz w:val="20"/>
                 <w:szCs w:val="20"/>
               </w:rPr>
-              <w:t xml:space="preserve">the same time window for both groups</w:t>
+              <w:t xml:space="preserve">a like-for-like group that did not get the discount</w:t>
             </w:r>
           </w:p>
           <w:p>
@@ -14253,7 +14253,7 @@
                 <w:sz w:val="20"/>
                 <w:szCs w:val="20"/>
               </w:rPr>
-              <w:t xml:space="preserve">a comparable mix of segments in both groups</w:t>
+              <w:t xml:space="preserve">the same time window for both groups</w:t>
             </w:r>
           </w:p>
           <w:p>
@@ -14281,7 +14281,7 @@
                 <w:sz w:val="20"/>
                 <w:szCs w:val="20"/>
               </w:rPr>
-              <w:t xml:space="preserve">a deeper discount, so any effect is easier to see</w:t>
+              <w:t xml:space="preserve">a comparable mix of segments in both groups</w:t>
             </w:r>
           </w:p>
         </w:tc>
@@ -14444,7 +14444,7 @@
                 <w:sz w:val="20"/>
                 <w:szCs w:val="20"/>
               </w:rPr>
-              <w:t xml:space="preserve">A small value means the observed gap would be rare under chance alone.</w:t>
+              <w:t xml:space="preserve">It is the probability that the hypothesis is true.</w:t>
             </w:r>
           </w:p>
           <w:p>
@@ -14472,7 +14472,7 @@
                 <w:sz w:val="20"/>
                 <w:szCs w:val="20"/>
               </w:rPr>
-              <w:t xml:space="preserve">It is the probability that the hypothesis is true.</w:t>
+              <w:t xml:space="preserve">A small value means the observed gap would be rare under chance alone.</w:t>
             </w:r>
           </w:p>
           <w:p>

--- a/content/W01/SAT/paper/C2_W01_SAT_recap_paper_STUDENT.docx
+++ b/content/W01/SAT/paper/C2_W01_SAT_recap_paper_STUDENT.docx
@@ -629,7 +629,7 @@
                 <w:sz w:val="18"/>
                 <w:szCs w:val="18"/>
               </w:rPr>
-              <w:t xml:space="preserve">Every item is set inside Kalpa Retail, where you work as a trainee engineer in the data and AI team of its Global Capability Centre. Meera Raghavan is its CEO, Anand Iyer its finance controller and Kavya Nair a senior analyst in its data team; Marketing and Finance appear by function, and every number an item needs is on the page.</w:t>
+              <w:t xml:space="preserve">Every item is set inside Kalpa Retail, where you work as a trainee engineer in the data and AI team of its Global Capability Centre. Meera Raghavan is its CEO, Anand Iyer answers for Finance's books, and Kavya Nair is a senior analyst in its data team; Marketing and Finance appear by function, and every number an item needs is on the page.</w:t>
             </w:r>
           </w:p>
         </w:tc>
@@ -8130,7 +8130,7 @@
           <w:sz w:val="21"/>
           <w:szCs w:val="21"/>
         </w:rPr>
-        <w:t xml:space="preserve">"Your dashboard says Q1 was Rs 2.1 crore. Our books say 1.9." Anand Iyer, the finance controller, wrote that back to all on Tuesday's finding, and the ERP export behind the dashboard is the file on your desk.</w:t>
+        <w:t xml:space="preserve">"Your dashboard says Q1 was Rs 2.1 crore. Our books say 1.9." Anand Iyer, who answers for Finance's books, wrote that back to all on Tuesday's finding, and the ERP export behind the dashboard is the file on your desk.</w:t>
       </w:r>
     </w:p>
     <w:tbl>

--- a/content/W01/SAT/paper/C2_W01_SAT_recap_paper_STUDENT.docx
+++ b/content/W01/SAT/paper/C2_W01_SAT_recap_paper_STUDENT.docx
@@ -629,7 +629,7 @@
                 <w:sz w:val="18"/>
                 <w:szCs w:val="18"/>
               </w:rPr>
-              <w:t xml:space="preserve">Every item is set inside Kalpa Retail, where you work as a trainee engineer in the data and AI team of its Global Capability Centre. Meera Raghavan is its CEO, Anand Iyer answers for Finance's books, and Kavya Nair is a senior analyst in its data team; Marketing and Finance appear by function, and every number an item needs is on the page.</w:t>
+              <w:t xml:space="preserve">Every item is set inside Kalpa Retail, where you work as a trainee engineer in the data and AI team of its Global Capability Centre. Meera Raghavan is its CEO, Anand Iyer its finance controller and Kavya Nair a senior analyst in its data team; Marketing and Finance appear by function, and every number an item needs is on the page.</w:t>
             </w:r>
           </w:p>
         </w:tc>
@@ -8130,7 +8130,7 @@
           <w:sz w:val="21"/>
           <w:szCs w:val="21"/>
         </w:rPr>
-        <w:t xml:space="preserve">"Your dashboard says Q1 was Rs 2.1 crore. Our books say 1.9." Anand Iyer, who answers for Finance's books, wrote that back to all on Tuesday's finding, and the ERP export behind the dashboard is the file on your desk.</w:t>
+        <w:t xml:space="preserve">"Your dashboard says Q1 was Rs 2.1 crore. Our books say 1.9." Anand Iyer, the finance controller, wrote that back to all on Tuesday's finding, and the ERP export behind the dashboard is the file on your desk.</w:t>
       </w:r>
     </w:p>
     <w:tbl>

--- a/content/W01/SAT/paper/C2_W01_SAT_recap_paper_STUDENT.docx
+++ b/content/W01/SAT/paper/C2_W01_SAT_recap_paper_STUDENT.docx
@@ -404,7 +404,7 @@
                 <w:sz w:val="18"/>
                 <w:szCs w:val="18"/>
               </w:rPr>
-              <w:t xml:space="preserve">Every answer goes on the answer sheet at the back, which is the page that is marked: one box for a lettered item, every correct box for a starred one, T or F for a statement, and the word, the number or the letters in order in the space. A wrong answer costs nothing, so answer every item.</w:t>
+              <w:t xml:space="preserve">Every answer goes on the answer sheet at the back, which is the page that is marked: one box for a lettered item, every correct box for a starred one, T or F for a statement, and the number or the letters in order in the space. A wrong answer costs nothing, so answer every item.</w:t>
             </w:r>
           </w:p>
         </w:tc>
@@ -27388,7 +27388,7 @@
           <w:sz w:val="22"/>
           <w:szCs w:val="22"/>
         </w:rPr>
-        <w:t xml:space="preserve">Words, numbers and orders: one answer per space</w:t>
+        <w:t xml:space="preserve">Letters, words, numbers and orders: one answer per space</w:t>
       </w:r>
     </w:p>
     <w:tbl>

--- a/content/W01/SAT/paper/C2_W01_SAT_recap_paper_STUDENT.docx
+++ b/content/W01/SAT/paper/C2_W01_SAT_recap_paper_STUDENT.docx
@@ -254,7 +254,7 @@
                 <w:sz w:val="18"/>
                 <w:szCs w:val="18"/>
               </w:rPr>
-              <w:t xml:space="preserve">120 minutes in one sitting for 35 items, which the blueprint paces at 117 minutes. Each part gives its minutes as a guide; move on when an item is eating your time, and come back to it at the end.</w:t>
+              <w:t xml:space="preserve">120 minutes in one sitting for 35 items, which the blueprint paces at 118 minutes. Each part gives its minutes as a guide; move on when an item is eating your time, and come back to it at the end.</w:t>
             </w:r>
           </w:p>
         </w:tc>
@@ -1504,7 +1504,7 @@
                 <w:sz w:val="18"/>
                 <w:szCs w:val="18"/>
               </w:rPr>
-              <w:t xml:space="preserve">21.5</w:t>
+              <w:t xml:space="preserve">21</w:t>
             </w:r>
           </w:p>
         </w:tc>
@@ -1540,7 +1540,7 @@
                 <w:sz w:val="18"/>
                 <w:szCs w:val="18"/>
               </w:rPr>
-              <w:t xml:space="preserve">2</w:t>
+              <w:t xml:space="preserve">1</w:t>
             </w:r>
           </w:p>
         </w:tc>
@@ -1576,7 +1576,7 @@
                 <w:sz w:val="18"/>
                 <w:szCs w:val="18"/>
               </w:rPr>
-              <w:t xml:space="preserve">1</w:t>
+              <w:t xml:space="preserve">3</w:t>
             </w:r>
           </w:p>
         </w:tc>
@@ -1612,7 +1612,7 @@
                 <w:sz w:val="18"/>
                 <w:szCs w:val="18"/>
               </w:rPr>
-              <w:t xml:space="preserve">4</w:t>
+              <w:t xml:space="preserve">3</w:t>
             </w:r>
           </w:p>
         </w:tc>
@@ -2014,7 +2014,7 @@
                 <w:sz w:val="18"/>
                 <w:szCs w:val="18"/>
               </w:rPr>
-              <w:t xml:space="preserve">Q16 to Q20 (5)</w:t>
+              <w:t xml:space="preserve">Q16 to Q21 (6)</w:t>
             </w:r>
           </w:p>
         </w:tc>
@@ -2086,7 +2086,7 @@
                 <w:sz w:val="18"/>
                 <w:szCs w:val="18"/>
               </w:rPr>
-              <w:t xml:space="preserve">17</w:t>
+              <w:t xml:space="preserve">22.5</w:t>
             </w:r>
           </w:p>
         </w:tc>
@@ -2158,7 +2158,7 @@
                 <w:sz w:val="18"/>
                 <w:szCs w:val="18"/>
               </w:rPr>
-              <w:t xml:space="preserve">2</w:t>
+              <w:t xml:space="preserve">1</w:t>
             </w:r>
           </w:p>
         </w:tc>
@@ -2194,7 +2194,7 @@
                 <w:sz w:val="18"/>
                 <w:szCs w:val="18"/>
               </w:rPr>
-              <w:t xml:space="preserve">3</w:t>
+              <w:t xml:space="preserve">5</w:t>
             </w:r>
           </w:p>
         </w:tc>
@@ -2305,7 +2305,7 @@
                 <w:sz w:val="18"/>
                 <w:szCs w:val="18"/>
               </w:rPr>
-              <w:t xml:space="preserve">Q21 to Q26 (6)</w:t>
+              <w:t xml:space="preserve">Q22 to Q26 (5)</w:t>
             </w:r>
           </w:p>
         </w:tc>
@@ -2377,7 +2377,7 @@
                 <w:sz w:val="18"/>
                 <w:szCs w:val="18"/>
               </w:rPr>
-              <w:t xml:space="preserve">18</w:t>
+              <w:t xml:space="preserve">14</w:t>
             </w:r>
           </w:p>
         </w:tc>
@@ -2485,7 +2485,7 @@
                 <w:sz w:val="18"/>
                 <w:szCs w:val="18"/>
               </w:rPr>
-              <w:t xml:space="preserve">2</w:t>
+              <w:t xml:space="preserve">1</w:t>
             </w:r>
           </w:p>
         </w:tc>
@@ -2961,7 +2961,7 @@
                 <w:sz w:val="18"/>
                 <w:szCs w:val="18"/>
               </w:rPr>
-              <w:t xml:space="preserve">117</w:t>
+              <w:t xml:space="preserve">118</w:t>
             </w:r>
           </w:p>
         </w:tc>
@@ -2997,7 +2997,7 @@
                 <w:sz w:val="18"/>
                 <w:szCs w:val="18"/>
               </w:rPr>
-              <w:t xml:space="preserve">2</w:t>
+              <w:t xml:space="preserve">1</w:t>
             </w:r>
           </w:p>
         </w:tc>
@@ -3033,7 +3033,7 @@
                 <w:sz w:val="18"/>
                 <w:szCs w:val="18"/>
               </w:rPr>
-              <w:t xml:space="preserve">12</w:t>
+              <w:t xml:space="preserve">13</w:t>
             </w:r>
           </w:p>
         </w:tc>
@@ -3104,7 +3104,7 @@
           <w:sz w:val="19"/>
           <w:szCs w:val="19"/>
         </w:rPr>
-        <w:t xml:space="preserve">Each band is as wide as its part's minutes; the timed items fill 117 of the 120 minutes, and the minute each part starts is under it.</w:t>
+        <w:t xml:space="preserve">Each band is as wide as its part's minutes; the timed items fill 118 of the 120 minutes, and the minute each part starts is under it.</w:t>
       </w:r>
     </w:p>
     <w:tbl>
@@ -3120,11 +3120,11 @@
         </w:tblBorders>
       </w:tblPr>
       <w:tblGrid>
-        <w:gridCol w:w="1801"/>
-        <w:gridCol w:w="2429"/>
-        <w:gridCol w:w="1424"/>
-        <w:gridCol w:w="1508"/>
-        <w:gridCol w:w="2638"/>
+        <w:gridCol w:w="1744"/>
+        <w:gridCol w:w="2408"/>
+        <w:gridCol w:w="1869"/>
+        <w:gridCol w:w="1163"/>
+        <w:gridCol w:w="2616"/>
       </w:tblGrid>
       <w:tr>
         <w:trPr>
@@ -3133,7 +3133,7 @@
         </w:trPr>
         <w:tc>
           <w:tcPr>
-            <w:tcW w:type="dxa" w:w="1801"/>
+            <w:tcW w:type="dxa" w:w="1744"/>
             <w:tcBorders>
               <w:top w:val="single" w:color="FFFFFF" w:sz="4"/>
               <w:left w:val="single" w:color="FFFFFF" w:sz="4"/>
@@ -3180,13 +3180,13 @@
                 <w:sz w:val="15"/>
                 <w:szCs w:val="15"/>
               </w:rPr>
-              <w:t xml:space="preserve">21.5 min</w:t>
+              <w:t xml:space="preserve">21 min</w:t>
             </w:r>
           </w:p>
         </w:tc>
         <w:tc>
           <w:tcPr>
-            <w:tcW w:type="dxa" w:w="2429"/>
+            <w:tcW w:type="dxa" w:w="2408"/>
             <w:tcBorders>
               <w:top w:val="single" w:color="FFFFFF" w:sz="4"/>
               <w:left w:val="single" w:color="FFFFFF" w:sz="4"/>
@@ -3239,7 +3239,7 @@
         </w:tc>
         <w:tc>
           <w:tcPr>
-            <w:tcW w:type="dxa" w:w="1424"/>
+            <w:tcW w:type="dxa" w:w="1869"/>
             <w:tcBorders>
               <w:top w:val="single" w:color="FFFFFF" w:sz="4"/>
               <w:left w:val="single" w:color="FFFFFF" w:sz="4"/>
@@ -3286,13 +3286,13 @@
                 <w:sz w:val="15"/>
                 <w:szCs w:val="15"/>
               </w:rPr>
-              <w:t xml:space="preserve">17 min</w:t>
+              <w:t xml:space="preserve">22.5 min</w:t>
             </w:r>
           </w:p>
         </w:tc>
         <w:tc>
           <w:tcPr>
-            <w:tcW w:type="dxa" w:w="1508"/>
+            <w:tcW w:type="dxa" w:w="1163"/>
             <w:tcBorders>
               <w:top w:val="single" w:color="FFFFFF" w:sz="4"/>
               <w:left w:val="single" w:color="FFFFFF" w:sz="4"/>
@@ -3339,13 +3339,13 @@
                 <w:sz w:val="15"/>
                 <w:szCs w:val="15"/>
               </w:rPr>
-              <w:t xml:space="preserve">18 min</w:t>
+              <w:t xml:space="preserve">14 min</w:t>
             </w:r>
           </w:p>
         </w:tc>
         <w:tc>
           <w:tcPr>
-            <w:tcW w:type="dxa" w:w="2638"/>
+            <w:tcW w:type="dxa" w:w="2616"/>
             <w:tcBorders>
               <w:top w:val="single" w:color="FFFFFF" w:sz="4"/>
               <w:left w:val="single" w:color="FFFFFF" w:sz="4"/>
@@ -3403,7 +3403,7 @@
         </w:trPr>
         <w:tc>
           <w:tcPr>
-            <w:tcW w:type="dxa" w:w="1801"/>
+            <w:tcW w:type="dxa" w:w="1744"/>
             <w:tcBorders>
               <w:top w:val="none" w:color="FFFFFF" w:sz="0"/>
               <w:left w:val="none" w:color="FFFFFF" w:sz="0"/>
@@ -3436,7 +3436,7 @@
         </w:tc>
         <w:tc>
           <w:tcPr>
-            <w:tcW w:type="dxa" w:w="2429"/>
+            <w:tcW w:type="dxa" w:w="2408"/>
             <w:tcBorders>
               <w:top w:val="none" w:color="FFFFFF" w:sz="0"/>
               <w:left w:val="none" w:color="FFFFFF" w:sz="0"/>
@@ -3463,13 +3463,13 @@
                 <w:sz w:val="15"/>
                 <w:szCs w:val="15"/>
               </w:rPr>
-              <w:t xml:space="preserve">21.5</w:t>
+              <w:t xml:space="preserve">21</w:t>
             </w:r>
           </w:p>
         </w:tc>
         <w:tc>
           <w:tcPr>
-            <w:tcW w:type="dxa" w:w="1424"/>
+            <w:tcW w:type="dxa" w:w="1869"/>
             <w:tcBorders>
               <w:top w:val="none" w:color="FFFFFF" w:sz="0"/>
               <w:left w:val="none" w:color="FFFFFF" w:sz="0"/>
@@ -3496,13 +3496,13 @@
                 <w:sz w:val="15"/>
                 <w:szCs w:val="15"/>
               </w:rPr>
-              <w:t xml:space="preserve">50.5</w:t>
+              <w:t xml:space="preserve">50</w:t>
             </w:r>
           </w:p>
         </w:tc>
         <w:tc>
           <w:tcPr>
-            <w:tcW w:type="dxa" w:w="1508"/>
+            <w:tcW w:type="dxa" w:w="1163"/>
             <w:tcBorders>
               <w:top w:val="none" w:color="FFFFFF" w:sz="0"/>
               <w:left w:val="none" w:color="FFFFFF" w:sz="0"/>
@@ -3529,13 +3529,13 @@
                 <w:sz w:val="15"/>
                 <w:szCs w:val="15"/>
               </w:rPr>
-              <w:t xml:space="preserve">67.5</w:t>
+              <w:t xml:space="preserve">72.5</w:t>
             </w:r>
           </w:p>
         </w:tc>
         <w:tc>
           <w:tcPr>
-            <w:tcW w:type="dxa" w:w="2638"/>
+            <w:tcW w:type="dxa" w:w="2616"/>
             <w:tcBorders>
               <w:top w:val="none" w:color="FFFFFF" w:sz="0"/>
               <w:left w:val="none" w:color="FFFFFF" w:sz="0"/>
@@ -3562,7 +3562,7 @@
                 <w:sz w:val="15"/>
                 <w:szCs w:val="15"/>
               </w:rPr>
-              <w:t xml:space="preserve">85.5</w:t>
+              <w:t xml:space="preserve">86.5</w:t>
             </w:r>
           </w:p>
         </w:tc>
@@ -3598,7 +3598,7 @@
           <w:sz w:val="19"/>
           <w:szCs w:val="19"/>
         </w:rPr>
-        <w:t xml:space="preserve">7 items, Q1 to Q7, about 21.5 minutes. What it shows: whether you can read revenue from orders and say what would change a budget call.</w:t>
+        <w:t xml:space="preserve">7 items, Q1 to Q7, about 21 minutes. What it shows: whether you can read revenue from orders and say what would change a budget call.</w:t>
       </w:r>
     </w:p>
     <w:p>
@@ -3613,7 +3613,7 @@
           <w:sz w:val="21"/>
           <w:szCs w:val="21"/>
         </w:rPr>
-        <w:t xml:space="preserve">Kalpa Retail sells through its app, its website and its stores. Its revenue is a tree of branches multiplied together: customers, orders per customer (how often each customer buys), items per order and price per item, less the discounts given; revenue per order, the average order value, is items per order times price per item, before discounts. Most orders run between Rs 800 and Rs 3,000, while Business orders, from corporate buyers, are few and large: in Tuesday's Q1 export, 20 Business rows carried Rs 2.08 crore of the Rs 2.10 crore booked. Retail-Plus is Kalpa's paid-membership tier, customers who pay to be members. Marketing wants Rs 12 crore to acquire new customers, and Meera Raghavan, the CEO, will not sign until the data answers her: "Is acquisition even the branch that is short?"</w:t>
+        <w:t xml:space="preserve">Kalpa Retail sells through its app, its website and its stores. Its customers fall into four segments: Retail-Core, Student, Business (its corporate buyers) and Retail-Plus, a paid-membership tier whose members pay a fee to belong. Marketing wants Rs 12 crore to acquire new customers, and Meera Raghavan, the CEO, will not sign until the data answers her: "Is acquisition even the branch that is short?"</w:t>
       </w:r>
     </w:p>
     <w:tbl>
@@ -3676,7 +3676,7 @@
                 <w:sz w:val="18"/>
                 <w:szCs w:val="18"/>
               </w:rPr>
-              <w:t xml:space="preserve">   Kalpa's revenue tree. The branches multiply, and the discounts come off the product.</w:t>
+              <w:t xml:space="preserve">   Kalpa's revenue tree, as Monday drew it.</w:t>
             </w:r>
           </w:p>
           <w:p>
@@ -3757,7 +3757,7 @@
                 <w:sz w:val="18"/>
                 <w:szCs w:val="18"/>
               </w:rPr>
-              <w:t xml:space="preserve">   Easy</w:t>
+              <w:t xml:space="preserve">   Medium</w:t>
             </w:r>
             <w:r>
               <w:rPr>
@@ -3766,7 +3766,7 @@
                 <w:sz w:val="18"/>
                 <w:szCs w:val="18"/>
               </w:rPr>
-              <w:t xml:space="preserve">  ·  Compute median and mean</w:t>
+              <w:t xml:space="preserve">  ·  Size the revenue tree</w:t>
             </w:r>
             <w:r>
               <w:rPr>
@@ -3792,7 +3792,7 @@
                 <w:sz w:val="21"/>
                 <w:szCs w:val="21"/>
               </w:rPr>
-              <w:t xml:space="preserve">Five order values in rupees: 800, 1,200, 1,400, 2,000 and 4,80,000. Give the median and the mean.</w:t>
+              <w:t xml:space="preserve">A retailer has 50,000 customers, 2 orders per customer, 3 items per order, Rs 400 per item and Rs 1 crore of discounts. What is its revenue?</w:t>
             </w:r>
           </w:p>
           <w:p>
@@ -3926,12 +3926,12 @@
                 <w:sz w:val="18"/>
                 <w:szCs w:val="18"/>
               </w:rPr>
-              <w:t xml:space="preserve">   Monday's 30 orders by status, and the analyst's cell. The int() is there because one amount arrived as the text "4500".</w:t>
+              <w:t xml:space="preserve">   Monday's 29 consumer orders, every order outside the Business segment, by channel and status, and the analyst's cell. The int() is there because one amount arrived as the text "4500".</w:t>
             </w:r>
           </w:p>
           <w:tbl>
             <w:tblPr>
-              <w:tblW w:type="dxa" w:w="3660"/>
+              <w:tblW w:type="dxa" w:w="8720"/>
               <w:tblBorders>
                 <w:top w:val="single" w:color="D5D0C4" w:sz="4"/>
                 <w:left w:val="single" w:color="D5D0C4" w:sz="4"/>
@@ -3942,9 +3942,10 @@
               </w:tblBorders>
             </w:tblPr>
             <w:tblGrid>
-              <w:gridCol w:w="1340"/>
               <w:gridCol w:w="1100"/>
-              <w:gridCol w:w="1220"/>
+              <w:gridCol w:w="2660"/>
+              <w:gridCol w:w="2540"/>
+              <w:gridCol w:w="2420"/>
             </w:tblGrid>
             <w:tr>
               <w:trPr>
@@ -3953,7 +3954,7 @@
               </w:trPr>
               <w:tc>
                 <w:tcPr>
-                  <w:tcW w:type="dxa" w:w="1340"/>
+                  <w:tcW w:type="dxa" w:w="1100"/>
                   <w:tcBorders>
                     <w:top w:val="single" w:color="D5D0C4" w:sz="4"/>
                     <w:left w:val="single" w:color="D5D0C4" w:sz="4"/>
@@ -3984,13 +3985,13 @@
                       <w:sz w:val="18"/>
                       <w:szCs w:val="18"/>
                     </w:rPr>
-                    <w:t xml:space="preserve">Status</w:t>
-                  </w:r>
-                </w:p>
-              </w:tc>
-              <w:tc>
-                <w:tcPr>
-                  <w:tcW w:type="dxa" w:w="1100"/>
+                    <w:t xml:space="preserve">Channel</w:t>
+                  </w:r>
+                </w:p>
+              </w:tc>
+              <w:tc>
+                <w:tcPr>
+                  <w:tcW w:type="dxa" w:w="2660"/>
                   <w:tcBorders>
                     <w:top w:val="single" w:color="D5D0C4" w:sz="4"/>
                     <w:left w:val="single" w:color="D5D0C4" w:sz="4"/>
@@ -4021,13 +4022,13 @@
                       <w:sz w:val="18"/>
                       <w:szCs w:val="18"/>
                     </w:rPr>
-                    <w:t xml:space="preserve">Orders</w:t>
-                  </w:r>
-                </w:p>
-              </w:tc>
-              <w:tc>
-                <w:tcPr>
-                  <w:tcW w:type="dxa" w:w="1220"/>
+                    <w:t xml:space="preserve">Delivered</w:t>
+                  </w:r>
+                </w:p>
+              </w:tc>
+              <w:tc>
+                <w:tcPr>
+                  <w:tcW w:type="dxa" w:w="2540"/>
                   <w:tcBorders>
                     <w:top w:val="single" w:color="D5D0C4" w:sz="4"/>
                     <w:left w:val="single" w:color="D5D0C4" w:sz="4"/>
@@ -4058,7 +4059,44 @@
                       <w:sz w:val="18"/>
                       <w:szCs w:val="18"/>
                     </w:rPr>
-                    <w:t xml:space="preserve">Rupees</w:t>
+                    <w:t xml:space="preserve">Returned</w:t>
+                  </w:r>
+                </w:p>
+              </w:tc>
+              <w:tc>
+                <w:tcPr>
+                  <w:tcW w:type="dxa" w:w="2420"/>
+                  <w:tcBorders>
+                    <w:top w:val="single" w:color="D5D0C4" w:sz="4"/>
+                    <w:left w:val="single" w:color="D5D0C4" w:sz="4"/>
+                    <w:bottom w:val="single" w:color="D5D0C4" w:sz="4"/>
+                    <w:right w:val="single" w:color="D5D0C4" w:sz="4"/>
+                  </w:tcBorders>
+                  <w:shd w:fill="F9F8F3" w:color="auto" w:val="clear"/>
+                  <w:tcMar>
+                    <w:top w:type="dxa" w:w="40"/>
+                    <w:left w:type="dxa" w:w="100"/>
+                    <w:bottom w:type="dxa" w:w="40"/>
+                    <w:right w:type="dxa" w:w="100"/>
+                  </w:tcMar>
+                  <w:vAlign w:val="center"/>
+                </w:tcPr>
+                <w:p>
+                  <w:pPr>
+                    <w:keepNext/>
+                    <w:spacing w:after="0" w:line="240"/>
+                    <w:jc w:val="left"/>
+                  </w:pPr>
+                  <w:r>
+                    <w:rPr>
+                      <w:rFonts w:ascii="Arial" w:cs="Arial" w:eastAsia="Arial" w:hAnsi="Arial"/>
+                      <w:b/>
+                      <w:bCs/>
+                      <w:color w:val="1C1B16"/>
+                      <w:sz w:val="18"/>
+                      <w:szCs w:val="18"/>
+                    </w:rPr>
+                    <w:t xml:space="preserve">Cancelled</w:t>
                   </w:r>
                 </w:p>
               </w:tc>
@@ -4069,7 +4107,7 @@
               </w:trPr>
               <w:tc>
                 <w:tcPr>
-                  <w:tcW w:type="dxa" w:w="1340"/>
+                  <w:tcW w:type="dxa" w:w="1100"/>
                   <w:tcBorders>
                     <w:top w:val="single" w:color="D5D0C4" w:sz="4"/>
                     <w:left w:val="single" w:color="D5D0C4" w:sz="4"/>
@@ -4097,13 +4135,13 @@
                       <w:sz w:val="18"/>
                       <w:szCs w:val="18"/>
                     </w:rPr>
-                    <w:t xml:space="preserve">delivered</w:t>
-                  </w:r>
-                </w:p>
-              </w:tc>
-              <w:tc>
-                <w:tcPr>
-                  <w:tcW w:type="dxa" w:w="1100"/>
+                    <w:t xml:space="preserve">app</w:t>
+                  </w:r>
+                </w:p>
+              </w:tc>
+              <w:tc>
+                <w:tcPr>
+                  <w:tcW w:type="dxa" w:w="2660"/>
                   <w:tcBorders>
                     <w:top w:val="single" w:color="D5D0C4" w:sz="4"/>
                     <w:left w:val="single" w:color="D5D0C4" w:sz="4"/>
@@ -4122,7 +4160,7 @@
                   <w:pPr>
                     <w:keepNext w:val="false"/>
                     <w:spacing w:after="0" w:line="252"/>
-                    <w:jc w:val="right"/>
+                    <w:jc w:val="left"/>
                   </w:pPr>
                   <w:r>
                     <w:rPr>
@@ -4133,13 +4171,13 @@
                       <w:sz w:val="18"/>
                       <w:szCs w:val="18"/>
                     </w:rPr>
-                    <w:t xml:space="preserve">21</w:t>
-                  </w:r>
-                </w:p>
-              </w:tc>
-              <w:tc>
-                <w:tcPr>
-                  <w:tcW w:type="dxa" w:w="1220"/>
+                    <w:t xml:space="preserve">10 orders, Rs 18,600</w:t>
+                  </w:r>
+                </w:p>
+              </w:tc>
+              <w:tc>
+                <w:tcPr>
+                  <w:tcW w:type="dxa" w:w="2540"/>
                   <w:tcBorders>
                     <w:top w:val="single" w:color="D5D0C4" w:sz="4"/>
                     <w:left w:val="single" w:color="D5D0C4" w:sz="4"/>
@@ -4158,7 +4196,7 @@
                   <w:pPr>
                     <w:keepNext w:val="false"/>
                     <w:spacing w:after="0" w:line="252"/>
-                    <w:jc w:val="right"/>
+                    <w:jc w:val="left"/>
                   </w:pPr>
                   <w:r>
                     <w:rPr>
@@ -4169,7 +4207,43 @@
                       <w:sz w:val="18"/>
                       <w:szCs w:val="18"/>
                     </w:rPr>
-                    <w:t xml:space="preserve">5,20,790</w:t>
+                    <w:t xml:space="preserve">none</w:t>
+                  </w:r>
+                </w:p>
+              </w:tc>
+              <w:tc>
+                <w:tcPr>
+                  <w:tcW w:type="dxa" w:w="2420"/>
+                  <w:tcBorders>
+                    <w:top w:val="single" w:color="D5D0C4" w:sz="4"/>
+                    <w:left w:val="single" w:color="D5D0C4" w:sz="4"/>
+                    <w:bottom w:val="single" w:color="D5D0C4" w:sz="4"/>
+                    <w:right w:val="single" w:color="D5D0C4" w:sz="4"/>
+                  </w:tcBorders>
+                  <w:tcMar>
+                    <w:top w:type="dxa" w:w="40"/>
+                    <w:left w:type="dxa" w:w="100"/>
+                    <w:bottom w:type="dxa" w:w="40"/>
+                    <w:right w:type="dxa" w:w="100"/>
+                  </w:tcMar>
+                  <w:vAlign w:val="center"/>
+                </w:tcPr>
+                <w:p>
+                  <w:pPr>
+                    <w:keepNext w:val="false"/>
+                    <w:spacing w:after="0" w:line="252"/>
+                    <w:jc w:val="left"/>
+                  </w:pPr>
+                  <w:r>
+                    <w:rPr>
+                      <w:rFonts w:ascii="Arial" w:cs="Arial" w:eastAsia="Arial" w:hAnsi="Arial"/>
+                      <w:b w:val="false"/>
+                      <w:bCs w:val="false"/>
+                      <w:color w:val="1C1B16"/>
+                      <w:sz w:val="18"/>
+                      <w:szCs w:val="18"/>
+                    </w:rPr>
+                    <w:t xml:space="preserve">none</w:t>
                   </w:r>
                 </w:p>
               </w:tc>
@@ -4180,7 +4254,7 @@
               </w:trPr>
               <w:tc>
                 <w:tcPr>
-                  <w:tcW w:type="dxa" w:w="1340"/>
+                  <w:tcW w:type="dxa" w:w="1100"/>
                   <w:tcBorders>
                     <w:top w:val="single" w:color="D5D0C4" w:sz="4"/>
                     <w:left w:val="single" w:color="D5D0C4" w:sz="4"/>
@@ -4208,13 +4282,13 @@
                       <w:sz w:val="18"/>
                       <w:szCs w:val="18"/>
                     </w:rPr>
-                    <w:t xml:space="preserve">returned</w:t>
-                  </w:r>
-                </w:p>
-              </w:tc>
-              <w:tc>
-                <w:tcPr>
-                  <w:tcW w:type="dxa" w:w="1100"/>
+                    <w:t xml:space="preserve">web</w:t>
+                  </w:r>
+                </w:p>
+              </w:tc>
+              <w:tc>
+                <w:tcPr>
+                  <w:tcW w:type="dxa" w:w="2660"/>
                   <w:tcBorders>
                     <w:top w:val="single" w:color="D5D0C4" w:sz="4"/>
                     <w:left w:val="single" w:color="D5D0C4" w:sz="4"/>
@@ -4233,7 +4307,7 @@
                   <w:pPr>
                     <w:keepNext w:val="false"/>
                     <w:spacing w:after="0" w:line="252"/>
-                    <w:jc w:val="right"/>
+                    <w:jc w:val="left"/>
                   </w:pPr>
                   <w:r>
                     <w:rPr>
@@ -4244,13 +4318,13 @@
                       <w:sz w:val="18"/>
                       <w:szCs w:val="18"/>
                     </w:rPr>
-                    <w:t xml:space="preserve">5</w:t>
-                  </w:r>
-                </w:p>
-              </w:tc>
-              <w:tc>
-                <w:tcPr>
-                  <w:tcW w:type="dxa" w:w="1220"/>
+                    <w:t xml:space="preserve">5 orders, Rs 12,320</w:t>
+                  </w:r>
+                </w:p>
+              </w:tc>
+              <w:tc>
+                <w:tcPr>
+                  <w:tcW w:type="dxa" w:w="2540"/>
                   <w:tcBorders>
                     <w:top w:val="single" w:color="D5D0C4" w:sz="4"/>
                     <w:left w:val="single" w:color="D5D0C4" w:sz="4"/>
@@ -4269,7 +4343,7 @@
                   <w:pPr>
                     <w:keepNext w:val="false"/>
                     <w:spacing w:after="0" w:line="252"/>
-                    <w:jc w:val="right"/>
+                    <w:jc w:val="left"/>
                   </w:pPr>
                   <w:r>
                     <w:rPr>
@@ -4280,7 +4354,43 @@
                       <w:sz w:val="18"/>
                       <w:szCs w:val="18"/>
                     </w:rPr>
-                    <w:t xml:space="preserve">14,970</w:t>
+                    <w:t xml:space="preserve">5 orders, Rs 14,970</w:t>
+                  </w:r>
+                </w:p>
+              </w:tc>
+              <w:tc>
+                <w:tcPr>
+                  <w:tcW w:type="dxa" w:w="2420"/>
+                  <w:tcBorders>
+                    <w:top w:val="single" w:color="D5D0C4" w:sz="4"/>
+                    <w:left w:val="single" w:color="D5D0C4" w:sz="4"/>
+                    <w:bottom w:val="single" w:color="D5D0C4" w:sz="4"/>
+                    <w:right w:val="single" w:color="D5D0C4" w:sz="4"/>
+                  </w:tcBorders>
+                  <w:tcMar>
+                    <w:top w:type="dxa" w:w="40"/>
+                    <w:left w:type="dxa" w:w="100"/>
+                    <w:bottom w:type="dxa" w:w="40"/>
+                    <w:right w:type="dxa" w:w="100"/>
+                  </w:tcMar>
+                  <w:vAlign w:val="center"/>
+                </w:tcPr>
+                <w:p>
+                  <w:pPr>
+                    <w:keepNext w:val="false"/>
+                    <w:spacing w:after="0" w:line="252"/>
+                    <w:jc w:val="left"/>
+                  </w:pPr>
+                  <w:r>
+                    <w:rPr>
+                      <w:rFonts w:ascii="Arial" w:cs="Arial" w:eastAsia="Arial" w:hAnsi="Arial"/>
+                      <w:b w:val="false"/>
+                      <w:bCs w:val="false"/>
+                      <w:color w:val="1C1B16"/>
+                      <w:sz w:val="18"/>
+                      <w:szCs w:val="18"/>
+                    </w:rPr>
+                    <w:t xml:space="preserve">none</w:t>
                   </w:r>
                 </w:p>
               </w:tc>
@@ -4291,7 +4401,7 @@
               </w:trPr>
               <w:tc>
                 <w:tcPr>
-                  <w:tcW w:type="dxa" w:w="1340"/>
+                  <w:tcW w:type="dxa" w:w="1100"/>
                   <w:tcBorders>
                     <w:top w:val="single" w:color="D5D0C4" w:sz="4"/>
                     <w:left w:val="single" w:color="D5D0C4" w:sz="4"/>
@@ -4319,13 +4429,13 @@
                       <w:sz w:val="18"/>
                       <w:szCs w:val="18"/>
                     </w:rPr>
-                    <w:t xml:space="preserve">cancelled</w:t>
-                  </w:r>
-                </w:p>
-              </w:tc>
-              <w:tc>
-                <w:tcPr>
-                  <w:tcW w:type="dxa" w:w="1100"/>
+                    <w:t xml:space="preserve">store</w:t>
+                  </w:r>
+                </w:p>
+              </w:tc>
+              <w:tc>
+                <w:tcPr>
+                  <w:tcW w:type="dxa" w:w="2660"/>
                   <w:tcBorders>
                     <w:top w:val="single" w:color="D5D0C4" w:sz="4"/>
                     <w:left w:val="single" w:color="D5D0C4" w:sz="4"/>
@@ -4344,7 +4454,7 @@
                   <w:pPr>
                     <w:keepNext w:val="false"/>
                     <w:spacing w:after="0" w:line="252"/>
-                    <w:jc w:val="right"/>
+                    <w:jc w:val="left"/>
                   </w:pPr>
                   <w:r>
                     <w:rPr>
@@ -4355,13 +4465,13 @@
                       <w:sz w:val="18"/>
                       <w:szCs w:val="18"/>
                     </w:rPr>
-                    <w:t xml:space="preserve">4</w:t>
-                  </w:r>
-                </w:p>
-              </w:tc>
-              <w:tc>
-                <w:tcPr>
-                  <w:tcW w:type="dxa" w:w="1220"/>
+                    <w:t xml:space="preserve">5 orders, Rs 9,870</w:t>
+                  </w:r>
+                </w:p>
+              </w:tc>
+              <w:tc>
+                <w:tcPr>
+                  <w:tcW w:type="dxa" w:w="2540"/>
                   <w:tcBorders>
                     <w:top w:val="single" w:color="D5D0C4" w:sz="4"/>
                     <w:left w:val="single" w:color="D5D0C4" w:sz="4"/>
@@ -4380,7 +4490,7 @@
                   <w:pPr>
                     <w:keepNext w:val="false"/>
                     <w:spacing w:after="0" w:line="252"/>
-                    <w:jc w:val="right"/>
+                    <w:jc w:val="left"/>
                   </w:pPr>
                   <w:r>
                     <w:rPr>
@@ -4391,7 +4501,43 @@
                       <w:sz w:val="18"/>
                       <w:szCs w:val="18"/>
                     </w:rPr>
-                    <w:t xml:space="preserve">9,050</w:t>
+                    <w:t xml:space="preserve">none</w:t>
+                  </w:r>
+                </w:p>
+              </w:tc>
+              <w:tc>
+                <w:tcPr>
+                  <w:tcW w:type="dxa" w:w="2420"/>
+                  <w:tcBorders>
+                    <w:top w:val="single" w:color="D5D0C4" w:sz="4"/>
+                    <w:left w:val="single" w:color="D5D0C4" w:sz="4"/>
+                    <w:bottom w:val="single" w:color="D5D0C4" w:sz="4"/>
+                    <w:right w:val="single" w:color="D5D0C4" w:sz="4"/>
+                  </w:tcBorders>
+                  <w:tcMar>
+                    <w:top w:type="dxa" w:w="40"/>
+                    <w:left w:type="dxa" w:w="100"/>
+                    <w:bottom w:type="dxa" w:w="40"/>
+                    <w:right w:type="dxa" w:w="100"/>
+                  </w:tcMar>
+                  <w:vAlign w:val="center"/>
+                </w:tcPr>
+                <w:p>
+                  <w:pPr>
+                    <w:keepNext w:val="false"/>
+                    <w:spacing w:after="0" w:line="252"/>
+                    <w:jc w:val="left"/>
+                  </w:pPr>
+                  <w:r>
+                    <w:rPr>
+                      <w:rFonts w:ascii="Arial" w:cs="Arial" w:eastAsia="Arial" w:hAnsi="Arial"/>
+                      <w:b w:val="false"/>
+                      <w:bCs w:val="false"/>
+                      <w:color w:val="1C1B16"/>
+                      <w:sz w:val="18"/>
+                      <w:szCs w:val="18"/>
+                    </w:rPr>
+                    <w:t xml:space="preserve">4 orders, Rs 9,050</w:t>
                   </w:r>
                 </w:p>
               </w:tc>
@@ -4415,7 +4561,7 @@
                 <w:sz w:val="18"/>
                 <w:szCs w:val="18"/>
               </w:rPr>
-              <w:t xml:space="preserve">sales, n = 0, 0</w:t>
+              <w:t xml:space="preserve">sales = {"app": 0, "web": 0, "store": 0}</w:t>
             </w:r>
           </w:p>
           <w:p>
@@ -4436,7 +4582,7 @@
                 <w:sz w:val="18"/>
                 <w:szCs w:val="18"/>
               </w:rPr>
-              <w:t xml:space="preserve">for o in ORDERS:</w:t>
+              <w:t xml:space="preserve">for o in CONSUMER_ORDERS:                 # the 29 orders in the table</w:t>
             </w:r>
           </w:p>
           <w:p>
@@ -4478,7 +4624,7 @@
                 <w:sz w:val="18"/>
                 <w:szCs w:val="18"/>
               </w:rPr>
-              <w:t xml:space="preserve">        sales += int(o["amount"])</w:t>
+              <w:t xml:space="preserve">        sales[o["channel"]] += int(o["amount"])</w:t>
             </w:r>
           </w:p>
           <w:p>
@@ -4499,28 +4645,7 @@
                 <w:sz w:val="18"/>
                 <w:szCs w:val="18"/>
               </w:rPr>
-              <w:t xml:space="preserve">        n += 1</w:t>
-            </w:r>
-          </w:p>
-          <w:p>
-            <w:pPr>
-              <w:keepNext/>
-              <w:keepLines/>
-              <w:pBdr>
-                <w:left w:val="single" w:color="B37A33" w:sz="12" w:space="8"/>
-              </w:pBdr>
-              <w:shd w:fill="F3F1EA" w:color="auto" w:val="clear"/>
-              <w:spacing w:after="0" w:before="0" w:line="240"/>
-              <w:ind w:left="240"/>
-            </w:pPr>
-            <w:r>
-              <w:rPr>
-                <w:rFonts w:ascii="Consolas" w:cs="Consolas" w:eastAsia="Consolas" w:hAnsi="Consolas"/>
-                <w:color w:val="1C1B16"/>
-                <w:sz w:val="18"/>
-                <w:szCs w:val="18"/>
-              </w:rPr>
-              <w:t xml:space="preserve">print(n, "orders, Rs", sales)</w:t>
+              <w:t xml:space="preserve">print(sales)</w:t>
             </w:r>
           </w:p>
           <w:p>
@@ -4563,7 +4688,7 @@
                 <w:sz w:val="18"/>
                 <w:szCs w:val="18"/>
               </w:rPr>
-              <w:t xml:space="preserve">  ·  Predict the output</w:t>
+              <w:t xml:space="preserve">  ·  Predict the output and the call</w:t>
             </w:r>
             <w:r>
               <w:rPr>
@@ -4589,7 +4714,7 @@
                 <w:sz w:val="21"/>
                 <w:szCs w:val="21"/>
               </w:rPr>
-              <w:t xml:space="preserve">Every Kalpa order carries a status: delivered (it reached the customer), returned (it came back for a refund) or cancelled (it never left the shelf). Meera's first reading of sales counts every order that left the shelf, delivered or returned, and leaves out the cancelled ones; refunds get a line of their own in her note. The analyst ran this cell on Monday's 30 orders to give her that figure. What does it print, and how does it compare with the figure Meera asked for?</w:t>
+              <w:t xml:space="preserve">Every Kalpa order carries a status: delivered (it reached the customer), returned (it came back for a refund) or cancelled (it never left the shelf). Meera will fund one of two asks next quarter, the app team's new checkout or the store team's refit. Her rule is to back the channel whose orders brought in more on Monday, counting every order that was not cancelled. The analyst wrote this cell to settle it. What does it print, and which channel does her rule back?</w:t>
             </w:r>
           </w:p>
           <w:p>
@@ -4617,7 +4742,7 @@
                 <w:sz w:val="20"/>
                 <w:szCs w:val="20"/>
               </w:rPr>
-              <w:t xml:space="preserve">26 orders, Rs 535760, which is Meera's figure exactly.</w:t>
+              <w:t xml:space="preserve">{'app': 18600, 'web': 27290, 'store': 18920}; her rule backs the store.</w:t>
             </w:r>
           </w:p>
           <w:p>
@@ -4645,7 +4770,7 @@
                 <w:sz w:val="20"/>
                 <w:szCs w:val="20"/>
               </w:rPr>
-              <w:t xml:space="preserve">30 orders, Rs 544810, which is Rs 9,050 above Meera's figure.</w:t>
+              <w:t xml:space="preserve">{'app': 18600, 'web': 27290, 'store': 9870}; her rule backs the app.</w:t>
             </w:r>
           </w:p>
           <w:p>
@@ -4673,7 +4798,7 @@
                 <w:sz w:val="20"/>
                 <w:szCs w:val="20"/>
               </w:rPr>
-              <w:t xml:space="preserve">21 orders, Rs 520790, which is Rs 14,970 below Meera's figure.</w:t>
+              <w:t xml:space="preserve">{'app': 18600, 'web': 27290, 'store': 18920}; her rule backs the app.</w:t>
             </w:r>
           </w:p>
           <w:p>
@@ -4701,7 +4826,7 @@
                 <w:sz w:val="20"/>
                 <w:szCs w:val="20"/>
               </w:rPr>
-              <w:t xml:space="preserve">30 orders, Rs 544810, which is Rs 14,970 above Meera's figure.</w:t>
+              <w:t xml:space="preserve">{'app': 18600, 'web': 27290, 'store': 9870}; her rule backs the store.</w:t>
             </w:r>
           </w:p>
         </w:tc>
@@ -5506,7 +5631,7 @@
                 <w:sz w:val="18"/>
                 <w:szCs w:val="18"/>
               </w:rPr>
-              <w:t xml:space="preserve">  ·  Price the first order</w:t>
+              <w:t xml:space="preserve">  ·  Price the typical first order</w:t>
             </w:r>
             <w:r>
               <w:rPr>
@@ -5532,7 +5657,7 @@
                 <w:sz w:val="21"/>
                 <w:szCs w:val="21"/>
               </w:rPr>
-              <w:t xml:space="preserve">Marketing's payback model needs what a new customer's first order is typically worth to Kalpa, and it uses Rs 18,160, the mean of Monday's 30 orders. A cancelled order is never charged and a returned one is refunded, so only a delivered order stays paid for; Finance's books hold every delivered order, the Rs 4,80,000 Business order the room found by sorting among them. What figure goes back to Marketing? Give it in rupees.</w:t>
+              <w:t xml:space="preserve">Marketing's payback model asks how long a typical new customer takes to repay what it cost to win them. The model covers every new customer, business buyers included, and it takes cancellations and returns off at their own rates. For the value of a typical first order it uses Rs 18,160, the mean of Monday's 30 orders. What figure should it use? Give it in rupees.</w:t>
             </w:r>
           </w:p>
           <w:p>
@@ -5837,7 +5962,7 @@
                       <w:sz w:val="18"/>
                       <w:szCs w:val="18"/>
                     </w:rPr>
-                    <w:t xml:space="preserve">Retail-Core</w:t>
+                    <w:t xml:space="preserve">Student</w:t>
                   </w:r>
                 </w:p>
               </w:tc>
@@ -5873,7 +5998,7 @@
                       <w:sz w:val="18"/>
                       <w:szCs w:val="18"/>
                     </w:rPr>
-                    <w:t xml:space="preserve">38</w:t>
+                    <w:t xml:space="preserve">5</w:t>
                   </w:r>
                 </w:p>
               </w:tc>
@@ -5909,7 +6034,7 @@
                       <w:sz w:val="18"/>
                       <w:szCs w:val="18"/>
                     </w:rPr>
-                    <w:t xml:space="preserve">36</w:t>
+                    <w:t xml:space="preserve">7</w:t>
                   </w:r>
                 </w:p>
               </w:tc>
@@ -6170,7 +6295,7 @@
                       <w:sz w:val="18"/>
                       <w:szCs w:val="18"/>
                     </w:rPr>
-                    <w:t xml:space="preserve">Student</w:t>
+                    <w:t xml:space="preserve">Retail-Core</w:t>
                   </w:r>
                 </w:p>
               </w:tc>
@@ -6206,7 +6331,7 @@
                       <w:sz w:val="18"/>
                       <w:szCs w:val="18"/>
                     </w:rPr>
-                    <w:t xml:space="preserve">5</w:t>
+                    <w:t xml:space="preserve">38</w:t>
                   </w:r>
                 </w:p>
               </w:tc>
@@ -6242,7 +6367,7 @@
                       <w:sz w:val="18"/>
                       <w:szCs w:val="18"/>
                     </w:rPr>
-                    <w:t xml:space="preserve">7</w:t>
+                    <w:t xml:space="preserve">36</w:t>
                   </w:r>
                 </w:p>
               </w:tc>
@@ -6377,7 +6502,7 @@
                 <w:sz w:val="18"/>
                 <w:szCs w:val="18"/>
               </w:rPr>
-              <w:t xml:space="preserve">SEGMENTS = ["Retail-Core", "Retail-Plus", "Business", "Student"]</w:t>
+              <w:t xml:space="preserve">SEGMENTS = ["Student", "Retail-Plus", "Business", "Retail-Core"]</w:t>
             </w:r>
           </w:p>
           <w:p>
@@ -6621,7 +6746,7 @@
                 <w:sz w:val="18"/>
                 <w:szCs w:val="18"/>
               </w:rPr>
-              <w:t xml:space="preserve">   Hard</w:t>
+              <w:t xml:space="preserve">   Medium</w:t>
             </w:r>
             <w:r>
               <w:rPr>
@@ -6712,7 +6837,7 @@
                 <w:sz w:val="20"/>
                 <w:szCs w:val="20"/>
               </w:rPr>
-              <w:t xml:space="preserve">{'Q1': 38, 'Q2': 36} -5.3%</w:t>
+              <w:t xml:space="preserve">{'Q1': 5, 'Q2': 7} +40.0%</w:t>
             </w:r>
           </w:p>
           <w:p>
@@ -6740,7 +6865,7 @@
                 <w:sz w:val="20"/>
                 <w:szCs w:val="20"/>
               </w:rPr>
-              <w:t xml:space="preserve">{'Q1': 51, 'Q2': 26} -49.0%</w:t>
+              <w:t xml:space="preserve">{'Q1': 114, 'Q2': 200} +75.4%</w:t>
             </w:r>
           </w:p>
           <w:p>
@@ -6768,7 +6893,7 @@
                 <w:sz w:val="20"/>
                 <w:szCs w:val="20"/>
               </w:rPr>
-              <w:t xml:space="preserve">{'Q1': 5, 'Q2': 7} +40.0%</w:t>
+              <w:t xml:space="preserve">{'Q1': 38, 'Q2': 36} -5.3%</w:t>
             </w:r>
           </w:p>
         </w:tc>
@@ -7059,12 +7184,12 @@
                 <w:sz w:val="18"/>
                 <w:szCs w:val="18"/>
               </w:rPr>
-              <w:t xml:space="preserve">   Marketing's estimates for the next quarter, for each customer won.</w:t>
+              <w:t xml:space="preserve">   Marketing's estimates for the next quarter, for each customer.</w:t>
             </w:r>
           </w:p>
           <w:tbl>
             <w:tblPr>
-              <w:tblW w:type="dxa" w:w="8700"/>
+              <w:tblW w:type="dxa" w:w="9798"/>
               <w:tblBorders>
                 <w:top w:val="single" w:color="D5D0C4" w:sz="4"/>
                 <w:left w:val="single" w:color="D5D0C4" w:sz="4"/>
@@ -7075,9 +7200,9 @@
               </w:tblBorders>
             </w:tblPr>
             <w:tblGrid>
-              <w:gridCol w:w="3140"/>
-              <w:gridCol w:w="2060"/>
-              <w:gridCol w:w="3500"/>
+              <w:gridCol w:w="4087"/>
+              <w:gridCol w:w="2588"/>
+              <w:gridCol w:w="3123"/>
             </w:tblGrid>
             <w:tr>
               <w:trPr>
@@ -7086,7 +7211,7 @@
               </w:trPr>
               <w:tc>
                 <w:tcPr>
-                  <w:tcW w:type="dxa" w:w="3140"/>
+                  <w:tcW w:type="dxa" w:w="4087"/>
                   <w:tcBorders>
                     <w:top w:val="single" w:color="D5D0C4" w:sz="4"/>
                     <w:left w:val="single" w:color="D5D0C4" w:sz="4"/>
@@ -7123,7 +7248,7 @@
               </w:tc>
               <w:tc>
                 <w:tcPr>
-                  <w:tcW w:type="dxa" w:w="2060"/>
+                  <w:tcW w:type="dxa" w:w="2588"/>
                   <w:tcBorders>
                     <w:top w:val="single" w:color="D5D0C4" w:sz="4"/>
                     <w:left w:val="single" w:color="D5D0C4" w:sz="4"/>
@@ -7154,13 +7279,13 @@
                       <w:sz w:val="18"/>
                       <w:szCs w:val="18"/>
                     </w:rPr>
-                    <w:t xml:space="preserve">Cost to win one</w:t>
-                  </w:r>
-                </w:p>
-              </w:tc>
-              <w:tc>
-                <w:tcPr>
-                  <w:tcW w:type="dxa" w:w="3500"/>
+                    <w:t xml:space="preserve">Cost for each customer</w:t>
+                  </w:r>
+                </w:p>
+              </w:tc>
+              <w:tc>
+                <w:tcPr>
+                  <w:tcW w:type="dxa" w:w="3123"/>
                   <w:tcBorders>
                     <w:top w:val="single" w:color="D5D0C4" w:sz="4"/>
                     <w:left w:val="single" w:color="D5D0C4" w:sz="4"/>
@@ -7202,7 +7327,7 @@
               </w:trPr>
               <w:tc>
                 <w:tcPr>
-                  <w:tcW w:type="dxa" w:w="3140"/>
+                  <w:tcW w:type="dxa" w:w="4087"/>
                   <w:tcBorders>
                     <w:top w:val="single" w:color="D5D0C4" w:sz="4"/>
                     <w:left w:val="single" w:color="D5D0C4" w:sz="4"/>
@@ -7230,13 +7355,13 @@
                       <w:sz w:val="18"/>
                       <w:szCs w:val="18"/>
                     </w:rPr>
-                    <w:t xml:space="preserve">A new customer</w:t>
-                  </w:r>
-                </w:p>
-              </w:tc>
-              <w:tc>
-                <w:tcPr>
-                  <w:tcW w:type="dxa" w:w="2060"/>
+                    <w:t xml:space="preserve">A new customer won</w:t>
+                  </w:r>
+                </w:p>
+              </w:tc>
+              <w:tc>
+                <w:tcPr>
+                  <w:tcW w:type="dxa" w:w="2588"/>
                   <w:tcBorders>
                     <w:top w:val="single" w:color="D5D0C4" w:sz="4"/>
                     <w:left w:val="single" w:color="D5D0C4" w:sz="4"/>
@@ -7272,7 +7397,7 @@
               </w:tc>
               <w:tc>
                 <w:tcPr>
-                  <w:tcW w:type="dxa" w:w="3500"/>
+                  <w:tcW w:type="dxa" w:w="3123"/>
                   <w:tcBorders>
                     <w:top w:val="single" w:color="D5D0C4" w:sz="4"/>
                     <w:left w:val="single" w:color="D5D0C4" w:sz="4"/>
@@ -7313,7 +7438,7 @@
               </w:trPr>
               <w:tc>
                 <w:tcPr>
-                  <w:tcW w:type="dxa" w:w="3140"/>
+                  <w:tcW w:type="dxa" w:w="4087"/>
                   <w:tcBorders>
                     <w:top w:val="single" w:color="D5D0C4" w:sz="4"/>
                     <w:left w:val="single" w:color="D5D0C4" w:sz="4"/>
@@ -7341,13 +7466,13 @@
                       <w:sz w:val="18"/>
                       <w:szCs w:val="18"/>
                     </w:rPr>
-                    <w:t xml:space="preserve">A lapsed member won back</w:t>
-                  </w:r>
-                </w:p>
-              </w:tc>
-              <w:tc>
-                <w:tcPr>
-                  <w:tcW w:type="dxa" w:w="2060"/>
+                    <w:t xml:space="preserve">A member brought back to Q1's buying</w:t>
+                  </w:r>
+                </w:p>
+              </w:tc>
+              <w:tc>
+                <w:tcPr>
+                  <w:tcW w:type="dxa" w:w="2588"/>
                   <w:tcBorders>
                     <w:top w:val="single" w:color="D5D0C4" w:sz="4"/>
                     <w:left w:val="single" w:color="D5D0C4" w:sz="4"/>
@@ -7383,7 +7508,7 @@
               </w:tc>
               <w:tc>
                 <w:tcPr>
-                  <w:tcW w:type="dxa" w:w="3500"/>
+                  <w:tcW w:type="dxa" w:w="3123"/>
                   <w:tcBorders>
                     <w:top w:val="single" w:color="D5D0C4" w:sz="4"/>
                     <w:left w:val="single" w:color="D5D0C4" w:sz="4"/>
@@ -7485,7 +7610,7 @@
                 <w:sz w:val="21"/>
                 <w:szCs w:val="21"/>
               </w:rPr>
-              <w:t xml:space="preserve">Tuesday's decomposition found the same 69 customers in both quarters and orders per customer down from 1.65 to 1.25, so the note proposes winning lapsed Retail-Plus members back before any spend on acquisition. Marketing answers with its own estimates, in the table. Kavya compares the two routes on the revenue each brings in the next quarter for every rupee spent. Which one of these changes, on its own, would make acquisition the better use of the next rupee?</w:t>
+              <w:t xml:space="preserve">Tuesday's decomposition found the customer count flat at 69 in both quarters and orders per customer down from 1.65 to 1.25, so the note proposes bringing Retail-Plus members, who now buy less often, back to buying as often as they did in Q1 before any spend on acquisition. Marketing answers with its own estimates, in the table. Kavya compares the two routes on the revenue each brings in the next quarter for every rupee spent. Which one of these changes, on its own, would make acquisition the better use of the next rupee?</w:t>
             </w:r>
           </w:p>
           <w:p>
@@ -7513,7 +7638,7 @@
                 <w:sz w:val="20"/>
                 <w:szCs w:val="20"/>
               </w:rPr>
-              <w:t xml:space="preserve">A new customer's orders in the next quarter rise to Rs 2,800.</w:t>
+              <w:t xml:space="preserve">A new customer's spend in the next quarter rises to Rs 2,800.</w:t>
             </w:r>
           </w:p>
           <w:p>
@@ -7569,7 +7694,7 @@
                 <w:sz w:val="20"/>
                 <w:szCs w:val="20"/>
               </w:rPr>
-              <w:t xml:space="preserve">Winning back a member costs Rs 800 once the easiest are won.</w:t>
+              <w:t xml:space="preserve">Bringing a member back costs Rs 800 once the easiest are won.</w:t>
             </w:r>
           </w:p>
           <w:p>
@@ -7597,7 +7722,7 @@
                 <w:sz w:val="20"/>
                 <w:szCs w:val="20"/>
               </w:rPr>
-              <w:t xml:space="preserve">A member won back brings only Rs 1,300 in the next quarter.</w:t>
+              <w:t xml:space="preserve">A member brought back spends only Rs 1,300 in the next quarter.</w:t>
             </w:r>
           </w:p>
         </w:tc>
@@ -7704,7 +7829,7 @@
                 <w:sz w:val="21"/>
                 <w:szCs w:val="21"/>
               </w:rPr>
-              <w:t xml:space="preserve">Put the five rungs of Tuesday's sales-drop investigation ladder in the order they are climbed, each rung resting on the one before it.</w:t>
+              <w:t xml:space="preserve">Put the five rungs of the sales-drop investigation ladder in order.</w:t>
             </w:r>
           </w:p>
           <w:p>
@@ -7760,7 +7885,7 @@
                 <w:sz w:val="20"/>
                 <w:szCs w:val="20"/>
               </w:rPr>
-              <w:t xml:space="preserve">Confirm the drop is real: each quarter's figure is complete and free of pipeline errors.</w:t>
+              <w:t xml:space="preserve">Check each quarter's figure on its own: no rows missing, doubled or malformed.</w:t>
             </w:r>
           </w:p>
           <w:p>
@@ -7816,7 +7941,7 @@
                 <w:sz w:val="20"/>
                 <w:szCs w:val="20"/>
               </w:rPr>
-              <w:t xml:space="preserve">Compare like with like: the two quarters cover the same weeks and the same definitions.</w:t>
+              <w:t xml:space="preserve">Set the two checked figures side by side on the same weeks and the same definitions.</w:t>
             </w:r>
           </w:p>
           <w:p>
@@ -7910,7 +8035,7 @@
           <w:sz w:val="21"/>
           <w:szCs w:val="21"/>
         </w:rPr>
-        <w:t xml:space="preserve">Kalpa's dashboard reads an ERP export, a copy of the orders taken out of the company's order system, while Finance's books, which Anand Iyer signs, record the revenue Kalpa reports. Anand replied to all on Tuesday's finding: "Your dashboard says Q1 was Rs 2.1 crore. Our books say 1.9." The ERP team adds that Wednesday's export, orders.csv, was stitched from two extracts during the Q1 migration, and it holds 201 rows against the 200 in Tuesday's file. A reconciliation proves which figure is right: every row of the export ends in the clean file or in the rejects log with its reason, so input rows equal clean rows plus rejected rows, and the clean rupees tie to the books.</w:t>
+        <w:t xml:space="preserve">Kalpa's dashboard reads an ERP export, a copy of the orders taken out of the company's order system, while Finance's books, which Anand Iyer signs, record the revenue Kalpa reports. Anand replied to all on Tuesday's finding: "Your dashboard says Q1 was Rs 2.1 crore. Our books say 1.9." The ERP team adds that Wednesday's export, orders.csv, was stitched together from two extracts, and it holds 201 rows.</w:t>
       </w:r>
     </w:p>
     <w:tbl>
@@ -7985,7 +8110,7 @@
             <w:r>
               <w:drawing>
                 <wp:inline distT="0" distB="0" distL="0" distR="0">
-                  <wp:extent cx="5905500" cy="962025"/>
+                  <wp:extent cx="5905500" cy="847725"/>
                   <wp:effectExtent t="0" r="0" b="0" l="0"/>
                   <wp:docPr id="1" name="" descr="" title=""/>
                   <wp:cNvGraphicFramePr>
@@ -8010,7 +8135,7 @@
                         <pic:spPr bwMode="auto">
                           <a:xfrm>
                             <a:off x="0" y="0"/>
-                            <a:ext cx="5905500" cy="962025"/>
+                            <a:ext cx="5905500" cy="847725"/>
                           </a:xfrm>
                           <a:prstGeom prst="rect">
                             <a:avLst/>
@@ -8096,7 +8221,7 @@
                 <w:sz w:val="18"/>
                 <w:szCs w:val="18"/>
               </w:rPr>
-              <w:t xml:space="preserve">with open("C2_W01_D03_orders_STUDENT.csv") as f:</w:t>
+              <w:t xml:space="preserve">with open("orders.csv") as f:</w:t>
             </w:r>
           </w:p>
           <w:p>
@@ -8223,7 +8348,7 @@
                 <w:sz w:val="18"/>
                 <w:szCs w:val="18"/>
               </w:rPr>
-              <w:t xml:space="preserve">  ·  Predict the output</w:t>
+              <w:t xml:space="preserve">  ·  Predict the output and the check</w:t>
             </w:r>
             <w:r>
               <w:rPr>
@@ -8249,7 +8374,7 @@
                 <w:sz w:val="21"/>
                 <w:szCs w:val="21"/>
               </w:rPr>
-              <w:t xml:space="preserve">The export's first line names its columns, and 201 rows follow it; the first two rows are orders KR-02001, a Q1 order of Rs 2,200, and KR-02002. The analyst's cleaning pass then runs on rows and reports input 200 = clean 185 + rejected 15 to Anand. What does the cell print, and what does the pass's report hide?</w:t>
+              <w:t xml:space="preserve">orders.csv opens on a line that names its columns, and 201 order rows follow it, the first two KR-02001 and KR-02002. The analyst's cleaning pass then runs on rows and reports its input as clean rows plus rejected rows. What does the cell print, and which check tells Anand whether every order in the file reached the pass?</w:t>
             </w:r>
           </w:p>
           <w:p>
@@ -8277,7 +8402,7 @@
                 <w:sz w:val="20"/>
                 <w:szCs w:val="20"/>
               </w:rPr>
-              <w:t xml:space="preserve">201 KR-02001; nothing, since every order reached the pass and all of its counts close.</w:t>
+              <w:t xml:space="preserve">201 KR-02001; only a count of the file's own rows, set against the pass's input, can tell him.</w:t>
             </w:r>
           </w:p>
           <w:p>
@@ -8305,7 +8430,7 @@
                 <w:sz w:val="20"/>
                 <w:szCs w:val="20"/>
               </w:rPr>
-              <w:t xml:space="preserve">200 KR-02001; one order is counted twice, since the header was read as a row.</w:t>
+              <w:t xml:space="preserve">200 KR-02002; the pass's own report can tell him, since its input must equal clean plus rejected.</w:t>
             </w:r>
           </w:p>
           <w:p>
@@ -8333,7 +8458,7 @@
                 <w:sz w:val="20"/>
                 <w:szCs w:val="20"/>
               </w:rPr>
-              <w:t xml:space="preserve">200 KR-02002; the counts close, yet KR-02001 is in neither the clean file nor the log.</w:t>
+              <w:t xml:space="preserve">200 KR-02002; only a count of the file's own rows, set against the pass's input, can tell him.</w:t>
             </w:r>
           </w:p>
           <w:p>
@@ -8361,7 +8486,7 @@
                 <w:sz w:val="20"/>
                 <w:szCs w:val="20"/>
               </w:rPr>
-              <w:t xml:space="preserve">200 KR-02002; nothing, since a pass cannot close its counts with an order missing.</w:t>
+              <w:t xml:space="preserve">201 KR-02001; the pass's own report can tell him, since its input must equal clean plus rejected.</w:t>
             </w:r>
           </w:p>
         </w:tc>
@@ -8778,7 +8903,28 @@
                 <w:sz w:val="18"/>
                 <w:szCs w:val="18"/>
               </w:rPr>
-              <w:t xml:space="preserve">rows.append({"order_id": "KR-02065", "amount": 2400})</w:t>
+              <w:t xml:space="preserve">rejects = [a["order_id"] for a in as_arrived if not str(a["amount"]).isdigit()]</w:t>
+            </w:r>
+          </w:p>
+          <w:p>
+            <w:pPr>
+              <w:keepNext/>
+              <w:keepLines/>
+              <w:pBdr>
+                <w:left w:val="single" w:color="B37A33" w:sz="12" w:space="8"/>
+              </w:pBdr>
+              <w:shd w:fill="F3F1EA" w:color="auto" w:val="clear"/>
+              <w:spacing w:after="0" w:before="0" w:line="240"/>
+              <w:ind w:left="240"/>
+            </w:pPr>
+            <w:r>
+              <w:rPr>
+                <w:rFonts w:ascii="Consolas" w:cs="Consolas" w:eastAsia="Consolas" w:hAnsi="Consolas"/>
+                <w:color w:val="1C1B16"/>
+                <w:sz w:val="18"/>
+                <w:szCs w:val="18"/>
+              </w:rPr>
+              <w:t xml:space="preserve">print(len(rows), "+", len(rejects), "=", len(as_arrived), rejects)</w:t>
             </w:r>
           </w:p>
           <w:p>
@@ -8821,7 +8967,7 @@
                 <w:sz w:val="18"/>
                 <w:szCs w:val="18"/>
               </w:rPr>
-              <w:t xml:space="preserve">  ·  Judge the auditor's copy</w:t>
+              <w:t xml:space="preserve">  ·  Predict the output and the check</w:t>
             </w:r>
             <w:r>
               <w:rPr>
@@ -8847,7 +8993,7 @@
                 <w:sz w:val="21"/>
                 <w:szCs w:val="21"/>
               </w:rPr>
-              <w:t xml:space="preserve">The auditor wants every row as the export gave it, so before the pass converts the amounts in place the analyst keeps a copy; a later line appends an order to rows. Statement: after the cell runs, as_arrived still holds the export as it came, two rows with "twelve" in the first. True or false, and why?</w:t>
+              <w:t xml:space="preserve">The auditor wants every amount the export sent that was not a number. So before the pass converts the amounts in place, the analyst keeps the export as it came, and afterwards lists the amounts in that copy that are not digits. Anand's books hold both orders at their true values. What does the cell print, and which check would show Anand that the value of order KR-02063 was lost?</w:t>
             </w:r>
           </w:p>
           <w:p>
@@ -8875,7 +9021,7 @@
                 <w:sz w:val="20"/>
                 <w:szCs w:val="20"/>
               </w:rPr>
-              <w:t xml:space="preserve">True: it is a new list, so it keeps two rows and the text "twelve".</w:t>
+              <w:t xml:space="preserve">2 + 0 = 2 []; only a rupee total set against Anand's books would show it.</w:t>
             </w:r>
           </w:p>
           <w:p>
@@ -8903,7 +9049,7 @@
                 <w:sz w:val="20"/>
                 <w:szCs w:val="20"/>
               </w:rPr>
-              <w:t xml:space="preserve">True: copying a list copies the dictionaries in it, so "twelve" survives there.</w:t>
+              <w:t xml:space="preserve">2 + 1 = 2 ['KR-02063']; the printed line shows it, since clean plus rejected must equal the input.</w:t>
             </w:r>
           </w:p>
           <w:p>
@@ -8931,7 +9077,7 @@
                 <w:sz w:val="20"/>
                 <w:szCs w:val="20"/>
               </w:rPr>
-              <w:t xml:space="preserve">False: it keeps two rows, but they share dictionaries, so the first reads 0.</w:t>
+              <w:t xml:space="preserve">2 + 0 = 2 []; the printed line shows it, since clean plus rejected must equal the input.</w:t>
             </w:r>
           </w:p>
           <w:p>
@@ -8959,7 +9105,7 @@
                 <w:sz w:val="20"/>
                 <w:szCs w:val="20"/>
               </w:rPr>
-              <w:t xml:space="preserve">False: it is the same list as rows, so it holds three rows and a 0.</w:t>
+              <w:t xml:space="preserve">2 + 1 = 2 ['KR-02063']; only a rupee total set against Anand's books would show it.</w:t>
             </w:r>
           </w:p>
         </w:tc>
@@ -9268,7 +9414,7 @@
                 <w:sz w:val="21"/>
                 <w:szCs w:val="21"/>
               </w:rPr>
-              <w:t xml:space="preserve">The pass prints 4 + 1 = 5, so its rows reconcile, yet order KR-09053 is still among the clean rows. Which rewrites set aside every unreadable row and keep every readable one? Mark every correct option.</w:t>
+              <w:t xml:space="preserve">The pass prints 4 + 1 = 5, so its rows reconcile. Which rewrites set aside every unreadable row and keep every readable one? Mark every correct option.</w:t>
             </w:r>
           </w:p>
           <w:p>
@@ -9324,7 +9470,7 @@
                 <w:sz w:val="20"/>
                 <w:szCs w:val="20"/>
               </w:rPr>
-              <w:t xml:space="preserve">Loop over a copy, for row in list(rows):, and remove each bad row from rows.</w:t>
+              <w:t xml:space="preserve">Loop over a copy, for row in list(rows):, removing each bad row from rows and adding it to rejects.</w:t>
             </w:r>
           </w:p>
           <w:p>
@@ -9352,7 +9498,7 @@
                 <w:sz w:val="20"/>
                 <w:szCs w:val="20"/>
               </w:rPr>
-              <w:t xml:space="preserve">Loop over rows as now, and add continue straight after the rows.remove(row).</w:t>
+              <w:t xml:space="preserve">Loop over rows as now, and add continue straight after the call to rows.remove(row).</w:t>
             </w:r>
           </w:p>
           <w:p>
@@ -9380,7 +9526,7 @@
                 <w:sz w:val="20"/>
                 <w:szCs w:val="20"/>
               </w:rPr>
-              <w:t xml:space="preserve">Build two new lists: kept from rows with digit amounts, rejects from the rest.</w:t>
+              <w:t xml:space="preserve">Build two new lists: kept from the rows with digit amounts, rejects from the rest.</w:t>
             </w:r>
           </w:p>
           <w:p>
@@ -9408,7 +9554,7 @@
                 <w:sz w:val="20"/>
                 <w:szCs w:val="20"/>
               </w:rPr>
-              <w:t xml:space="preserve">Loop over rows as now, and set a bad row's amount to "0" instead of removing it.</w:t>
+              <w:t xml:space="preserve">Loop over rows as now, and set a bad row's amount to "0" instead of removing it from rows.</w:t>
             </w:r>
           </w:p>
         </w:tc>
@@ -9480,7 +9626,7 @@
                 <w:sz w:val="18"/>
                 <w:szCs w:val="18"/>
               </w:rPr>
-              <w:t xml:space="preserve">   Six rows of Wednesday's export. The five columns not shown match within each order_id.</w:t>
+              <w:t xml:space="preserve">   Seven rows of orders.csv, in the order the file holds them. The five columns not shown match within each order_id.</w:t>
             </w:r>
           </w:p>
           <w:tbl>
@@ -10020,7 +10166,7 @@
                       <w:sz w:val="18"/>
                       <w:szCs w:val="18"/>
                     </w:rPr>
-                    <w:t xml:space="preserve">KR-02150</w:t>
+                    <w:t xml:space="preserve">KR-02063</w:t>
                   </w:r>
                 </w:p>
               </w:tc>
@@ -10056,7 +10202,7 @@
                       <w:sz w:val="18"/>
                       <w:szCs w:val="18"/>
                     </w:rPr>
-                    <w:t xml:space="preserve">C-3013</w:t>
+                    <w:t xml:space="preserve">C-3003</w:t>
                   </w:r>
                 </w:p>
               </w:tc>
@@ -10092,7 +10238,7 @@
                       <w:sz w:val="18"/>
                       <w:szCs w:val="18"/>
                     </w:rPr>
-                    <w:t xml:space="preserve">2026-08-01</w:t>
+                    <w:t xml:space="preserve">2026-05-14</w:t>
                   </w:r>
                 </w:p>
               </w:tc>
@@ -10117,7 +10263,7 @@
                   <w:pPr>
                     <w:keepNext w:val="false"/>
                     <w:spacing w:after="0" w:line="252"/>
-                    <w:jc w:val="right"/>
+                    <w:jc w:val="left"/>
                   </w:pPr>
                   <w:r>
                     <w:rPr>
@@ -10128,7 +10274,7 @@
                       <w:sz w:val="18"/>
                       <w:szCs w:val="18"/>
                     </w:rPr>
-                    <w:t xml:space="preserve">3,700</w:t>
+                    <w:t xml:space="preserve">twelve</w:t>
                   </w:r>
                 </w:p>
               </w:tc>
@@ -10164,7 +10310,7 @@
                       <w:sz w:val="18"/>
                       <w:szCs w:val="18"/>
                     </w:rPr>
-                    <w:t xml:space="preserve">Q2</w:t>
+                    <w:t xml:space="preserve">Q1</w:t>
                   </w:r>
                 </w:p>
               </w:tc>
@@ -10239,7 +10385,7 @@
                       <w:sz w:val="18"/>
                       <w:szCs w:val="18"/>
                     </w:rPr>
-                    <w:t xml:space="preserve">KR-02151</w:t>
+                    <w:t xml:space="preserve">KR-02150</w:t>
                   </w:r>
                 </w:p>
               </w:tc>
@@ -10275,7 +10421,7 @@
                       <w:sz w:val="18"/>
                       <w:szCs w:val="18"/>
                     </w:rPr>
-                    <w:t xml:space="preserve">C-3014</w:t>
+                    <w:t xml:space="preserve">C-3013</w:t>
                   </w:r>
                 </w:p>
               </w:tc>
@@ -10311,7 +10457,7 @@
                       <w:sz w:val="18"/>
                       <w:szCs w:val="18"/>
                     </w:rPr>
-                    <w:t xml:space="preserve">2026-09-25</w:t>
+                    <w:t xml:space="preserve">2026-08-01</w:t>
                   </w:r>
                 </w:p>
               </w:tc>
@@ -10347,7 +10493,7 @@
                       <w:sz w:val="18"/>
                       <w:szCs w:val="18"/>
                     </w:rPr>
-                    <w:t xml:space="preserve">3,710</w:t>
+                    <w:t xml:space="preserve">3,700</w:t>
                   </w:r>
                 </w:p>
               </w:tc>
@@ -10458,7 +10604,7 @@
                       <w:sz w:val="18"/>
                       <w:szCs w:val="18"/>
                     </w:rPr>
-                    <w:t xml:space="preserve">KR-02152</w:t>
+                    <w:t xml:space="preserve">KR-02151</w:t>
                   </w:r>
                 </w:p>
               </w:tc>
@@ -10494,7 +10640,7 @@
                       <w:sz w:val="18"/>
                       <w:szCs w:val="18"/>
                     </w:rPr>
-                    <w:t xml:space="preserve">C-3015</w:t>
+                    <w:t xml:space="preserve">C-3014</w:t>
                   </w:r>
                 </w:p>
               </w:tc>
@@ -10530,7 +10676,7 @@
                       <w:sz w:val="18"/>
                       <w:szCs w:val="18"/>
                     </w:rPr>
-                    <w:t xml:space="preserve">2026-07-28</w:t>
+                    <w:t xml:space="preserve">2026-09-25</w:t>
                   </w:r>
                 </w:p>
               </w:tc>
@@ -10566,7 +10712,7 @@
                       <w:sz w:val="18"/>
                       <w:szCs w:val="18"/>
                     </w:rPr>
-                    <w:t xml:space="preserve">3,520</w:t>
+                    <w:t xml:space="preserve">3,710</w:t>
                   </w:r>
                 </w:p>
               </w:tc>
@@ -10896,6 +11042,225 @@
                       <w:sz w:val="18"/>
                       <w:szCs w:val="18"/>
                     </w:rPr>
+                    <w:t xml:space="preserve">KR-02063</w:t>
+                  </w:r>
+                </w:p>
+              </w:tc>
+              <w:tc>
+                <w:tcPr>
+                  <w:tcW w:type="dxa" w:w="1580"/>
+                  <w:tcBorders>
+                    <w:top w:val="single" w:color="D5D0C4" w:sz="4"/>
+                    <w:left w:val="single" w:color="D5D0C4" w:sz="4"/>
+                    <w:bottom w:val="single" w:color="D5D0C4" w:sz="4"/>
+                    <w:right w:val="single" w:color="D5D0C4" w:sz="4"/>
+                  </w:tcBorders>
+                  <w:tcMar>
+                    <w:top w:type="dxa" w:w="40"/>
+                    <w:left w:type="dxa" w:w="100"/>
+                    <w:bottom w:type="dxa" w:w="40"/>
+                    <w:right w:type="dxa" w:w="100"/>
+                  </w:tcMar>
+                  <w:vAlign w:val="center"/>
+                </w:tcPr>
+                <w:p>
+                  <w:pPr>
+                    <w:keepNext w:val="false"/>
+                    <w:spacing w:after="0" w:line="252"/>
+                    <w:jc w:val="left"/>
+                  </w:pPr>
+                  <w:r>
+                    <w:rPr>
+                      <w:rFonts w:ascii="Arial" w:cs="Arial" w:eastAsia="Arial" w:hAnsi="Arial"/>
+                      <w:b w:val="false"/>
+                      <w:bCs w:val="false"/>
+                      <w:color w:val="1C1B16"/>
+                      <w:sz w:val="18"/>
+                      <w:szCs w:val="18"/>
+                    </w:rPr>
+                    <w:t xml:space="preserve">C-3003</w:t>
+                  </w:r>
+                </w:p>
+              </w:tc>
+              <w:tc>
+                <w:tcPr>
+                  <w:tcW w:type="dxa" w:w="1460"/>
+                  <w:tcBorders>
+                    <w:top w:val="single" w:color="D5D0C4" w:sz="4"/>
+                    <w:left w:val="single" w:color="D5D0C4" w:sz="4"/>
+                    <w:bottom w:val="single" w:color="D5D0C4" w:sz="4"/>
+                    <w:right w:val="single" w:color="D5D0C4" w:sz="4"/>
+                  </w:tcBorders>
+                  <w:tcMar>
+                    <w:top w:type="dxa" w:w="40"/>
+                    <w:left w:type="dxa" w:w="100"/>
+                    <w:bottom w:type="dxa" w:w="40"/>
+                    <w:right w:type="dxa" w:w="100"/>
+                  </w:tcMar>
+                  <w:vAlign w:val="center"/>
+                </w:tcPr>
+                <w:p>
+                  <w:pPr>
+                    <w:keepNext w:val="false"/>
+                    <w:spacing w:after="0" w:line="252"/>
+                    <w:jc w:val="left"/>
+                  </w:pPr>
+                  <w:r>
+                    <w:rPr>
+                      <w:rFonts w:ascii="Arial" w:cs="Arial" w:eastAsia="Arial" w:hAnsi="Arial"/>
+                      <w:b w:val="false"/>
+                      <w:bCs w:val="false"/>
+                      <w:color w:val="1C1B16"/>
+                      <w:sz w:val="18"/>
+                      <w:szCs w:val="18"/>
+                    </w:rPr>
+                    <w:t xml:space="preserve">2026-05-14</w:t>
+                  </w:r>
+                </w:p>
+              </w:tc>
+              <w:tc>
+                <w:tcPr>
+                  <w:tcW w:type="dxa" w:w="1100"/>
+                  <w:tcBorders>
+                    <w:top w:val="single" w:color="D5D0C4" w:sz="4"/>
+                    <w:left w:val="single" w:color="D5D0C4" w:sz="4"/>
+                    <w:bottom w:val="single" w:color="D5D0C4" w:sz="4"/>
+                    <w:right w:val="single" w:color="D5D0C4" w:sz="4"/>
+                  </w:tcBorders>
+                  <w:tcMar>
+                    <w:top w:type="dxa" w:w="40"/>
+                    <w:left w:type="dxa" w:w="100"/>
+                    <w:bottom w:type="dxa" w:w="40"/>
+                    <w:right w:type="dxa" w:w="100"/>
+                  </w:tcMar>
+                  <w:vAlign w:val="center"/>
+                </w:tcPr>
+                <w:p>
+                  <w:pPr>
+                    <w:keepNext w:val="false"/>
+                    <w:spacing w:after="0" w:line="252"/>
+                    <w:jc w:val="right"/>
+                  </w:pPr>
+                  <w:r>
+                    <w:rPr>
+                      <w:rFonts w:ascii="Arial" w:cs="Arial" w:eastAsia="Arial" w:hAnsi="Arial"/>
+                      <w:b w:val="false"/>
+                      <w:bCs w:val="false"/>
+                      <w:color w:val="1C1B16"/>
+                      <w:sz w:val="18"/>
+                      <w:szCs w:val="18"/>
+                    </w:rPr>
+                    <w:t xml:space="preserve">1,790</w:t>
+                  </w:r>
+                </w:p>
+              </w:tc>
+              <w:tc>
+                <w:tcPr>
+                  <w:tcW w:type="dxa" w:w="1100"/>
+                  <w:tcBorders>
+                    <w:top w:val="single" w:color="D5D0C4" w:sz="4"/>
+                    <w:left w:val="single" w:color="D5D0C4" w:sz="4"/>
+                    <w:bottom w:val="single" w:color="D5D0C4" w:sz="4"/>
+                    <w:right w:val="single" w:color="D5D0C4" w:sz="4"/>
+                  </w:tcBorders>
+                  <w:tcMar>
+                    <w:top w:type="dxa" w:w="40"/>
+                    <w:left w:type="dxa" w:w="100"/>
+                    <w:bottom w:type="dxa" w:w="40"/>
+                    <w:right w:type="dxa" w:w="100"/>
+                  </w:tcMar>
+                  <w:vAlign w:val="center"/>
+                </w:tcPr>
+                <w:p>
+                  <w:pPr>
+                    <w:keepNext w:val="false"/>
+                    <w:spacing w:after="0" w:line="252"/>
+                    <w:jc w:val="left"/>
+                  </w:pPr>
+                  <w:r>
+                    <w:rPr>
+                      <w:rFonts w:ascii="Arial" w:cs="Arial" w:eastAsia="Arial" w:hAnsi="Arial"/>
+                      <w:b w:val="false"/>
+                      <w:bCs w:val="false"/>
+                      <w:color w:val="1C1B16"/>
+                      <w:sz w:val="18"/>
+                      <w:szCs w:val="18"/>
+                    </w:rPr>
+                    <w:t xml:space="preserve">Q1</w:t>
+                  </w:r>
+                </w:p>
+              </w:tc>
+            </w:tr>
+            <w:tr>
+              <w:trPr>
+                <w:cantSplit/>
+              </w:trPr>
+              <w:tc>
+                <w:tcPr>
+                  <w:tcW w:type="dxa" w:w="1100"/>
+                  <w:tcBorders>
+                    <w:top w:val="single" w:color="D5D0C4" w:sz="4"/>
+                    <w:left w:val="single" w:color="D5D0C4" w:sz="4"/>
+                    <w:bottom w:val="single" w:color="D5D0C4" w:sz="4"/>
+                    <w:right w:val="single" w:color="D5D0C4" w:sz="4"/>
+                  </w:tcBorders>
+                  <w:tcMar>
+                    <w:top w:type="dxa" w:w="40"/>
+                    <w:left w:type="dxa" w:w="100"/>
+                    <w:bottom w:type="dxa" w:w="40"/>
+                    <w:right w:type="dxa" w:w="100"/>
+                  </w:tcMar>
+                  <w:vAlign w:val="center"/>
+                </w:tcPr>
+                <w:p>
+                  <w:pPr>
+                    <w:keepNext w:val="false"/>
+                    <w:spacing w:after="0" w:line="252"/>
+                    <w:jc w:val="left"/>
+                  </w:pPr>
+                  <w:r>
+                    <w:rPr>
+                      <w:rFonts w:ascii="Arial" w:cs="Arial" w:eastAsia="Arial" w:hAnsi="Arial"/>
+                      <w:color w:val="1C1B16"/>
+                      <w:sz w:val="18"/>
+                      <w:szCs w:val="18"/>
+                    </w:rPr>
+                    <w:t xml:space="preserve">7</w:t>
+                  </w:r>
+                </w:p>
+              </w:tc>
+              <w:tc>
+                <w:tcPr>
+                  <w:tcW w:type="dxa" w:w="1220"/>
+                  <w:tcBorders>
+                    <w:top w:val="single" w:color="D5D0C4" w:sz="4"/>
+                    <w:left w:val="single" w:color="D5D0C4" w:sz="4"/>
+                    <w:bottom w:val="single" w:color="D5D0C4" w:sz="4"/>
+                    <w:right w:val="single" w:color="D5D0C4" w:sz="4"/>
+                  </w:tcBorders>
+                  <w:tcMar>
+                    <w:top w:type="dxa" w:w="40"/>
+                    <w:left w:type="dxa" w:w="100"/>
+                    <w:bottom w:type="dxa" w:w="40"/>
+                    <w:right w:type="dxa" w:w="100"/>
+                  </w:tcMar>
+                  <w:vAlign w:val="center"/>
+                </w:tcPr>
+                <w:p>
+                  <w:pPr>
+                    <w:keepNext w:val="false"/>
+                    <w:spacing w:after="0" w:line="252"/>
+                    <w:jc w:val="left"/>
+                  </w:pPr>
+                  <w:r>
+                    <w:rPr>
+                      <w:rFonts w:ascii="Arial" w:cs="Arial" w:eastAsia="Arial" w:hAnsi="Arial"/>
+                      <w:b w:val="false"/>
+                      <w:bCs w:val="false"/>
+                      <w:color w:val="1C1B16"/>
+                      <w:sz w:val="18"/>
+                      <w:szCs w:val="18"/>
+                    </w:rPr>
                     <w:t xml:space="preserve">KR-02151</w:t>
                   </w:r>
                 </w:p>
@@ -11086,7 +11451,7 @@
                 <w:sz w:val="18"/>
                 <w:szCs w:val="18"/>
               </w:rPr>
-              <w:t xml:space="preserve">  ·  Apply the identity rule</w:t>
+              <w:t xml:space="preserve">  ·  Apply the duplicate rules</w:t>
             </w:r>
             <w:r>
               <w:rPr>
@@ -11112,7 +11477,7 @@
                 <w:sz w:val="21"/>
                 <w:szCs w:val="21"/>
               </w:rPr>
-              <w:t xml:space="preserve">A check that compares whole rows reports one duplicate in these six rows. Anand's books hold each order once, under Wednesday's identity rule: one order_id is one order. How much Q2 revenue do the six rows hold once that rule has run? Give it in rupees.</w:t>
+              <w:t xml:space="preserve">Anand's books hold each order once. How much revenue do these seven rows hold for each quarter once Wednesday's rules for duplicates have run? Give Q1 and Q2 in rupees.</w:t>
             </w:r>
           </w:p>
           <w:p>
@@ -11224,39 +11589,7 @@
           <w:p>
             <w:pPr>
               <w:keepNext/>
-              <w:spacing w:after="60" w:before="120"/>
-            </w:pPr>
-            <w:r>
-              <w:rPr>
-                <w:rFonts w:ascii="Arial" w:cs="Arial" w:eastAsia="Arial" w:hAnsi="Arial"/>
-                <w:b/>
-                <w:bCs/>
-                <w:color w:val="1C1B16"/>
-                <w:sz w:val="22"/>
-                <w:szCs w:val="22"/>
-              </w:rPr>
-              <w:t xml:space="preserve">Set 1.  The case</w:t>
-            </w:r>
-          </w:p>
-          <w:p>
-            <w:pPr>
-              <w:keepNext/>
-              <w:spacing w:after="100" w:line="276"/>
-            </w:pPr>
-            <w:r>
-              <w:rPr>
-                <w:rFonts w:ascii="Arial" w:cs="Arial" w:eastAsia="Arial" w:hAnsi="Arial"/>
-                <w:color w:val="1C1B16"/>
-                <w:sz w:val="21"/>
-                <w:szCs w:val="21"/>
-              </w:rPr>
-              <w:t xml:space="preserve">Tuesday's numbers reached Meera before Wednesday's reconciliation did. The first dashboard tile she saw was built from an extract taken on 15 September, when Q2 had run 11 of its 13 weeks, and it set that part of Q2, Rs 1,55,59,950, against all of Q1, Rs 2,10,00,000: down 25.9 percent. The closed quarters as exported read Rs 2,10,00,000 and Rs 1,87,00,000, down 11.0 percent. Wednesday's reconciliation then found that 14 of Q1's rows were copies of other Q1 orders, together worth Rs 20,00,000, which Anand's books never held.</w:t>
-            </w:r>
-          </w:p>
-          <w:p>
-            <w:pPr>
-              <w:keepNext/>
-              <w:spacing w:after="80" w:before="80"/>
+              <w:spacing w:after="60" w:before="60" w:line="276"/>
             </w:pPr>
             <w:r>
               <w:rPr>
@@ -11264,10 +11597,30 @@
                 <w:b/>
                 <w:bCs/>
                 <w:color w:val="B37A33"/>
-                <w:sz w:val="19"/>
-                <w:szCs w:val="19"/>
-              </w:rPr>
-              <w:t xml:space="preserve">Exhibit 2F</w:t>
+                <w:sz w:val="22"/>
+                <w:szCs w:val="22"/>
+              </w:rPr>
+              <w:t xml:space="preserve">Q13</w:t>
+            </w:r>
+            <w:r>
+              <w:rPr>
+                <w:rFonts w:ascii="Arial" w:cs="Arial" w:eastAsia="Arial" w:hAnsi="Arial"/>
+                <w:b/>
+                <w:bCs/>
+                <w:color w:val="6B675E"/>
+                <w:sz w:val="18"/>
+                <w:szCs w:val="18"/>
+              </w:rPr>
+              <w:t xml:space="preserve">   Medium</w:t>
+            </w:r>
+            <w:r>
+              <w:rPr>
+                <w:rFonts w:ascii="Arial" w:cs="Arial" w:eastAsia="Arial" w:hAnsi="Arial"/>
+                <w:color w:val="6B675E"/>
+                <w:sz w:val="18"/>
+                <w:szCs w:val="18"/>
+              </w:rPr>
+              <w:t xml:space="preserve">  ·  Order the cleaning pass</w:t>
             </w:r>
             <w:r>
               <w:rPr>
@@ -11278,665 +11631,149 @@
                 <w:sz w:val="18"/>
                 <w:szCs w:val="18"/>
               </w:rPr>
-              <w:t xml:space="preserve">   Retail-Plus orders by month, as Tuesday's export held them.</w:t>
+              <w:t xml:space="preserve">  ·  letters in order</w:t>
             </w:r>
           </w:p>
           <w:p>
             <w:pPr>
               <w:keepNext/>
-              <w:spacing w:after="80" w:before="80"/>
-              <w:jc w:val="center"/>
-            </w:pPr>
-            <w:r>
-              <w:drawing>
-                <wp:inline distT="0" distB="0" distL="0" distR="0">
-                  <wp:extent cx="5905500" cy="2771775"/>
-                  <wp:effectExtent t="0" r="0" b="0" l="0"/>
-                  <wp:docPr id="1" name="" descr="" title=""/>
-                  <wp:cNvGraphicFramePr>
-                    <a:graphicFrameLocks xmlns:a="http://schemas.openxmlformats.org/drawingml/2006/main" noChangeAspect="1"/>
-                  </wp:cNvGraphicFramePr>
-                  <a:graphic xmlns:a="http://schemas.openxmlformats.org/drawingml/2006/main">
-                    <a:graphicData uri="http://schemas.openxmlformats.org/drawingml/2006/picture">
-                      <pic:pic xmlns:pic="http://schemas.openxmlformats.org/drawingml/2006/picture">
-                        <pic:nvPicPr>
-                          <pic:cNvPr id="0" name="" descr=""/>
-                          <pic:cNvPicPr>
-                            <a:picLocks noChangeAspect="1" noChangeArrowheads="1"/>
-                          </pic:cNvPicPr>
-                        </pic:nvPicPr>
-                        <pic:blipFill>
-                          <a:blip r:embed="rId11" cstate="none"/>
-                          <a:srcRect/>
-                          <a:stretch>
-                            <a:fillRect/>
-                          </a:stretch>
-                        </pic:blipFill>
-                        <pic:spPr bwMode="auto">
-                          <a:xfrm>
-                            <a:off x="0" y="0"/>
-                            <a:ext cx="5905500" cy="2771775"/>
-                          </a:xfrm>
-                          <a:prstGeom prst="rect">
-                            <a:avLst/>
-                          </a:prstGeom>
-                        </pic:spPr>
-                      </pic:pic>
-                    </a:graphicData>
-                  </a:graphic>
-                </wp:inline>
-              </w:drawing>
-            </w:r>
-          </w:p>
-          <w:tbl>
-            <w:tblPr>
-              <w:tblW w:type="dxa" w:w="7700"/>
-              <w:tblBorders>
-                <w:top w:val="single" w:color="D5D0C4" w:sz="4"/>
-                <w:left w:val="single" w:color="D5D0C4" w:sz="4"/>
-                <w:bottom w:val="single" w:color="D5D0C4" w:sz="4"/>
-                <w:right w:val="single" w:color="D5D0C4" w:sz="4"/>
-                <w:insideH w:val="single" w:color="D5D0C4" w:sz="4"/>
-                <w:insideV w:val="single" w:color="D5D0C4" w:sz="4"/>
-              </w:tblBorders>
-            </w:tblPr>
-            <w:tblGrid>
-              <w:gridCol w:w="1100"/>
-              <w:gridCol w:w="1100"/>
-              <w:gridCol w:w="1100"/>
-              <w:gridCol w:w="1100"/>
-              <w:gridCol w:w="1100"/>
-              <w:gridCol w:w="1100"/>
-              <w:gridCol w:w="1100"/>
-            </w:tblGrid>
-            <w:tr>
-              <w:trPr>
-                <w:cantSplit/>
-                <w:tblHeader/>
-              </w:trPr>
-              <w:tc>
-                <w:tcPr>
-                  <w:tcW w:type="dxa" w:w="1100"/>
-                  <w:tcBorders>
-                    <w:top w:val="single" w:color="D5D0C4" w:sz="4"/>
-                    <w:left w:val="single" w:color="D5D0C4" w:sz="4"/>
-                    <w:bottom w:val="single" w:color="D5D0C4" w:sz="4"/>
-                    <w:right w:val="single" w:color="D5D0C4" w:sz="4"/>
-                  </w:tcBorders>
-                  <w:shd w:fill="F9F8F3" w:color="auto" w:val="clear"/>
-                  <w:tcMar>
-                    <w:top w:type="dxa" w:w="40"/>
-                    <w:left w:type="dxa" w:w="100"/>
-                    <w:bottom w:type="dxa" w:w="40"/>
-                    <w:right w:type="dxa" w:w="100"/>
-                  </w:tcMar>
-                  <w:vAlign w:val="center"/>
-                </w:tcPr>
-                <w:p>
-                  <w:pPr>
-                    <w:keepNext/>
-                    <w:spacing w:after="0" w:line="240"/>
-                    <w:jc w:val="left"/>
-                  </w:pPr>
-                  <w:r>
-                    <w:rPr>
-                      <w:rFonts w:ascii="Arial" w:cs="Arial" w:eastAsia="Arial" w:hAnsi="Arial"/>
-                      <w:b/>
-                      <w:bCs/>
-                      <w:color w:val="1C1B16"/>
-                      <w:sz w:val="18"/>
-                      <w:szCs w:val="18"/>
-                    </w:rPr>
-                    <w:t xml:space="preserve">Month</w:t>
-                  </w:r>
-                </w:p>
-              </w:tc>
-              <w:tc>
-                <w:tcPr>
-                  <w:tcW w:type="dxa" w:w="1100"/>
-                  <w:tcBorders>
-                    <w:top w:val="single" w:color="D5D0C4" w:sz="4"/>
-                    <w:left w:val="single" w:color="D5D0C4" w:sz="4"/>
-                    <w:bottom w:val="single" w:color="D5D0C4" w:sz="4"/>
-                    <w:right w:val="single" w:color="D5D0C4" w:sz="4"/>
-                  </w:tcBorders>
-                  <w:shd w:fill="F9F8F3" w:color="auto" w:val="clear"/>
-                  <w:tcMar>
-                    <w:top w:type="dxa" w:w="40"/>
-                    <w:left w:type="dxa" w:w="100"/>
-                    <w:bottom w:type="dxa" w:w="40"/>
-                    <w:right w:type="dxa" w:w="100"/>
-                  </w:tcMar>
-                  <w:vAlign w:val="center"/>
-                </w:tcPr>
-                <w:p>
-                  <w:pPr>
-                    <w:keepNext/>
-                    <w:spacing w:after="0" w:line="240"/>
-                    <w:jc w:val="left"/>
-                  </w:pPr>
-                  <w:r>
-                    <w:rPr>
-                      <w:rFonts w:ascii="Arial" w:cs="Arial" w:eastAsia="Arial" w:hAnsi="Arial"/>
-                      <w:b/>
-                      <w:bCs/>
-                      <w:color w:val="1C1B16"/>
-                      <w:sz w:val="18"/>
-                      <w:szCs w:val="18"/>
-                    </w:rPr>
-                    <w:t xml:space="preserve">Apr</w:t>
-                  </w:r>
-                </w:p>
-              </w:tc>
-              <w:tc>
-                <w:tcPr>
-                  <w:tcW w:type="dxa" w:w="1100"/>
-                  <w:tcBorders>
-                    <w:top w:val="single" w:color="D5D0C4" w:sz="4"/>
-                    <w:left w:val="single" w:color="D5D0C4" w:sz="4"/>
-                    <w:bottom w:val="single" w:color="D5D0C4" w:sz="4"/>
-                    <w:right w:val="single" w:color="D5D0C4" w:sz="4"/>
-                  </w:tcBorders>
-                  <w:shd w:fill="F9F8F3" w:color="auto" w:val="clear"/>
-                  <w:tcMar>
-                    <w:top w:type="dxa" w:w="40"/>
-                    <w:left w:type="dxa" w:w="100"/>
-                    <w:bottom w:type="dxa" w:w="40"/>
-                    <w:right w:type="dxa" w:w="100"/>
-                  </w:tcMar>
-                  <w:vAlign w:val="center"/>
-                </w:tcPr>
-                <w:p>
-                  <w:pPr>
-                    <w:keepNext/>
-                    <w:spacing w:after="0" w:line="240"/>
-                    <w:jc w:val="left"/>
-                  </w:pPr>
-                  <w:r>
-                    <w:rPr>
-                      <w:rFonts w:ascii="Arial" w:cs="Arial" w:eastAsia="Arial" w:hAnsi="Arial"/>
-                      <w:b/>
-                      <w:bCs/>
-                      <w:color w:val="1C1B16"/>
-                      <w:sz w:val="18"/>
-                      <w:szCs w:val="18"/>
-                    </w:rPr>
-                    <w:t xml:space="preserve">May</w:t>
-                  </w:r>
-                </w:p>
-              </w:tc>
-              <w:tc>
-                <w:tcPr>
-                  <w:tcW w:type="dxa" w:w="1100"/>
-                  <w:tcBorders>
-                    <w:top w:val="single" w:color="D5D0C4" w:sz="4"/>
-                    <w:left w:val="single" w:color="D5D0C4" w:sz="4"/>
-                    <w:bottom w:val="single" w:color="D5D0C4" w:sz="4"/>
-                    <w:right w:val="single" w:color="D5D0C4" w:sz="4"/>
-                  </w:tcBorders>
-                  <w:shd w:fill="F9F8F3" w:color="auto" w:val="clear"/>
-                  <w:tcMar>
-                    <w:top w:type="dxa" w:w="40"/>
-                    <w:left w:type="dxa" w:w="100"/>
-                    <w:bottom w:type="dxa" w:w="40"/>
-                    <w:right w:type="dxa" w:w="100"/>
-                  </w:tcMar>
-                  <w:vAlign w:val="center"/>
-                </w:tcPr>
-                <w:p>
-                  <w:pPr>
-                    <w:keepNext/>
-                    <w:spacing w:after="0" w:line="240"/>
-                    <w:jc w:val="left"/>
-                  </w:pPr>
-                  <w:r>
-                    <w:rPr>
-                      <w:rFonts w:ascii="Arial" w:cs="Arial" w:eastAsia="Arial" w:hAnsi="Arial"/>
-                      <w:b/>
-                      <w:bCs/>
-                      <w:color w:val="1C1B16"/>
-                      <w:sz w:val="18"/>
-                      <w:szCs w:val="18"/>
-                    </w:rPr>
-                    <w:t xml:space="preserve">Jun</w:t>
-                  </w:r>
-                </w:p>
-              </w:tc>
-              <w:tc>
-                <w:tcPr>
-                  <w:tcW w:type="dxa" w:w="1100"/>
-                  <w:tcBorders>
-                    <w:top w:val="single" w:color="D5D0C4" w:sz="4"/>
-                    <w:left w:val="single" w:color="D5D0C4" w:sz="4"/>
-                    <w:bottom w:val="single" w:color="D5D0C4" w:sz="4"/>
-                    <w:right w:val="single" w:color="D5D0C4" w:sz="4"/>
-                  </w:tcBorders>
-                  <w:shd w:fill="F9F8F3" w:color="auto" w:val="clear"/>
-                  <w:tcMar>
-                    <w:top w:type="dxa" w:w="40"/>
-                    <w:left w:type="dxa" w:w="100"/>
-                    <w:bottom w:type="dxa" w:w="40"/>
-                    <w:right w:type="dxa" w:w="100"/>
-                  </w:tcMar>
-                  <w:vAlign w:val="center"/>
-                </w:tcPr>
-                <w:p>
-                  <w:pPr>
-                    <w:keepNext/>
-                    <w:spacing w:after="0" w:line="240"/>
-                    <w:jc w:val="left"/>
-                  </w:pPr>
-                  <w:r>
-                    <w:rPr>
-                      <w:rFonts w:ascii="Arial" w:cs="Arial" w:eastAsia="Arial" w:hAnsi="Arial"/>
-                      <w:b/>
-                      <w:bCs/>
-                      <w:color w:val="1C1B16"/>
-                      <w:sz w:val="18"/>
-                      <w:szCs w:val="18"/>
-                    </w:rPr>
-                    <w:t xml:space="preserve">Jul</w:t>
-                  </w:r>
-                </w:p>
-              </w:tc>
-              <w:tc>
-                <w:tcPr>
-                  <w:tcW w:type="dxa" w:w="1100"/>
-                  <w:tcBorders>
-                    <w:top w:val="single" w:color="D5D0C4" w:sz="4"/>
-                    <w:left w:val="single" w:color="D5D0C4" w:sz="4"/>
-                    <w:bottom w:val="single" w:color="D5D0C4" w:sz="4"/>
-                    <w:right w:val="single" w:color="D5D0C4" w:sz="4"/>
-                  </w:tcBorders>
-                  <w:shd w:fill="F9F8F3" w:color="auto" w:val="clear"/>
-                  <w:tcMar>
-                    <w:top w:type="dxa" w:w="40"/>
-                    <w:left w:type="dxa" w:w="100"/>
-                    <w:bottom w:type="dxa" w:w="40"/>
-                    <w:right w:type="dxa" w:w="100"/>
-                  </w:tcMar>
-                  <w:vAlign w:val="center"/>
-                </w:tcPr>
-                <w:p>
-                  <w:pPr>
-                    <w:keepNext/>
-                    <w:spacing w:after="0" w:line="240"/>
-                    <w:jc w:val="left"/>
-                  </w:pPr>
-                  <w:r>
-                    <w:rPr>
-                      <w:rFonts w:ascii="Arial" w:cs="Arial" w:eastAsia="Arial" w:hAnsi="Arial"/>
-                      <w:b/>
-                      <w:bCs/>
-                      <w:color w:val="1C1B16"/>
-                      <w:sz w:val="18"/>
-                      <w:szCs w:val="18"/>
-                    </w:rPr>
-                    <w:t xml:space="preserve">Aug</w:t>
-                  </w:r>
-                </w:p>
-              </w:tc>
-              <w:tc>
-                <w:tcPr>
-                  <w:tcW w:type="dxa" w:w="1100"/>
-                  <w:tcBorders>
-                    <w:top w:val="single" w:color="D5D0C4" w:sz="4"/>
-                    <w:left w:val="single" w:color="D5D0C4" w:sz="4"/>
-                    <w:bottom w:val="single" w:color="D5D0C4" w:sz="4"/>
-                    <w:right w:val="single" w:color="D5D0C4" w:sz="4"/>
-                  </w:tcBorders>
-                  <w:shd w:fill="F9F8F3" w:color="auto" w:val="clear"/>
-                  <w:tcMar>
-                    <w:top w:type="dxa" w:w="40"/>
-                    <w:left w:type="dxa" w:w="100"/>
-                    <w:bottom w:type="dxa" w:w="40"/>
-                    <w:right w:type="dxa" w:w="100"/>
-                  </w:tcMar>
-                  <w:vAlign w:val="center"/>
-                </w:tcPr>
-                <w:p>
-                  <w:pPr>
-                    <w:keepNext/>
-                    <w:spacing w:after="0" w:line="240"/>
-                    <w:jc w:val="left"/>
-                  </w:pPr>
-                  <w:r>
-                    <w:rPr>
-                      <w:rFonts w:ascii="Arial" w:cs="Arial" w:eastAsia="Arial" w:hAnsi="Arial"/>
-                      <w:b/>
-                      <w:bCs/>
-                      <w:color w:val="1C1B16"/>
-                      <w:sz w:val="18"/>
-                      <w:szCs w:val="18"/>
-                    </w:rPr>
-                    <w:t xml:space="preserve">Sep</w:t>
-                  </w:r>
-                </w:p>
-              </w:tc>
-            </w:tr>
-            <w:tr>
-              <w:trPr>
-                <w:cantSplit/>
-              </w:trPr>
-              <w:tc>
-                <w:tcPr>
-                  <w:tcW w:type="dxa" w:w="1100"/>
-                  <w:tcBorders>
-                    <w:top w:val="single" w:color="D5D0C4" w:sz="4"/>
-                    <w:left w:val="single" w:color="D5D0C4" w:sz="4"/>
-                    <w:bottom w:val="single" w:color="D5D0C4" w:sz="4"/>
-                    <w:right w:val="single" w:color="D5D0C4" w:sz="4"/>
-                  </w:tcBorders>
-                  <w:tcMar>
-                    <w:top w:type="dxa" w:w="40"/>
-                    <w:left w:type="dxa" w:w="100"/>
-                    <w:bottom w:type="dxa" w:w="40"/>
-                    <w:right w:type="dxa" w:w="100"/>
-                  </w:tcMar>
-                  <w:vAlign w:val="center"/>
-                </w:tcPr>
-                <w:p>
-                  <w:pPr>
-                    <w:keepNext w:val="false"/>
-                    <w:spacing w:after="0" w:line="252"/>
-                    <w:jc w:val="left"/>
-                  </w:pPr>
-                  <w:r>
-                    <w:rPr>
-                      <w:rFonts w:ascii="Arial" w:cs="Arial" w:eastAsia="Arial" w:hAnsi="Arial"/>
-                      <w:color w:val="1C1B16"/>
-                      <w:sz w:val="18"/>
-                      <w:szCs w:val="18"/>
-                    </w:rPr>
-                    <w:t xml:space="preserve">Orders</w:t>
-                  </w:r>
-                </w:p>
-              </w:tc>
-              <w:tc>
-                <w:tcPr>
-                  <w:tcW w:type="dxa" w:w="1100"/>
-                  <w:tcBorders>
-                    <w:top w:val="single" w:color="D5D0C4" w:sz="4"/>
-                    <w:left w:val="single" w:color="D5D0C4" w:sz="4"/>
-                    <w:bottom w:val="single" w:color="D5D0C4" w:sz="4"/>
-                    <w:right w:val="single" w:color="D5D0C4" w:sz="4"/>
-                  </w:tcBorders>
-                  <w:tcMar>
-                    <w:top w:type="dxa" w:w="40"/>
-                    <w:left w:type="dxa" w:w="100"/>
-                    <w:bottom w:type="dxa" w:w="40"/>
-                    <w:right w:type="dxa" w:w="100"/>
-                  </w:tcMar>
-                  <w:vAlign w:val="center"/>
-                </w:tcPr>
-                <w:p>
-                  <w:pPr>
-                    <w:keepNext w:val="false"/>
-                    <w:spacing w:after="0" w:line="252"/>
-                    <w:jc w:val="right"/>
-                  </w:pPr>
-                  <w:r>
-                    <w:rPr>
-                      <w:rFonts w:ascii="Arial" w:cs="Arial" w:eastAsia="Arial" w:hAnsi="Arial"/>
-                      <w:b w:val="false"/>
-                      <w:bCs w:val="false"/>
-                      <w:color w:val="1C1B16"/>
-                      <w:sz w:val="18"/>
-                      <w:szCs w:val="18"/>
-                    </w:rPr>
-                    <w:t xml:space="preserve">14</w:t>
-                  </w:r>
-                </w:p>
-              </w:tc>
-              <w:tc>
-                <w:tcPr>
-                  <w:tcW w:type="dxa" w:w="1100"/>
-                  <w:tcBorders>
-                    <w:top w:val="single" w:color="D5D0C4" w:sz="4"/>
-                    <w:left w:val="single" w:color="D5D0C4" w:sz="4"/>
-                    <w:bottom w:val="single" w:color="D5D0C4" w:sz="4"/>
-                    <w:right w:val="single" w:color="D5D0C4" w:sz="4"/>
-                  </w:tcBorders>
-                  <w:tcMar>
-                    <w:top w:type="dxa" w:w="40"/>
-                    <w:left w:type="dxa" w:w="100"/>
-                    <w:bottom w:type="dxa" w:w="40"/>
-                    <w:right w:type="dxa" w:w="100"/>
-                  </w:tcMar>
-                  <w:vAlign w:val="center"/>
-                </w:tcPr>
-                <w:p>
-                  <w:pPr>
-                    <w:keepNext w:val="false"/>
-                    <w:spacing w:after="0" w:line="252"/>
-                    <w:jc w:val="right"/>
-                  </w:pPr>
-                  <w:r>
-                    <w:rPr>
-                      <w:rFonts w:ascii="Arial" w:cs="Arial" w:eastAsia="Arial" w:hAnsi="Arial"/>
-                      <w:b w:val="false"/>
-                      <w:bCs w:val="false"/>
-                      <w:color w:val="1C1B16"/>
-                      <w:sz w:val="18"/>
-                      <w:szCs w:val="18"/>
-                    </w:rPr>
-                    <w:t xml:space="preserve">24</w:t>
-                  </w:r>
-                </w:p>
-              </w:tc>
-              <w:tc>
-                <w:tcPr>
-                  <w:tcW w:type="dxa" w:w="1100"/>
-                  <w:tcBorders>
-                    <w:top w:val="single" w:color="D5D0C4" w:sz="4"/>
-                    <w:left w:val="single" w:color="D5D0C4" w:sz="4"/>
-                    <w:bottom w:val="single" w:color="D5D0C4" w:sz="4"/>
-                    <w:right w:val="single" w:color="D5D0C4" w:sz="4"/>
-                  </w:tcBorders>
-                  <w:tcMar>
-                    <w:top w:type="dxa" w:w="40"/>
-                    <w:left w:type="dxa" w:w="100"/>
-                    <w:bottom w:type="dxa" w:w="40"/>
-                    <w:right w:type="dxa" w:w="100"/>
-                  </w:tcMar>
-                  <w:vAlign w:val="center"/>
-                </w:tcPr>
-                <w:p>
-                  <w:pPr>
-                    <w:keepNext w:val="false"/>
-                    <w:spacing w:after="0" w:line="252"/>
-                    <w:jc w:val="right"/>
-                  </w:pPr>
-                  <w:r>
-                    <w:rPr>
-                      <w:rFonts w:ascii="Arial" w:cs="Arial" w:eastAsia="Arial" w:hAnsi="Arial"/>
-                      <w:b w:val="false"/>
-                      <w:bCs w:val="false"/>
-                      <w:color w:val="1C1B16"/>
-                      <w:sz w:val="18"/>
-                      <w:szCs w:val="18"/>
-                    </w:rPr>
-                    <w:t xml:space="preserve">13</w:t>
-                  </w:r>
-                </w:p>
-              </w:tc>
-              <w:tc>
-                <w:tcPr>
-                  <w:tcW w:type="dxa" w:w="1100"/>
-                  <w:tcBorders>
-                    <w:top w:val="single" w:color="D5D0C4" w:sz="4"/>
-                    <w:left w:val="single" w:color="D5D0C4" w:sz="4"/>
-                    <w:bottom w:val="single" w:color="D5D0C4" w:sz="4"/>
-                    <w:right w:val="single" w:color="D5D0C4" w:sz="4"/>
-                  </w:tcBorders>
-                  <w:tcMar>
-                    <w:top w:type="dxa" w:w="40"/>
-                    <w:left w:type="dxa" w:w="100"/>
-                    <w:bottom w:type="dxa" w:w="40"/>
-                    <w:right w:type="dxa" w:w="100"/>
-                  </w:tcMar>
-                  <w:vAlign w:val="center"/>
-                </w:tcPr>
-                <w:p>
-                  <w:pPr>
-                    <w:keepNext w:val="false"/>
-                    <w:spacing w:after="0" w:line="252"/>
-                    <w:jc w:val="right"/>
-                  </w:pPr>
-                  <w:r>
-                    <w:rPr>
-                      <w:rFonts w:ascii="Arial" w:cs="Arial" w:eastAsia="Arial" w:hAnsi="Arial"/>
-                      <w:b w:val="false"/>
-                      <w:bCs w:val="false"/>
-                      <w:color w:val="1C1B16"/>
-                      <w:sz w:val="18"/>
-                      <w:szCs w:val="18"/>
-                    </w:rPr>
-                    <w:t xml:space="preserve">9</w:t>
-                  </w:r>
-                </w:p>
-              </w:tc>
-              <w:tc>
-                <w:tcPr>
-                  <w:tcW w:type="dxa" w:w="1100"/>
-                  <w:tcBorders>
-                    <w:top w:val="single" w:color="D5D0C4" w:sz="4"/>
-                    <w:left w:val="single" w:color="D5D0C4" w:sz="4"/>
-                    <w:bottom w:val="single" w:color="D5D0C4" w:sz="4"/>
-                    <w:right w:val="single" w:color="D5D0C4" w:sz="4"/>
-                  </w:tcBorders>
-                  <w:tcMar>
-                    <w:top w:type="dxa" w:w="40"/>
-                    <w:left w:type="dxa" w:w="100"/>
-                    <w:bottom w:type="dxa" w:w="40"/>
-                    <w:right w:type="dxa" w:w="100"/>
-                  </w:tcMar>
-                  <w:vAlign w:val="center"/>
-                </w:tcPr>
-                <w:p>
-                  <w:pPr>
-                    <w:keepNext w:val="false"/>
-                    <w:spacing w:after="0" w:line="252"/>
-                    <w:jc w:val="right"/>
-                  </w:pPr>
-                  <w:r>
-                    <w:rPr>
-                      <w:rFonts w:ascii="Arial" w:cs="Arial" w:eastAsia="Arial" w:hAnsi="Arial"/>
-                      <w:b w:val="false"/>
-                      <w:bCs w:val="false"/>
-                      <w:color w:val="1C1B16"/>
-                      <w:sz w:val="18"/>
-                      <w:szCs w:val="18"/>
-                    </w:rPr>
-                    <w:t xml:space="preserve">9</w:t>
-                  </w:r>
-                </w:p>
-              </w:tc>
-              <w:tc>
-                <w:tcPr>
-                  <w:tcW w:type="dxa" w:w="1100"/>
-                  <w:tcBorders>
-                    <w:top w:val="single" w:color="D5D0C4" w:sz="4"/>
-                    <w:left w:val="single" w:color="D5D0C4" w:sz="4"/>
-                    <w:bottom w:val="single" w:color="D5D0C4" w:sz="4"/>
-                    <w:right w:val="single" w:color="D5D0C4" w:sz="4"/>
-                  </w:tcBorders>
-                  <w:tcMar>
-                    <w:top w:type="dxa" w:w="40"/>
-                    <w:left w:type="dxa" w:w="100"/>
-                    <w:bottom w:type="dxa" w:w="40"/>
-                    <w:right w:type="dxa" w:w="100"/>
-                  </w:tcMar>
-                  <w:vAlign w:val="center"/>
-                </w:tcPr>
-                <w:p>
-                  <w:pPr>
-                    <w:keepNext w:val="false"/>
-                    <w:spacing w:after="0" w:line="252"/>
-                    <w:jc w:val="right"/>
-                  </w:pPr>
-                  <w:r>
-                    <w:rPr>
-                      <w:rFonts w:ascii="Arial" w:cs="Arial" w:eastAsia="Arial" w:hAnsi="Arial"/>
-                      <w:b w:val="false"/>
-                      <w:bCs w:val="false"/>
-                      <w:color w:val="1C1B16"/>
-                      <w:sz w:val="18"/>
-                      <w:szCs w:val="18"/>
-                    </w:rPr>
-                    <w:t xml:space="preserve">8</w:t>
-                  </w:r>
-                </w:p>
-              </w:tc>
-            </w:tr>
-          </w:tbl>
+              <w:spacing w:after="80" w:line="276"/>
+            </w:pPr>
+            <w:r>
+              <w:rPr>
+                <w:rFonts w:ascii="Arial" w:cs="Arial" w:eastAsia="Arial" w:hAnsi="Arial"/>
+                <w:color w:val="1C1B16"/>
+                <w:sz w:val="21"/>
+                <w:szCs w:val="21"/>
+              </w:rPr>
+              <w:t xml:space="preserve">Put the cleaning pass in order.</w:t>
+            </w:r>
+          </w:p>
           <w:p>
             <w:pPr>
               <w:keepNext/>
-              <w:spacing w:after="140" w:before="0"/>
-            </w:pPr>
-          </w:p>
-          <w:p>
-            <w:pPr>
-              <w:keepNext/>
-              <w:spacing w:after="60" w:before="60" w:line="276"/>
+              <w:keepLines/>
+              <w:spacing w:after="60" w:before="0" w:line="264"/>
+              <w:ind w:left="360" w:hanging="360"/>
             </w:pPr>
             <w:r>
               <w:rPr>
                 <w:rFonts w:ascii="Arial" w:cs="Arial" w:eastAsia="Arial" w:hAnsi="Arial"/>
                 <w:b/>
                 <w:bCs/>
-                <w:color w:val="B37A33"/>
-                <w:sz w:val="22"/>
-                <w:szCs w:val="22"/>
-              </w:rPr>
-              <w:t xml:space="preserve">Q13</w:t>
-            </w:r>
+                <w:color w:val="1C1B16"/>
+                <w:sz w:val="20"/>
+                <w:szCs w:val="20"/>
+              </w:rPr>
+              <w:t xml:space="preserve">A.  </w:t>
+            </w:r>
+            <w:r>
+              <w:rPr>
+                <w:rFonts w:ascii="Arial" w:cs="Arial" w:eastAsia="Arial" w:hAnsi="Arial"/>
+                <w:color w:val="1C1B16"/>
+                <w:sz w:val="20"/>
+                <w:szCs w:val="20"/>
+              </w:rPr>
+              <w:t xml:space="preserve">Reconcile counts and revenue.</w:t>
+            </w:r>
+          </w:p>
+          <w:p>
+            <w:pPr>
+              <w:keepNext/>
+              <w:keepLines/>
+              <w:spacing w:after="60" w:before="0" w:line="264"/>
+              <w:ind w:left="360" w:hanging="360"/>
+            </w:pPr>
             <w:r>
               <w:rPr>
                 <w:rFonts w:ascii="Arial" w:cs="Arial" w:eastAsia="Arial" w:hAnsi="Arial"/>
                 <w:b/>
                 <w:bCs/>
+                <w:color w:val="1C1B16"/>
+                <w:sz w:val="20"/>
+                <w:szCs w:val="20"/>
+              </w:rPr>
+              <w:t xml:space="preserve">B.  </w:t>
+            </w:r>
+            <w:r>
+              <w:rPr>
+                <w:rFonts w:ascii="Arial" w:cs="Arial" w:eastAsia="Arial" w:hAnsi="Arial"/>
+                <w:color w:val="1C1B16"/>
+                <w:sz w:val="20"/>
+                <w:szCs w:val="20"/>
+              </w:rPr>
+              <w:t xml:space="preserve">Profile each field.</w:t>
+            </w:r>
+          </w:p>
+          <w:p>
+            <w:pPr>
+              <w:keepNext/>
+              <w:keepLines/>
+              <w:spacing w:after="60" w:before="0" w:line="264"/>
+              <w:ind w:left="360" w:hanging="360"/>
+            </w:pPr>
+            <w:r>
+              <w:rPr>
+                <w:rFonts w:ascii="Arial" w:cs="Arial" w:eastAsia="Arial" w:hAnsi="Arial"/>
+                <w:b/>
+                <w:bCs/>
+                <w:color w:val="1C1B16"/>
+                <w:sz w:val="20"/>
+                <w:szCs w:val="20"/>
+              </w:rPr>
+              <w:t xml:space="preserve">C.  </w:t>
+            </w:r>
+            <w:r>
+              <w:rPr>
+                <w:rFonts w:ascii="Arial" w:cs="Arial" w:eastAsia="Arial" w:hAnsi="Arial"/>
+                <w:color w:val="1C1B16"/>
+                <w:sz w:val="20"/>
+                <w:szCs w:val="20"/>
+              </w:rPr>
+              <w:t xml:space="preserve">Recompute the revenue tree on the clean data, and send it to Anand.</w:t>
+            </w:r>
+          </w:p>
+          <w:p>
+            <w:pPr>
+              <w:keepNext/>
+              <w:keepLines/>
+              <w:spacing w:after="60" w:before="0" w:line="264"/>
+              <w:ind w:left="360" w:hanging="360"/>
+            </w:pPr>
+            <w:r>
+              <w:rPr>
+                <w:rFonts w:ascii="Arial" w:cs="Arial" w:eastAsia="Arial" w:hAnsi="Arial"/>
+                <w:b/>
+                <w:bCs/>
+                <w:color w:val="1C1B16"/>
+                <w:sz w:val="20"/>
+                <w:szCs w:val="20"/>
+              </w:rPr>
+              <w:t xml:space="preserve">D.  </w:t>
+            </w:r>
+            <w:r>
+              <w:rPr>
+                <w:rFonts w:ascii="Arial" w:cs="Arial" w:eastAsia="Arial" w:hAnsi="Arial"/>
+                <w:color w:val="1C1B16"/>
+                <w:sz w:val="20"/>
+                <w:szCs w:val="20"/>
+              </w:rPr>
+              <w:t xml:space="preserve">Decide drop, default or flag for each defect, with a written reason.</w:t>
+            </w:r>
+          </w:p>
+          <w:p>
+            <w:pPr>
+              <w:keepNext w:val="false"/>
+              <w:spacing w:after="0" w:before="40"/>
+            </w:pPr>
+            <w:r>
+              <w:rPr>
+                <w:rFonts w:ascii="Arial" w:cs="Arial" w:eastAsia="Arial" w:hAnsi="Arial"/>
                 <w:color w:val="6B675E"/>
-                <w:sz w:val="18"/>
-                <w:szCs w:val="18"/>
-              </w:rPr>
-              <w:t xml:space="preserve">   Hard</w:t>
-            </w:r>
-            <w:r>
-              <w:rPr>
-                <w:rFonts w:ascii="Arial" w:cs="Arial" w:eastAsia="Arial" w:hAnsi="Arial"/>
-                <w:color w:val="6B675E"/>
-                <w:sz w:val="18"/>
-                <w:szCs w:val="18"/>
-              </w:rPr>
-              <w:t xml:space="preserve">  ·  Give Monday's number</w:t>
-            </w:r>
-            <w:r>
-              <w:rPr>
-                <w:rFonts w:ascii="Arial" w:cs="Arial" w:eastAsia="Arial" w:hAnsi="Arial"/>
-                <w:i/>
-                <w:iCs/>
-                <w:color w:val="6B675E"/>
-                <w:sz w:val="18"/>
-                <w:szCs w:val="18"/>
-              </w:rPr>
-              <w:t xml:space="preserve">  ·  a word or number</w:t>
-            </w:r>
-          </w:p>
-          <w:p>
-            <w:pPr>
-              <w:keepNext/>
-              <w:spacing w:after="80" w:line="276"/>
-            </w:pPr>
-            <w:r>
-              <w:rPr>
-                <w:rFonts w:ascii="Arial" w:cs="Arial" w:eastAsia="Arial" w:hAnsi="Arial"/>
-                <w:color w:val="1C1B16"/>
-                <w:sz w:val="21"/>
-                <w:szCs w:val="21"/>
-              </w:rPr>
-              <w:t xml:space="preserve">Give the change in revenue from Q1 to Q2 that belongs in Meera's note on Monday, as a percentage to one decimal place.</w:t>
+                <w:sz w:val="15"/>
+                <w:szCs w:val="15"/>
+              </w:rPr>
+              <w:t xml:space="preserve">Write the letters in order on the answer sheet.</w:t>
             </w:r>
           </w:p>
         </w:tc>
@@ -11986,6 +11823,661 @@
           <w:p>
             <w:pPr>
               <w:keepNext/>
+              <w:spacing w:after="60" w:before="120"/>
+            </w:pPr>
+            <w:r>
+              <w:rPr>
+                <w:rFonts w:ascii="Arial" w:cs="Arial" w:eastAsia="Arial" w:hAnsi="Arial"/>
+                <w:b/>
+                <w:bCs/>
+                <w:color w:val="1C1B16"/>
+                <w:sz w:val="22"/>
+                <w:szCs w:val="22"/>
+              </w:rPr>
+              <w:t xml:space="preserve">Set 1.  The case</w:t>
+            </w:r>
+          </w:p>
+          <w:p>
+            <w:pPr>
+              <w:keepNext/>
+              <w:spacing w:after="100" w:line="276"/>
+            </w:pPr>
+            <w:r>
+              <w:rPr>
+                <w:rFonts w:ascii="Arial" w:cs="Arial" w:eastAsia="Arial" w:hAnsi="Arial"/>
+                <w:color w:val="1C1B16"/>
+                <w:sz w:val="21"/>
+                <w:szCs w:val="21"/>
+              </w:rPr>
+              <w:t xml:space="preserve">Meera's inbox holds three messages about the change in revenue from Q1 to Q2. Wednesday's, from Kavya: the reconciliation found Tuesday's Q2 clean at Rs 1,87,00,000, and found that 14 of Q1's rows in Tuesday's file were copies of other Q1 orders, worth Rs 20,00,000 together. Tuesday's note: the closed quarters in Tuesday's file, Rs 2,10,00,000 and Rs 1,87,00,000, down 11.0 percent. Tuesday's first dashboard tile, built from an extract taken on 15 September, when Q2 had run 11 of its 13 weeks: that part of Q2, Rs 1,55,59,950, against all of Q1, Rs 2,10,00,000, down 25.9 percent.</w:t>
+            </w:r>
+          </w:p>
+          <w:p>
+            <w:pPr>
+              <w:keepNext/>
+              <w:spacing w:after="80" w:before="80"/>
+            </w:pPr>
+            <w:r>
+              <w:rPr>
+                <w:rFonts w:ascii="Arial" w:cs="Arial" w:eastAsia="Arial" w:hAnsi="Arial"/>
+                <w:b/>
+                <w:bCs/>
+                <w:color w:val="B37A33"/>
+                <w:sz w:val="19"/>
+                <w:szCs w:val="19"/>
+              </w:rPr>
+              <w:t xml:space="preserve">Exhibit 2F</w:t>
+            </w:r>
+            <w:r>
+              <w:rPr>
+                <w:rFonts w:ascii="Arial" w:cs="Arial" w:eastAsia="Arial" w:hAnsi="Arial"/>
+                <w:i/>
+                <w:iCs/>
+                <w:color w:val="6B675E"/>
+                <w:sz w:val="18"/>
+                <w:szCs w:val="18"/>
+              </w:rPr>
+              <w:t xml:space="preserve">   Retail-Plus orders by month, as Tuesday's export held them.</w:t>
+            </w:r>
+          </w:p>
+          <w:p>
+            <w:pPr>
+              <w:keepNext/>
+              <w:spacing w:after="80" w:before="80"/>
+              <w:jc w:val="center"/>
+            </w:pPr>
+            <w:r>
+              <w:drawing>
+                <wp:inline distT="0" distB="0" distL="0" distR="0">
+                  <wp:extent cx="5905500" cy="2771775"/>
+                  <wp:effectExtent t="0" r="0" b="0" l="0"/>
+                  <wp:docPr id="1" name="" descr="" title=""/>
+                  <wp:cNvGraphicFramePr>
+                    <a:graphicFrameLocks xmlns:a="http://schemas.openxmlformats.org/drawingml/2006/main" noChangeAspect="1"/>
+                  </wp:cNvGraphicFramePr>
+                  <a:graphic xmlns:a="http://schemas.openxmlformats.org/drawingml/2006/main">
+                    <a:graphicData uri="http://schemas.openxmlformats.org/drawingml/2006/picture">
+                      <pic:pic xmlns:pic="http://schemas.openxmlformats.org/drawingml/2006/picture">
+                        <pic:nvPicPr>
+                          <pic:cNvPr id="0" name="" descr=""/>
+                          <pic:cNvPicPr>
+                            <a:picLocks noChangeAspect="1" noChangeArrowheads="1"/>
+                          </pic:cNvPicPr>
+                        </pic:nvPicPr>
+                        <pic:blipFill>
+                          <a:blip r:embed="rId11" cstate="none"/>
+                          <a:srcRect/>
+                          <a:stretch>
+                            <a:fillRect/>
+                          </a:stretch>
+                        </pic:blipFill>
+                        <pic:spPr bwMode="auto">
+                          <a:xfrm>
+                            <a:off x="0" y="0"/>
+                            <a:ext cx="5905500" cy="2771775"/>
+                          </a:xfrm>
+                          <a:prstGeom prst="rect">
+                            <a:avLst/>
+                          </a:prstGeom>
+                        </pic:spPr>
+                      </pic:pic>
+                    </a:graphicData>
+                  </a:graphic>
+                </wp:inline>
+              </w:drawing>
+            </w:r>
+          </w:p>
+          <w:tbl>
+            <w:tblPr>
+              <w:tblW w:type="dxa" w:w="7700"/>
+              <w:tblBorders>
+                <w:top w:val="single" w:color="D5D0C4" w:sz="4"/>
+                <w:left w:val="single" w:color="D5D0C4" w:sz="4"/>
+                <w:bottom w:val="single" w:color="D5D0C4" w:sz="4"/>
+                <w:right w:val="single" w:color="D5D0C4" w:sz="4"/>
+                <w:insideH w:val="single" w:color="D5D0C4" w:sz="4"/>
+                <w:insideV w:val="single" w:color="D5D0C4" w:sz="4"/>
+              </w:tblBorders>
+            </w:tblPr>
+            <w:tblGrid>
+              <w:gridCol w:w="1100"/>
+              <w:gridCol w:w="1100"/>
+              <w:gridCol w:w="1100"/>
+              <w:gridCol w:w="1100"/>
+              <w:gridCol w:w="1100"/>
+              <w:gridCol w:w="1100"/>
+              <w:gridCol w:w="1100"/>
+            </w:tblGrid>
+            <w:tr>
+              <w:trPr>
+                <w:cantSplit/>
+                <w:tblHeader/>
+              </w:trPr>
+              <w:tc>
+                <w:tcPr>
+                  <w:tcW w:type="dxa" w:w="1100"/>
+                  <w:tcBorders>
+                    <w:top w:val="single" w:color="D5D0C4" w:sz="4"/>
+                    <w:left w:val="single" w:color="D5D0C4" w:sz="4"/>
+                    <w:bottom w:val="single" w:color="D5D0C4" w:sz="4"/>
+                    <w:right w:val="single" w:color="D5D0C4" w:sz="4"/>
+                  </w:tcBorders>
+                  <w:shd w:fill="F9F8F3" w:color="auto" w:val="clear"/>
+                  <w:tcMar>
+                    <w:top w:type="dxa" w:w="40"/>
+                    <w:left w:type="dxa" w:w="100"/>
+                    <w:bottom w:type="dxa" w:w="40"/>
+                    <w:right w:type="dxa" w:w="100"/>
+                  </w:tcMar>
+                  <w:vAlign w:val="center"/>
+                </w:tcPr>
+                <w:p>
+                  <w:pPr>
+                    <w:keepNext/>
+                    <w:spacing w:after="0" w:line="240"/>
+                    <w:jc w:val="left"/>
+                  </w:pPr>
+                  <w:r>
+                    <w:rPr>
+                      <w:rFonts w:ascii="Arial" w:cs="Arial" w:eastAsia="Arial" w:hAnsi="Arial"/>
+                      <w:b/>
+                      <w:bCs/>
+                      <w:color w:val="1C1B16"/>
+                      <w:sz w:val="18"/>
+                      <w:szCs w:val="18"/>
+                    </w:rPr>
+                    <w:t xml:space="preserve">Month</w:t>
+                  </w:r>
+                </w:p>
+              </w:tc>
+              <w:tc>
+                <w:tcPr>
+                  <w:tcW w:type="dxa" w:w="1100"/>
+                  <w:tcBorders>
+                    <w:top w:val="single" w:color="D5D0C4" w:sz="4"/>
+                    <w:left w:val="single" w:color="D5D0C4" w:sz="4"/>
+                    <w:bottom w:val="single" w:color="D5D0C4" w:sz="4"/>
+                    <w:right w:val="single" w:color="D5D0C4" w:sz="4"/>
+                  </w:tcBorders>
+                  <w:shd w:fill="F9F8F3" w:color="auto" w:val="clear"/>
+                  <w:tcMar>
+                    <w:top w:type="dxa" w:w="40"/>
+                    <w:left w:type="dxa" w:w="100"/>
+                    <w:bottom w:type="dxa" w:w="40"/>
+                    <w:right w:type="dxa" w:w="100"/>
+                  </w:tcMar>
+                  <w:vAlign w:val="center"/>
+                </w:tcPr>
+                <w:p>
+                  <w:pPr>
+                    <w:keepNext/>
+                    <w:spacing w:after="0" w:line="240"/>
+                    <w:jc w:val="left"/>
+                  </w:pPr>
+                  <w:r>
+                    <w:rPr>
+                      <w:rFonts w:ascii="Arial" w:cs="Arial" w:eastAsia="Arial" w:hAnsi="Arial"/>
+                      <w:b/>
+                      <w:bCs/>
+                      <w:color w:val="1C1B16"/>
+                      <w:sz w:val="18"/>
+                      <w:szCs w:val="18"/>
+                    </w:rPr>
+                    <w:t xml:space="preserve">Apr</w:t>
+                  </w:r>
+                </w:p>
+              </w:tc>
+              <w:tc>
+                <w:tcPr>
+                  <w:tcW w:type="dxa" w:w="1100"/>
+                  <w:tcBorders>
+                    <w:top w:val="single" w:color="D5D0C4" w:sz="4"/>
+                    <w:left w:val="single" w:color="D5D0C4" w:sz="4"/>
+                    <w:bottom w:val="single" w:color="D5D0C4" w:sz="4"/>
+                    <w:right w:val="single" w:color="D5D0C4" w:sz="4"/>
+                  </w:tcBorders>
+                  <w:shd w:fill="F9F8F3" w:color="auto" w:val="clear"/>
+                  <w:tcMar>
+                    <w:top w:type="dxa" w:w="40"/>
+                    <w:left w:type="dxa" w:w="100"/>
+                    <w:bottom w:type="dxa" w:w="40"/>
+                    <w:right w:type="dxa" w:w="100"/>
+                  </w:tcMar>
+                  <w:vAlign w:val="center"/>
+                </w:tcPr>
+                <w:p>
+                  <w:pPr>
+                    <w:keepNext/>
+                    <w:spacing w:after="0" w:line="240"/>
+                    <w:jc w:val="left"/>
+                  </w:pPr>
+                  <w:r>
+                    <w:rPr>
+                      <w:rFonts w:ascii="Arial" w:cs="Arial" w:eastAsia="Arial" w:hAnsi="Arial"/>
+                      <w:b/>
+                      <w:bCs/>
+                      <w:color w:val="1C1B16"/>
+                      <w:sz w:val="18"/>
+                      <w:szCs w:val="18"/>
+                    </w:rPr>
+                    <w:t xml:space="preserve">May</w:t>
+                  </w:r>
+                </w:p>
+              </w:tc>
+              <w:tc>
+                <w:tcPr>
+                  <w:tcW w:type="dxa" w:w="1100"/>
+                  <w:tcBorders>
+                    <w:top w:val="single" w:color="D5D0C4" w:sz="4"/>
+                    <w:left w:val="single" w:color="D5D0C4" w:sz="4"/>
+                    <w:bottom w:val="single" w:color="D5D0C4" w:sz="4"/>
+                    <w:right w:val="single" w:color="D5D0C4" w:sz="4"/>
+                  </w:tcBorders>
+                  <w:shd w:fill="F9F8F3" w:color="auto" w:val="clear"/>
+                  <w:tcMar>
+                    <w:top w:type="dxa" w:w="40"/>
+                    <w:left w:type="dxa" w:w="100"/>
+                    <w:bottom w:type="dxa" w:w="40"/>
+                    <w:right w:type="dxa" w:w="100"/>
+                  </w:tcMar>
+                  <w:vAlign w:val="center"/>
+                </w:tcPr>
+                <w:p>
+                  <w:pPr>
+                    <w:keepNext/>
+                    <w:spacing w:after="0" w:line="240"/>
+                    <w:jc w:val="left"/>
+                  </w:pPr>
+                  <w:r>
+                    <w:rPr>
+                      <w:rFonts w:ascii="Arial" w:cs="Arial" w:eastAsia="Arial" w:hAnsi="Arial"/>
+                      <w:b/>
+                      <w:bCs/>
+                      <w:color w:val="1C1B16"/>
+                      <w:sz w:val="18"/>
+                      <w:szCs w:val="18"/>
+                    </w:rPr>
+                    <w:t xml:space="preserve">Jun</w:t>
+                  </w:r>
+                </w:p>
+              </w:tc>
+              <w:tc>
+                <w:tcPr>
+                  <w:tcW w:type="dxa" w:w="1100"/>
+                  <w:tcBorders>
+                    <w:top w:val="single" w:color="D5D0C4" w:sz="4"/>
+                    <w:left w:val="single" w:color="D5D0C4" w:sz="4"/>
+                    <w:bottom w:val="single" w:color="D5D0C4" w:sz="4"/>
+                    <w:right w:val="single" w:color="D5D0C4" w:sz="4"/>
+                  </w:tcBorders>
+                  <w:shd w:fill="F9F8F3" w:color="auto" w:val="clear"/>
+                  <w:tcMar>
+                    <w:top w:type="dxa" w:w="40"/>
+                    <w:left w:type="dxa" w:w="100"/>
+                    <w:bottom w:type="dxa" w:w="40"/>
+                    <w:right w:type="dxa" w:w="100"/>
+                  </w:tcMar>
+                  <w:vAlign w:val="center"/>
+                </w:tcPr>
+                <w:p>
+                  <w:pPr>
+                    <w:keepNext/>
+                    <w:spacing w:after="0" w:line="240"/>
+                    <w:jc w:val="left"/>
+                  </w:pPr>
+                  <w:r>
+                    <w:rPr>
+                      <w:rFonts w:ascii="Arial" w:cs="Arial" w:eastAsia="Arial" w:hAnsi="Arial"/>
+                      <w:b/>
+                      <w:bCs/>
+                      <w:color w:val="1C1B16"/>
+                      <w:sz w:val="18"/>
+                      <w:szCs w:val="18"/>
+                    </w:rPr>
+                    <w:t xml:space="preserve">Jul</w:t>
+                  </w:r>
+                </w:p>
+              </w:tc>
+              <w:tc>
+                <w:tcPr>
+                  <w:tcW w:type="dxa" w:w="1100"/>
+                  <w:tcBorders>
+                    <w:top w:val="single" w:color="D5D0C4" w:sz="4"/>
+                    <w:left w:val="single" w:color="D5D0C4" w:sz="4"/>
+                    <w:bottom w:val="single" w:color="D5D0C4" w:sz="4"/>
+                    <w:right w:val="single" w:color="D5D0C4" w:sz="4"/>
+                  </w:tcBorders>
+                  <w:shd w:fill="F9F8F3" w:color="auto" w:val="clear"/>
+                  <w:tcMar>
+                    <w:top w:type="dxa" w:w="40"/>
+                    <w:left w:type="dxa" w:w="100"/>
+                    <w:bottom w:type="dxa" w:w="40"/>
+                    <w:right w:type="dxa" w:w="100"/>
+                  </w:tcMar>
+                  <w:vAlign w:val="center"/>
+                </w:tcPr>
+                <w:p>
+                  <w:pPr>
+                    <w:keepNext/>
+                    <w:spacing w:after="0" w:line="240"/>
+                    <w:jc w:val="left"/>
+                  </w:pPr>
+                  <w:r>
+                    <w:rPr>
+                      <w:rFonts w:ascii="Arial" w:cs="Arial" w:eastAsia="Arial" w:hAnsi="Arial"/>
+                      <w:b/>
+                      <w:bCs/>
+                      <w:color w:val="1C1B16"/>
+                      <w:sz w:val="18"/>
+                      <w:szCs w:val="18"/>
+                    </w:rPr>
+                    <w:t xml:space="preserve">Aug</w:t>
+                  </w:r>
+                </w:p>
+              </w:tc>
+              <w:tc>
+                <w:tcPr>
+                  <w:tcW w:type="dxa" w:w="1100"/>
+                  <w:tcBorders>
+                    <w:top w:val="single" w:color="D5D0C4" w:sz="4"/>
+                    <w:left w:val="single" w:color="D5D0C4" w:sz="4"/>
+                    <w:bottom w:val="single" w:color="D5D0C4" w:sz="4"/>
+                    <w:right w:val="single" w:color="D5D0C4" w:sz="4"/>
+                  </w:tcBorders>
+                  <w:shd w:fill="F9F8F3" w:color="auto" w:val="clear"/>
+                  <w:tcMar>
+                    <w:top w:type="dxa" w:w="40"/>
+                    <w:left w:type="dxa" w:w="100"/>
+                    <w:bottom w:type="dxa" w:w="40"/>
+                    <w:right w:type="dxa" w:w="100"/>
+                  </w:tcMar>
+                  <w:vAlign w:val="center"/>
+                </w:tcPr>
+                <w:p>
+                  <w:pPr>
+                    <w:keepNext/>
+                    <w:spacing w:after="0" w:line="240"/>
+                    <w:jc w:val="left"/>
+                  </w:pPr>
+                  <w:r>
+                    <w:rPr>
+                      <w:rFonts w:ascii="Arial" w:cs="Arial" w:eastAsia="Arial" w:hAnsi="Arial"/>
+                      <w:b/>
+                      <w:bCs/>
+                      <w:color w:val="1C1B16"/>
+                      <w:sz w:val="18"/>
+                      <w:szCs w:val="18"/>
+                    </w:rPr>
+                    <w:t xml:space="preserve">Sep</w:t>
+                  </w:r>
+                </w:p>
+              </w:tc>
+            </w:tr>
+            <w:tr>
+              <w:trPr>
+                <w:cantSplit/>
+              </w:trPr>
+              <w:tc>
+                <w:tcPr>
+                  <w:tcW w:type="dxa" w:w="1100"/>
+                  <w:tcBorders>
+                    <w:top w:val="single" w:color="D5D0C4" w:sz="4"/>
+                    <w:left w:val="single" w:color="D5D0C4" w:sz="4"/>
+                    <w:bottom w:val="single" w:color="D5D0C4" w:sz="4"/>
+                    <w:right w:val="single" w:color="D5D0C4" w:sz="4"/>
+                  </w:tcBorders>
+                  <w:tcMar>
+                    <w:top w:type="dxa" w:w="40"/>
+                    <w:left w:type="dxa" w:w="100"/>
+                    <w:bottom w:type="dxa" w:w="40"/>
+                    <w:right w:type="dxa" w:w="100"/>
+                  </w:tcMar>
+                  <w:vAlign w:val="center"/>
+                </w:tcPr>
+                <w:p>
+                  <w:pPr>
+                    <w:keepNext w:val="false"/>
+                    <w:spacing w:after="0" w:line="252"/>
+                    <w:jc w:val="left"/>
+                  </w:pPr>
+                  <w:r>
+                    <w:rPr>
+                      <w:rFonts w:ascii="Arial" w:cs="Arial" w:eastAsia="Arial" w:hAnsi="Arial"/>
+                      <w:color w:val="1C1B16"/>
+                      <w:sz w:val="18"/>
+                      <w:szCs w:val="18"/>
+                    </w:rPr>
+                    <w:t xml:space="preserve">Orders</w:t>
+                  </w:r>
+                </w:p>
+              </w:tc>
+              <w:tc>
+                <w:tcPr>
+                  <w:tcW w:type="dxa" w:w="1100"/>
+                  <w:tcBorders>
+                    <w:top w:val="single" w:color="D5D0C4" w:sz="4"/>
+                    <w:left w:val="single" w:color="D5D0C4" w:sz="4"/>
+                    <w:bottom w:val="single" w:color="D5D0C4" w:sz="4"/>
+                    <w:right w:val="single" w:color="D5D0C4" w:sz="4"/>
+                  </w:tcBorders>
+                  <w:tcMar>
+                    <w:top w:type="dxa" w:w="40"/>
+                    <w:left w:type="dxa" w:w="100"/>
+                    <w:bottom w:type="dxa" w:w="40"/>
+                    <w:right w:type="dxa" w:w="100"/>
+                  </w:tcMar>
+                  <w:vAlign w:val="center"/>
+                </w:tcPr>
+                <w:p>
+                  <w:pPr>
+                    <w:keepNext w:val="false"/>
+                    <w:spacing w:after="0" w:line="252"/>
+                    <w:jc w:val="right"/>
+                  </w:pPr>
+                  <w:r>
+                    <w:rPr>
+                      <w:rFonts w:ascii="Arial" w:cs="Arial" w:eastAsia="Arial" w:hAnsi="Arial"/>
+                      <w:b w:val="false"/>
+                      <w:bCs w:val="false"/>
+                      <w:color w:val="1C1B16"/>
+                      <w:sz w:val="18"/>
+                      <w:szCs w:val="18"/>
+                    </w:rPr>
+                    <w:t xml:space="preserve">14</w:t>
+                  </w:r>
+                </w:p>
+              </w:tc>
+              <w:tc>
+                <w:tcPr>
+                  <w:tcW w:type="dxa" w:w="1100"/>
+                  <w:tcBorders>
+                    <w:top w:val="single" w:color="D5D0C4" w:sz="4"/>
+                    <w:left w:val="single" w:color="D5D0C4" w:sz="4"/>
+                    <w:bottom w:val="single" w:color="D5D0C4" w:sz="4"/>
+                    <w:right w:val="single" w:color="D5D0C4" w:sz="4"/>
+                  </w:tcBorders>
+                  <w:tcMar>
+                    <w:top w:type="dxa" w:w="40"/>
+                    <w:left w:type="dxa" w:w="100"/>
+                    <w:bottom w:type="dxa" w:w="40"/>
+                    <w:right w:type="dxa" w:w="100"/>
+                  </w:tcMar>
+                  <w:vAlign w:val="center"/>
+                </w:tcPr>
+                <w:p>
+                  <w:pPr>
+                    <w:keepNext w:val="false"/>
+                    <w:spacing w:after="0" w:line="252"/>
+                    <w:jc w:val="right"/>
+                  </w:pPr>
+                  <w:r>
+                    <w:rPr>
+                      <w:rFonts w:ascii="Arial" w:cs="Arial" w:eastAsia="Arial" w:hAnsi="Arial"/>
+                      <w:b w:val="false"/>
+                      <w:bCs w:val="false"/>
+                      <w:color w:val="1C1B16"/>
+                      <w:sz w:val="18"/>
+                      <w:szCs w:val="18"/>
+                    </w:rPr>
+                    <w:t xml:space="preserve">24</w:t>
+                  </w:r>
+                </w:p>
+              </w:tc>
+              <w:tc>
+                <w:tcPr>
+                  <w:tcW w:type="dxa" w:w="1100"/>
+                  <w:tcBorders>
+                    <w:top w:val="single" w:color="D5D0C4" w:sz="4"/>
+                    <w:left w:val="single" w:color="D5D0C4" w:sz="4"/>
+                    <w:bottom w:val="single" w:color="D5D0C4" w:sz="4"/>
+                    <w:right w:val="single" w:color="D5D0C4" w:sz="4"/>
+                  </w:tcBorders>
+                  <w:tcMar>
+                    <w:top w:type="dxa" w:w="40"/>
+                    <w:left w:type="dxa" w:w="100"/>
+                    <w:bottom w:type="dxa" w:w="40"/>
+                    <w:right w:type="dxa" w:w="100"/>
+                  </w:tcMar>
+                  <w:vAlign w:val="center"/>
+                </w:tcPr>
+                <w:p>
+                  <w:pPr>
+                    <w:keepNext w:val="false"/>
+                    <w:spacing w:after="0" w:line="252"/>
+                    <w:jc w:val="right"/>
+                  </w:pPr>
+                  <w:r>
+                    <w:rPr>
+                      <w:rFonts w:ascii="Arial" w:cs="Arial" w:eastAsia="Arial" w:hAnsi="Arial"/>
+                      <w:b w:val="false"/>
+                      <w:bCs w:val="false"/>
+                      <w:color w:val="1C1B16"/>
+                      <w:sz w:val="18"/>
+                      <w:szCs w:val="18"/>
+                    </w:rPr>
+                    <w:t xml:space="preserve">13</w:t>
+                  </w:r>
+                </w:p>
+              </w:tc>
+              <w:tc>
+                <w:tcPr>
+                  <w:tcW w:type="dxa" w:w="1100"/>
+                  <w:tcBorders>
+                    <w:top w:val="single" w:color="D5D0C4" w:sz="4"/>
+                    <w:left w:val="single" w:color="D5D0C4" w:sz="4"/>
+                    <w:bottom w:val="single" w:color="D5D0C4" w:sz="4"/>
+                    <w:right w:val="single" w:color="D5D0C4" w:sz="4"/>
+                  </w:tcBorders>
+                  <w:tcMar>
+                    <w:top w:type="dxa" w:w="40"/>
+                    <w:left w:type="dxa" w:w="100"/>
+                    <w:bottom w:type="dxa" w:w="40"/>
+                    <w:right w:type="dxa" w:w="100"/>
+                  </w:tcMar>
+                  <w:vAlign w:val="center"/>
+                </w:tcPr>
+                <w:p>
+                  <w:pPr>
+                    <w:keepNext w:val="false"/>
+                    <w:spacing w:after="0" w:line="252"/>
+                    <w:jc w:val="right"/>
+                  </w:pPr>
+                  <w:r>
+                    <w:rPr>
+                      <w:rFonts w:ascii="Arial" w:cs="Arial" w:eastAsia="Arial" w:hAnsi="Arial"/>
+                      <w:b w:val="false"/>
+                      <w:bCs w:val="false"/>
+                      <w:color w:val="1C1B16"/>
+                      <w:sz w:val="18"/>
+                      <w:szCs w:val="18"/>
+                    </w:rPr>
+                    <w:t xml:space="preserve">9</w:t>
+                  </w:r>
+                </w:p>
+              </w:tc>
+              <w:tc>
+                <w:tcPr>
+                  <w:tcW w:type="dxa" w:w="1100"/>
+                  <w:tcBorders>
+                    <w:top w:val="single" w:color="D5D0C4" w:sz="4"/>
+                    <w:left w:val="single" w:color="D5D0C4" w:sz="4"/>
+                    <w:bottom w:val="single" w:color="D5D0C4" w:sz="4"/>
+                    <w:right w:val="single" w:color="D5D0C4" w:sz="4"/>
+                  </w:tcBorders>
+                  <w:tcMar>
+                    <w:top w:type="dxa" w:w="40"/>
+                    <w:left w:type="dxa" w:w="100"/>
+                    <w:bottom w:type="dxa" w:w="40"/>
+                    <w:right w:type="dxa" w:w="100"/>
+                  </w:tcMar>
+                  <w:vAlign w:val="center"/>
+                </w:tcPr>
+                <w:p>
+                  <w:pPr>
+                    <w:keepNext w:val="false"/>
+                    <w:spacing w:after="0" w:line="252"/>
+                    <w:jc w:val="right"/>
+                  </w:pPr>
+                  <w:r>
+                    <w:rPr>
+                      <w:rFonts w:ascii="Arial" w:cs="Arial" w:eastAsia="Arial" w:hAnsi="Arial"/>
+                      <w:b w:val="false"/>
+                      <w:bCs w:val="false"/>
+                      <w:color w:val="1C1B16"/>
+                      <w:sz w:val="18"/>
+                      <w:szCs w:val="18"/>
+                    </w:rPr>
+                    <w:t xml:space="preserve">9</w:t>
+                  </w:r>
+                </w:p>
+              </w:tc>
+              <w:tc>
+                <w:tcPr>
+                  <w:tcW w:type="dxa" w:w="1100"/>
+                  <w:tcBorders>
+                    <w:top w:val="single" w:color="D5D0C4" w:sz="4"/>
+                    <w:left w:val="single" w:color="D5D0C4" w:sz="4"/>
+                    <w:bottom w:val="single" w:color="D5D0C4" w:sz="4"/>
+                    <w:right w:val="single" w:color="D5D0C4" w:sz="4"/>
+                  </w:tcBorders>
+                  <w:tcMar>
+                    <w:top w:type="dxa" w:w="40"/>
+                    <w:left w:type="dxa" w:w="100"/>
+                    <w:bottom w:type="dxa" w:w="40"/>
+                    <w:right w:type="dxa" w:w="100"/>
+                  </w:tcMar>
+                  <w:vAlign w:val="center"/>
+                </w:tcPr>
+                <w:p>
+                  <w:pPr>
+                    <w:keepNext w:val="false"/>
+                    <w:spacing w:after="0" w:line="252"/>
+                    <w:jc w:val="right"/>
+                  </w:pPr>
+                  <w:r>
+                    <w:rPr>
+                      <w:rFonts w:ascii="Arial" w:cs="Arial" w:eastAsia="Arial" w:hAnsi="Arial"/>
+                      <w:b w:val="false"/>
+                      <w:bCs w:val="false"/>
+                      <w:color w:val="1C1B16"/>
+                      <w:sz w:val="18"/>
+                      <w:szCs w:val="18"/>
+                    </w:rPr>
+                    <w:t xml:space="preserve">8</w:t>
+                  </w:r>
+                </w:p>
+              </w:tc>
+            </w:tr>
+          </w:tbl>
+          <w:p>
+            <w:pPr>
+              <w:keepNext/>
+              <w:spacing w:after="140" w:before="0"/>
+            </w:pPr>
+          </w:p>
+          <w:p>
+            <w:pPr>
+              <w:keepNext/>
               <w:spacing w:after="60" w:before="60" w:line="276"/>
             </w:pPr>
             <w:r>
@@ -12017,7 +12509,7 @@
                 <w:sz w:val="18"/>
                 <w:szCs w:val="18"/>
               </w:rPr>
-              <w:t xml:space="preserve">  ·  Recompute the finding</w:t>
+              <w:t xml:space="preserve">  ·  Give Monday's number</w:t>
             </w:r>
             <w:r>
               <w:rPr>
@@ -12043,7 +12535,7 @@
                 <w:sz w:val="21"/>
                 <w:szCs w:val="21"/>
               </w:rPr>
-              <w:t xml:space="preserve">The chart and its table are Tuesday's count of Retail-Plus orders by month, as exported; Q1 is April to June and Q2 is July to September. Retail-Plus had the same 22 members in both quarters, and 11 of the 14 copied Q1 rows were Retail-Plus orders placed in May. Give the change in Retail-Plus orders per member from Q1 to Q2 on the reconciled file, as a percentage to one decimal place.</w:t>
+              <w:t xml:space="preserve">Give the change in revenue from Q1 to Q2 that belongs in Meera's note on Monday, as a percentage to one decimal place.</w:t>
             </w:r>
           </w:p>
         </w:tc>
@@ -12115,7 +12607,7 @@
                 <w:sz w:val="18"/>
                 <w:szCs w:val="18"/>
               </w:rPr>
-              <w:t xml:space="preserve">   Medium</w:t>
+              <w:t xml:space="preserve">   Hard</w:t>
             </w:r>
             <w:r>
               <w:rPr>
@@ -12124,7 +12616,7 @@
                 <w:sz w:val="18"/>
                 <w:szCs w:val="18"/>
               </w:rPr>
-              <w:t xml:space="preserve">  ·  Order the cleaning pass</w:t>
+              <w:t xml:space="preserve">  ·  Recompute the finding</w:t>
             </w:r>
             <w:r>
               <w:rPr>
@@ -12135,7 +12627,7 @@
                 <w:sz w:val="18"/>
                 <w:szCs w:val="18"/>
               </w:rPr>
-              <w:t xml:space="preserve">  ·  letters in order</w:t>
+              <w:t xml:space="preserve">  ·  one letter</w:t>
             </w:r>
           </w:p>
           <w:p>
@@ -12150,7 +12642,7 @@
                 <w:sz w:val="21"/>
                 <w:szCs w:val="21"/>
               </w:rPr>
-              <w:t xml:space="preserve">Put Wednesday's cleaning pass in order. Kavya's rule for it: nothing is computed from the clean file until the file accounts for every row and rupee that came in.</w:t>
+              <w:t xml:space="preserve">The chart and its table are Tuesday's count of Retail-Plus orders by month, as exported; Q1 is April to June and Q2 is July to September. Tuesday's file held 114 order rows in Q1 and 86 in Q2, and Retail-Plus had the same 22 members in both quarters. Of the 14 copied Q1 rows, 11 were Retail-Plus orders placed in May. On the reconciled file, what happened to Retail-Plus orders per member, and how much of the company's fall in orders does Retail-Plus carry?</w:t>
             </w:r>
           </w:p>
           <w:p>
@@ -12178,7 +12670,7 @@
                 <w:sz w:val="20"/>
                 <w:szCs w:val="20"/>
               </w:rPr>
-              <w:t xml:space="preserve">Reconcile counts and revenue.</w:t>
+              <w:t xml:space="preserve">Orders per member fall 35.0 percent, and Retail-Plus carries all 14 of the company's 14 lost orders.</w:t>
             </w:r>
           </w:p>
           <w:p>
@@ -12206,7 +12698,7 @@
                 <w:sz w:val="20"/>
                 <w:szCs w:val="20"/>
               </w:rPr>
-              <w:t xml:space="preserve">Profile each field.</w:t>
+              <w:t xml:space="preserve">Orders per member fall 49.0 percent, and Retail-Plus carries all 14 of the company's 14 lost orders.</w:t>
             </w:r>
           </w:p>
           <w:p>
@@ -12234,12 +12726,12 @@
                 <w:sz w:val="20"/>
                 <w:szCs w:val="20"/>
               </w:rPr>
-              <w:t xml:space="preserve">Recompute the revenue tree on the clean data.</w:t>
-            </w:r>
-          </w:p>
-          <w:p>
-            <w:pPr>
-              <w:keepNext/>
+              <w:t xml:space="preserve">Orders per member fall 35.0 percent, and Retail-Plus carries 25 of the company's 28 lost orders.</w:t>
+            </w:r>
+          </w:p>
+          <w:p>
+            <w:pPr>
+              <w:keepNext w:val="false"/>
               <w:keepLines/>
               <w:spacing w:after="60" w:before="0" w:line="264"/>
               <w:ind w:left="360" w:hanging="360"/>
@@ -12262,22 +12754,7 @@
                 <w:sz w:val="20"/>
                 <w:szCs w:val="20"/>
               </w:rPr>
-              <w:t xml:space="preserve">Decide drop, default or flag for each defect, with a written reason.</w:t>
-            </w:r>
-          </w:p>
-          <w:p>
-            <w:pPr>
-              <w:keepNext w:val="false"/>
-              <w:spacing w:after="0" w:before="40"/>
-            </w:pPr>
-            <w:r>
-              <w:rPr>
-                <w:rFonts w:ascii="Arial" w:cs="Arial" w:eastAsia="Arial" w:hAnsi="Arial"/>
-                <w:color w:val="6B675E"/>
-                <w:sz w:val="15"/>
-                <w:szCs w:val="15"/>
-              </w:rPr>
-              <w:t xml:space="preserve">Write the letters in order on the answer sheet.</w:t>
+              <w:t xml:space="preserve">Orders per member fall 49.0 percent, and Retail-Plus carries 25 of the company's 28 lost orders.</w:t>
             </w:r>
           </w:p>
         </w:tc>
@@ -12313,7 +12790,7 @@
           <w:sz w:val="19"/>
           <w:szCs w:val="19"/>
         </w:rPr>
-        <w:t xml:space="preserve">5 items, Q16 to Q20, about 17 minutes. What it shows: whether you can say what a shuffle, a count and a fair test let you tell Meera.</w:t>
+        <w:t xml:space="preserve">6 items, Q16 to Q21, about 22.5 minutes. What it shows: whether you can say what a shuffle, a count and a fair test let you tell Meera.</w:t>
       </w:r>
     </w:p>
     <w:p>
@@ -12328,7 +12805,7 @@
           <w:sz w:val="21"/>
           <w:szCs w:val="21"/>
         </w:rPr>
-        <w:t xml:space="preserve">Meera has set the growth review for Monday and sent three questions. "One: Retail-Plus is down, smaller than first reported. Real, or the wobble we see every quarter? Two: Student is up 40 percent; should I move budget there? Three: Marketing says the monsoon sale lifted revenue 6 percent and wants to repeat it at Diwali." Her constraint: "One page, two minutes. If the honest answer is 'we do not know yet', say so and tell me what would tell us."</w:t>
+        <w:t xml:space="preserve">Meera has set the growth review for Monday and sent three questions. "One: Retail-Plus is down. Real, or the wobble we see every quarter? Two: Student is up 40 percent; should I move budget there? Three: Marketing says the monsoon sale lifted revenue 6 percent and wants to repeat it at Diwali." Her constraint: "One page, two minutes."</w:t>
       </w:r>
     </w:p>
     <w:tbl>
@@ -13054,7 +13531,7 @@
                 <w:sz w:val="21"/>
                 <w:szCs w:val="21"/>
               </w:rPr>
-              <w:t xml:space="preserve">Kavya's rule for Meera's first question: count the shuffles whose gap reaches the real one in the direction of the fall, and call the fall real when their share is under 0.05. Which line answers Meera, with the size of the fall across the tier beside it?</w:t>
+              <w:t xml:space="preserve">Kavya's rule, fixed before the test: count the shuffles whose gap shows a fall at least as large as the real one, and call the fall real when fewer than 5 in 100 of them do. Which line answers Meera's first question?</w:t>
             </w:r>
           </w:p>
           <w:p>
@@ -13082,7 +13559,7 @@
                 <w:sz w:val="20"/>
                 <w:szCs w:val="20"/>
               </w:rPr>
-              <w:t xml:space="preserve">Real: 145 of 5,000 shuffles, a p of 0.029, on a fall of Rs 24,420 a quarter across the tier.</w:t>
+              <w:t xml:space="preserve">Not shown: 286 of 5,000 shuffles reach it, p = 0.057; the fall is Rs 24,420 a quarter across the tier.</w:t>
             </w:r>
           </w:p>
           <w:p>
@@ -13110,7 +13587,7 @@
                 <w:sz w:val="20"/>
                 <w:szCs w:val="20"/>
               </w:rPr>
-              <w:t xml:space="preserve">Not shown: 286 of 5,000 shuffles reach the gap one way or the other, a p of 0.057.</w:t>
+              <w:t xml:space="preserve">Real: 145 of 5,000 shuffles reach it, p = 0.029; the fall is Rs 1,110 a quarter across the tier.</w:t>
             </w:r>
           </w:p>
           <w:p>
@@ -13138,7 +13615,7 @@
                 <w:sz w:val="20"/>
                 <w:szCs w:val="20"/>
               </w:rPr>
-              <w:t xml:space="preserve">Not shown: 884 of 5,000 shuffles show a fall of Rs 555 or more, a p of 0.177.</w:t>
+              <w:t xml:space="preserve">Real: 145 of 5,000 shuffles reach it, p = 0.029; the fall is Rs 24,420 a quarter across the tier.</w:t>
             </w:r>
           </w:p>
           <w:p>
@@ -13166,7 +13643,7 @@
                 <w:sz w:val="20"/>
                 <w:szCs w:val="20"/>
               </w:rPr>
-              <w:t xml:space="preserve">Real: 145 of 5,000 shuffles, a p of 0.029, on a fall of Rs 1,110 a quarter across the whole tier.</w:t>
+              <w:t xml:space="preserve">Not shown: 286 of 5,000 shuffles reach it, p = 0.057; the fall is Rs 1,110 a quarter across the tier.</w:t>
             </w:r>
           </w:p>
         </w:tc>
@@ -13238,7 +13715,7 @@
                 <w:sz w:val="18"/>
                 <w:szCs w:val="18"/>
               </w:rPr>
-              <w:t xml:space="preserve">   Medium</w:t>
+              <w:t xml:space="preserve">   Hard</w:t>
             </w:r>
             <w:r>
               <w:rPr>
@@ -13247,7 +13724,7 @@
                 <w:sz w:val="18"/>
                 <w:szCs w:val="18"/>
               </w:rPr>
-              <w:t xml:space="preserve">  ·  Check four p-value statements</w:t>
+              <w:t xml:space="preserve">  ·  Judge the fairer figure</w:t>
             </w:r>
             <w:r>
               <w:rPr>
@@ -13258,7 +13735,7 @@
                 <w:sz w:val="18"/>
                 <w:szCs w:val="18"/>
               </w:rPr>
-              <w:t xml:space="preserve">  ·  every correct letter</w:t>
+              <w:t xml:space="preserve">  ·  one letter</w:t>
             </w:r>
           </w:p>
           <w:p>
@@ -13273,7 +13750,7 @@
                 <w:sz w:val="21"/>
                 <w:szCs w:val="21"/>
               </w:rPr>
-              <w:t xml:space="preserve">Which statements about the p-value are correct? Mark every correct option.</w:t>
+              <w:t xml:space="preserve">Kavya lays two versions of the Retail-Plus figure side by side. Per member, over all 22 members: Rs 3,279 in Q1 and Rs 2,169 in Q2. Per buyer, over the 20 members with a delivered order in Q1 and the 16 in Q2: Rs 3,607 and Rs 2,982. Statement: the per-buyer figure is the fairer read, since a member who bought nothing has no spend to average. True or false, and why?</w:t>
             </w:r>
           </w:p>
           <w:p>
@@ -13301,7 +13778,7 @@
                 <w:sz w:val="20"/>
                 <w:szCs w:val="20"/>
               </w:rPr>
-              <w:t xml:space="preserve">It is computed on the assumption that chance alone is at work.</w:t>
+              <w:t xml:space="preserve">False: per buyer it falls a sixth and per member a third; 6 members had nothing delivered in Q2, against 2 in Q1, and leave the base.</w:t>
             </w:r>
           </w:p>
           <w:p>
@@ -13329,7 +13806,7 @@
                 <w:sz w:val="20"/>
                 <w:szCs w:val="20"/>
               </w:rPr>
-              <w:t xml:space="preserve">It is the probability that the hypothesis is true.</w:t>
+              <w:t xml:space="preserve">True: per buyer it falls a third, the same share as per member, so the choice of base changes nothing Meera hears.</w:t>
             </w:r>
           </w:p>
           <w:p>
@@ -13357,7 +13834,7 @@
                 <w:sz w:val="20"/>
                 <w:szCs w:val="20"/>
               </w:rPr>
-              <w:t xml:space="preserve">A small value means the observed gap would be rare under chance alone.</w:t>
+              <w:t xml:space="preserve">True: per buyer it falls a sixth, which is the fall among the members who still buy, the ones Meera can reach.</w:t>
             </w:r>
           </w:p>
           <w:p>
@@ -13385,7 +13862,7 @@
                 <w:sz w:val="20"/>
                 <w:szCs w:val="20"/>
               </w:rPr>
-              <w:t xml:space="preserve">It says nothing about whether the gap is large enough to matter.</w:t>
+              <w:t xml:space="preserve">False: per buyer it falls a third and per member a sixth; 6 members had nothing delivered in Q2, against 2 in Q1, and leave the base.</w:t>
             </w:r>
           </w:p>
         </w:tc>
@@ -13435,7 +13912,7 @@
           <w:p>
             <w:pPr>
               <w:keepNext/>
-              <w:spacing w:after="80" w:before="80"/>
+              <w:spacing w:after="60" w:before="60" w:line="276"/>
             </w:pPr>
             <w:r>
               <w:rPr>
@@ -13443,10 +13920,30 @@
                 <w:b/>
                 <w:bCs/>
                 <w:color w:val="B37A33"/>
-                <w:sz w:val="19"/>
-                <w:szCs w:val="19"/>
-              </w:rPr>
-              <w:t xml:space="preserve">Exhibit 3B</w:t>
+                <w:sz w:val="22"/>
+                <w:szCs w:val="22"/>
+              </w:rPr>
+              <w:t xml:space="preserve">Q18</w:t>
+            </w:r>
+            <w:r>
+              <w:rPr>
+                <w:rFonts w:ascii="Arial" w:cs="Arial" w:eastAsia="Arial" w:hAnsi="Arial"/>
+                <w:b/>
+                <w:bCs/>
+                <w:color w:val="6B675E"/>
+                <w:sz w:val="18"/>
+                <w:szCs w:val="18"/>
+              </w:rPr>
+              <w:t xml:space="preserve">   Medium</w:t>
+            </w:r>
+            <w:r>
+              <w:rPr>
+                <w:rFonts w:ascii="Arial" w:cs="Arial" w:eastAsia="Arial" w:hAnsi="Arial"/>
+                <w:color w:val="6B675E"/>
+                <w:sz w:val="18"/>
+                <w:szCs w:val="18"/>
+              </w:rPr>
+              <w:t xml:space="preserve">  ·  Check four p-value statements</w:t>
             </w:r>
             <w:r>
               <w:rPr>
@@ -13457,376 +13954,7 @@
                 <w:sz w:val="18"/>
                 <w:szCs w:val="18"/>
               </w:rPr>
-              <w:t xml:space="preserve">   Thursday's ten cards, the class's shuffle_gaps, and the analyst's rerun.</w:t>
-            </w:r>
-          </w:p>
-          <w:p>
-            <w:pPr>
-              <w:keepNext/>
-              <w:keepLines/>
-              <w:pBdr>
-                <w:left w:val="single" w:color="B37A33" w:sz="12" w:space="8"/>
-              </w:pBdr>
-              <w:shd w:fill="F3F1EA" w:color="auto" w:val="clear"/>
-              <w:spacing w:after="0" w:before="0" w:line="240"/>
-              <w:ind w:left="240"/>
-            </w:pPr>
-            <w:r>
-              <w:rPr>
-                <w:rFonts w:ascii="Consolas" w:cs="Consolas" w:eastAsia="Consolas" w:hAnsi="Consolas"/>
-                <w:color w:val="1C1B16"/>
-                <w:sz w:val="18"/>
-                <w:szCs w:val="18"/>
-              </w:rPr>
-              <w:t xml:space="preserve">def shuffle_gaps(q1, q2, times, seed):       # as in class</w:t>
-            </w:r>
-          </w:p>
-          <w:p>
-            <w:pPr>
-              <w:keepNext/>
-              <w:keepLines/>
-              <w:pBdr>
-                <w:left w:val="single" w:color="B37A33" w:sz="12" w:space="8"/>
-              </w:pBdr>
-              <w:shd w:fill="F3F1EA" w:color="auto" w:val="clear"/>
-              <w:spacing w:after="0" w:before="0" w:line="240"/>
-              <w:ind w:left="240"/>
-            </w:pPr>
-            <w:r>
-              <w:rPr>
-                <w:rFonts w:ascii="Consolas" w:cs="Consolas" w:eastAsia="Consolas" w:hAnsi="Consolas"/>
-                <w:color w:val="1C1B16"/>
-                <w:sz w:val="18"/>
-                <w:szCs w:val="18"/>
-              </w:rPr>
-              <w:t xml:space="preserve">    random.seed(seed)</w:t>
-            </w:r>
-          </w:p>
-          <w:p>
-            <w:pPr>
-              <w:keepNext/>
-              <w:keepLines/>
-              <w:pBdr>
-                <w:left w:val="single" w:color="B37A33" w:sz="12" w:space="8"/>
-              </w:pBdr>
-              <w:shd w:fill="F3F1EA" w:color="auto" w:val="clear"/>
-              <w:spacing w:after="0" w:before="0" w:line="240"/>
-              <w:ind w:left="240"/>
-            </w:pPr>
-            <w:r>
-              <w:rPr>
-                <w:rFonts w:ascii="Consolas" w:cs="Consolas" w:eastAsia="Consolas" w:hAnsi="Consolas"/>
-                <w:color w:val="1C1B16"/>
-                <w:sz w:val="18"/>
-                <w:szCs w:val="18"/>
-              </w:rPr>
-              <w:t xml:space="preserve">    pool = q1 + q2</w:t>
-            </w:r>
-          </w:p>
-          <w:p>
-            <w:pPr>
-              <w:keepNext/>
-              <w:keepLines/>
-              <w:pBdr>
-                <w:left w:val="single" w:color="B37A33" w:sz="12" w:space="8"/>
-              </w:pBdr>
-              <w:shd w:fill="F3F1EA" w:color="auto" w:val="clear"/>
-              <w:spacing w:after="0" w:before="0" w:line="240"/>
-              <w:ind w:left="240"/>
-            </w:pPr>
-            <w:r>
-              <w:rPr>
-                <w:rFonts w:ascii="Consolas" w:cs="Consolas" w:eastAsia="Consolas" w:hAnsi="Consolas"/>
-                <w:color w:val="1C1B16"/>
-                <w:sz w:val="18"/>
-                <w:szCs w:val="18"/>
-              </w:rPr>
-              <w:t xml:space="preserve">    gaps = []</w:t>
-            </w:r>
-          </w:p>
-          <w:p>
-            <w:pPr>
-              <w:keepNext/>
-              <w:keepLines/>
-              <w:pBdr>
-                <w:left w:val="single" w:color="B37A33" w:sz="12" w:space="8"/>
-              </w:pBdr>
-              <w:shd w:fill="F3F1EA" w:color="auto" w:val="clear"/>
-              <w:spacing w:after="0" w:before="0" w:line="240"/>
-              <w:ind w:left="240"/>
-            </w:pPr>
-            <w:r>
-              <w:rPr>
-                <w:rFonts w:ascii="Consolas" w:cs="Consolas" w:eastAsia="Consolas" w:hAnsi="Consolas"/>
-                <w:color w:val="1C1B16"/>
-                <w:sz w:val="18"/>
-                <w:szCs w:val="18"/>
-              </w:rPr>
-              <w:t xml:space="preserve">    for _ in range(times):</w:t>
-            </w:r>
-          </w:p>
-          <w:p>
-            <w:pPr>
-              <w:keepNext/>
-              <w:keepLines/>
-              <w:pBdr>
-                <w:left w:val="single" w:color="B37A33" w:sz="12" w:space="8"/>
-              </w:pBdr>
-              <w:shd w:fill="F3F1EA" w:color="auto" w:val="clear"/>
-              <w:spacing w:after="0" w:before="0" w:line="240"/>
-              <w:ind w:left="240"/>
-            </w:pPr>
-            <w:r>
-              <w:rPr>
-                <w:rFonts w:ascii="Consolas" w:cs="Consolas" w:eastAsia="Consolas" w:hAnsi="Consolas"/>
-                <w:color w:val="1C1B16"/>
-                <w:sz w:val="18"/>
-                <w:szCs w:val="18"/>
-              </w:rPr>
-              <w:t xml:space="preserve">        random.shuffle(pool)</w:t>
-            </w:r>
-          </w:p>
-          <w:p>
-            <w:pPr>
-              <w:keepNext/>
-              <w:keepLines/>
-              <w:pBdr>
-                <w:left w:val="single" w:color="B37A33" w:sz="12" w:space="8"/>
-              </w:pBdr>
-              <w:shd w:fill="F3F1EA" w:color="auto" w:val="clear"/>
-              <w:spacing w:after="0" w:before="0" w:line="240"/>
-              <w:ind w:left="240"/>
-            </w:pPr>
-            <w:r>
-              <w:rPr>
-                <w:rFonts w:ascii="Consolas" w:cs="Consolas" w:eastAsia="Consolas" w:hAnsi="Consolas"/>
-                <w:color w:val="1C1B16"/>
-                <w:sz w:val="18"/>
-                <w:szCs w:val="18"/>
-              </w:rPr>
-              <w:t xml:space="preserve">        gaps.append(mean(pool[:len(q1)]) - mean(pool[len(q1):]))</w:t>
-            </w:r>
-          </w:p>
-          <w:p>
-            <w:pPr>
-              <w:keepNext/>
-              <w:keepLines/>
-              <w:pBdr>
-                <w:left w:val="single" w:color="B37A33" w:sz="12" w:space="8"/>
-              </w:pBdr>
-              <w:shd w:fill="F3F1EA" w:color="auto" w:val="clear"/>
-              <w:spacing w:after="0" w:before="0" w:line="240"/>
-              <w:ind w:left="240"/>
-            </w:pPr>
-            <w:r>
-              <w:rPr>
-                <w:rFonts w:ascii="Consolas" w:cs="Consolas" w:eastAsia="Consolas" w:hAnsi="Consolas"/>
-                <w:color w:val="1C1B16"/>
-                <w:sz w:val="18"/>
-                <w:szCs w:val="18"/>
-              </w:rPr>
-              <w:t xml:space="preserve">    return gaps</w:t>
-            </w:r>
-          </w:p>
-          <w:p>
-            <w:pPr>
-              <w:keepNext/>
-              <w:keepLines/>
-              <w:pBdr>
-                <w:left w:val="single" w:color="B37A33" w:sz="12" w:space="8"/>
-              </w:pBdr>
-              <w:shd w:fill="F3F1EA" w:color="auto" w:val="clear"/>
-              <w:spacing w:after="0" w:before="0" w:line="240"/>
-              <w:ind w:left="240"/>
-            </w:pPr>
-            <w:r>
-              <w:rPr>
-                <w:rFonts w:ascii="Consolas" w:cs="Consolas" w:eastAsia="Consolas" w:hAnsi="Consolas"/>
-                <w:color w:val="1C1B16"/>
-                <w:sz w:val="18"/>
-                <w:szCs w:val="18"/>
-              </w:rPr>
-              <w:t xml:space="preserve"> </w:t>
-            </w:r>
-          </w:p>
-          <w:p>
-            <w:pPr>
-              <w:keepNext/>
-              <w:keepLines/>
-              <w:pBdr>
-                <w:left w:val="single" w:color="B37A33" w:sz="12" w:space="8"/>
-              </w:pBdr>
-              <w:shd w:fill="F3F1EA" w:color="auto" w:val="clear"/>
-              <w:spacing w:after="0" w:before="0" w:line="240"/>
-              <w:ind w:left="240"/>
-            </w:pPr>
-            <w:r>
-              <w:rPr>
-                <w:rFonts w:ascii="Consolas" w:cs="Consolas" w:eastAsia="Consolas" w:hAnsi="Consolas"/>
-                <w:color w:val="1C1B16"/>
-                <w:sz w:val="18"/>
-                <w:szCs w:val="18"/>
-              </w:rPr>
-              <w:t xml:space="preserve">q1 = [3400, 2900, 4100, 2500, 3800]</w:t>
-            </w:r>
-          </w:p>
-          <w:p>
-            <w:pPr>
-              <w:keepNext/>
-              <w:keepLines/>
-              <w:pBdr>
-                <w:left w:val="single" w:color="B37A33" w:sz="12" w:space="8"/>
-              </w:pBdr>
-              <w:shd w:fill="F3F1EA" w:color="auto" w:val="clear"/>
-              <w:spacing w:after="0" w:before="0" w:line="240"/>
-              <w:ind w:left="240"/>
-            </w:pPr>
-            <w:r>
-              <w:rPr>
-                <w:rFonts w:ascii="Consolas" w:cs="Consolas" w:eastAsia="Consolas" w:hAnsi="Consolas"/>
-                <w:color w:val="1C1B16"/>
-                <w:sz w:val="18"/>
-                <w:szCs w:val="18"/>
-              </w:rPr>
-              <w:t xml:space="preserve">q2 = [2200, 3100, 1900, 2700, 2400]</w:t>
-            </w:r>
-          </w:p>
-          <w:p>
-            <w:pPr>
-              <w:keepNext/>
-              <w:keepLines/>
-              <w:pBdr>
-                <w:left w:val="single" w:color="B37A33" w:sz="12" w:space="8"/>
-              </w:pBdr>
-              <w:shd w:fill="F3F1EA" w:color="auto" w:val="clear"/>
-              <w:spacing w:after="0" w:before="0" w:line="240"/>
-              <w:ind w:left="240"/>
-            </w:pPr>
-            <w:r>
-              <w:rPr>
-                <w:rFonts w:ascii="Consolas" w:cs="Consolas" w:eastAsia="Consolas" w:hAnsi="Consolas"/>
-                <w:color w:val="1C1B16"/>
-                <w:sz w:val="18"/>
-                <w:szCs w:val="18"/>
-              </w:rPr>
-              <w:t xml:space="preserve">real_gap = mean(q2) - mean(q1)               # the fall, Q2 against Q1</w:t>
-            </w:r>
-          </w:p>
-          <w:p>
-            <w:pPr>
-              <w:keepNext/>
-              <w:keepLines/>
-              <w:pBdr>
-                <w:left w:val="single" w:color="B37A33" w:sz="12" w:space="8"/>
-              </w:pBdr>
-              <w:shd w:fill="F3F1EA" w:color="auto" w:val="clear"/>
-              <w:spacing w:after="0" w:before="0" w:line="240"/>
-              <w:ind w:left="240"/>
-            </w:pPr>
-            <w:r>
-              <w:rPr>
-                <w:rFonts w:ascii="Consolas" w:cs="Consolas" w:eastAsia="Consolas" w:hAnsi="Consolas"/>
-                <w:color w:val="1C1B16"/>
-                <w:sz w:val="18"/>
-                <w:szCs w:val="18"/>
-              </w:rPr>
-              <w:t xml:space="preserve">gaps = shuffle_gaps(q1, q2, 1000, seed=2026)</w:t>
-            </w:r>
-          </w:p>
-          <w:p>
-            <w:pPr>
-              <w:keepNext/>
-              <w:keepLines/>
-              <w:pBdr>
-                <w:left w:val="single" w:color="B37A33" w:sz="12" w:space="8"/>
-              </w:pBdr>
-              <w:shd w:fill="F3F1EA" w:color="auto" w:val="clear"/>
-              <w:spacing w:after="0" w:before="0" w:line="240"/>
-              <w:ind w:left="240"/>
-            </w:pPr>
-            <w:r>
-              <w:rPr>
-                <w:rFonts w:ascii="Consolas" w:cs="Consolas" w:eastAsia="Consolas" w:hAnsi="Consolas"/>
-                <w:color w:val="1C1B16"/>
-                <w:sz w:val="18"/>
-                <w:szCs w:val="18"/>
-              </w:rPr>
-              <w:t xml:space="preserve">p = sum(1 for g in gaps if g &gt;= real_gap) / len(gaps)</w:t>
-            </w:r>
-          </w:p>
-          <w:p>
-            <w:pPr>
-              <w:keepNext/>
-              <w:keepLines/>
-              <w:pBdr>
-                <w:left w:val="single" w:color="B37A33" w:sz="12" w:space="8"/>
-              </w:pBdr>
-              <w:shd w:fill="F3F1EA" w:color="auto" w:val="clear"/>
-              <w:spacing w:after="0" w:before="0" w:line="240"/>
-              <w:ind w:left="240"/>
-            </w:pPr>
-            <w:r>
-              <w:rPr>
-                <w:rFonts w:ascii="Consolas" w:cs="Consolas" w:eastAsia="Consolas" w:hAnsi="Consolas"/>
-                <w:color w:val="1C1B16"/>
-                <w:sz w:val="18"/>
-                <w:szCs w:val="18"/>
-              </w:rPr>
-              <w:t xml:space="preserve">print(round(real_gap), p)</w:t>
-            </w:r>
-          </w:p>
-          <w:p>
-            <w:pPr>
-              <w:keepNext/>
-              <w:spacing w:after="140" w:before="0"/>
-            </w:pPr>
-          </w:p>
-          <w:p>
-            <w:pPr>
-              <w:keepNext/>
-              <w:spacing w:after="60" w:before="60" w:line="276"/>
-            </w:pPr>
-            <w:r>
-              <w:rPr>
-                <w:rFonts w:ascii="Arial" w:cs="Arial" w:eastAsia="Arial" w:hAnsi="Arial"/>
-                <w:b/>
-                <w:bCs/>
-                <w:color w:val="B37A33"/>
-                <w:sz w:val="22"/>
-                <w:szCs w:val="22"/>
-              </w:rPr>
-              <w:t xml:space="preserve">Q18</w:t>
-            </w:r>
-            <w:r>
-              <w:rPr>
-                <w:rFonts w:ascii="Arial" w:cs="Arial" w:eastAsia="Arial" w:hAnsi="Arial"/>
-                <w:b/>
-                <w:bCs/>
-                <w:color w:val="6B675E"/>
-                <w:sz w:val="18"/>
-                <w:szCs w:val="18"/>
-              </w:rPr>
-              <w:t xml:space="preserve">   Hard</w:t>
-            </w:r>
-            <w:r>
-              <w:rPr>
-                <w:rFonts w:ascii="Arial" w:cs="Arial" w:eastAsia="Arial" w:hAnsi="Arial"/>
-                <w:color w:val="6B675E"/>
-                <w:sz w:val="18"/>
-                <w:szCs w:val="18"/>
-              </w:rPr>
-              <w:t xml:space="preserve">  ·  Predict the output</w:t>
-            </w:r>
-            <w:r>
-              <w:rPr>
-                <w:rFonts w:ascii="Arial" w:cs="Arial" w:eastAsia="Arial" w:hAnsi="Arial"/>
-                <w:i/>
-                <w:iCs/>
-                <w:color w:val="6B675E"/>
-                <w:sz w:val="18"/>
-                <w:szCs w:val="18"/>
-              </w:rPr>
-              <w:t xml:space="preserve">  ·  one letter</w:t>
+              <w:t xml:space="preserve">  ·  every correct letter</w:t>
             </w:r>
           </w:p>
           <w:p>
@@ -13841,7 +13969,7 @@
                 <w:sz w:val="21"/>
                 <w:szCs w:val="21"/>
               </w:rPr>
-              <w:t xml:space="preserve">Thursday's ten cards held five members' Q1 spend and five other members' Q2 spend, and in class 21 of 1,000 shuffles reached the real gap of Rs 880. An analyst reruns the test with the gap written as Q2 less Q1, the way a fall is usually shown. What does the cell print?</w:t>
+              <w:t xml:space="preserve">Which statements about the p-value are correct? Mark every correct option.</w:t>
             </w:r>
           </w:p>
           <w:p>
@@ -13869,7 +13997,7 @@
                 <w:sz w:val="20"/>
                 <w:szCs w:val="20"/>
               </w:rPr>
-              <w:t xml:space="preserve">-880 0.021</w:t>
+              <w:t xml:space="preserve">It is computed on the assumption that chance alone is at work.</w:t>
             </w:r>
           </w:p>
           <w:p>
@@ -13897,7 +14025,7 @@
                 <w:sz w:val="20"/>
                 <w:szCs w:val="20"/>
               </w:rPr>
-              <w:t xml:space="preserve">880 0.021</w:t>
+              <w:t xml:space="preserve">It is the probability that the hypothesis is true.</w:t>
             </w:r>
           </w:p>
           <w:p>
@@ -13925,7 +14053,7 @@
                 <w:sz w:val="20"/>
                 <w:szCs w:val="20"/>
               </w:rPr>
-              <w:t xml:space="preserve">-880 0.981</w:t>
+              <w:t xml:space="preserve">A small value means the observed gap would be rare under chance alone.</w:t>
             </w:r>
           </w:p>
           <w:p>
@@ -13953,7 +14081,7 @@
                 <w:sz w:val="20"/>
                 <w:szCs w:val="20"/>
               </w:rPr>
-              <w:t xml:space="preserve">-880 0.042</w:t>
+              <w:t xml:space="preserve">It says nothing about whether the gap is large enough to matter.</w:t>
             </w:r>
           </w:p>
         </w:tc>
@@ -14014,7 +14142,7 @@
                 <w:sz w:val="19"/>
                 <w:szCs w:val="19"/>
               </w:rPr>
-              <w:t xml:space="preserve">Exhibit 3C</w:t>
+              <w:t xml:space="preserve">Exhibit 3B</w:t>
             </w:r>
             <w:r>
               <w:rPr>
@@ -14025,556 +14153,324 @@
                 <w:sz w:val="18"/>
                 <w:szCs w:val="18"/>
               </w:rPr>
-              <w:t xml:space="preserve">   Student's 12 orders dealt to Q1 or Q2 by the toss of a coin, 5,000 times: the worlds by the number of orders that landed in Q2.</w:t>
-            </w:r>
-          </w:p>
-          <w:tbl>
-            <w:tblPr>
-              <w:tblW w:type="dxa" w:w="3640"/>
-              <w:tblBorders>
-                <w:top w:val="single" w:color="D5D0C4" w:sz="4"/>
-                <w:left w:val="single" w:color="D5D0C4" w:sz="4"/>
-                <w:bottom w:val="single" w:color="D5D0C4" w:sz="4"/>
-                <w:right w:val="single" w:color="D5D0C4" w:sz="4"/>
-                <w:insideH w:val="single" w:color="D5D0C4" w:sz="4"/>
-                <w:insideV w:val="single" w:color="D5D0C4" w:sz="4"/>
-              </w:tblBorders>
-            </w:tblPr>
-            <w:tblGrid>
-              <w:gridCol w:w="2540"/>
-              <w:gridCol w:w="1100"/>
-            </w:tblGrid>
-            <w:tr>
-              <w:trPr>
-                <w:cantSplit/>
-                <w:tblHeader/>
-              </w:trPr>
-              <w:tc>
-                <w:tcPr>
-                  <w:tcW w:type="dxa" w:w="2540"/>
-                  <w:tcBorders>
-                    <w:top w:val="single" w:color="D5D0C4" w:sz="4"/>
-                    <w:left w:val="single" w:color="D5D0C4" w:sz="4"/>
-                    <w:bottom w:val="single" w:color="D5D0C4" w:sz="4"/>
-                    <w:right w:val="single" w:color="D5D0C4" w:sz="4"/>
-                  </w:tcBorders>
-                  <w:shd w:fill="F9F8F3" w:color="auto" w:val="clear"/>
-                  <w:tcMar>
-                    <w:top w:type="dxa" w:w="40"/>
-                    <w:left w:type="dxa" w:w="100"/>
-                    <w:bottom w:type="dxa" w:w="40"/>
-                    <w:right w:type="dxa" w:w="100"/>
-                  </w:tcMar>
-                  <w:vAlign w:val="center"/>
-                </w:tcPr>
-                <w:p>
-                  <w:pPr>
-                    <w:keepNext/>
-                    <w:spacing w:after="0" w:line="240"/>
-                    <w:jc w:val="left"/>
-                  </w:pPr>
-                  <w:r>
-                    <w:rPr>
-                      <w:rFonts w:ascii="Arial" w:cs="Arial" w:eastAsia="Arial" w:hAnsi="Arial"/>
-                      <w:b/>
-                      <w:bCs/>
-                      <w:color w:val="1C1B16"/>
-                      <w:sz w:val="18"/>
-                      <w:szCs w:val="18"/>
-                    </w:rPr>
-                    <w:t xml:space="preserve">Q2 orders out of 12</w:t>
-                  </w:r>
-                </w:p>
-              </w:tc>
-              <w:tc>
-                <w:tcPr>
-                  <w:tcW w:type="dxa" w:w="1100"/>
-                  <w:tcBorders>
-                    <w:top w:val="single" w:color="D5D0C4" w:sz="4"/>
-                    <w:left w:val="single" w:color="D5D0C4" w:sz="4"/>
-                    <w:bottom w:val="single" w:color="D5D0C4" w:sz="4"/>
-                    <w:right w:val="single" w:color="D5D0C4" w:sz="4"/>
-                  </w:tcBorders>
-                  <w:shd w:fill="F9F8F3" w:color="auto" w:val="clear"/>
-                  <w:tcMar>
-                    <w:top w:type="dxa" w:w="40"/>
-                    <w:left w:type="dxa" w:w="100"/>
-                    <w:bottom w:type="dxa" w:w="40"/>
-                    <w:right w:type="dxa" w:w="100"/>
-                  </w:tcMar>
-                  <w:vAlign w:val="center"/>
-                </w:tcPr>
-                <w:p>
-                  <w:pPr>
-                    <w:keepNext/>
-                    <w:spacing w:after="0" w:line="240"/>
-                    <w:jc w:val="left"/>
-                  </w:pPr>
-                  <w:r>
-                    <w:rPr>
-                      <w:rFonts w:ascii="Arial" w:cs="Arial" w:eastAsia="Arial" w:hAnsi="Arial"/>
-                      <w:b/>
-                      <w:bCs/>
-                      <w:color w:val="1C1B16"/>
-                      <w:sz w:val="18"/>
-                      <w:szCs w:val="18"/>
-                    </w:rPr>
-                    <w:t xml:space="preserve">Worlds</w:t>
-                  </w:r>
-                </w:p>
-              </w:tc>
-            </w:tr>
-            <w:tr>
-              <w:trPr>
-                <w:cantSplit/>
-              </w:trPr>
-              <w:tc>
-                <w:tcPr>
-                  <w:tcW w:type="dxa" w:w="2540"/>
-                  <w:tcBorders>
-                    <w:top w:val="single" w:color="D5D0C4" w:sz="4"/>
-                    <w:left w:val="single" w:color="D5D0C4" w:sz="4"/>
-                    <w:bottom w:val="single" w:color="D5D0C4" w:sz="4"/>
-                    <w:right w:val="single" w:color="D5D0C4" w:sz="4"/>
-                  </w:tcBorders>
-                  <w:tcMar>
-                    <w:top w:type="dxa" w:w="40"/>
-                    <w:left w:type="dxa" w:w="100"/>
-                    <w:bottom w:type="dxa" w:w="40"/>
-                    <w:right w:type="dxa" w:w="100"/>
-                  </w:tcMar>
-                  <w:vAlign w:val="center"/>
-                </w:tcPr>
-                <w:p>
-                  <w:pPr>
-                    <w:keepNext w:val="false"/>
-                    <w:spacing w:after="0" w:line="252"/>
-                    <w:jc w:val="left"/>
-                  </w:pPr>
-                  <w:r>
-                    <w:rPr>
-                      <w:rFonts w:ascii="Arial" w:cs="Arial" w:eastAsia="Arial" w:hAnsi="Arial"/>
-                      <w:color w:val="1C1B16"/>
-                      <w:sz w:val="18"/>
-                      <w:szCs w:val="18"/>
-                    </w:rPr>
-                    <w:t xml:space="preserve">4 or fewer</w:t>
-                  </w:r>
-                </w:p>
-              </w:tc>
-              <w:tc>
-                <w:tcPr>
-                  <w:tcW w:type="dxa" w:w="1100"/>
-                  <w:tcBorders>
-                    <w:top w:val="single" w:color="D5D0C4" w:sz="4"/>
-                    <w:left w:val="single" w:color="D5D0C4" w:sz="4"/>
-                    <w:bottom w:val="single" w:color="D5D0C4" w:sz="4"/>
-                    <w:right w:val="single" w:color="D5D0C4" w:sz="4"/>
-                  </w:tcBorders>
-                  <w:tcMar>
-                    <w:top w:type="dxa" w:w="40"/>
-                    <w:left w:type="dxa" w:w="100"/>
-                    <w:bottom w:type="dxa" w:w="40"/>
-                    <w:right w:type="dxa" w:w="100"/>
-                  </w:tcMar>
-                  <w:vAlign w:val="center"/>
-                </w:tcPr>
-                <w:p>
-                  <w:pPr>
-                    <w:keepNext w:val="false"/>
-                    <w:spacing w:after="0" w:line="252"/>
-                    <w:jc w:val="right"/>
-                  </w:pPr>
-                  <w:r>
-                    <w:rPr>
-                      <w:rFonts w:ascii="Arial" w:cs="Arial" w:eastAsia="Arial" w:hAnsi="Arial"/>
-                      <w:b w:val="false"/>
-                      <w:bCs w:val="false"/>
-                      <w:color w:val="1C1B16"/>
-                      <w:sz w:val="18"/>
-                      <w:szCs w:val="18"/>
-                    </w:rPr>
-                    <w:t xml:space="preserve">918</w:t>
-                  </w:r>
-                </w:p>
-              </w:tc>
-            </w:tr>
-            <w:tr>
-              <w:trPr>
-                <w:cantSplit/>
-              </w:trPr>
-              <w:tc>
-                <w:tcPr>
-                  <w:tcW w:type="dxa" w:w="2540"/>
-                  <w:tcBorders>
-                    <w:top w:val="single" w:color="D5D0C4" w:sz="4"/>
-                    <w:left w:val="single" w:color="D5D0C4" w:sz="4"/>
-                    <w:bottom w:val="single" w:color="D5D0C4" w:sz="4"/>
-                    <w:right w:val="single" w:color="D5D0C4" w:sz="4"/>
-                  </w:tcBorders>
-                  <w:tcMar>
-                    <w:top w:type="dxa" w:w="40"/>
-                    <w:left w:type="dxa" w:w="100"/>
-                    <w:bottom w:type="dxa" w:w="40"/>
-                    <w:right w:type="dxa" w:w="100"/>
-                  </w:tcMar>
-                  <w:vAlign w:val="center"/>
-                </w:tcPr>
-                <w:p>
-                  <w:pPr>
-                    <w:keepNext w:val="false"/>
-                    <w:spacing w:after="0" w:line="252"/>
-                    <w:jc w:val="left"/>
-                  </w:pPr>
-                  <w:r>
-                    <w:rPr>
-                      <w:rFonts w:ascii="Arial" w:cs="Arial" w:eastAsia="Arial" w:hAnsi="Arial"/>
-                      <w:color w:val="1C1B16"/>
-                      <w:sz w:val="18"/>
-                      <w:szCs w:val="18"/>
-                    </w:rPr>
-                    <w:t xml:space="preserve">5</w:t>
-                  </w:r>
-                </w:p>
-              </w:tc>
-              <w:tc>
-                <w:tcPr>
-                  <w:tcW w:type="dxa" w:w="1100"/>
-                  <w:tcBorders>
-                    <w:top w:val="single" w:color="D5D0C4" w:sz="4"/>
-                    <w:left w:val="single" w:color="D5D0C4" w:sz="4"/>
-                    <w:bottom w:val="single" w:color="D5D0C4" w:sz="4"/>
-                    <w:right w:val="single" w:color="D5D0C4" w:sz="4"/>
-                  </w:tcBorders>
-                  <w:tcMar>
-                    <w:top w:type="dxa" w:w="40"/>
-                    <w:left w:type="dxa" w:w="100"/>
-                    <w:bottom w:type="dxa" w:w="40"/>
-                    <w:right w:type="dxa" w:w="100"/>
-                  </w:tcMar>
-                  <w:vAlign w:val="center"/>
-                </w:tcPr>
-                <w:p>
-                  <w:pPr>
-                    <w:keepNext w:val="false"/>
-                    <w:spacing w:after="0" w:line="252"/>
-                    <w:jc w:val="right"/>
-                  </w:pPr>
-                  <w:r>
-                    <w:rPr>
-                      <w:rFonts w:ascii="Arial" w:cs="Arial" w:eastAsia="Arial" w:hAnsi="Arial"/>
-                      <w:b w:val="false"/>
-                      <w:bCs w:val="false"/>
-                      <w:color w:val="1C1B16"/>
-                      <w:sz w:val="18"/>
-                      <w:szCs w:val="18"/>
-                    </w:rPr>
-                    <w:t xml:space="preserve">964</w:t>
-                  </w:r>
-                </w:p>
-              </w:tc>
-            </w:tr>
-            <w:tr>
-              <w:trPr>
-                <w:cantSplit/>
-              </w:trPr>
-              <w:tc>
-                <w:tcPr>
-                  <w:tcW w:type="dxa" w:w="2540"/>
-                  <w:tcBorders>
-                    <w:top w:val="single" w:color="D5D0C4" w:sz="4"/>
-                    <w:left w:val="single" w:color="D5D0C4" w:sz="4"/>
-                    <w:bottom w:val="single" w:color="D5D0C4" w:sz="4"/>
-                    <w:right w:val="single" w:color="D5D0C4" w:sz="4"/>
-                  </w:tcBorders>
-                  <w:tcMar>
-                    <w:top w:type="dxa" w:w="40"/>
-                    <w:left w:type="dxa" w:w="100"/>
-                    <w:bottom w:type="dxa" w:w="40"/>
-                    <w:right w:type="dxa" w:w="100"/>
-                  </w:tcMar>
-                  <w:vAlign w:val="center"/>
-                </w:tcPr>
-                <w:p>
-                  <w:pPr>
-                    <w:keepNext w:val="false"/>
-                    <w:spacing w:after="0" w:line="252"/>
-                    <w:jc w:val="left"/>
-                  </w:pPr>
-                  <w:r>
-                    <w:rPr>
-                      <w:rFonts w:ascii="Arial" w:cs="Arial" w:eastAsia="Arial" w:hAnsi="Arial"/>
-                      <w:color w:val="1C1B16"/>
-                      <w:sz w:val="18"/>
-                      <w:szCs w:val="18"/>
-                    </w:rPr>
-                    <w:t xml:space="preserve">6</w:t>
-                  </w:r>
-                </w:p>
-              </w:tc>
-              <w:tc>
-                <w:tcPr>
-                  <w:tcW w:type="dxa" w:w="1100"/>
-                  <w:tcBorders>
-                    <w:top w:val="single" w:color="D5D0C4" w:sz="4"/>
-                    <w:left w:val="single" w:color="D5D0C4" w:sz="4"/>
-                    <w:bottom w:val="single" w:color="D5D0C4" w:sz="4"/>
-                    <w:right w:val="single" w:color="D5D0C4" w:sz="4"/>
-                  </w:tcBorders>
-                  <w:tcMar>
-                    <w:top w:type="dxa" w:w="40"/>
-                    <w:left w:type="dxa" w:w="100"/>
-                    <w:bottom w:type="dxa" w:w="40"/>
-                    <w:right w:type="dxa" w:w="100"/>
-                  </w:tcMar>
-                  <w:vAlign w:val="center"/>
-                </w:tcPr>
-                <w:p>
-                  <w:pPr>
-                    <w:keepNext w:val="false"/>
-                    <w:spacing w:after="0" w:line="252"/>
-                    <w:jc w:val="right"/>
-                  </w:pPr>
-                  <w:r>
-                    <w:rPr>
-                      <w:rFonts w:ascii="Arial" w:cs="Arial" w:eastAsia="Arial" w:hAnsi="Arial"/>
-                      <w:b w:val="false"/>
-                      <w:bCs w:val="false"/>
-                      <w:color w:val="1C1B16"/>
-                      <w:sz w:val="18"/>
-                      <w:szCs w:val="18"/>
-                    </w:rPr>
-                    <w:t xml:space="preserve">1,133</w:t>
-                  </w:r>
-                </w:p>
-              </w:tc>
-            </w:tr>
-            <w:tr>
-              <w:trPr>
-                <w:cantSplit/>
-              </w:trPr>
-              <w:tc>
-                <w:tcPr>
-                  <w:tcW w:type="dxa" w:w="2540"/>
-                  <w:tcBorders>
-                    <w:top w:val="single" w:color="D5D0C4" w:sz="4"/>
-                    <w:left w:val="single" w:color="D5D0C4" w:sz="4"/>
-                    <w:bottom w:val="single" w:color="D5D0C4" w:sz="4"/>
-                    <w:right w:val="single" w:color="D5D0C4" w:sz="4"/>
-                  </w:tcBorders>
-                  <w:tcMar>
-                    <w:top w:type="dxa" w:w="40"/>
-                    <w:left w:type="dxa" w:w="100"/>
-                    <w:bottom w:type="dxa" w:w="40"/>
-                    <w:right w:type="dxa" w:w="100"/>
-                  </w:tcMar>
-                  <w:vAlign w:val="center"/>
-                </w:tcPr>
-                <w:p>
-                  <w:pPr>
-                    <w:keepNext w:val="false"/>
-                    <w:spacing w:after="0" w:line="252"/>
-                    <w:jc w:val="left"/>
-                  </w:pPr>
-                  <w:r>
-                    <w:rPr>
-                      <w:rFonts w:ascii="Arial" w:cs="Arial" w:eastAsia="Arial" w:hAnsi="Arial"/>
-                      <w:color w:val="1C1B16"/>
-                      <w:sz w:val="18"/>
-                      <w:szCs w:val="18"/>
-                    </w:rPr>
-                    <w:t xml:space="preserve">7</w:t>
-                  </w:r>
-                </w:p>
-              </w:tc>
-              <w:tc>
-                <w:tcPr>
-                  <w:tcW w:type="dxa" w:w="1100"/>
-                  <w:tcBorders>
-                    <w:top w:val="single" w:color="D5D0C4" w:sz="4"/>
-                    <w:left w:val="single" w:color="D5D0C4" w:sz="4"/>
-                    <w:bottom w:val="single" w:color="D5D0C4" w:sz="4"/>
-                    <w:right w:val="single" w:color="D5D0C4" w:sz="4"/>
-                  </w:tcBorders>
-                  <w:tcMar>
-                    <w:top w:type="dxa" w:w="40"/>
-                    <w:left w:type="dxa" w:w="100"/>
-                    <w:bottom w:type="dxa" w:w="40"/>
-                    <w:right w:type="dxa" w:w="100"/>
-                  </w:tcMar>
-                  <w:vAlign w:val="center"/>
-                </w:tcPr>
-                <w:p>
-                  <w:pPr>
-                    <w:keepNext w:val="false"/>
-                    <w:spacing w:after="0" w:line="252"/>
-                    <w:jc w:val="right"/>
-                  </w:pPr>
-                  <w:r>
-                    <w:rPr>
-                      <w:rFonts w:ascii="Arial" w:cs="Arial" w:eastAsia="Arial" w:hAnsi="Arial"/>
-                      <w:b w:val="false"/>
-                      <w:bCs w:val="false"/>
-                      <w:color w:val="1C1B16"/>
-                      <w:sz w:val="18"/>
-                      <w:szCs w:val="18"/>
-                    </w:rPr>
-                    <w:t xml:space="preserve">1,034</w:t>
-                  </w:r>
-                </w:p>
-              </w:tc>
-            </w:tr>
-            <w:tr>
-              <w:trPr>
-                <w:cantSplit/>
-              </w:trPr>
-              <w:tc>
-                <w:tcPr>
-                  <w:tcW w:type="dxa" w:w="2540"/>
-                  <w:tcBorders>
-                    <w:top w:val="single" w:color="D5D0C4" w:sz="4"/>
-                    <w:left w:val="single" w:color="D5D0C4" w:sz="4"/>
-                    <w:bottom w:val="single" w:color="D5D0C4" w:sz="4"/>
-                    <w:right w:val="single" w:color="D5D0C4" w:sz="4"/>
-                  </w:tcBorders>
-                  <w:tcMar>
-                    <w:top w:type="dxa" w:w="40"/>
-                    <w:left w:type="dxa" w:w="100"/>
-                    <w:bottom w:type="dxa" w:w="40"/>
-                    <w:right w:type="dxa" w:w="100"/>
-                  </w:tcMar>
-                  <w:vAlign w:val="center"/>
-                </w:tcPr>
-                <w:p>
-                  <w:pPr>
-                    <w:keepNext w:val="false"/>
-                    <w:spacing w:after="0" w:line="252"/>
-                    <w:jc w:val="left"/>
-                  </w:pPr>
-                  <w:r>
-                    <w:rPr>
-                      <w:rFonts w:ascii="Arial" w:cs="Arial" w:eastAsia="Arial" w:hAnsi="Arial"/>
-                      <w:color w:val="1C1B16"/>
-                      <w:sz w:val="18"/>
-                      <w:szCs w:val="18"/>
-                    </w:rPr>
-                    <w:t xml:space="preserve">8</w:t>
-                  </w:r>
-                </w:p>
-              </w:tc>
-              <w:tc>
-                <w:tcPr>
-                  <w:tcW w:type="dxa" w:w="1100"/>
-                  <w:tcBorders>
-                    <w:top w:val="single" w:color="D5D0C4" w:sz="4"/>
-                    <w:left w:val="single" w:color="D5D0C4" w:sz="4"/>
-                    <w:bottom w:val="single" w:color="D5D0C4" w:sz="4"/>
-                    <w:right w:val="single" w:color="D5D0C4" w:sz="4"/>
-                  </w:tcBorders>
-                  <w:tcMar>
-                    <w:top w:type="dxa" w:w="40"/>
-                    <w:left w:type="dxa" w:w="100"/>
-                    <w:bottom w:type="dxa" w:w="40"/>
-                    <w:right w:type="dxa" w:w="100"/>
-                  </w:tcMar>
-                  <w:vAlign w:val="center"/>
-                </w:tcPr>
-                <w:p>
-                  <w:pPr>
-                    <w:keepNext w:val="false"/>
-                    <w:spacing w:after="0" w:line="252"/>
-                    <w:jc w:val="right"/>
-                  </w:pPr>
-                  <w:r>
-                    <w:rPr>
-                      <w:rFonts w:ascii="Arial" w:cs="Arial" w:eastAsia="Arial" w:hAnsi="Arial"/>
-                      <w:b w:val="false"/>
-                      <w:bCs w:val="false"/>
-                      <w:color w:val="1C1B16"/>
-                      <w:sz w:val="18"/>
-                      <w:szCs w:val="18"/>
-                    </w:rPr>
-                    <w:t xml:space="preserve">595</w:t>
-                  </w:r>
-                </w:p>
-              </w:tc>
-            </w:tr>
-            <w:tr>
-              <w:trPr>
-                <w:cantSplit/>
-              </w:trPr>
-              <w:tc>
-                <w:tcPr>
-                  <w:tcW w:type="dxa" w:w="2540"/>
-                  <w:tcBorders>
-                    <w:top w:val="single" w:color="D5D0C4" w:sz="4"/>
-                    <w:left w:val="single" w:color="D5D0C4" w:sz="4"/>
-                    <w:bottom w:val="single" w:color="D5D0C4" w:sz="4"/>
-                    <w:right w:val="single" w:color="D5D0C4" w:sz="4"/>
-                  </w:tcBorders>
-                  <w:tcMar>
-                    <w:top w:type="dxa" w:w="40"/>
-                    <w:left w:type="dxa" w:w="100"/>
-                    <w:bottom w:type="dxa" w:w="40"/>
-                    <w:right w:type="dxa" w:w="100"/>
-                  </w:tcMar>
-                  <w:vAlign w:val="center"/>
-                </w:tcPr>
-                <w:p>
-                  <w:pPr>
-                    <w:keepNext w:val="false"/>
-                    <w:spacing w:after="0" w:line="252"/>
-                    <w:jc w:val="left"/>
-                  </w:pPr>
-                  <w:r>
-                    <w:rPr>
-                      <w:rFonts w:ascii="Arial" w:cs="Arial" w:eastAsia="Arial" w:hAnsi="Arial"/>
-                      <w:color w:val="1C1B16"/>
-                      <w:sz w:val="18"/>
-                      <w:szCs w:val="18"/>
-                    </w:rPr>
-                    <w:t xml:space="preserve">9 or more</w:t>
-                  </w:r>
-                </w:p>
-              </w:tc>
-              <w:tc>
-                <w:tcPr>
-                  <w:tcW w:type="dxa" w:w="1100"/>
-                  <w:tcBorders>
-                    <w:top w:val="single" w:color="D5D0C4" w:sz="4"/>
-                    <w:left w:val="single" w:color="D5D0C4" w:sz="4"/>
-                    <w:bottom w:val="single" w:color="D5D0C4" w:sz="4"/>
-                    <w:right w:val="single" w:color="D5D0C4" w:sz="4"/>
-                  </w:tcBorders>
-                  <w:tcMar>
-                    <w:top w:type="dxa" w:w="40"/>
-                    <w:left w:type="dxa" w:w="100"/>
-                    <w:bottom w:type="dxa" w:w="40"/>
-                    <w:right w:type="dxa" w:w="100"/>
-                  </w:tcMar>
-                  <w:vAlign w:val="center"/>
-                </w:tcPr>
-                <w:p>
-                  <w:pPr>
-                    <w:keepNext w:val="false"/>
-                    <w:spacing w:after="0" w:line="252"/>
-                    <w:jc w:val="right"/>
-                  </w:pPr>
-                  <w:r>
-                    <w:rPr>
-                      <w:rFonts w:ascii="Arial" w:cs="Arial" w:eastAsia="Arial" w:hAnsi="Arial"/>
-                      <w:b w:val="false"/>
-                      <w:bCs w:val="false"/>
-                      <w:color w:val="1C1B16"/>
-                      <w:sz w:val="18"/>
-                      <w:szCs w:val="18"/>
-                    </w:rPr>
-                    <w:t xml:space="preserve">356</w:t>
-                  </w:r>
-                </w:p>
-              </w:tc>
-            </w:tr>
-          </w:tbl>
+              <w:t xml:space="preserve">   Thursday's ten cards, the class's shuffle_gaps, and the analyst's rerun.</w:t>
+            </w:r>
+          </w:p>
+          <w:p>
+            <w:pPr>
+              <w:keepNext/>
+              <w:keepLines/>
+              <w:pBdr>
+                <w:left w:val="single" w:color="B37A33" w:sz="12" w:space="8"/>
+              </w:pBdr>
+              <w:shd w:fill="F3F1EA" w:color="auto" w:val="clear"/>
+              <w:spacing w:after="0" w:before="0" w:line="240"/>
+              <w:ind w:left="240"/>
+            </w:pPr>
+            <w:r>
+              <w:rPr>
+                <w:rFonts w:ascii="Consolas" w:cs="Consolas" w:eastAsia="Consolas" w:hAnsi="Consolas"/>
+                <w:color w:val="1C1B16"/>
+                <w:sz w:val="18"/>
+                <w:szCs w:val="18"/>
+              </w:rPr>
+              <w:t xml:space="preserve">def shuffle_gaps(q1, q2, times, seed):       # as in class</w:t>
+            </w:r>
+          </w:p>
+          <w:p>
+            <w:pPr>
+              <w:keepNext/>
+              <w:keepLines/>
+              <w:pBdr>
+                <w:left w:val="single" w:color="B37A33" w:sz="12" w:space="8"/>
+              </w:pBdr>
+              <w:shd w:fill="F3F1EA" w:color="auto" w:val="clear"/>
+              <w:spacing w:after="0" w:before="0" w:line="240"/>
+              <w:ind w:left="240"/>
+            </w:pPr>
+            <w:r>
+              <w:rPr>
+                <w:rFonts w:ascii="Consolas" w:cs="Consolas" w:eastAsia="Consolas" w:hAnsi="Consolas"/>
+                <w:color w:val="1C1B16"/>
+                <w:sz w:val="18"/>
+                <w:szCs w:val="18"/>
+              </w:rPr>
+              <w:t xml:space="preserve">    random.seed(seed)</w:t>
+            </w:r>
+          </w:p>
+          <w:p>
+            <w:pPr>
+              <w:keepNext/>
+              <w:keepLines/>
+              <w:pBdr>
+                <w:left w:val="single" w:color="B37A33" w:sz="12" w:space="8"/>
+              </w:pBdr>
+              <w:shd w:fill="F3F1EA" w:color="auto" w:val="clear"/>
+              <w:spacing w:after="0" w:before="0" w:line="240"/>
+              <w:ind w:left="240"/>
+            </w:pPr>
+            <w:r>
+              <w:rPr>
+                <w:rFonts w:ascii="Consolas" w:cs="Consolas" w:eastAsia="Consolas" w:hAnsi="Consolas"/>
+                <w:color w:val="1C1B16"/>
+                <w:sz w:val="18"/>
+                <w:szCs w:val="18"/>
+              </w:rPr>
+              <w:t xml:space="preserve">    pool = q1 + q2</w:t>
+            </w:r>
+          </w:p>
+          <w:p>
+            <w:pPr>
+              <w:keepNext/>
+              <w:keepLines/>
+              <w:pBdr>
+                <w:left w:val="single" w:color="B37A33" w:sz="12" w:space="8"/>
+              </w:pBdr>
+              <w:shd w:fill="F3F1EA" w:color="auto" w:val="clear"/>
+              <w:spacing w:after="0" w:before="0" w:line="240"/>
+              <w:ind w:left="240"/>
+            </w:pPr>
+            <w:r>
+              <w:rPr>
+                <w:rFonts w:ascii="Consolas" w:cs="Consolas" w:eastAsia="Consolas" w:hAnsi="Consolas"/>
+                <w:color w:val="1C1B16"/>
+                <w:sz w:val="18"/>
+                <w:szCs w:val="18"/>
+              </w:rPr>
+              <w:t xml:space="preserve">    gaps = []</w:t>
+            </w:r>
+          </w:p>
+          <w:p>
+            <w:pPr>
+              <w:keepNext/>
+              <w:keepLines/>
+              <w:pBdr>
+                <w:left w:val="single" w:color="B37A33" w:sz="12" w:space="8"/>
+              </w:pBdr>
+              <w:shd w:fill="F3F1EA" w:color="auto" w:val="clear"/>
+              <w:spacing w:after="0" w:before="0" w:line="240"/>
+              <w:ind w:left="240"/>
+            </w:pPr>
+            <w:r>
+              <w:rPr>
+                <w:rFonts w:ascii="Consolas" w:cs="Consolas" w:eastAsia="Consolas" w:hAnsi="Consolas"/>
+                <w:color w:val="1C1B16"/>
+                <w:sz w:val="18"/>
+                <w:szCs w:val="18"/>
+              </w:rPr>
+              <w:t xml:space="preserve">    for _ in range(times):</w:t>
+            </w:r>
+          </w:p>
+          <w:p>
+            <w:pPr>
+              <w:keepNext/>
+              <w:keepLines/>
+              <w:pBdr>
+                <w:left w:val="single" w:color="B37A33" w:sz="12" w:space="8"/>
+              </w:pBdr>
+              <w:shd w:fill="F3F1EA" w:color="auto" w:val="clear"/>
+              <w:spacing w:after="0" w:before="0" w:line="240"/>
+              <w:ind w:left="240"/>
+            </w:pPr>
+            <w:r>
+              <w:rPr>
+                <w:rFonts w:ascii="Consolas" w:cs="Consolas" w:eastAsia="Consolas" w:hAnsi="Consolas"/>
+                <w:color w:val="1C1B16"/>
+                <w:sz w:val="18"/>
+                <w:szCs w:val="18"/>
+              </w:rPr>
+              <w:t xml:space="preserve">        random.shuffle(pool)</w:t>
+            </w:r>
+          </w:p>
+          <w:p>
+            <w:pPr>
+              <w:keepNext/>
+              <w:keepLines/>
+              <w:pBdr>
+                <w:left w:val="single" w:color="B37A33" w:sz="12" w:space="8"/>
+              </w:pBdr>
+              <w:shd w:fill="F3F1EA" w:color="auto" w:val="clear"/>
+              <w:spacing w:after="0" w:before="0" w:line="240"/>
+              <w:ind w:left="240"/>
+            </w:pPr>
+            <w:r>
+              <w:rPr>
+                <w:rFonts w:ascii="Consolas" w:cs="Consolas" w:eastAsia="Consolas" w:hAnsi="Consolas"/>
+                <w:color w:val="1C1B16"/>
+                <w:sz w:val="18"/>
+                <w:szCs w:val="18"/>
+              </w:rPr>
+              <w:t xml:space="preserve">        gaps.append(mean(pool[:len(q1)]) - mean(pool[len(q1):]))</w:t>
+            </w:r>
+          </w:p>
+          <w:p>
+            <w:pPr>
+              <w:keepNext/>
+              <w:keepLines/>
+              <w:pBdr>
+                <w:left w:val="single" w:color="B37A33" w:sz="12" w:space="8"/>
+              </w:pBdr>
+              <w:shd w:fill="F3F1EA" w:color="auto" w:val="clear"/>
+              <w:spacing w:after="0" w:before="0" w:line="240"/>
+              <w:ind w:left="240"/>
+            </w:pPr>
+            <w:r>
+              <w:rPr>
+                <w:rFonts w:ascii="Consolas" w:cs="Consolas" w:eastAsia="Consolas" w:hAnsi="Consolas"/>
+                <w:color w:val="1C1B16"/>
+                <w:sz w:val="18"/>
+                <w:szCs w:val="18"/>
+              </w:rPr>
+              <w:t xml:space="preserve">    return gaps</w:t>
+            </w:r>
+          </w:p>
+          <w:p>
+            <w:pPr>
+              <w:keepNext/>
+              <w:keepLines/>
+              <w:pBdr>
+                <w:left w:val="single" w:color="B37A33" w:sz="12" w:space="8"/>
+              </w:pBdr>
+              <w:shd w:fill="F3F1EA" w:color="auto" w:val="clear"/>
+              <w:spacing w:after="0" w:before="0" w:line="240"/>
+              <w:ind w:left="240"/>
+            </w:pPr>
+            <w:r>
+              <w:rPr>
+                <w:rFonts w:ascii="Consolas" w:cs="Consolas" w:eastAsia="Consolas" w:hAnsi="Consolas"/>
+                <w:color w:val="1C1B16"/>
+                <w:sz w:val="18"/>
+                <w:szCs w:val="18"/>
+              </w:rPr>
+              <w:t xml:space="preserve"> </w:t>
+            </w:r>
+          </w:p>
+          <w:p>
+            <w:pPr>
+              <w:keepNext/>
+              <w:keepLines/>
+              <w:pBdr>
+                <w:left w:val="single" w:color="B37A33" w:sz="12" w:space="8"/>
+              </w:pBdr>
+              <w:shd w:fill="F3F1EA" w:color="auto" w:val="clear"/>
+              <w:spacing w:after="0" w:before="0" w:line="240"/>
+              <w:ind w:left="240"/>
+            </w:pPr>
+            <w:r>
+              <w:rPr>
+                <w:rFonts w:ascii="Consolas" w:cs="Consolas" w:eastAsia="Consolas" w:hAnsi="Consolas"/>
+                <w:color w:val="1C1B16"/>
+                <w:sz w:val="18"/>
+                <w:szCs w:val="18"/>
+              </w:rPr>
+              <w:t xml:space="preserve">q1 = [3400, 2900, 4100, 2500, 3800]</w:t>
+            </w:r>
+          </w:p>
+          <w:p>
+            <w:pPr>
+              <w:keepNext/>
+              <w:keepLines/>
+              <w:pBdr>
+                <w:left w:val="single" w:color="B37A33" w:sz="12" w:space="8"/>
+              </w:pBdr>
+              <w:shd w:fill="F3F1EA" w:color="auto" w:val="clear"/>
+              <w:spacing w:after="0" w:before="0" w:line="240"/>
+              <w:ind w:left="240"/>
+            </w:pPr>
+            <w:r>
+              <w:rPr>
+                <w:rFonts w:ascii="Consolas" w:cs="Consolas" w:eastAsia="Consolas" w:hAnsi="Consolas"/>
+                <w:color w:val="1C1B16"/>
+                <w:sz w:val="18"/>
+                <w:szCs w:val="18"/>
+              </w:rPr>
+              <w:t xml:space="preserve">q2 = [2200, 3100, 1900, 2700, 2400]</w:t>
+            </w:r>
+          </w:p>
+          <w:p>
+            <w:pPr>
+              <w:keepNext/>
+              <w:keepLines/>
+              <w:pBdr>
+                <w:left w:val="single" w:color="B37A33" w:sz="12" w:space="8"/>
+              </w:pBdr>
+              <w:shd w:fill="F3F1EA" w:color="auto" w:val="clear"/>
+              <w:spacing w:after="0" w:before="0" w:line="240"/>
+              <w:ind w:left="240"/>
+            </w:pPr>
+            <w:r>
+              <w:rPr>
+                <w:rFonts w:ascii="Consolas" w:cs="Consolas" w:eastAsia="Consolas" w:hAnsi="Consolas"/>
+                <w:color w:val="1C1B16"/>
+                <w:sz w:val="18"/>
+                <w:szCs w:val="18"/>
+              </w:rPr>
+              <w:t xml:space="preserve">real_gap = mean(q2) - mean(q1)               # the fall, Q2 against Q1</w:t>
+            </w:r>
+          </w:p>
+          <w:p>
+            <w:pPr>
+              <w:keepNext/>
+              <w:keepLines/>
+              <w:pBdr>
+                <w:left w:val="single" w:color="B37A33" w:sz="12" w:space="8"/>
+              </w:pBdr>
+              <w:shd w:fill="F3F1EA" w:color="auto" w:val="clear"/>
+              <w:spacing w:after="0" w:before="0" w:line="240"/>
+              <w:ind w:left="240"/>
+            </w:pPr>
+            <w:r>
+              <w:rPr>
+                <w:rFonts w:ascii="Consolas" w:cs="Consolas" w:eastAsia="Consolas" w:hAnsi="Consolas"/>
+                <w:color w:val="1C1B16"/>
+                <w:sz w:val="18"/>
+                <w:szCs w:val="18"/>
+              </w:rPr>
+              <w:t xml:space="preserve">gaps = shuffle_gaps(q1, q2, 1000, seed=2026)</w:t>
+            </w:r>
+          </w:p>
+          <w:p>
+            <w:pPr>
+              <w:keepNext/>
+              <w:keepLines/>
+              <w:pBdr>
+                <w:left w:val="single" w:color="B37A33" w:sz="12" w:space="8"/>
+              </w:pBdr>
+              <w:shd w:fill="F3F1EA" w:color="auto" w:val="clear"/>
+              <w:spacing w:after="0" w:before="0" w:line="240"/>
+              <w:ind w:left="240"/>
+            </w:pPr>
+            <w:r>
+              <w:rPr>
+                <w:rFonts w:ascii="Consolas" w:cs="Consolas" w:eastAsia="Consolas" w:hAnsi="Consolas"/>
+                <w:color w:val="1C1B16"/>
+                <w:sz w:val="18"/>
+                <w:szCs w:val="18"/>
+              </w:rPr>
+              <w:t xml:space="preserve">p = sum(1 for g in gaps if g &gt;= real_gap) / len(gaps)</w:t>
+            </w:r>
+          </w:p>
+          <w:p>
+            <w:pPr>
+              <w:keepNext/>
+              <w:keepLines/>
+              <w:pBdr>
+                <w:left w:val="single" w:color="B37A33" w:sz="12" w:space="8"/>
+              </w:pBdr>
+              <w:shd w:fill="F3F1EA" w:color="auto" w:val="clear"/>
+              <w:spacing w:after="0" w:before="0" w:line="240"/>
+              <w:ind w:left="240"/>
+            </w:pPr>
+            <w:r>
+              <w:rPr>
+                <w:rFonts w:ascii="Consolas" w:cs="Consolas" w:eastAsia="Consolas" w:hAnsi="Consolas"/>
+                <w:color w:val="1C1B16"/>
+                <w:sz w:val="18"/>
+                <w:szCs w:val="18"/>
+              </w:rPr>
+              <w:t xml:space="preserve">print(round(real_gap), p)</w:t>
+            </w:r>
+          </w:p>
           <w:p>
             <w:pPr>
               <w:keepNext/>
@@ -14615,7 +14511,7 @@
                 <w:sz w:val="18"/>
                 <w:szCs w:val="18"/>
               </w:rPr>
-              <w:t xml:space="preserve">  ·  Write the Student line</w:t>
+              <w:t xml:space="preserve">  ·  Predict the output and the call</w:t>
             </w:r>
             <w:r>
               <w:rPr>
@@ -14641,7 +14537,7 @@
                 <w:sz w:val="21"/>
                 <w:szCs w:val="21"/>
               </w:rPr>
-              <w:t xml:space="preserve">Student went from 5 orders in Q1 to 7 in Q2, the 40 percent rise Meera asked about, and all 12 orders came from 2 customers. Kavya's rule is no decision on a rate from fewer than 30 orders. Which line goes into the one-page note?</w:t>
+              <w:t xml:space="preserve">Thursday's ten cards held five members' Q1 spend and five other members' Q2 spend, and in class 21 of 1,000 shuffles reached the real gap of Rs 880, under Kavya's 0.05. An analyst reruns the test with the gap written as Q2 less Q1, the way a fall is usually shown. What does the cell print, and what should the note to Meera say about the fall?</w:t>
             </w:r>
           </w:p>
           <w:p>
@@ -14669,7 +14565,7 @@
                 <w:sz w:val="20"/>
                 <w:szCs w:val="20"/>
               </w:rPr>
-              <w:t xml:space="preserve">7 orders against 5, from 2 customers; chance alone does this in 951 of 5,000 worlds. Hold, and re-read at 30 orders.</w:t>
+              <w:t xml:space="preserve">-880 0.021; the note still calls the fall real.</w:t>
             </w:r>
           </w:p>
           <w:p>
@@ -14697,7 +14593,7 @@
                 <w:sz w:val="20"/>
                 <w:szCs w:val="20"/>
               </w:rPr>
-              <w:t xml:space="preserve">7 orders against 5, from 2 customers; chance alone does this in 1,985 of 5,000 worlds. Hold, and re-read at 30 orders.</w:t>
+              <w:t xml:space="preserve">-880 0.981; the note should now call the fall the wobble.</w:t>
             </w:r>
           </w:p>
           <w:p>
@@ -14725,7 +14621,7 @@
                 <w:sz w:val="20"/>
                 <w:szCs w:val="20"/>
               </w:rPr>
-              <w:t xml:space="preserve">7 orders against 5, from 2 customers; chance alone does this in 1,985 of 5,000 worlds, so the rise is noise.</w:t>
+              <w:t xml:space="preserve">-880 0.021; the note should now call the fall the wobble.</w:t>
             </w:r>
           </w:p>
           <w:p>
@@ -14753,7 +14649,7 @@
                 <w:sz w:val="20"/>
                 <w:szCs w:val="20"/>
               </w:rPr>
-              <w:t xml:space="preserve">7 orders against 5, from 2 customers; chance alone does this in 1,034 of 5,000 worlds. Hold, and re-read at 30 orders.</w:t>
+              <w:t xml:space="preserve">-880 0.981; the note still calls the fall real.</w:t>
             </w:r>
           </w:p>
         </w:tc>
@@ -14803,7 +14699,7 @@
           <w:p>
             <w:pPr>
               <w:keepNext/>
-              <w:spacing w:after="60" w:before="60" w:line="276"/>
+              <w:spacing w:after="80" w:before="80"/>
             </w:pPr>
             <w:r>
               <w:rPr>
@@ -14811,30 +14707,10 @@
                 <w:b/>
                 <w:bCs/>
                 <w:color w:val="B37A33"/>
-                <w:sz w:val="22"/>
-                <w:szCs w:val="22"/>
-              </w:rPr>
-              <w:t xml:space="preserve">Q20</w:t>
-            </w:r>
-            <w:r>
-              <w:rPr>
-                <w:rFonts w:ascii="Arial" w:cs="Arial" w:eastAsia="Arial" w:hAnsi="Arial"/>
-                <w:b/>
-                <w:bCs/>
-                <w:color w:val="6B675E"/>
-                <w:sz w:val="18"/>
-                <w:szCs w:val="18"/>
-              </w:rPr>
-              <w:t xml:space="preserve">   Medium</w:t>
-            </w:r>
-            <w:r>
-              <w:rPr>
-                <w:rFonts w:ascii="Arial" w:cs="Arial" w:eastAsia="Arial" w:hAnsi="Arial"/>
-                <w:color w:val="6B675E"/>
-                <w:sz w:val="18"/>
-                <w:szCs w:val="18"/>
-              </w:rPr>
-              <w:t xml:space="preserve">  ·  Design the Diwali test</w:t>
+                <w:sz w:val="19"/>
+                <w:szCs w:val="19"/>
+              </w:rPr>
+              <w:t xml:space="preserve">Exhibit 3C</w:t>
             </w:r>
             <w:r>
               <w:rPr>
@@ -14845,285 +14721,12 @@
                 <w:sz w:val="18"/>
                 <w:szCs w:val="18"/>
               </w:rPr>
-              <w:t xml:space="preserve">  ·  one letter</w:t>
-            </w:r>
-          </w:p>
-          <w:p>
-            <w:pPr>
-              <w:keepNext/>
-              <w:spacing w:after="80" w:line="276"/>
-            </w:pPr>
-            <w:r>
-              <w:rPr>
-                <w:rFonts w:ascii="Arial" w:cs="Arial" w:eastAsia="Arial" w:hAnsi="Arial"/>
-                <w:color w:val="1C1B16"/>
-                <w:sz w:val="21"/>
-                <w:szCs w:val="21"/>
-              </w:rPr>
-              <w:t xml:space="preserve">Meera agrees to run the Diwali offer as a test. Which design lets the next note say whether the discount itself changes what customers spend?</w:t>
-            </w:r>
-          </w:p>
-          <w:p>
-            <w:pPr>
-              <w:keepNext/>
-              <w:keepLines/>
-              <w:spacing w:after="60" w:before="0" w:line="264"/>
-              <w:ind w:left="360" w:hanging="360"/>
-            </w:pPr>
-            <w:r>
-              <w:rPr>
-                <w:rFonts w:ascii="Arial" w:cs="Arial" w:eastAsia="Arial" w:hAnsi="Arial"/>
-                <w:b/>
-                <w:bCs/>
-                <w:color w:val="1C1B16"/>
-                <w:sz w:val="20"/>
-                <w:szCs w:val="20"/>
-              </w:rPr>
-              <w:t xml:space="preserve">A.  </w:t>
-            </w:r>
-            <w:r>
-              <w:rPr>
-                <w:rFonts w:ascii="Arial" w:cs="Arial" w:eastAsia="Arial" w:hAnsi="Arial"/>
-                <w:color w:val="1C1B16"/>
-                <w:sz w:val="20"/>
-                <w:szCs w:val="20"/>
-              </w:rPr>
-              <w:t xml:space="preserve">Hold back a random share inside each segment, and compare the offer and hold-back groups within it.</w:t>
-            </w:r>
-          </w:p>
-          <w:p>
-            <w:pPr>
-              <w:keepNext/>
-              <w:keepLines/>
-              <w:spacing w:after="60" w:before="0" w:line="264"/>
-              <w:ind w:left="360" w:hanging="360"/>
-            </w:pPr>
-            <w:r>
-              <w:rPr>
-                <w:rFonts w:ascii="Arial" w:cs="Arial" w:eastAsia="Arial" w:hAnsi="Arial"/>
-                <w:b/>
-                <w:bCs/>
-                <w:color w:val="1C1B16"/>
-                <w:sz w:val="20"/>
-                <w:szCs w:val="20"/>
-              </w:rPr>
-              <w:t xml:space="preserve">B.  </w:t>
-            </w:r>
-            <w:r>
-              <w:rPr>
-                <w:rFonts w:ascii="Arial" w:cs="Arial" w:eastAsia="Arial" w:hAnsi="Arial"/>
-                <w:color w:val="1C1B16"/>
-                <w:sz w:val="20"/>
-                <w:szCs w:val="20"/>
-              </w:rPr>
-              <w:t xml:space="preserve">Send the offer to every Retail-Plus member, and compare them with a random sample of Retail-Core.</w:t>
-            </w:r>
-          </w:p>
-          <w:p>
-            <w:pPr>
-              <w:keepNext/>
-              <w:keepLines/>
-              <w:spacing w:after="60" w:before="0" w:line="264"/>
-              <w:ind w:left="360" w:hanging="360"/>
-            </w:pPr>
-            <w:r>
-              <w:rPr>
-                <w:rFonts w:ascii="Arial" w:cs="Arial" w:eastAsia="Arial" w:hAnsi="Arial"/>
-                <w:b/>
-                <w:bCs/>
-                <w:color w:val="1C1B16"/>
-                <w:sz w:val="20"/>
-                <w:szCs w:val="20"/>
-              </w:rPr>
-              <w:t xml:space="preserve">C.  </w:t>
-            </w:r>
-            <w:r>
-              <w:rPr>
-                <w:rFonts w:ascii="Arial" w:cs="Arial" w:eastAsia="Arial" w:hAnsi="Arial"/>
-                <w:color w:val="1C1B16"/>
-                <w:sz w:val="20"/>
-                <w:szCs w:val="20"/>
-              </w:rPr>
-              <w:t xml:space="preserve">Send the offer to a random half of all customers, and compare this Diwali's spend with last Diwali's.</w:t>
-            </w:r>
-          </w:p>
-          <w:p>
-            <w:pPr>
-              <w:keepNext w:val="false"/>
-              <w:keepLines/>
-              <w:spacing w:after="60" w:before="0" w:line="264"/>
-              <w:ind w:left="360" w:hanging="360"/>
-            </w:pPr>
-            <w:r>
-              <w:rPr>
-                <w:rFonts w:ascii="Arial" w:cs="Arial" w:eastAsia="Arial" w:hAnsi="Arial"/>
-                <w:b/>
-                <w:bCs/>
-                <w:color w:val="1C1B16"/>
-                <w:sz w:val="20"/>
-                <w:szCs w:val="20"/>
-              </w:rPr>
-              <w:t xml:space="preserve">D.  </w:t>
-            </w:r>
-            <w:r>
-              <w:rPr>
-                <w:rFonts w:ascii="Arial" w:cs="Arial" w:eastAsia="Arial" w:hAnsi="Arial"/>
-                <w:color w:val="1C1B16"/>
-                <w:sz w:val="20"/>
-                <w:szCs w:val="20"/>
-              </w:rPr>
-              <w:t xml:space="preserve">Let customers opt in on the app, and compare them with a random sample of those who did not.</w:t>
-            </w:r>
-          </w:p>
-        </w:tc>
-      </w:tr>
-    </w:tbl>
-    <w:p>
-      <w:pPr>
-        <w:keepNext/>
-        <w:pBdr>
-          <w:bottom w:val="single" w:color="B37A33" w:sz="6" w:space="4"/>
-        </w:pBdr>
-        <w:spacing w:after="120" w:before="280"/>
-      </w:pPr>
-      <w:r>
-        <w:rPr>
-          <w:rFonts w:ascii="Georgia" w:cs="Georgia" w:eastAsia="Georgia" w:hAnsi="Georgia"/>
-          <w:color w:val="B37A33"/>
-          <w:sz w:val="30"/>
-          <w:szCs w:val="30"/>
-        </w:rPr>
-        <w:t xml:space="preserve">Part 4. The same traps, in public</w:t>
-      </w:r>
-    </w:p>
-    <w:p>
-      <w:pPr>
-        <w:keepNext/>
-        <w:spacing w:after="160" w:line="276"/>
-      </w:pPr>
-      <w:r>
-        <w:rPr>
-          <w:rFonts w:ascii="Arial" w:cs="Arial" w:eastAsia="Arial" w:hAnsi="Arial"/>
-          <w:color w:val="6B675E"/>
-          <w:sz w:val="19"/>
-          <w:szCs w:val="19"/>
-        </w:rPr>
-        <w:t xml:space="preserve">6 items, Q21 to Q26, about 18 minutes. What it shows: whether you spot the week's traps in public cases and name the check for each.</w:t>
-      </w:r>
-    </w:p>
-    <w:p>
-      <w:pPr>
-        <w:keepNext/>
-        <w:spacing w:after="140" w:line="276"/>
-      </w:pPr>
-      <w:r>
-        <w:rPr>
-          <w:rFonts w:ascii="Arial" w:cs="Arial" w:eastAsia="Arial" w:hAnsi="Arial"/>
-          <w:color w:val="1C1B16"/>
-          <w:sz w:val="21"/>
-          <w:szCs w:val="21"/>
-        </w:rPr>
-        <w:t xml:space="preserve">Interviewers at strong AI and data teams like to test a method on a case the candidate has not seen. Every case in this part is on the public record, with its source named beside it, and every number an item needs is on the page. Read each one the way Kavya Nair reads a draft: what the number is, what it was computed on, and which check would have caught it.</w:t>
-      </w:r>
-    </w:p>
-    <w:tbl>
-      <w:tblPr>
-        <w:tblW w:type="dxa" w:w="9800"/>
-        <w:tblBorders>
-          <w:top w:val="none" w:color="FFFFFF" w:sz="0"/>
-          <w:left w:val="none" w:color="FFFFFF" w:sz="0"/>
-          <w:bottom w:val="none" w:color="FFFFFF" w:sz="0"/>
-          <w:right w:val="none" w:color="FFFFFF" w:sz="0"/>
-          <w:insideH w:val="none" w:color="FFFFFF" w:sz="0"/>
-          <w:insideV w:val="none" w:color="FFFFFF" w:sz="0"/>
-        </w:tblBorders>
-      </w:tblPr>
-      <w:tblGrid>
-        <w:gridCol w:w="9800"/>
-      </w:tblGrid>
-      <w:tr>
-        <w:trPr>
-          <w:cantSplit/>
-        </w:trPr>
-        <w:tc>
-          <w:tcPr>
-            <w:tcW w:type="dxa" w:w="9800"/>
-            <w:tcBorders>
-              <w:top w:val="none" w:color="FFFFFF" w:sz="0"/>
-              <w:left w:val="none" w:color="FFFFFF" w:sz="0"/>
-              <w:bottom w:val="none" w:color="FFFFFF" w:sz="0"/>
-              <w:right w:val="none" w:color="FFFFFF" w:sz="0"/>
-            </w:tcBorders>
-            <w:tcMar>
-              <w:top w:type="dxa" w:w="0"/>
-              <w:left w:type="dxa" w:w="0"/>
-              <w:bottom w:type="dxa" w:w="0"/>
-              <w:right w:type="dxa" w:w="0"/>
-            </w:tcMar>
-          </w:tcPr>
-          <w:p>
-            <w:pPr>
-              <w:keepNext/>
-              <w:spacing w:after="60" w:before="120"/>
-            </w:pPr>
-            <w:r>
-              <w:rPr>
-                <w:rFonts w:ascii="Arial" w:cs="Arial" w:eastAsia="Arial" w:hAnsi="Arial"/>
-                <w:b/>
-                <w:bCs/>
-                <w:color w:val="1C1B16"/>
-                <w:sz w:val="22"/>
-                <w:szCs w:val="22"/>
-              </w:rPr>
-              <w:t xml:space="preserve">Set 2.  The case</w:t>
-            </w:r>
-          </w:p>
-          <w:p>
-            <w:pPr>
-              <w:keepNext/>
-              <w:spacing w:after="100" w:line="276"/>
-            </w:pPr>
-            <w:r>
-              <w:rPr>
-                <w:rFonts w:ascii="Arial" w:cs="Arial" w:eastAsia="Arial" w:hAnsi="Arial"/>
-                <w:color w:val="1C1B16"/>
-                <w:sz w:val="21"/>
-                <w:szCs w:val="21"/>
-              </w:rPr>
-              <w:t xml:space="preserve">In 2010 the economists Carmen Reinhart and Kenneth Rogoff reported that advanced economies whose public debt was above 90 percent of GDP (gross domestic product, the value of everything an economy produces in a year) grew at -0.1 percent a year on average. In 2013 Thomas Herndon, Michael Ash and Robert Pollin rebuilt the figure from the authors' working spreadsheet. The table gives the seven countries in that average as the spreadsheet carried them. It counted one year for New Zealand, 1951, and carried its growth at -7.9 percent where the country's own sheet said -7.6; it left out New Zealand's four earlier years above 90 percent, 1946 to 1949.</w:t>
-            </w:r>
-          </w:p>
-          <w:p>
-            <w:pPr>
-              <w:keepNext/>
-              <w:spacing w:after="80" w:before="80"/>
-            </w:pPr>
-            <w:r>
-              <w:rPr>
-                <w:rFonts w:ascii="Arial" w:cs="Arial" w:eastAsia="Arial" w:hAnsi="Arial"/>
-                <w:b/>
-                <w:bCs/>
-                <w:color w:val="B37A33"/>
-                <w:sz w:val="19"/>
-                <w:szCs w:val="19"/>
-              </w:rPr>
-              <w:t xml:space="preserve">Exhibit 4A</w:t>
-            </w:r>
-            <w:r>
-              <w:rPr>
-                <w:rFonts w:ascii="Arial" w:cs="Arial" w:eastAsia="Arial" w:hAnsi="Arial"/>
-                <w:i/>
-                <w:iCs/>
-                <w:color w:val="6B675E"/>
-                <w:sz w:val="18"/>
-                <w:szCs w:val="18"/>
-              </w:rPr>
-              <w:t xml:space="preserve">   The seven countries in the above-90 average, as the working spreadsheet carried them. Source: Herndon, Ash and Pollin, 2013, Table 2.</w:t>
+              <w:t xml:space="preserve">   Student's 12 orders dealt to Q1 or Q2 by the toss of a coin, 5,000 times: the worlds by the number of orders that landed in Q2.</w:t>
             </w:r>
           </w:p>
           <w:tbl>
             <w:tblPr>
-              <w:tblW w:type="dxa" w:w="9798"/>
+              <w:tblW w:type="dxa" w:w="3640"/>
               <w:tblBorders>
                 <w:top w:val="single" w:color="D5D0C4" w:sz="4"/>
                 <w:left w:val="single" w:color="D5D0C4" w:sz="4"/>
@@ -15134,9 +14737,8 @@
               </w:tblBorders>
             </w:tblPr>
             <w:tblGrid>
-              <w:gridCol w:w="1790"/>
-              <w:gridCol w:w="3561"/>
-              <w:gridCol w:w="4447"/>
+              <w:gridCol w:w="2540"/>
+              <w:gridCol w:w="1100"/>
             </w:tblGrid>
             <w:tr>
               <w:trPr>
@@ -15145,7 +14747,7 @@
               </w:trPr>
               <w:tc>
                 <w:tcPr>
-                  <w:tcW w:type="dxa" w:w="1790"/>
+                  <w:tcW w:type="dxa" w:w="2540"/>
                   <w:tcBorders>
                     <w:top w:val="single" w:color="D5D0C4" w:sz="4"/>
                     <w:left w:val="single" w:color="D5D0C4" w:sz="4"/>
@@ -15176,13 +14778,13 @@
                       <w:sz w:val="18"/>
                       <w:szCs w:val="18"/>
                     </w:rPr>
-                    <w:t xml:space="preserve">Country</w:t>
-                  </w:r>
-                </w:p>
-              </w:tc>
-              <w:tc>
-                <w:tcPr>
-                  <w:tcW w:type="dxa" w:w="3561"/>
+                    <w:t xml:space="preserve">Q2 orders out of 12</w:t>
+                  </w:r>
+                </w:p>
+              </w:tc>
+              <w:tc>
+                <w:tcPr>
+                  <w:tcW w:type="dxa" w:w="1100"/>
                   <w:tcBorders>
                     <w:top w:val="single" w:color="D5D0C4" w:sz="4"/>
                     <w:left w:val="single" w:color="D5D0C4" w:sz="4"/>
@@ -15213,44 +14815,7 @@
                       <w:sz w:val="18"/>
                       <w:szCs w:val="18"/>
                     </w:rPr>
-                    <w:t xml:space="preserve">Years counted above 90 percent</w:t>
-                  </w:r>
-                </w:p>
-              </w:tc>
-              <w:tc>
-                <w:tcPr>
-                  <w:tcW w:type="dxa" w:w="4447"/>
-                  <w:tcBorders>
-                    <w:top w:val="single" w:color="D5D0C4" w:sz="4"/>
-                    <w:left w:val="single" w:color="D5D0C4" w:sz="4"/>
-                    <w:bottom w:val="single" w:color="D5D0C4" w:sz="4"/>
-                    <w:right w:val="single" w:color="D5D0C4" w:sz="4"/>
-                  </w:tcBorders>
-                  <w:shd w:fill="F9F8F3" w:color="auto" w:val="clear"/>
-                  <w:tcMar>
-                    <w:top w:type="dxa" w:w="40"/>
-                    <w:left w:type="dxa" w:w="100"/>
-                    <w:bottom w:type="dxa" w:w="40"/>
-                    <w:right w:type="dxa" w:w="100"/>
-                  </w:tcMar>
-                  <w:vAlign w:val="center"/>
-                </w:tcPr>
-                <w:p>
-                  <w:pPr>
-                    <w:keepNext/>
-                    <w:spacing w:after="0" w:line="240"/>
-                    <w:jc w:val="left"/>
-                  </w:pPr>
-                  <w:r>
-                    <w:rPr>
-                      <w:rFonts w:ascii="Arial" w:cs="Arial" w:eastAsia="Arial" w:hAnsi="Arial"/>
-                      <w:b/>
-                      <w:bCs/>
-                      <w:color w:val="1C1B16"/>
-                      <w:sz w:val="18"/>
-                      <w:szCs w:val="18"/>
-                    </w:rPr>
-                    <w:t xml:space="preserve">Average growth in those years, percent</w:t>
+                    <w:t xml:space="preserve">Worlds</w:t>
                   </w:r>
                 </w:p>
               </w:tc>
@@ -15261,7 +14826,7 @@
               </w:trPr>
               <w:tc>
                 <w:tcPr>
-                  <w:tcW w:type="dxa" w:w="1790"/>
+                  <w:tcW w:type="dxa" w:w="2540"/>
                   <w:tcBorders>
                     <w:top w:val="single" w:color="D5D0C4" w:sz="4"/>
                     <w:left w:val="single" w:color="D5D0C4" w:sz="4"/>
@@ -15289,13 +14854,13 @@
                       <w:sz w:val="18"/>
                       <w:szCs w:val="18"/>
                     </w:rPr>
-                    <w:t xml:space="preserve">Greece</w:t>
-                  </w:r>
-                </w:p>
-              </w:tc>
-              <w:tc>
-                <w:tcPr>
-                  <w:tcW w:type="dxa" w:w="3561"/>
+                    <w:t xml:space="preserve">4 or fewer</w:t>
+                  </w:r>
+                </w:p>
+              </w:tc>
+              <w:tc>
+                <w:tcPr>
+                  <w:tcW w:type="dxa" w:w="1100"/>
                   <w:tcBorders>
                     <w:top w:val="single" w:color="D5D0C4" w:sz="4"/>
                     <w:left w:val="single" w:color="D5D0C4" w:sz="4"/>
@@ -15325,43 +14890,7 @@
                       <w:sz w:val="18"/>
                       <w:szCs w:val="18"/>
                     </w:rPr>
-                    <w:t xml:space="preserve">19</w:t>
-                  </w:r>
-                </w:p>
-              </w:tc>
-              <w:tc>
-                <w:tcPr>
-                  <w:tcW w:type="dxa" w:w="4447"/>
-                  <w:tcBorders>
-                    <w:top w:val="single" w:color="D5D0C4" w:sz="4"/>
-                    <w:left w:val="single" w:color="D5D0C4" w:sz="4"/>
-                    <w:bottom w:val="single" w:color="D5D0C4" w:sz="4"/>
-                    <w:right w:val="single" w:color="D5D0C4" w:sz="4"/>
-                  </w:tcBorders>
-                  <w:tcMar>
-                    <w:top w:type="dxa" w:w="40"/>
-                    <w:left w:type="dxa" w:w="100"/>
-                    <w:bottom w:type="dxa" w:w="40"/>
-                    <w:right w:type="dxa" w:w="100"/>
-                  </w:tcMar>
-                  <w:vAlign w:val="center"/>
-                </w:tcPr>
-                <w:p>
-                  <w:pPr>
-                    <w:keepNext w:val="false"/>
-                    <w:spacing w:after="0" w:line="252"/>
-                    <w:jc w:val="right"/>
-                  </w:pPr>
-                  <w:r>
-                    <w:rPr>
-                      <w:rFonts w:ascii="Arial" w:cs="Arial" w:eastAsia="Arial" w:hAnsi="Arial"/>
-                      <w:b w:val="false"/>
-                      <w:bCs w:val="false"/>
-                      <w:color w:val="1C1B16"/>
-                      <w:sz w:val="18"/>
-                      <w:szCs w:val="18"/>
-                    </w:rPr>
-                    <w:t xml:space="preserve">2.9</w:t>
+                    <w:t xml:space="preserve">918</w:t>
                   </w:r>
                 </w:p>
               </w:tc>
@@ -15372,7 +14901,7 @@
               </w:trPr>
               <w:tc>
                 <w:tcPr>
-                  <w:tcW w:type="dxa" w:w="1790"/>
+                  <w:tcW w:type="dxa" w:w="2540"/>
                   <w:tcBorders>
                     <w:top w:val="single" w:color="D5D0C4" w:sz="4"/>
                     <w:left w:val="single" w:color="D5D0C4" w:sz="4"/>
@@ -15400,13 +14929,13 @@
                       <w:sz w:val="18"/>
                       <w:szCs w:val="18"/>
                     </w:rPr>
-                    <w:t xml:space="preserve">Ireland</w:t>
-                  </w:r>
-                </w:p>
-              </w:tc>
-              <w:tc>
-                <w:tcPr>
-                  <w:tcW w:type="dxa" w:w="3561"/>
+                    <w:t xml:space="preserve">5</w:t>
+                  </w:r>
+                </w:p>
+              </w:tc>
+              <w:tc>
+                <w:tcPr>
+                  <w:tcW w:type="dxa" w:w="1100"/>
                   <w:tcBorders>
                     <w:top w:val="single" w:color="D5D0C4" w:sz="4"/>
                     <w:left w:val="single" w:color="D5D0C4" w:sz="4"/>
@@ -15436,43 +14965,7 @@
                       <w:sz w:val="18"/>
                       <w:szCs w:val="18"/>
                     </w:rPr>
-                    <w:t xml:space="preserve">7</w:t>
-                  </w:r>
-                </w:p>
-              </w:tc>
-              <w:tc>
-                <w:tcPr>
-                  <w:tcW w:type="dxa" w:w="4447"/>
-                  <w:tcBorders>
-                    <w:top w:val="single" w:color="D5D0C4" w:sz="4"/>
-                    <w:left w:val="single" w:color="D5D0C4" w:sz="4"/>
-                    <w:bottom w:val="single" w:color="D5D0C4" w:sz="4"/>
-                    <w:right w:val="single" w:color="D5D0C4" w:sz="4"/>
-                  </w:tcBorders>
-                  <w:tcMar>
-                    <w:top w:type="dxa" w:w="40"/>
-                    <w:left w:type="dxa" w:w="100"/>
-                    <w:bottom w:type="dxa" w:w="40"/>
-                    <w:right w:type="dxa" w:w="100"/>
-                  </w:tcMar>
-                  <w:vAlign w:val="center"/>
-                </w:tcPr>
-                <w:p>
-                  <w:pPr>
-                    <w:keepNext w:val="false"/>
-                    <w:spacing w:after="0" w:line="252"/>
-                    <w:jc w:val="right"/>
-                  </w:pPr>
-                  <w:r>
-                    <w:rPr>
-                      <w:rFonts w:ascii="Arial" w:cs="Arial" w:eastAsia="Arial" w:hAnsi="Arial"/>
-                      <w:b w:val="false"/>
-                      <w:bCs w:val="false"/>
-                      <w:color w:val="1C1B16"/>
-                      <w:sz w:val="18"/>
-                      <w:szCs w:val="18"/>
-                    </w:rPr>
-                    <w:t xml:space="preserve">2.4</w:t>
+                    <w:t xml:space="preserve">964</w:t>
                   </w:r>
                 </w:p>
               </w:tc>
@@ -15483,7 +14976,7 @@
               </w:trPr>
               <w:tc>
                 <w:tcPr>
-                  <w:tcW w:type="dxa" w:w="1790"/>
+                  <w:tcW w:type="dxa" w:w="2540"/>
                   <w:tcBorders>
                     <w:top w:val="single" w:color="D5D0C4" w:sz="4"/>
                     <w:left w:val="single" w:color="D5D0C4" w:sz="4"/>
@@ -15511,13 +15004,13 @@
                       <w:sz w:val="18"/>
                       <w:szCs w:val="18"/>
                     </w:rPr>
-                    <w:t xml:space="preserve">Italy</w:t>
-                  </w:r>
-                </w:p>
-              </w:tc>
-              <w:tc>
-                <w:tcPr>
-                  <w:tcW w:type="dxa" w:w="3561"/>
+                    <w:t xml:space="preserve">6</w:t>
+                  </w:r>
+                </w:p>
+              </w:tc>
+              <w:tc>
+                <w:tcPr>
+                  <w:tcW w:type="dxa" w:w="1100"/>
                   <w:tcBorders>
                     <w:top w:val="single" w:color="D5D0C4" w:sz="4"/>
                     <w:left w:val="single" w:color="D5D0C4" w:sz="4"/>
@@ -15547,43 +15040,7 @@
                       <w:sz w:val="18"/>
                       <w:szCs w:val="18"/>
                     </w:rPr>
-                    <w:t xml:space="preserve">10</w:t>
-                  </w:r>
-                </w:p>
-              </w:tc>
-              <w:tc>
-                <w:tcPr>
-                  <w:tcW w:type="dxa" w:w="4447"/>
-                  <w:tcBorders>
-                    <w:top w:val="single" w:color="D5D0C4" w:sz="4"/>
-                    <w:left w:val="single" w:color="D5D0C4" w:sz="4"/>
-                    <w:bottom w:val="single" w:color="D5D0C4" w:sz="4"/>
-                    <w:right w:val="single" w:color="D5D0C4" w:sz="4"/>
-                  </w:tcBorders>
-                  <w:tcMar>
-                    <w:top w:type="dxa" w:w="40"/>
-                    <w:left w:type="dxa" w:w="100"/>
-                    <w:bottom w:type="dxa" w:w="40"/>
-                    <w:right w:type="dxa" w:w="100"/>
-                  </w:tcMar>
-                  <w:vAlign w:val="center"/>
-                </w:tcPr>
-                <w:p>
-                  <w:pPr>
-                    <w:keepNext w:val="false"/>
-                    <w:spacing w:after="0" w:line="252"/>
-                    <w:jc w:val="right"/>
-                  </w:pPr>
-                  <w:r>
-                    <w:rPr>
-                      <w:rFonts w:ascii="Arial" w:cs="Arial" w:eastAsia="Arial" w:hAnsi="Arial"/>
-                      <w:b w:val="false"/>
-                      <w:bCs w:val="false"/>
-                      <w:color w:val="1C1B16"/>
-                      <w:sz w:val="18"/>
-                      <w:szCs w:val="18"/>
-                    </w:rPr>
-                    <w:t xml:space="preserve">1.0</w:t>
+                    <w:t xml:space="preserve">1,133</w:t>
                   </w:r>
                 </w:p>
               </w:tc>
@@ -15594,7 +15051,7 @@
               </w:trPr>
               <w:tc>
                 <w:tcPr>
-                  <w:tcW w:type="dxa" w:w="1790"/>
+                  <w:tcW w:type="dxa" w:w="2540"/>
                   <w:tcBorders>
                     <w:top w:val="single" w:color="D5D0C4" w:sz="4"/>
                     <w:left w:val="single" w:color="D5D0C4" w:sz="4"/>
@@ -15622,13 +15079,13 @@
                       <w:sz w:val="18"/>
                       <w:szCs w:val="18"/>
                     </w:rPr>
-                    <w:t xml:space="preserve">Japan</w:t>
-                  </w:r>
-                </w:p>
-              </w:tc>
-              <w:tc>
-                <w:tcPr>
-                  <w:tcW w:type="dxa" w:w="3561"/>
+                    <w:t xml:space="preserve">7</w:t>
+                  </w:r>
+                </w:p>
+              </w:tc>
+              <w:tc>
+                <w:tcPr>
+                  <w:tcW w:type="dxa" w:w="1100"/>
                   <w:tcBorders>
                     <w:top w:val="single" w:color="D5D0C4" w:sz="4"/>
                     <w:left w:val="single" w:color="D5D0C4" w:sz="4"/>
@@ -15658,43 +15115,7 @@
                       <w:sz w:val="18"/>
                       <w:szCs w:val="18"/>
                     </w:rPr>
-                    <w:t xml:space="preserve">11</w:t>
-                  </w:r>
-                </w:p>
-              </w:tc>
-              <w:tc>
-                <w:tcPr>
-                  <w:tcW w:type="dxa" w:w="4447"/>
-                  <w:tcBorders>
-                    <w:top w:val="single" w:color="D5D0C4" w:sz="4"/>
-                    <w:left w:val="single" w:color="D5D0C4" w:sz="4"/>
-                    <w:bottom w:val="single" w:color="D5D0C4" w:sz="4"/>
-                    <w:right w:val="single" w:color="D5D0C4" w:sz="4"/>
-                  </w:tcBorders>
-                  <w:tcMar>
-                    <w:top w:type="dxa" w:w="40"/>
-                    <w:left w:type="dxa" w:w="100"/>
-                    <w:bottom w:type="dxa" w:w="40"/>
-                    <w:right w:type="dxa" w:w="100"/>
-                  </w:tcMar>
-                  <w:vAlign w:val="center"/>
-                </w:tcPr>
-                <w:p>
-                  <w:pPr>
-                    <w:keepNext w:val="false"/>
-                    <w:spacing w:after="0" w:line="252"/>
-                    <w:jc w:val="right"/>
-                  </w:pPr>
-                  <w:r>
-                    <w:rPr>
-                      <w:rFonts w:ascii="Arial" w:cs="Arial" w:eastAsia="Arial" w:hAnsi="Arial"/>
-                      <w:b w:val="false"/>
-                      <w:bCs w:val="false"/>
-                      <w:color w:val="1C1B16"/>
-                      <w:sz w:val="18"/>
-                      <w:szCs w:val="18"/>
-                    </w:rPr>
-                    <w:t xml:space="preserve">0.7</w:t>
+                    <w:t xml:space="preserve">1,034</w:t>
                   </w:r>
                 </w:p>
               </w:tc>
@@ -15705,7 +15126,7 @@
               </w:trPr>
               <w:tc>
                 <w:tcPr>
-                  <w:tcW w:type="dxa" w:w="1790"/>
+                  <w:tcW w:type="dxa" w:w="2540"/>
                   <w:tcBorders>
                     <w:top w:val="single" w:color="D5D0C4" w:sz="4"/>
                     <w:left w:val="single" w:color="D5D0C4" w:sz="4"/>
@@ -15733,13 +15154,13 @@
                       <w:sz w:val="18"/>
                       <w:szCs w:val="18"/>
                     </w:rPr>
-                    <w:t xml:space="preserve">New Zealand</w:t>
-                  </w:r>
-                </w:p>
-              </w:tc>
-              <w:tc>
-                <w:tcPr>
-                  <w:tcW w:type="dxa" w:w="3561"/>
+                    <w:t xml:space="preserve">8</w:t>
+                  </w:r>
+                </w:p>
+              </w:tc>
+              <w:tc>
+                <w:tcPr>
+                  <w:tcW w:type="dxa" w:w="1100"/>
                   <w:tcBorders>
                     <w:top w:val="single" w:color="D5D0C4" w:sz="4"/>
                     <w:left w:val="single" w:color="D5D0C4" w:sz="4"/>
@@ -15769,43 +15190,7 @@
                       <w:sz w:val="18"/>
                       <w:szCs w:val="18"/>
                     </w:rPr>
-                    <w:t xml:space="preserve">1</w:t>
-                  </w:r>
-                </w:p>
-              </w:tc>
-              <w:tc>
-                <w:tcPr>
-                  <w:tcW w:type="dxa" w:w="4447"/>
-                  <w:tcBorders>
-                    <w:top w:val="single" w:color="D5D0C4" w:sz="4"/>
-                    <w:left w:val="single" w:color="D5D0C4" w:sz="4"/>
-                    <w:bottom w:val="single" w:color="D5D0C4" w:sz="4"/>
-                    <w:right w:val="single" w:color="D5D0C4" w:sz="4"/>
-                  </w:tcBorders>
-                  <w:tcMar>
-                    <w:top w:type="dxa" w:w="40"/>
-                    <w:left w:type="dxa" w:w="100"/>
-                    <w:bottom w:type="dxa" w:w="40"/>
-                    <w:right w:type="dxa" w:w="100"/>
-                  </w:tcMar>
-                  <w:vAlign w:val="center"/>
-                </w:tcPr>
-                <w:p>
-                  <w:pPr>
-                    <w:keepNext w:val="false"/>
-                    <w:spacing w:after="0" w:line="252"/>
-                    <w:jc w:val="right"/>
-                  </w:pPr>
-                  <w:r>
-                    <w:rPr>
-                      <w:rFonts w:ascii="Arial" w:cs="Arial" w:eastAsia="Arial" w:hAnsi="Arial"/>
-                      <w:b w:val="false"/>
-                      <w:bCs w:val="false"/>
-                      <w:color w:val="1C1B16"/>
-                      <w:sz w:val="18"/>
-                      <w:szCs w:val="18"/>
-                    </w:rPr>
-                    <w:t xml:space="preserve">-7.9</w:t>
+                    <w:t xml:space="preserve">595</w:t>
                   </w:r>
                 </w:p>
               </w:tc>
@@ -15816,7 +15201,7 @@
               </w:trPr>
               <w:tc>
                 <w:tcPr>
-                  <w:tcW w:type="dxa" w:w="1790"/>
+                  <w:tcW w:type="dxa" w:w="2540"/>
                   <w:tcBorders>
                     <w:top w:val="single" w:color="D5D0C4" w:sz="4"/>
                     <w:left w:val="single" w:color="D5D0C4" w:sz="4"/>
@@ -15844,13 +15229,13 @@
                       <w:sz w:val="18"/>
                       <w:szCs w:val="18"/>
                     </w:rPr>
-                    <w:t xml:space="preserve">United Kingdom</w:t>
-                  </w:r>
-                </w:p>
-              </w:tc>
-              <w:tc>
-                <w:tcPr>
-                  <w:tcW w:type="dxa" w:w="3561"/>
+                    <w:t xml:space="preserve">9 or more</w:t>
+                  </w:r>
+                </w:p>
+              </w:tc>
+              <w:tc>
+                <w:tcPr>
+                  <w:tcW w:type="dxa" w:w="1100"/>
                   <w:tcBorders>
                     <w:top w:val="single" w:color="D5D0C4" w:sz="4"/>
                     <w:left w:val="single" w:color="D5D0C4" w:sz="4"/>
@@ -15880,154 +15265,7 @@
                       <w:sz w:val="18"/>
                       <w:szCs w:val="18"/>
                     </w:rPr>
-                    <w:t xml:space="preserve">19</w:t>
-                  </w:r>
-                </w:p>
-              </w:tc>
-              <w:tc>
-                <w:tcPr>
-                  <w:tcW w:type="dxa" w:w="4447"/>
-                  <w:tcBorders>
-                    <w:top w:val="single" w:color="D5D0C4" w:sz="4"/>
-                    <w:left w:val="single" w:color="D5D0C4" w:sz="4"/>
-                    <w:bottom w:val="single" w:color="D5D0C4" w:sz="4"/>
-                    <w:right w:val="single" w:color="D5D0C4" w:sz="4"/>
-                  </w:tcBorders>
-                  <w:tcMar>
-                    <w:top w:type="dxa" w:w="40"/>
-                    <w:left w:type="dxa" w:w="100"/>
-                    <w:bottom w:type="dxa" w:w="40"/>
-                    <w:right w:type="dxa" w:w="100"/>
-                  </w:tcMar>
-                  <w:vAlign w:val="center"/>
-                </w:tcPr>
-                <w:p>
-                  <w:pPr>
-                    <w:keepNext w:val="false"/>
-                    <w:spacing w:after="0" w:line="252"/>
-                    <w:jc w:val="right"/>
-                  </w:pPr>
-                  <w:r>
-                    <w:rPr>
-                      <w:rFonts w:ascii="Arial" w:cs="Arial" w:eastAsia="Arial" w:hAnsi="Arial"/>
-                      <w:b w:val="false"/>
-                      <w:bCs w:val="false"/>
-                      <w:color w:val="1C1B16"/>
-                      <w:sz w:val="18"/>
-                      <w:szCs w:val="18"/>
-                    </w:rPr>
-                    <w:t xml:space="preserve">2.4</w:t>
-                  </w:r>
-                </w:p>
-              </w:tc>
-            </w:tr>
-            <w:tr>
-              <w:trPr>
-                <w:cantSplit/>
-              </w:trPr>
-              <w:tc>
-                <w:tcPr>
-                  <w:tcW w:type="dxa" w:w="1790"/>
-                  <w:tcBorders>
-                    <w:top w:val="single" w:color="D5D0C4" w:sz="4"/>
-                    <w:left w:val="single" w:color="D5D0C4" w:sz="4"/>
-                    <w:bottom w:val="single" w:color="D5D0C4" w:sz="4"/>
-                    <w:right w:val="single" w:color="D5D0C4" w:sz="4"/>
-                  </w:tcBorders>
-                  <w:tcMar>
-                    <w:top w:type="dxa" w:w="40"/>
-                    <w:left w:type="dxa" w:w="100"/>
-                    <w:bottom w:type="dxa" w:w="40"/>
-                    <w:right w:type="dxa" w:w="100"/>
-                  </w:tcMar>
-                  <w:vAlign w:val="center"/>
-                </w:tcPr>
-                <w:p>
-                  <w:pPr>
-                    <w:keepNext w:val="false"/>
-                    <w:spacing w:after="0" w:line="252"/>
-                    <w:jc w:val="left"/>
-                  </w:pPr>
-                  <w:r>
-                    <w:rPr>
-                      <w:rFonts w:ascii="Arial" w:cs="Arial" w:eastAsia="Arial" w:hAnsi="Arial"/>
-                      <w:color w:val="1C1B16"/>
-                      <w:sz w:val="18"/>
-                      <w:szCs w:val="18"/>
-                    </w:rPr>
-                    <w:t xml:space="preserve">United States</w:t>
-                  </w:r>
-                </w:p>
-              </w:tc>
-              <w:tc>
-                <w:tcPr>
-                  <w:tcW w:type="dxa" w:w="3561"/>
-                  <w:tcBorders>
-                    <w:top w:val="single" w:color="D5D0C4" w:sz="4"/>
-                    <w:left w:val="single" w:color="D5D0C4" w:sz="4"/>
-                    <w:bottom w:val="single" w:color="D5D0C4" w:sz="4"/>
-                    <w:right w:val="single" w:color="D5D0C4" w:sz="4"/>
-                  </w:tcBorders>
-                  <w:tcMar>
-                    <w:top w:type="dxa" w:w="40"/>
-                    <w:left w:type="dxa" w:w="100"/>
-                    <w:bottom w:type="dxa" w:w="40"/>
-                    <w:right w:type="dxa" w:w="100"/>
-                  </w:tcMar>
-                  <w:vAlign w:val="center"/>
-                </w:tcPr>
-                <w:p>
-                  <w:pPr>
-                    <w:keepNext w:val="false"/>
-                    <w:spacing w:after="0" w:line="252"/>
-                    <w:jc w:val="right"/>
-                  </w:pPr>
-                  <w:r>
-                    <w:rPr>
-                      <w:rFonts w:ascii="Arial" w:cs="Arial" w:eastAsia="Arial" w:hAnsi="Arial"/>
-                      <w:b w:val="false"/>
-                      <w:bCs w:val="false"/>
-                      <w:color w:val="1C1B16"/>
-                      <w:sz w:val="18"/>
-                      <w:szCs w:val="18"/>
-                    </w:rPr>
-                    <w:t xml:space="preserve">4</w:t>
-                  </w:r>
-                </w:p>
-              </w:tc>
-              <w:tc>
-                <w:tcPr>
-                  <w:tcW w:type="dxa" w:w="4447"/>
-                  <w:tcBorders>
-                    <w:top w:val="single" w:color="D5D0C4" w:sz="4"/>
-                    <w:left w:val="single" w:color="D5D0C4" w:sz="4"/>
-                    <w:bottom w:val="single" w:color="D5D0C4" w:sz="4"/>
-                    <w:right w:val="single" w:color="D5D0C4" w:sz="4"/>
-                  </w:tcBorders>
-                  <w:tcMar>
-                    <w:top w:type="dxa" w:w="40"/>
-                    <w:left w:type="dxa" w:w="100"/>
-                    <w:bottom w:type="dxa" w:w="40"/>
-                    <w:right w:type="dxa" w:w="100"/>
-                  </w:tcMar>
-                  <w:vAlign w:val="center"/>
-                </w:tcPr>
-                <w:p>
-                  <w:pPr>
-                    <w:keepNext w:val="false"/>
-                    <w:spacing w:after="0" w:line="252"/>
-                    <w:jc w:val="right"/>
-                  </w:pPr>
-                  <w:r>
-                    <w:rPr>
-                      <w:rFonts w:ascii="Arial" w:cs="Arial" w:eastAsia="Arial" w:hAnsi="Arial"/>
-                      <w:b w:val="false"/>
-                      <w:bCs w:val="false"/>
-                      <w:color w:val="1C1B16"/>
-                      <w:sz w:val="18"/>
-                      <w:szCs w:val="18"/>
-                    </w:rPr>
-                    <w:t xml:space="preserve">-2.0</w:t>
+                    <w:t xml:space="preserve">356</w:t>
                   </w:r>
                 </w:p>
               </w:tc>
@@ -16042,7 +15280,7 @@
           <w:p>
             <w:pPr>
               <w:keepNext/>
-              <w:spacing w:after="80" w:before="80"/>
+              <w:spacing w:after="60" w:before="60" w:line="276"/>
             </w:pPr>
             <w:r>
               <w:rPr>
@@ -16050,10 +15288,30 @@
                 <w:b/>
                 <w:bCs/>
                 <w:color w:val="B37A33"/>
-                <w:sz w:val="19"/>
-                <w:szCs w:val="19"/>
-              </w:rPr>
-              <w:t xml:space="preserve">Exhibit 4B</w:t>
+                <w:sz w:val="22"/>
+                <w:szCs w:val="22"/>
+              </w:rPr>
+              <w:t xml:space="preserve">Q20</w:t>
+            </w:r>
+            <w:r>
+              <w:rPr>
+                <w:rFonts w:ascii="Arial" w:cs="Arial" w:eastAsia="Arial" w:hAnsi="Arial"/>
+                <w:b/>
+                <w:bCs/>
+                <w:color w:val="6B675E"/>
+                <w:sz w:val="18"/>
+                <w:szCs w:val="18"/>
+              </w:rPr>
+              <w:t xml:space="preserve">   Hard</w:t>
+            </w:r>
+            <w:r>
+              <w:rPr>
+                <w:rFonts w:ascii="Arial" w:cs="Arial" w:eastAsia="Arial" w:hAnsi="Arial"/>
+                <w:color w:val="6B675E"/>
+                <w:sz w:val="18"/>
+                <w:szCs w:val="18"/>
+              </w:rPr>
+              <w:t xml:space="preserve">  ·  Write the Student line</w:t>
             </w:r>
             <w:r>
               <w:rPr>
@@ -16064,207 +15322,6 @@
                 <w:sz w:val="18"/>
                 <w:szCs w:val="18"/>
               </w:rPr>
-              <w:t xml:space="preserve">   The two averages, computed on the seven countries as the table gives them.</w:t>
-            </w:r>
-          </w:p>
-          <w:p>
-            <w:pPr>
-              <w:keepNext/>
-              <w:keepLines/>
-              <w:pBdr>
-                <w:left w:val="single" w:color="B37A33" w:sz="12" w:space="8"/>
-              </w:pBdr>
-              <w:shd w:fill="F3F1EA" w:color="auto" w:val="clear"/>
-              <w:spacing w:after="0" w:before="0" w:line="240"/>
-              <w:ind w:left="240"/>
-            </w:pPr>
-            <w:r>
-              <w:rPr>
-                <w:rFonts w:ascii="Consolas" w:cs="Consolas" w:eastAsia="Consolas" w:hAnsi="Consolas"/>
-                <w:color w:val="1C1B16"/>
-                <w:sz w:val="18"/>
-                <w:szCs w:val="18"/>
-              </w:rPr>
-              <w:t xml:space="preserve">above_90 = {"Greece": (19, 2.9), "Ireland": (7, 2.4), "Italy": (10, 1.0),</w:t>
-            </w:r>
-          </w:p>
-          <w:p>
-            <w:pPr>
-              <w:keepNext/>
-              <w:keepLines/>
-              <w:pBdr>
-                <w:left w:val="single" w:color="B37A33" w:sz="12" w:space="8"/>
-              </w:pBdr>
-              <w:shd w:fill="F3F1EA" w:color="auto" w:val="clear"/>
-              <w:spacing w:after="0" w:before="0" w:line="240"/>
-              <w:ind w:left="240"/>
-            </w:pPr>
-            <w:r>
-              <w:rPr>
-                <w:rFonts w:ascii="Consolas" w:cs="Consolas" w:eastAsia="Consolas" w:hAnsi="Consolas"/>
-                <w:color w:val="1C1B16"/>
-                <w:sz w:val="18"/>
-                <w:szCs w:val="18"/>
-              </w:rPr>
-              <w:t xml:space="preserve">            "Japan": (11, 0.7), "New Zealand": (1, -7.9),</w:t>
-            </w:r>
-          </w:p>
-          <w:p>
-            <w:pPr>
-              <w:keepNext/>
-              <w:keepLines/>
-              <w:pBdr>
-                <w:left w:val="single" w:color="B37A33" w:sz="12" w:space="8"/>
-              </w:pBdr>
-              <w:shd w:fill="F3F1EA" w:color="auto" w:val="clear"/>
-              <w:spacing w:after="0" w:before="0" w:line="240"/>
-              <w:ind w:left="240"/>
-            </w:pPr>
-            <w:r>
-              <w:rPr>
-                <w:rFonts w:ascii="Consolas" w:cs="Consolas" w:eastAsia="Consolas" w:hAnsi="Consolas"/>
-                <w:color w:val="1C1B16"/>
-                <w:sz w:val="18"/>
-                <w:szCs w:val="18"/>
-              </w:rPr>
-              <w:t xml:space="preserve">            "United Kingdom": (19, 2.4), "United States": (4, -2.0)}</w:t>
-            </w:r>
-          </w:p>
-          <w:p>
-            <w:pPr>
-              <w:keepNext/>
-              <w:keepLines/>
-              <w:pBdr>
-                <w:left w:val="single" w:color="B37A33" w:sz="12" w:space="8"/>
-              </w:pBdr>
-              <w:shd w:fill="F3F1EA" w:color="auto" w:val="clear"/>
-              <w:spacing w:after="0" w:before="0" w:line="240"/>
-              <w:ind w:left="240"/>
-            </w:pPr>
-            <w:r>
-              <w:rPr>
-                <w:rFonts w:ascii="Consolas" w:cs="Consolas" w:eastAsia="Consolas" w:hAnsi="Consolas"/>
-                <w:color w:val="1C1B16"/>
-                <w:sz w:val="18"/>
-                <w:szCs w:val="18"/>
-              </w:rPr>
-              <w:t xml:space="preserve">years = sum(n for n, g in above_90.values())</w:t>
-            </w:r>
-          </w:p>
-          <w:p>
-            <w:pPr>
-              <w:keepNext/>
-              <w:keepLines/>
-              <w:pBdr>
-                <w:left w:val="single" w:color="B37A33" w:sz="12" w:space="8"/>
-              </w:pBdr>
-              <w:shd w:fill="F3F1EA" w:color="auto" w:val="clear"/>
-              <w:spacing w:after="0" w:before="0" w:line="240"/>
-              <w:ind w:left="240"/>
-            </w:pPr>
-            <w:r>
-              <w:rPr>
-                <w:rFonts w:ascii="Consolas" w:cs="Consolas" w:eastAsia="Consolas" w:hAnsi="Consolas"/>
-                <w:color w:val="1C1B16"/>
-                <w:sz w:val="18"/>
-                <w:szCs w:val="18"/>
-              </w:rPr>
-              <w:t xml:space="preserve">by_country = sum(g for n, g in above_90.values()) / len(above_90)</w:t>
-            </w:r>
-          </w:p>
-          <w:p>
-            <w:pPr>
-              <w:keepNext/>
-              <w:keepLines/>
-              <w:pBdr>
-                <w:left w:val="single" w:color="B37A33" w:sz="12" w:space="8"/>
-              </w:pBdr>
-              <w:shd w:fill="F3F1EA" w:color="auto" w:val="clear"/>
-              <w:spacing w:after="0" w:before="0" w:line="240"/>
-              <w:ind w:left="240"/>
-            </w:pPr>
-            <w:r>
-              <w:rPr>
-                <w:rFonts w:ascii="Consolas" w:cs="Consolas" w:eastAsia="Consolas" w:hAnsi="Consolas"/>
-                <w:color w:val="1C1B16"/>
-                <w:sz w:val="18"/>
-                <w:szCs w:val="18"/>
-              </w:rPr>
-              <w:t xml:space="preserve">by_year = sum(n * g for n, g in above_90.values()) / years</w:t>
-            </w:r>
-          </w:p>
-          <w:p>
-            <w:pPr>
-              <w:keepNext/>
-              <w:keepLines/>
-              <w:pBdr>
-                <w:left w:val="single" w:color="B37A33" w:sz="12" w:space="8"/>
-              </w:pBdr>
-              <w:shd w:fill="F3F1EA" w:color="auto" w:val="clear"/>
-              <w:spacing w:after="0" w:before="0" w:line="240"/>
-              <w:ind w:left="240"/>
-            </w:pPr>
-            <w:r>
-              <w:rPr>
-                <w:rFonts w:ascii="Consolas" w:cs="Consolas" w:eastAsia="Consolas" w:hAnsi="Consolas"/>
-                <w:color w:val="1C1B16"/>
-                <w:sz w:val="18"/>
-                <w:szCs w:val="18"/>
-              </w:rPr>
-              <w:t xml:space="preserve">print(years, f"{by_country:.2f}", f"{by_year:.2f}")</w:t>
-            </w:r>
-          </w:p>
-          <w:p>
-            <w:pPr>
-              <w:keepNext/>
-              <w:spacing w:after="140" w:before="0"/>
-            </w:pPr>
-          </w:p>
-          <w:p>
-            <w:pPr>
-              <w:keepNext/>
-              <w:spacing w:after="60" w:before="60" w:line="276"/>
-            </w:pPr>
-            <w:r>
-              <w:rPr>
-                <w:rFonts w:ascii="Arial" w:cs="Arial" w:eastAsia="Arial" w:hAnsi="Arial"/>
-                <w:b/>
-                <w:bCs/>
-                <w:color w:val="B37A33"/>
-                <w:sz w:val="22"/>
-                <w:szCs w:val="22"/>
-              </w:rPr>
-              <w:t xml:space="preserve">Q21</w:t>
-            </w:r>
-            <w:r>
-              <w:rPr>
-                <w:rFonts w:ascii="Arial" w:cs="Arial" w:eastAsia="Arial" w:hAnsi="Arial"/>
-                <w:b/>
-                <w:bCs/>
-                <w:color w:val="6B675E"/>
-                <w:sz w:val="18"/>
-                <w:szCs w:val="18"/>
-              </w:rPr>
-              <w:t xml:space="preserve">   Hard</w:t>
-            </w:r>
-            <w:r>
-              <w:rPr>
-                <w:rFonts w:ascii="Arial" w:cs="Arial" w:eastAsia="Arial" w:hAnsi="Arial"/>
-                <w:color w:val="6B675E"/>
-                <w:sz w:val="18"/>
-                <w:szCs w:val="18"/>
-              </w:rPr>
-              <w:t xml:space="preserve">  ·  Predict the output</w:t>
-            </w:r>
-            <w:r>
-              <w:rPr>
-                <w:rFonts w:ascii="Arial" w:cs="Arial" w:eastAsia="Arial" w:hAnsi="Arial"/>
-                <w:i/>
-                <w:iCs/>
-                <w:color w:val="6B675E"/>
-                <w:sz w:val="18"/>
-                <w:szCs w:val="18"/>
-              </w:rPr>
               <w:t xml:space="preserve">  ·  one letter</w:t>
             </w:r>
           </w:p>
@@ -16280,7 +15337,7 @@
                 <w:sz w:val="21"/>
                 <w:szCs w:val="21"/>
               </w:rPr>
-              <w:t xml:space="preserve">What does the cell print, and what explains the gap between its two averages?</w:t>
+              <w:t xml:space="preserve">Student went from 5 orders in Q1 to 7 in Q2, the 40 percent rise Meera asked about, and all 12 orders came from 2 customers. Which line goes into the one-page note?</w:t>
             </w:r>
           </w:p>
           <w:p>
@@ -16308,7 +15365,7 @@
                 <w:sz w:val="20"/>
                 <w:szCs w:val="20"/>
               </w:rPr>
-              <w:t xml:space="preserve">71 -0.07 1.68: counted by country, one New Zealand year weighs as much as nineteen British years.</w:t>
+              <w:t xml:space="preserve">Up 40 percent on 12 orders from 2 customers, a rise chance makes in 951 of 5,000 worlds: noise, so Student comes out of the budget talk altogether.</w:t>
             </w:r>
           </w:p>
           <w:p>
@@ -16336,7 +15393,7 @@
                 <w:sz w:val="20"/>
                 <w:szCs w:val="20"/>
               </w:rPr>
-              <w:t xml:space="preserve">71 1.68 -0.07: counted by year, New Zealand's one bad year drags the second average below zero.</w:t>
+              <w:t xml:space="preserve">Up 40 percent on 12 orders from 2 customers, a rise chance makes in 1,985 of 5,000 worlds: a lead, so no budget moves until more customers buy.</w:t>
             </w:r>
           </w:p>
           <w:p>
@@ -16364,7 +15421,7 @@
                 <w:sz w:val="20"/>
                 <w:szCs w:val="20"/>
               </w:rPr>
-              <w:t xml:space="preserve">71 -0.07 -0.07: both lines average the same seven growth figures, so the weights change nothing.</w:t>
+              <w:t xml:space="preserve">Up 40 percent on 12 orders from 2 customers, a rise chance makes in 1,985 of 5,000 worlds: noise, so Student comes out of the budget talk altogether.</w:t>
             </w:r>
           </w:p>
           <w:p>
@@ -16392,7 +15449,7 @@
                 <w:sz w:val="20"/>
                 <w:szCs w:val="20"/>
               </w:rPr>
-              <w:t xml:space="preserve">7 -0.07 1.68: years counts the seven countries, and the second line weights each one by its years.</w:t>
+              <w:t xml:space="preserve">Up 40 percent on 12 orders from 2 customers, a rise chance makes in 951 of 5,000 worlds: a lead, so no budget moves until more customers buy.</w:t>
             </w:r>
           </w:p>
         </w:tc>
@@ -16453,7 +15510,7 @@
                 <w:sz w:val="22"/>
                 <w:szCs w:val="22"/>
               </w:rPr>
-              <w:t xml:space="preserve">Q22</w:t>
+              <w:t xml:space="preserve">Q21</w:t>
             </w:r>
             <w:r>
               <w:rPr>
@@ -16464,7 +15521,7 @@
                 <w:sz w:val="18"/>
                 <w:szCs w:val="18"/>
               </w:rPr>
-              <w:t xml:space="preserve">   Medium</w:t>
+              <w:t xml:space="preserve">   Hard</w:t>
             </w:r>
             <w:r>
               <w:rPr>
@@ -16473,7 +15530,7 @@
                 <w:sz w:val="18"/>
                 <w:szCs w:val="18"/>
               </w:rPr>
-              <w:t xml:space="preserve">  ·  Choose the check</w:t>
+              <w:t xml:space="preserve">  ·  Design the Diwali test</w:t>
             </w:r>
             <w:r>
               <w:rPr>
@@ -16499,7 +15556,7 @@
                 <w:sz w:val="21"/>
                 <w:szCs w:val="21"/>
               </w:rPr>
-              <w:t xml:space="preserve">The working spreadsheet held its 20 countries in rows 30 to 49, but the formula for each average covered rows 30 to 44, which left out Australia, Austria, Belgium, Canada and Denmark; the authors accepted the error when it was found. Which check, run before publication, would have caught it?</w:t>
+              <w:t xml:space="preserve">Meera agrees to run the Diwali offer as a test, and Marketing will hold back about one customer in ten from whichever group it picks. Which plan lets the next note say whether the discount itself changed what customers spent?</w:t>
             </w:r>
           </w:p>
           <w:p>
@@ -16527,7 +15584,7 @@
                 <w:sz w:val="20"/>
                 <w:szCs w:val="20"/>
               </w:rPr>
-              <w:t xml:space="preserve">Recompute each band's average as a median, which a few missing rows cannot move far.</w:t>
+              <w:t xml:space="preserve">Hold back a random tenth of each segment, and compare the two groups' total revenue over the Diwali weeks.</w:t>
             </w:r>
           </w:p>
           <w:p>
@@ -16555,7 +15612,7 @@
                 <w:sz w:val="20"/>
                 <w:szCs w:val="20"/>
               </w:rPr>
-              <w:t xml:space="preserve">Plot growth against debt for every country, and look for a point that breaks the pattern.</w:t>
+              <w:t xml:space="preserve">Offer it to all of Retail-Plus, hold back a random tenth of Retail-Core, and compare spend per customer over the Diwali weeks.</w:t>
             </w:r>
           </w:p>
           <w:p>
@@ -16583,7 +15640,7 @@
                 <w:sz w:val="20"/>
                 <w:szCs w:val="20"/>
               </w:rPr>
-              <w:t xml:space="preserve">Recompute each band's average with the same formula on a fresh copy of the sheet.</w:t>
+              <w:t xml:space="preserve">Hold back a random tenth of each segment, and compare spend per customer in the two groups over the Diwali weeks.</w:t>
             </w:r>
           </w:p>
           <w:p>
@@ -16611,7 +15668,1427 @@
                 <w:sz w:val="20"/>
                 <w:szCs w:val="20"/>
               </w:rPr>
-              <w:t xml:space="preserve">Check the rows each average's formula spans against the 20 country rows in the sheet.</w:t>
+              <w:t xml:space="preserve">Offer it to all of Retail-Plus, hold back a random tenth of Retail-Core, and compare total revenue over the Diwali weeks.</w:t>
+            </w:r>
+          </w:p>
+        </w:tc>
+      </w:tr>
+    </w:tbl>
+    <w:p>
+      <w:pPr>
+        <w:keepNext/>
+        <w:pBdr>
+          <w:bottom w:val="single" w:color="B37A33" w:sz="6" w:space="4"/>
+        </w:pBdr>
+        <w:spacing w:after="120" w:before="280"/>
+      </w:pPr>
+      <w:r>
+        <w:rPr>
+          <w:rFonts w:ascii="Georgia" w:cs="Georgia" w:eastAsia="Georgia" w:hAnsi="Georgia"/>
+          <w:color w:val="B37A33"/>
+          <w:sz w:val="30"/>
+          <w:szCs w:val="30"/>
+        </w:rPr>
+        <w:t xml:space="preserve">Part 4. The same traps, in public</w:t>
+      </w:r>
+    </w:p>
+    <w:p>
+      <w:pPr>
+        <w:keepNext/>
+        <w:spacing w:after="160" w:line="276"/>
+      </w:pPr>
+      <w:r>
+        <w:rPr>
+          <w:rFonts w:ascii="Arial" w:cs="Arial" w:eastAsia="Arial" w:hAnsi="Arial"/>
+          <w:color w:val="6B675E"/>
+          <w:sz w:val="19"/>
+          <w:szCs w:val="19"/>
+        </w:rPr>
+        <w:t xml:space="preserve">5 items, Q22 to Q26, about 14 minutes. What it shows: whether you spot the week's traps in public cases and name the check for each.</w:t>
+      </w:r>
+    </w:p>
+    <w:p>
+      <w:pPr>
+        <w:keepNext/>
+        <w:spacing w:after="140" w:line="276"/>
+      </w:pPr>
+      <w:r>
+        <w:rPr>
+          <w:rFonts w:ascii="Arial" w:cs="Arial" w:eastAsia="Arial" w:hAnsi="Arial"/>
+          <w:color w:val="1C1B16"/>
+          <w:sz w:val="21"/>
+          <w:szCs w:val="21"/>
+        </w:rPr>
+        <w:t xml:space="preserve">Kavya runs a reading group for the team's trainees on Friday afternoons: each week one public case in which a number misled capable people, with its source on the table. Every case in this part is on the public record, with its source named beside it, and every number an item needs is on the page.</w:t>
+      </w:r>
+    </w:p>
+    <w:tbl>
+      <w:tblPr>
+        <w:tblW w:type="dxa" w:w="9800"/>
+        <w:tblBorders>
+          <w:top w:val="none" w:color="FFFFFF" w:sz="0"/>
+          <w:left w:val="none" w:color="FFFFFF" w:sz="0"/>
+          <w:bottom w:val="none" w:color="FFFFFF" w:sz="0"/>
+          <w:right w:val="none" w:color="FFFFFF" w:sz="0"/>
+          <w:insideH w:val="none" w:color="FFFFFF" w:sz="0"/>
+          <w:insideV w:val="none" w:color="FFFFFF" w:sz="0"/>
+        </w:tblBorders>
+      </w:tblPr>
+      <w:tblGrid>
+        <w:gridCol w:w="9800"/>
+      </w:tblGrid>
+      <w:tr>
+        <w:trPr>
+          <w:cantSplit/>
+        </w:trPr>
+        <w:tc>
+          <w:tcPr>
+            <w:tcW w:type="dxa" w:w="9800"/>
+            <w:tcBorders>
+              <w:top w:val="none" w:color="FFFFFF" w:sz="0"/>
+              <w:left w:val="none" w:color="FFFFFF" w:sz="0"/>
+              <w:bottom w:val="none" w:color="FFFFFF" w:sz="0"/>
+              <w:right w:val="none" w:color="FFFFFF" w:sz="0"/>
+            </w:tcBorders>
+            <w:tcMar>
+              <w:top w:type="dxa" w:w="0"/>
+              <w:left w:type="dxa" w:w="0"/>
+              <w:bottom w:type="dxa" w:w="0"/>
+              <w:right w:type="dxa" w:w="0"/>
+            </w:tcMar>
+          </w:tcPr>
+          <w:p>
+            <w:pPr>
+              <w:keepNext/>
+              <w:spacing w:after="60" w:before="120"/>
+            </w:pPr>
+            <w:r>
+              <w:rPr>
+                <w:rFonts w:ascii="Arial" w:cs="Arial" w:eastAsia="Arial" w:hAnsi="Arial"/>
+                <w:b/>
+                <w:bCs/>
+                <w:color w:val="1C1B16"/>
+                <w:sz w:val="22"/>
+                <w:szCs w:val="22"/>
+              </w:rPr>
+              <w:t xml:space="preserve">Set 2.  The case</w:t>
+            </w:r>
+          </w:p>
+          <w:p>
+            <w:pPr>
+              <w:keepNext/>
+              <w:spacing w:after="100" w:line="276"/>
+            </w:pPr>
+            <w:r>
+              <w:rPr>
+                <w:rFonts w:ascii="Arial" w:cs="Arial" w:eastAsia="Arial" w:hAnsi="Arial"/>
+                <w:color w:val="1C1B16"/>
+                <w:sz w:val="21"/>
+                <w:szCs w:val="21"/>
+              </w:rPr>
+              <w:t xml:space="preserve">In 2010 the economists Carmen Reinhart and Kenneth Rogoff published the average growth of advanced economies in the years their public debt stood above 90 percent of GDP (gross domestic product, the value of everything an economy produces in a year). In 2013 Thomas Herndon, Michael Ash and Robert Pollin rebuilt the figure from the authors' working spreadsheet. The table gives the seven countries in that average as the spreadsheet carried them. It counted one year for New Zealand, 1951, and carried its growth at -7.9 percent where the country's own sheet said -7.6; it left out New Zealand's four earlier years above 90 percent, 1946 to 1949.</w:t>
+            </w:r>
+          </w:p>
+          <w:p>
+            <w:pPr>
+              <w:keepNext/>
+              <w:spacing w:after="80" w:before="80"/>
+            </w:pPr>
+            <w:r>
+              <w:rPr>
+                <w:rFonts w:ascii="Arial" w:cs="Arial" w:eastAsia="Arial" w:hAnsi="Arial"/>
+                <w:b/>
+                <w:bCs/>
+                <w:color w:val="B37A33"/>
+                <w:sz w:val="19"/>
+                <w:szCs w:val="19"/>
+              </w:rPr>
+              <w:t xml:space="preserve">Exhibit 4A</w:t>
+            </w:r>
+            <w:r>
+              <w:rPr>
+                <w:rFonts w:ascii="Arial" w:cs="Arial" w:eastAsia="Arial" w:hAnsi="Arial"/>
+                <w:i/>
+                <w:iCs/>
+                <w:color w:val="6B675E"/>
+                <w:sz w:val="18"/>
+                <w:szCs w:val="18"/>
+              </w:rPr>
+              <w:t xml:space="preserve">   The seven countries in the above-90 average, as the working spreadsheet carried them. Source: Herndon, Ash and Pollin, PERI Working Paper 322, April 2013, Table 2.</w:t>
+            </w:r>
+          </w:p>
+          <w:tbl>
+            <w:tblPr>
+              <w:tblW w:type="dxa" w:w="9798"/>
+              <w:tblBorders>
+                <w:top w:val="single" w:color="D5D0C4" w:sz="4"/>
+                <w:left w:val="single" w:color="D5D0C4" w:sz="4"/>
+                <w:bottom w:val="single" w:color="D5D0C4" w:sz="4"/>
+                <w:right w:val="single" w:color="D5D0C4" w:sz="4"/>
+                <w:insideH w:val="single" w:color="D5D0C4" w:sz="4"/>
+                <w:insideV w:val="single" w:color="D5D0C4" w:sz="4"/>
+              </w:tblBorders>
+            </w:tblPr>
+            <w:tblGrid>
+              <w:gridCol w:w="1790"/>
+              <w:gridCol w:w="3561"/>
+              <w:gridCol w:w="4447"/>
+            </w:tblGrid>
+            <w:tr>
+              <w:trPr>
+                <w:cantSplit/>
+                <w:tblHeader/>
+              </w:trPr>
+              <w:tc>
+                <w:tcPr>
+                  <w:tcW w:type="dxa" w:w="1790"/>
+                  <w:tcBorders>
+                    <w:top w:val="single" w:color="D5D0C4" w:sz="4"/>
+                    <w:left w:val="single" w:color="D5D0C4" w:sz="4"/>
+                    <w:bottom w:val="single" w:color="D5D0C4" w:sz="4"/>
+                    <w:right w:val="single" w:color="D5D0C4" w:sz="4"/>
+                  </w:tcBorders>
+                  <w:shd w:fill="F9F8F3" w:color="auto" w:val="clear"/>
+                  <w:tcMar>
+                    <w:top w:type="dxa" w:w="40"/>
+                    <w:left w:type="dxa" w:w="100"/>
+                    <w:bottom w:type="dxa" w:w="40"/>
+                    <w:right w:type="dxa" w:w="100"/>
+                  </w:tcMar>
+                  <w:vAlign w:val="center"/>
+                </w:tcPr>
+                <w:p>
+                  <w:pPr>
+                    <w:keepNext/>
+                    <w:spacing w:after="0" w:line="240"/>
+                    <w:jc w:val="left"/>
+                  </w:pPr>
+                  <w:r>
+                    <w:rPr>
+                      <w:rFonts w:ascii="Arial" w:cs="Arial" w:eastAsia="Arial" w:hAnsi="Arial"/>
+                      <w:b/>
+                      <w:bCs/>
+                      <w:color w:val="1C1B16"/>
+                      <w:sz w:val="18"/>
+                      <w:szCs w:val="18"/>
+                    </w:rPr>
+                    <w:t xml:space="preserve">Country</w:t>
+                  </w:r>
+                </w:p>
+              </w:tc>
+              <w:tc>
+                <w:tcPr>
+                  <w:tcW w:type="dxa" w:w="3561"/>
+                  <w:tcBorders>
+                    <w:top w:val="single" w:color="D5D0C4" w:sz="4"/>
+                    <w:left w:val="single" w:color="D5D0C4" w:sz="4"/>
+                    <w:bottom w:val="single" w:color="D5D0C4" w:sz="4"/>
+                    <w:right w:val="single" w:color="D5D0C4" w:sz="4"/>
+                  </w:tcBorders>
+                  <w:shd w:fill="F9F8F3" w:color="auto" w:val="clear"/>
+                  <w:tcMar>
+                    <w:top w:type="dxa" w:w="40"/>
+                    <w:left w:type="dxa" w:w="100"/>
+                    <w:bottom w:type="dxa" w:w="40"/>
+                    <w:right w:type="dxa" w:w="100"/>
+                  </w:tcMar>
+                  <w:vAlign w:val="center"/>
+                </w:tcPr>
+                <w:p>
+                  <w:pPr>
+                    <w:keepNext/>
+                    <w:spacing w:after="0" w:line="240"/>
+                    <w:jc w:val="left"/>
+                  </w:pPr>
+                  <w:r>
+                    <w:rPr>
+                      <w:rFonts w:ascii="Arial" w:cs="Arial" w:eastAsia="Arial" w:hAnsi="Arial"/>
+                      <w:b/>
+                      <w:bCs/>
+                      <w:color w:val="1C1B16"/>
+                      <w:sz w:val="18"/>
+                      <w:szCs w:val="18"/>
+                    </w:rPr>
+                    <w:t xml:space="preserve">Years counted above 90 percent</w:t>
+                  </w:r>
+                </w:p>
+              </w:tc>
+              <w:tc>
+                <w:tcPr>
+                  <w:tcW w:type="dxa" w:w="4447"/>
+                  <w:tcBorders>
+                    <w:top w:val="single" w:color="D5D0C4" w:sz="4"/>
+                    <w:left w:val="single" w:color="D5D0C4" w:sz="4"/>
+                    <w:bottom w:val="single" w:color="D5D0C4" w:sz="4"/>
+                    <w:right w:val="single" w:color="D5D0C4" w:sz="4"/>
+                  </w:tcBorders>
+                  <w:shd w:fill="F9F8F3" w:color="auto" w:val="clear"/>
+                  <w:tcMar>
+                    <w:top w:type="dxa" w:w="40"/>
+                    <w:left w:type="dxa" w:w="100"/>
+                    <w:bottom w:type="dxa" w:w="40"/>
+                    <w:right w:type="dxa" w:w="100"/>
+                  </w:tcMar>
+                  <w:vAlign w:val="center"/>
+                </w:tcPr>
+                <w:p>
+                  <w:pPr>
+                    <w:keepNext/>
+                    <w:spacing w:after="0" w:line="240"/>
+                    <w:jc w:val="left"/>
+                  </w:pPr>
+                  <w:r>
+                    <w:rPr>
+                      <w:rFonts w:ascii="Arial" w:cs="Arial" w:eastAsia="Arial" w:hAnsi="Arial"/>
+                      <w:b/>
+                      <w:bCs/>
+                      <w:color w:val="1C1B16"/>
+                      <w:sz w:val="18"/>
+                      <w:szCs w:val="18"/>
+                    </w:rPr>
+                    <w:t xml:space="preserve">Average growth in those years, percent</w:t>
+                  </w:r>
+                </w:p>
+              </w:tc>
+            </w:tr>
+            <w:tr>
+              <w:trPr>
+                <w:cantSplit/>
+              </w:trPr>
+              <w:tc>
+                <w:tcPr>
+                  <w:tcW w:type="dxa" w:w="1790"/>
+                  <w:tcBorders>
+                    <w:top w:val="single" w:color="D5D0C4" w:sz="4"/>
+                    <w:left w:val="single" w:color="D5D0C4" w:sz="4"/>
+                    <w:bottom w:val="single" w:color="D5D0C4" w:sz="4"/>
+                    <w:right w:val="single" w:color="D5D0C4" w:sz="4"/>
+                  </w:tcBorders>
+                  <w:tcMar>
+                    <w:top w:type="dxa" w:w="40"/>
+                    <w:left w:type="dxa" w:w="100"/>
+                    <w:bottom w:type="dxa" w:w="40"/>
+                    <w:right w:type="dxa" w:w="100"/>
+                  </w:tcMar>
+                  <w:vAlign w:val="center"/>
+                </w:tcPr>
+                <w:p>
+                  <w:pPr>
+                    <w:keepNext w:val="false"/>
+                    <w:spacing w:after="0" w:line="252"/>
+                    <w:jc w:val="left"/>
+                  </w:pPr>
+                  <w:r>
+                    <w:rPr>
+                      <w:rFonts w:ascii="Arial" w:cs="Arial" w:eastAsia="Arial" w:hAnsi="Arial"/>
+                      <w:color w:val="1C1B16"/>
+                      <w:sz w:val="18"/>
+                      <w:szCs w:val="18"/>
+                    </w:rPr>
+                    <w:t xml:space="preserve">Greece</w:t>
+                  </w:r>
+                </w:p>
+              </w:tc>
+              <w:tc>
+                <w:tcPr>
+                  <w:tcW w:type="dxa" w:w="3561"/>
+                  <w:tcBorders>
+                    <w:top w:val="single" w:color="D5D0C4" w:sz="4"/>
+                    <w:left w:val="single" w:color="D5D0C4" w:sz="4"/>
+                    <w:bottom w:val="single" w:color="D5D0C4" w:sz="4"/>
+                    <w:right w:val="single" w:color="D5D0C4" w:sz="4"/>
+                  </w:tcBorders>
+                  <w:tcMar>
+                    <w:top w:type="dxa" w:w="40"/>
+                    <w:left w:type="dxa" w:w="100"/>
+                    <w:bottom w:type="dxa" w:w="40"/>
+                    <w:right w:type="dxa" w:w="100"/>
+                  </w:tcMar>
+                  <w:vAlign w:val="center"/>
+                </w:tcPr>
+                <w:p>
+                  <w:pPr>
+                    <w:keepNext w:val="false"/>
+                    <w:spacing w:after="0" w:line="252"/>
+                    <w:jc w:val="right"/>
+                  </w:pPr>
+                  <w:r>
+                    <w:rPr>
+                      <w:rFonts w:ascii="Arial" w:cs="Arial" w:eastAsia="Arial" w:hAnsi="Arial"/>
+                      <w:b w:val="false"/>
+                      <w:bCs w:val="false"/>
+                      <w:color w:val="1C1B16"/>
+                      <w:sz w:val="18"/>
+                      <w:szCs w:val="18"/>
+                    </w:rPr>
+                    <w:t xml:space="preserve">19</w:t>
+                  </w:r>
+                </w:p>
+              </w:tc>
+              <w:tc>
+                <w:tcPr>
+                  <w:tcW w:type="dxa" w:w="4447"/>
+                  <w:tcBorders>
+                    <w:top w:val="single" w:color="D5D0C4" w:sz="4"/>
+                    <w:left w:val="single" w:color="D5D0C4" w:sz="4"/>
+                    <w:bottom w:val="single" w:color="D5D0C4" w:sz="4"/>
+                    <w:right w:val="single" w:color="D5D0C4" w:sz="4"/>
+                  </w:tcBorders>
+                  <w:tcMar>
+                    <w:top w:type="dxa" w:w="40"/>
+                    <w:left w:type="dxa" w:w="100"/>
+                    <w:bottom w:type="dxa" w:w="40"/>
+                    <w:right w:type="dxa" w:w="100"/>
+                  </w:tcMar>
+                  <w:vAlign w:val="center"/>
+                </w:tcPr>
+                <w:p>
+                  <w:pPr>
+                    <w:keepNext w:val="false"/>
+                    <w:spacing w:after="0" w:line="252"/>
+                    <w:jc w:val="right"/>
+                  </w:pPr>
+                  <w:r>
+                    <w:rPr>
+                      <w:rFonts w:ascii="Arial" w:cs="Arial" w:eastAsia="Arial" w:hAnsi="Arial"/>
+                      <w:b w:val="false"/>
+                      <w:bCs w:val="false"/>
+                      <w:color w:val="1C1B16"/>
+                      <w:sz w:val="18"/>
+                      <w:szCs w:val="18"/>
+                    </w:rPr>
+                    <w:t xml:space="preserve">2.9</w:t>
+                  </w:r>
+                </w:p>
+              </w:tc>
+            </w:tr>
+            <w:tr>
+              <w:trPr>
+                <w:cantSplit/>
+              </w:trPr>
+              <w:tc>
+                <w:tcPr>
+                  <w:tcW w:type="dxa" w:w="1790"/>
+                  <w:tcBorders>
+                    <w:top w:val="single" w:color="D5D0C4" w:sz="4"/>
+                    <w:left w:val="single" w:color="D5D0C4" w:sz="4"/>
+                    <w:bottom w:val="single" w:color="D5D0C4" w:sz="4"/>
+                    <w:right w:val="single" w:color="D5D0C4" w:sz="4"/>
+                  </w:tcBorders>
+                  <w:tcMar>
+                    <w:top w:type="dxa" w:w="40"/>
+                    <w:left w:type="dxa" w:w="100"/>
+                    <w:bottom w:type="dxa" w:w="40"/>
+                    <w:right w:type="dxa" w:w="100"/>
+                  </w:tcMar>
+                  <w:vAlign w:val="center"/>
+                </w:tcPr>
+                <w:p>
+                  <w:pPr>
+                    <w:keepNext w:val="false"/>
+                    <w:spacing w:after="0" w:line="252"/>
+                    <w:jc w:val="left"/>
+                  </w:pPr>
+                  <w:r>
+                    <w:rPr>
+                      <w:rFonts w:ascii="Arial" w:cs="Arial" w:eastAsia="Arial" w:hAnsi="Arial"/>
+                      <w:color w:val="1C1B16"/>
+                      <w:sz w:val="18"/>
+                      <w:szCs w:val="18"/>
+                    </w:rPr>
+                    <w:t xml:space="preserve">Ireland</w:t>
+                  </w:r>
+                </w:p>
+              </w:tc>
+              <w:tc>
+                <w:tcPr>
+                  <w:tcW w:type="dxa" w:w="3561"/>
+                  <w:tcBorders>
+                    <w:top w:val="single" w:color="D5D0C4" w:sz="4"/>
+                    <w:left w:val="single" w:color="D5D0C4" w:sz="4"/>
+                    <w:bottom w:val="single" w:color="D5D0C4" w:sz="4"/>
+                    <w:right w:val="single" w:color="D5D0C4" w:sz="4"/>
+                  </w:tcBorders>
+                  <w:tcMar>
+                    <w:top w:type="dxa" w:w="40"/>
+                    <w:left w:type="dxa" w:w="100"/>
+                    <w:bottom w:type="dxa" w:w="40"/>
+                    <w:right w:type="dxa" w:w="100"/>
+                  </w:tcMar>
+                  <w:vAlign w:val="center"/>
+                </w:tcPr>
+                <w:p>
+                  <w:pPr>
+                    <w:keepNext w:val="false"/>
+                    <w:spacing w:after="0" w:line="252"/>
+                    <w:jc w:val="right"/>
+                  </w:pPr>
+                  <w:r>
+                    <w:rPr>
+                      <w:rFonts w:ascii="Arial" w:cs="Arial" w:eastAsia="Arial" w:hAnsi="Arial"/>
+                      <w:b w:val="false"/>
+                      <w:bCs w:val="false"/>
+                      <w:color w:val="1C1B16"/>
+                      <w:sz w:val="18"/>
+                      <w:szCs w:val="18"/>
+                    </w:rPr>
+                    <w:t xml:space="preserve">7</w:t>
+                  </w:r>
+                </w:p>
+              </w:tc>
+              <w:tc>
+                <w:tcPr>
+                  <w:tcW w:type="dxa" w:w="4447"/>
+                  <w:tcBorders>
+                    <w:top w:val="single" w:color="D5D0C4" w:sz="4"/>
+                    <w:left w:val="single" w:color="D5D0C4" w:sz="4"/>
+                    <w:bottom w:val="single" w:color="D5D0C4" w:sz="4"/>
+                    <w:right w:val="single" w:color="D5D0C4" w:sz="4"/>
+                  </w:tcBorders>
+                  <w:tcMar>
+                    <w:top w:type="dxa" w:w="40"/>
+                    <w:left w:type="dxa" w:w="100"/>
+                    <w:bottom w:type="dxa" w:w="40"/>
+                    <w:right w:type="dxa" w:w="100"/>
+                  </w:tcMar>
+                  <w:vAlign w:val="center"/>
+                </w:tcPr>
+                <w:p>
+                  <w:pPr>
+                    <w:keepNext w:val="false"/>
+                    <w:spacing w:after="0" w:line="252"/>
+                    <w:jc w:val="right"/>
+                  </w:pPr>
+                  <w:r>
+                    <w:rPr>
+                      <w:rFonts w:ascii="Arial" w:cs="Arial" w:eastAsia="Arial" w:hAnsi="Arial"/>
+                      <w:b w:val="false"/>
+                      <w:bCs w:val="false"/>
+                      <w:color w:val="1C1B16"/>
+                      <w:sz w:val="18"/>
+                      <w:szCs w:val="18"/>
+                    </w:rPr>
+                    <w:t xml:space="preserve">2.4</w:t>
+                  </w:r>
+                </w:p>
+              </w:tc>
+            </w:tr>
+            <w:tr>
+              <w:trPr>
+                <w:cantSplit/>
+              </w:trPr>
+              <w:tc>
+                <w:tcPr>
+                  <w:tcW w:type="dxa" w:w="1790"/>
+                  <w:tcBorders>
+                    <w:top w:val="single" w:color="D5D0C4" w:sz="4"/>
+                    <w:left w:val="single" w:color="D5D0C4" w:sz="4"/>
+                    <w:bottom w:val="single" w:color="D5D0C4" w:sz="4"/>
+                    <w:right w:val="single" w:color="D5D0C4" w:sz="4"/>
+                  </w:tcBorders>
+                  <w:tcMar>
+                    <w:top w:type="dxa" w:w="40"/>
+                    <w:left w:type="dxa" w:w="100"/>
+                    <w:bottom w:type="dxa" w:w="40"/>
+                    <w:right w:type="dxa" w:w="100"/>
+                  </w:tcMar>
+                  <w:vAlign w:val="center"/>
+                </w:tcPr>
+                <w:p>
+                  <w:pPr>
+                    <w:keepNext w:val="false"/>
+                    <w:spacing w:after="0" w:line="252"/>
+                    <w:jc w:val="left"/>
+                  </w:pPr>
+                  <w:r>
+                    <w:rPr>
+                      <w:rFonts w:ascii="Arial" w:cs="Arial" w:eastAsia="Arial" w:hAnsi="Arial"/>
+                      <w:color w:val="1C1B16"/>
+                      <w:sz w:val="18"/>
+                      <w:szCs w:val="18"/>
+                    </w:rPr>
+                    <w:t xml:space="preserve">Italy</w:t>
+                  </w:r>
+                </w:p>
+              </w:tc>
+              <w:tc>
+                <w:tcPr>
+                  <w:tcW w:type="dxa" w:w="3561"/>
+                  <w:tcBorders>
+                    <w:top w:val="single" w:color="D5D0C4" w:sz="4"/>
+                    <w:left w:val="single" w:color="D5D0C4" w:sz="4"/>
+                    <w:bottom w:val="single" w:color="D5D0C4" w:sz="4"/>
+                    <w:right w:val="single" w:color="D5D0C4" w:sz="4"/>
+                  </w:tcBorders>
+                  <w:tcMar>
+                    <w:top w:type="dxa" w:w="40"/>
+                    <w:left w:type="dxa" w:w="100"/>
+                    <w:bottom w:type="dxa" w:w="40"/>
+                    <w:right w:type="dxa" w:w="100"/>
+                  </w:tcMar>
+                  <w:vAlign w:val="center"/>
+                </w:tcPr>
+                <w:p>
+                  <w:pPr>
+                    <w:keepNext w:val="false"/>
+                    <w:spacing w:after="0" w:line="252"/>
+                    <w:jc w:val="right"/>
+                  </w:pPr>
+                  <w:r>
+                    <w:rPr>
+                      <w:rFonts w:ascii="Arial" w:cs="Arial" w:eastAsia="Arial" w:hAnsi="Arial"/>
+                      <w:b w:val="false"/>
+                      <w:bCs w:val="false"/>
+                      <w:color w:val="1C1B16"/>
+                      <w:sz w:val="18"/>
+                      <w:szCs w:val="18"/>
+                    </w:rPr>
+                    <w:t xml:space="preserve">10</w:t>
+                  </w:r>
+                </w:p>
+              </w:tc>
+              <w:tc>
+                <w:tcPr>
+                  <w:tcW w:type="dxa" w:w="4447"/>
+                  <w:tcBorders>
+                    <w:top w:val="single" w:color="D5D0C4" w:sz="4"/>
+                    <w:left w:val="single" w:color="D5D0C4" w:sz="4"/>
+                    <w:bottom w:val="single" w:color="D5D0C4" w:sz="4"/>
+                    <w:right w:val="single" w:color="D5D0C4" w:sz="4"/>
+                  </w:tcBorders>
+                  <w:tcMar>
+                    <w:top w:type="dxa" w:w="40"/>
+                    <w:left w:type="dxa" w:w="100"/>
+                    <w:bottom w:type="dxa" w:w="40"/>
+                    <w:right w:type="dxa" w:w="100"/>
+                  </w:tcMar>
+                  <w:vAlign w:val="center"/>
+                </w:tcPr>
+                <w:p>
+                  <w:pPr>
+                    <w:keepNext w:val="false"/>
+                    <w:spacing w:after="0" w:line="252"/>
+                    <w:jc w:val="right"/>
+                  </w:pPr>
+                  <w:r>
+                    <w:rPr>
+                      <w:rFonts w:ascii="Arial" w:cs="Arial" w:eastAsia="Arial" w:hAnsi="Arial"/>
+                      <w:b w:val="false"/>
+                      <w:bCs w:val="false"/>
+                      <w:color w:val="1C1B16"/>
+                      <w:sz w:val="18"/>
+                      <w:szCs w:val="18"/>
+                    </w:rPr>
+                    <w:t xml:space="preserve">1.0</w:t>
+                  </w:r>
+                </w:p>
+              </w:tc>
+            </w:tr>
+            <w:tr>
+              <w:trPr>
+                <w:cantSplit/>
+              </w:trPr>
+              <w:tc>
+                <w:tcPr>
+                  <w:tcW w:type="dxa" w:w="1790"/>
+                  <w:tcBorders>
+                    <w:top w:val="single" w:color="D5D0C4" w:sz="4"/>
+                    <w:left w:val="single" w:color="D5D0C4" w:sz="4"/>
+                    <w:bottom w:val="single" w:color="D5D0C4" w:sz="4"/>
+                    <w:right w:val="single" w:color="D5D0C4" w:sz="4"/>
+                  </w:tcBorders>
+                  <w:tcMar>
+                    <w:top w:type="dxa" w:w="40"/>
+                    <w:left w:type="dxa" w:w="100"/>
+                    <w:bottom w:type="dxa" w:w="40"/>
+                    <w:right w:type="dxa" w:w="100"/>
+                  </w:tcMar>
+                  <w:vAlign w:val="center"/>
+                </w:tcPr>
+                <w:p>
+                  <w:pPr>
+                    <w:keepNext w:val="false"/>
+                    <w:spacing w:after="0" w:line="252"/>
+                    <w:jc w:val="left"/>
+                  </w:pPr>
+                  <w:r>
+                    <w:rPr>
+                      <w:rFonts w:ascii="Arial" w:cs="Arial" w:eastAsia="Arial" w:hAnsi="Arial"/>
+                      <w:color w:val="1C1B16"/>
+                      <w:sz w:val="18"/>
+                      <w:szCs w:val="18"/>
+                    </w:rPr>
+                    <w:t xml:space="preserve">Japan</w:t>
+                  </w:r>
+                </w:p>
+              </w:tc>
+              <w:tc>
+                <w:tcPr>
+                  <w:tcW w:type="dxa" w:w="3561"/>
+                  <w:tcBorders>
+                    <w:top w:val="single" w:color="D5D0C4" w:sz="4"/>
+                    <w:left w:val="single" w:color="D5D0C4" w:sz="4"/>
+                    <w:bottom w:val="single" w:color="D5D0C4" w:sz="4"/>
+                    <w:right w:val="single" w:color="D5D0C4" w:sz="4"/>
+                  </w:tcBorders>
+                  <w:tcMar>
+                    <w:top w:type="dxa" w:w="40"/>
+                    <w:left w:type="dxa" w:w="100"/>
+                    <w:bottom w:type="dxa" w:w="40"/>
+                    <w:right w:type="dxa" w:w="100"/>
+                  </w:tcMar>
+                  <w:vAlign w:val="center"/>
+                </w:tcPr>
+                <w:p>
+                  <w:pPr>
+                    <w:keepNext w:val="false"/>
+                    <w:spacing w:after="0" w:line="252"/>
+                    <w:jc w:val="right"/>
+                  </w:pPr>
+                  <w:r>
+                    <w:rPr>
+                      <w:rFonts w:ascii="Arial" w:cs="Arial" w:eastAsia="Arial" w:hAnsi="Arial"/>
+                      <w:b w:val="false"/>
+                      <w:bCs w:val="false"/>
+                      <w:color w:val="1C1B16"/>
+                      <w:sz w:val="18"/>
+                      <w:szCs w:val="18"/>
+                    </w:rPr>
+                    <w:t xml:space="preserve">11</w:t>
+                  </w:r>
+                </w:p>
+              </w:tc>
+              <w:tc>
+                <w:tcPr>
+                  <w:tcW w:type="dxa" w:w="4447"/>
+                  <w:tcBorders>
+                    <w:top w:val="single" w:color="D5D0C4" w:sz="4"/>
+                    <w:left w:val="single" w:color="D5D0C4" w:sz="4"/>
+                    <w:bottom w:val="single" w:color="D5D0C4" w:sz="4"/>
+                    <w:right w:val="single" w:color="D5D0C4" w:sz="4"/>
+                  </w:tcBorders>
+                  <w:tcMar>
+                    <w:top w:type="dxa" w:w="40"/>
+                    <w:left w:type="dxa" w:w="100"/>
+                    <w:bottom w:type="dxa" w:w="40"/>
+                    <w:right w:type="dxa" w:w="100"/>
+                  </w:tcMar>
+                  <w:vAlign w:val="center"/>
+                </w:tcPr>
+                <w:p>
+                  <w:pPr>
+                    <w:keepNext w:val="false"/>
+                    <w:spacing w:after="0" w:line="252"/>
+                    <w:jc w:val="right"/>
+                  </w:pPr>
+                  <w:r>
+                    <w:rPr>
+                      <w:rFonts w:ascii="Arial" w:cs="Arial" w:eastAsia="Arial" w:hAnsi="Arial"/>
+                      <w:b w:val="false"/>
+                      <w:bCs w:val="false"/>
+                      <w:color w:val="1C1B16"/>
+                      <w:sz w:val="18"/>
+                      <w:szCs w:val="18"/>
+                    </w:rPr>
+                    <w:t xml:space="preserve">0.7</w:t>
+                  </w:r>
+                </w:p>
+              </w:tc>
+            </w:tr>
+            <w:tr>
+              <w:trPr>
+                <w:cantSplit/>
+              </w:trPr>
+              <w:tc>
+                <w:tcPr>
+                  <w:tcW w:type="dxa" w:w="1790"/>
+                  <w:tcBorders>
+                    <w:top w:val="single" w:color="D5D0C4" w:sz="4"/>
+                    <w:left w:val="single" w:color="D5D0C4" w:sz="4"/>
+                    <w:bottom w:val="single" w:color="D5D0C4" w:sz="4"/>
+                    <w:right w:val="single" w:color="D5D0C4" w:sz="4"/>
+                  </w:tcBorders>
+                  <w:tcMar>
+                    <w:top w:type="dxa" w:w="40"/>
+                    <w:left w:type="dxa" w:w="100"/>
+                    <w:bottom w:type="dxa" w:w="40"/>
+                    <w:right w:type="dxa" w:w="100"/>
+                  </w:tcMar>
+                  <w:vAlign w:val="center"/>
+                </w:tcPr>
+                <w:p>
+                  <w:pPr>
+                    <w:keepNext w:val="false"/>
+                    <w:spacing w:after="0" w:line="252"/>
+                    <w:jc w:val="left"/>
+                  </w:pPr>
+                  <w:r>
+                    <w:rPr>
+                      <w:rFonts w:ascii="Arial" w:cs="Arial" w:eastAsia="Arial" w:hAnsi="Arial"/>
+                      <w:color w:val="1C1B16"/>
+                      <w:sz w:val="18"/>
+                      <w:szCs w:val="18"/>
+                    </w:rPr>
+                    <w:t xml:space="preserve">New Zealand</w:t>
+                  </w:r>
+                </w:p>
+              </w:tc>
+              <w:tc>
+                <w:tcPr>
+                  <w:tcW w:type="dxa" w:w="3561"/>
+                  <w:tcBorders>
+                    <w:top w:val="single" w:color="D5D0C4" w:sz="4"/>
+                    <w:left w:val="single" w:color="D5D0C4" w:sz="4"/>
+                    <w:bottom w:val="single" w:color="D5D0C4" w:sz="4"/>
+                    <w:right w:val="single" w:color="D5D0C4" w:sz="4"/>
+                  </w:tcBorders>
+                  <w:tcMar>
+                    <w:top w:type="dxa" w:w="40"/>
+                    <w:left w:type="dxa" w:w="100"/>
+                    <w:bottom w:type="dxa" w:w="40"/>
+                    <w:right w:type="dxa" w:w="100"/>
+                  </w:tcMar>
+                  <w:vAlign w:val="center"/>
+                </w:tcPr>
+                <w:p>
+                  <w:pPr>
+                    <w:keepNext w:val="false"/>
+                    <w:spacing w:after="0" w:line="252"/>
+                    <w:jc w:val="right"/>
+                  </w:pPr>
+                  <w:r>
+                    <w:rPr>
+                      <w:rFonts w:ascii="Arial" w:cs="Arial" w:eastAsia="Arial" w:hAnsi="Arial"/>
+                      <w:b w:val="false"/>
+                      <w:bCs w:val="false"/>
+                      <w:color w:val="1C1B16"/>
+                      <w:sz w:val="18"/>
+                      <w:szCs w:val="18"/>
+                    </w:rPr>
+                    <w:t xml:space="preserve">1</w:t>
+                  </w:r>
+                </w:p>
+              </w:tc>
+              <w:tc>
+                <w:tcPr>
+                  <w:tcW w:type="dxa" w:w="4447"/>
+                  <w:tcBorders>
+                    <w:top w:val="single" w:color="D5D0C4" w:sz="4"/>
+                    <w:left w:val="single" w:color="D5D0C4" w:sz="4"/>
+                    <w:bottom w:val="single" w:color="D5D0C4" w:sz="4"/>
+                    <w:right w:val="single" w:color="D5D0C4" w:sz="4"/>
+                  </w:tcBorders>
+                  <w:tcMar>
+                    <w:top w:type="dxa" w:w="40"/>
+                    <w:left w:type="dxa" w:w="100"/>
+                    <w:bottom w:type="dxa" w:w="40"/>
+                    <w:right w:type="dxa" w:w="100"/>
+                  </w:tcMar>
+                  <w:vAlign w:val="center"/>
+                </w:tcPr>
+                <w:p>
+                  <w:pPr>
+                    <w:keepNext w:val="false"/>
+                    <w:spacing w:after="0" w:line="252"/>
+                    <w:jc w:val="right"/>
+                  </w:pPr>
+                  <w:r>
+                    <w:rPr>
+                      <w:rFonts w:ascii="Arial" w:cs="Arial" w:eastAsia="Arial" w:hAnsi="Arial"/>
+                      <w:b w:val="false"/>
+                      <w:bCs w:val="false"/>
+                      <w:color w:val="1C1B16"/>
+                      <w:sz w:val="18"/>
+                      <w:szCs w:val="18"/>
+                    </w:rPr>
+                    <w:t xml:space="preserve">-7.9</w:t>
+                  </w:r>
+                </w:p>
+              </w:tc>
+            </w:tr>
+            <w:tr>
+              <w:trPr>
+                <w:cantSplit/>
+              </w:trPr>
+              <w:tc>
+                <w:tcPr>
+                  <w:tcW w:type="dxa" w:w="1790"/>
+                  <w:tcBorders>
+                    <w:top w:val="single" w:color="D5D0C4" w:sz="4"/>
+                    <w:left w:val="single" w:color="D5D0C4" w:sz="4"/>
+                    <w:bottom w:val="single" w:color="D5D0C4" w:sz="4"/>
+                    <w:right w:val="single" w:color="D5D0C4" w:sz="4"/>
+                  </w:tcBorders>
+                  <w:tcMar>
+                    <w:top w:type="dxa" w:w="40"/>
+                    <w:left w:type="dxa" w:w="100"/>
+                    <w:bottom w:type="dxa" w:w="40"/>
+                    <w:right w:type="dxa" w:w="100"/>
+                  </w:tcMar>
+                  <w:vAlign w:val="center"/>
+                </w:tcPr>
+                <w:p>
+                  <w:pPr>
+                    <w:keepNext w:val="false"/>
+                    <w:spacing w:after="0" w:line="252"/>
+                    <w:jc w:val="left"/>
+                  </w:pPr>
+                  <w:r>
+                    <w:rPr>
+                      <w:rFonts w:ascii="Arial" w:cs="Arial" w:eastAsia="Arial" w:hAnsi="Arial"/>
+                      <w:color w:val="1C1B16"/>
+                      <w:sz w:val="18"/>
+                      <w:szCs w:val="18"/>
+                    </w:rPr>
+                    <w:t xml:space="preserve">United Kingdom</w:t>
+                  </w:r>
+                </w:p>
+              </w:tc>
+              <w:tc>
+                <w:tcPr>
+                  <w:tcW w:type="dxa" w:w="3561"/>
+                  <w:tcBorders>
+                    <w:top w:val="single" w:color="D5D0C4" w:sz="4"/>
+                    <w:left w:val="single" w:color="D5D0C4" w:sz="4"/>
+                    <w:bottom w:val="single" w:color="D5D0C4" w:sz="4"/>
+                    <w:right w:val="single" w:color="D5D0C4" w:sz="4"/>
+                  </w:tcBorders>
+                  <w:tcMar>
+                    <w:top w:type="dxa" w:w="40"/>
+                    <w:left w:type="dxa" w:w="100"/>
+                    <w:bottom w:type="dxa" w:w="40"/>
+                    <w:right w:type="dxa" w:w="100"/>
+                  </w:tcMar>
+                  <w:vAlign w:val="center"/>
+                </w:tcPr>
+                <w:p>
+                  <w:pPr>
+                    <w:keepNext w:val="false"/>
+                    <w:spacing w:after="0" w:line="252"/>
+                    <w:jc w:val="right"/>
+                  </w:pPr>
+                  <w:r>
+                    <w:rPr>
+                      <w:rFonts w:ascii="Arial" w:cs="Arial" w:eastAsia="Arial" w:hAnsi="Arial"/>
+                      <w:b w:val="false"/>
+                      <w:bCs w:val="false"/>
+                      <w:color w:val="1C1B16"/>
+                      <w:sz w:val="18"/>
+                      <w:szCs w:val="18"/>
+                    </w:rPr>
+                    <w:t xml:space="preserve">19</w:t>
+                  </w:r>
+                </w:p>
+              </w:tc>
+              <w:tc>
+                <w:tcPr>
+                  <w:tcW w:type="dxa" w:w="4447"/>
+                  <w:tcBorders>
+                    <w:top w:val="single" w:color="D5D0C4" w:sz="4"/>
+                    <w:left w:val="single" w:color="D5D0C4" w:sz="4"/>
+                    <w:bottom w:val="single" w:color="D5D0C4" w:sz="4"/>
+                    <w:right w:val="single" w:color="D5D0C4" w:sz="4"/>
+                  </w:tcBorders>
+                  <w:tcMar>
+                    <w:top w:type="dxa" w:w="40"/>
+                    <w:left w:type="dxa" w:w="100"/>
+                    <w:bottom w:type="dxa" w:w="40"/>
+                    <w:right w:type="dxa" w:w="100"/>
+                  </w:tcMar>
+                  <w:vAlign w:val="center"/>
+                </w:tcPr>
+                <w:p>
+                  <w:pPr>
+                    <w:keepNext w:val="false"/>
+                    <w:spacing w:after="0" w:line="252"/>
+                    <w:jc w:val="right"/>
+                  </w:pPr>
+                  <w:r>
+                    <w:rPr>
+                      <w:rFonts w:ascii="Arial" w:cs="Arial" w:eastAsia="Arial" w:hAnsi="Arial"/>
+                      <w:b w:val="false"/>
+                      <w:bCs w:val="false"/>
+                      <w:color w:val="1C1B16"/>
+                      <w:sz w:val="18"/>
+                      <w:szCs w:val="18"/>
+                    </w:rPr>
+                    <w:t xml:space="preserve">2.4</w:t>
+                  </w:r>
+                </w:p>
+              </w:tc>
+            </w:tr>
+            <w:tr>
+              <w:trPr>
+                <w:cantSplit/>
+              </w:trPr>
+              <w:tc>
+                <w:tcPr>
+                  <w:tcW w:type="dxa" w:w="1790"/>
+                  <w:tcBorders>
+                    <w:top w:val="single" w:color="D5D0C4" w:sz="4"/>
+                    <w:left w:val="single" w:color="D5D0C4" w:sz="4"/>
+                    <w:bottom w:val="single" w:color="D5D0C4" w:sz="4"/>
+                    <w:right w:val="single" w:color="D5D0C4" w:sz="4"/>
+                  </w:tcBorders>
+                  <w:tcMar>
+                    <w:top w:type="dxa" w:w="40"/>
+                    <w:left w:type="dxa" w:w="100"/>
+                    <w:bottom w:type="dxa" w:w="40"/>
+                    <w:right w:type="dxa" w:w="100"/>
+                  </w:tcMar>
+                  <w:vAlign w:val="center"/>
+                </w:tcPr>
+                <w:p>
+                  <w:pPr>
+                    <w:keepNext w:val="false"/>
+                    <w:spacing w:after="0" w:line="252"/>
+                    <w:jc w:val="left"/>
+                  </w:pPr>
+                  <w:r>
+                    <w:rPr>
+                      <w:rFonts w:ascii="Arial" w:cs="Arial" w:eastAsia="Arial" w:hAnsi="Arial"/>
+                      <w:color w:val="1C1B16"/>
+                      <w:sz w:val="18"/>
+                      <w:szCs w:val="18"/>
+                    </w:rPr>
+                    <w:t xml:space="preserve">United States</w:t>
+                  </w:r>
+                </w:p>
+              </w:tc>
+              <w:tc>
+                <w:tcPr>
+                  <w:tcW w:type="dxa" w:w="3561"/>
+                  <w:tcBorders>
+                    <w:top w:val="single" w:color="D5D0C4" w:sz="4"/>
+                    <w:left w:val="single" w:color="D5D0C4" w:sz="4"/>
+                    <w:bottom w:val="single" w:color="D5D0C4" w:sz="4"/>
+                    <w:right w:val="single" w:color="D5D0C4" w:sz="4"/>
+                  </w:tcBorders>
+                  <w:tcMar>
+                    <w:top w:type="dxa" w:w="40"/>
+                    <w:left w:type="dxa" w:w="100"/>
+                    <w:bottom w:type="dxa" w:w="40"/>
+                    <w:right w:type="dxa" w:w="100"/>
+                  </w:tcMar>
+                  <w:vAlign w:val="center"/>
+                </w:tcPr>
+                <w:p>
+                  <w:pPr>
+                    <w:keepNext w:val="false"/>
+                    <w:spacing w:after="0" w:line="252"/>
+                    <w:jc w:val="right"/>
+                  </w:pPr>
+                  <w:r>
+                    <w:rPr>
+                      <w:rFonts w:ascii="Arial" w:cs="Arial" w:eastAsia="Arial" w:hAnsi="Arial"/>
+                      <w:b w:val="false"/>
+                      <w:bCs w:val="false"/>
+                      <w:color w:val="1C1B16"/>
+                      <w:sz w:val="18"/>
+                      <w:szCs w:val="18"/>
+                    </w:rPr>
+                    <w:t xml:space="preserve">4</w:t>
+                  </w:r>
+                </w:p>
+              </w:tc>
+              <w:tc>
+                <w:tcPr>
+                  <w:tcW w:type="dxa" w:w="4447"/>
+                  <w:tcBorders>
+                    <w:top w:val="single" w:color="D5D0C4" w:sz="4"/>
+                    <w:left w:val="single" w:color="D5D0C4" w:sz="4"/>
+                    <w:bottom w:val="single" w:color="D5D0C4" w:sz="4"/>
+                    <w:right w:val="single" w:color="D5D0C4" w:sz="4"/>
+                  </w:tcBorders>
+                  <w:tcMar>
+                    <w:top w:type="dxa" w:w="40"/>
+                    <w:left w:type="dxa" w:w="100"/>
+                    <w:bottom w:type="dxa" w:w="40"/>
+                    <w:right w:type="dxa" w:w="100"/>
+                  </w:tcMar>
+                  <w:vAlign w:val="center"/>
+                </w:tcPr>
+                <w:p>
+                  <w:pPr>
+                    <w:keepNext w:val="false"/>
+                    <w:spacing w:after="0" w:line="252"/>
+                    <w:jc w:val="right"/>
+                  </w:pPr>
+                  <w:r>
+                    <w:rPr>
+                      <w:rFonts w:ascii="Arial" w:cs="Arial" w:eastAsia="Arial" w:hAnsi="Arial"/>
+                      <w:b w:val="false"/>
+                      <w:bCs w:val="false"/>
+                      <w:color w:val="1C1B16"/>
+                      <w:sz w:val="18"/>
+                      <w:szCs w:val="18"/>
+                    </w:rPr>
+                    <w:t xml:space="preserve">-2.0</w:t>
+                  </w:r>
+                </w:p>
+              </w:tc>
+            </w:tr>
+          </w:tbl>
+          <w:p>
+            <w:pPr>
+              <w:keepNext/>
+              <w:spacing w:after="140" w:before="0"/>
+            </w:pPr>
+          </w:p>
+          <w:p>
+            <w:pPr>
+              <w:keepNext/>
+              <w:spacing w:after="80" w:before="80"/>
+            </w:pPr>
+            <w:r>
+              <w:rPr>
+                <w:rFonts w:ascii="Arial" w:cs="Arial" w:eastAsia="Arial" w:hAnsi="Arial"/>
+                <w:b/>
+                <w:bCs/>
+                <w:color w:val="B37A33"/>
+                <w:sz w:val="19"/>
+                <w:szCs w:val="19"/>
+              </w:rPr>
+              <w:t xml:space="preserve">Exhibit 4B</w:t>
+            </w:r>
+            <w:r>
+              <w:rPr>
+                <w:rFonts w:ascii="Arial" w:cs="Arial" w:eastAsia="Arial" w:hAnsi="Arial"/>
+                <w:i/>
+                <w:iCs/>
+                <w:color w:val="6B675E"/>
+                <w:sz w:val="18"/>
+                <w:szCs w:val="18"/>
+              </w:rPr>
+              <w:t xml:space="preserve">   The two averages, computed on the seven countries as the table gives them.</w:t>
+            </w:r>
+          </w:p>
+          <w:p>
+            <w:pPr>
+              <w:keepNext/>
+              <w:keepLines/>
+              <w:pBdr>
+                <w:left w:val="single" w:color="B37A33" w:sz="12" w:space="8"/>
+              </w:pBdr>
+              <w:shd w:fill="F3F1EA" w:color="auto" w:val="clear"/>
+              <w:spacing w:after="0" w:before="0" w:line="240"/>
+              <w:ind w:left="240"/>
+            </w:pPr>
+            <w:r>
+              <w:rPr>
+                <w:rFonts w:ascii="Consolas" w:cs="Consolas" w:eastAsia="Consolas" w:hAnsi="Consolas"/>
+                <w:color w:val="1C1B16"/>
+                <w:sz w:val="18"/>
+                <w:szCs w:val="18"/>
+              </w:rPr>
+              <w:t xml:space="preserve">above_90 = {"Greece": (19, 2.9), "Ireland": (7, 2.4), "Italy": (10, 1.0),</w:t>
+            </w:r>
+          </w:p>
+          <w:p>
+            <w:pPr>
+              <w:keepNext/>
+              <w:keepLines/>
+              <w:pBdr>
+                <w:left w:val="single" w:color="B37A33" w:sz="12" w:space="8"/>
+              </w:pBdr>
+              <w:shd w:fill="F3F1EA" w:color="auto" w:val="clear"/>
+              <w:spacing w:after="0" w:before="0" w:line="240"/>
+              <w:ind w:left="240"/>
+            </w:pPr>
+            <w:r>
+              <w:rPr>
+                <w:rFonts w:ascii="Consolas" w:cs="Consolas" w:eastAsia="Consolas" w:hAnsi="Consolas"/>
+                <w:color w:val="1C1B16"/>
+                <w:sz w:val="18"/>
+                <w:szCs w:val="18"/>
+              </w:rPr>
+              <w:t xml:space="preserve">            "Japan": (11, 0.7), "New Zealand": (1, -7.9),</w:t>
+            </w:r>
+          </w:p>
+          <w:p>
+            <w:pPr>
+              <w:keepNext/>
+              <w:keepLines/>
+              <w:pBdr>
+                <w:left w:val="single" w:color="B37A33" w:sz="12" w:space="8"/>
+              </w:pBdr>
+              <w:shd w:fill="F3F1EA" w:color="auto" w:val="clear"/>
+              <w:spacing w:after="0" w:before="0" w:line="240"/>
+              <w:ind w:left="240"/>
+            </w:pPr>
+            <w:r>
+              <w:rPr>
+                <w:rFonts w:ascii="Consolas" w:cs="Consolas" w:eastAsia="Consolas" w:hAnsi="Consolas"/>
+                <w:color w:val="1C1B16"/>
+                <w:sz w:val="18"/>
+                <w:szCs w:val="18"/>
+              </w:rPr>
+              <w:t xml:space="preserve">            "United Kingdom": (19, 2.4), "United States": (4, -2.0)}</w:t>
+            </w:r>
+          </w:p>
+          <w:p>
+            <w:pPr>
+              <w:keepNext/>
+              <w:keepLines/>
+              <w:pBdr>
+                <w:left w:val="single" w:color="B37A33" w:sz="12" w:space="8"/>
+              </w:pBdr>
+              <w:shd w:fill="F3F1EA" w:color="auto" w:val="clear"/>
+              <w:spacing w:after="0" w:before="0" w:line="240"/>
+              <w:ind w:left="240"/>
+            </w:pPr>
+            <w:r>
+              <w:rPr>
+                <w:rFonts w:ascii="Consolas" w:cs="Consolas" w:eastAsia="Consolas" w:hAnsi="Consolas"/>
+                <w:color w:val="1C1B16"/>
+                <w:sz w:val="18"/>
+                <w:szCs w:val="18"/>
+              </w:rPr>
+              <w:t xml:space="preserve">years = sum(n for n, g in above_90.values())</w:t>
+            </w:r>
+          </w:p>
+          <w:p>
+            <w:pPr>
+              <w:keepNext/>
+              <w:keepLines/>
+              <w:pBdr>
+                <w:left w:val="single" w:color="B37A33" w:sz="12" w:space="8"/>
+              </w:pBdr>
+              <w:shd w:fill="F3F1EA" w:color="auto" w:val="clear"/>
+              <w:spacing w:after="0" w:before="0" w:line="240"/>
+              <w:ind w:left="240"/>
+            </w:pPr>
+            <w:r>
+              <w:rPr>
+                <w:rFonts w:ascii="Consolas" w:cs="Consolas" w:eastAsia="Consolas" w:hAnsi="Consolas"/>
+                <w:color w:val="1C1B16"/>
+                <w:sz w:val="18"/>
+                <w:szCs w:val="18"/>
+              </w:rPr>
+              <w:t xml:space="preserve">by_country = sum(g for n, g in above_90.values()) / len(above_90)</w:t>
+            </w:r>
+          </w:p>
+          <w:p>
+            <w:pPr>
+              <w:keepNext/>
+              <w:keepLines/>
+              <w:pBdr>
+                <w:left w:val="single" w:color="B37A33" w:sz="12" w:space="8"/>
+              </w:pBdr>
+              <w:shd w:fill="F3F1EA" w:color="auto" w:val="clear"/>
+              <w:spacing w:after="0" w:before="0" w:line="240"/>
+              <w:ind w:left="240"/>
+            </w:pPr>
+            <w:r>
+              <w:rPr>
+                <w:rFonts w:ascii="Consolas" w:cs="Consolas" w:eastAsia="Consolas" w:hAnsi="Consolas"/>
+                <w:color w:val="1C1B16"/>
+                <w:sz w:val="18"/>
+                <w:szCs w:val="18"/>
+              </w:rPr>
+              <w:t xml:space="preserve">by_year = sum(n * g for n, g in above_90.values()) / years</w:t>
+            </w:r>
+          </w:p>
+          <w:p>
+            <w:pPr>
+              <w:keepNext/>
+              <w:keepLines/>
+              <w:pBdr>
+                <w:left w:val="single" w:color="B37A33" w:sz="12" w:space="8"/>
+              </w:pBdr>
+              <w:shd w:fill="F3F1EA" w:color="auto" w:val="clear"/>
+              <w:spacing w:after="0" w:before="0" w:line="240"/>
+              <w:ind w:left="240"/>
+            </w:pPr>
+            <w:r>
+              <w:rPr>
+                <w:rFonts w:ascii="Consolas" w:cs="Consolas" w:eastAsia="Consolas" w:hAnsi="Consolas"/>
+                <w:color w:val="1C1B16"/>
+                <w:sz w:val="18"/>
+                <w:szCs w:val="18"/>
+              </w:rPr>
+              <w:t xml:space="preserve">print(years, f"{by_country:.2f}", f"{by_year:.2f}")</w:t>
+            </w:r>
+          </w:p>
+          <w:p>
+            <w:pPr>
+              <w:keepNext/>
+              <w:spacing w:after="140" w:before="0"/>
+            </w:pPr>
+          </w:p>
+          <w:p>
+            <w:pPr>
+              <w:keepNext/>
+              <w:spacing w:after="60" w:before="60" w:line="276"/>
+            </w:pPr>
+            <w:r>
+              <w:rPr>
+                <w:rFonts w:ascii="Arial" w:cs="Arial" w:eastAsia="Arial" w:hAnsi="Arial"/>
+                <w:b/>
+                <w:bCs/>
+                <w:color w:val="B37A33"/>
+                <w:sz w:val="22"/>
+                <w:szCs w:val="22"/>
+              </w:rPr>
+              <w:t xml:space="preserve">Q22</w:t>
+            </w:r>
+            <w:r>
+              <w:rPr>
+                <w:rFonts w:ascii="Arial" w:cs="Arial" w:eastAsia="Arial" w:hAnsi="Arial"/>
+                <w:b/>
+                <w:bCs/>
+                <w:color w:val="6B675E"/>
+                <w:sz w:val="18"/>
+                <w:szCs w:val="18"/>
+              </w:rPr>
+              <w:t xml:space="preserve">   Hard</w:t>
+            </w:r>
+            <w:r>
+              <w:rPr>
+                <w:rFonts w:ascii="Arial" w:cs="Arial" w:eastAsia="Arial" w:hAnsi="Arial"/>
+                <w:color w:val="6B675E"/>
+                <w:sz w:val="18"/>
+                <w:szCs w:val="18"/>
+              </w:rPr>
+              <w:t xml:space="preserve">  ·  Predict the output and the weight</w:t>
+            </w:r>
+            <w:r>
+              <w:rPr>
+                <w:rFonts w:ascii="Arial" w:cs="Arial" w:eastAsia="Arial" w:hAnsi="Arial"/>
+                <w:i/>
+                <w:iCs/>
+                <w:color w:val="6B675E"/>
+                <w:sz w:val="18"/>
+                <w:szCs w:val="18"/>
+              </w:rPr>
+              <w:t xml:space="preserve">  ·  one letter</w:t>
+            </w:r>
+          </w:p>
+          <w:p>
+            <w:pPr>
+              <w:keepNext/>
+              <w:spacing w:after="80" w:line="276"/>
+            </w:pPr>
+            <w:r>
+              <w:rPr>
+                <w:rFonts w:ascii="Arial" w:cs="Arial" w:eastAsia="Arial" w:hAnsi="Arial"/>
+                <w:color w:val="1C1B16"/>
+                <w:sz w:val="21"/>
+                <w:szCs w:val="21"/>
+              </w:rPr>
+              <w:t xml:space="preserve">What does the cell print, and how much of the first printed average's weight rests on New Zealand's single year?</w:t>
+            </w:r>
+          </w:p>
+          <w:p>
+            <w:pPr>
+              <w:keepNext/>
+              <w:keepLines/>
+              <w:spacing w:after="60" w:before="0" w:line="264"/>
+              <w:ind w:left="360" w:hanging="360"/>
+            </w:pPr>
+            <w:r>
+              <w:rPr>
+                <w:rFonts w:ascii="Arial" w:cs="Arial" w:eastAsia="Arial" w:hAnsi="Arial"/>
+                <w:b/>
+                <w:bCs/>
+                <w:color w:val="1C1B16"/>
+                <w:sz w:val="20"/>
+                <w:szCs w:val="20"/>
+              </w:rPr>
+              <w:t xml:space="preserve">A.  </w:t>
+            </w:r>
+            <w:r>
+              <w:rPr>
+                <w:rFonts w:ascii="Arial" w:cs="Arial" w:eastAsia="Arial" w:hAnsi="Arial"/>
+                <w:color w:val="1C1B16"/>
+                <w:sz w:val="20"/>
+                <w:szCs w:val="20"/>
+              </w:rPr>
+              <w:t xml:space="preserve">71 -0.07 1.68; New Zealand's single year carries a seventy-first of that weight.</w:t>
+            </w:r>
+          </w:p>
+          <w:p>
+            <w:pPr>
+              <w:keepNext/>
+              <w:keepLines/>
+              <w:spacing w:after="60" w:before="0" w:line="264"/>
+              <w:ind w:left="360" w:hanging="360"/>
+            </w:pPr>
+            <w:r>
+              <w:rPr>
+                <w:rFonts w:ascii="Arial" w:cs="Arial" w:eastAsia="Arial" w:hAnsi="Arial"/>
+                <w:b/>
+                <w:bCs/>
+                <w:color w:val="1C1B16"/>
+                <w:sz w:val="20"/>
+                <w:szCs w:val="20"/>
+              </w:rPr>
+              <w:t xml:space="preserve">B.  </w:t>
+            </w:r>
+            <w:r>
+              <w:rPr>
+                <w:rFonts w:ascii="Arial" w:cs="Arial" w:eastAsia="Arial" w:hAnsi="Arial"/>
+                <w:color w:val="1C1B16"/>
+                <w:sz w:val="20"/>
+                <w:szCs w:val="20"/>
+              </w:rPr>
+              <w:t xml:space="preserve">71 1.68 -0.07; New Zealand's single year carries a seventh of that weight.</w:t>
+            </w:r>
+          </w:p>
+          <w:p>
+            <w:pPr>
+              <w:keepNext/>
+              <w:keepLines/>
+              <w:spacing w:after="60" w:before="0" w:line="264"/>
+              <w:ind w:left="360" w:hanging="360"/>
+            </w:pPr>
+            <w:r>
+              <w:rPr>
+                <w:rFonts w:ascii="Arial" w:cs="Arial" w:eastAsia="Arial" w:hAnsi="Arial"/>
+                <w:b/>
+                <w:bCs/>
+                <w:color w:val="1C1B16"/>
+                <w:sz w:val="20"/>
+                <w:szCs w:val="20"/>
+              </w:rPr>
+              <w:t xml:space="preserve">C.  </w:t>
+            </w:r>
+            <w:r>
+              <w:rPr>
+                <w:rFonts w:ascii="Arial" w:cs="Arial" w:eastAsia="Arial" w:hAnsi="Arial"/>
+                <w:color w:val="1C1B16"/>
+                <w:sz w:val="20"/>
+                <w:szCs w:val="20"/>
+              </w:rPr>
+              <w:t xml:space="preserve">71 1.68 -0.07; New Zealand's single year carries a seventy-first of that weight.</w:t>
+            </w:r>
+          </w:p>
+          <w:p>
+            <w:pPr>
+              <w:keepNext w:val="false"/>
+              <w:keepLines/>
+              <w:spacing w:after="60" w:before="0" w:line="264"/>
+              <w:ind w:left="360" w:hanging="360"/>
+            </w:pPr>
+            <w:r>
+              <w:rPr>
+                <w:rFonts w:ascii="Arial" w:cs="Arial" w:eastAsia="Arial" w:hAnsi="Arial"/>
+                <w:b/>
+                <w:bCs/>
+                <w:color w:val="1C1B16"/>
+                <w:sz w:val="20"/>
+                <w:szCs w:val="20"/>
+              </w:rPr>
+              <w:t xml:space="preserve">D.  </w:t>
+            </w:r>
+            <w:r>
+              <w:rPr>
+                <w:rFonts w:ascii="Arial" w:cs="Arial" w:eastAsia="Arial" w:hAnsi="Arial"/>
+                <w:color w:val="1C1B16"/>
+                <w:sz w:val="20"/>
+                <w:szCs w:val="20"/>
+              </w:rPr>
+              <w:t xml:space="preserve">71 -0.07 1.68; New Zealand's single year carries a seventh of that weight.</w:t>
             </w:r>
           </w:p>
         </w:tc>
@@ -16683,7 +17160,7 @@
                 <w:sz w:val="18"/>
                 <w:szCs w:val="18"/>
               </w:rPr>
-              <w:t xml:space="preserve">   Hard</w:t>
+              <w:t xml:space="preserve">   Medium</w:t>
             </w:r>
             <w:r>
               <w:rPr>
@@ -16692,7 +17169,7 @@
                 <w:sz w:val="18"/>
                 <w:szCs w:val="18"/>
               </w:rPr>
-              <w:t xml:space="preserve">  ·  Judge the fairer figure</w:t>
+              <w:t xml:space="preserve">  ·  Choose the check</w:t>
             </w:r>
             <w:r>
               <w:rPr>
@@ -16718,7 +17195,7 @@
                 <w:sz w:val="21"/>
                 <w:szCs w:val="21"/>
               </w:rPr>
-              <w:t xml:space="preserve">In the Second World War, Abraham Wald of the Statistical Research Group at Columbia University estimated how vulnerable aircraft were from the damage on the aircraft that came back, reasoning that a hit a returning aircraft carries is a hit an aircraft can survive (Mangel and Samaniego, Journal of the American Statistical Association, 1984). Back at Kalpa, Kavya lays two versions of the Retail-Plus figure side by side. Per member, over all 22 members: Rs 3,279 in Q1 and Rs 2,169 in Q2. Per buyer, over the 20 members who bought in Q1 and the 16 who bought in Q2: Rs 3,607 and Rs 2,982. Statement: the per-buyer figure is the fairer read, since a member who bought nothing has no spend to average. True or false, and why?</w:t>
+              <w:t xml:space="preserve">The working spreadsheet held its 20 countries in rows 30 to 49, but the formula for each average covered rows 30 to 44, which left out Australia, Austria, Belgium, Canada and Denmark; the authors accepted the error when it was found. Which check, run before publication, would have caught it?</w:t>
             </w:r>
           </w:p>
           <w:p>
@@ -16746,7 +17223,7 @@
                 <w:sz w:val="20"/>
                 <w:szCs w:val="20"/>
               </w:rPr>
-              <w:t xml:space="preserve">True: per buyer it falls Rs 625, which is the fall among the members who still buy.</w:t>
+              <w:t xml:space="preserve">Count the countries inside each band's average, and check that every band holds all 20.</w:t>
             </w:r>
           </w:p>
           <w:p>
@@ -16774,7 +17251,7 @@
                 <w:sz w:val="20"/>
                 <w:szCs w:val="20"/>
               </w:rPr>
-              <w:t xml:space="preserve">True: per buyer or per member, it falls by about a third of Q1's spend.</w:t>
+              <w:t xml:space="preserve">Plot growth against debt for every country, and look for a point that breaks the pattern.</w:t>
             </w:r>
           </w:p>
           <w:p>
@@ -16802,7 +17279,7 @@
                 <w:sz w:val="20"/>
                 <w:szCs w:val="20"/>
               </w:rPr>
-              <w:t xml:space="preserve">False: per buyer it falls by about half, as fewer buyers share Q2's total.</w:t>
+              <w:t xml:space="preserve">Recompute each band's average with the same formula on a fresh copy of the sheet.</w:t>
             </w:r>
           </w:p>
           <w:p>
@@ -16830,7 +17307,7 @@
                 <w:sz w:val="20"/>
                 <w:szCs w:val="20"/>
               </w:rPr>
-              <w:t xml:space="preserve">False: per buyer it falls a sixth against a third, as 6 members stopped buying.</w:t>
+              <w:t xml:space="preserve">Check the rows each average's formula spans against the 20 country rows in the sheet.</w:t>
             </w:r>
           </w:p>
         </w:tc>
@@ -17156,7 +17633,7 @@
                 <w:sz w:val="21"/>
                 <w:szCs w:val="21"/>
               </w:rPr>
-              <w:t xml:space="preserve">Google Flu Trends estimated flu activity in the United States from how often people searched for certain terms. Its builders tested 50 million search terms for those whose weekly volume best fit 1,152 data points of the CDC's figures (the Centers for Disease Control and Prevention, which counts doctor visits for flu-like illness), and weeded out terms such as high school basketball that fit well and had nothing to do with flu (Lazer and colleagues, Science, 2014). The paper gives two reasons such a term can fit: one tied to the season, and one that holds for any search through so many terms. Which are they? Mark every correct option.</w:t>
+              <w:t xml:space="preserve">Google Flu Trends estimated flu activity in the United States from how often people searched for certain terms. Its builders tested 50 million search terms for those whose weekly volume best fit 1,152 data points of the CDC's figures (the Centers for Disease Control and Prevention, which counts doctor visits for flu-like illness), and weeded out terms such as high school basketball that fit well and had nothing to do with flu (Lazer and colleagues, Science, 2014). The paper gives two reasons such a term can fit. Which two does it give? Mark every correct option.</w:t>
             </w:r>
           </w:p>
           <w:p>
@@ -18552,7 +19029,7 @@
                 <w:sz w:val="18"/>
                 <w:szCs w:val="18"/>
               </w:rPr>
-              <w:t xml:space="preserve">  ·  Compute at one mix</w:t>
+              <w:t xml:space="preserve">  ·  Size the offer's effect</w:t>
             </w:r>
             <w:r>
               <w:rPr>
@@ -18578,7 +19055,7 @@
                 <w:sz w:val="21"/>
                 <w:szCs w:val="21"/>
               </w:rPr>
-              <w:t xml:space="preserve">At the no-offer group's mix of members and regular customers, what would the offer group have spent per customer? Give its change against the no-offer group's Rs 960, as a percentage to one decimal place.</w:t>
+              <w:t xml:space="preserve">On these figures, how much more or less did the 500 customers who got the offer spend last month than the same customers would have spent without it? Give it in rupees.</w:t>
             </w:r>
           </w:p>
         </w:tc>
@@ -18713,7 +19190,7 @@
                 <w:sz w:val="20"/>
                 <w:szCs w:val="20"/>
               </w:rPr>
-              <w:t xml:space="preserve">Send it at 25 percent off: the offer group outspent the rest by 6.8 percent, and a deeper cut should widen the lead.</w:t>
+              <w:t xml:space="preserve">Send it again at 25 percent off; orders need to rise by a quarter to hold revenue.</w:t>
             </w:r>
           </w:p>
           <w:p>
@@ -18741,7 +19218,7 @@
                 <w:sz w:val="20"/>
                 <w:szCs w:val="20"/>
               </w:rPr>
-              <w:t xml:space="preserve">Do not send it as it ran: each tier spent less with the offer, and at 25 percent off orders must rise by a quarter to hold revenue.</w:t>
+              <w:t xml:space="preserve">Do not send it as it ran; orders need to rise by a third to hold revenue at 25 percent off.</w:t>
             </w:r>
           </w:p>
           <w:p>
@@ -18769,7 +19246,7 @@
                 <w:sz w:val="20"/>
                 <w:szCs w:val="20"/>
               </w:rPr>
-              <w:t xml:space="preserve">Do not send it as it ran: each tier spent less with the offer, and at 25 percent off orders must rise by a third to hold revenue.</w:t>
+              <w:t xml:space="preserve">Send it again at 25 percent off; orders need to rise by a third to hold revenue.</w:t>
             </w:r>
           </w:p>
           <w:p>
@@ -18797,7 +19274,7 @@
                 <w:sz w:val="20"/>
                 <w:szCs w:val="20"/>
               </w:rPr>
-              <w:t xml:space="preserve">Send it to members only: members spend about two and a half times what regular customers do, so the offer pays best there.</w:t>
+              <w:t xml:space="preserve">Do not send it as it ran; orders need to rise by a quarter to hold revenue at 25 percent off.</w:t>
             </w:r>
           </w:p>
         </w:tc>
@@ -19090,6 +19567,27 @@
           <w:p>
             <w:pPr>
               <w:keepNext/>
+              <w:keepLines/>
+              <w:pBdr>
+                <w:left w:val="single" w:color="B37A33" w:sz="12" w:space="8"/>
+              </w:pBdr>
+              <w:shd w:fill="F3F1EA" w:color="auto" w:val="clear"/>
+              <w:spacing w:after="0" w:before="0" w:line="240"/>
+              <w:ind w:left="240"/>
+            </w:pPr>
+            <w:r>
+              <w:rPr>
+                <w:rFonts w:ascii="Consolas" w:cs="Consolas" w:eastAsia="Consolas" w:hAnsi="Consolas"/>
+                <w:color w:val="1C1B16"/>
+                <w:sz w:val="18"/>
+                <w:szCs w:val="18"/>
+              </w:rPr>
+              <w:t xml:space="preserve">found = sum(1 for r in results if r)         # the dashboard's lookups found</w:t>
+            </w:r>
+          </w:p>
+          <w:p>
+            <w:pPr>
+              <w:keepNext/>
               <w:spacing w:after="140" w:before="0"/>
             </w:pPr>
           </w:p>
@@ -19127,7 +19625,7 @@
                 <w:sz w:val="18"/>
                 <w:szCs w:val="18"/>
               </w:rPr>
-              <w:t xml:space="preserve">  ·  Predict what the model reads</w:t>
+              <w:t xml:space="preserve">  ·  Predict what the model and the dashboard read</w:t>
             </w:r>
             <w:r>
               <w:rPr>
@@ -19153,7 +19651,7 @@
                 <w:sz w:val="21"/>
                 <w:szCs w:val="21"/>
               </w:rPr>
-              <w:t xml:space="preserve">The agent sends the model whatever the tool returns, as text. Three customers ask about orders 1042, 1099, a mistyped number, and 1041. What does the model read as the three tool results, and which change fixes it?</w:t>
+              <w:t xml:space="preserve">The agent sends the model whatever the tool returns, as text, and the support head's dashboard counts a lookup as found when that text is not empty. Three customers ask about orders 1042, 1099, a mistyped number, and 1041. What does the model read as the tool's result for 1099, and what does found hold?</w:t>
             </w:r>
           </w:p>
           <w:p>
@@ -19181,7 +19679,7 @@
                 <w:sz w:val="20"/>
                 <w:szCs w:val="20"/>
               </w:rPr>
-              <w:t xml:space="preserve">'out for delivery', 'not found', 'delivered'; nothing, since the tool already reports the missing order.</w:t>
+              <w:t xml:space="preserve">'None', and found holds 2 of the 3 lookups.</w:t>
             </w:r>
           </w:p>
           <w:p>
@@ -19209,7 +19707,7 @@
                 <w:sz w:val="20"/>
                 <w:szCs w:val="20"/>
               </w:rPr>
-              <w:t xml:space="preserve">'out for delivery', 'None', 'delivered'; return a "not found" message where the tool now prints one.</w:t>
+              <w:t xml:space="preserve">'order 1099: not found', and found holds 2 of the 3 lookups.</w:t>
             </w:r>
           </w:p>
           <w:p>
@@ -19237,7 +19735,7 @@
                 <w:sz w:val="20"/>
                 <w:szCs w:val="20"/>
               </w:rPr>
-              <w:t xml:space="preserve">'out for delivery', 'order 1099: not found', 'delivered'; send the console's last line as the result.</w:t>
+              <w:t xml:space="preserve">'None', and found holds 3 of the 3 lookups.</w:t>
             </w:r>
           </w:p>
           <w:p>
@@ -19265,7 +19763,7 @@
                 <w:sz w:val="20"/>
                 <w:szCs w:val="20"/>
               </w:rPr>
-              <w:t xml:space="preserve">'out for delivery', 'None', 'delivered'; wrap the call in try and except so that the error is caught.</w:t>
+              <w:t xml:space="preserve">'order 1099: not found', and found holds 3 of the 3 lookups.</w:t>
             </w:r>
           </w:p>
         </w:tc>
@@ -19569,7 +20067,7 @@
                 <w:sz w:val="18"/>
                 <w:szCs w:val="18"/>
               </w:rPr>
-              <w:t xml:space="preserve">  ·  Count the messages</w:t>
+              <w:t xml:space="preserve">  ·  Count the messages and choose the fix</w:t>
             </w:r>
             <w:r>
               <w:rPr>
@@ -19595,7 +20093,7 @@
                 <w:sz w:val="21"/>
                 <w:szCs w:val="21"/>
               </w:rPr>
-              <w:t xml:space="preserve">Customer C says the agent's reply mentioned somebody else's order. How many messages does C's model call send, and which change gives each conversation only its own messages?</w:t>
+              <w:t xml:space="preserve">Customers often write more than once, and the server answers several conversations at the same time. Here customers A, B and C have each sent a first message, in that order. How many messages does C's model call send, and which change gives every conversation its own messages across all its turns?</w:t>
             </w:r>
           </w:p>
           <w:p>
@@ -19623,7 +20121,7 @@
                 <w:sz w:val="20"/>
                 <w:szCs w:val="20"/>
               </w:rPr>
-              <w:t xml:space="preserve">5; default history to None, and make a new list inside the function when it is None.</w:t>
+              <w:t xml:space="preserve">5; keep each conversation's messages under its conversation id, and pass that list in.</w:t>
             </w:r>
           </w:p>
           <w:p>
@@ -19651,7 +20149,7 @@
                 <w:sz w:val="20"/>
                 <w:szCs w:val="20"/>
               </w:rPr>
-              <w:t xml:space="preserve">1; nothing, since each call starts again from the empty list in the definition.</w:t>
+              <w:t xml:space="preserve">3; keep the default list, and clear it at the end of every call so the next customer starts empty.</w:t>
             </w:r>
           </w:p>
           <w:p>
@@ -19679,7 +20177,7 @@
                 <w:sz w:val="20"/>
                 <w:szCs w:val="20"/>
               </w:rPr>
-              <w:t xml:space="preserve">3; keep the default list, and trim it to the last 3 messages on each call.</w:t>
+              <w:t xml:space="preserve">5; keep the default list, and clear it at the end of every call so the next customer starts empty.</w:t>
             </w:r>
           </w:p>
           <w:p>
@@ -19707,7 +20205,7 @@
                 <w:sz w:val="20"/>
                 <w:szCs w:val="20"/>
               </w:rPr>
-              <w:t xml:space="preserve">5; move history out to one list at module level that every call to run_agent appends to.</w:t>
+              <w:t xml:space="preserve">3; keep each conversation's messages under its conversation id, and pass that list in.</w:t>
             </w:r>
           </w:p>
         </w:tc>
@@ -20734,7 +21232,7 @@
                 <w:sz w:val="18"/>
                 <w:szCs w:val="18"/>
               </w:rPr>
-              <w:t xml:space="preserve">  ·  Size the bill</w:t>
+              <w:t xml:space="preserve">  ·  Size the cap</w:t>
             </w:r>
             <w:r>
               <w:rPr>
@@ -20760,7 +21258,7 @@
                 <w:sz w:val="21"/>
                 <w:szCs w:val="21"/>
               </w:rPr>
-              <w:t xml:space="preserve">In C-07 the model kept calling the same tool until a timeout stopped it. The head of support wants the typical conversation's cost on the dashboard, and asks what a cap of 5 model calls per conversation would have saved this shift. Which pair is right?</w:t>
+              <w:t xml:space="preserve">In C-07 the model kept calling the same tool until a timeout stopped it. The head of support wants the typical conversation's cost on the dashboard, and a cap on model calls set at twice the calls of a typical conversation. Which pair is right: the typical cost, and what that cap would have saved this shift?</w:t>
             </w:r>
           </w:p>
           <w:p>
@@ -20788,7 +21286,7 @@
                 <w:sz w:val="20"/>
                 <w:szCs w:val="20"/>
               </w:rPr>
-              <w:t xml:space="preserve">Rs 7.26, the mean of all seven; the cap would have saved Rs 40.00.</w:t>
+              <w:t xml:space="preserve">Rs 7.26 is the typical cost, and the cap would have saved Rs 38.80.</w:t>
             </w:r>
           </w:p>
           <w:p>
@@ -20816,7 +21314,7 @@
                 <w:sz w:val="20"/>
                 <w:szCs w:val="20"/>
               </w:rPr>
-              <w:t xml:space="preserve">Rs 1.40, the median once C-07 is dropped; the cap would have saved Rs 40.00.</w:t>
+              <w:t xml:space="preserve">Rs 1.60 is the typical cost, and the cap would have saved Rs 38.80.</w:t>
             </w:r>
           </w:p>
           <w:p>
@@ -20844,7 +21342,7 @@
                 <w:sz w:val="20"/>
                 <w:szCs w:val="20"/>
               </w:rPr>
-              <w:t xml:space="preserve">Rs 1.60, the median of all seven; the cap would have saved Rs 42.00.</w:t>
+              <w:t xml:space="preserve">Rs 1.60 is the typical cost, and the cap would have saved Rs 27.60.</w:t>
             </w:r>
           </w:p>
           <w:p>
@@ -20872,7 +21370,7 @@
                 <w:sz w:val="20"/>
                 <w:szCs w:val="20"/>
               </w:rPr>
-              <w:t xml:space="preserve">Rs 1.60, the median of all seven; the cap would have saved Rs 40.00.</w:t>
+              <w:t xml:space="preserve">Rs 7.26 is the typical cost, and the cap would have saved Rs 27.60.</w:t>
             </w:r>
           </w:p>
         </w:tc>
@@ -20944,7 +21442,7 @@
                 <w:sz w:val="18"/>
                 <w:szCs w:val="18"/>
               </w:rPr>
-              <w:t xml:space="preserve">   The support head asks which tools failed at least 30 times in the week of 21 to 27 September; a call failed when its status is anything but ok. The log's calls by tool, status and week, and the analyst's query. Illustrative.</w:t>
+              <w:t xml:space="preserve">   The support head asks which tools failed at least 30 times in the week of 21 to 27 September; a call failed when its status is anything but ok, and called_on is a date, with no time of day. The log's calls by tool, status and week, and the analyst's query. Illustrative.</w:t>
             </w:r>
           </w:p>
           <w:tbl>
@@ -21997,6 +22495,153 @@
                       <w:szCs w:val="18"/>
                     </w:rPr>
                     <w:t xml:space="preserve">2</w:t>
+                  </w:r>
+                </w:p>
+              </w:tc>
+            </w:tr>
+            <w:tr>
+              <w:trPr>
+                <w:cantSplit/>
+              </w:trPr>
+              <w:tc>
+                <w:tcPr>
+                  <w:tcW w:type="dxa" w:w="1700"/>
+                  <w:tcBorders>
+                    <w:top w:val="single" w:color="D5D0C4" w:sz="4"/>
+                    <w:left w:val="single" w:color="D5D0C4" w:sz="4"/>
+                    <w:bottom w:val="single" w:color="D5D0C4" w:sz="4"/>
+                    <w:right w:val="single" w:color="D5D0C4" w:sz="4"/>
+                  </w:tcBorders>
+                  <w:tcMar>
+                    <w:top w:type="dxa" w:w="40"/>
+                    <w:left w:type="dxa" w:w="100"/>
+                    <w:bottom w:type="dxa" w:w="40"/>
+                    <w:right w:type="dxa" w:w="100"/>
+                  </w:tcMar>
+                  <w:vAlign w:val="center"/>
+                </w:tcPr>
+                <w:p>
+                  <w:pPr>
+                    <w:keepNext w:val="false"/>
+                    <w:spacing w:after="0" w:line="252"/>
+                    <w:jc w:val="left"/>
+                  </w:pPr>
+                  <w:r>
+                    <w:rPr>
+                      <w:rFonts w:ascii="Arial" w:cs="Arial" w:eastAsia="Arial" w:hAnsi="Arial"/>
+                      <w:color w:val="1C1B16"/>
+                      <w:sz w:val="18"/>
+                      <w:szCs w:val="18"/>
+                    </w:rPr>
+                    <w:t xml:space="preserve">handover</w:t>
+                  </w:r>
+                </w:p>
+              </w:tc>
+              <w:tc>
+                <w:tcPr>
+                  <w:tcW w:type="dxa" w:w="1100"/>
+                  <w:tcBorders>
+                    <w:top w:val="single" w:color="D5D0C4" w:sz="4"/>
+                    <w:left w:val="single" w:color="D5D0C4" w:sz="4"/>
+                    <w:bottom w:val="single" w:color="D5D0C4" w:sz="4"/>
+                    <w:right w:val="single" w:color="D5D0C4" w:sz="4"/>
+                  </w:tcBorders>
+                  <w:tcMar>
+                    <w:top w:type="dxa" w:w="40"/>
+                    <w:left w:type="dxa" w:w="100"/>
+                    <w:bottom w:type="dxa" w:w="40"/>
+                    <w:right w:type="dxa" w:w="100"/>
+                  </w:tcMar>
+                  <w:vAlign w:val="center"/>
+                </w:tcPr>
+                <w:p>
+                  <w:pPr>
+                    <w:keepNext w:val="false"/>
+                    <w:spacing w:after="0" w:line="252"/>
+                    <w:jc w:val="left"/>
+                  </w:pPr>
+                  <w:r>
+                    <w:rPr>
+                      <w:rFonts w:ascii="Arial" w:cs="Arial" w:eastAsia="Arial" w:hAnsi="Arial"/>
+                      <w:b w:val="false"/>
+                      <w:bCs w:val="false"/>
+                      <w:color w:val="1C1B16"/>
+                      <w:sz w:val="18"/>
+                      <w:szCs w:val="18"/>
+                    </w:rPr>
+                    <w:t xml:space="preserve">ok</w:t>
+                  </w:r>
+                </w:p>
+              </w:tc>
+              <w:tc>
+                <w:tcPr>
+                  <w:tcW w:type="dxa" w:w="1700"/>
+                  <w:tcBorders>
+                    <w:top w:val="single" w:color="D5D0C4" w:sz="4"/>
+                    <w:left w:val="single" w:color="D5D0C4" w:sz="4"/>
+                    <w:bottom w:val="single" w:color="D5D0C4" w:sz="4"/>
+                    <w:right w:val="single" w:color="D5D0C4" w:sz="4"/>
+                  </w:tcBorders>
+                  <w:tcMar>
+                    <w:top w:type="dxa" w:w="40"/>
+                    <w:left w:type="dxa" w:w="100"/>
+                    <w:bottom w:type="dxa" w:w="40"/>
+                    <w:right w:type="dxa" w:w="100"/>
+                  </w:tcMar>
+                  <w:vAlign w:val="center"/>
+                </w:tcPr>
+                <w:p>
+                  <w:pPr>
+                    <w:keepNext w:val="false"/>
+                    <w:spacing w:after="0" w:line="252"/>
+                    <w:jc w:val="right"/>
+                  </w:pPr>
+                  <w:r>
+                    <w:rPr>
+                      <w:rFonts w:ascii="Arial" w:cs="Arial" w:eastAsia="Arial" w:hAnsi="Arial"/>
+                      <w:b w:val="false"/>
+                      <w:bCs w:val="false"/>
+                      <w:color w:val="1C1B16"/>
+                      <w:sz w:val="18"/>
+                      <w:szCs w:val="18"/>
+                    </w:rPr>
+                    <w:t xml:space="preserve">48</w:t>
+                  </w:r>
+                </w:p>
+              </w:tc>
+              <w:tc>
+                <w:tcPr>
+                  <w:tcW w:type="dxa" w:w="1700"/>
+                  <w:tcBorders>
+                    <w:top w:val="single" w:color="D5D0C4" w:sz="4"/>
+                    <w:left w:val="single" w:color="D5D0C4" w:sz="4"/>
+                    <w:bottom w:val="single" w:color="D5D0C4" w:sz="4"/>
+                    <w:right w:val="single" w:color="D5D0C4" w:sz="4"/>
+                  </w:tcBorders>
+                  <w:tcMar>
+                    <w:top w:type="dxa" w:w="40"/>
+                    <w:left w:type="dxa" w:w="100"/>
+                    <w:bottom w:type="dxa" w:w="40"/>
+                    <w:right w:type="dxa" w:w="100"/>
+                  </w:tcMar>
+                  <w:vAlign w:val="center"/>
+                </w:tcPr>
+                <w:p>
+                  <w:pPr>
+                    <w:keepNext w:val="false"/>
+                    <w:spacing w:after="0" w:line="252"/>
+                    <w:jc w:val="right"/>
+                  </w:pPr>
+                  <w:r>
+                    <w:rPr>
+                      <w:rFonts w:ascii="Arial" w:cs="Arial" w:eastAsia="Arial" w:hAnsi="Arial"/>
+                      <w:b w:val="false"/>
+                      <w:bCs w:val="false"/>
+                      <w:color w:val="1C1B16"/>
+                      <w:sz w:val="18"/>
+                      <w:szCs w:val="18"/>
+                    </w:rPr>
+                    <w:t xml:space="preserve">51</w:t>
                   </w:r>
                 </w:p>
               </w:tc>
@@ -25869,7 +26514,7 @@
                 <w:sz w:val="21"/>
                 <w:szCs w:val="21"/>
               </w:rPr>
-              <w:t xml:space="preserve">A shuffle test on the gap between two segments returns p = 0.03. Meera asks, "So we are 97 percent sure?" Answer in two sentences she can repeat to the board.</w:t>
+              <w:t xml:space="preserve">Kavya's test of the Retail-Plus fall swaps each member's own two quarters, where the class's shuffle pooled all the figures and dealt them out again. Why is that the fairer test here? Answer in two sentences.</w:t>
             </w:r>
           </w:p>
           <w:tbl>
@@ -27473,7 +28118,7 @@
                 <w:sz w:val="16"/>
                 <w:szCs w:val="16"/>
               </w:rPr>
-              <w:t xml:space="preserve">____ of 5</w:t>
+              <w:t xml:space="preserve">____ of 6</w:t>
             </w:r>
           </w:p>
         </w:tc>
@@ -27689,7 +28334,7 @@
                 <w:sz w:val="16"/>
                 <w:szCs w:val="16"/>
               </w:rPr>
-              <w:t xml:space="preserve">____ of 6</w:t>
+              <w:t xml:space="preserve">____ of 5</w:t>
             </w:r>
           </w:p>
         </w:tc>
@@ -29957,6 +30602,223 @@
                 </w:p>
               </w:tc>
             </w:tr>
+            <w:tr>
+              <w:trPr>
+                <w:cantSplit/>
+                <w:trHeight w:val="280" w:hRule="atLeast"/>
+              </w:trPr>
+              <w:tc>
+                <w:tcPr>
+                  <w:tcW w:type="dxa" w:w="640"/>
+                  <w:tcBorders>
+                    <w:top w:val="single" w:color="D5D0C4" w:sz="4"/>
+                    <w:left w:val="single" w:color="D5D0C4" w:sz="4"/>
+                    <w:bottom w:val="single" w:color="D5D0C4" w:sz="4"/>
+                    <w:right w:val="single" w:color="D5D0C4" w:sz="4"/>
+                  </w:tcBorders>
+                  <w:tcMar>
+                    <w:top w:type="dxa" w:w="20"/>
+                    <w:left w:type="dxa" w:w="60"/>
+                    <w:bottom w:type="dxa" w:w="20"/>
+                    <w:right w:type="dxa" w:w="60"/>
+                  </w:tcMar>
+                  <w:vAlign w:val="center"/>
+                </w:tcPr>
+                <w:p>
+                  <w:pPr>
+                    <w:spacing w:after="20" w:before="20" w:line="240"/>
+                    <w:jc w:val="center"/>
+                  </w:pPr>
+                  <w:r>
+                    <w:rPr>
+                      <w:rFonts w:ascii="Arial" w:cs="Arial" w:eastAsia="Arial" w:hAnsi="Arial"/>
+                      <w:b w:val="false"/>
+                      <w:bCs w:val="false"/>
+                      <w:color w:val="1C1B16"/>
+                      <w:sz w:val="16"/>
+                      <w:szCs w:val="16"/>
+                    </w:rPr>
+                    <w:t xml:space="preserve">Q15</w:t>
+                  </w:r>
+                </w:p>
+              </w:tc>
+              <w:tc>
+                <w:tcPr>
+                  <w:tcW w:type="dxa" w:w="420"/>
+                  <w:tcBorders>
+                    <w:top w:val="single" w:color="D5D0C4" w:sz="4"/>
+                    <w:left w:val="single" w:color="D5D0C4" w:sz="4"/>
+                    <w:bottom w:val="single" w:color="D5D0C4" w:sz="4"/>
+                    <w:right w:val="single" w:color="D5D0C4" w:sz="4"/>
+                  </w:tcBorders>
+                  <w:tcMar>
+                    <w:top w:type="dxa" w:w="20"/>
+                    <w:left w:type="dxa" w:w="60"/>
+                    <w:bottom w:type="dxa" w:w="20"/>
+                    <w:right w:type="dxa" w:w="60"/>
+                  </w:tcMar>
+                  <w:vAlign w:val="center"/>
+                </w:tcPr>
+                <w:p>
+                  <w:pPr>
+                    <w:spacing w:after="20" w:before="20" w:line="240"/>
+                    <w:jc w:val="center"/>
+                  </w:pPr>
+                  <w:r>
+                    <w:rPr>
+                      <w:rFonts w:ascii="Arial" w:cs="Arial" w:eastAsia="Arial" w:hAnsi="Arial"/>
+                      <w:b/>
+                      <w:bCs/>
+                      <w:color w:val="B37A33"/>
+                      <w:sz w:val="16"/>
+                      <w:szCs w:val="16"/>
+                    </w:rPr>
+                    <w:t xml:space="preserve"/>
+                  </w:r>
+                </w:p>
+              </w:tc>
+              <w:tc>
+                <w:tcPr>
+                  <w:tcW w:type="dxa" w:w="420"/>
+                  <w:tcBorders>
+                    <w:top w:val="single" w:color="D5D0C4" w:sz="4"/>
+                    <w:left w:val="single" w:color="D5D0C4" w:sz="4"/>
+                    <w:bottom w:val="single" w:color="D5D0C4" w:sz="4"/>
+                    <w:right w:val="single" w:color="D5D0C4" w:sz="4"/>
+                  </w:tcBorders>
+                  <w:tcMar>
+                    <w:top w:type="dxa" w:w="20"/>
+                    <w:left w:type="dxa" w:w="60"/>
+                    <w:bottom w:type="dxa" w:w="20"/>
+                    <w:right w:type="dxa" w:w="60"/>
+                  </w:tcMar>
+                  <w:vAlign w:val="center"/>
+                </w:tcPr>
+                <w:p>
+                  <w:pPr>
+                    <w:spacing w:after="20" w:before="20" w:line="240"/>
+                    <w:jc w:val="center"/>
+                  </w:pPr>
+                  <w:r>
+                    <w:rPr>
+                      <w:rFonts w:ascii="Arial" w:cs="Arial" w:eastAsia="Arial" w:hAnsi="Arial"/>
+                      <w:b/>
+                      <w:bCs/>
+                      <w:color w:val="B37A33"/>
+                      <w:sz w:val="16"/>
+                      <w:szCs w:val="16"/>
+                    </w:rPr>
+                    <w:t xml:space="preserve"/>
+                  </w:r>
+                </w:p>
+              </w:tc>
+              <w:tc>
+                <w:tcPr>
+                  <w:tcW w:type="dxa" w:w="420"/>
+                  <w:tcBorders>
+                    <w:top w:val="single" w:color="D5D0C4" w:sz="4"/>
+                    <w:left w:val="single" w:color="D5D0C4" w:sz="4"/>
+                    <w:bottom w:val="single" w:color="D5D0C4" w:sz="4"/>
+                    <w:right w:val="single" w:color="D5D0C4" w:sz="4"/>
+                  </w:tcBorders>
+                  <w:tcMar>
+                    <w:top w:type="dxa" w:w="20"/>
+                    <w:left w:type="dxa" w:w="60"/>
+                    <w:bottom w:type="dxa" w:w="20"/>
+                    <w:right w:type="dxa" w:w="60"/>
+                  </w:tcMar>
+                  <w:vAlign w:val="center"/>
+                </w:tcPr>
+                <w:p>
+                  <w:pPr>
+                    <w:spacing w:after="20" w:before="20" w:line="240"/>
+                    <w:jc w:val="center"/>
+                  </w:pPr>
+                  <w:r>
+                    <w:rPr>
+                      <w:rFonts w:ascii="Arial" w:cs="Arial" w:eastAsia="Arial" w:hAnsi="Arial"/>
+                      <w:b/>
+                      <w:bCs/>
+                      <w:color w:val="B37A33"/>
+                      <w:sz w:val="16"/>
+                      <w:szCs w:val="16"/>
+                    </w:rPr>
+                    <w:t xml:space="preserve"/>
+                  </w:r>
+                </w:p>
+              </w:tc>
+              <w:tc>
+                <w:tcPr>
+                  <w:tcW w:type="dxa" w:w="420"/>
+                  <w:tcBorders>
+                    <w:top w:val="single" w:color="D5D0C4" w:sz="4"/>
+                    <w:left w:val="single" w:color="D5D0C4" w:sz="4"/>
+                    <w:bottom w:val="single" w:color="D5D0C4" w:sz="4"/>
+                    <w:right w:val="single" w:color="D5D0C4" w:sz="4"/>
+                  </w:tcBorders>
+                  <w:tcMar>
+                    <w:top w:type="dxa" w:w="20"/>
+                    <w:left w:type="dxa" w:w="60"/>
+                    <w:bottom w:type="dxa" w:w="20"/>
+                    <w:right w:type="dxa" w:w="60"/>
+                  </w:tcMar>
+                  <w:vAlign w:val="center"/>
+                </w:tcPr>
+                <w:p>
+                  <w:pPr>
+                    <w:spacing w:after="20" w:before="20" w:line="240"/>
+                    <w:jc w:val="center"/>
+                  </w:pPr>
+                  <w:r>
+                    <w:rPr>
+                      <w:rFonts w:ascii="Arial" w:cs="Arial" w:eastAsia="Arial" w:hAnsi="Arial"/>
+                      <w:b/>
+                      <w:bCs/>
+                      <w:color w:val="B37A33"/>
+                      <w:sz w:val="16"/>
+                      <w:szCs w:val="16"/>
+                    </w:rPr>
+                    <w:t xml:space="preserve"/>
+                  </w:r>
+                </w:p>
+              </w:tc>
+              <w:tc>
+                <w:tcPr>
+                  <w:tcW w:type="dxa" w:w="420"/>
+                  <w:tcBorders>
+                    <w:top w:val="single" w:color="D5D0C4" w:sz="4"/>
+                    <w:left w:val="single" w:color="D5D0C4" w:sz="4"/>
+                    <w:bottom w:val="single" w:color="D5D0C4" w:sz="4"/>
+                    <w:right w:val="single" w:color="D5D0C4" w:sz="4"/>
+                  </w:tcBorders>
+                  <w:shd w:fill="D5D0C4" w:color="auto" w:val="clear"/>
+                  <w:tcMar>
+                    <w:top w:type="dxa" w:w="20"/>
+                    <w:left w:type="dxa" w:w="60"/>
+                    <w:bottom w:type="dxa" w:w="20"/>
+                    <w:right w:type="dxa" w:w="60"/>
+                  </w:tcMar>
+                  <w:vAlign w:val="center"/>
+                </w:tcPr>
+                <w:p>
+                  <w:pPr>
+                    <w:spacing w:after="20" w:before="20" w:line="240"/>
+                    <w:jc w:val="center"/>
+                  </w:pPr>
+                  <w:r>
+                    <w:rPr>
+                      <w:rFonts w:ascii="Arial" w:cs="Arial" w:eastAsia="Arial" w:hAnsi="Arial"/>
+                      <w:b/>
+                      <w:bCs/>
+                      <w:color w:val="B37A33"/>
+                      <w:sz w:val="16"/>
+                      <w:szCs w:val="16"/>
+                    </w:rPr>
+                    <w:t xml:space="preserve"/>
+                  </w:r>
+                </w:p>
+              </w:tc>
+            </w:tr>
           </w:tbl>
           <w:p>
             <w:pPr>
@@ -30488,7 +31350,7 @@
                       <w:sz w:val="16"/>
                       <w:szCs w:val="16"/>
                     </w:rPr>
-                    <w:t xml:space="preserve">Q17*</w:t>
+                    <w:t xml:space="preserve">Q17</w:t>
                   </w:r>
                 </w:p>
               </w:tc>
@@ -30705,7 +31567,7 @@
                       <w:sz w:val="16"/>
                       <w:szCs w:val="16"/>
                     </w:rPr>
-                    <w:t xml:space="preserve">Q18</w:t>
+                    <w:t xml:space="preserve">Q18*</w:t>
                   </w:r>
                 </w:p>
               </w:tc>
@@ -31791,6 +32653,223 @@
                       <w:szCs w:val="16"/>
                     </w:rPr>
                     <w:t xml:space="preserve">Q23</w:t>
+                  </w:r>
+                </w:p>
+              </w:tc>
+              <w:tc>
+                <w:tcPr>
+                  <w:tcW w:type="dxa" w:w="420"/>
+                  <w:tcBorders>
+                    <w:top w:val="single" w:color="D5D0C4" w:sz="4"/>
+                    <w:left w:val="single" w:color="D5D0C4" w:sz="4"/>
+                    <w:bottom w:val="single" w:color="D5D0C4" w:sz="4"/>
+                    <w:right w:val="single" w:color="D5D0C4" w:sz="4"/>
+                  </w:tcBorders>
+                  <w:tcMar>
+                    <w:top w:type="dxa" w:w="20"/>
+                    <w:left w:type="dxa" w:w="60"/>
+                    <w:bottom w:type="dxa" w:w="20"/>
+                    <w:right w:type="dxa" w:w="60"/>
+                  </w:tcMar>
+                  <w:vAlign w:val="center"/>
+                </w:tcPr>
+                <w:p>
+                  <w:pPr>
+                    <w:spacing w:after="20" w:before="20" w:line="240"/>
+                    <w:jc w:val="center"/>
+                  </w:pPr>
+                  <w:r>
+                    <w:rPr>
+                      <w:rFonts w:ascii="Arial" w:cs="Arial" w:eastAsia="Arial" w:hAnsi="Arial"/>
+                      <w:b/>
+                      <w:bCs/>
+                      <w:color w:val="B37A33"/>
+                      <w:sz w:val="16"/>
+                      <w:szCs w:val="16"/>
+                    </w:rPr>
+                    <w:t xml:space="preserve"/>
+                  </w:r>
+                </w:p>
+              </w:tc>
+              <w:tc>
+                <w:tcPr>
+                  <w:tcW w:type="dxa" w:w="420"/>
+                  <w:tcBorders>
+                    <w:top w:val="single" w:color="D5D0C4" w:sz="4"/>
+                    <w:left w:val="single" w:color="D5D0C4" w:sz="4"/>
+                    <w:bottom w:val="single" w:color="D5D0C4" w:sz="4"/>
+                    <w:right w:val="single" w:color="D5D0C4" w:sz="4"/>
+                  </w:tcBorders>
+                  <w:tcMar>
+                    <w:top w:type="dxa" w:w="20"/>
+                    <w:left w:type="dxa" w:w="60"/>
+                    <w:bottom w:type="dxa" w:w="20"/>
+                    <w:right w:type="dxa" w:w="60"/>
+                  </w:tcMar>
+                  <w:vAlign w:val="center"/>
+                </w:tcPr>
+                <w:p>
+                  <w:pPr>
+                    <w:spacing w:after="20" w:before="20" w:line="240"/>
+                    <w:jc w:val="center"/>
+                  </w:pPr>
+                  <w:r>
+                    <w:rPr>
+                      <w:rFonts w:ascii="Arial" w:cs="Arial" w:eastAsia="Arial" w:hAnsi="Arial"/>
+                      <w:b/>
+                      <w:bCs/>
+                      <w:color w:val="B37A33"/>
+                      <w:sz w:val="16"/>
+                      <w:szCs w:val="16"/>
+                    </w:rPr>
+                    <w:t xml:space="preserve"/>
+                  </w:r>
+                </w:p>
+              </w:tc>
+              <w:tc>
+                <w:tcPr>
+                  <w:tcW w:type="dxa" w:w="420"/>
+                  <w:tcBorders>
+                    <w:top w:val="single" w:color="D5D0C4" w:sz="4"/>
+                    <w:left w:val="single" w:color="D5D0C4" w:sz="4"/>
+                    <w:bottom w:val="single" w:color="D5D0C4" w:sz="4"/>
+                    <w:right w:val="single" w:color="D5D0C4" w:sz="4"/>
+                  </w:tcBorders>
+                  <w:tcMar>
+                    <w:top w:type="dxa" w:w="20"/>
+                    <w:left w:type="dxa" w:w="60"/>
+                    <w:bottom w:type="dxa" w:w="20"/>
+                    <w:right w:type="dxa" w:w="60"/>
+                  </w:tcMar>
+                  <w:vAlign w:val="center"/>
+                </w:tcPr>
+                <w:p>
+                  <w:pPr>
+                    <w:spacing w:after="20" w:before="20" w:line="240"/>
+                    <w:jc w:val="center"/>
+                  </w:pPr>
+                  <w:r>
+                    <w:rPr>
+                      <w:rFonts w:ascii="Arial" w:cs="Arial" w:eastAsia="Arial" w:hAnsi="Arial"/>
+                      <w:b/>
+                      <w:bCs/>
+                      <w:color w:val="B37A33"/>
+                      <w:sz w:val="16"/>
+                      <w:szCs w:val="16"/>
+                    </w:rPr>
+                    <w:t xml:space="preserve"/>
+                  </w:r>
+                </w:p>
+              </w:tc>
+              <w:tc>
+                <w:tcPr>
+                  <w:tcW w:type="dxa" w:w="420"/>
+                  <w:tcBorders>
+                    <w:top w:val="single" w:color="D5D0C4" w:sz="4"/>
+                    <w:left w:val="single" w:color="D5D0C4" w:sz="4"/>
+                    <w:bottom w:val="single" w:color="D5D0C4" w:sz="4"/>
+                    <w:right w:val="single" w:color="D5D0C4" w:sz="4"/>
+                  </w:tcBorders>
+                  <w:tcMar>
+                    <w:top w:type="dxa" w:w="20"/>
+                    <w:left w:type="dxa" w:w="60"/>
+                    <w:bottom w:type="dxa" w:w="20"/>
+                    <w:right w:type="dxa" w:w="60"/>
+                  </w:tcMar>
+                  <w:vAlign w:val="center"/>
+                </w:tcPr>
+                <w:p>
+                  <w:pPr>
+                    <w:spacing w:after="20" w:before="20" w:line="240"/>
+                    <w:jc w:val="center"/>
+                  </w:pPr>
+                  <w:r>
+                    <w:rPr>
+                      <w:rFonts w:ascii="Arial" w:cs="Arial" w:eastAsia="Arial" w:hAnsi="Arial"/>
+                      <w:b/>
+                      <w:bCs/>
+                      <w:color w:val="B37A33"/>
+                      <w:sz w:val="16"/>
+                      <w:szCs w:val="16"/>
+                    </w:rPr>
+                    <w:t xml:space="preserve"/>
+                  </w:r>
+                </w:p>
+              </w:tc>
+              <w:tc>
+                <w:tcPr>
+                  <w:tcW w:type="dxa" w:w="420"/>
+                  <w:tcBorders>
+                    <w:top w:val="single" w:color="D5D0C4" w:sz="4"/>
+                    <w:left w:val="single" w:color="D5D0C4" w:sz="4"/>
+                    <w:bottom w:val="single" w:color="D5D0C4" w:sz="4"/>
+                    <w:right w:val="single" w:color="D5D0C4" w:sz="4"/>
+                  </w:tcBorders>
+                  <w:shd w:fill="D5D0C4" w:color="auto" w:val="clear"/>
+                  <w:tcMar>
+                    <w:top w:type="dxa" w:w="20"/>
+                    <w:left w:type="dxa" w:w="60"/>
+                    <w:bottom w:type="dxa" w:w="20"/>
+                    <w:right w:type="dxa" w:w="60"/>
+                  </w:tcMar>
+                  <w:vAlign w:val="center"/>
+                </w:tcPr>
+                <w:p>
+                  <w:pPr>
+                    <w:spacing w:after="20" w:before="20" w:line="240"/>
+                    <w:jc w:val="center"/>
+                  </w:pPr>
+                  <w:r>
+                    <w:rPr>
+                      <w:rFonts w:ascii="Arial" w:cs="Arial" w:eastAsia="Arial" w:hAnsi="Arial"/>
+                      <w:b/>
+                      <w:bCs/>
+                      <w:color w:val="B37A33"/>
+                      <w:sz w:val="16"/>
+                      <w:szCs w:val="16"/>
+                    </w:rPr>
+                    <w:t xml:space="preserve"/>
+                  </w:r>
+                </w:p>
+              </w:tc>
+            </w:tr>
+            <w:tr>
+              <w:trPr>
+                <w:cantSplit/>
+                <w:trHeight w:val="280" w:hRule="atLeast"/>
+              </w:trPr>
+              <w:tc>
+                <w:tcPr>
+                  <w:tcW w:type="dxa" w:w="640"/>
+                  <w:tcBorders>
+                    <w:top w:val="single" w:color="D5D0C4" w:sz="4"/>
+                    <w:left w:val="single" w:color="D5D0C4" w:sz="4"/>
+                    <w:bottom w:val="single" w:color="D5D0C4" w:sz="4"/>
+                    <w:right w:val="single" w:color="D5D0C4" w:sz="4"/>
+                  </w:tcBorders>
+                  <w:tcMar>
+                    <w:top w:type="dxa" w:w="20"/>
+                    <w:left w:type="dxa" w:w="60"/>
+                    <w:bottom w:type="dxa" w:w="20"/>
+                    <w:right w:type="dxa" w:w="60"/>
+                  </w:tcMar>
+                  <w:vAlign w:val="center"/>
+                </w:tcPr>
+                <w:p>
+                  <w:pPr>
+                    <w:spacing w:after="20" w:before="20" w:line="240"/>
+                    <w:jc w:val="center"/>
+                  </w:pPr>
+                  <w:r>
+                    <w:rPr>
+                      <w:rFonts w:ascii="Arial" w:cs="Arial" w:eastAsia="Arial" w:hAnsi="Arial"/>
+                      <w:b w:val="false"/>
+                      <w:bCs w:val="false"/>
+                      <w:color w:val="1C1B16"/>
+                      <w:sz w:val="16"/>
+                      <w:szCs w:val="16"/>
+                    </w:rPr>
+                    <w:t xml:space="preserve">Q24</w:t>
                   </w:r>
                 </w:p>
               </w:tc>
@@ -32245,223 +33324,6 @@
                       <w:szCs w:val="16"/>
                     </w:rPr>
                     <w:t xml:space="preserve">E</w:t>
-                  </w:r>
-                </w:p>
-              </w:tc>
-            </w:tr>
-            <w:tr>
-              <w:trPr>
-                <w:cantSplit/>
-                <w:trHeight w:val="280" w:hRule="atLeast"/>
-              </w:trPr>
-              <w:tc>
-                <w:tcPr>
-                  <w:tcW w:type="dxa" w:w="640"/>
-                  <w:tcBorders>
-                    <w:top w:val="single" w:color="D5D0C4" w:sz="4"/>
-                    <w:left w:val="single" w:color="D5D0C4" w:sz="4"/>
-                    <w:bottom w:val="single" w:color="D5D0C4" w:sz="4"/>
-                    <w:right w:val="single" w:color="D5D0C4" w:sz="4"/>
-                  </w:tcBorders>
-                  <w:tcMar>
-                    <w:top w:type="dxa" w:w="20"/>
-                    <w:left w:type="dxa" w:w="60"/>
-                    <w:bottom w:type="dxa" w:w="20"/>
-                    <w:right w:type="dxa" w:w="60"/>
-                  </w:tcMar>
-                  <w:vAlign w:val="center"/>
-                </w:tcPr>
-                <w:p>
-                  <w:pPr>
-                    <w:spacing w:after="20" w:before="20" w:line="240"/>
-                    <w:jc w:val="center"/>
-                  </w:pPr>
-                  <w:r>
-                    <w:rPr>
-                      <w:rFonts w:ascii="Arial" w:cs="Arial" w:eastAsia="Arial" w:hAnsi="Arial"/>
-                      <w:b w:val="false"/>
-                      <w:bCs w:val="false"/>
-                      <w:color w:val="1C1B16"/>
-                      <w:sz w:val="16"/>
-                      <w:szCs w:val="16"/>
-                    </w:rPr>
-                    <w:t xml:space="preserve">Q24</w:t>
-                  </w:r>
-                </w:p>
-              </w:tc>
-              <w:tc>
-                <w:tcPr>
-                  <w:tcW w:type="dxa" w:w="420"/>
-                  <w:tcBorders>
-                    <w:top w:val="single" w:color="D5D0C4" w:sz="4"/>
-                    <w:left w:val="single" w:color="D5D0C4" w:sz="4"/>
-                    <w:bottom w:val="single" w:color="D5D0C4" w:sz="4"/>
-                    <w:right w:val="single" w:color="D5D0C4" w:sz="4"/>
-                  </w:tcBorders>
-                  <w:tcMar>
-                    <w:top w:type="dxa" w:w="20"/>
-                    <w:left w:type="dxa" w:w="60"/>
-                    <w:bottom w:type="dxa" w:w="20"/>
-                    <w:right w:type="dxa" w:w="60"/>
-                  </w:tcMar>
-                  <w:vAlign w:val="center"/>
-                </w:tcPr>
-                <w:p>
-                  <w:pPr>
-                    <w:spacing w:after="20" w:before="20" w:line="240"/>
-                    <w:jc w:val="center"/>
-                  </w:pPr>
-                  <w:r>
-                    <w:rPr>
-                      <w:rFonts w:ascii="Arial" w:cs="Arial" w:eastAsia="Arial" w:hAnsi="Arial"/>
-                      <w:b/>
-                      <w:bCs/>
-                      <w:color w:val="B37A33"/>
-                      <w:sz w:val="16"/>
-                      <w:szCs w:val="16"/>
-                    </w:rPr>
-                    <w:t xml:space="preserve"/>
-                  </w:r>
-                </w:p>
-              </w:tc>
-              <w:tc>
-                <w:tcPr>
-                  <w:tcW w:type="dxa" w:w="420"/>
-                  <w:tcBorders>
-                    <w:top w:val="single" w:color="D5D0C4" w:sz="4"/>
-                    <w:left w:val="single" w:color="D5D0C4" w:sz="4"/>
-                    <w:bottom w:val="single" w:color="D5D0C4" w:sz="4"/>
-                    <w:right w:val="single" w:color="D5D0C4" w:sz="4"/>
-                  </w:tcBorders>
-                  <w:tcMar>
-                    <w:top w:type="dxa" w:w="20"/>
-                    <w:left w:type="dxa" w:w="60"/>
-                    <w:bottom w:type="dxa" w:w="20"/>
-                    <w:right w:type="dxa" w:w="60"/>
-                  </w:tcMar>
-                  <w:vAlign w:val="center"/>
-                </w:tcPr>
-                <w:p>
-                  <w:pPr>
-                    <w:spacing w:after="20" w:before="20" w:line="240"/>
-                    <w:jc w:val="center"/>
-                  </w:pPr>
-                  <w:r>
-                    <w:rPr>
-                      <w:rFonts w:ascii="Arial" w:cs="Arial" w:eastAsia="Arial" w:hAnsi="Arial"/>
-                      <w:b/>
-                      <w:bCs/>
-                      <w:color w:val="B37A33"/>
-                      <w:sz w:val="16"/>
-                      <w:szCs w:val="16"/>
-                    </w:rPr>
-                    <w:t xml:space="preserve"/>
-                  </w:r>
-                </w:p>
-              </w:tc>
-              <w:tc>
-                <w:tcPr>
-                  <w:tcW w:type="dxa" w:w="420"/>
-                  <w:tcBorders>
-                    <w:top w:val="single" w:color="D5D0C4" w:sz="4"/>
-                    <w:left w:val="single" w:color="D5D0C4" w:sz="4"/>
-                    <w:bottom w:val="single" w:color="D5D0C4" w:sz="4"/>
-                    <w:right w:val="single" w:color="D5D0C4" w:sz="4"/>
-                  </w:tcBorders>
-                  <w:tcMar>
-                    <w:top w:type="dxa" w:w="20"/>
-                    <w:left w:type="dxa" w:w="60"/>
-                    <w:bottom w:type="dxa" w:w="20"/>
-                    <w:right w:type="dxa" w:w="60"/>
-                  </w:tcMar>
-                  <w:vAlign w:val="center"/>
-                </w:tcPr>
-                <w:p>
-                  <w:pPr>
-                    <w:spacing w:after="20" w:before="20" w:line="240"/>
-                    <w:jc w:val="center"/>
-                  </w:pPr>
-                  <w:r>
-                    <w:rPr>
-                      <w:rFonts w:ascii="Arial" w:cs="Arial" w:eastAsia="Arial" w:hAnsi="Arial"/>
-                      <w:b/>
-                      <w:bCs/>
-                      <w:color w:val="B37A33"/>
-                      <w:sz w:val="16"/>
-                      <w:szCs w:val="16"/>
-                    </w:rPr>
-                    <w:t xml:space="preserve"/>
-                  </w:r>
-                </w:p>
-              </w:tc>
-              <w:tc>
-                <w:tcPr>
-                  <w:tcW w:type="dxa" w:w="420"/>
-                  <w:tcBorders>
-                    <w:top w:val="single" w:color="D5D0C4" w:sz="4"/>
-                    <w:left w:val="single" w:color="D5D0C4" w:sz="4"/>
-                    <w:bottom w:val="single" w:color="D5D0C4" w:sz="4"/>
-                    <w:right w:val="single" w:color="D5D0C4" w:sz="4"/>
-                  </w:tcBorders>
-                  <w:tcMar>
-                    <w:top w:type="dxa" w:w="20"/>
-                    <w:left w:type="dxa" w:w="60"/>
-                    <w:bottom w:type="dxa" w:w="20"/>
-                    <w:right w:type="dxa" w:w="60"/>
-                  </w:tcMar>
-                  <w:vAlign w:val="center"/>
-                </w:tcPr>
-                <w:p>
-                  <w:pPr>
-                    <w:spacing w:after="20" w:before="20" w:line="240"/>
-                    <w:jc w:val="center"/>
-                  </w:pPr>
-                  <w:r>
-                    <w:rPr>
-                      <w:rFonts w:ascii="Arial" w:cs="Arial" w:eastAsia="Arial" w:hAnsi="Arial"/>
-                      <w:b/>
-                      <w:bCs/>
-                      <w:color w:val="B37A33"/>
-                      <w:sz w:val="16"/>
-                      <w:szCs w:val="16"/>
-                    </w:rPr>
-                    <w:t xml:space="preserve"/>
-                  </w:r>
-                </w:p>
-              </w:tc>
-              <w:tc>
-                <w:tcPr>
-                  <w:tcW w:type="dxa" w:w="420"/>
-                  <w:tcBorders>
-                    <w:top w:val="single" w:color="D5D0C4" w:sz="4"/>
-                    <w:left w:val="single" w:color="D5D0C4" w:sz="4"/>
-                    <w:bottom w:val="single" w:color="D5D0C4" w:sz="4"/>
-                    <w:right w:val="single" w:color="D5D0C4" w:sz="4"/>
-                  </w:tcBorders>
-                  <w:shd w:fill="D5D0C4" w:color="auto" w:val="clear"/>
-                  <w:tcMar>
-                    <w:top w:type="dxa" w:w="20"/>
-                    <w:left w:type="dxa" w:w="60"/>
-                    <w:bottom w:type="dxa" w:w="20"/>
-                    <w:right w:type="dxa" w:w="60"/>
-                  </w:tcMar>
-                  <w:vAlign w:val="center"/>
-                </w:tcPr>
-                <w:p>
-                  <w:pPr>
-                    <w:spacing w:after="20" w:before="20" w:line="240"/>
-                    <w:jc w:val="center"/>
-                  </w:pPr>
-                  <w:r>
-                    <w:rPr>
-                      <w:rFonts w:ascii="Arial" w:cs="Arial" w:eastAsia="Arial" w:hAnsi="Arial"/>
-                      <w:b/>
-                      <w:bCs/>
-                      <w:color w:val="B37A33"/>
-                      <w:sz w:val="16"/>
-                      <w:szCs w:val="16"/>
-                    </w:rPr>
-                    <w:t xml:space="preserve"/>
                   </w:r>
                 </w:p>
               </w:tc>
@@ -34878,395 +35740,6 @@
                       <w:sz w:val="14"/>
                       <w:szCs w:val="14"/>
                     </w:rPr>
-                    <w:t xml:space="preserve">Word or number</w:t>
-                  </w:r>
-                </w:p>
-              </w:tc>
-              <w:tc>
-                <w:tcPr>
-                  <w:tcW w:type="dxa" w:w="2860"/>
-                  <w:tcBorders>
-                    <w:top w:val="single" w:color="D5D0C4" w:sz="4"/>
-                    <w:left w:val="single" w:color="D5D0C4" w:sz="4"/>
-                    <w:bottom w:val="single" w:color="D5D0C4" w:sz="4"/>
-                    <w:right w:val="single" w:color="D5D0C4" w:sz="4"/>
-                  </w:tcBorders>
-                  <w:tcMar>
-                    <w:top w:type="dxa" w:w="20"/>
-                    <w:left w:type="dxa" w:w="60"/>
-                    <w:bottom w:type="dxa" w:w="20"/>
-                    <w:right w:type="dxa" w:w="60"/>
-                  </w:tcMar>
-                  <w:vAlign w:val="center"/>
-                </w:tcPr>
-                <w:p>
-                  <w:pPr>
-                    <w:spacing w:after="20" w:before="20" w:line="240"/>
-                    <w:jc w:val="left"/>
-                  </w:pPr>
-                  <w:r>
-                    <w:rPr>
-                      <w:rFonts w:ascii="Arial" w:cs="Arial" w:eastAsia="Arial" w:hAnsi="Arial"/>
-                      <w:b w:val="false"/>
-                      <w:bCs w:val="false"/>
-                      <w:color w:val="1C1B16"/>
-                      <w:sz w:val="16"/>
-                      <w:szCs w:val="16"/>
-                    </w:rPr>
-                    <w:t xml:space="preserve"/>
-                  </w:r>
-                </w:p>
-              </w:tc>
-            </w:tr>
-            <w:tr>
-              <w:trPr>
-                <w:cantSplit/>
-                <w:trHeight w:val="380" w:hRule="atLeast"/>
-              </w:trPr>
-              <w:tc>
-                <w:tcPr>
-                  <w:tcW w:type="dxa" w:w="640"/>
-                  <w:tcBorders>
-                    <w:top w:val="single" w:color="D5D0C4" w:sz="4"/>
-                    <w:left w:val="single" w:color="D5D0C4" w:sz="4"/>
-                    <w:bottom w:val="single" w:color="D5D0C4" w:sz="4"/>
-                    <w:right w:val="single" w:color="D5D0C4" w:sz="4"/>
-                  </w:tcBorders>
-                  <w:tcMar>
-                    <w:top w:type="dxa" w:w="20"/>
-                    <w:left w:type="dxa" w:w="60"/>
-                    <w:bottom w:type="dxa" w:w="20"/>
-                    <w:right w:type="dxa" w:w="60"/>
-                  </w:tcMar>
-                  <w:vAlign w:val="center"/>
-                </w:tcPr>
-                <w:p>
-                  <w:pPr>
-                    <w:spacing w:after="20" w:before="20" w:line="240"/>
-                    <w:jc w:val="center"/>
-                  </w:pPr>
-                  <w:r>
-                    <w:rPr>
-                      <w:rFonts w:ascii="Arial" w:cs="Arial" w:eastAsia="Arial" w:hAnsi="Arial"/>
-                      <w:b w:val="false"/>
-                      <w:bCs w:val="false"/>
-                      <w:color w:val="1C1B16"/>
-                      <w:sz w:val="16"/>
-                      <w:szCs w:val="16"/>
-                    </w:rPr>
-                    <w:t xml:space="preserve">Q14</w:t>
-                  </w:r>
-                </w:p>
-              </w:tc>
-              <w:tc>
-                <w:tcPr>
-                  <w:tcW w:type="dxa" w:w="1250"/>
-                  <w:tcBorders>
-                    <w:top w:val="single" w:color="D5D0C4" w:sz="4"/>
-                    <w:left w:val="single" w:color="D5D0C4" w:sz="4"/>
-                    <w:bottom w:val="single" w:color="D5D0C4" w:sz="4"/>
-                    <w:right w:val="single" w:color="D5D0C4" w:sz="4"/>
-                  </w:tcBorders>
-                  <w:tcMar>
-                    <w:top w:type="dxa" w:w="20"/>
-                    <w:left w:type="dxa" w:w="60"/>
-                    <w:bottom w:type="dxa" w:w="20"/>
-                    <w:right w:type="dxa" w:w="60"/>
-                  </w:tcMar>
-                  <w:vAlign w:val="center"/>
-                </w:tcPr>
-                <w:p>
-                  <w:pPr>
-                    <w:spacing w:after="20" w:before="20" w:line="240"/>
-                    <w:jc w:val="center"/>
-                  </w:pPr>
-                  <w:r>
-                    <w:rPr>
-                      <w:rFonts w:ascii="Arial" w:cs="Arial" w:eastAsia="Arial" w:hAnsi="Arial"/>
-                      <w:b w:val="false"/>
-                      <w:bCs w:val="false"/>
-                      <w:color w:val="6B675E"/>
-                      <w:sz w:val="14"/>
-                      <w:szCs w:val="14"/>
-                    </w:rPr>
-                    <w:t xml:space="preserve">Word or number</w:t>
-                  </w:r>
-                </w:p>
-              </w:tc>
-              <w:tc>
-                <w:tcPr>
-                  <w:tcW w:type="dxa" w:w="2860"/>
-                  <w:tcBorders>
-                    <w:top w:val="single" w:color="D5D0C4" w:sz="4"/>
-                    <w:left w:val="single" w:color="D5D0C4" w:sz="4"/>
-                    <w:bottom w:val="single" w:color="D5D0C4" w:sz="4"/>
-                    <w:right w:val="single" w:color="D5D0C4" w:sz="4"/>
-                  </w:tcBorders>
-                  <w:tcMar>
-                    <w:top w:type="dxa" w:w="20"/>
-                    <w:left w:type="dxa" w:w="60"/>
-                    <w:bottom w:type="dxa" w:w="20"/>
-                    <w:right w:type="dxa" w:w="60"/>
-                  </w:tcMar>
-                  <w:vAlign w:val="center"/>
-                </w:tcPr>
-                <w:p>
-                  <w:pPr>
-                    <w:spacing w:after="20" w:before="20" w:line="240"/>
-                    <w:jc w:val="left"/>
-                  </w:pPr>
-                  <w:r>
-                    <w:rPr>
-                      <w:rFonts w:ascii="Arial" w:cs="Arial" w:eastAsia="Arial" w:hAnsi="Arial"/>
-                      <w:b w:val="false"/>
-                      <w:bCs w:val="false"/>
-                      <w:color w:val="1C1B16"/>
-                      <w:sz w:val="16"/>
-                      <w:szCs w:val="16"/>
-                    </w:rPr>
-                    <w:t xml:space="preserve"/>
-                  </w:r>
-                </w:p>
-              </w:tc>
-            </w:tr>
-          </w:tbl>
-          <w:p>
-            <w:pPr>
-              <w:spacing w:after="0"/>
-            </w:pPr>
-          </w:p>
-        </w:tc>
-        <w:tc>
-          <w:tcPr>
-            <w:tcW w:type="dxa" w:w="300"/>
-            <w:tcBorders>
-              <w:top w:val="none" w:color="FFFFFF" w:sz="0"/>
-              <w:left w:val="none" w:color="FFFFFF" w:sz="0"/>
-              <w:bottom w:val="none" w:color="FFFFFF" w:sz="0"/>
-              <w:right w:val="none" w:color="FFFFFF" w:sz="0"/>
-            </w:tcBorders>
-          </w:tcPr>
-          <w:p/>
-        </w:tc>
-        <w:tc>
-          <w:tcPr>
-            <w:tcW w:type="dxa" w:w="4750"/>
-            <w:tcBorders>
-              <w:top w:val="none" w:color="FFFFFF" w:sz="0"/>
-              <w:left w:val="none" w:color="FFFFFF" w:sz="0"/>
-              <w:bottom w:val="none" w:color="FFFFFF" w:sz="0"/>
-              <w:right w:val="none" w:color="FFFFFF" w:sz="0"/>
-            </w:tcBorders>
-            <w:tcMar>
-              <w:top w:type="dxa" w:w="0"/>
-              <w:left w:type="dxa" w:w="0"/>
-              <w:bottom w:type="dxa" w:w="0"/>
-              <w:right w:type="dxa" w:w="0"/>
-            </w:tcMar>
-            <w:vAlign w:val="top"/>
-          </w:tcPr>
-          <w:tbl>
-            <w:tblPr>
-              <w:tblW w:type="dxa" w:w="4750"/>
-              <w:tblBorders>
-                <w:top w:val="single" w:color="D5D0C4" w:sz="4"/>
-                <w:left w:val="single" w:color="D5D0C4" w:sz="4"/>
-                <w:bottom w:val="single" w:color="D5D0C4" w:sz="4"/>
-                <w:right w:val="single" w:color="D5D0C4" w:sz="4"/>
-                <w:insideH w:val="single" w:color="D5D0C4" w:sz="4"/>
-                <w:insideV w:val="single" w:color="D5D0C4" w:sz="4"/>
-              </w:tblBorders>
-            </w:tblPr>
-            <w:tblGrid>
-              <w:gridCol w:w="640"/>
-              <w:gridCol w:w="1250"/>
-              <w:gridCol w:w="2860"/>
-            </w:tblGrid>
-            <w:tr>
-              <w:trPr>
-                <w:cantSplit/>
-                <w:tblHeader/>
-              </w:trPr>
-              <w:tc>
-                <w:tcPr>
-                  <w:tcW w:type="dxa" w:w="640"/>
-                  <w:tcBorders>
-                    <w:top w:val="single" w:color="D5D0C4" w:sz="4"/>
-                    <w:left w:val="single" w:color="D5D0C4" w:sz="4"/>
-                    <w:bottom w:val="single" w:color="D5D0C4" w:sz="4"/>
-                    <w:right w:val="single" w:color="D5D0C4" w:sz="4"/>
-                  </w:tcBorders>
-                  <w:shd w:fill="F9F8F3" w:color="auto" w:val="clear"/>
-                  <w:tcMar>
-                    <w:top w:type="dxa" w:w="20"/>
-                    <w:left w:type="dxa" w:w="60"/>
-                    <w:bottom w:type="dxa" w:w="20"/>
-                    <w:right w:type="dxa" w:w="60"/>
-                  </w:tcMar>
-                  <w:vAlign w:val="center"/>
-                </w:tcPr>
-                <w:p>
-                  <w:pPr>
-                    <w:spacing w:after="20" w:before="20" w:line="240"/>
-                    <w:jc w:val="center"/>
-                  </w:pPr>
-                  <w:r>
-                    <w:rPr>
-                      <w:rFonts w:ascii="Arial" w:cs="Arial" w:eastAsia="Arial" w:hAnsi="Arial"/>
-                      <w:b w:val="false"/>
-                      <w:bCs w:val="false"/>
-                      <w:color w:val="1C1B16"/>
-                      <w:sz w:val="16"/>
-                      <w:szCs w:val="16"/>
-                    </w:rPr>
-                    <w:t xml:space="preserve"/>
-                  </w:r>
-                </w:p>
-              </w:tc>
-              <w:tc>
-                <w:tcPr>
-                  <w:tcW w:type="dxa" w:w="1250"/>
-                  <w:tcBorders>
-                    <w:top w:val="single" w:color="D5D0C4" w:sz="4"/>
-                    <w:left w:val="single" w:color="D5D0C4" w:sz="4"/>
-                    <w:bottom w:val="single" w:color="D5D0C4" w:sz="4"/>
-                    <w:right w:val="single" w:color="D5D0C4" w:sz="4"/>
-                  </w:tcBorders>
-                  <w:shd w:fill="F9F8F3" w:color="auto" w:val="clear"/>
-                  <w:tcMar>
-                    <w:top w:type="dxa" w:w="20"/>
-                    <w:left w:type="dxa" w:w="60"/>
-                    <w:bottom w:type="dxa" w:w="20"/>
-                    <w:right w:type="dxa" w:w="60"/>
-                  </w:tcMar>
-                  <w:vAlign w:val="center"/>
-                </w:tcPr>
-                <w:p>
-                  <w:pPr>
-                    <w:spacing w:after="20" w:before="20" w:line="240"/>
-                    <w:jc w:val="center"/>
-                  </w:pPr>
-                  <w:r>
-                    <w:rPr>
-                      <w:rFonts w:ascii="Arial" w:cs="Arial" w:eastAsia="Arial" w:hAnsi="Arial"/>
-                      <w:b/>
-                      <w:bCs/>
-                      <w:color w:val="1C1B16"/>
-                      <w:sz w:val="16"/>
-                      <w:szCs w:val="16"/>
-                    </w:rPr>
-                    <w:t xml:space="preserve">Answer</w:t>
-                  </w:r>
-                </w:p>
-              </w:tc>
-              <w:tc>
-                <w:tcPr>
-                  <w:tcW w:type="dxa" w:w="2860"/>
-                  <w:tcBorders>
-                    <w:top w:val="single" w:color="D5D0C4" w:sz="4"/>
-                    <w:left w:val="single" w:color="D5D0C4" w:sz="4"/>
-                    <w:bottom w:val="single" w:color="D5D0C4" w:sz="4"/>
-                    <w:right w:val="single" w:color="D5D0C4" w:sz="4"/>
-                  </w:tcBorders>
-                  <w:shd w:fill="F9F8F3" w:color="auto" w:val="clear"/>
-                  <w:tcMar>
-                    <w:top w:type="dxa" w:w="20"/>
-                    <w:left w:type="dxa" w:w="60"/>
-                    <w:bottom w:type="dxa" w:w="20"/>
-                    <w:right w:type="dxa" w:w="60"/>
-                  </w:tcMar>
-                  <w:vAlign w:val="center"/>
-                </w:tcPr>
-                <w:p>
-                  <w:pPr>
-                    <w:spacing w:after="20" w:before="20" w:line="240"/>
-                    <w:jc w:val="left"/>
-                  </w:pPr>
-                  <w:r>
-                    <w:rPr>
-                      <w:rFonts w:ascii="Arial" w:cs="Arial" w:eastAsia="Arial" w:hAnsi="Arial"/>
-                      <w:b/>
-                      <w:bCs/>
-                      <w:color w:val="1C1B16"/>
-                      <w:sz w:val="16"/>
-                      <w:szCs w:val="16"/>
-                    </w:rPr>
-                    <w:t xml:space="preserve">Write it here</w:t>
-                  </w:r>
-                </w:p>
-              </w:tc>
-            </w:tr>
-            <w:tr>
-              <w:trPr>
-                <w:cantSplit/>
-                <w:trHeight w:val="380" w:hRule="atLeast"/>
-              </w:trPr>
-              <w:tc>
-                <w:tcPr>
-                  <w:tcW w:type="dxa" w:w="640"/>
-                  <w:tcBorders>
-                    <w:top w:val="single" w:color="D5D0C4" w:sz="4"/>
-                    <w:left w:val="single" w:color="D5D0C4" w:sz="4"/>
-                    <w:bottom w:val="single" w:color="D5D0C4" w:sz="4"/>
-                    <w:right w:val="single" w:color="D5D0C4" w:sz="4"/>
-                  </w:tcBorders>
-                  <w:tcMar>
-                    <w:top w:type="dxa" w:w="20"/>
-                    <w:left w:type="dxa" w:w="60"/>
-                    <w:bottom w:type="dxa" w:w="20"/>
-                    <w:right w:type="dxa" w:w="60"/>
-                  </w:tcMar>
-                  <w:vAlign w:val="center"/>
-                </w:tcPr>
-                <w:p>
-                  <w:pPr>
-                    <w:spacing w:after="20" w:before="20" w:line="240"/>
-                    <w:jc w:val="center"/>
-                  </w:pPr>
-                  <w:r>
-                    <w:rPr>
-                      <w:rFonts w:ascii="Arial" w:cs="Arial" w:eastAsia="Arial" w:hAnsi="Arial"/>
-                      <w:b w:val="false"/>
-                      <w:bCs w:val="false"/>
-                      <w:color w:val="1C1B16"/>
-                      <w:sz w:val="16"/>
-                      <w:szCs w:val="16"/>
-                    </w:rPr>
-                    <w:t xml:space="preserve">Q15</w:t>
-                  </w:r>
-                </w:p>
-              </w:tc>
-              <w:tc>
-                <w:tcPr>
-                  <w:tcW w:type="dxa" w:w="1250"/>
-                  <w:tcBorders>
-                    <w:top w:val="single" w:color="D5D0C4" w:sz="4"/>
-                    <w:left w:val="single" w:color="D5D0C4" w:sz="4"/>
-                    <w:bottom w:val="single" w:color="D5D0C4" w:sz="4"/>
-                    <w:right w:val="single" w:color="D5D0C4" w:sz="4"/>
-                  </w:tcBorders>
-                  <w:tcMar>
-                    <w:top w:type="dxa" w:w="20"/>
-                    <w:left w:type="dxa" w:w="60"/>
-                    <w:bottom w:type="dxa" w:w="20"/>
-                    <w:right w:type="dxa" w:w="60"/>
-                  </w:tcMar>
-                  <w:vAlign w:val="center"/>
-                </w:tcPr>
-                <w:p>
-                  <w:pPr>
-                    <w:spacing w:after="20" w:before="20" w:line="240"/>
-                    <w:jc w:val="center"/>
-                  </w:pPr>
-                  <w:r>
-                    <w:rPr>
-                      <w:rFonts w:ascii="Arial" w:cs="Arial" w:eastAsia="Arial" w:hAnsi="Arial"/>
-                      <w:b w:val="false"/>
-                      <w:bCs w:val="false"/>
-                      <w:color w:val="6B675E"/>
-                      <w:sz w:val="14"/>
-                      <w:szCs w:val="14"/>
-                    </w:rPr>
                     <w:t xml:space="preserve">Letters in order</w:t>
                   </w:r>
                 </w:p>
@@ -35443,6 +35916,284 @@
                   <w:pPr>
                     <w:spacing w:after="0"/>
                   </w:pPr>
+                </w:p>
+              </w:tc>
+            </w:tr>
+          </w:tbl>
+          <w:p>
+            <w:pPr>
+              <w:spacing w:after="0"/>
+            </w:pPr>
+          </w:p>
+        </w:tc>
+        <w:tc>
+          <w:tcPr>
+            <w:tcW w:type="dxa" w:w="300"/>
+            <w:tcBorders>
+              <w:top w:val="none" w:color="FFFFFF" w:sz="0"/>
+              <w:left w:val="none" w:color="FFFFFF" w:sz="0"/>
+              <w:bottom w:val="none" w:color="FFFFFF" w:sz="0"/>
+              <w:right w:val="none" w:color="FFFFFF" w:sz="0"/>
+            </w:tcBorders>
+          </w:tcPr>
+          <w:p/>
+        </w:tc>
+        <w:tc>
+          <w:tcPr>
+            <w:tcW w:type="dxa" w:w="4750"/>
+            <w:tcBorders>
+              <w:top w:val="none" w:color="FFFFFF" w:sz="0"/>
+              <w:left w:val="none" w:color="FFFFFF" w:sz="0"/>
+              <w:bottom w:val="none" w:color="FFFFFF" w:sz="0"/>
+              <w:right w:val="none" w:color="FFFFFF" w:sz="0"/>
+            </w:tcBorders>
+            <w:tcMar>
+              <w:top w:type="dxa" w:w="0"/>
+              <w:left w:type="dxa" w:w="0"/>
+              <w:bottom w:type="dxa" w:w="0"/>
+              <w:right w:type="dxa" w:w="0"/>
+            </w:tcMar>
+            <w:vAlign w:val="top"/>
+          </w:tcPr>
+          <w:tbl>
+            <w:tblPr>
+              <w:tblW w:type="dxa" w:w="4750"/>
+              <w:tblBorders>
+                <w:top w:val="single" w:color="D5D0C4" w:sz="4"/>
+                <w:left w:val="single" w:color="D5D0C4" w:sz="4"/>
+                <w:bottom w:val="single" w:color="D5D0C4" w:sz="4"/>
+                <w:right w:val="single" w:color="D5D0C4" w:sz="4"/>
+                <w:insideH w:val="single" w:color="D5D0C4" w:sz="4"/>
+                <w:insideV w:val="single" w:color="D5D0C4" w:sz="4"/>
+              </w:tblBorders>
+            </w:tblPr>
+            <w:tblGrid>
+              <w:gridCol w:w="640"/>
+              <w:gridCol w:w="1250"/>
+              <w:gridCol w:w="2860"/>
+            </w:tblGrid>
+            <w:tr>
+              <w:trPr>
+                <w:cantSplit/>
+                <w:tblHeader/>
+              </w:trPr>
+              <w:tc>
+                <w:tcPr>
+                  <w:tcW w:type="dxa" w:w="640"/>
+                  <w:tcBorders>
+                    <w:top w:val="single" w:color="D5D0C4" w:sz="4"/>
+                    <w:left w:val="single" w:color="D5D0C4" w:sz="4"/>
+                    <w:bottom w:val="single" w:color="D5D0C4" w:sz="4"/>
+                    <w:right w:val="single" w:color="D5D0C4" w:sz="4"/>
+                  </w:tcBorders>
+                  <w:shd w:fill="F9F8F3" w:color="auto" w:val="clear"/>
+                  <w:tcMar>
+                    <w:top w:type="dxa" w:w="20"/>
+                    <w:left w:type="dxa" w:w="60"/>
+                    <w:bottom w:type="dxa" w:w="20"/>
+                    <w:right w:type="dxa" w:w="60"/>
+                  </w:tcMar>
+                  <w:vAlign w:val="center"/>
+                </w:tcPr>
+                <w:p>
+                  <w:pPr>
+                    <w:spacing w:after="20" w:before="20" w:line="240"/>
+                    <w:jc w:val="center"/>
+                  </w:pPr>
+                  <w:r>
+                    <w:rPr>
+                      <w:rFonts w:ascii="Arial" w:cs="Arial" w:eastAsia="Arial" w:hAnsi="Arial"/>
+                      <w:b w:val="false"/>
+                      <w:bCs w:val="false"/>
+                      <w:color w:val="1C1B16"/>
+                      <w:sz w:val="16"/>
+                      <w:szCs w:val="16"/>
+                    </w:rPr>
+                    <w:t xml:space="preserve"/>
+                  </w:r>
+                </w:p>
+              </w:tc>
+              <w:tc>
+                <w:tcPr>
+                  <w:tcW w:type="dxa" w:w="1250"/>
+                  <w:tcBorders>
+                    <w:top w:val="single" w:color="D5D0C4" w:sz="4"/>
+                    <w:left w:val="single" w:color="D5D0C4" w:sz="4"/>
+                    <w:bottom w:val="single" w:color="D5D0C4" w:sz="4"/>
+                    <w:right w:val="single" w:color="D5D0C4" w:sz="4"/>
+                  </w:tcBorders>
+                  <w:shd w:fill="F9F8F3" w:color="auto" w:val="clear"/>
+                  <w:tcMar>
+                    <w:top w:type="dxa" w:w="20"/>
+                    <w:left w:type="dxa" w:w="60"/>
+                    <w:bottom w:type="dxa" w:w="20"/>
+                    <w:right w:type="dxa" w:w="60"/>
+                  </w:tcMar>
+                  <w:vAlign w:val="center"/>
+                </w:tcPr>
+                <w:p>
+                  <w:pPr>
+                    <w:spacing w:after="20" w:before="20" w:line="240"/>
+                    <w:jc w:val="center"/>
+                  </w:pPr>
+                  <w:r>
+                    <w:rPr>
+                      <w:rFonts w:ascii="Arial" w:cs="Arial" w:eastAsia="Arial" w:hAnsi="Arial"/>
+                      <w:b/>
+                      <w:bCs/>
+                      <w:color w:val="1C1B16"/>
+                      <w:sz w:val="16"/>
+                      <w:szCs w:val="16"/>
+                    </w:rPr>
+                    <w:t xml:space="preserve">Answer</w:t>
+                  </w:r>
+                </w:p>
+              </w:tc>
+              <w:tc>
+                <w:tcPr>
+                  <w:tcW w:type="dxa" w:w="2860"/>
+                  <w:tcBorders>
+                    <w:top w:val="single" w:color="D5D0C4" w:sz="4"/>
+                    <w:left w:val="single" w:color="D5D0C4" w:sz="4"/>
+                    <w:bottom w:val="single" w:color="D5D0C4" w:sz="4"/>
+                    <w:right w:val="single" w:color="D5D0C4" w:sz="4"/>
+                  </w:tcBorders>
+                  <w:shd w:fill="F9F8F3" w:color="auto" w:val="clear"/>
+                  <w:tcMar>
+                    <w:top w:type="dxa" w:w="20"/>
+                    <w:left w:type="dxa" w:w="60"/>
+                    <w:bottom w:type="dxa" w:w="20"/>
+                    <w:right w:type="dxa" w:w="60"/>
+                  </w:tcMar>
+                  <w:vAlign w:val="center"/>
+                </w:tcPr>
+                <w:p>
+                  <w:pPr>
+                    <w:spacing w:after="20" w:before="20" w:line="240"/>
+                    <w:jc w:val="left"/>
+                  </w:pPr>
+                  <w:r>
+                    <w:rPr>
+                      <w:rFonts w:ascii="Arial" w:cs="Arial" w:eastAsia="Arial" w:hAnsi="Arial"/>
+                      <w:b/>
+                      <w:bCs/>
+                      <w:color w:val="1C1B16"/>
+                      <w:sz w:val="16"/>
+                      <w:szCs w:val="16"/>
+                    </w:rPr>
+                    <w:t xml:space="preserve">Write it here</w:t>
+                  </w:r>
+                </w:p>
+              </w:tc>
+            </w:tr>
+            <w:tr>
+              <w:trPr>
+                <w:cantSplit/>
+                <w:trHeight w:val="380" w:hRule="atLeast"/>
+              </w:trPr>
+              <w:tc>
+                <w:tcPr>
+                  <w:tcW w:type="dxa" w:w="640"/>
+                  <w:tcBorders>
+                    <w:top w:val="single" w:color="D5D0C4" w:sz="4"/>
+                    <w:left w:val="single" w:color="D5D0C4" w:sz="4"/>
+                    <w:bottom w:val="single" w:color="D5D0C4" w:sz="4"/>
+                    <w:right w:val="single" w:color="D5D0C4" w:sz="4"/>
+                  </w:tcBorders>
+                  <w:tcMar>
+                    <w:top w:type="dxa" w:w="20"/>
+                    <w:left w:type="dxa" w:w="60"/>
+                    <w:bottom w:type="dxa" w:w="20"/>
+                    <w:right w:type="dxa" w:w="60"/>
+                  </w:tcMar>
+                  <w:vAlign w:val="center"/>
+                </w:tcPr>
+                <w:p>
+                  <w:pPr>
+                    <w:spacing w:after="20" w:before="20" w:line="240"/>
+                    <w:jc w:val="center"/>
+                  </w:pPr>
+                  <w:r>
+                    <w:rPr>
+                      <w:rFonts w:ascii="Arial" w:cs="Arial" w:eastAsia="Arial" w:hAnsi="Arial"/>
+                      <w:b w:val="false"/>
+                      <w:bCs w:val="false"/>
+                      <w:color w:val="1C1B16"/>
+                      <w:sz w:val="16"/>
+                      <w:szCs w:val="16"/>
+                    </w:rPr>
+                    <w:t xml:space="preserve">Q14</w:t>
+                  </w:r>
+                </w:p>
+              </w:tc>
+              <w:tc>
+                <w:tcPr>
+                  <w:tcW w:type="dxa" w:w="1250"/>
+                  <w:tcBorders>
+                    <w:top w:val="single" w:color="D5D0C4" w:sz="4"/>
+                    <w:left w:val="single" w:color="D5D0C4" w:sz="4"/>
+                    <w:bottom w:val="single" w:color="D5D0C4" w:sz="4"/>
+                    <w:right w:val="single" w:color="D5D0C4" w:sz="4"/>
+                  </w:tcBorders>
+                  <w:tcMar>
+                    <w:top w:type="dxa" w:w="20"/>
+                    <w:left w:type="dxa" w:w="60"/>
+                    <w:bottom w:type="dxa" w:w="20"/>
+                    <w:right w:type="dxa" w:w="60"/>
+                  </w:tcMar>
+                  <w:vAlign w:val="center"/>
+                </w:tcPr>
+                <w:p>
+                  <w:pPr>
+                    <w:spacing w:after="20" w:before="20" w:line="240"/>
+                    <w:jc w:val="center"/>
+                  </w:pPr>
+                  <w:r>
+                    <w:rPr>
+                      <w:rFonts w:ascii="Arial" w:cs="Arial" w:eastAsia="Arial" w:hAnsi="Arial"/>
+                      <w:b w:val="false"/>
+                      <w:bCs w:val="false"/>
+                      <w:color w:val="6B675E"/>
+                      <w:sz w:val="14"/>
+                      <w:szCs w:val="14"/>
+                    </w:rPr>
+                    <w:t xml:space="preserve">Word or number</w:t>
+                  </w:r>
+                </w:p>
+              </w:tc>
+              <w:tc>
+                <w:tcPr>
+                  <w:tcW w:type="dxa" w:w="2860"/>
+                  <w:tcBorders>
+                    <w:top w:val="single" w:color="D5D0C4" w:sz="4"/>
+                    <w:left w:val="single" w:color="D5D0C4" w:sz="4"/>
+                    <w:bottom w:val="single" w:color="D5D0C4" w:sz="4"/>
+                    <w:right w:val="single" w:color="D5D0C4" w:sz="4"/>
+                  </w:tcBorders>
+                  <w:tcMar>
+                    <w:top w:type="dxa" w:w="20"/>
+                    <w:left w:type="dxa" w:w="60"/>
+                    <w:bottom w:type="dxa" w:w="20"/>
+                    <w:right w:type="dxa" w:w="60"/>
+                  </w:tcMar>
+                  <w:vAlign w:val="center"/>
+                </w:tcPr>
+                <w:p>
+                  <w:pPr>
+                    <w:spacing w:after="20" w:before="20" w:line="240"/>
+                    <w:jc w:val="left"/>
+                  </w:pPr>
+                  <w:r>
+                    <w:rPr>
+                      <w:rFonts w:ascii="Arial" w:cs="Arial" w:eastAsia="Arial" w:hAnsi="Arial"/>
+                      <w:b w:val="false"/>
+                      <w:bCs w:val="false"/>
+                      <w:color w:val="1C1B16"/>
+                      <w:sz w:val="16"/>
+                      <w:szCs w:val="16"/>
+                    </w:rPr>
+                    <w:t xml:space="preserve"/>
+                  </w:r>
                 </w:p>
               </w:tc>
             </w:tr>

--- a/content/W01/SAT/paper/C2_W01_SAT_recap_paper_STUDENT.docx
+++ b/content/W01/SAT/paper/C2_W01_SAT_recap_paper_STUDENT.docx
@@ -4714,7 +4714,7 @@
                 <w:sz w:val="21"/>
                 <w:szCs w:val="21"/>
               </w:rPr>
-              <w:t xml:space="preserve">Every Kalpa order carries a status: delivered (it reached the customer), returned (it came back for a refund) or cancelled (it never left the shelf). Meera will fund one of two asks next quarter, the app team's new checkout or the store team's refit. Her rule is to back the channel whose orders brought in more on Monday, counting every order that was not cancelled. The analyst wrote this cell to settle it. What does it print, and which channel does her rule back?</w:t>
+              <w:t xml:space="preserve">Every Kalpa order carries a status: delivered (it reached the customer), returned (it came back for a refund) or cancelled (it never left the shelf). Meera will fund one of two asks next quarter, the app team's new checkout or the store team's refit. Her rule is to back the channel whose consumer orders brought in more on Monday, counting every order that was not cancelled. The analyst wrote this cell to settle it. What does it print, and which channel does her rule back?</w:t>
             </w:r>
           </w:p>
           <w:p>
@@ -8402,7 +8402,7 @@
                 <w:sz w:val="20"/>
                 <w:szCs w:val="20"/>
               </w:rPr>
-              <w:t xml:space="preserve">201 KR-02001; only a count of the file's own rows, set against the pass's input, can tell him.</w:t>
+              <w:t xml:space="preserve">201 KR-02001; a count of the file's own rows against the pass's input tells him, where the pass's report cannot.</w:t>
             </w:r>
           </w:p>
           <w:p>
@@ -8430,7 +8430,7 @@
                 <w:sz w:val="20"/>
                 <w:szCs w:val="20"/>
               </w:rPr>
-              <w:t xml:space="preserve">200 KR-02002; the pass's own report can tell him, since its input must equal clean plus rejected.</w:t>
+              <w:t xml:space="preserve">200 KR-02002; the pass's own report tells him, since its input must equal clean plus rejected.</w:t>
             </w:r>
           </w:p>
           <w:p>
@@ -8458,7 +8458,7 @@
                 <w:sz w:val="20"/>
                 <w:szCs w:val="20"/>
               </w:rPr>
-              <w:t xml:space="preserve">200 KR-02002; only a count of the file's own rows, set against the pass's input, can tell him.</w:t>
+              <w:t xml:space="preserve">200 KR-02002; a count of the file's own rows against the pass's input tells him, where the pass's report cannot.</w:t>
             </w:r>
           </w:p>
           <w:p>
@@ -8486,7 +8486,7 @@
                 <w:sz w:val="20"/>
                 <w:szCs w:val="20"/>
               </w:rPr>
-              <w:t xml:space="preserve">201 KR-02001; the pass's own report can tell him, since its input must equal clean plus rejected.</w:t>
+              <w:t xml:space="preserve">201 KR-02001; the pass's own report tells him, since its input must equal clean plus rejected.</w:t>
             </w:r>
           </w:p>
         </w:tc>
@@ -9021,7 +9021,7 @@
                 <w:sz w:val="20"/>
                 <w:szCs w:val="20"/>
               </w:rPr>
-              <w:t xml:space="preserve">2 + 0 = 2 []; only a rupee total set against Anand's books would show it.</w:t>
+              <w:t xml:space="preserve">2 + 0 = 2 []; a rupee total against Anand's books shows it, where the printed line cannot.</w:t>
             </w:r>
           </w:p>
           <w:p>
@@ -9105,7 +9105,7 @@
                 <w:sz w:val="20"/>
                 <w:szCs w:val="20"/>
               </w:rPr>
-              <w:t xml:space="preserve">2 + 1 = 2 ['KR-02063']; only a rupee total set against Anand's books would show it.</w:t>
+              <w:t xml:space="preserve">2 + 1 = 2 ['KR-02063']; a rupee total against Anand's books shows it, where the printed line cannot.</w:t>
             </w:r>
           </w:p>
         </w:tc>
@@ -14537,7 +14537,7 @@
                 <w:sz w:val="21"/>
                 <w:szCs w:val="21"/>
               </w:rPr>
-              <w:t xml:space="preserve">Thursday's ten cards held five members' Q1 spend and five other members' Q2 spend, and in class 21 of 1,000 shuffles reached the real gap of Rs 880, under Kavya's 0.05. An analyst reruns the test with the gap written as Q2 less Q1, the way a fall is usually shown. What does the cell print, and what should the note to Meera say about the fall?</w:t>
+              <w:t xml:space="preserve">Thursday's ten cards held five members' Q1 spend and five other members' Q2 spend, and in class 21 of 1,000 shuffles reached the real gap of Rs 880, under Kavya's 0.05. An analyst reruns the test with the gap written as Q2 less Q1, the way a fall is usually shown. What does the cell print, and what should the analyst's note say about the fall?</w:t>
             </w:r>
           </w:p>
           <w:p>

--- a/content/W01/SAT/paper/C2_W01_SAT_recap_paper_STUDENT.docx
+++ b/content/W01/SAT/paper/C2_W01_SAT_recap_paper_STUDENT.docx
@@ -404,7 +404,7 @@
                 <w:sz w:val="18"/>
                 <w:szCs w:val="18"/>
               </w:rPr>
-              <w:t xml:space="preserve">Every answer goes on the answer sheet at the back, which is the page that is marked: one box for a lettered item, every correct box for a starred one, T or F for a statement, the letter for a word-bank or match item, and the number or the letters in order in the space. A wrong answer costs nothing, so answer every item.</w:t>
+              <w:t xml:space="preserve">Every answer goes on the answer sheet at the back, which is the page that is marked: one box for a lettered item, every correct box for a starred one, the letter for a word-bank or match item, and the number or the letters in order in the space. A wrong answer costs nothing, so answer every item.</w:t>
             </w:r>
           </w:p>
         </w:tc>

--- a/content/W01/SAT/paper/C2_W01_SAT_recap_paper_STUDENT.docx
+++ b/content/W01/SAT/paper/C2_W01_SAT_recap_paper_STUDENT.docx
@@ -1396,7 +1396,7 @@
                 <w:sz w:val="18"/>
                 <w:szCs w:val="18"/>
               </w:rPr>
-              <w:t xml:space="preserve">Where the revenue went</w:t>
+              <w:t xml:space="preserve">Where did Kalpa's revenue go between the first quarter and the second?</w:t>
             </w:r>
           </w:p>
         </w:tc>
@@ -1687,7 +1687,7 @@
                 <w:sz w:val="18"/>
                 <w:szCs w:val="18"/>
               </w:rPr>
-              <w:t xml:space="preserve">Which Q1 figure is right</w:t>
+              <w:t xml:space="preserve">Did Kalpa book Rs 2.1 crore in the first quarter, or Rs 1.9 crore?</w:t>
             </w:r>
           </w:p>
         </w:tc>
@@ -1759,7 +1759,7 @@
                 <w:sz w:val="18"/>
                 <w:szCs w:val="18"/>
               </w:rPr>
-              <w:t xml:space="preserve">whether you read an export as an auditor will and close its rows and its rupees</w:t>
+              <w:t xml:space="preserve">whether you can check an export the way an auditor would, row by row and rupee by rupee</w:t>
             </w:r>
           </w:p>
         </w:tc>
@@ -1978,7 +1978,7 @@
                 <w:sz w:val="18"/>
                 <w:szCs w:val="18"/>
               </w:rPr>
-              <w:t xml:space="preserve">Real, or the wobble</w:t>
+              <w:t xml:space="preserve">Is the Retail-Plus fall more than chance, and what should Meera's note say?</w:t>
             </w:r>
           </w:p>
         </w:tc>
@@ -2050,7 +2050,7 @@
                 <w:sz w:val="18"/>
                 <w:szCs w:val="18"/>
               </w:rPr>
-              <w:t xml:space="preserve">whether you can say what a shuffle, a count and a fair test let you tell Meera</w:t>
+              <w:t xml:space="preserve">whether you can say what a chance test, a count and a fair comparison let you tell Meera</w:t>
             </w:r>
           </w:p>
         </w:tc>
@@ -2269,7 +2269,7 @@
                 <w:sz w:val="18"/>
                 <w:szCs w:val="18"/>
               </w:rPr>
-              <w:t xml:space="preserve">The same traps, in public</w:t>
+              <w:t xml:space="preserve">Which check would have caught the misleading number in five public cases?</w:t>
             </w:r>
           </w:p>
         </w:tc>
@@ -2341,7 +2341,7 @@
                 <w:sz w:val="18"/>
                 <w:szCs w:val="18"/>
               </w:rPr>
-              <w:t xml:space="preserve">whether you spot the week's traps in public cases and name the check for each</w:t>
+              <w:t xml:space="preserve">whether you can spot the week's mistakes in public cases and name the check for each</w:t>
             </w:r>
           </w:p>
         </w:tc>
@@ -2560,7 +2560,7 @@
                 <w:sz w:val="18"/>
                 <w:szCs w:val="18"/>
               </w:rPr>
-              <w:t xml:space="preserve">An offer, an agent and its logs</w:t>
+              <w:t xml:space="preserve">Did a delivery company's offer raise spending, and are its AI agent's numbers right?</w:t>
             </w:r>
           </w:p>
         </w:tc>
@@ -3583,7 +3583,7 @@
           <w:sz w:val="30"/>
           <w:szCs w:val="30"/>
         </w:rPr>
-        <w:t xml:space="preserve">Part 1. Where the revenue went</w:t>
+        <w:t xml:space="preserve">Part 1. Where did Kalpa's revenue go between the first quarter and the second?</w:t>
       </w:r>
     </w:p>
     <w:p>
@@ -3613,7 +3613,7 @@
           <w:sz w:val="21"/>
           <w:szCs w:val="21"/>
         </w:rPr>
-        <w:t xml:space="preserve">Kalpa Retail sells through its app, its website and its stores. Its customers fall into four segments: Retail-Core, Student, Business (its corporate buyers) and Retail-Plus, a paid-membership tier whose members pay a fee to belong. Marketing wants Rs 12 crore to acquire new customers, and Meera Raghavan, the CEO, will not sign until the data answers her: "Is acquisition even the branch that is short?"</w:t>
+        <w:t xml:space="preserve">Kalpa Retail sells through its app, its website and its stores to four segments of customers: Retail-Core, Student, Business (its corporate buyers) and Retail-Plus, a membership tier whose members pay a fee to belong. Revenue here means booked value, which retail calls GMV (gross merchandise value): every order at the price charged, before cancellations and returns come out. Q1 is April to June and Q2 is July to September, and revenue fell from Q1 to Q2. Marketing wants Rs 12 crore to win new customers. Meera Raghavan, the CEO, needs to know which branch of the revenue tree below fell before she signs, since money spent on a branch that held is money lost: "Is acquisition even the branch that is short?" When a sales figure drops, the team works through the sales-drop investigation ladder, five checks called rungs that are always climbed in the same order.</w:t>
       </w:r>
     </w:p>
     <w:tbl>
@@ -3676,7 +3676,7 @@
                 <w:sz w:val="18"/>
                 <w:szCs w:val="18"/>
               </w:rPr>
-              <w:t xml:space="preserve">   Kalpa's revenue tree, as Monday drew it.</w:t>
+              <w:t xml:space="preserve">   Kalpa's revenue tree, in which each branch is one of the numbers that make up revenue.</w:t>
             </w:r>
           </w:p>
           <w:p>
@@ -3688,7 +3688,7 @@
             <w:r>
               <w:drawing>
                 <wp:inline distT="0" distB="0" distL="0" distR="0">
-                  <wp:extent cx="3009900" cy="3286125"/>
+                  <wp:extent cx="3619500" cy="5476875"/>
                   <wp:effectExtent t="0" r="0" b="0" l="0"/>
                   <wp:docPr id="1" name="" descr="" title=""/>
                   <wp:cNvGraphicFramePr>
@@ -3713,7 +3713,7 @@
                         <pic:spPr bwMode="auto">
                           <a:xfrm>
                             <a:off x="0" y="0"/>
-                            <a:ext cx="3009900" cy="3286125"/>
+                            <a:ext cx="3619500" cy="5476875"/>
                           </a:xfrm>
                           <a:prstGeom prst="rect">
                             <a:avLst/>
@@ -8005,7 +8005,7 @@
           <w:sz w:val="30"/>
           <w:szCs w:val="30"/>
         </w:rPr>
-        <w:t xml:space="preserve">Part 2. Which Q1 figure is right</w:t>
+        <w:t xml:space="preserve">Part 2. Did Kalpa book Rs 2.1 crore in the first quarter, or Rs 1.9 crore?</w:t>
       </w:r>
     </w:p>
     <w:p>
@@ -8020,7 +8020,7 @@
           <w:sz w:val="19"/>
           <w:szCs w:val="19"/>
         </w:rPr>
-        <w:t xml:space="preserve">8 items, Q8 to Q15, about 29 minutes. What it shows: whether you read an export as an auditor will and close its rows and its rupees.</w:t>
+        <w:t xml:space="preserve">8 items, Q8 to Q15, about 29 minutes. What it shows: whether you can check an export the way an auditor would, row by row and rupee by rupee.</w:t>
       </w:r>
     </w:p>
     <w:p>
@@ -8035,7 +8035,7 @@
           <w:sz w:val="21"/>
           <w:szCs w:val="21"/>
         </w:rPr>
-        <w:t xml:space="preserve">Kalpa's dashboard reads an ERP export, a copy of the orders taken out of the company's order system, while Finance's books, which Anand Iyer signs, record the revenue Kalpa reports. Anand replied to all on Tuesday's finding: "Your dashboard says Q1 was Rs 2.1 crore. Our books say 1.9." The ERP team adds that Wednesday's export, orders.csv, was stitched together from two extracts, and it holds 201 rows.</w:t>
+        <w:t xml:space="preserve">Kalpa's dashboard reads an ERP export: a copy of the orders taken out of the enterprise resource planning system that Finance books orders in. Anand Iyer, the finance controller, signs Finance's books, and both his figure and the dashboard's count booked value. Anand replied to all on Tuesday's finding: "Your dashboard says Q1 was Rs 2.1 crore. Our books say 1.9. Until your numbers match ours, Finance will not act on a drop measured from an ERP export." Meera needs the right Q1 as well, since the fall she asked about is measured from it. The ERP team adds that Wednesday's export, orders.csv, was stitched together from two extracts and holds 201 rows. Profiling a field means counting how many of its values are present, missing and malformed.</w:t>
       </w:r>
     </w:p>
     <w:tbl>
@@ -8110,7 +8110,7 @@
             <w:r>
               <w:drawing>
                 <wp:inline distT="0" distB="0" distL="0" distR="0">
-                  <wp:extent cx="5905500" cy="847725"/>
+                  <wp:extent cx="5905500" cy="895350"/>
                   <wp:effectExtent t="0" r="0" b="0" l="0"/>
                   <wp:docPr id="1" name="" descr="" title=""/>
                   <wp:cNvGraphicFramePr>
@@ -8135,7 +8135,7 @@
                         <pic:spPr bwMode="auto">
                           <a:xfrm>
                             <a:off x="0" y="0"/>
-                            <a:ext cx="5905500" cy="847725"/>
+                            <a:ext cx="5905500" cy="895350"/>
                           </a:xfrm>
                           <a:prstGeom prst="rect">
                             <a:avLst/>
@@ -12775,7 +12775,7 @@
           <w:sz w:val="30"/>
           <w:szCs w:val="30"/>
         </w:rPr>
-        <w:t xml:space="preserve">Part 3. Real, or the wobble</w:t>
+        <w:t xml:space="preserve">Part 3. Is the Retail-Plus fall more than chance, and what should Meera's note say?</w:t>
       </w:r>
     </w:p>
     <w:p>
@@ -12790,7 +12790,7 @@
           <w:sz w:val="19"/>
           <w:szCs w:val="19"/>
         </w:rPr>
-        <w:t xml:space="preserve">6 items, Q16 to Q21, about 22.5 minutes. What it shows: whether you can say what a shuffle, a count and a fair test let you tell Meera.</w:t>
+        <w:t xml:space="preserve">6 items, Q16 to Q21, about 22.5 minutes. What it shows: whether you can say what a chance test, a count and a fair comparison let you tell Meera.</w:t>
       </w:r>
     </w:p>
     <w:p>
@@ -12805,7 +12805,7 @@
           <w:sz w:val="21"/>
           <w:szCs w:val="21"/>
         </w:rPr>
-        <w:t xml:space="preserve">Meera has set the growth review for Monday and sent three questions. "One: Retail-Plus is down. Real, or the wobble we see every quarter? Two: Student is up 40 percent; should I move budget there? Three: Marketing says the monsoon sale lifted revenue 6 percent and wants to repeat it at Diwali." Her constraint: "One page, two minutes."</w:t>
+        <w:t xml:space="preserve">Meera has set the growth review for Monday and sent three questions. "One: Retail-Plus is down. Real, or the wobble we see every quarter? Two: Student is up 40 percent; should I move budget there? Three: Marketing says the monsoon sale lifted revenue 6 percent and wants to repeat it at Diwali." Her constraint: "One page, two minutes." The page decides three spends at the review: a retention offer for Retail-Plus, budget for Student and a second run of the sale.</w:t>
       </w:r>
     </w:p>
     <w:tbl>
@@ -12868,7 +12868,7 @@
                 <w:sz w:val="18"/>
                 <w:szCs w:val="18"/>
               </w:rPr>
-              <w:t xml:space="preserve">   Kavya's test of the Retail-Plus fall. Each of 5,000 shuffles keeps every member's two quarters together and tosses a coin for each of the 22 members: heads swaps that member's Q1 and Q2 spend. The gap is the members' average Q1 spend less their average Q2 spend, rounded to the rupee, so a fall is a positive gap; the real gap is Rs 1,110.</w:t>
+              <w:t xml:space="preserve">   Kavya's test of the Retail-Plus fall, on each member's delivered spend: the rupees of the member's delivered orders in the quarter. If the quarter made no difference to what a member spent, each member's two figures could have come in either order, so each of 5,000 flips tosses a coin for each of the 22 members, and heads swaps that member's Q1 and Q2 spend. The gap is the members' average Q1 spend less their average Q2 spend, rounded to the rupee, so a fall is a positive gap; the real gap is Rs 1,110. The share of flips whose gap is at least as large as the real one is the test's p-value.</w:t>
             </w:r>
           </w:p>
           <w:p>
@@ -12920,7 +12920,7 @@
           </w:p>
           <w:tbl>
             <w:tblPr>
-              <w:tblW w:type="dxa" w:w="3640"/>
+              <w:tblW w:type="dxa" w:w="3520"/>
               <w:tblBorders>
                 <w:top w:val="single" w:color="D5D0C4" w:sz="4"/>
                 <w:left w:val="single" w:color="D5D0C4" w:sz="4"/>
@@ -12932,7 +12932,7 @@
             </w:tblPr>
             <w:tblGrid>
               <w:gridCol w:w="2420"/>
-              <w:gridCol w:w="1220"/>
+              <w:gridCol w:w="1100"/>
             </w:tblGrid>
             <w:tr>
               <w:trPr>
@@ -12978,7 +12978,7 @@
               </w:tc>
               <w:tc>
                 <w:tcPr>
-                  <w:tcW w:type="dxa" w:w="1220"/>
+                  <w:tcW w:type="dxa" w:w="1100"/>
                   <w:tcBorders>
                     <w:top w:val="single" w:color="D5D0C4" w:sz="4"/>
                     <w:left w:val="single" w:color="D5D0C4" w:sz="4"/>
@@ -13009,7 +13009,7 @@
                       <w:sz w:val="18"/>
                       <w:szCs w:val="18"/>
                     </w:rPr>
-                    <w:t xml:space="preserve">Shuffles</w:t>
+                    <w:t xml:space="preserve">Flips</w:t>
                   </w:r>
                 </w:p>
               </w:tc>
@@ -13054,7 +13054,7 @@
               </w:tc>
               <w:tc>
                 <w:tcPr>
-                  <w:tcW w:type="dxa" w:w="1220"/>
+                  <w:tcW w:type="dxa" w:w="1100"/>
                   <w:tcBorders>
                     <w:top w:val="single" w:color="D5D0C4" w:sz="4"/>
                     <w:left w:val="single" w:color="D5D0C4" w:sz="4"/>
@@ -13129,7 +13129,7 @@
               </w:tc>
               <w:tc>
                 <w:tcPr>
-                  <w:tcW w:type="dxa" w:w="1220"/>
+                  <w:tcW w:type="dxa" w:w="1100"/>
                   <w:tcBorders>
                     <w:top w:val="single" w:color="D5D0C4" w:sz="4"/>
                     <w:left w:val="single" w:color="D5D0C4" w:sz="4"/>
@@ -13204,7 +13204,7 @@
               </w:tc>
               <w:tc>
                 <w:tcPr>
-                  <w:tcW w:type="dxa" w:w="1220"/>
+                  <w:tcW w:type="dxa" w:w="1100"/>
                   <w:tcBorders>
                     <w:top w:val="single" w:color="D5D0C4" w:sz="4"/>
                     <w:left w:val="single" w:color="D5D0C4" w:sz="4"/>
@@ -13279,7 +13279,7 @@
               </w:tc>
               <w:tc>
                 <w:tcPr>
-                  <w:tcW w:type="dxa" w:w="1220"/>
+                  <w:tcW w:type="dxa" w:w="1100"/>
                   <w:tcBorders>
                     <w:top w:val="single" w:color="D5D0C4" w:sz="4"/>
                     <w:left w:val="single" w:color="D5D0C4" w:sz="4"/>
@@ -13354,7 +13354,7 @@
               </w:tc>
               <w:tc>
                 <w:tcPr>
-                  <w:tcW w:type="dxa" w:w="1220"/>
+                  <w:tcW w:type="dxa" w:w="1100"/>
                   <w:tcBorders>
                     <w:top w:val="single" w:color="D5D0C4" w:sz="4"/>
                     <w:left w:val="single" w:color="D5D0C4" w:sz="4"/>
@@ -13429,7 +13429,7 @@
               </w:tc>
               <w:tc>
                 <w:tcPr>
-                  <w:tcW w:type="dxa" w:w="1220"/>
+                  <w:tcW w:type="dxa" w:w="1100"/>
                   <w:tcBorders>
                     <w:top w:val="single" w:color="D5D0C4" w:sz="4"/>
                     <w:left w:val="single" w:color="D5D0C4" w:sz="4"/>
@@ -15689,7 +15689,7 @@
           <w:sz w:val="30"/>
           <w:szCs w:val="30"/>
         </w:rPr>
-        <w:t xml:space="preserve">Part 4. The same traps, in public</w:t>
+        <w:t xml:space="preserve">Part 4. Which check would have caught the misleading number in five public cases?</w:t>
       </w:r>
     </w:p>
     <w:p>
@@ -15704,7 +15704,7 @@
           <w:sz w:val="19"/>
           <w:szCs w:val="19"/>
         </w:rPr>
-        <w:t xml:space="preserve">5 items, Q22 to Q26, about 14 minutes. What it shows: whether you spot the week's traps in public cases and name the check for each.</w:t>
+        <w:t xml:space="preserve">5 items, Q22 to Q26, about 14 minutes. What it shows: whether you can spot the week's mistakes in public cases and name the check for each.</w:t>
       </w:r>
     </w:p>
     <w:p>
@@ -15719,7 +15719,7 @@
           <w:sz w:val="21"/>
           <w:szCs w:val="21"/>
         </w:rPr>
-        <w:t xml:space="preserve">Kavya runs a reading group for the team's trainees on Friday afternoons: each week one public case in which a number misled capable people, with its source on the table. Every case in this part is on the public record, with its source named beside it, and every number an item needs is on the page.</w:t>
+        <w:t xml:space="preserve">Kavya runs a reading group for the team's trainees on Friday afternoons: each week one public case in which a number misled capable people, or nearly did, with its source on the table. In each case the people about to act on the number needed a check first, and each item asks for that check or for the first move. Every case is on the public record, and its source is named beside it.</w:t>
       </w:r>
     </w:p>
     <w:tbl>
@@ -18013,7 +18013,7 @@
           <w:sz w:val="30"/>
           <w:szCs w:val="30"/>
         </w:rPr>
-        <w:t xml:space="preserve">Part 5. An offer, an agent and its logs</w:t>
+        <w:t xml:space="preserve">Part 5. Did a delivery company's offer raise spending, and are its AI agent's numbers right?</w:t>
       </w:r>
     </w:p>
     <w:p>
@@ -18043,7 +18043,7 @@
           <w:sz w:val="21"/>
           <w:szCs w:val="21"/>
         </w:rPr>
-        <w:t xml:space="preserve">Suppose you join the data and AI team of a food-delivery company. The company, its customers, its agent, its logs and every number in this part are illustrative. Members pay a monthly fee for the company's membership, and everyone else is a regular customer. The support team runs an AI agent: for each customer conversation a large language model reads the message, may ask for a tool (an order's status, a refund within a limit, a hand-off to a person) and writes the reply. Every model call is billed and writes one row to a log table. The head of customer support owns two numbers: the cost per conversation, and the share of conversations the agent resolves without a person.</w:t>
+        <w:t xml:space="preserve">Suppose you join the data and AI team of a food-delivery company. The company, its customers, its agent, its logs and every number in this part are illustrative. Members pay a monthly fee for the company's membership, and everyone else is a regular customer. The support team runs an AI agent: for each customer conversation a large language model reads the message, may ask for a tool (an order's status, a refund within a limit, a hand-off to a person) and writes the reply. Every model call is billed and writes one row to a log table. The head of customer support owns two numbers, the cost per conversation and the share of conversations the agent resolves without a person, and sets the agent's budget and limits by them. The marketing lead needs to know what an offer did before sending it again.</w:t>
       </w:r>
     </w:p>
     <w:tbl>
@@ -19358,7 +19358,7 @@
             <w:r>
               <w:drawing>
                 <wp:inline distT="0" distB="0" distL="0" distR="0">
-                  <wp:extent cx="5905500" cy="504825"/>
+                  <wp:extent cx="5905500" cy="590550"/>
                   <wp:effectExtent t="0" r="0" b="0" l="0"/>
                   <wp:docPr id="1" name="" descr="" title=""/>
                   <wp:cNvGraphicFramePr>
@@ -19383,7 +19383,7 @@
                         <pic:spPr bwMode="auto">
                           <a:xfrm>
                             <a:off x="0" y="0"/>
-                            <a:ext cx="5905500" cy="504825"/>
+                            <a:ext cx="5905500" cy="590550"/>
                           </a:xfrm>
                           <a:prstGeom prst="rect">
                             <a:avLst/>
@@ -27511,7 +27511,7 @@
                 <w:sz w:val="16"/>
                 <w:szCs w:val="16"/>
               </w:rPr>
-              <w:t xml:space="preserve">Part 1. Where the revenue went</w:t>
+              <w:t xml:space="preserve">Part 1. Where did Kalpa's revenue go between the first quarter and the second?</w:t>
             </w:r>
           </w:p>
         </w:tc>
@@ -27727,7 +27727,7 @@
                 <w:sz w:val="16"/>
                 <w:szCs w:val="16"/>
               </w:rPr>
-              <w:t xml:space="preserve">Part 2. Which Q1 figure is right</w:t>
+              <w:t xml:space="preserve">Part 2. Did Kalpa book Rs 2.1 crore in the first quarter, or Rs 1.9 crore?</w:t>
             </w:r>
           </w:p>
         </w:tc>
@@ -27943,7 +27943,7 @@
                 <w:sz w:val="16"/>
                 <w:szCs w:val="16"/>
               </w:rPr>
-              <w:t xml:space="preserve">Part 3. Real, or the wobble</w:t>
+              <w:t xml:space="preserve">Part 3. Is the Retail-Plus fall more than chance, and what should Meera's note say?</w:t>
             </w:r>
           </w:p>
         </w:tc>
@@ -28159,7 +28159,7 @@
                 <w:sz w:val="16"/>
                 <w:szCs w:val="16"/>
               </w:rPr>
-              <w:t xml:space="preserve">Part 4. The same traps, in public</w:t>
+              <w:t xml:space="preserve">Part 4. Which check would have caught the misleading number in five public cases?</w:t>
             </w:r>
           </w:p>
         </w:tc>
@@ -28375,7 +28375,7 @@
                 <w:sz w:val="16"/>
                 <w:szCs w:val="16"/>
               </w:rPr>
-              <w:t xml:space="preserve">Part 5. An offer, an agent and its logs</w:t>
+              <w:t xml:space="preserve">Part 5. Did a delivery company's offer raise spending, and are its AI agent's numbers right?</w:t>
             </w:r>
           </w:p>
         </w:tc>

--- a/content/W01/SAT/paper/C2_W01_SAT_recap_paper_STUDENT.docx
+++ b/content/W01/SAT/paper/C2_W01_SAT_recap_paper_STUDENT.docx
@@ -68,7 +68,7 @@
           <w:sz w:val="21"/>
           <w:szCs w:val="21"/>
         </w:rPr>
-        <w:t xml:space="preserve">This week Meera Raghavan asked whether the Rs 12 crore Marketing wants for acquisition goes to the branch of revenue that is actually short, Anand Iyer disputed the Q1 figure the ERP export put on the dashboard, and Meera now has to decide what the growth review hears about Retail-Plus, Student and the monsoon sale. This paper puts those decisions in front of you again, cold, and then the same traps in public cases and in a delivery company's offer and AI agent, where interviewers will test them. The room's scores in each part, set beside the ratings you give in step one, decide where Monday's revision starts. A wrong answer tells Monday more than a blank one, so answer every item.</w:t>
+        <w:t xml:space="preserve">This week Meera Raghavan, Kalpa Retail's CEO, asked whether the Rs 12 crore Marketing wants for winning new customers goes to the part of revenue that fell; Anand Iyer, the finance controller, disputed the Q1 figure on the team's dashboard; and Meera now has to decide what Monday's growth review hears about Retail-Plus, Student and the monsoon sale. Parts 1 to 3 put those decisions to you again, with no notes, and Parts 4 and 5 set the same mistakes in public cases and at a food-delivery company, where interviewers test them. The room's score in each part, set beside the rating you give it in step one, decides where Monday's revision starts. A wrong answer tells Monday more than a blank does, so answer every item.</w:t>
       </w:r>
     </w:p>
     <w:p>
@@ -629,7 +629,7 @@
                 <w:sz w:val="18"/>
                 <w:szCs w:val="18"/>
               </w:rPr>
-              <w:t xml:space="preserve">Parts 1 to 3 are set inside Kalpa Retail, where you work as a trainee engineer in the data and AI team of its Global Capability Centre: Meera Raghavan is its CEO, Anand Iyer its finance controller and Kavya Nair a senior analyst in its data team, and Marketing and Finance appear by function. Part 4 draws on public cases, each with its source named beside it, and Part 5 imagines a food-delivery company, its offer and its support agent, all illustrative. Every number an item needs is on the page.</w:t>
+              <w:t xml:space="preserve">Parts 1 to 3 are set inside Kalpa Retail, where you work as a trainee engineer in the data and AI team of its Global Capability Centre, the in-house centre that builds Kalpa's data and AI systems. Meera Raghavan is Kalpa Retail's CEO, Anand Iyer its finance controller and Kavya Nair the senior analyst on your team; Marketing and Finance appear as departments. Part 4 draws on public cases, each with its source named beside it, and Part 5 imagines a food-delivery company, its offer and its support agent, all illustrative. Every number an item needs is on the page.</w:t>
             </w:r>
           </w:p>
         </w:tc>
@@ -3926,7 +3926,7 @@
                 <w:sz w:val="18"/>
                 <w:szCs w:val="18"/>
               </w:rPr>
-              <w:t xml:space="preserve">   Monday's 29 consumer orders, every order outside the Business segment, by channel and status, and the analyst's cell. The int() is there because one amount arrived as the text "4500".</w:t>
+              <w:t xml:space="preserve">   The 29 consumer orders in the team's first sample of 30 orders, every order outside the Business segment, by channel and status, and the analyst's cell. The int() is there because one amount arrived as the text "4500".</w:t>
             </w:r>
           </w:p>
           <w:tbl>
@@ -4714,7 +4714,7 @@
                 <w:sz w:val="21"/>
                 <w:szCs w:val="21"/>
               </w:rPr>
-              <w:t xml:space="preserve">Every Kalpa order carries a status: delivered (it reached the customer), returned (it came back for a refund) or cancelled (it never left the shelf). Meera will fund one of two asks next quarter, the app team's new checkout or the store team's refit. Her rule is to back the channel whose consumer orders brought in more on Monday, counting every order that was not cancelled. The analyst wrote this cell to settle it. What does it print, and which channel does her rule back?</w:t>
+              <w:t xml:space="preserve">Every Kalpa order carries a status: delivered (it reached the customer), returned (it came back for a refund) or cancelled (it never left the shelf). Meera will fund one of two asks next quarter, the app team's new checkout or the store team's refit. Her rule is to back the channel whose consumer orders in the sample brought in more, counting every order that was not cancelled. The analyst wrote this cell to settle it. What does it print, and which channel does her rule back?</w:t>
             </w:r>
           </w:p>
           <w:p>
@@ -4898,7 +4898,7 @@
                 <w:sz w:val="18"/>
                 <w:szCs w:val="18"/>
               </w:rPr>
-              <w:t xml:space="preserve">   Monday's 30 orders by status: 21 delivered, 5 returned and 4 cancelled, each status's amounts sorted from the smallest, in rupees.</w:t>
+              <w:t xml:space="preserve">   The first sample's 30 orders by status: 21 delivered, 5 returned and 4 cancelled, each status's amounts sorted from the smallest, in rupees.</w:t>
             </w:r>
           </w:p>
           <w:tbl>
@@ -5657,7 +5657,7 @@
                 <w:sz w:val="21"/>
                 <w:szCs w:val="21"/>
               </w:rPr>
-              <w:t xml:space="preserve">Marketing's payback model asks how long a typical new customer takes to repay what it cost to win them. The model covers every new customer, business buyers included, and it takes cancellations and returns off at their own rates. For the value of a typical first order it uses Rs 18,160, the mean of Monday's 30 orders. What figure should it use? Give it in rupees.</w:t>
+              <w:t xml:space="preserve">Marketing's payback model asks how long a typical new customer takes to repay what it cost to win them. The model covers every new customer, business buyers included, and it takes cancellations and returns off at their own rates. For the value of a typical first order it uses Rs 18,160, the mean of the sample's 30 orders. What figure should it use? Give it in rupees.</w:t>
             </w:r>
           </w:p>
           <w:p>
@@ -5791,7 +5791,7 @@
                 <w:sz w:val="18"/>
                 <w:szCs w:val="18"/>
               </w:rPr>
-              <w:t xml:space="preserve">   Tuesday's export, 200 rows, by segment and quarter, and the analyst's cell.</w:t>
+              <w:t xml:space="preserve">   Tuesday's export counted by segment and quarter, and the analyst's cell, in which ORDERS holds the export's 200 rows.</w:t>
             </w:r>
           </w:p>
           <w:tbl>
@@ -7610,7 +7610,7 @@
                 <w:sz w:val="21"/>
                 <w:szCs w:val="21"/>
               </w:rPr>
-              <w:t xml:space="preserve">Tuesday's decomposition found the customer count flat at 69 in both quarters and orders per customer down from 1.65 to 1.25, so the note proposes bringing Retail-Plus members, who now buy less often, back to buying as often as they did in Q1 before any spend on acquisition. Marketing answers with its own estimates, in the table. Kavya compares the two routes on the revenue each brings in the next quarter for every rupee spent. Which one of these changes, on its own, would make acquisition the better use of the next rupee?</w:t>
+              <w:t xml:space="preserve">Tuesday's split of the fall along the revenue tree found the customer count flat at 69 in both quarters and orders per customer down from 1.65 to 1.25, so the team's note to Meera proposes bringing Retail-Plus members, who now buy less often, back to buying as often as they did in Q1 before any spend on acquisition, the winning of new customers. Marketing answers with its own estimates, in the table. Kavya compares the two routes on the revenue each brings in the next quarter for every rupee spent. Which one of these changes, on its own, would make acquisition the better use of the next rupee?</w:t>
             </w:r>
           </w:p>
           <w:p>
@@ -8374,7 +8374,7 @@
                 <w:sz w:val="21"/>
                 <w:szCs w:val="21"/>
               </w:rPr>
-              <w:t xml:space="preserve">orders.csv opens on a line that names its columns, and 201 order rows follow it, the first two KR-02001 and KR-02002. The analyst's cleaning pass then runs on rows and reports its input as clean rows plus rejected rows. What does the cell print, and which check tells Anand whether every order in the file reached the pass?</w:t>
+              <w:t xml:space="preserve">orders.csv opens on a line that names its columns, and 201 order rows follow it, the first two KR-02001 and KR-02002. The analyst's cleaning pass, the step that sorts every row it is given into clean or rejected, then runs on rows and reports its input as clean rows plus rejected rows. What does the cell print, and which check tells Anand whether every order in the file reached the pass?</w:t>
             </w:r>
           </w:p>
           <w:p>
@@ -8593,7 +8593,7 @@
                 <w:sz w:val="21"/>
                 <w:szCs w:val="21"/>
               </w:rPr>
-              <w:t xml:space="preserve">Every amount csv.DictReader reads arrives as text, as the amount "4500" on Monday's order KR-01008 did. Statement: in Python 3, the comparison '4500' &lt; '30000' evaluates to True. True or false, and why?</w:t>
+              <w:t xml:space="preserve">Every amount csv.DictReader reads arrives as text, as the amount "4500" on order KR-01008 in the first sample did. Statement: in Python 3, the comparison '4500' &lt; '30000' evaluates to True. True or false, and why?</w:t>
             </w:r>
           </w:p>
           <w:p>
@@ -8993,7 +8993,7 @@
                 <w:sz w:val="21"/>
                 <w:szCs w:val="21"/>
               </w:rPr>
-              <w:t xml:space="preserve">The auditor wants every amount the export sent that was not a number. So before the pass converts the amounts in place, the analyst keeps the export as it came, and afterwards lists the amounts in that copy that are not digits. Anand's books hold both orders at their true values. What does the cell print, and which check would show Anand that the value of order KR-02063 was lost?</w:t>
+              <w:t xml:space="preserve">Finance's auditor wants every amount the export sent that was not a number. So before the pass converts the amounts in place, the analyst keeps the export as it came, and afterwards lists the amounts in that copy that are not digits. Anand's books hold both orders at their true values. What does the cell print, and which check would show Anand that the value of order KR-02063 was lost?</w:t>
             </w:r>
           </w:p>
           <w:p>
@@ -9414,7 +9414,7 @@
                 <w:sz w:val="21"/>
                 <w:szCs w:val="21"/>
               </w:rPr>
-              <w:t xml:space="preserve">The pass prints 4 + 1 = 5, so its rows reconcile. Which rewrites set aside every unreadable row and keep every readable one? Mark every correct option.</w:t>
+              <w:t xml:space="preserve">The pass prints 4 + 1 = 5, so its rows reconcile: every row it was given is counted once, as kept or as rejected. Which rewrites set aside every unreadable row and keep every readable one? Mark every correct option.</w:t>
             </w:r>
           </w:p>
           <w:p>
@@ -11477,7 +11477,7 @@
                 <w:sz w:val="21"/>
                 <w:szCs w:val="21"/>
               </w:rPr>
-              <w:t xml:space="preserve">Anand's books hold each order once. How much revenue do these seven rows hold for each quarter once Wednesday's rules for duplicates have run? Give Q1 and Q2 in rupees.</w:t>
+              <w:t xml:space="preserve">Kalpa's order system gives each order one order_id, and Anand's books hold each order once, at the amount it was booked for. How much revenue do these seven rows hold for each quarter once each order is counted once? Give Q1 and Q2 in rupees.</w:t>
             </w:r>
           </w:p>
           <w:p>
@@ -11849,7 +11849,7 @@
                 <w:sz w:val="21"/>
                 <w:szCs w:val="21"/>
               </w:rPr>
-              <w:t xml:space="preserve">Meera's inbox holds three messages about the change in revenue from Q1 to Q2. Wednesday's, from Kavya: the reconciliation found Tuesday's Q2 clean at Rs 1,87,00,000, and found that 14 of Q1's rows in Tuesday's file were copies of other Q1 orders, worth Rs 20,00,000 together. Tuesday's note: the closed quarters in Tuesday's file, Rs 2,10,00,000 and Rs 1,87,00,000, down 11.0 percent. Tuesday's first dashboard tile, built from an extract taken on 15 September, when Q2 had run 11 of its 13 weeks: that part of Q2, Rs 1,55,59,950, against all of Q1, Rs 2,10,00,000, down 25.9 percent.</w:t>
+              <w:t xml:space="preserve">Meera's inbox holds three messages about the change in revenue from Q1 to Q2. Wednesday's, from Kavya: the reconciliation found Tuesday's Q2 clean at Rs 1,87,00,000, and found that 14 of Q1's rows in Tuesday's file were copies of other Q1 orders, worth Rs 20,00,000 together. Tuesday's note: the two closed quarters in Tuesday's file, each complete at 13 weeks, Rs 2,10,00,000 and Rs 1,87,00,000, down 11.0 percent. Tuesday's first dashboard tile, built from an extract taken on 15 September, when Q2 had run 11 of its 13 weeks: that part of Q2, Rs 1,55,59,950, against all of Q1, Rs 2,10,00,000, down 25.9 percent.</w:t>
             </w:r>
           </w:p>
           <w:p>
@@ -12509,7 +12509,7 @@
                 <w:sz w:val="18"/>
                 <w:szCs w:val="18"/>
               </w:rPr>
-              <w:t xml:space="preserve">  ·  Give Monday's number</w:t>
+              <w:t xml:space="preserve">  ·  Give the note's number</w:t>
             </w:r>
             <w:r>
               <w:rPr>
@@ -12642,7 +12642,7 @@
                 <w:sz w:val="21"/>
                 <w:szCs w:val="21"/>
               </w:rPr>
-              <w:t xml:space="preserve">The chart and its table are Tuesday's count of Retail-Plus orders by month, as exported; Q1 is April to June and Q2 is July to September. Tuesday's file held 114 order rows in Q1 and 86 in Q2, and Retail-Plus had the same 22 members in both quarters. Of the 14 copied Q1 rows, 11 were Retail-Plus orders placed in May. On the reconciled file, what happened to Retail-Plus orders per member, and how much of the company's fall in orders does Retail-Plus carry?</w:t>
+              <w:t xml:space="preserve">The chart and its table are Tuesday's count of Retail-Plus orders by month, as exported; Q1 is April to June and Q2 is July to September. Tuesday's file held 114 order rows in Q1 and 86 in Q2, and Retail-Plus had the same 22 members in both quarters. Of the 14 copied Q1 rows, 11 were Retail-Plus orders placed in May. On the reconciled file, which keeps one row per order, what happened to Retail-Plus orders per member, and how much of the company's fall in orders does Retail-Plus carry?</w:t>
             </w:r>
           </w:p>
           <w:p>
@@ -13531,7 +13531,7 @@
                 <w:sz w:val="21"/>
                 <w:szCs w:val="21"/>
               </w:rPr>
-              <w:t xml:space="preserve">Kavya's rule, fixed before the test: count the shuffles whose gap shows a fall at least as large as the real one, and call the fall real when fewer than 5 in 100 of them do. Which line answers Meera's first question?</w:t>
+              <w:t xml:space="preserve">Meera sent her question about Retail-Plus after Q2's figures had shown the fall. The team reads a fall as more than chance when fewer than 5 in 100 flips reach it. Which line answers her?</w:t>
             </w:r>
           </w:p>
           <w:p>
@@ -13559,7 +13559,7 @@
                 <w:sz w:val="20"/>
                 <w:szCs w:val="20"/>
               </w:rPr>
-              <w:t xml:space="preserve">Not shown: 286 of 5,000 shuffles reach it, p = 0.057; the fall is Rs 24,420 a quarter across the tier.</w:t>
+              <w:t xml:space="preserve">Real: 145 of 5,000 flips reach a fall that large, a share of 0.029, under the line of 5 in 100; Rs 24,420 a quarter across the tier.</w:t>
             </w:r>
           </w:p>
           <w:p>
@@ -13587,7 +13587,7 @@
                 <w:sz w:val="20"/>
                 <w:szCs w:val="20"/>
               </w:rPr>
-              <w:t xml:space="preserve">Real: 145 of 5,000 shuffles reach it, p = 0.029; the fall is Rs 1,110 a quarter across the tier.</w:t>
+              <w:t xml:space="preserve">Borderline: 145 of 5,000 flips reach the fall, and 286 a move that large either way; Rs 1,110 a quarter across the tier.</w:t>
             </w:r>
           </w:p>
           <w:p>
@@ -13615,7 +13615,7 @@
                 <w:sz w:val="20"/>
                 <w:szCs w:val="20"/>
               </w:rPr>
-              <w:t xml:space="preserve">Real: 145 of 5,000 shuffles reach it, p = 0.029; the fall is Rs 24,420 a quarter across the tier.</w:t>
+              <w:t xml:space="preserve">Borderline: 145 of 5,000 flips reach the fall, and 286 a move that large either way; Rs 24,420 a quarter across the tier.</w:t>
             </w:r>
           </w:p>
           <w:p>
@@ -13643,7 +13643,7 @@
                 <w:sz w:val="20"/>
                 <w:szCs w:val="20"/>
               </w:rPr>
-              <w:t xml:space="preserve">Not shown: 286 of 5,000 shuffles reach it, p = 0.057; the fall is Rs 1,110 a quarter across the tier.</w:t>
+              <w:t xml:space="preserve">Real: 145 of 5,000 flips reach a fall that large, a share of 0.029, under the line of 5 in 100; Rs 1,110 a quarter across the tier.</w:t>
             </w:r>
           </w:p>
         </w:tc>
@@ -13750,7 +13750,7 @@
                 <w:sz w:val="21"/>
                 <w:szCs w:val="21"/>
               </w:rPr>
-              <w:t xml:space="preserve">Kavya lays two versions of the Retail-Plus figure side by side. Per member, over all 22 members: Rs 3,279 in Q1 and Rs 2,169 in Q2. Per buyer, over the 20 members with a delivered order in Q1 and the 16 in Q2: Rs 3,607 and Rs 2,982. Statement: the per-buyer figure is the fairer read, since a member who bought nothing has no spend to average. True or false, and why?</w:t>
+              <w:t xml:space="preserve">Kavya lays two versions of Retail-Plus delivered spend side by side. Per member, over all 22 members: Rs 3,279 in Q1 and Rs 2,169 in Q2. Per buyer, over the 20 members with a delivered order in Q1 and the 16 in Q2: Rs 3,607 and Rs 2,982. Statement: the per-buyer figure is the fairer read, since a member who bought nothing has no spend to average. True or false, and why?</w:t>
             </w:r>
           </w:p>
           <w:p>
@@ -14153,7 +14153,7 @@
                 <w:sz w:val="18"/>
                 <w:szCs w:val="18"/>
               </w:rPr>
-              <w:t xml:space="preserve">   Thursday's ten cards, the class's shuffle_gaps, and the analyst's rerun.</w:t>
+              <w:t xml:space="preserve">   Ten invented cards, the label shuffle, and the analyst's rerun.</w:t>
             </w:r>
           </w:p>
           <w:p>
@@ -14174,7 +14174,7 @@
                 <w:sz w:val="18"/>
                 <w:szCs w:val="18"/>
               </w:rPr>
-              <w:t xml:space="preserve">def shuffle_gaps(q1, q2, times, seed):       # as in class</w:t>
+              <w:t xml:space="preserve">import random</w:t>
             </w:r>
           </w:p>
           <w:p>
@@ -14195,7 +14195,7 @@
                 <w:sz w:val="18"/>
                 <w:szCs w:val="18"/>
               </w:rPr>
-              <w:t xml:space="preserve">    random.seed(seed)</w:t>
+              <w:t xml:space="preserve">from statistics import mean</w:t>
             </w:r>
           </w:p>
           <w:p>
@@ -14216,7 +14216,7 @@
                 <w:sz w:val="18"/>
                 <w:szCs w:val="18"/>
               </w:rPr>
-              <w:t xml:space="preserve">    pool = q1 + q2</w:t>
+              <w:t xml:space="preserve"> </w:t>
             </w:r>
           </w:p>
           <w:p>
@@ -14237,7 +14237,7 @@
                 <w:sz w:val="18"/>
                 <w:szCs w:val="18"/>
               </w:rPr>
-              <w:t xml:space="preserve">    gaps = []</w:t>
+              <w:t xml:space="preserve">def shuffle_gaps(q1, q2, times, seed):       # the label shuffle</w:t>
             </w:r>
           </w:p>
           <w:p>
@@ -14258,7 +14258,7 @@
                 <w:sz w:val="18"/>
                 <w:szCs w:val="18"/>
               </w:rPr>
-              <w:t xml:space="preserve">    for _ in range(times):</w:t>
+              <w:t xml:space="preserve">    random.seed(seed)</w:t>
             </w:r>
           </w:p>
           <w:p>
@@ -14279,7 +14279,7 @@
                 <w:sz w:val="18"/>
                 <w:szCs w:val="18"/>
               </w:rPr>
-              <w:t xml:space="preserve">        random.shuffle(pool)</w:t>
+              <w:t xml:space="preserve">    pool = q1 + q2</w:t>
             </w:r>
           </w:p>
           <w:p>
@@ -14300,7 +14300,7 @@
                 <w:sz w:val="18"/>
                 <w:szCs w:val="18"/>
               </w:rPr>
-              <w:t xml:space="preserve">        gaps.append(mean(pool[:len(q1)]) - mean(pool[len(q1):]))</w:t>
+              <w:t xml:space="preserve">    gaps = []</w:t>
             </w:r>
           </w:p>
           <w:p>
@@ -14321,7 +14321,7 @@
                 <w:sz w:val="18"/>
                 <w:szCs w:val="18"/>
               </w:rPr>
-              <w:t xml:space="preserve">    return gaps</w:t>
+              <w:t xml:space="preserve">    for _ in range(times):</w:t>
             </w:r>
           </w:p>
           <w:p>
@@ -14342,7 +14342,7 @@
                 <w:sz w:val="18"/>
                 <w:szCs w:val="18"/>
               </w:rPr>
-              <w:t xml:space="preserve"> </w:t>
+              <w:t xml:space="preserve">        random.shuffle(pool)</w:t>
             </w:r>
           </w:p>
           <w:p>
@@ -14363,7 +14363,7 @@
                 <w:sz w:val="18"/>
                 <w:szCs w:val="18"/>
               </w:rPr>
-              <w:t xml:space="preserve">q1 = [3400, 2900, 4100, 2500, 3800]</w:t>
+              <w:t xml:space="preserve">        gaps.append(mean(pool[:len(q1)]) - mean(pool[len(q1):]))</w:t>
             </w:r>
           </w:p>
           <w:p>
@@ -14384,7 +14384,7 @@
                 <w:sz w:val="18"/>
                 <w:szCs w:val="18"/>
               </w:rPr>
-              <w:t xml:space="preserve">q2 = [2200, 3100, 1900, 2700, 2400]</w:t>
+              <w:t xml:space="preserve">    return gaps</w:t>
             </w:r>
           </w:p>
           <w:p>
@@ -14405,7 +14405,7 @@
                 <w:sz w:val="18"/>
                 <w:szCs w:val="18"/>
               </w:rPr>
-              <w:t xml:space="preserve">real_gap = mean(q2) - mean(q1)               # the fall, Q2 against Q1</w:t>
+              <w:t xml:space="preserve"> </w:t>
             </w:r>
           </w:p>
           <w:p>
@@ -14426,7 +14426,7 @@
                 <w:sz w:val="18"/>
                 <w:szCs w:val="18"/>
               </w:rPr>
-              <w:t xml:space="preserve">gaps = shuffle_gaps(q1, q2, 1000, seed=2026)</w:t>
+              <w:t xml:space="preserve">q1 = [3600, 4100, 3200, 4300, 3000]          # five customers, Q1</w:t>
             </w:r>
           </w:p>
           <w:p>
@@ -14447,7 +14447,7 @@
                 <w:sz w:val="18"/>
                 <w:szCs w:val="18"/>
               </w:rPr>
-              <w:t xml:space="preserve">p = sum(1 for g in gaps if g &gt;= real_gap) / len(gaps)</w:t>
+              <w:t xml:space="preserve">q2 = [3300, 2000, 2900, 2600, 2500]          # five other customers, Q2</w:t>
             </w:r>
           </w:p>
           <w:p>
@@ -14468,6 +14468,69 @@
                 <w:sz w:val="18"/>
                 <w:szCs w:val="18"/>
               </w:rPr>
+              <w:t xml:space="preserve">real_gap = mean(q2) - mean(q1)               # the fall, Q2 against Q1</w:t>
+            </w:r>
+          </w:p>
+          <w:p>
+            <w:pPr>
+              <w:keepNext/>
+              <w:keepLines/>
+              <w:pBdr>
+                <w:left w:val="single" w:color="B37A33" w:sz="12" w:space="8"/>
+              </w:pBdr>
+              <w:shd w:fill="F3F1EA" w:color="auto" w:val="clear"/>
+              <w:spacing w:after="0" w:before="0" w:line="240"/>
+              <w:ind w:left="240"/>
+            </w:pPr>
+            <w:r>
+              <w:rPr>
+                <w:rFonts w:ascii="Consolas" w:cs="Consolas" w:eastAsia="Consolas" w:hAnsi="Consolas"/>
+                <w:color w:val="1C1B16"/>
+                <w:sz w:val="18"/>
+                <w:szCs w:val="18"/>
+              </w:rPr>
+              <w:t xml:space="preserve">gaps = shuffle_gaps(q1, q2, 1000, seed=2026)</w:t>
+            </w:r>
+          </w:p>
+          <w:p>
+            <w:pPr>
+              <w:keepNext/>
+              <w:keepLines/>
+              <w:pBdr>
+                <w:left w:val="single" w:color="B37A33" w:sz="12" w:space="8"/>
+              </w:pBdr>
+              <w:shd w:fill="F3F1EA" w:color="auto" w:val="clear"/>
+              <w:spacing w:after="0" w:before="0" w:line="240"/>
+              <w:ind w:left="240"/>
+            </w:pPr>
+            <w:r>
+              <w:rPr>
+                <w:rFonts w:ascii="Consolas" w:cs="Consolas" w:eastAsia="Consolas" w:hAnsi="Consolas"/>
+                <w:color w:val="1C1B16"/>
+                <w:sz w:val="18"/>
+                <w:szCs w:val="18"/>
+              </w:rPr>
+              <w:t xml:space="preserve">p = sum(1 for g in gaps if g &gt;= real_gap) / len(gaps)</w:t>
+            </w:r>
+          </w:p>
+          <w:p>
+            <w:pPr>
+              <w:keepNext/>
+              <w:keepLines/>
+              <w:pBdr>
+                <w:left w:val="single" w:color="B37A33" w:sz="12" w:space="8"/>
+              </w:pBdr>
+              <w:shd w:fill="F3F1EA" w:color="auto" w:val="clear"/>
+              <w:spacing w:after="0" w:before="0" w:line="240"/>
+              <w:ind w:left="240"/>
+            </w:pPr>
+            <w:r>
+              <w:rPr>
+                <w:rFonts w:ascii="Consolas" w:cs="Consolas" w:eastAsia="Consolas" w:hAnsi="Consolas"/>
+                <w:color w:val="1C1B16"/>
+                <w:sz w:val="18"/>
+                <w:szCs w:val="18"/>
+              </w:rPr>
               <w:t xml:space="preserve">print(round(real_gap), p)</w:t>
             </w:r>
           </w:p>
@@ -14537,7 +14600,7 @@
                 <w:sz w:val="21"/>
                 <w:szCs w:val="21"/>
               </w:rPr>
-              <w:t xml:space="preserve">Thursday's ten cards held five members' Q1 spend and five other members' Q2 spend, and in class 21 of 1,000 shuffles reached the real gap of Rs 880, under Kavya's 0.05. An analyst reruns the test with the gap written as Q2 less Q1, the way a fall is usually shown. What does the cell print, and what should the analyst's note say about the fall?</w:t>
+              <w:t xml:space="preserve">The web team asks whether buyers spent less after the website changed at the start of Q2. Ten invented cards hold the spend of five customers who bought in Q1 and five different customers who bought in Q2, so the test shuffles the quarter labels: shuffle_gaps pools the ten figures, deals five to each quarter at random and records the gap. The first run wrote the gap as Q1 less Q2, Rs 980, and 13 of 1,000 shuffles reached it, so the note called the fall real. An analyst reruns the cell with the gap written as Q2 less Q1, the way a fall is usually shown. What does the cell print, and what should the note say about the fall now?</w:t>
             </w:r>
           </w:p>
           <w:p>
@@ -14565,7 +14628,7 @@
                 <w:sz w:val="20"/>
                 <w:szCs w:val="20"/>
               </w:rPr>
-              <w:t xml:space="preserve">-880 0.021; the note still calls the fall real.</w:t>
+              <w:t xml:space="preserve">-980 0.013; the note still calls the fall real.</w:t>
             </w:r>
           </w:p>
           <w:p>
@@ -14593,7 +14656,7 @@
                 <w:sz w:val="20"/>
                 <w:szCs w:val="20"/>
               </w:rPr>
-              <w:t xml:space="preserve">-880 0.981; the note should now call the fall the wobble.</w:t>
+              <w:t xml:space="preserve">-980 0.992; the note should now call the fall chance.</w:t>
             </w:r>
           </w:p>
           <w:p>
@@ -14621,7 +14684,7 @@
                 <w:sz w:val="20"/>
                 <w:szCs w:val="20"/>
               </w:rPr>
-              <w:t xml:space="preserve">-880 0.021; the note should now call the fall the wobble.</w:t>
+              <w:t xml:space="preserve">-980 0.013; the note should now call the fall chance.</w:t>
             </w:r>
           </w:p>
           <w:p>
@@ -14649,7 +14712,7 @@
                 <w:sz w:val="20"/>
                 <w:szCs w:val="20"/>
               </w:rPr>
-              <w:t xml:space="preserve">-880 0.981; the note still calls the fall real.</w:t>
+              <w:t xml:space="preserve">-980 0.992; the note still calls the fall real.</w:t>
             </w:r>
           </w:p>
         </w:tc>
@@ -14721,7 +14784,7 @@
                 <w:sz w:val="18"/>
                 <w:szCs w:val="18"/>
               </w:rPr>
-              <w:t xml:space="preserve">   Student's 12 orders dealt to Q1 or Q2 by the toss of a coin, 5,000 times: the worlds by the number of orders that landed in Q2.</w:t>
+              <w:t xml:space="preserve">   5,000 worlds in which a coin toss sends each of Student's 12 orders to Q1 or to Q2, as if the quarter made no difference, counted by how many of the 12 landed in Q2.</w:t>
             </w:r>
           </w:p>
           <w:tbl>
@@ -15556,7 +15619,7 @@
                 <w:sz w:val="21"/>
                 <w:szCs w:val="21"/>
               </w:rPr>
-              <w:t xml:space="preserve">Meera agrees to run the Diwali offer as a test, and Marketing will hold back about one customer in ten from whichever group it picks. Which plan lets the next note say whether the discount itself changed what customers spent?</w:t>
+              <w:t xml:space="preserve">Meera agrees to run the Diwali offer as a test: Marketing will hold back about one customer in five from whichever group it picks, keeping them out of the offer so that they can be compared with the rest. Which plan lets the next note say whether the discount itself changed what customers spent?</w:t>
             </w:r>
           </w:p>
           <w:p>
@@ -15584,7 +15647,7 @@
                 <w:sz w:val="20"/>
                 <w:szCs w:val="20"/>
               </w:rPr>
-              <w:t xml:space="preserve">Hold back a random tenth of each segment, and compare the two groups' total revenue over the Diwali weeks.</w:t>
+              <w:t xml:space="preserve">Hold back a random fifth of each segment, and compare the two groups' total revenue over the Diwali weeks.</w:t>
             </w:r>
           </w:p>
           <w:p>
@@ -15612,7 +15675,7 @@
                 <w:sz w:val="20"/>
                 <w:szCs w:val="20"/>
               </w:rPr>
-              <w:t xml:space="preserve">Offer it to all of Retail-Plus, hold back a random tenth of Retail-Core, and compare spend per customer over the Diwali weeks.</w:t>
+              <w:t xml:space="preserve">Offer it to all of Retail-Plus, hold back a random fifth of Retail-Core, and compare spend per customer over the Diwali weeks.</w:t>
             </w:r>
           </w:p>
           <w:p>
@@ -15640,7 +15703,7 @@
                 <w:sz w:val="20"/>
                 <w:szCs w:val="20"/>
               </w:rPr>
-              <w:t xml:space="preserve">Hold back a random tenth of each segment, and compare spend per customer in the two groups over the Diwali weeks.</w:t>
+              <w:t xml:space="preserve">Hold back a random fifth of each segment, and compare spend per customer in the two groups over the Diwali weeks.</w:t>
             </w:r>
           </w:p>
           <w:p>
@@ -15668,7 +15731,7 @@
                 <w:sz w:val="20"/>
                 <w:szCs w:val="20"/>
               </w:rPr>
-              <w:t xml:space="preserve">Offer it to all of Retail-Plus, hold back a random tenth of Retail-Core, and compare total revenue over the Diwali weeks.</w:t>
+              <w:t xml:space="preserve">Offer it to all of Retail-Plus, hold back a random fifth of Retail-Core, and compare total revenue over the Diwali weeks.</w:t>
             </w:r>
           </w:p>
         </w:tc>
@@ -15786,7 +15849,7 @@
                 <w:sz w:val="21"/>
                 <w:szCs w:val="21"/>
               </w:rPr>
-              <w:t xml:space="preserve">In 2010 the economists Carmen Reinhart and Kenneth Rogoff published the average growth of advanced economies in the years their public debt stood above 90 percent of GDP (gross domestic product, the value of everything an economy produces in a year). In 2013 Thomas Herndon, Michael Ash and Robert Pollin rebuilt the figure from the authors' working spreadsheet. The table gives the seven countries in that average as the spreadsheet carried them. It counted one year for New Zealand, 1951, and carried its growth at -7.9 percent where the country's own sheet said -7.6; it left out New Zealand's four earlier years above 90 percent, 1946 to 1949.</w:t>
+              <w:t xml:space="preserve">In 2010 the economists Carmen Reinhart and Kenneth Rogoff published the average growth of advanced economies in the years their public debt stood above 90 percent of GDP (gross domestic product, the value of everything an economy produces in a year). They sorted each country's years into four bands by how high its debt stood, the top band above 90 percent, and averaged growth within each band. In 2013 Thomas Herndon, Michael Ash and Robert Pollin rebuilt the figure from the authors' working spreadsheet. The table gives the seven countries in that average as the spreadsheet carried them. It counted one year for New Zealand, 1951, and carried its growth at -7.9 percent where the country's own sheet said -7.6; it left out New Zealand's four earlier years above 90 percent, 1946 to 1949.</w:t>
             </w:r>
           </w:p>
           <w:p>
@@ -17414,7 +17477,7 @@
                 <w:sz w:val="21"/>
                 <w:szCs w:val="21"/>
               </w:rPr>
-              <w:t xml:space="preserve">NASA's Mars Climate Orbiter was lost on 23 September 1999 as it reached Mars. One team's ground software wrote the thrusters' impulse in pound-force seconds, while the interface specification, and the navigation software that read the file, used newton-seconds, so every firing's effect was understated by a factor of 4.45. Through the spring and summer of 1999, engineers raised concerns about differences between navigation solutions, but only informally. As the spacecraft approached Mars, solutions from Doppler data alone consistently placed it closer to the planet than the other solutions did, and the differences were not resolved (NASA Mishap Investigation Board, 1999). In this week's terms, what should have happened when the solutions disagreed?</w:t>
+              <w:t xml:space="preserve">NASA's Mars Climate Orbiter was lost on 23 September 1999 as it reached Mars. One team's ground software wrote the thrusters' impulse in pound-force seconds, while the interface specification, and the navigation software that read the file, used newton-seconds, so every firing's effect was understated by a factor of 4.45. Through the spring and summer of 1999, engineers raised concerns about differences between navigation solutions, the team's estimates of the spacecraft's path, but only informally. As the spacecraft approached Mars, solutions from Doppler data alone consistently placed it closer to the planet than the other solutions did, and the differences were not resolved (NASA Mishap Investigation Board, 1999). What should the team have done when the solutions disagreed?</w:t>
             </w:r>
           </w:p>
           <w:p>
@@ -26373,7 +26436,7 @@
                 <w:sz w:val="21"/>
                 <w:szCs w:val="21"/>
               </w:rPr>
-              <w:t xml:space="preserve">Revenue per order rose 18 percent between Tuesday's two quarters while orders per customer fell. Meera asks whether the rise is good news. Answer in three sentences she could repeat.</w:t>
+              <w:t xml:space="preserve">On Tuesday's export, revenue per order rose 18 percent from Q1 to Q2 while orders per customer fell. Meera asks whether the rise is good news. Answer in three sentences she could repeat.</w:t>
             </w:r>
           </w:p>
           <w:tbl>
@@ -26514,7 +26577,7 @@
                 <w:sz w:val="21"/>
                 <w:szCs w:val="21"/>
               </w:rPr>
-              <w:t xml:space="preserve">Kavya's test of the Retail-Plus fall swaps each member's own two quarters, where the class's shuffle pooled all the figures and dealt them out again. Why is that the fairer test here? Answer in two sentences.</w:t>
+              <w:t xml:space="preserve">Kavya's test of the Retail-Plus fall flips each member's own two quarters. A label shuffle would pool all 44 figures and deal them out to the two quarters at random. Why is the flip the fairer test for these 22 members? Answer in two sentences.</w:t>
             </w:r>
           </w:p>
           <w:tbl>

--- a/content/W01/SAT/paper/C2_W01_SAT_recap_paper_STUDENT.docx
+++ b/content/W01/SAT/paper/C2_W01_SAT_recap_paper_STUDENT.docx
@@ -3613,7 +3613,7 @@
           <w:sz w:val="21"/>
           <w:szCs w:val="21"/>
         </w:rPr>
-        <w:t xml:space="preserve">Kalpa Retail sells through its app, its website and its stores to four segments of customers: Retail-Core, Student, Business (its corporate buyers) and Retail-Plus, a membership tier whose members pay a fee to belong. Revenue here means booked value, which retail calls GMV (gross merchandise value): every order at the price charged, before cancellations and returns come out. Q1 is April to June and Q2 is July to September, and revenue fell from Q1 to Q2. Marketing wants Rs 12 crore to win new customers. Meera Raghavan, the CEO, needs to know which branch of the revenue tree below fell before she signs, since money spent on a branch that held is money lost: "Is acquisition even the branch that is short?" When a sales figure drops, the team works through the sales-drop investigation ladder, five checks called rungs that are always climbed in the same order.</w:t>
+        <w:t xml:space="preserve">Kalpa Retail sells through its app, its website and its stores to four segments of customers: Retail-Core, Student, Business (its corporate buyers) and Retail-Plus, a membership tier whose members pay a fee to belong. Revenue here means booked value, which retail calls GMV (gross merchandise value): every order at the price charged, before cancellations and returns come out. Q1 is April to June and Q2 is July to September, and revenue fell from Q1 to Q2. Marketing wants Rs 12 crore to win new customers. Meera Raghavan, the CEO, needs to know which branch of the revenue tree below fell before she signs, since Rs 12 crore spent on a branch that held is wasted: "Is acquisition even the branch that is short?" When a sales figure drops, the team works through the sales-drop investigation ladder, five checks called rungs that are always climbed in the same order.</w:t>
       </w:r>
     </w:p>
     <w:tbl>
@@ -11849,7 +11849,7 @@
                 <w:sz w:val="21"/>
                 <w:szCs w:val="21"/>
               </w:rPr>
-              <w:t xml:space="preserve">Meera's inbox holds three messages about the change in revenue from Q1 to Q2. Wednesday's, from Kavya: the reconciliation found Tuesday's Q2 clean at Rs 1,87,00,000, and found that 14 of Q1's rows in Tuesday's file were copies of other Q1 orders, worth Rs 20,00,000 together. Tuesday's note: the two closed quarters in Tuesday's file, each complete at 13 weeks, Rs 2,10,00,000 and Rs 1,87,00,000, down 11.0 percent. Tuesday's first dashboard tile, built from an extract taken on 15 September, when Q2 had run 11 of its 13 weeks: that part of Q2, Rs 1,55,59,950, against all of Q1, Rs 2,10,00,000, down 25.9 percent.</w:t>
+              <w:t xml:space="preserve">Meera's inbox holds three messages about the change in revenue from Q1 to Q2. Kavya's, sent on Wednesday, says the reconciliation found Tuesday's Q2 clean at Rs 1,87,00,000, and found that 14 of Q1's rows in Tuesday's file were copies of other Q1 orders, worth Rs 20,00,000 together. Tuesday's note compared the two closed quarters in Tuesday's file, each complete at 13 weeks: Rs 2,10,00,000 against Rs 1,87,00,000, down 11.0 percent. Tuesday's first dashboard tile was built from an extract taken on 15 September, when Q2 had run 11 of its 13 weeks, and it set that part of Q2, Rs 1,55,59,950, against all of Q1, Rs 2,10,00,000, down 25.9 percent.</w:t>
             </w:r>
           </w:p>
           <w:p>

--- a/content/W01/SAT/paper/C2_W01_SAT_recap_paper_STUDENT.docx
+++ b/content/W01/SAT/paper/C2_W01_SAT_recap_paper_STUDENT.docx
@@ -12805,7 +12805,7 @@
           <w:sz w:val="21"/>
           <w:szCs w:val="21"/>
         </w:rPr>
-        <w:t xml:space="preserve">Meera has set the growth review for Monday and sent three questions. "One: Retail-Plus is down. Real, or the wobble we see every quarter? Two: Student is up 40 percent; should I move budget there? Three: Marketing says the monsoon sale lifted revenue 6 percent and wants to repeat it at Diwali." Her constraint: "One page, two minutes." The page decides three spends at the review: a retention offer for Retail-Plus, budget for Student and a second run of the sale.</w:t>
+        <w:t xml:space="preserve">Meera has set the growth review for Monday and sent the team three questions: whether the Retail-Plus fall is real or the wobble she sees every quarter, whether to move budget to Student, which is up 40 percent, and whether the monsoon sale worked, since Marketing says it lifted revenue 6 percent and wants to run it again at Diwali. She wants the answers on "one page, two minutes", and the page decides three spends at the review: a retention offer for Retail-Plus, budget for Student and a second run of the sale.</w:t>
       </w:r>
     </w:p>
     <w:tbl>

--- a/content/W01/SAT/paper/C2_W01_SAT_recap_paper_STUDENT.docx
+++ b/content/W01/SAT/paper/C2_W01_SAT_recap_paper_STUDENT.docx
@@ -3688,7 +3688,7 @@
             <w:r>
               <w:drawing>
                 <wp:inline distT="0" distB="0" distL="0" distR="0">
-                  <wp:extent cx="3619500" cy="5476875"/>
+                  <wp:extent cx="5905500" cy="1333500"/>
                   <wp:effectExtent t="0" r="0" b="0" l="0"/>
                   <wp:docPr id="1" name="" descr="" title=""/>
                   <wp:cNvGraphicFramePr>
@@ -3713,7 +3713,7 @@
                         <pic:spPr bwMode="auto">
                           <a:xfrm>
                             <a:off x="0" y="0"/>
-                            <a:ext cx="3619500" cy="5476875"/>
+                            <a:ext cx="5905500" cy="1333500"/>
                           </a:xfrm>
                           <a:prstGeom prst="rect">
                             <a:avLst/>

--- a/content/W01/SAT/paper/C2_W01_SAT_recap_paper_STUDENT.docx
+++ b/content/W01/SAT/paper/C2_W01_SAT_recap_paper_STUDENT.docx
@@ -68,7 +68,7 @@
           <w:sz w:val="21"/>
           <w:szCs w:val="21"/>
         </w:rPr>
-        <w:t xml:space="preserve">This week Meera Raghavan, Kalpa Retail's CEO, asked whether the Rs 12 crore Marketing wants for winning new customers goes to the part of revenue that fell; Anand Iyer, the finance controller, disputed the Q1 figure on the team's dashboard; and Meera now has to decide what Monday's growth review hears about Retail-Plus, Student and the monsoon sale. Parts 1 to 3 put those decisions to you again, with no notes, and Parts 4 and 5 set the same mistakes in public cases and at a food-delivery company, where interviewers test them. The room's score in each part, set beside the rating you give it in step one, decides where Monday's revision starts. A wrong answer tells Monday more than a blank does, so answer every item.</w:t>
+        <w:t xml:space="preserve">This week Meera Raghavan, Kalpa Retail's CEO, asked whether the Rs 12 crore Marketing wants for winning new customers goes to the part of revenue that fell; Anand Iyer, the finance controller, disputed the Q1 figure on the team's dashboard; and Meera now has to decide what Monday's growth review hears about Retail-Plus, Student and the monsoon sale. Parts 1 to 3 put those decisions to you again, with no notes, and Parts 4 and 5 set the same mistakes in public cases and at a food-delivery company, where interviewers test them. The room's score in each part, set beside the rating you give it in step one, decides where Monday's revision starts. A wrong answer tells Monday more than a blank does.</w:t>
       </w:r>
     </w:p>
     <w:p>
@@ -629,7 +629,7 @@
                 <w:sz w:val="18"/>
                 <w:szCs w:val="18"/>
               </w:rPr>
-              <w:t xml:space="preserve">Parts 1 to 3 are set inside Kalpa Retail, where you work as a trainee engineer in the data and AI team of its Global Capability Centre, the in-house centre that builds Kalpa's data and AI systems. Meera Raghavan is Kalpa Retail's CEO, Anand Iyer its finance controller and Kavya Nair the senior analyst on your team; Marketing and Finance appear as departments. Part 4 draws on public cases, each with its source named beside it, and Part 5 imagines a food-delivery company, its offer and its support agent, all illustrative. Every number an item needs is on the page.</w:t>
+              <w:t xml:space="preserve">Parts 1 to 3 are set inside Kalpa Retail, where you work as a trainee engineer in the data and AI team of its Global Capability Centre, the in-house centre that builds Kalpa's data and AI systems. Meera Raghavan is Kalpa Retail's CEO, Anand Iyer its finance controller and Kavya Nair the senior analyst on your team. Part 4 draws on four public cases, and Part 5 imagines a food-delivery company, its offer and its support agent, all illustrative. Every number an item needs is on the page.</w:t>
             </w:r>
           </w:p>
         </w:tc>
@@ -2269,7 +2269,7 @@
                 <w:sz w:val="18"/>
                 <w:szCs w:val="18"/>
               </w:rPr>
-              <w:t xml:space="preserve">Which check would have caught the misleading number in five public cases?</w:t>
+              <w:t xml:space="preserve">What should a team check before it acts on a surprising number, in four public cases?</w:t>
             </w:r>
           </w:p>
         </w:tc>
@@ -2341,7 +2341,7 @@
                 <w:sz w:val="18"/>
                 <w:szCs w:val="18"/>
               </w:rPr>
-              <w:t xml:space="preserve">whether you can spot the week's mistakes in public cases and name the check for each</w:t>
+              <w:t xml:space="preserve">whether you can spot the week's mistakes in public cases and say what to check first in each</w:t>
             </w:r>
           </w:p>
         </w:tc>
@@ -3613,7 +3613,7 @@
           <w:sz w:val="21"/>
           <w:szCs w:val="21"/>
         </w:rPr>
-        <w:t xml:space="preserve">Kalpa Retail sells through its app, its website and its stores to four segments of customers: Retail-Core, Student, Business (its corporate buyers) and Retail-Plus, a membership tier whose members pay a fee to belong. Revenue here means booked value, which retail calls GMV (gross merchandise value): every order at the price charged, before cancellations and returns come out. Q1 is April to June and Q2 is July to September, and revenue fell from Q1 to Q2. Marketing wants Rs 12 crore to win new customers. Meera Raghavan, the CEO, needs to know which branch of the revenue tree below fell before she signs, since Rs 12 crore spent on a branch that held is wasted: "Is acquisition even the branch that is short?" When a sales figure drops, the team works through the sales-drop investigation ladder, five checks called rungs that are always climbed in the same order.</w:t>
+        <w:t xml:space="preserve">Kalpa Retail sells through its app, its website and its stores to four segments of customers: Retail-Core, Student, Business (its corporate buyers) and Retail-Plus, a membership tier whose members pay a fee to belong. Revenue here means booked value, which retail calls GMV (gross merchandise value): every order at the price charged, before cancellations and returns come out. Q1 is April to June and Q2 is July to September, and revenue fell from Q1 to Q2. Marketing wants Rs 12 crore to win new customers. Meera needs to know which branch of the revenue tree below fell before she signs, since Rs 12 crore spent on a branch that held is wasted: "Is acquisition even the branch that is short?" When a sales figure drops, the team works through the sales-drop investigation ladder, five checks called rungs that are always climbed in the same order.</w:t>
       </w:r>
     </w:p>
     <w:tbl>
@@ -5791,7 +5791,7 @@
                 <w:sz w:val="18"/>
                 <w:szCs w:val="18"/>
               </w:rPr>
-              <w:t xml:space="preserve">   Tuesday's export counted by segment and quarter, and the analyst's cell, in which ORDERS holds the export's 200 rows.</w:t>
+              <w:t xml:space="preserve">   Tuesday's export, a file of Kalpa's orders copied out of its order system, counted by segment and quarter, and the analyst's cell, in which ORDERS holds the export's 200 rows.</w:t>
             </w:r>
           </w:p>
           <w:tbl>
@@ -8035,7 +8035,7 @@
           <w:sz w:val="21"/>
           <w:szCs w:val="21"/>
         </w:rPr>
-        <w:t xml:space="preserve">Kalpa's dashboard reads an ERP export: a copy of the orders taken out of the enterprise resource planning system that Finance books orders in. Anand Iyer, the finance controller, signs Finance's books, and both his figure and the dashboard's count booked value. Anand replied to all on Tuesday's finding: "Your dashboard says Q1 was Rs 2.1 crore. Our books say 1.9. Until your numbers match ours, Finance will not act on a drop measured from an ERP export." Meera needs the right Q1 as well, since the fall she asked about is measured from it. The ERP team adds that Wednesday's export, orders.csv, was stitched together from two extracts and holds 201 rows. Profiling a field means counting how many of its values are present, missing and malformed.</w:t>
+        <w:t xml:space="preserve">Kalpa's dashboard reads an ERP export: a copy of the orders taken out of the enterprise resource planning system that Finance books orders in. Anand signs Finance's books, and both his figure and the dashboard's count booked value. Anand replied to all on Tuesday's finding: "Your dashboard says Q1 was Rs 2.1 crore. Our books say 1.9. Until your numbers match ours, Finance will not act on a drop measured from an ERP export." Meera needs the right Q1 as well, since the fall she asked about is measured from it. The ERP team adds that Wednesday's export, orders.csv, was stitched together from two extracts and holds 201 rows. Profiling a field means counting how many of its values are present, missing and malformed. A value that fails a check is a defect, and each defect is dropped, set to a default value or flagged for a person to decide.</w:t>
       </w:r>
     </w:p>
     <w:tbl>
@@ -8112,7 +8112,7 @@
                 <wp:inline distT="0" distB="0" distL="0" distR="0">
                   <wp:extent cx="5905500" cy="895350"/>
                   <wp:effectExtent t="0" r="0" b="0" l="0"/>
-                  <wp:docPr id="1" name="" descr="" title=""/>
+                  <wp:docPr id="2" name="" descr="" title=""/>
                   <wp:cNvGraphicFramePr>
                     <a:graphicFrameLocks xmlns:a="http://schemas.openxmlformats.org/drawingml/2006/main" noChangeAspect="1"/>
                   </wp:cNvGraphicFramePr>
@@ -9021,7 +9021,7 @@
                 <w:sz w:val="20"/>
                 <w:szCs w:val="20"/>
               </w:rPr>
-              <w:t xml:space="preserve">2 + 0 = 2 []; a rupee total against Anand's books shows it, where the printed line cannot.</w:t>
+              <w:t xml:space="preserve">2 + 0 = 2 []; a rupee total against Anand's books would show it.</w:t>
             </w:r>
           </w:p>
           <w:p>
@@ -9049,7 +9049,7 @@
                 <w:sz w:val="20"/>
                 <w:szCs w:val="20"/>
               </w:rPr>
-              <w:t xml:space="preserve">2 + 1 = 2 ['KR-02063']; the printed line shows it, since clean plus rejected must equal the input.</w:t>
+              <w:t xml:space="preserve">2 + 1 = 2 ['KR-02063']; a row count against Anand's books would show it.</w:t>
             </w:r>
           </w:p>
           <w:p>
@@ -9077,7 +9077,7 @@
                 <w:sz w:val="20"/>
                 <w:szCs w:val="20"/>
               </w:rPr>
-              <w:t xml:space="preserve">2 + 0 = 2 []; the printed line shows it, since clean plus rejected must equal the input.</w:t>
+              <w:t xml:space="preserve">2 + 0 = 2 []; a row count against Anand's books would show it.</w:t>
             </w:r>
           </w:p>
           <w:p>
@@ -9105,7 +9105,7 @@
                 <w:sz w:val="20"/>
                 <w:szCs w:val="20"/>
               </w:rPr>
-              <w:t xml:space="preserve">2 + 1 = 2 ['KR-02063']; a rupee total against Anand's books shows it, where the printed line cannot.</w:t>
+              <w:t xml:space="preserve">2 + 1 = 2 ['KR-02063']; a rupee total against Anand's books would show it.</w:t>
             </w:r>
           </w:p>
         </w:tc>
@@ -11451,7 +11451,7 @@
                 <w:sz w:val="18"/>
                 <w:szCs w:val="18"/>
               </w:rPr>
-              <w:t xml:space="preserve">  ·  Apply the duplicate rules</w:t>
+              <w:t xml:space="preserve">  ·  Count each order once</w:t>
             </w:r>
             <w:r>
               <w:rPr>
@@ -11477,7 +11477,7 @@
                 <w:sz w:val="21"/>
                 <w:szCs w:val="21"/>
               </w:rPr>
-              <w:t xml:space="preserve">Kalpa's order system gives each order one order_id, and Anand's books hold each order once, at the amount it was booked for. How much revenue do these seven rows hold for each quarter once each order is counted once? Give Q1 and Q2 in rupees.</w:t>
+              <w:t xml:space="preserve">Kalpa's order system gives each order one order_id, and Anand's books hold each order once, at the amount it was booked for. Where two copies of an order differ, the team keeps the copy whose amount reads as a number, and otherwise the first. How much revenue do these seven rows hold for each quarter once each order is counted once? Give Q1 and Q2 in rupees.</w:t>
             </w:r>
           </w:p>
           <w:p>
@@ -11891,7 +11891,7 @@
                 <wp:inline distT="0" distB="0" distL="0" distR="0">
                   <wp:extent cx="5905500" cy="2771775"/>
                   <wp:effectExtent t="0" r="0" b="0" l="0"/>
-                  <wp:docPr id="1" name="" descr="" title=""/>
+                  <wp:docPr id="3" name="" descr="" title=""/>
                   <wp:cNvGraphicFramePr>
                     <a:graphicFrameLocks xmlns:a="http://schemas.openxmlformats.org/drawingml/2006/main" noChangeAspect="1"/>
                   </wp:cNvGraphicFramePr>
@@ -12868,7 +12868,7 @@
                 <w:sz w:val="18"/>
                 <w:szCs w:val="18"/>
               </w:rPr>
-              <w:t xml:space="preserve">   Kavya's test of the Retail-Plus fall, on each member's delivered spend: the rupees of the member's delivered orders in the quarter. If the quarter made no difference to what a member spent, each member's two figures could have come in either order, so each of 5,000 flips tosses a coin for each of the 22 members, and heads swaps that member's Q1 and Q2 spend. The gap is the members' average Q1 spend less their average Q2 spend, rounded to the rupee, so a fall is a positive gap; the real gap is Rs 1,110. The share of flips whose gap is at least as large as the real one is the test's p-value.</w:t>
+              <w:t xml:space="preserve">   Kavya's test of the Retail-Plus fall, on each member's delivered spend: the rupees of the member's delivered orders in the quarter. If the quarter made no difference to what a member spent, each member's two figures could have come in either order, so each of 5,000 flips tosses a coin for each of the 22 members, and heads swaps that member's Q1 and Q2 spend. The gap is the members' average Q1 spend less their average Q2 spend, rounded to the rupee, so a fall is a positive gap; the real gap is Rs 1,110. The test's p-value is the share of flips whose gap is at least as extreme as the real one.</w:t>
             </w:r>
           </w:p>
           <w:p>
@@ -12882,7 +12882,7 @@
                 <wp:inline distT="0" distB="0" distL="0" distR="0">
                   <wp:extent cx="5905500" cy="2771775"/>
                   <wp:effectExtent t="0" r="0" b="0" l="0"/>
-                  <wp:docPr id="1" name="" descr="" title=""/>
+                  <wp:docPr id="4" name="" descr="" title=""/>
                   <wp:cNvGraphicFramePr>
                     <a:graphicFrameLocks xmlns:a="http://schemas.openxmlformats.org/drawingml/2006/main" noChangeAspect="1"/>
                   </wp:cNvGraphicFramePr>
@@ -13531,7 +13531,7 @@
                 <w:sz w:val="21"/>
                 <w:szCs w:val="21"/>
               </w:rPr>
-              <w:t xml:space="preserve">Meera sent her question about Retail-Plus after Q2's figures had shown the fall. The team reads a fall as more than chance when fewer than 5 in 100 flips reach it. Which line answers her?</w:t>
+              <w:t xml:space="preserve">Meera sent her question about Retail-Plus after Q2's figures had shown the fall. The team's line for calling a fall more than chance is a p-value under 5 in 100. Which line answers her?</w:t>
             </w:r>
           </w:p>
           <w:p>
@@ -14600,7 +14600,7 @@
                 <w:sz w:val="21"/>
                 <w:szCs w:val="21"/>
               </w:rPr>
-              <w:t xml:space="preserve">The web team asks whether buyers spent less after the website changed at the start of Q2. Ten invented cards hold the spend of five customers who bought in Q1 and five different customers who bought in Q2, so the test shuffles the quarter labels: shuffle_gaps pools the ten figures, deals five to each quarter at random and records the gap. The first run wrote the gap as Q1 less Q2, Rs 980, and 13 of 1,000 shuffles reached it, so the note called the fall real. An analyst reruns the cell with the gap written as Q2 less Q1, the way a fall is usually shown. What does the cell print, and what should the note say about the fall now?</w:t>
+              <w:t xml:space="preserve">The web team asks whether buyers spent less after the website changed at the start of Q2. Ten invented cards hold the spend of five customers who bought in Q1 and five different customers who bought in Q2, so the test shuffles the quarter labels: shuffle_gaps pools the ten figures, deals five to each quarter at random and records the gap. The first run wrote the gap as Q1 less Q2, Rs 980: 13 of 1,000 shuffles reached it and 29 made a gap that large either way, so the note called the fall real. An analyst reruns the cell with the gap written as Q2 less Q1, the way a fall is usually shown. What does the cell print, and what should the note say about the fall now?</w:t>
             </w:r>
           </w:p>
           <w:p>
@@ -14684,7 +14684,7 @@
                 <w:sz w:val="20"/>
                 <w:szCs w:val="20"/>
               </w:rPr>
-              <w:t xml:space="preserve">-980 0.013; the note should now call the fall chance.</w:t>
+              <w:t xml:space="preserve">-980 0.013; the note should now call the fall borderline.</w:t>
             </w:r>
           </w:p>
           <w:p>
@@ -15428,7 +15428,7 @@
                 <w:sz w:val="20"/>
                 <w:szCs w:val="20"/>
               </w:rPr>
-              <w:t xml:space="preserve">Up 40 percent on 12 orders from 2 customers, a rise chance makes in 951 of 5,000 worlds: noise, so Student comes out of the budget talk altogether.</w:t>
+              <w:t xml:space="preserve">Up 40 percent on 12 orders from 2 customers, a rise chance makes in 951 of 5,000 worlds: chance explains it, so Student comes out of the budget talk altogether.</w:t>
             </w:r>
           </w:p>
           <w:p>
@@ -15456,7 +15456,7 @@
                 <w:sz w:val="20"/>
                 <w:szCs w:val="20"/>
               </w:rPr>
-              <w:t xml:space="preserve">Up 40 percent on 12 orders from 2 customers, a rise chance makes in 1,985 of 5,000 worlds: a lead, so no budget moves until more customers buy.</w:t>
+              <w:t xml:space="preserve">Up 40 percent on 12 orders from 2 customers, a rise chance makes in 1,985 of 5,000 worlds: too few customers to tell, so no budget moves until more customers buy.</w:t>
             </w:r>
           </w:p>
           <w:p>
@@ -15484,7 +15484,7 @@
                 <w:sz w:val="20"/>
                 <w:szCs w:val="20"/>
               </w:rPr>
-              <w:t xml:space="preserve">Up 40 percent on 12 orders from 2 customers, a rise chance makes in 1,985 of 5,000 worlds: noise, so Student comes out of the budget talk altogether.</w:t>
+              <w:t xml:space="preserve">Up 40 percent on 12 orders from 2 customers, a rise chance makes in 1,985 of 5,000 worlds: chance explains it, so Student comes out of the budget talk altogether.</w:t>
             </w:r>
           </w:p>
           <w:p>
@@ -15512,7 +15512,7 @@
                 <w:sz w:val="20"/>
                 <w:szCs w:val="20"/>
               </w:rPr>
-              <w:t xml:space="preserve">Up 40 percent on 12 orders from 2 customers, a rise chance makes in 951 of 5,000 worlds: a lead, so no budget moves until more customers buy.</w:t>
+              <w:t xml:space="preserve">Up 40 percent on 12 orders from 2 customers, a rise chance makes in 951 of 5,000 worlds: too few customers to tell, so no budget moves until more customers buy.</w:t>
             </w:r>
           </w:p>
         </w:tc>
@@ -15752,7 +15752,7 @@
           <w:sz w:val="30"/>
           <w:szCs w:val="30"/>
         </w:rPr>
-        <w:t xml:space="preserve">Part 4. Which check would have caught the misleading number in five public cases?</w:t>
+        <w:t xml:space="preserve">Part 4. What should a team check before it acts on a surprising number, in four public cases?</w:t>
       </w:r>
     </w:p>
     <w:p>
@@ -15767,7 +15767,7 @@
           <w:sz w:val="19"/>
           <w:szCs w:val="19"/>
         </w:rPr>
-        <w:t xml:space="preserve">5 items, Q22 to Q26, about 14 minutes. What it shows: whether you can spot the week's mistakes in public cases and name the check for each.</w:t>
+        <w:t xml:space="preserve">5 items, Q22 to Q26, about 14 minutes. What it shows: whether you can spot the week's mistakes in public cases and say what to check first in each.</w:t>
       </w:r>
     </w:p>
     <w:p>
@@ -15782,7 +15782,7 @@
           <w:sz w:val="21"/>
           <w:szCs w:val="21"/>
         </w:rPr>
-        <w:t xml:space="preserve">Kavya runs a reading group for the team's trainees on Friday afternoons: each week one public case in which a number misled capable people, or nearly did, with its source on the table. In each case the people about to act on the number needed a check first, and each item asks for that check or for the first move. Every case is on the public record, and its source is named beside it.</w:t>
+        <w:t xml:space="preserve">Kavya runs a reading group for the team's trainees on Friday afternoons, one public case a week in which a surprising number misled capable people or nearly did. She opens every session with the same line: "Before a number of yours reaches Meera or Anand, tell me which check it has passed." In each of the four cases below, a team had a number in hand and a decision riding on it: whether to publish a finding about debt, how to steer a spacecraft, which search terms to trust as a flu signal, and whether to ship a change to search ads.</w:t>
       </w:r>
     </w:p>
     <w:tbl>
@@ -17258,7 +17258,7 @@
                 <w:sz w:val="21"/>
                 <w:szCs w:val="21"/>
               </w:rPr>
-              <w:t xml:space="preserve">The working spreadsheet held its 20 countries in rows 30 to 49, but the formula for each average covered rows 30 to 44, which left out Australia, Austria, Belgium, Canada and Denmark; the authors accepted the error when it was found. Which check, run before publication, would have caught it?</w:t>
+              <w:t xml:space="preserve">The working spreadsheet held its 20 countries in rows 30 to 49, but the formula for each average covered rows 30 to 44, which left out Australia, Austria, Belgium, Canada and Denmark; the authors accepted the error when it was found. Only 10 of the 20 countries ever had a year with debt above 90 percent. Which check, run before publication, would have caught it?</w:t>
             </w:r>
           </w:p>
           <w:p>
@@ -17477,7 +17477,7 @@
                 <w:sz w:val="21"/>
                 <w:szCs w:val="21"/>
               </w:rPr>
-              <w:t xml:space="preserve">NASA's Mars Climate Orbiter was lost on 23 September 1999 as it reached Mars. One team's ground software wrote the thrusters' impulse in pound-force seconds, while the interface specification, and the navigation software that read the file, used newton-seconds, so every firing's effect was understated by a factor of 4.45. Through the spring and summer of 1999, engineers raised concerns about differences between navigation solutions, the team's estimates of the spacecraft's path, but only informally. As the spacecraft approached Mars, solutions from Doppler data alone consistently placed it closer to the planet than the other solutions did, and the differences were not resolved (NASA Mishap Investigation Board, 1999). What should the team have done when the solutions disagreed?</w:t>
+              <w:t xml:space="preserve">NASA's Mars Climate Orbiter was lost on 23 September 1999 as it reached Mars. One team's ground software wrote the thrusters' impulse in pound-force seconds, while the interface specification, and the navigation software that read the file, used newton-seconds, so every firing's effect was understated by a factor of 4.45. Through the spring and summer of 1999, engineers raised concerns about differences between navigation solutions, the team's estimates of the spacecraft's path. As the spacecraft approached Mars, solutions from Doppler data alone consistently placed it closer to the planet than the other solutions did (NASA Mishap Investigation Board, 1999). What should the team have done when the solutions disagreed?</w:t>
             </w:r>
           </w:p>
           <w:p>
@@ -18106,7 +18106,7 @@
           <w:sz w:val="21"/>
           <w:szCs w:val="21"/>
         </w:rPr>
-        <w:t xml:space="preserve">Suppose you join the data and AI team of a food-delivery company. The company, its customers, its agent, its logs and every number in this part are illustrative. Members pay a monthly fee for the company's membership, and everyone else is a regular customer. The support team runs an AI agent: for each customer conversation a large language model reads the message, may ask for a tool (an order's status, a refund within a limit, a hand-off to a person) and writes the reply. Every model call is billed and writes one row to a log table. The head of customer support owns two numbers, the cost per conversation and the share of conversations the agent resolves without a person, and sets the agent's budget and limits by them. The marketing lead needs to know what an offer did before sending it again.</w:t>
+        <w:t xml:space="preserve">Suppose you join the data and AI team of a food-delivery company. The company, its customers, its agent, its logs and every number in this part are illustrative. Members pay a monthly fee for the company's membership, and everyone else is a regular customer. The support team runs an AI agent: for each customer conversation a large language model reads the message, may ask for a tool (an order's status, a refund within a limit, a hand-off to a person) and writes the reply. Every model call is billed and writes one row to a log table. The head of customer support owns two numbers, the cost per conversation and the share of conversations the agent resolves without a person, and sets the agent's budget and limits by them: "I sign the agent's budget on these two numbers, so I need to know they are right." The marketing lead needs to know what an offer did before sending it again.</w:t>
       </w:r>
     </w:p>
     <w:tbl>
@@ -18201,7 +18201,7 @@
                 <w:sz w:val="18"/>
                 <w:szCs w:val="18"/>
               </w:rPr>
-              <w:t xml:space="preserve">   Spend per customer last month, by tier and offer; on the chart M is members and R regular customers. Illustrative.</w:t>
+              <w:t xml:space="preserve">   Spend per customer last month, by tier and offer; on the chart M is members and R regular customers.</w:t>
             </w:r>
           </w:p>
           <w:p>
@@ -18215,7 +18215,7 @@
                 <wp:inline distT="0" distB="0" distL="0" distR="0">
                   <wp:extent cx="5905500" cy="2771775"/>
                   <wp:effectExtent t="0" r="0" b="0" l="0"/>
-                  <wp:docPr id="1" name="" descr="" title=""/>
+                  <wp:docPr id="5" name="" descr="" title=""/>
                   <wp:cNvGraphicFramePr>
                     <a:graphicFrameLocks xmlns:a="http://schemas.openxmlformats.org/drawingml/2006/main" noChangeAspect="1"/>
                   </wp:cNvGraphicFramePr>
@@ -19118,7 +19118,7 @@
                 <w:sz w:val="21"/>
                 <w:szCs w:val="21"/>
               </w:rPr>
-              <w:t xml:space="preserve">On these figures, how much more or less did the 500 customers who got the offer spend last month than the same customers would have spent without it? Give it in rupees.</w:t>
+              <w:t xml:space="preserve">On these figures, how much more or less did the 500 customers who got the offer spend last month, all 500 together, than the same customers would have spent without it? Give the total in rupees.</w:t>
             </w:r>
           </w:p>
         </w:tc>
@@ -19409,7 +19409,7 @@
                 <w:sz w:val="18"/>
                 <w:szCs w:val="18"/>
               </w:rPr>
-              <w:t xml:space="preserve">   One conversation, and the agent's order-status tool as first written. Illustrative.</w:t>
+              <w:t xml:space="preserve">   One conversation, and the agent's order-status tool as first written.</w:t>
             </w:r>
           </w:p>
           <w:p>
@@ -19423,7 +19423,7 @@
                 <wp:inline distT="0" distB="0" distL="0" distR="0">
                   <wp:extent cx="5905500" cy="590550"/>
                   <wp:effectExtent t="0" r="0" b="0" l="0"/>
-                  <wp:docPr id="1" name="" descr="" title=""/>
+                  <wp:docPr id="6" name="" descr="" title=""/>
                   <wp:cNvGraphicFramePr>
                     <a:graphicFrameLocks xmlns:a="http://schemas.openxmlformats.org/drawingml/2006/main" noChangeAspect="1"/>
                   </wp:cNvGraphicFramePr>
@@ -19898,7 +19898,7 @@
                 <w:sz w:val="18"/>
                 <w:szCs w:val="18"/>
               </w:rPr>
-              <w:t xml:space="preserve">   The agent's loop as first written, and three customers on one server. Illustrative.</w:t>
+              <w:t xml:space="preserve">   The agent's loop as first written, and three customers on one server.</w:t>
             </w:r>
           </w:p>
           <w:p>
@@ -20340,7 +20340,7 @@
                 <w:sz w:val="18"/>
                 <w:szCs w:val="18"/>
               </w:rPr>
-              <w:t xml:space="preserve">   Cost per conversation in one shift. Every model call costs Rs 0.40. Illustrative.</w:t>
+              <w:t xml:space="preserve">   Cost per conversation in one shift, where every model call costs Rs 0.40.</w:t>
             </w:r>
           </w:p>
           <w:tbl>
@@ -21505,7 +21505,7 @@
                 <w:sz w:val="18"/>
                 <w:szCs w:val="18"/>
               </w:rPr>
-              <w:t xml:space="preserve">   The support head asks which tools failed at least 30 times in the week of 21 to 27 September; a call failed when its status is anything but ok, and called_on is a date, with no time of day. The log's calls by tool, status and week, and the analyst's query. Illustrative.</w:t>
+              <w:t xml:space="preserve">   The support head asks which tools failed at least 30 times in the week of 21 to 27 September; a call failed when its status is anything but ok, and called_on is a date, with no time of day. The log's calls by tool, status and week, and the analyst's query.</w:t>
             </w:r>
           </w:p>
           <w:tbl>
@@ -23380,7 +23380,7 @@
                 <w:sz w:val="18"/>
                 <w:szCs w:val="18"/>
               </w:rPr>
-              <w:t xml:space="preserve">   Eight calls from the same log, illustrative. latency_ms is empty, NULL, when a call timed out; tool is NULL when the model replied without calling one.</w:t>
+              <w:t xml:space="preserve">   Eight calls from the same log. latency_ms is empty, NULL, when a call timed out; tool is NULL when the model replied without calling one.</w:t>
             </w:r>
           </w:p>
           <w:tbl>
@@ -28222,7 +28222,7 @@
                 <w:sz w:val="16"/>
                 <w:szCs w:val="16"/>
               </w:rPr>
-              <w:t xml:space="preserve">Part 4. Which check would have caught the misleading number in five public cases?</w:t>
+              <w:t xml:space="preserve">Part 4. What should a team check before it acts on a surprising number, in four public cases?</w:t>
             </w:r>
           </w:p>
         </w:tc>
@@ -36714,8 +36714,8 @@
       </w:tr>
     </w:tbl>
     <w:sectPr>
-      <w:headerReference w:type="default" r:id="rId7"/>
-      <w:footerReference w:type="default" r:id="rId8"/>
+      <w:headerReference w:type="default" r:id="rId6"/>
+      <w:footerReference w:type="default" r:id="rId7"/>
       <w:pgSz w:w="11906" w:h="16838" w:orient="portrait"/>
       <w:pgMar w:top="900" w:right="1053" w:bottom="900" w:left="1053" w:header="500" w:footer="500" w:gutter="0"/>
       <w:pgNumType/>
@@ -36723,10 +36723,6 @@
     </w:sectPr>
   </w:body>
 </w:document>
-</file>
-
-<file path=word/comments.xml><?xml version="1.0" encoding="utf-8"?>
-<w:comments xmlns:cx="http://schemas.microsoft.com/office/drawing/2014/chartex" xmlns:cx1="http://schemas.microsoft.com/office/drawing/2015/9/8/chartex" xmlns:cx2="http://schemas.microsoft.com/office/drawing/2015/10/21/chartex" xmlns:cx3="http://schemas.microsoft.com/office/drawing/2016/5/9/chartex" xmlns:cx4="http://schemas.microsoft.com/office/drawing/2016/5/10/chartex" xmlns:cx5="http://schemas.microsoft.com/office/drawing/2016/5/11/chartex" xmlns:cx6="http://schemas.microsoft.com/office/drawing/2016/5/12/chartex" xmlns:cx7="http://schemas.microsoft.com/office/drawing/2016/5/13/chartex" xmlns:cx8="http://schemas.microsoft.com/office/drawing/2016/5/14/chartex" xmlns:mc="http://schemas.openxmlformats.org/markup-compatibility/2006" xmlns:aink="http://schemas.microsoft.com/office/drawing/2016/ink" xmlns:am3d="http://schemas.microsoft.com/office/drawing/2017/model3d" xmlns:o="urn:schemas-microsoft-com:office:office" xmlns:r="http://schemas.openxmlformats.org/officeDocument/2006/relationships" xmlns:m="http://schemas.openxmlformats.org/officeDocument/2006/math" xmlns:v="urn:schemas-microsoft-com:vml" xmlns:wp14="http://schemas.microsoft.com/office/word/2010/wordprocessingDrawing" xmlns:wp="http://schemas.openxmlformats.org/drawingml/2006/wordprocessingDrawing" xmlns:w10="urn:schemas-microsoft-com:office:word" xmlns:w="http://schemas.openxmlformats.org/wordprocessingml/2006/main" xmlns:w14="http://schemas.microsoft.com/office/word/2010/wordml" xmlns:w15="http://schemas.microsoft.com/office/word/2012/wordml" xmlns:w16cex="http://schemas.microsoft.com/office/word/2018/wordml/cex" xmlns:w16cid="http://schemas.microsoft.com/office/word/2016/wordml/cid" xmlns:w16="http://schemas.microsoft.com/office/word/2018/wordml" xmlns:w16sdtdh="http://schemas.microsoft.com/office/word/2020/wordml/sdtdatahash" xmlns:w16se="http://schemas.microsoft.com/office/word/2015/wordml/symex" xmlns:wpg="http://schemas.microsoft.com/office/word/2010/wordprocessingGroup" xmlns:wpi="http://schemas.microsoft.com/office/word/2010/wordprocessingInk" xmlns:wne="http://schemas.microsoft.com/office/word/2006/wordml" xmlns:wps="http://schemas.microsoft.com/office/word/2010/wordprocessingShape"/>
 </file>
 
 <file path=word/endnotes.xml><?xml version="1.0" encoding="utf-8"?>
@@ -36881,7 +36877,7 @@
 <w:numbering xmlns:wpc="http://schemas.microsoft.com/office/word/2010/wordprocessingCanvas" xmlns:mc="http://schemas.openxmlformats.org/markup-compatibility/2006" xmlns:o="urn:schemas-microsoft-com:office:office" xmlns:r="http://schemas.openxmlformats.org/officeDocument/2006/relationships" xmlns:m="http://schemas.openxmlformats.org/officeDocument/2006/math" xmlns:v="urn:schemas-microsoft-com:vml" xmlns:wp14="http://schemas.microsoft.com/office/word/2010/wordprocessingDrawing" xmlns:wp="http://schemas.openxmlformats.org/drawingml/2006/wordprocessingDrawing" xmlns:w10="urn:schemas-microsoft-com:office:word" xmlns:w="http://schemas.openxmlformats.org/wordprocessingml/2006/main" xmlns:w14="http://schemas.microsoft.com/office/word/2010/wordml" xmlns:w15="http://schemas.microsoft.com/office/word/2012/wordml" xmlns:wpg="http://schemas.microsoft.com/office/word/2010/wordprocessingGroup" xmlns:wpi="http://schemas.microsoft.com/office/word/2010/wordprocessingInk" xmlns:wne="http://schemas.microsoft.com/office/word/2006/wordml" xmlns:wps="http://schemas.microsoft.com/office/word/2010/wordprocessingShape" mc:Ignorable="w14 w15 wp14">
   <w:abstractNum w:abstractNumId="1" w15:restartNumberingAfterBreak="0">
     <w:multiLevelType w:val="hybridMultilevel"/>
-    <w:lvl w:ilvl="0" w15:tentative="1">
+    <w:lvl w:ilvl="0" w:tentative="1">
       <w:start w:val="1"/>
       <w:numFmt w:val="bullet"/>
       <w:lvlText w:val="●"/>
@@ -36890,7 +36886,7 @@
         <w:ind w:left="720" w:hanging="360"/>
       </w:pPr>
     </w:lvl>
-    <w:lvl w:ilvl="1" w15:tentative="1">
+    <w:lvl w:ilvl="1" w:tentative="1">
       <w:start w:val="1"/>
       <w:numFmt w:val="bullet"/>
       <w:lvlText w:val="○"/>
@@ -36899,7 +36895,7 @@
         <w:ind w:left="1440" w:hanging="360"/>
       </w:pPr>
     </w:lvl>
-    <w:lvl w:ilvl="2" w15:tentative="1">
+    <w:lvl w:ilvl="2" w:tentative="1">
       <w:start w:val="1"/>
       <w:numFmt w:val="bullet"/>
       <w:lvlText w:val="■"/>
@@ -36908,7 +36904,7 @@
         <w:ind w:left="2160" w:hanging="360"/>
       </w:pPr>
     </w:lvl>
-    <w:lvl w:ilvl="3" w15:tentative="1">
+    <w:lvl w:ilvl="3" w:tentative="1">
       <w:start w:val="1"/>
       <w:numFmt w:val="bullet"/>
       <w:lvlText w:val="●"/>
@@ -36917,7 +36913,7 @@
         <w:ind w:left="2880" w:hanging="360"/>
       </w:pPr>
     </w:lvl>
-    <w:lvl w:ilvl="4" w15:tentative="1">
+    <w:lvl w:ilvl="4" w:tentative="1">
       <w:start w:val="1"/>
       <w:numFmt w:val="bullet"/>
       <w:lvlText w:val="○"/>
@@ -36926,7 +36922,7 @@
         <w:ind w:left="3600" w:hanging="360"/>
       </w:pPr>
     </w:lvl>
-    <w:lvl w:ilvl="5" w15:tentative="1">
+    <w:lvl w:ilvl="5" w:tentative="1">
       <w:start w:val="1"/>
       <w:numFmt w:val="bullet"/>
       <w:lvlText w:val="■"/>
@@ -36935,7 +36931,7 @@
         <w:ind w:left="4320" w:hanging="360"/>
       </w:pPr>
     </w:lvl>
-    <w:lvl w:ilvl="6" w15:tentative="1">
+    <w:lvl w:ilvl="6" w:tentative="1">
       <w:start w:val="1"/>
       <w:numFmt w:val="bullet"/>
       <w:lvlText w:val="●"/>
@@ -36944,7 +36940,7 @@
         <w:ind w:left="5040" w:hanging="360"/>
       </w:pPr>
     </w:lvl>
-    <w:lvl w:ilvl="7" w15:tentative="1">
+    <w:lvl w:ilvl="7" w:tentative="1">
       <w:start w:val="1"/>
       <w:numFmt w:val="bullet"/>
       <w:lvlText w:val="●"/>
@@ -36953,7 +36949,7 @@
         <w:ind w:left="5760" w:hanging="360"/>
       </w:pPr>
     </w:lvl>
-    <w:lvl w:ilvl="8" w15:tentative="1">
+    <w:lvl w:ilvl="8" w:tentative="1">
       <w:start w:val="1"/>
       <w:numFmt w:val="bullet"/>
       <w:lvlText w:val="●"/>
@@ -36965,11 +36961,11 @@
   </w:abstractNum>
   <w:abstractNum w:abstractNumId="2" w15:restartNumberingAfterBreak="0">
     <w:multiLevelType w:val="hybridMultilevel"/>
-    <w:lvl w:ilvl="0" w15:tentative="1">
+    <w:lvl w:ilvl="0" w:tentative="1">
       <w:start w:val="1"/>
       <w:numFmt w:val="decimal"/>
       <w:lvlText w:val="%1."/>
-      <w:lvlJc w:val="start"/>
+      <w:lvlJc w:val="left"/>
       <w:pPr>
         <w:ind w:left="400" w:hanging="300"/>
       </w:pPr>
@@ -36977,11 +36973,11 @@
   </w:abstractNum>
   <w:abstractNum w:abstractNumId="3" w15:restartNumberingAfterBreak="0">
     <w:multiLevelType w:val="hybridMultilevel"/>
-    <w:lvl w:ilvl="0" w15:tentative="1">
+    <w:lvl w:ilvl="0" w:tentative="1">
       <w:start w:val="1"/>
       <w:numFmt w:val="bullet"/>
       <w:lvlText w:val="•"/>
-      <w:lvlJc w:val="start"/>
+      <w:lvlJc w:val="left"/>
       <w:pPr>
         <w:ind w:left="400" w:hanging="300"/>
       </w:pPr>
@@ -37009,6 +37005,10 @@
     </w:rPrDefault>
     <w:pPrDefault/>
   </w:docDefaults>
+  <w:style w:type="paragraph" w:styleId="Normal" w:default="1">
+    <w:name w:val="Normal"/>
+    <w:qFormat/>
+  </w:style>
   <w:style w:type="paragraph" w:styleId="Title">
     <w:name w:val="Title"/>
     <w:basedOn w:val="Normal"/>
@@ -37181,4 +37181,294 @@
     </w:rPr>
   </w:style>
 </w:styles>
+</file>
+
+<file path=word/theme/theme1.xml><?xml version="1.0" encoding="utf-8"?>
+<a:theme xmlns:a="http://schemas.openxmlformats.org/drawingml/2006/main" name="Office Theme">
+  <a:themeElements>
+    <a:clrScheme name="Office">
+      <a:dk1>
+        <a:sysClr val="windowText" lastClr="000000"/>
+      </a:dk1>
+      <a:lt1>
+        <a:sysClr val="window" lastClr="FFFFFF"/>
+      </a:lt1>
+      <a:dk2>
+        <a:srgbClr val="44546A"/>
+      </a:dk2>
+      <a:lt2>
+        <a:srgbClr val="E7E6E6"/>
+      </a:lt2>
+      <a:accent1>
+        <a:srgbClr val="4472C4"/>
+      </a:accent1>
+      <a:accent2>
+        <a:srgbClr val="ED7D31"/>
+      </a:accent2>
+      <a:accent3>
+        <a:srgbClr val="A5A5A5"/>
+      </a:accent3>
+      <a:accent4>
+        <a:srgbClr val="FFC000"/>
+      </a:accent4>
+      <a:accent5>
+        <a:srgbClr val="5B9BD5"/>
+      </a:accent5>
+      <a:accent6>
+        <a:srgbClr val="70AD47"/>
+      </a:accent6>
+      <a:hlink>
+        <a:srgbClr val="0563C1"/>
+      </a:hlink>
+      <a:folHlink>
+        <a:srgbClr val="954F72"/>
+      </a:folHlink>
+    </a:clrScheme>
+    <a:fontScheme name="Office">
+      <a:majorFont>
+        <a:latin typeface="Calibri Light" panose="020F0302020204030204"/>
+        <a:ea typeface=""/>
+        <a:cs typeface=""/>
+        <a:font script="Jpan" typeface="游ゴシック Light"/>
+        <a:font script="Hang" typeface="맑은 고딕"/>
+        <a:font script="Hans" typeface="等线 Light"/>
+        <a:font script="Hant" typeface="新細明體"/>
+        <a:font script="Arab" typeface="Times New Roman"/>
+        <a:font script="Hebr" typeface="Times New Roman"/>
+        <a:font script="Thai" typeface="Angsana New"/>
+        <a:font script="Ethi" typeface="Nyala"/>
+        <a:font script="Beng" typeface="Vrinda"/>
+        <a:font script="Gujr" typeface="Shruti"/>
+        <a:font script="Khmr" typeface="MoolBoran"/>
+        <a:font script="Knda" typeface="Tunga"/>
+        <a:font script="Guru" typeface="Raavi"/>
+        <a:font script="Cans" typeface="Euphemia"/>
+        <a:font script="Cher" typeface="Plantagenet Cherokee"/>
+        <a:font script="Yiii" typeface="Microsoft Yi Baiti"/>
+        <a:font script="Tibt" typeface="Microsoft Himalaya"/>
+        <a:font script="Thaa" typeface="MV Boli"/>
+        <a:font script="Deva" typeface="Mangal"/>
+        <a:font script="Telu" typeface="Gautami"/>
+        <a:font script="Taml" typeface="Latha"/>
+        <a:font script="Syrc" typeface="Estrangelo Edessa"/>
+        <a:font script="Orya" typeface="Kalinga"/>
+        <a:font script="Mlym" typeface="Kartika"/>
+        <a:font script="Laoo" typeface="DokChampa"/>
+        <a:font script="Sinh" typeface="Iskoola Pota"/>
+        <a:font script="Mong" typeface="Mongolian Baiti"/>
+        <a:font script="Viet" typeface="Times New Roman"/>
+        <a:font script="Uigh" typeface="Microsoft Uighur"/>
+        <a:font script="Geor" typeface="Sylfaen"/>
+        <a:font script="Armn" typeface="Arial"/>
+        <a:font script="Bugi" typeface="Leelawadee UI"/>
+        <a:font script="Bopo" typeface="Microsoft JhengHei"/>
+        <a:font script="Java" typeface="Javanese Text"/>
+        <a:font script="Lisu" typeface="Segoe UI"/>
+        <a:font script="Mymr" typeface="Myanmar Text"/>
+        <a:font script="Nkoo" typeface="Ebrima"/>
+        <a:font script="Olck" typeface="Nirmala UI"/>
+        <a:font script="Osma" typeface="Ebrima"/>
+        <a:font script="Phag" typeface="Phagspa"/>
+        <a:font script="Syrn" typeface="Estrangelo Edessa"/>
+        <a:font script="Syrj" typeface="Estrangelo Edessa"/>
+        <a:font script="Syre" typeface="Estrangelo Edessa"/>
+        <a:font script="Sora" typeface="Nirmala UI"/>
+        <a:font script="Tale" typeface="Microsoft Tai Le"/>
+        <a:font script="Talu" typeface="Microsoft New Tai Lue"/>
+        <a:font script="Tfng" typeface="Ebrima"/>
+      </a:majorFont>
+      <a:minorFont>
+        <a:latin typeface="Calibri" panose="020F0502020204030204"/>
+        <a:ea typeface=""/>
+        <a:cs typeface=""/>
+        <a:font script="Jpan" typeface="游明朝"/>
+        <a:font script="Hang" typeface="맑은 고딕"/>
+        <a:font script="Hans" typeface="等线"/>
+        <a:font script="Hant" typeface="新細明體"/>
+        <a:font script="Arab" typeface="Arial"/>
+        <a:font script="Hebr" typeface="Arial"/>
+        <a:font script="Thai" typeface="Cordia New"/>
+        <a:font script="Ethi" typeface="Nyala"/>
+        <a:font script="Beng" typeface="Vrinda"/>
+        <a:font script="Gujr" typeface="Shruti"/>
+        <a:font script="Khmr" typeface="DaunPenh"/>
+        <a:font script="Knda" typeface="Tunga"/>
+        <a:font script="Guru" typeface="Raavi"/>
+        <a:font script="Cans" typeface="Euphemia"/>
+        <a:font script="Cher" typeface="Plantagenet Cherokee"/>
+        <a:font script="Yiii" typeface="Microsoft Yi Baiti"/>
+        <a:font script="Tibt" typeface="Microsoft Himalaya"/>
+        <a:font script="Thaa" typeface="MV Boli"/>
+        <a:font script="Deva" typeface="Mangal"/>
+        <a:font script="Telu" typeface="Gautami"/>
+        <a:font script="Taml" typeface="Latha"/>
+        <a:font script="Syrc" typeface="Estrangelo Edessa"/>
+        <a:font script="Orya" typeface="Kalinga"/>
+        <a:font script="Mlym" typeface="Kartika"/>
+        <a:font script="Laoo" typeface="DokChampa"/>
+        <a:font script="Sinh" typeface="Iskoola Pota"/>
+        <a:font script="Mong" typeface="Mongolian Baiti"/>
+        <a:font script="Viet" typeface="Arial"/>
+        <a:font script="Uigh" typeface="Microsoft Uighur"/>
+        <a:font script="Geor" typeface="Sylfaen"/>
+        <a:font script="Armn" typeface="Arial"/>
+        <a:font script="Bugi" typeface="Leelawadee UI"/>
+        <a:font script="Bopo" typeface="Microsoft JhengHei"/>
+        <a:font script="Java" typeface="Javanese Text"/>
+        <a:font script="Lisu" typeface="Segoe UI"/>
+        <a:font script="Mymr" typeface="Myanmar Text"/>
+        <a:font script="Nkoo" typeface="Ebrima"/>
+        <a:font script="Olck" typeface="Nirmala UI"/>
+        <a:font script="Osma" typeface="Ebrima"/>
+        <a:font script="Phag" typeface="Phagspa"/>
+        <a:font script="Syrn" typeface="Estrangelo Edessa"/>
+        <a:font script="Syrj" typeface="Estrangelo Edessa"/>
+        <a:font script="Syre" typeface="Estrangelo Edessa"/>
+        <a:font script="Sora" typeface="Nirmala UI"/>
+        <a:font script="Tale" typeface="Microsoft Tai Le"/>
+        <a:font script="Talu" typeface="Microsoft New Tai Lue"/>
+        <a:font script="Tfng" typeface="Ebrima"/>
+      </a:minorFont>
+    </a:fontScheme>
+    <a:fmtScheme name="Office">
+      <a:fillStyleLst>
+        <a:solidFill>
+          <a:schemeClr val="phClr"/>
+        </a:solidFill>
+        <a:gradFill rotWithShape="true">
+          <a:gsLst>
+            <a:gs pos="0">
+              <a:schemeClr val="phClr">
+                <a:lumMod val="110000"/>
+                <a:satMod val="105000"/>
+                <a:tint val="67000"/>
+              </a:schemeClr>
+            </a:gs>
+            <a:gs pos="50000">
+              <a:schemeClr val="phClr">
+                <a:lumMod val="105000"/>
+                <a:satMod val="103000"/>
+                <a:tint val="73000"/>
+              </a:schemeClr>
+            </a:gs>
+            <a:gs pos="100000">
+              <a:schemeClr val="phClr">
+                <a:lumMod val="105000"/>
+                <a:satMod val="109000"/>
+                <a:tint val="81000"/>
+              </a:schemeClr>
+            </a:gs>
+          </a:gsLst>
+          <a:lin ang="5400000" scaled="false"/>
+        </a:gradFill>
+        <a:gradFill rotWithShape="true">
+          <a:gsLst>
+            <a:gs pos="0">
+              <a:schemeClr val="phClr">
+                <a:satMod val="103000"/>
+                <a:lumMod val="102000"/>
+                <a:tint val="94000"/>
+              </a:schemeClr>
+            </a:gs>
+            <a:gs pos="50000">
+              <a:schemeClr val="phClr">
+                <a:satMod val="110000"/>
+                <a:lumMod val="100000"/>
+                <a:shade val="100000"/>
+              </a:schemeClr>
+            </a:gs>
+            <a:gs pos="100000">
+              <a:schemeClr val="phClr">
+                <a:lumMod val="99000"/>
+                <a:satMod val="120000"/>
+                <a:shade val="78000"/>
+              </a:schemeClr>
+            </a:gs>
+          </a:gsLst>
+          <a:lin ang="5400000" scaled="false"/>
+        </a:gradFill>
+      </a:fillStyleLst>
+      <a:lnStyleLst>
+        <a:ln w="6350" cap="flat" cmpd="sng" algn="ctr">
+          <a:solidFill>
+            <a:schemeClr val="phClr"/>
+          </a:solidFill>
+          <a:prstDash val="solid"/>
+          <a:miter lim="800000"/>
+        </a:ln>
+        <a:ln w="12700" cap="flat" cmpd="sng" algn="ctr">
+          <a:solidFill>
+            <a:schemeClr val="phClr"/>
+          </a:solidFill>
+          <a:prstDash val="solid"/>
+          <a:miter lim="800000"/>
+        </a:ln>
+        <a:ln w="19050" cap="flat" cmpd="sng" algn="ctr">
+          <a:solidFill>
+            <a:schemeClr val="phClr"/>
+          </a:solidFill>
+          <a:prstDash val="solid"/>
+          <a:miter lim="800000"/>
+        </a:ln>
+      </a:lnStyleLst>
+      <a:effectStyleLst>
+        <a:effectStyle>
+          <a:effectLst/>
+        </a:effectStyle>
+        <a:effectStyle>
+          <a:effectLst/>
+        </a:effectStyle>
+        <a:effectStyle>
+          <a:effectLst>
+            <a:outerShdw blurRad="57150" dist="19050" dir="5400000" algn="ctr" rotWithShape="false">
+              <a:srgbClr val="000000">
+                <a:alpha val="63000"/>
+              </a:srgbClr>
+            </a:outerShdw>
+          </a:effectLst>
+        </a:effectStyle>
+      </a:effectStyleLst>
+      <a:bgFillStyleLst>
+        <a:solidFill>
+          <a:schemeClr val="phClr"/>
+        </a:solidFill>
+        <a:solidFill>
+          <a:schemeClr val="phClr">
+            <a:tint val="95000"/>
+            <a:satMod val="170000"/>
+          </a:schemeClr>
+        </a:solidFill>
+        <a:gradFill rotWithShape="true">
+          <a:gsLst>
+            <a:gs pos="0">
+              <a:schemeClr val="phClr">
+                <a:tint val="93000"/>
+                <a:satMod val="150000"/>
+                <a:shade val="98000"/>
+                <a:lumMod val="102000"/>
+              </a:schemeClr>
+            </a:gs>
+            <a:gs pos="50000">
+              <a:schemeClr val="phClr">
+                <a:tint val="98000"/>
+                <a:satMod val="130000"/>
+                <a:shade val="90000"/>
+                <a:lumMod val="103000"/>
+              </a:schemeClr>
+            </a:gs>
+            <a:gs pos="100000">
+              <a:schemeClr val="phClr">
+                <a:shade val="63000"/>
+                <a:satMod val="120000"/>
+              </a:schemeClr>
+            </a:gs>
+          </a:gsLst>
+          <a:lin ang="5400000" scaled="false"/>
+        </a:gradFill>
+      </a:bgFillStyleLst>
+    </a:fmtScheme>
+  </a:themeElements>
+  <a:objectDefaults/>
+  <a:extraClrSchemeLst/>
+</a:theme>
 </file>